--- a/step1/report.docx
+++ b/step1/report.docx
@@ -468,7 +468,7 @@
             </w:rPr>
             <w:fldChar w:fldCharType="separate"/>
           </w:r>
-          <w:hyperlink w:anchor="_Toc231987152" w:history="1">
+          <w:hyperlink w:anchor="_Toc231988511" w:history="1">
             <w:r>
               <w:rPr>
                 <w:rStyle w:val="af3"/>
@@ -523,7 +523,7 @@
                 <w:noProof/>
                 <w:webHidden/>
               </w:rPr>
-              <w:instrText>Toc231987152 \h</w:instrText>
+              <w:instrText>Toc231988511 \h</w:instrText>
             </w:r>
             <w:r>
               <w:rPr>
@@ -578,7 +578,7 @@
               <w:rtl/>
             </w:rPr>
           </w:pPr>
-          <w:hyperlink w:anchor="_Toc231987154" w:history="1">
+          <w:hyperlink w:anchor="_Toc231988513" w:history="1">
             <w:r>
               <w:rPr>
                 <w:rStyle w:val="af3"/>
@@ -633,7 +633,7 @@
                 <w:noProof/>
                 <w:webHidden/>
               </w:rPr>
-              <w:instrText>Toc231987154 \h</w:instrText>
+              <w:instrText>Toc231988513 \h</w:instrText>
             </w:r>
             <w:r>
               <w:rPr>
@@ -688,7 +688,7 @@
               <w:rtl/>
             </w:rPr>
           </w:pPr>
-          <w:hyperlink w:anchor="_Toc231987155" w:history="1">
+          <w:hyperlink w:anchor="_Toc231988514" w:history="1">
             <w:r>
               <w:rPr>
                 <w:rStyle w:val="af3"/>
@@ -743,7 +743,7 @@
                 <w:noProof/>
                 <w:webHidden/>
               </w:rPr>
-              <w:instrText>Toc231987155 \h</w:instrText>
+              <w:instrText>Toc231988514 \h</w:instrText>
             </w:r>
             <w:r>
               <w:rPr>
@@ -775,6 +775,252 @@
                 <w:rtl/>
               </w:rPr>
               <w:t>3</w:t>
+            </w:r>
+            <w:r>
+              <w:rPr>
+                <w:noProof/>
+                <w:webHidden/>
+                <w:rtl/>
+              </w:rPr>
+              <w:fldChar w:fldCharType="end"/>
+            </w:r>
+          </w:hyperlink>
+        </w:p>
+        <w:p>
+          <w:pPr>
+            <w:pStyle w:val="21"/>
+            <w:tabs>
+              <w:tab w:val="right" w:leader="dot" w:pos="7926"/>
+            </w:tabs>
+            <w:rPr>
+              <w:rFonts w:eastAsiaTheme="minorEastAsia"/>
+              <w:noProof/>
+              <w:rtl/>
+            </w:rPr>
+          </w:pPr>
+          <w:hyperlink w:anchor="_Toc231988515" w:history="1">
+            <w:r>
+              <w:rPr>
+                <w:rStyle w:val="af3"/>
+                <w:rFonts w:cs="B Nazanin"/>
+                <w:noProof/>
+                <w:rtl/>
+                <w:lang w:bidi="fa-IR"/>
+              </w:rPr>
+              <w:t xml:space="preserve">2.2. شبکه </w:t>
+            </w:r>
+            <w:r>
+              <w:rPr>
+                <w:rStyle w:val="af3"/>
+                <w:rFonts w:cs="B Nazanin"/>
+                <w:noProof/>
+                <w:lang w:bidi="fa-IR"/>
+              </w:rPr>
+              <w:t>MLP</w:t>
+            </w:r>
+            <w:r>
+              <w:rPr>
+                <w:noProof/>
+                <w:webHidden/>
+                <w:rtl/>
+              </w:rPr>
+              <w:tab/>
+            </w:r>
+            <w:r>
+              <w:rPr>
+                <w:noProof/>
+                <w:webHidden/>
+                <w:rtl/>
+              </w:rPr>
+              <w:fldChar w:fldCharType="begin"/>
+            </w:r>
+            <w:r>
+              <w:rPr>
+                <w:noProof/>
+                <w:webHidden/>
+                <w:rtl/>
+              </w:rPr>
+              <w:instrText xml:space="preserve"> </w:instrText>
+            </w:r>
+            <w:r>
+              <w:rPr>
+                <w:noProof/>
+                <w:webHidden/>
+              </w:rPr>
+              <w:instrText>PAGEREF</w:instrText>
+            </w:r>
+            <w:r>
+              <w:rPr>
+                <w:noProof/>
+                <w:webHidden/>
+                <w:rtl/>
+              </w:rPr>
+              <w:instrText xml:space="preserve"> _</w:instrText>
+            </w:r>
+            <w:r>
+              <w:rPr>
+                <w:noProof/>
+                <w:webHidden/>
+              </w:rPr>
+              <w:instrText>Toc231988515 \h</w:instrText>
+            </w:r>
+            <w:r>
+              <w:rPr>
+                <w:noProof/>
+                <w:webHidden/>
+                <w:rtl/>
+              </w:rPr>
+              <w:instrText xml:space="preserve"> </w:instrText>
+            </w:r>
+            <w:r>
+              <w:rPr>
+                <w:noProof/>
+                <w:webHidden/>
+                <w:rtl/>
+              </w:rPr>
+            </w:r>
+            <w:r>
+              <w:rPr>
+                <w:noProof/>
+                <w:webHidden/>
+                <w:rtl/>
+              </w:rPr>
+              <w:fldChar w:fldCharType="separate"/>
+            </w:r>
+            <w:r>
+              <w:rPr>
+                <w:noProof/>
+                <w:webHidden/>
+                <w:rtl/>
+              </w:rPr>
+              <w:t>4</w:t>
+            </w:r>
+            <w:r>
+              <w:rPr>
+                <w:noProof/>
+                <w:webHidden/>
+                <w:rtl/>
+              </w:rPr>
+              <w:fldChar w:fldCharType="end"/>
+            </w:r>
+          </w:hyperlink>
+        </w:p>
+        <w:p>
+          <w:pPr>
+            <w:pStyle w:val="21"/>
+            <w:tabs>
+              <w:tab w:val="right" w:leader="dot" w:pos="7926"/>
+            </w:tabs>
+            <w:rPr>
+              <w:rFonts w:eastAsiaTheme="minorEastAsia"/>
+              <w:noProof/>
+              <w:rtl/>
+            </w:rPr>
+          </w:pPr>
+          <w:hyperlink w:anchor="_Toc231988516" w:history="1">
+            <w:r>
+              <w:rPr>
+                <w:rStyle w:val="af3"/>
+                <w:rFonts w:cs="B Nazanin"/>
+                <w:noProof/>
+                <w:rtl/>
+                <w:lang w:bidi="fa-IR"/>
+              </w:rPr>
+              <w:t>3.2. شبکه</w:t>
+            </w:r>
+            <w:r>
+              <w:rPr>
+                <w:rStyle w:val="af3"/>
+                <w:noProof/>
+                <w:rtl/>
+                <w:lang w:bidi="fa-IR"/>
+              </w:rPr>
+              <w:t xml:space="preserve"> </w:t>
+            </w:r>
+            <w:r>
+              <w:rPr>
+                <w:rStyle w:val="af3"/>
+                <w:noProof/>
+                <w:lang w:bidi="fa-IR"/>
+              </w:rPr>
+              <w:t>RBF</w:t>
+            </w:r>
+            <w:r>
+              <w:rPr>
+                <w:noProof/>
+                <w:webHidden/>
+                <w:rtl/>
+              </w:rPr>
+              <w:tab/>
+            </w:r>
+            <w:r>
+              <w:rPr>
+                <w:noProof/>
+                <w:webHidden/>
+                <w:rtl/>
+              </w:rPr>
+              <w:fldChar w:fldCharType="begin"/>
+            </w:r>
+            <w:r>
+              <w:rPr>
+                <w:noProof/>
+                <w:webHidden/>
+                <w:rtl/>
+              </w:rPr>
+              <w:instrText xml:space="preserve"> </w:instrText>
+            </w:r>
+            <w:r>
+              <w:rPr>
+                <w:noProof/>
+                <w:webHidden/>
+              </w:rPr>
+              <w:instrText>PAGEREF</w:instrText>
+            </w:r>
+            <w:r>
+              <w:rPr>
+                <w:noProof/>
+                <w:webHidden/>
+                <w:rtl/>
+              </w:rPr>
+              <w:instrText xml:space="preserve"> _</w:instrText>
+            </w:r>
+            <w:r>
+              <w:rPr>
+                <w:noProof/>
+                <w:webHidden/>
+              </w:rPr>
+              <w:instrText>Toc231988516 \h</w:instrText>
+            </w:r>
+            <w:r>
+              <w:rPr>
+                <w:noProof/>
+                <w:webHidden/>
+                <w:rtl/>
+              </w:rPr>
+              <w:instrText xml:space="preserve"> </w:instrText>
+            </w:r>
+            <w:r>
+              <w:rPr>
+                <w:noProof/>
+                <w:webHidden/>
+                <w:rtl/>
+              </w:rPr>
+            </w:r>
+            <w:r>
+              <w:rPr>
+                <w:noProof/>
+                <w:webHidden/>
+                <w:rtl/>
+              </w:rPr>
+              <w:fldChar w:fldCharType="separate"/>
+            </w:r>
+            <w:r>
+              <w:rPr>
+                <w:noProof/>
+                <w:webHidden/>
+                <w:rtl/>
+              </w:rPr>
+              <w:t>4</w:t>
             </w:r>
             <w:r>
               <w:rPr>
@@ -798,7 +1044,7 @@
               <w:rtl/>
             </w:rPr>
           </w:pPr>
-          <w:hyperlink w:anchor="_Toc231987156" w:history="1">
+          <w:hyperlink w:anchor="_Toc231988517" w:history="1">
             <w:r>
               <w:rPr>
                 <w:rStyle w:val="af3"/>
@@ -853,7 +1099,7 @@
                 <w:noProof/>
                 <w:webHidden/>
               </w:rPr>
-              <w:instrText>Toc231987156 \h</w:instrText>
+              <w:instrText>Toc231988517 \h</w:instrText>
             </w:r>
             <w:r>
               <w:rPr>
@@ -884,7 +1130,7 @@
                 <w:webHidden/>
                 <w:rtl/>
               </w:rPr>
-              <w:t>3</w:t>
+              <w:t>4</w:t>
             </w:r>
             <w:r>
               <w:rPr>
@@ -908,7 +1154,7 @@
               <w:rtl/>
             </w:rPr>
           </w:pPr>
-          <w:hyperlink w:anchor="_Toc231987157" w:history="1">
+          <w:hyperlink w:anchor="_Toc231988518" w:history="1">
             <w:r>
               <w:rPr>
                 <w:rStyle w:val="af3"/>
@@ -963,7 +1209,7 @@
                 <w:noProof/>
                 <w:webHidden/>
               </w:rPr>
-              <w:instrText>Toc231987157 \h</w:instrText>
+              <w:instrText>Toc231988518 \h</w:instrText>
             </w:r>
             <w:r>
               <w:rPr>
@@ -994,7 +1240,7 @@
                 <w:webHidden/>
                 <w:rtl/>
               </w:rPr>
-              <w:t>3</w:t>
+              <w:t>4</w:t>
             </w:r>
             <w:r>
               <w:rPr>
@@ -1143,7 +1389,7 @@
           <w:lang w:bidi="fa-IR"/>
         </w:rPr>
       </w:pPr>
-      <w:bookmarkStart w:id="0" w:name="_Toc231987152"/>
+      <w:bookmarkStart w:id="0" w:name="_Toc231988511"/>
       <w:r>
         <w:rPr>
           <w:rStyle w:val="a1"/>
@@ -1187,6 +1433,7 @@
         </w:rPr>
       </w:pPr>
       <w:bookmarkStart w:id="1" w:name="_Toc231987153"/>
+      <w:bookmarkStart w:id="2" w:name="_Toc231988512"/>
       <w:r>
         <w:rPr>
           <w:rStyle w:val="a1"/>
@@ -1470,6 +1717,7 @@
         <w:t>.</w:t>
       </w:r>
       <w:bookmarkEnd w:id="1"/>
+      <w:bookmarkEnd w:id="2"/>
       <w:r>
         <w:rPr>
           <w:rStyle w:val="a1"/>
@@ -1503,8 +1751,8 @@
           <w:lang w:bidi="fa-IR"/>
         </w:rPr>
       </w:pPr>
-      <w:bookmarkStart w:id="2" w:name="_Toc231483436"/>
-      <w:bookmarkStart w:id="3" w:name="_Toc231987154"/>
+      <w:bookmarkStart w:id="3" w:name="_Toc231483436"/>
+      <w:bookmarkStart w:id="4" w:name="_Toc231988513"/>
       <w:r>
         <w:rPr>
           <w:rStyle w:val="a1"/>
@@ -1514,8 +1762,8 @@
         </w:rPr>
         <w:t>2. اقدامات انجام شده در کد</w:t>
       </w:r>
-      <w:bookmarkEnd w:id="2"/>
       <w:bookmarkEnd w:id="3"/>
+      <w:bookmarkEnd w:id="4"/>
     </w:p>
     <w:p>
       <w:pPr>
@@ -1528,8 +1776,8 @@
           <w:rtl/>
         </w:rPr>
       </w:pPr>
-      <w:bookmarkStart w:id="4" w:name="_Toc231483437"/>
-      <w:bookmarkStart w:id="5" w:name="_Toc231987155"/>
+      <w:bookmarkStart w:id="5" w:name="_Toc231483437"/>
+      <w:bookmarkStart w:id="6" w:name="_Toc231988514"/>
       <w:r>
         <w:rPr>
           <w:rStyle w:val="30"/>
@@ -1550,8 +1798,8 @@
         </w:rPr>
         <w:t>. پیش پردازش داده‌ها</w:t>
       </w:r>
-      <w:bookmarkEnd w:id="4"/>
       <w:bookmarkEnd w:id="5"/>
+      <w:bookmarkEnd w:id="6"/>
     </w:p>
     <w:p>
       <w:pPr>
@@ -1559,9 +1807,494 @@
           <w:rFonts w:cs="B Nazanin"/>
           <w:sz w:val="27"/>
           <w:szCs w:val="27"/>
-          <w:lang w:bidi="fa-IR"/>
-        </w:rPr>
-      </w:pPr>
+          <w:rtl/>
+          <w:lang w:bidi="fa-IR"/>
+        </w:rPr>
+      </w:pPr>
+      <w:r>
+        <w:rPr>
+          <w:rFonts w:cs="B Nazanin"/>
+          <w:sz w:val="27"/>
+          <w:szCs w:val="27"/>
+          <w:rtl/>
+          <w:lang w:bidi="fa-IR"/>
+        </w:rPr>
+        <w:t>1. بررس</w:t>
+      </w:r>
+      <w:r>
+        <w:rPr>
+          <w:rFonts w:cs="B Nazanin" w:hint="cs"/>
+          <w:sz w:val="27"/>
+          <w:szCs w:val="27"/>
+          <w:rtl/>
+          <w:lang w:bidi="fa-IR"/>
+        </w:rPr>
+        <w:t>ی</w:t>
+      </w:r>
+      <w:r>
+        <w:rPr>
+          <w:rFonts w:cs="B Nazanin"/>
+          <w:sz w:val="27"/>
+          <w:szCs w:val="27"/>
+          <w:rtl/>
+          <w:lang w:bidi="fa-IR"/>
+        </w:rPr>
+        <w:t xml:space="preserve"> </w:t>
+      </w:r>
+      <w:proofErr w:type="spellStart"/>
+      <w:r>
+        <w:rPr>
+          <w:rFonts w:cs="B Nazanin"/>
+          <w:sz w:val="27"/>
+          <w:szCs w:val="27"/>
+          <w:rtl/>
+          <w:lang w:bidi="fa-IR"/>
+        </w:rPr>
+        <w:t>داده‌ها</w:t>
+      </w:r>
+      <w:proofErr w:type="spellEnd"/>
+      <w:r>
+        <w:rPr>
+          <w:rFonts w:cs="B Nazanin"/>
+          <w:sz w:val="27"/>
+          <w:szCs w:val="27"/>
+          <w:rtl/>
+          <w:lang w:bidi="fa-IR"/>
+        </w:rPr>
+        <w:t xml:space="preserve"> (1.4.1): تعداد </w:t>
+      </w:r>
+      <w:proofErr w:type="spellStart"/>
+      <w:r>
+        <w:rPr>
+          <w:rFonts w:cs="B Nazanin"/>
+          <w:sz w:val="27"/>
+          <w:szCs w:val="27"/>
+          <w:rtl/>
+          <w:lang w:bidi="fa-IR"/>
+        </w:rPr>
+        <w:t>رکوردها</w:t>
+      </w:r>
+      <w:proofErr w:type="spellEnd"/>
+      <w:r>
+        <w:rPr>
+          <w:rFonts w:cs="B Nazanin"/>
+          <w:sz w:val="27"/>
+          <w:szCs w:val="27"/>
+          <w:rtl/>
+          <w:lang w:bidi="fa-IR"/>
+        </w:rPr>
+        <w:t xml:space="preserve">، </w:t>
+      </w:r>
+      <w:proofErr w:type="spellStart"/>
+      <w:r>
+        <w:rPr>
+          <w:rFonts w:cs="B Nazanin"/>
+          <w:sz w:val="27"/>
+          <w:szCs w:val="27"/>
+          <w:rtl/>
+          <w:lang w:bidi="fa-IR"/>
+        </w:rPr>
+        <w:t>و</w:t>
+      </w:r>
+      <w:r>
+        <w:rPr>
+          <w:rFonts w:cs="B Nazanin" w:hint="cs"/>
+          <w:sz w:val="27"/>
+          <w:szCs w:val="27"/>
+          <w:rtl/>
+          <w:lang w:bidi="fa-IR"/>
+        </w:rPr>
+        <w:t>ی</w:t>
+      </w:r>
+      <w:r>
+        <w:rPr>
+          <w:rFonts w:cs="B Nazanin" w:hint="eastAsia"/>
+          <w:sz w:val="27"/>
+          <w:szCs w:val="27"/>
+          <w:rtl/>
+          <w:lang w:bidi="fa-IR"/>
+        </w:rPr>
+        <w:t>ژگ</w:t>
+      </w:r>
+      <w:r>
+        <w:rPr>
+          <w:rFonts w:cs="B Nazanin" w:hint="cs"/>
+          <w:sz w:val="27"/>
+          <w:szCs w:val="27"/>
+          <w:rtl/>
+          <w:lang w:bidi="fa-IR"/>
+        </w:rPr>
+        <w:t>ی‌</w:t>
+      </w:r>
+      <w:r>
+        <w:rPr>
+          <w:rFonts w:cs="B Nazanin" w:hint="eastAsia"/>
+          <w:sz w:val="27"/>
+          <w:szCs w:val="27"/>
+          <w:rtl/>
+          <w:lang w:bidi="fa-IR"/>
+        </w:rPr>
+        <w:t>ها</w:t>
+      </w:r>
+      <w:proofErr w:type="spellEnd"/>
+      <w:r>
+        <w:rPr>
+          <w:rFonts w:cs="B Nazanin" w:hint="cs"/>
+          <w:sz w:val="27"/>
+          <w:szCs w:val="27"/>
+          <w:rtl/>
+          <w:lang w:bidi="fa-IR"/>
+        </w:rPr>
+        <w:t>، تعداد مقادیر گمشده</w:t>
+      </w:r>
+      <w:r>
+        <w:rPr>
+          <w:rFonts w:cs="B Nazanin"/>
+          <w:sz w:val="27"/>
+          <w:szCs w:val="27"/>
+          <w:rtl/>
+          <w:lang w:bidi="fa-IR"/>
+        </w:rPr>
+        <w:t xml:space="preserve"> و توز</w:t>
+      </w:r>
+      <w:r>
+        <w:rPr>
+          <w:rFonts w:cs="B Nazanin" w:hint="cs"/>
+          <w:sz w:val="27"/>
+          <w:szCs w:val="27"/>
+          <w:rtl/>
+          <w:lang w:bidi="fa-IR"/>
+        </w:rPr>
+        <w:t>ی</w:t>
+      </w:r>
+      <w:r>
+        <w:rPr>
+          <w:rFonts w:cs="B Nazanin" w:hint="eastAsia"/>
+          <w:sz w:val="27"/>
+          <w:szCs w:val="27"/>
+          <w:rtl/>
+          <w:lang w:bidi="fa-IR"/>
+        </w:rPr>
+        <w:t>ع</w:t>
+      </w:r>
+      <w:r>
+        <w:rPr>
+          <w:rFonts w:cs="B Nazanin"/>
+          <w:sz w:val="27"/>
+          <w:szCs w:val="27"/>
+          <w:rtl/>
+          <w:lang w:bidi="fa-IR"/>
+        </w:rPr>
+        <w:t xml:space="preserve"> </w:t>
+      </w:r>
+      <w:proofErr w:type="spellStart"/>
+      <w:r>
+        <w:rPr>
+          <w:rFonts w:cs="B Nazanin"/>
+          <w:sz w:val="27"/>
+          <w:szCs w:val="27"/>
+          <w:rtl/>
+          <w:lang w:bidi="fa-IR"/>
+        </w:rPr>
+        <w:t>کلاس‌ها</w:t>
+      </w:r>
+      <w:proofErr w:type="spellEnd"/>
+      <w:r>
+        <w:rPr>
+          <w:rFonts w:cs="B Nazanin"/>
+          <w:sz w:val="27"/>
+          <w:szCs w:val="27"/>
+          <w:rtl/>
+          <w:lang w:bidi="fa-IR"/>
+        </w:rPr>
+        <w:t xml:space="preserve"> مشخص شد. همچن</w:t>
+      </w:r>
+      <w:r>
+        <w:rPr>
+          <w:rFonts w:cs="B Nazanin" w:hint="cs"/>
+          <w:sz w:val="27"/>
+          <w:szCs w:val="27"/>
+          <w:rtl/>
+          <w:lang w:bidi="fa-IR"/>
+        </w:rPr>
+        <w:t>ی</w:t>
+      </w:r>
+      <w:r>
+        <w:rPr>
+          <w:rFonts w:cs="B Nazanin" w:hint="eastAsia"/>
+          <w:sz w:val="27"/>
+          <w:szCs w:val="27"/>
+          <w:rtl/>
+          <w:lang w:bidi="fa-IR"/>
+        </w:rPr>
+        <w:t>ن</w:t>
+      </w:r>
+      <w:r>
+        <w:rPr>
+          <w:rFonts w:cs="B Nazanin"/>
+          <w:sz w:val="27"/>
+          <w:szCs w:val="27"/>
+          <w:rtl/>
+          <w:lang w:bidi="fa-IR"/>
+        </w:rPr>
+        <w:t xml:space="preserve"> نوع </w:t>
+      </w:r>
+      <w:proofErr w:type="spellStart"/>
+      <w:r>
+        <w:rPr>
+          <w:rFonts w:cs="B Nazanin"/>
+          <w:sz w:val="27"/>
+          <w:szCs w:val="27"/>
+          <w:rtl/>
+          <w:lang w:bidi="fa-IR"/>
+        </w:rPr>
+        <w:t>ستون‌ها</w:t>
+      </w:r>
+      <w:proofErr w:type="spellEnd"/>
+      <w:r>
+        <w:rPr>
+          <w:rFonts w:cs="B Nazanin"/>
+          <w:sz w:val="27"/>
+          <w:szCs w:val="27"/>
+          <w:rtl/>
+          <w:lang w:bidi="fa-IR"/>
+        </w:rPr>
+        <w:t xml:space="preserve"> (عدد</w:t>
+      </w:r>
+      <w:r>
+        <w:rPr>
+          <w:rFonts w:cs="B Nazanin" w:hint="cs"/>
+          <w:sz w:val="27"/>
+          <w:szCs w:val="27"/>
+          <w:rtl/>
+          <w:lang w:bidi="fa-IR"/>
+        </w:rPr>
+        <w:t>ی</w:t>
+      </w:r>
+      <w:r>
+        <w:rPr>
+          <w:rFonts w:cs="B Nazanin"/>
+          <w:sz w:val="27"/>
+          <w:szCs w:val="27"/>
+          <w:rtl/>
+          <w:lang w:bidi="fa-IR"/>
+        </w:rPr>
+        <w:t>/</w:t>
+      </w:r>
+      <w:proofErr w:type="spellStart"/>
+      <w:r>
+        <w:rPr>
+          <w:rFonts w:cs="B Nazanin"/>
+          <w:sz w:val="27"/>
+          <w:szCs w:val="27"/>
+          <w:rtl/>
+          <w:lang w:bidi="fa-IR"/>
+        </w:rPr>
+        <w:t>غ</w:t>
+      </w:r>
+      <w:r>
+        <w:rPr>
+          <w:rFonts w:cs="B Nazanin" w:hint="cs"/>
+          <w:sz w:val="27"/>
+          <w:szCs w:val="27"/>
+          <w:rtl/>
+          <w:lang w:bidi="fa-IR"/>
+        </w:rPr>
+        <w:t>ی</w:t>
+      </w:r>
+      <w:r>
+        <w:rPr>
+          <w:rFonts w:cs="B Nazanin" w:hint="eastAsia"/>
+          <w:sz w:val="27"/>
+          <w:szCs w:val="27"/>
+          <w:rtl/>
+          <w:lang w:bidi="fa-IR"/>
+        </w:rPr>
+        <w:t>رعدد</w:t>
+      </w:r>
+      <w:r>
+        <w:rPr>
+          <w:rFonts w:cs="B Nazanin" w:hint="cs"/>
+          <w:sz w:val="27"/>
+          <w:szCs w:val="27"/>
+          <w:rtl/>
+          <w:lang w:bidi="fa-IR"/>
+        </w:rPr>
+        <w:t>ی</w:t>
+      </w:r>
+      <w:proofErr w:type="spellEnd"/>
+      <w:r>
+        <w:rPr>
+          <w:rFonts w:cs="B Nazanin"/>
+          <w:sz w:val="27"/>
+          <w:szCs w:val="27"/>
+          <w:rtl/>
+          <w:lang w:bidi="fa-IR"/>
+        </w:rPr>
+        <w:t>) تفک</w:t>
+      </w:r>
+      <w:r>
+        <w:rPr>
+          <w:rFonts w:cs="B Nazanin" w:hint="cs"/>
+          <w:sz w:val="27"/>
+          <w:szCs w:val="27"/>
+          <w:rtl/>
+          <w:lang w:bidi="fa-IR"/>
+        </w:rPr>
+        <w:t>ی</w:t>
+      </w:r>
+      <w:r>
+        <w:rPr>
+          <w:rFonts w:cs="B Nazanin" w:hint="eastAsia"/>
+          <w:sz w:val="27"/>
+          <w:szCs w:val="27"/>
+          <w:rtl/>
+          <w:lang w:bidi="fa-IR"/>
+        </w:rPr>
+        <w:t>ک</w:t>
+      </w:r>
+      <w:r>
+        <w:rPr>
+          <w:rFonts w:cs="B Nazanin"/>
+          <w:sz w:val="27"/>
+          <w:szCs w:val="27"/>
+          <w:rtl/>
+          <w:lang w:bidi="fa-IR"/>
+        </w:rPr>
+        <w:t xml:space="preserve"> و توز</w:t>
+      </w:r>
+      <w:r>
+        <w:rPr>
+          <w:rFonts w:cs="B Nazanin" w:hint="cs"/>
+          <w:sz w:val="27"/>
+          <w:szCs w:val="27"/>
+          <w:rtl/>
+          <w:lang w:bidi="fa-IR"/>
+        </w:rPr>
+        <w:t>ی</w:t>
+      </w:r>
+      <w:r>
+        <w:rPr>
+          <w:rFonts w:cs="B Nazanin" w:hint="eastAsia"/>
+          <w:sz w:val="27"/>
+          <w:szCs w:val="27"/>
+          <w:rtl/>
+          <w:lang w:bidi="fa-IR"/>
+        </w:rPr>
+        <w:t>ع</w:t>
+      </w:r>
+      <w:r>
+        <w:rPr>
+          <w:rFonts w:cs="B Nazanin"/>
+          <w:sz w:val="27"/>
+          <w:szCs w:val="27"/>
+          <w:rtl/>
+          <w:lang w:bidi="fa-IR"/>
+        </w:rPr>
+        <w:t xml:space="preserve"> هر و</w:t>
+      </w:r>
+      <w:r>
+        <w:rPr>
+          <w:rFonts w:cs="B Nazanin" w:hint="cs"/>
+          <w:sz w:val="27"/>
+          <w:szCs w:val="27"/>
+          <w:rtl/>
+          <w:lang w:bidi="fa-IR"/>
+        </w:rPr>
+        <w:t>ی</w:t>
+      </w:r>
+      <w:r>
+        <w:rPr>
+          <w:rFonts w:cs="B Nazanin" w:hint="eastAsia"/>
+          <w:sz w:val="27"/>
+          <w:szCs w:val="27"/>
+          <w:rtl/>
+          <w:lang w:bidi="fa-IR"/>
+        </w:rPr>
+        <w:t>ژگ</w:t>
+      </w:r>
+      <w:r>
+        <w:rPr>
+          <w:rFonts w:cs="B Nazanin" w:hint="cs"/>
+          <w:sz w:val="27"/>
+          <w:szCs w:val="27"/>
+          <w:rtl/>
+          <w:lang w:bidi="fa-IR"/>
+        </w:rPr>
+        <w:t>ی</w:t>
+      </w:r>
+      <w:r>
+        <w:rPr>
+          <w:rFonts w:cs="B Nazanin"/>
+          <w:sz w:val="27"/>
+          <w:szCs w:val="27"/>
+          <w:rtl/>
+          <w:lang w:bidi="fa-IR"/>
+        </w:rPr>
+        <w:t xml:space="preserve"> عدد</w:t>
+      </w:r>
+      <w:r>
+        <w:rPr>
+          <w:rFonts w:cs="B Nazanin" w:hint="cs"/>
+          <w:sz w:val="27"/>
+          <w:szCs w:val="27"/>
+          <w:rtl/>
+          <w:lang w:bidi="fa-IR"/>
+        </w:rPr>
+        <w:t>ی</w:t>
+      </w:r>
+      <w:r>
+        <w:rPr>
+          <w:rFonts w:cs="B Nazanin"/>
+          <w:sz w:val="27"/>
+          <w:szCs w:val="27"/>
+          <w:rtl/>
+          <w:lang w:bidi="fa-IR"/>
+        </w:rPr>
+        <w:t xml:space="preserve"> با </w:t>
+      </w:r>
+      <w:proofErr w:type="spellStart"/>
+      <w:r>
+        <w:rPr>
+          <w:rFonts w:cs="B Nazanin"/>
+          <w:sz w:val="27"/>
+          <w:szCs w:val="27"/>
+          <w:rtl/>
+          <w:lang w:bidi="fa-IR"/>
+        </w:rPr>
+        <w:t>ه</w:t>
+      </w:r>
+      <w:r>
+        <w:rPr>
+          <w:rFonts w:cs="B Nazanin" w:hint="cs"/>
+          <w:sz w:val="27"/>
+          <w:szCs w:val="27"/>
+          <w:rtl/>
+          <w:lang w:bidi="fa-IR"/>
+        </w:rPr>
+        <w:t>ی</w:t>
+      </w:r>
+      <w:r>
+        <w:rPr>
+          <w:rFonts w:cs="B Nazanin" w:hint="eastAsia"/>
+          <w:sz w:val="27"/>
+          <w:szCs w:val="27"/>
+          <w:rtl/>
+          <w:lang w:bidi="fa-IR"/>
+        </w:rPr>
+        <w:t>ستوگرام</w:t>
+      </w:r>
+      <w:proofErr w:type="spellEnd"/>
+      <w:r>
+        <w:rPr>
+          <w:rFonts w:cs="B Nazanin"/>
+          <w:sz w:val="27"/>
+          <w:szCs w:val="27"/>
+          <w:rtl/>
+          <w:lang w:bidi="fa-IR"/>
+        </w:rPr>
+        <w:t xml:space="preserve"> مصور شد.</w:t>
+      </w:r>
     </w:p>
     <w:p>
       <w:pPr>
@@ -1573,18 +2306,1813 @@
           <w:lang w:bidi="fa-IR"/>
         </w:rPr>
       </w:pPr>
+      <w:r>
+        <w:rPr>
+          <w:rFonts w:cs="B Nazanin"/>
+          <w:sz w:val="27"/>
+          <w:szCs w:val="27"/>
+          <w:rtl/>
+          <w:lang w:bidi="fa-IR"/>
+        </w:rPr>
+        <w:t>2. مد</w:t>
+      </w:r>
+      <w:r>
+        <w:rPr>
+          <w:rFonts w:cs="B Nazanin" w:hint="cs"/>
+          <w:sz w:val="27"/>
+          <w:szCs w:val="27"/>
+          <w:rtl/>
+          <w:lang w:bidi="fa-IR"/>
+        </w:rPr>
+        <w:t>ی</w:t>
+      </w:r>
+      <w:r>
+        <w:rPr>
+          <w:rFonts w:cs="B Nazanin" w:hint="eastAsia"/>
+          <w:sz w:val="27"/>
+          <w:szCs w:val="27"/>
+          <w:rtl/>
+          <w:lang w:bidi="fa-IR"/>
+        </w:rPr>
+        <w:t>ر</w:t>
+      </w:r>
+      <w:r>
+        <w:rPr>
+          <w:rFonts w:cs="B Nazanin" w:hint="cs"/>
+          <w:sz w:val="27"/>
+          <w:szCs w:val="27"/>
+          <w:rtl/>
+          <w:lang w:bidi="fa-IR"/>
+        </w:rPr>
+        <w:t>ی</w:t>
+      </w:r>
+      <w:r>
+        <w:rPr>
+          <w:rFonts w:cs="B Nazanin" w:hint="eastAsia"/>
+          <w:sz w:val="27"/>
+          <w:szCs w:val="27"/>
+          <w:rtl/>
+          <w:lang w:bidi="fa-IR"/>
+        </w:rPr>
+        <w:t>ت</w:t>
+      </w:r>
+      <w:r>
+        <w:rPr>
+          <w:rFonts w:cs="B Nazanin"/>
+          <w:sz w:val="27"/>
+          <w:szCs w:val="27"/>
+          <w:rtl/>
+          <w:lang w:bidi="fa-IR"/>
+        </w:rPr>
+        <w:t xml:space="preserve"> مقاد</w:t>
+      </w:r>
+      <w:r>
+        <w:rPr>
+          <w:rFonts w:cs="B Nazanin" w:hint="cs"/>
+          <w:sz w:val="27"/>
+          <w:szCs w:val="27"/>
+          <w:rtl/>
+          <w:lang w:bidi="fa-IR"/>
+        </w:rPr>
+        <w:t>ی</w:t>
+      </w:r>
+      <w:r>
+        <w:rPr>
+          <w:rFonts w:cs="B Nazanin" w:hint="eastAsia"/>
+          <w:sz w:val="27"/>
+          <w:szCs w:val="27"/>
+          <w:rtl/>
+          <w:lang w:bidi="fa-IR"/>
+        </w:rPr>
+        <w:t>ر</w:t>
+      </w:r>
+      <w:r>
+        <w:rPr>
+          <w:rFonts w:cs="B Nazanin"/>
+          <w:sz w:val="27"/>
+          <w:szCs w:val="27"/>
+          <w:rtl/>
+          <w:lang w:bidi="fa-IR"/>
+        </w:rPr>
+        <w:t xml:space="preserve"> گمشده (1.4.2): مقدار </w:t>
+      </w:r>
+      <w:proofErr w:type="spellStart"/>
+      <w:r>
+        <w:rPr>
+          <w:rFonts w:cs="B Nazanin"/>
+          <w:sz w:val="27"/>
+          <w:szCs w:val="27"/>
+          <w:rtl/>
+          <w:lang w:bidi="fa-IR"/>
+        </w:rPr>
+        <w:t>گمشده‌ا</w:t>
+      </w:r>
+      <w:r>
+        <w:rPr>
+          <w:rFonts w:cs="B Nazanin" w:hint="cs"/>
+          <w:sz w:val="27"/>
+          <w:szCs w:val="27"/>
+          <w:rtl/>
+          <w:lang w:bidi="fa-IR"/>
+        </w:rPr>
+        <w:t>ی</w:t>
+      </w:r>
+      <w:proofErr w:type="spellEnd"/>
+      <w:r>
+        <w:rPr>
+          <w:rFonts w:cs="B Nazanin"/>
+          <w:sz w:val="27"/>
+          <w:szCs w:val="27"/>
+          <w:rtl/>
+          <w:lang w:bidi="fa-IR"/>
+        </w:rPr>
+        <w:t xml:space="preserve"> برا</w:t>
+      </w:r>
+      <w:r>
+        <w:rPr>
+          <w:rFonts w:cs="B Nazanin" w:hint="cs"/>
+          <w:sz w:val="27"/>
+          <w:szCs w:val="27"/>
+          <w:rtl/>
+          <w:lang w:bidi="fa-IR"/>
+        </w:rPr>
+        <w:t>ی</w:t>
+      </w:r>
+      <w:r>
+        <w:rPr>
+          <w:rFonts w:cs="B Nazanin"/>
+          <w:sz w:val="27"/>
+          <w:szCs w:val="27"/>
+          <w:rtl/>
+          <w:lang w:bidi="fa-IR"/>
+        </w:rPr>
+        <w:t xml:space="preserve"> </w:t>
+      </w:r>
+      <w:proofErr w:type="spellStart"/>
+      <w:r>
+        <w:rPr>
+          <w:rFonts w:cs="B Nazanin"/>
+          <w:sz w:val="27"/>
+          <w:szCs w:val="27"/>
+          <w:rtl/>
+          <w:lang w:bidi="fa-IR"/>
+        </w:rPr>
+        <w:t>و</w:t>
+      </w:r>
+      <w:r>
+        <w:rPr>
+          <w:rFonts w:cs="B Nazanin" w:hint="cs"/>
+          <w:sz w:val="27"/>
+          <w:szCs w:val="27"/>
+          <w:rtl/>
+          <w:lang w:bidi="fa-IR"/>
+        </w:rPr>
+        <w:t>ی</w:t>
+      </w:r>
+      <w:r>
+        <w:rPr>
+          <w:rFonts w:cs="B Nazanin" w:hint="eastAsia"/>
+          <w:sz w:val="27"/>
+          <w:szCs w:val="27"/>
+          <w:rtl/>
+          <w:lang w:bidi="fa-IR"/>
+        </w:rPr>
+        <w:t>ژگ</w:t>
+      </w:r>
+      <w:r>
+        <w:rPr>
+          <w:rFonts w:cs="B Nazanin" w:hint="cs"/>
+          <w:sz w:val="27"/>
+          <w:szCs w:val="27"/>
+          <w:rtl/>
+          <w:lang w:bidi="fa-IR"/>
+        </w:rPr>
+        <w:t>ی‌</w:t>
+      </w:r>
+      <w:r>
+        <w:rPr>
+          <w:rFonts w:cs="B Nazanin" w:hint="eastAsia"/>
+          <w:sz w:val="27"/>
+          <w:szCs w:val="27"/>
+          <w:rtl/>
+          <w:lang w:bidi="fa-IR"/>
+        </w:rPr>
+        <w:t>ها</w:t>
+      </w:r>
+      <w:r>
+        <w:rPr>
+          <w:rFonts w:cs="B Nazanin" w:hint="cs"/>
+          <w:sz w:val="27"/>
+          <w:szCs w:val="27"/>
+          <w:rtl/>
+          <w:lang w:bidi="fa-IR"/>
+        </w:rPr>
+        <w:t>ی</w:t>
+      </w:r>
+      <w:proofErr w:type="spellEnd"/>
+      <w:r>
+        <w:rPr>
+          <w:rFonts w:cs="B Nazanin"/>
+          <w:sz w:val="27"/>
+          <w:szCs w:val="27"/>
+          <w:rtl/>
+          <w:lang w:bidi="fa-IR"/>
+        </w:rPr>
+        <w:t xml:space="preserve"> عدد</w:t>
+      </w:r>
+      <w:r>
+        <w:rPr>
+          <w:rFonts w:cs="B Nazanin" w:hint="cs"/>
+          <w:sz w:val="27"/>
+          <w:szCs w:val="27"/>
+          <w:rtl/>
+          <w:lang w:bidi="fa-IR"/>
+        </w:rPr>
+        <w:t>ی</w:t>
+      </w:r>
+      <w:r>
+        <w:rPr>
+          <w:rFonts w:cs="B Nazanin"/>
+          <w:sz w:val="27"/>
+          <w:szCs w:val="27"/>
+          <w:rtl/>
+          <w:lang w:bidi="fa-IR"/>
+        </w:rPr>
+        <w:t xml:space="preserve"> از م</w:t>
+      </w:r>
+      <w:r>
+        <w:rPr>
+          <w:rFonts w:cs="B Nazanin" w:hint="cs"/>
+          <w:sz w:val="27"/>
+          <w:szCs w:val="27"/>
+          <w:rtl/>
+          <w:lang w:bidi="fa-IR"/>
+        </w:rPr>
+        <w:t>ی</w:t>
+      </w:r>
+      <w:r>
+        <w:rPr>
+          <w:rFonts w:cs="B Nazanin" w:hint="eastAsia"/>
+          <w:sz w:val="27"/>
+          <w:szCs w:val="27"/>
+          <w:rtl/>
+          <w:lang w:bidi="fa-IR"/>
+        </w:rPr>
+        <w:t>انگ</w:t>
+      </w:r>
+      <w:r>
+        <w:rPr>
+          <w:rFonts w:cs="B Nazanin" w:hint="cs"/>
+          <w:sz w:val="27"/>
+          <w:szCs w:val="27"/>
+          <w:rtl/>
+          <w:lang w:bidi="fa-IR"/>
+        </w:rPr>
+        <w:t>ی</w:t>
+      </w:r>
+      <w:r>
+        <w:rPr>
+          <w:rFonts w:cs="B Nazanin" w:hint="eastAsia"/>
+          <w:sz w:val="27"/>
+          <w:szCs w:val="27"/>
+          <w:rtl/>
+          <w:lang w:bidi="fa-IR"/>
+        </w:rPr>
+        <w:t>ن</w:t>
+      </w:r>
+      <w:r>
+        <w:rPr>
+          <w:rFonts w:cs="B Nazanin"/>
+          <w:sz w:val="27"/>
+          <w:szCs w:val="27"/>
+          <w:rtl/>
+          <w:lang w:bidi="fa-IR"/>
+        </w:rPr>
+        <w:t xml:space="preserve"> و برا</w:t>
+      </w:r>
+      <w:r>
+        <w:rPr>
+          <w:rFonts w:cs="B Nazanin" w:hint="cs"/>
+          <w:sz w:val="27"/>
+          <w:szCs w:val="27"/>
+          <w:rtl/>
+          <w:lang w:bidi="fa-IR"/>
+        </w:rPr>
+        <w:t>ی</w:t>
+      </w:r>
+      <w:r>
+        <w:rPr>
+          <w:rFonts w:cs="B Nazanin"/>
+          <w:sz w:val="27"/>
+          <w:szCs w:val="27"/>
+          <w:rtl/>
+          <w:lang w:bidi="fa-IR"/>
+        </w:rPr>
+        <w:t xml:space="preserve"> </w:t>
+      </w:r>
+      <w:proofErr w:type="spellStart"/>
+      <w:r>
+        <w:rPr>
+          <w:rFonts w:cs="B Nazanin"/>
+          <w:sz w:val="27"/>
+          <w:szCs w:val="27"/>
+          <w:rtl/>
+          <w:lang w:bidi="fa-IR"/>
+        </w:rPr>
+        <w:t>غ</w:t>
+      </w:r>
+      <w:r>
+        <w:rPr>
+          <w:rFonts w:cs="B Nazanin" w:hint="cs"/>
+          <w:sz w:val="27"/>
+          <w:szCs w:val="27"/>
+          <w:rtl/>
+          <w:lang w:bidi="fa-IR"/>
+        </w:rPr>
+        <w:t>ی</w:t>
+      </w:r>
+      <w:r>
+        <w:rPr>
+          <w:rFonts w:cs="B Nazanin" w:hint="eastAsia"/>
+          <w:sz w:val="27"/>
+          <w:szCs w:val="27"/>
+          <w:rtl/>
+          <w:lang w:bidi="fa-IR"/>
+        </w:rPr>
+        <w:t>رعدد</w:t>
+      </w:r>
+      <w:r>
+        <w:rPr>
+          <w:rFonts w:cs="B Nazanin" w:hint="cs"/>
+          <w:sz w:val="27"/>
+          <w:szCs w:val="27"/>
+          <w:rtl/>
+          <w:lang w:bidi="fa-IR"/>
+        </w:rPr>
+        <w:t>ی</w:t>
+      </w:r>
+      <w:proofErr w:type="spellEnd"/>
+      <w:r>
+        <w:rPr>
+          <w:rFonts w:cs="B Nazanin"/>
+          <w:sz w:val="27"/>
+          <w:szCs w:val="27"/>
+          <w:rtl/>
+          <w:lang w:bidi="fa-IR"/>
+        </w:rPr>
+        <w:t xml:space="preserve"> از مقدار پ</w:t>
+      </w:r>
+      <w:r>
+        <w:rPr>
+          <w:rFonts w:cs="B Nazanin" w:hint="cs"/>
+          <w:sz w:val="27"/>
+          <w:szCs w:val="27"/>
+          <w:rtl/>
+          <w:lang w:bidi="fa-IR"/>
+        </w:rPr>
+        <w:t xml:space="preserve">ر </w:t>
+      </w:r>
+      <w:r>
+        <w:rPr>
+          <w:rFonts w:cs="B Nazanin"/>
+          <w:sz w:val="27"/>
+          <w:szCs w:val="27"/>
+          <w:rtl/>
+          <w:lang w:bidi="fa-IR"/>
+        </w:rPr>
+        <w:t>تکرار (مد) جا</w:t>
+      </w:r>
+      <w:r>
+        <w:rPr>
+          <w:rFonts w:cs="B Nazanin" w:hint="cs"/>
+          <w:sz w:val="27"/>
+          <w:szCs w:val="27"/>
+          <w:rtl/>
+          <w:lang w:bidi="fa-IR"/>
+        </w:rPr>
+        <w:t>ی</w:t>
+      </w:r>
+      <w:r>
+        <w:rPr>
+          <w:rFonts w:cs="B Nazanin" w:hint="eastAsia"/>
+          <w:sz w:val="27"/>
+          <w:szCs w:val="27"/>
+          <w:rtl/>
+          <w:lang w:bidi="fa-IR"/>
+        </w:rPr>
+        <w:t>گز</w:t>
+      </w:r>
+      <w:r>
+        <w:rPr>
+          <w:rFonts w:cs="B Nazanin" w:hint="cs"/>
+          <w:sz w:val="27"/>
+          <w:szCs w:val="27"/>
+          <w:rtl/>
+          <w:lang w:bidi="fa-IR"/>
+        </w:rPr>
+        <w:t>ی</w:t>
+      </w:r>
+      <w:r>
+        <w:rPr>
+          <w:rFonts w:cs="B Nazanin" w:hint="eastAsia"/>
+          <w:sz w:val="27"/>
+          <w:szCs w:val="27"/>
+          <w:rtl/>
+          <w:lang w:bidi="fa-IR"/>
+        </w:rPr>
+        <w:t>ن</w:t>
+      </w:r>
+      <w:r>
+        <w:rPr>
+          <w:rFonts w:cs="B Nazanin" w:hint="cs"/>
+          <w:sz w:val="27"/>
+          <w:szCs w:val="27"/>
+          <w:rtl/>
+          <w:lang w:bidi="fa-IR"/>
+        </w:rPr>
+        <w:t>ی</w:t>
+      </w:r>
+      <w:r>
+        <w:rPr>
+          <w:rFonts w:cs="B Nazanin"/>
+          <w:sz w:val="27"/>
+          <w:szCs w:val="27"/>
+          <w:rtl/>
+          <w:lang w:bidi="fa-IR"/>
+        </w:rPr>
+        <w:t xml:space="preserve"> انجام </w:t>
+      </w:r>
+      <w:r>
+        <w:rPr>
+          <w:rFonts w:cs="B Nazanin" w:hint="cs"/>
+          <w:sz w:val="27"/>
+          <w:szCs w:val="27"/>
+          <w:rtl/>
+          <w:lang w:bidi="fa-IR"/>
+        </w:rPr>
+        <w:t>‌</w:t>
+      </w:r>
+      <w:r>
+        <w:rPr>
+          <w:rFonts w:cs="B Nazanin" w:hint="eastAsia"/>
+          <w:sz w:val="27"/>
+          <w:szCs w:val="27"/>
+          <w:rtl/>
+          <w:lang w:bidi="fa-IR"/>
+        </w:rPr>
+        <w:t>شد</w:t>
+      </w:r>
+      <w:r>
+        <w:rPr>
+          <w:rFonts w:cs="B Nazanin"/>
+          <w:sz w:val="27"/>
+          <w:szCs w:val="27"/>
+          <w:rtl/>
+          <w:lang w:bidi="fa-IR"/>
+        </w:rPr>
+        <w:t xml:space="preserve">. </w:t>
+      </w:r>
     </w:p>
     <w:p>
       <w:pPr>
         <w:rPr>
+          <w:rFonts w:cs="B Nazanin"/>
+          <w:sz w:val="27"/>
+          <w:szCs w:val="27"/>
+          <w:rtl/>
+          <w:lang w:bidi="fa-IR"/>
+        </w:rPr>
+      </w:pPr>
+      <w:r>
+        <w:rPr>
+          <w:rFonts w:cs="B Nazanin"/>
+          <w:sz w:val="27"/>
+          <w:szCs w:val="27"/>
+          <w:rtl/>
+          <w:lang w:bidi="fa-IR"/>
+        </w:rPr>
+        <w:t>3. تبد</w:t>
+      </w:r>
+      <w:r>
+        <w:rPr>
+          <w:rFonts w:cs="B Nazanin" w:hint="cs"/>
+          <w:sz w:val="27"/>
+          <w:szCs w:val="27"/>
+          <w:rtl/>
+          <w:lang w:bidi="fa-IR"/>
+        </w:rPr>
+        <w:t>ی</w:t>
+      </w:r>
+      <w:r>
+        <w:rPr>
+          <w:rFonts w:cs="B Nazanin" w:hint="eastAsia"/>
+          <w:sz w:val="27"/>
+          <w:szCs w:val="27"/>
+          <w:rtl/>
+          <w:lang w:bidi="fa-IR"/>
+        </w:rPr>
+        <w:t>ل</w:t>
+      </w:r>
+      <w:r>
+        <w:rPr>
+          <w:rFonts w:cs="B Nazanin"/>
+          <w:sz w:val="27"/>
+          <w:szCs w:val="27"/>
+          <w:rtl/>
+          <w:lang w:bidi="fa-IR"/>
+        </w:rPr>
+        <w:t xml:space="preserve"> </w:t>
+      </w:r>
+      <w:proofErr w:type="spellStart"/>
+      <w:r>
+        <w:rPr>
+          <w:rFonts w:cs="B Nazanin"/>
+          <w:sz w:val="27"/>
+          <w:szCs w:val="27"/>
+          <w:rtl/>
+          <w:lang w:bidi="fa-IR"/>
+        </w:rPr>
+        <w:t>و</w:t>
+      </w:r>
+      <w:r>
+        <w:rPr>
+          <w:rFonts w:cs="B Nazanin" w:hint="cs"/>
+          <w:sz w:val="27"/>
+          <w:szCs w:val="27"/>
+          <w:rtl/>
+          <w:lang w:bidi="fa-IR"/>
+        </w:rPr>
+        <w:t>ی</w:t>
+      </w:r>
+      <w:r>
+        <w:rPr>
+          <w:rFonts w:cs="B Nazanin" w:hint="eastAsia"/>
+          <w:sz w:val="27"/>
+          <w:szCs w:val="27"/>
+          <w:rtl/>
+          <w:lang w:bidi="fa-IR"/>
+        </w:rPr>
+        <w:t>ژگ</w:t>
+      </w:r>
+      <w:r>
+        <w:rPr>
+          <w:rFonts w:cs="B Nazanin" w:hint="cs"/>
+          <w:sz w:val="27"/>
+          <w:szCs w:val="27"/>
+          <w:rtl/>
+          <w:lang w:bidi="fa-IR"/>
+        </w:rPr>
+        <w:t>ی‌</w:t>
+      </w:r>
+      <w:r>
+        <w:rPr>
+          <w:rFonts w:cs="B Nazanin" w:hint="eastAsia"/>
+          <w:sz w:val="27"/>
+          <w:szCs w:val="27"/>
+          <w:rtl/>
+          <w:lang w:bidi="fa-IR"/>
+        </w:rPr>
+        <w:t>ها</w:t>
+      </w:r>
+      <w:r>
+        <w:rPr>
+          <w:rFonts w:cs="B Nazanin" w:hint="cs"/>
+          <w:sz w:val="27"/>
+          <w:szCs w:val="27"/>
+          <w:rtl/>
+          <w:lang w:bidi="fa-IR"/>
+        </w:rPr>
+        <w:t>ی</w:t>
+      </w:r>
+      <w:proofErr w:type="spellEnd"/>
+      <w:r>
+        <w:rPr>
+          <w:rFonts w:cs="B Nazanin"/>
+          <w:sz w:val="27"/>
+          <w:szCs w:val="27"/>
+          <w:rtl/>
+          <w:lang w:bidi="fa-IR"/>
+        </w:rPr>
+        <w:t xml:space="preserve"> </w:t>
+      </w:r>
+      <w:proofErr w:type="spellStart"/>
+      <w:r>
+        <w:rPr>
+          <w:rFonts w:cs="B Nazanin"/>
+          <w:sz w:val="27"/>
+          <w:szCs w:val="27"/>
+          <w:rtl/>
+          <w:lang w:bidi="fa-IR"/>
+        </w:rPr>
+        <w:t>غ</w:t>
+      </w:r>
+      <w:r>
+        <w:rPr>
+          <w:rFonts w:cs="B Nazanin" w:hint="cs"/>
+          <w:sz w:val="27"/>
+          <w:szCs w:val="27"/>
+          <w:rtl/>
+          <w:lang w:bidi="fa-IR"/>
+        </w:rPr>
+        <w:t>ی</w:t>
+      </w:r>
+      <w:r>
+        <w:rPr>
+          <w:rFonts w:cs="B Nazanin" w:hint="eastAsia"/>
+          <w:sz w:val="27"/>
+          <w:szCs w:val="27"/>
+          <w:rtl/>
+          <w:lang w:bidi="fa-IR"/>
+        </w:rPr>
+        <w:t>رعدد</w:t>
+      </w:r>
+      <w:r>
+        <w:rPr>
+          <w:rFonts w:cs="B Nazanin" w:hint="cs"/>
+          <w:sz w:val="27"/>
+          <w:szCs w:val="27"/>
+          <w:rtl/>
+          <w:lang w:bidi="fa-IR"/>
+        </w:rPr>
+        <w:t>ی</w:t>
+      </w:r>
+      <w:proofErr w:type="spellEnd"/>
+      <w:r>
+        <w:rPr>
+          <w:rFonts w:cs="B Nazanin"/>
+          <w:sz w:val="27"/>
+          <w:szCs w:val="27"/>
+          <w:rtl/>
+          <w:lang w:bidi="fa-IR"/>
+        </w:rPr>
+        <w:t xml:space="preserve"> (1.4.3): ستون وضع</w:t>
+      </w:r>
+      <w:r>
+        <w:rPr>
+          <w:rFonts w:cs="B Nazanin" w:hint="cs"/>
+          <w:sz w:val="27"/>
+          <w:szCs w:val="27"/>
+          <w:rtl/>
+          <w:lang w:bidi="fa-IR"/>
+        </w:rPr>
+        <w:t>ی</w:t>
+      </w:r>
+      <w:r>
+        <w:rPr>
+          <w:rFonts w:cs="B Nazanin" w:hint="eastAsia"/>
+          <w:sz w:val="27"/>
+          <w:szCs w:val="27"/>
+          <w:rtl/>
+          <w:lang w:bidi="fa-IR"/>
+        </w:rPr>
+        <w:t>ت</w:t>
+      </w:r>
+      <w:r>
+        <w:rPr>
+          <w:rFonts w:cs="B Nazanin"/>
+          <w:sz w:val="27"/>
+          <w:szCs w:val="27"/>
+          <w:rtl/>
+          <w:lang w:bidi="fa-IR"/>
+        </w:rPr>
+        <w:t xml:space="preserve"> هوا (</w:t>
+      </w:r>
+      <w:r>
+        <w:rPr>
+          <w:rFonts w:cs="B Nazanin"/>
+          <w:sz w:val="27"/>
+          <w:szCs w:val="27"/>
+          <w:lang w:bidi="fa-IR"/>
+        </w:rPr>
+        <w:t>W</w:t>
+      </w:r>
+      <w:r>
+        <w:rPr>
+          <w:rFonts w:cs="B Nazanin"/>
+          <w:sz w:val="27"/>
+          <w:szCs w:val="27"/>
+          <w:rtl/>
+          <w:lang w:bidi="fa-IR"/>
+        </w:rPr>
+        <w:t xml:space="preserve">) با استفاده از </w:t>
+      </w:r>
+      <w:r>
+        <w:rPr>
+          <w:rFonts w:cs="B Nazanin"/>
+          <w:sz w:val="27"/>
+          <w:szCs w:val="27"/>
+          <w:lang w:bidi="fa-IR"/>
+        </w:rPr>
+        <w:t>One-Hot Encoding</w:t>
+      </w:r>
+      <w:r>
+        <w:rPr>
+          <w:rFonts w:cs="B Nazanin"/>
+          <w:sz w:val="27"/>
+          <w:szCs w:val="27"/>
+          <w:rtl/>
+          <w:lang w:bidi="fa-IR"/>
+        </w:rPr>
+        <w:t xml:space="preserve"> به چند</w:t>
+      </w:r>
+      <w:r>
+        <w:rPr>
+          <w:rFonts w:cs="B Nazanin" w:hint="cs"/>
+          <w:sz w:val="27"/>
+          <w:szCs w:val="27"/>
+          <w:rtl/>
+          <w:lang w:bidi="fa-IR"/>
+        </w:rPr>
+        <w:t>ی</w:t>
+      </w:r>
+      <w:r>
+        <w:rPr>
+          <w:rFonts w:cs="B Nazanin" w:hint="eastAsia"/>
+          <w:sz w:val="27"/>
+          <w:szCs w:val="27"/>
+          <w:rtl/>
+          <w:lang w:bidi="fa-IR"/>
+        </w:rPr>
+        <w:t>ن</w:t>
+      </w:r>
+      <w:r>
+        <w:rPr>
+          <w:rFonts w:cs="B Nazanin"/>
+          <w:sz w:val="27"/>
+          <w:szCs w:val="27"/>
+          <w:rtl/>
+          <w:lang w:bidi="fa-IR"/>
+        </w:rPr>
+        <w:t xml:space="preserve"> ستون عدد</w:t>
+      </w:r>
+      <w:r>
+        <w:rPr>
+          <w:rFonts w:cs="B Nazanin" w:hint="cs"/>
+          <w:sz w:val="27"/>
+          <w:szCs w:val="27"/>
+          <w:rtl/>
+          <w:lang w:bidi="fa-IR"/>
+        </w:rPr>
+        <w:t>ی</w:t>
+      </w:r>
+      <w:r>
+        <w:rPr>
+          <w:rFonts w:cs="B Nazanin"/>
+          <w:sz w:val="27"/>
+          <w:szCs w:val="27"/>
+          <w:rtl/>
+          <w:lang w:bidi="fa-IR"/>
+        </w:rPr>
+        <w:t xml:space="preserve"> (</w:t>
+      </w:r>
+      <w:proofErr w:type="spellStart"/>
+      <w:r>
+        <w:rPr>
+          <w:rFonts w:cs="B Nazanin"/>
+          <w:sz w:val="27"/>
+          <w:szCs w:val="27"/>
+          <w:lang w:bidi="fa-IR"/>
+        </w:rPr>
+        <w:t>W_rainy</w:t>
+      </w:r>
+      <w:proofErr w:type="spellEnd"/>
+      <w:r>
+        <w:rPr>
+          <w:rFonts w:cs="B Nazanin"/>
+          <w:sz w:val="27"/>
+          <w:szCs w:val="27"/>
+          <w:lang w:bidi="fa-IR"/>
+        </w:rPr>
+        <w:t xml:space="preserve">, </w:t>
+      </w:r>
+      <w:proofErr w:type="spellStart"/>
+      <w:r>
+        <w:rPr>
+          <w:rFonts w:cs="B Nazanin"/>
+          <w:sz w:val="27"/>
+          <w:szCs w:val="27"/>
+          <w:lang w:bidi="fa-IR"/>
+        </w:rPr>
+        <w:t>W_stormy</w:t>
+      </w:r>
+      <w:proofErr w:type="spellEnd"/>
+      <w:r>
+        <w:rPr>
+          <w:rFonts w:cs="B Nazanin"/>
+          <w:sz w:val="27"/>
+          <w:szCs w:val="27"/>
+          <w:lang w:bidi="fa-IR"/>
+        </w:rPr>
+        <w:t xml:space="preserve">, </w:t>
+      </w:r>
+      <w:proofErr w:type="spellStart"/>
+      <w:r>
+        <w:rPr>
+          <w:rFonts w:cs="B Nazanin"/>
+          <w:sz w:val="27"/>
+          <w:szCs w:val="27"/>
+          <w:lang w:bidi="fa-IR"/>
+        </w:rPr>
+        <w:t>W_sunny</w:t>
+      </w:r>
+      <w:proofErr w:type="spellEnd"/>
+      <w:r>
+        <w:rPr>
+          <w:rFonts w:cs="B Nazanin"/>
+          <w:sz w:val="27"/>
+          <w:szCs w:val="27"/>
+          <w:rtl/>
+          <w:lang w:bidi="fa-IR"/>
+        </w:rPr>
+        <w:t>) تبد</w:t>
+      </w:r>
+      <w:r>
+        <w:rPr>
+          <w:rFonts w:cs="B Nazanin" w:hint="cs"/>
+          <w:sz w:val="27"/>
+          <w:szCs w:val="27"/>
+          <w:rtl/>
+          <w:lang w:bidi="fa-IR"/>
+        </w:rPr>
+        <w:t>ی</w:t>
+      </w:r>
+      <w:r>
+        <w:rPr>
+          <w:rFonts w:cs="B Nazanin" w:hint="eastAsia"/>
+          <w:sz w:val="27"/>
+          <w:szCs w:val="27"/>
+          <w:rtl/>
+          <w:lang w:bidi="fa-IR"/>
+        </w:rPr>
+        <w:t>ل</w:t>
+      </w:r>
+      <w:r>
+        <w:rPr>
+          <w:rFonts w:cs="B Nazanin"/>
+          <w:sz w:val="27"/>
+          <w:szCs w:val="27"/>
+          <w:rtl/>
+          <w:lang w:bidi="fa-IR"/>
+        </w:rPr>
+        <w:t xml:space="preserve"> شد.</w:t>
+      </w:r>
+    </w:p>
+    <w:p>
+      <w:pPr>
+        <w:rPr>
+          <w:rFonts w:cs="B Nazanin"/>
+          <w:sz w:val="27"/>
+          <w:szCs w:val="27"/>
+          <w:rtl/>
+          <w:lang w:bidi="fa-IR"/>
+        </w:rPr>
+      </w:pPr>
+      <w:r>
+        <w:rPr>
+          <w:rFonts w:cs="B Nazanin"/>
+          <w:sz w:val="27"/>
+          <w:szCs w:val="27"/>
+          <w:rtl/>
+          <w:lang w:bidi="fa-IR"/>
+        </w:rPr>
+        <w:t>4. تبد</w:t>
+      </w:r>
+      <w:r>
+        <w:rPr>
+          <w:rFonts w:cs="B Nazanin" w:hint="cs"/>
+          <w:sz w:val="27"/>
+          <w:szCs w:val="27"/>
+          <w:rtl/>
+          <w:lang w:bidi="fa-IR"/>
+        </w:rPr>
+        <w:t>ی</w:t>
+      </w:r>
+      <w:r>
+        <w:rPr>
+          <w:rFonts w:cs="B Nazanin" w:hint="eastAsia"/>
+          <w:sz w:val="27"/>
+          <w:szCs w:val="27"/>
+          <w:rtl/>
+          <w:lang w:bidi="fa-IR"/>
+        </w:rPr>
+        <w:t>ل</w:t>
+      </w:r>
+      <w:r>
+        <w:rPr>
+          <w:rFonts w:cs="B Nazanin"/>
+          <w:sz w:val="27"/>
+          <w:szCs w:val="27"/>
+          <w:rtl/>
+          <w:lang w:bidi="fa-IR"/>
+        </w:rPr>
+        <w:t xml:space="preserve"> برچسب خروج</w:t>
+      </w:r>
+      <w:r>
+        <w:rPr>
+          <w:rFonts w:cs="B Nazanin" w:hint="cs"/>
+          <w:sz w:val="27"/>
+          <w:szCs w:val="27"/>
+          <w:rtl/>
+          <w:lang w:bidi="fa-IR"/>
+        </w:rPr>
+        <w:t>ی</w:t>
+      </w:r>
+      <w:r>
+        <w:rPr>
+          <w:rFonts w:cs="B Nazanin"/>
+          <w:sz w:val="27"/>
+          <w:szCs w:val="27"/>
+          <w:rtl/>
+          <w:lang w:bidi="fa-IR"/>
+        </w:rPr>
+        <w:t xml:space="preserve"> (1.4.4): مقاد</w:t>
+      </w:r>
+      <w:r>
+        <w:rPr>
+          <w:rFonts w:cs="B Nazanin" w:hint="cs"/>
+          <w:sz w:val="27"/>
+          <w:szCs w:val="27"/>
+          <w:rtl/>
+          <w:lang w:bidi="fa-IR"/>
+        </w:rPr>
+        <w:t>ی</w:t>
+      </w:r>
+      <w:r>
+        <w:rPr>
+          <w:rFonts w:cs="B Nazanin" w:hint="eastAsia"/>
+          <w:sz w:val="27"/>
+          <w:szCs w:val="27"/>
+          <w:rtl/>
+          <w:lang w:bidi="fa-IR"/>
+        </w:rPr>
+        <w:t>ر</w:t>
+      </w:r>
+      <w:r>
+        <w:rPr>
+          <w:rFonts w:cs="B Nazanin"/>
+          <w:sz w:val="27"/>
+          <w:szCs w:val="27"/>
+          <w:rtl/>
+          <w:lang w:bidi="fa-IR"/>
+        </w:rPr>
+        <w:t xml:space="preserve"> وضع</w:t>
+      </w:r>
+      <w:r>
+        <w:rPr>
+          <w:rFonts w:cs="B Nazanin" w:hint="cs"/>
+          <w:sz w:val="27"/>
+          <w:szCs w:val="27"/>
+          <w:rtl/>
+          <w:lang w:bidi="fa-IR"/>
+        </w:rPr>
+        <w:t>ی</w:t>
+      </w:r>
+      <w:r>
+        <w:rPr>
+          <w:rFonts w:cs="B Nazanin" w:hint="eastAsia"/>
+          <w:sz w:val="27"/>
+          <w:szCs w:val="27"/>
+          <w:rtl/>
+          <w:lang w:bidi="fa-IR"/>
+        </w:rPr>
+        <w:t>ت</w:t>
+      </w:r>
+      <w:r>
+        <w:rPr>
+          <w:rFonts w:cs="B Nazanin"/>
+          <w:sz w:val="27"/>
+          <w:szCs w:val="27"/>
+          <w:rtl/>
+          <w:lang w:bidi="fa-IR"/>
+        </w:rPr>
+        <w:t xml:space="preserve"> گلخانه (</w:t>
+      </w:r>
+      <w:r>
+        <w:rPr>
+          <w:rFonts w:cs="B Nazanin"/>
+          <w:sz w:val="27"/>
+          <w:szCs w:val="27"/>
+          <w:lang w:bidi="fa-IR"/>
+        </w:rPr>
+        <w:t>Good, Acceptable, Poor</w:t>
+      </w:r>
+      <w:r>
+        <w:rPr>
+          <w:rFonts w:cs="B Nazanin"/>
+          <w:sz w:val="27"/>
+          <w:szCs w:val="27"/>
+          <w:rtl/>
+          <w:lang w:bidi="fa-IR"/>
+        </w:rPr>
+        <w:t>) به ترت</w:t>
+      </w:r>
+      <w:r>
+        <w:rPr>
+          <w:rFonts w:cs="B Nazanin" w:hint="cs"/>
+          <w:sz w:val="27"/>
+          <w:szCs w:val="27"/>
+          <w:rtl/>
+          <w:lang w:bidi="fa-IR"/>
+        </w:rPr>
+        <w:t>ی</w:t>
+      </w:r>
+      <w:r>
+        <w:rPr>
+          <w:rFonts w:cs="B Nazanin" w:hint="eastAsia"/>
+          <w:sz w:val="27"/>
+          <w:szCs w:val="27"/>
+          <w:rtl/>
+          <w:lang w:bidi="fa-IR"/>
+        </w:rPr>
+        <w:t>ب</w:t>
+      </w:r>
+      <w:r>
+        <w:rPr>
+          <w:rFonts w:cs="B Nazanin"/>
+          <w:sz w:val="27"/>
+          <w:szCs w:val="27"/>
+          <w:rtl/>
+          <w:lang w:bidi="fa-IR"/>
+        </w:rPr>
+        <w:t xml:space="preserve"> به اعداد 0، 1 و 2 نگاشت شدند.</w:t>
+      </w:r>
+    </w:p>
+    <w:p>
+      <w:pPr>
+        <w:rPr>
+          <w:rFonts w:cs="B Nazanin"/>
+          <w:sz w:val="27"/>
+          <w:szCs w:val="27"/>
+          <w:rtl/>
+          <w:lang w:bidi="fa-IR"/>
+        </w:rPr>
+      </w:pPr>
+      <w:r>
+        <w:rPr>
+          <w:rFonts w:cs="B Nazanin"/>
+          <w:sz w:val="27"/>
+          <w:szCs w:val="27"/>
+          <w:rtl/>
+          <w:lang w:bidi="fa-IR"/>
+        </w:rPr>
+        <w:t>5. تقس</w:t>
+      </w:r>
+      <w:r>
+        <w:rPr>
+          <w:rFonts w:cs="B Nazanin" w:hint="cs"/>
+          <w:sz w:val="27"/>
+          <w:szCs w:val="27"/>
+          <w:rtl/>
+          <w:lang w:bidi="fa-IR"/>
+        </w:rPr>
+        <w:t>ی</w:t>
+      </w:r>
+      <w:r>
+        <w:rPr>
+          <w:rFonts w:cs="B Nazanin" w:hint="eastAsia"/>
+          <w:sz w:val="27"/>
+          <w:szCs w:val="27"/>
+          <w:rtl/>
+          <w:lang w:bidi="fa-IR"/>
+        </w:rPr>
+        <w:t>م</w:t>
+      </w:r>
+      <w:r>
+        <w:rPr>
+          <w:rFonts w:cs="B Nazanin"/>
+          <w:sz w:val="27"/>
+          <w:szCs w:val="27"/>
+          <w:rtl/>
+          <w:lang w:bidi="fa-IR"/>
+        </w:rPr>
+        <w:t xml:space="preserve"> </w:t>
+      </w:r>
+      <w:proofErr w:type="spellStart"/>
+      <w:r>
+        <w:rPr>
+          <w:rFonts w:cs="B Nazanin"/>
+          <w:sz w:val="27"/>
+          <w:szCs w:val="27"/>
+          <w:rtl/>
+          <w:lang w:bidi="fa-IR"/>
+        </w:rPr>
+        <w:t>داده‌ها</w:t>
+      </w:r>
+      <w:proofErr w:type="spellEnd"/>
+      <w:r>
+        <w:rPr>
+          <w:rFonts w:cs="B Nazanin"/>
+          <w:sz w:val="27"/>
+          <w:szCs w:val="27"/>
+          <w:rtl/>
+          <w:lang w:bidi="fa-IR"/>
+        </w:rPr>
+        <w:t xml:space="preserve"> (1.4.5): </w:t>
+      </w:r>
+      <w:proofErr w:type="spellStart"/>
+      <w:r>
+        <w:rPr>
+          <w:rFonts w:cs="B Nazanin"/>
+          <w:sz w:val="27"/>
+          <w:szCs w:val="27"/>
+          <w:rtl/>
+          <w:lang w:bidi="fa-IR"/>
+        </w:rPr>
+        <w:t>داده‌ها</w:t>
+      </w:r>
+      <w:proofErr w:type="spellEnd"/>
+      <w:r>
+        <w:rPr>
+          <w:rFonts w:cs="B Nazanin"/>
+          <w:sz w:val="27"/>
+          <w:szCs w:val="27"/>
+          <w:rtl/>
+          <w:lang w:bidi="fa-IR"/>
+        </w:rPr>
+        <w:t xml:space="preserve"> به صورت </w:t>
+      </w:r>
+      <w:proofErr w:type="spellStart"/>
+      <w:r>
+        <w:rPr>
+          <w:rFonts w:cs="B Nazanin"/>
+          <w:sz w:val="27"/>
+          <w:szCs w:val="27"/>
+          <w:rtl/>
+          <w:lang w:bidi="fa-IR"/>
+        </w:rPr>
+        <w:t>طبقه‌بند</w:t>
+      </w:r>
+      <w:r>
+        <w:rPr>
+          <w:rFonts w:cs="B Nazanin" w:hint="cs"/>
+          <w:sz w:val="27"/>
+          <w:szCs w:val="27"/>
+          <w:rtl/>
+          <w:lang w:bidi="fa-IR"/>
+        </w:rPr>
+        <w:t>ی</w:t>
+      </w:r>
+      <w:proofErr w:type="spellEnd"/>
+      <w:r>
+        <w:rPr>
+          <w:rFonts w:cs="B Nazanin"/>
+          <w:sz w:val="27"/>
+          <w:szCs w:val="27"/>
+          <w:rtl/>
+          <w:lang w:bidi="fa-IR"/>
+        </w:rPr>
+        <w:t xml:space="preserve"> شده (</w:t>
+      </w:r>
+      <w:r>
+        <w:rPr>
+          <w:rFonts w:cs="B Nazanin"/>
+          <w:sz w:val="27"/>
+          <w:szCs w:val="27"/>
+          <w:lang w:bidi="fa-IR"/>
+        </w:rPr>
+        <w:t>Stratified</w:t>
+      </w:r>
+      <w:r>
+        <w:rPr>
+          <w:rFonts w:cs="B Nazanin"/>
+          <w:sz w:val="27"/>
+          <w:szCs w:val="27"/>
+          <w:rtl/>
+          <w:lang w:bidi="fa-IR"/>
+        </w:rPr>
+        <w:t xml:space="preserve">) به سه بخش آموزش (70%)، </w:t>
+      </w:r>
+      <w:proofErr w:type="spellStart"/>
+      <w:r>
+        <w:rPr>
+          <w:rFonts w:cs="B Nazanin"/>
+          <w:sz w:val="27"/>
+          <w:szCs w:val="27"/>
+          <w:rtl/>
+          <w:lang w:bidi="fa-IR"/>
+        </w:rPr>
+        <w:t>اعتبارسنج</w:t>
+      </w:r>
+      <w:r>
+        <w:rPr>
+          <w:rFonts w:cs="B Nazanin" w:hint="cs"/>
+          <w:sz w:val="27"/>
+          <w:szCs w:val="27"/>
+          <w:rtl/>
+          <w:lang w:bidi="fa-IR"/>
+        </w:rPr>
+        <w:t>ی</w:t>
+      </w:r>
+      <w:proofErr w:type="spellEnd"/>
+      <w:r>
+        <w:rPr>
+          <w:rFonts w:cs="B Nazanin"/>
+          <w:sz w:val="27"/>
+          <w:szCs w:val="27"/>
+          <w:rtl/>
+          <w:lang w:bidi="fa-IR"/>
+        </w:rPr>
+        <w:t xml:space="preserve"> (15%) و آزمون (15%) تقس</w:t>
+      </w:r>
+      <w:r>
+        <w:rPr>
+          <w:rFonts w:cs="B Nazanin" w:hint="cs"/>
+          <w:sz w:val="27"/>
+          <w:szCs w:val="27"/>
+          <w:rtl/>
+          <w:lang w:bidi="fa-IR"/>
+        </w:rPr>
+        <w:t>ی</w:t>
+      </w:r>
+      <w:r>
+        <w:rPr>
+          <w:rFonts w:cs="B Nazanin" w:hint="eastAsia"/>
+          <w:sz w:val="27"/>
+          <w:szCs w:val="27"/>
+          <w:rtl/>
+          <w:lang w:bidi="fa-IR"/>
+        </w:rPr>
+        <w:t>م</w:t>
+      </w:r>
+      <w:r>
+        <w:rPr>
+          <w:rFonts w:cs="B Nazanin"/>
+          <w:sz w:val="27"/>
+          <w:szCs w:val="27"/>
+          <w:rtl/>
+          <w:lang w:bidi="fa-IR"/>
+        </w:rPr>
+        <w:t xml:space="preserve"> شدند. </w:t>
+      </w:r>
+    </w:p>
+    <w:p>
+      <w:pPr>
+        <w:rPr>
+          <w:rFonts w:cs="B Nazanin"/>
+          <w:sz w:val="27"/>
+          <w:szCs w:val="27"/>
+          <w:rtl/>
+          <w:lang w:bidi="fa-IR"/>
+        </w:rPr>
+      </w:pPr>
+      <w:r>
+        <w:rPr>
+          <w:rFonts w:cs="B Nazanin"/>
+          <w:sz w:val="27"/>
+          <w:szCs w:val="27"/>
+          <w:rtl/>
+          <w:lang w:bidi="fa-IR"/>
+        </w:rPr>
+        <w:t xml:space="preserve">6. </w:t>
+      </w:r>
+      <w:proofErr w:type="spellStart"/>
+      <w:r>
+        <w:rPr>
+          <w:rFonts w:cs="B Nazanin"/>
+          <w:sz w:val="27"/>
+          <w:szCs w:val="27"/>
+          <w:rtl/>
+          <w:lang w:bidi="fa-IR"/>
+        </w:rPr>
+        <w:t>نرمال‌ساز</w:t>
+      </w:r>
+      <w:r>
+        <w:rPr>
+          <w:rFonts w:cs="B Nazanin" w:hint="cs"/>
+          <w:sz w:val="27"/>
+          <w:szCs w:val="27"/>
+          <w:rtl/>
+          <w:lang w:bidi="fa-IR"/>
+        </w:rPr>
+        <w:t>ی</w:t>
+      </w:r>
+      <w:proofErr w:type="spellEnd"/>
+      <w:r>
+        <w:rPr>
+          <w:rFonts w:cs="B Nazanin"/>
+          <w:sz w:val="27"/>
+          <w:szCs w:val="27"/>
+          <w:rtl/>
+          <w:lang w:bidi="fa-IR"/>
+        </w:rPr>
+        <w:t xml:space="preserve"> </w:t>
+      </w:r>
+      <w:proofErr w:type="spellStart"/>
+      <w:r>
+        <w:rPr>
+          <w:rFonts w:cs="B Nazanin"/>
+          <w:sz w:val="27"/>
+          <w:szCs w:val="27"/>
+          <w:rtl/>
+          <w:lang w:bidi="fa-IR"/>
+        </w:rPr>
+        <w:t>و</w:t>
+      </w:r>
+      <w:r>
+        <w:rPr>
+          <w:rFonts w:cs="B Nazanin" w:hint="cs"/>
+          <w:sz w:val="27"/>
+          <w:szCs w:val="27"/>
+          <w:rtl/>
+          <w:lang w:bidi="fa-IR"/>
+        </w:rPr>
+        <w:t>ی</w:t>
+      </w:r>
+      <w:r>
+        <w:rPr>
+          <w:rFonts w:cs="B Nazanin" w:hint="eastAsia"/>
+          <w:sz w:val="27"/>
+          <w:szCs w:val="27"/>
+          <w:rtl/>
+          <w:lang w:bidi="fa-IR"/>
+        </w:rPr>
+        <w:t>ژگ</w:t>
+      </w:r>
+      <w:r>
+        <w:rPr>
+          <w:rFonts w:cs="B Nazanin" w:hint="cs"/>
+          <w:sz w:val="27"/>
+          <w:szCs w:val="27"/>
+          <w:rtl/>
+          <w:lang w:bidi="fa-IR"/>
+        </w:rPr>
+        <w:t>ی‌</w:t>
+      </w:r>
+      <w:r>
+        <w:rPr>
+          <w:rFonts w:cs="B Nazanin" w:hint="eastAsia"/>
+          <w:sz w:val="27"/>
+          <w:szCs w:val="27"/>
+          <w:rtl/>
+          <w:lang w:bidi="fa-IR"/>
+        </w:rPr>
+        <w:t>ها</w:t>
+      </w:r>
+      <w:proofErr w:type="spellEnd"/>
+      <w:r>
+        <w:rPr>
+          <w:rFonts w:cs="B Nazanin"/>
+          <w:sz w:val="27"/>
+          <w:szCs w:val="27"/>
+          <w:rtl/>
+          <w:lang w:bidi="fa-IR"/>
+        </w:rPr>
+        <w:t xml:space="preserve"> (1.4.6): </w:t>
+      </w:r>
+      <w:proofErr w:type="spellStart"/>
+      <w:r>
+        <w:rPr>
+          <w:rFonts w:cs="B Nazanin"/>
+          <w:sz w:val="27"/>
+          <w:szCs w:val="27"/>
+          <w:rtl/>
+          <w:lang w:bidi="fa-IR"/>
+        </w:rPr>
+        <w:t>و</w:t>
+      </w:r>
+      <w:r>
+        <w:rPr>
+          <w:rFonts w:cs="B Nazanin" w:hint="cs"/>
+          <w:sz w:val="27"/>
+          <w:szCs w:val="27"/>
+          <w:rtl/>
+          <w:lang w:bidi="fa-IR"/>
+        </w:rPr>
+        <w:t>ی</w:t>
+      </w:r>
+      <w:r>
+        <w:rPr>
+          <w:rFonts w:cs="B Nazanin" w:hint="eastAsia"/>
+          <w:sz w:val="27"/>
+          <w:szCs w:val="27"/>
+          <w:rtl/>
+          <w:lang w:bidi="fa-IR"/>
+        </w:rPr>
+        <w:t>ژگ</w:t>
+      </w:r>
+      <w:r>
+        <w:rPr>
+          <w:rFonts w:cs="B Nazanin" w:hint="cs"/>
+          <w:sz w:val="27"/>
+          <w:szCs w:val="27"/>
+          <w:rtl/>
+          <w:lang w:bidi="fa-IR"/>
+        </w:rPr>
+        <w:t>ی‌</w:t>
+      </w:r>
+      <w:r>
+        <w:rPr>
+          <w:rFonts w:cs="B Nazanin" w:hint="eastAsia"/>
+          <w:sz w:val="27"/>
+          <w:szCs w:val="27"/>
+          <w:rtl/>
+          <w:lang w:bidi="fa-IR"/>
+        </w:rPr>
+        <w:t>ها</w:t>
+      </w:r>
+      <w:r>
+        <w:rPr>
+          <w:rFonts w:cs="B Nazanin" w:hint="cs"/>
+          <w:sz w:val="27"/>
+          <w:szCs w:val="27"/>
+          <w:rtl/>
+          <w:lang w:bidi="fa-IR"/>
+        </w:rPr>
+        <w:t>ی</w:t>
+      </w:r>
+      <w:proofErr w:type="spellEnd"/>
+      <w:r>
+        <w:rPr>
+          <w:rFonts w:cs="B Nazanin"/>
+          <w:sz w:val="27"/>
+          <w:szCs w:val="27"/>
+          <w:rtl/>
+          <w:lang w:bidi="fa-IR"/>
+        </w:rPr>
+        <w:t xml:space="preserve"> عدد</w:t>
+      </w:r>
+      <w:r>
+        <w:rPr>
+          <w:rFonts w:cs="B Nazanin" w:hint="cs"/>
+          <w:sz w:val="27"/>
+          <w:szCs w:val="27"/>
+          <w:rtl/>
+          <w:lang w:bidi="fa-IR"/>
+        </w:rPr>
+        <w:t>ی</w:t>
+      </w:r>
+      <w:r>
+        <w:rPr>
+          <w:rFonts w:cs="B Nazanin"/>
+          <w:sz w:val="27"/>
+          <w:szCs w:val="27"/>
+          <w:rtl/>
+          <w:lang w:bidi="fa-IR"/>
+        </w:rPr>
+        <w:t xml:space="preserve"> با استفاده از </w:t>
+      </w:r>
+      <w:proofErr w:type="spellStart"/>
+      <w:r>
+        <w:rPr>
+          <w:rFonts w:cs="B Nazanin"/>
+          <w:sz w:val="27"/>
+          <w:szCs w:val="27"/>
+          <w:lang w:bidi="fa-IR"/>
+        </w:rPr>
+        <w:t>StandardScaler</w:t>
+      </w:r>
+      <w:proofErr w:type="spellEnd"/>
+      <w:r>
+        <w:rPr>
+          <w:rFonts w:cs="B Nazanin"/>
+          <w:sz w:val="27"/>
+          <w:szCs w:val="27"/>
+          <w:rtl/>
+          <w:lang w:bidi="fa-IR"/>
+        </w:rPr>
+        <w:t xml:space="preserve"> نرمال شدند. ا</w:t>
+      </w:r>
+      <w:r>
+        <w:rPr>
+          <w:rFonts w:cs="B Nazanin" w:hint="cs"/>
+          <w:sz w:val="27"/>
+          <w:szCs w:val="27"/>
+          <w:rtl/>
+          <w:lang w:bidi="fa-IR"/>
+        </w:rPr>
+        <w:t>ی</w:t>
+      </w:r>
+      <w:r>
+        <w:rPr>
+          <w:rFonts w:cs="B Nazanin" w:hint="eastAsia"/>
+          <w:sz w:val="27"/>
+          <w:szCs w:val="27"/>
+          <w:rtl/>
+          <w:lang w:bidi="fa-IR"/>
+        </w:rPr>
+        <w:t>ن</w:t>
+      </w:r>
+      <w:r>
+        <w:rPr>
+          <w:rFonts w:cs="B Nazanin"/>
+          <w:sz w:val="27"/>
+          <w:szCs w:val="27"/>
+          <w:rtl/>
+          <w:lang w:bidi="fa-IR"/>
+        </w:rPr>
+        <w:t xml:space="preserve"> عمل فقط بر رو</w:t>
+      </w:r>
+      <w:r>
+        <w:rPr>
+          <w:rFonts w:cs="B Nazanin" w:hint="cs"/>
+          <w:sz w:val="27"/>
+          <w:szCs w:val="27"/>
+          <w:rtl/>
+          <w:lang w:bidi="fa-IR"/>
+        </w:rPr>
+        <w:t>ی</w:t>
+      </w:r>
+      <w:r>
+        <w:rPr>
+          <w:rFonts w:cs="B Nazanin"/>
+          <w:sz w:val="27"/>
+          <w:szCs w:val="27"/>
+          <w:rtl/>
+          <w:lang w:bidi="fa-IR"/>
+        </w:rPr>
+        <w:t xml:space="preserve"> داده آموزش </w:t>
+      </w:r>
+      <w:r>
+        <w:rPr>
+          <w:rFonts w:cs="B Nazanin"/>
+          <w:sz w:val="27"/>
+          <w:szCs w:val="27"/>
+          <w:lang w:bidi="fa-IR"/>
+        </w:rPr>
+        <w:t>fit</w:t>
+      </w:r>
+      <w:r>
+        <w:rPr>
+          <w:rFonts w:cs="B Nazanin"/>
+          <w:sz w:val="27"/>
+          <w:szCs w:val="27"/>
+          <w:rtl/>
+          <w:lang w:bidi="fa-IR"/>
+        </w:rPr>
+        <w:t xml:space="preserve"> شد و سپس بر رو</w:t>
+      </w:r>
+      <w:r>
+        <w:rPr>
+          <w:rFonts w:cs="B Nazanin" w:hint="cs"/>
+          <w:sz w:val="27"/>
+          <w:szCs w:val="27"/>
+          <w:rtl/>
+          <w:lang w:bidi="fa-IR"/>
+        </w:rPr>
+        <w:t>ی</w:t>
+      </w:r>
+      <w:r>
+        <w:rPr>
+          <w:rFonts w:cs="B Nazanin"/>
+          <w:sz w:val="27"/>
+          <w:szCs w:val="27"/>
+          <w:rtl/>
+          <w:lang w:bidi="fa-IR"/>
+        </w:rPr>
+        <w:t xml:space="preserve"> </w:t>
+      </w:r>
+      <w:proofErr w:type="spellStart"/>
+      <w:r>
+        <w:rPr>
+          <w:rFonts w:cs="B Nazanin"/>
+          <w:sz w:val="27"/>
+          <w:szCs w:val="27"/>
+          <w:rtl/>
+          <w:lang w:bidi="fa-IR"/>
+        </w:rPr>
+        <w:t>داده‌ها</w:t>
+      </w:r>
+      <w:r>
+        <w:rPr>
+          <w:rFonts w:cs="B Nazanin" w:hint="cs"/>
+          <w:sz w:val="27"/>
+          <w:szCs w:val="27"/>
+          <w:rtl/>
+          <w:lang w:bidi="fa-IR"/>
+        </w:rPr>
+        <w:t>ی</w:t>
+      </w:r>
+      <w:proofErr w:type="spellEnd"/>
+      <w:r>
+        <w:rPr>
+          <w:rFonts w:cs="B Nazanin"/>
+          <w:sz w:val="27"/>
+          <w:szCs w:val="27"/>
+          <w:rtl/>
+          <w:lang w:bidi="fa-IR"/>
+        </w:rPr>
+        <w:t xml:space="preserve"> </w:t>
+      </w:r>
+      <w:proofErr w:type="spellStart"/>
+      <w:r>
+        <w:rPr>
+          <w:rFonts w:cs="B Nazanin"/>
+          <w:sz w:val="27"/>
+          <w:szCs w:val="27"/>
+          <w:rtl/>
+          <w:lang w:bidi="fa-IR"/>
+        </w:rPr>
+        <w:t>اعتبارسنج</w:t>
+      </w:r>
+      <w:r>
+        <w:rPr>
+          <w:rFonts w:cs="B Nazanin" w:hint="cs"/>
+          <w:sz w:val="27"/>
+          <w:szCs w:val="27"/>
+          <w:rtl/>
+          <w:lang w:bidi="fa-IR"/>
+        </w:rPr>
+        <w:t>ی</w:t>
+      </w:r>
+      <w:proofErr w:type="spellEnd"/>
+      <w:r>
+        <w:rPr>
+          <w:rFonts w:cs="B Nazanin"/>
+          <w:sz w:val="27"/>
+          <w:szCs w:val="27"/>
+          <w:rtl/>
+          <w:lang w:bidi="fa-IR"/>
+        </w:rPr>
+        <w:t xml:space="preserve"> و آزمون اعمال گرد</w:t>
+      </w:r>
+      <w:r>
+        <w:rPr>
+          <w:rFonts w:cs="B Nazanin" w:hint="cs"/>
+          <w:sz w:val="27"/>
+          <w:szCs w:val="27"/>
+          <w:rtl/>
+          <w:lang w:bidi="fa-IR"/>
+        </w:rPr>
+        <w:t>ی</w:t>
+      </w:r>
+      <w:r>
+        <w:rPr>
+          <w:rFonts w:cs="B Nazanin" w:hint="eastAsia"/>
+          <w:sz w:val="27"/>
+          <w:szCs w:val="27"/>
+          <w:rtl/>
+          <w:lang w:bidi="fa-IR"/>
+        </w:rPr>
+        <w:t>د</w:t>
+      </w:r>
+      <w:r>
+        <w:rPr>
+          <w:rFonts w:cs="B Nazanin"/>
+          <w:sz w:val="27"/>
+          <w:szCs w:val="27"/>
+          <w:rtl/>
+          <w:lang w:bidi="fa-IR"/>
+        </w:rPr>
+        <w:t xml:space="preserve"> (جلوگ</w:t>
+      </w:r>
+      <w:r>
+        <w:rPr>
+          <w:rFonts w:cs="B Nazanin" w:hint="cs"/>
+          <w:sz w:val="27"/>
+          <w:szCs w:val="27"/>
+          <w:rtl/>
+          <w:lang w:bidi="fa-IR"/>
+        </w:rPr>
+        <w:t>ی</w:t>
+      </w:r>
+      <w:r>
+        <w:rPr>
+          <w:rFonts w:cs="B Nazanin" w:hint="eastAsia"/>
+          <w:sz w:val="27"/>
+          <w:szCs w:val="27"/>
+          <w:rtl/>
+          <w:lang w:bidi="fa-IR"/>
+        </w:rPr>
+        <w:t>ر</w:t>
+      </w:r>
+      <w:r>
+        <w:rPr>
+          <w:rFonts w:cs="B Nazanin" w:hint="cs"/>
+          <w:sz w:val="27"/>
+          <w:szCs w:val="27"/>
+          <w:rtl/>
+          <w:lang w:bidi="fa-IR"/>
+        </w:rPr>
+        <w:t>ی</w:t>
+      </w:r>
+      <w:r>
+        <w:rPr>
+          <w:rFonts w:cs="B Nazanin"/>
+          <w:sz w:val="27"/>
+          <w:szCs w:val="27"/>
+          <w:rtl/>
+          <w:lang w:bidi="fa-IR"/>
+        </w:rPr>
+        <w:t xml:space="preserve"> از نشت اطلاعات).</w:t>
+      </w:r>
+    </w:p>
+    <w:p>
+      <w:pPr>
+        <w:rPr>
+          <w:rFonts w:cs="B Nazanin"/>
+          <w:sz w:val="27"/>
+          <w:szCs w:val="27"/>
+          <w:lang w:bidi="fa-IR"/>
+        </w:rPr>
+      </w:pPr>
+    </w:p>
+    <w:p>
+      <w:pPr>
+        <w:rPr>
+          <w:rFonts w:cs="B Nazanin"/>
+          <w:sz w:val="27"/>
+          <w:szCs w:val="27"/>
+          <w:rtl/>
+          <w:lang w:bidi="fa-IR"/>
+        </w:rPr>
+      </w:pPr>
+    </w:p>
+    <w:p>
+      <w:pPr>
+        <w:rPr>
+          <w:rStyle w:val="20"/>
+          <w:rFonts w:cs="B Nazanin"/>
+          <w:lang w:bidi="fa-IR"/>
+        </w:rPr>
+      </w:pPr>
+      <w:bookmarkStart w:id="7" w:name="_Toc231988515"/>
+      <w:r>
+        <w:rPr>
+          <w:rStyle w:val="20"/>
+          <w:rFonts w:cs="B Nazanin"/>
+          <w:rtl/>
+          <w:lang w:bidi="fa-IR"/>
+        </w:rPr>
+        <w:lastRenderedPageBreak/>
+        <w:t xml:space="preserve">2.2. شبکه </w:t>
+      </w:r>
+      <w:r>
+        <w:rPr>
+          <w:rStyle w:val="20"/>
+          <w:rFonts w:cs="B Nazanin"/>
+          <w:lang w:bidi="fa-IR"/>
+        </w:rPr>
+        <w:t>MLP</w:t>
+      </w:r>
+      <w:bookmarkEnd w:id="7"/>
+    </w:p>
+    <w:p>
+      <w:pPr>
+        <w:rPr>
+          <w:rStyle w:val="30"/>
+          <w:rFonts w:cs="B Nazanin"/>
+          <w:sz w:val="32"/>
+          <w:szCs w:val="32"/>
+          <w:lang w:bidi="fa-IR"/>
+        </w:rPr>
+      </w:pPr>
+    </w:p>
+    <w:p>
+      <w:pPr>
+        <w:rPr>
+          <w:rStyle w:val="20"/>
+          <w:lang w:bidi="fa-IR"/>
+        </w:rPr>
+      </w:pPr>
+      <w:bookmarkStart w:id="8" w:name="_Toc231988516"/>
+      <w:r>
+        <w:rPr>
+          <w:rStyle w:val="20"/>
+          <w:rFonts w:cs="B Nazanin"/>
+          <w:rtl/>
+          <w:lang w:bidi="fa-IR"/>
+        </w:rPr>
+        <w:t>3.2. شبکه</w:t>
+      </w:r>
+      <w:r>
+        <w:rPr>
+          <w:rStyle w:val="20"/>
+          <w:rtl/>
+          <w:lang w:bidi="fa-IR"/>
+        </w:rPr>
+        <w:t xml:space="preserve"> </w:t>
+      </w:r>
+      <w:r>
+        <w:rPr>
+          <w:rStyle w:val="20"/>
+          <w:lang w:bidi="fa-IR"/>
+        </w:rPr>
+        <w:t>RBF</w:t>
+      </w:r>
+      <w:bookmarkEnd w:id="8"/>
+    </w:p>
+    <w:p>
+      <w:pPr>
+        <w:rPr>
+          <w:rFonts w:cs="B Nazanin"/>
+          <w:sz w:val="27"/>
+          <w:szCs w:val="27"/>
+          <w:rtl/>
+          <w:lang w:bidi="fa-IR"/>
+        </w:rPr>
+      </w:pPr>
+    </w:p>
+    <w:p>
+      <w:pPr>
+        <w:rPr>
           <w:rStyle w:val="a1"/>
           <w:rFonts w:cs="B Nazanin"/>
           <w:rtl/>
           <w:lang w:bidi="fa-IR"/>
         </w:rPr>
       </w:pPr>
-      <w:bookmarkStart w:id="6" w:name="_Toc231483449"/>
-      <w:bookmarkStart w:id="7" w:name="_Toc231987156"/>
+      <w:bookmarkStart w:id="9" w:name="_Toc231483449"/>
+      <w:bookmarkStart w:id="10" w:name="_Toc231988517"/>
       <w:r>
         <w:rPr>
           <w:rStyle w:val="a1"/>
@@ -1594,8 +4122,8 @@
         </w:rPr>
         <w:t>3. خروجی و تحلیل</w:t>
       </w:r>
-      <w:bookmarkEnd w:id="6"/>
-      <w:bookmarkEnd w:id="7"/>
+      <w:bookmarkEnd w:id="9"/>
+      <w:bookmarkEnd w:id="10"/>
     </w:p>
     <w:p>
       <w:pPr>
@@ -1621,8 +4149,8 @@
           <w:lang w:bidi="fa-IR"/>
         </w:rPr>
       </w:pPr>
-      <w:bookmarkStart w:id="8" w:name="_Toc231483450"/>
-      <w:bookmarkStart w:id="9" w:name="_Toc231987157"/>
+      <w:bookmarkStart w:id="11" w:name="_Toc231483450"/>
+      <w:bookmarkStart w:id="12" w:name="_Toc231988518"/>
       <w:r>
         <w:rPr>
           <w:rStyle w:val="a1"/>
@@ -1632,8 +4160,8 @@
         </w:rPr>
         <w:t>4. سوالات</w:t>
       </w:r>
-      <w:bookmarkEnd w:id="8"/>
-      <w:bookmarkEnd w:id="9"/>
+      <w:bookmarkEnd w:id="11"/>
+      <w:bookmarkEnd w:id="12"/>
     </w:p>
     <w:p>
       <w:pPr>

--- a/step1/report.docx
+++ b/step1/report.docx
@@ -468,7 +468,7 @@
             </w:rPr>
             <w:fldChar w:fldCharType="separate"/>
           </w:r>
-          <w:hyperlink w:anchor="_Toc231988511" w:history="1">
+          <w:hyperlink w:anchor="_Toc232023847" w:history="1">
             <w:r>
               <w:rPr>
                 <w:rStyle w:val="af3"/>
@@ -523,7 +523,7 @@
                 <w:noProof/>
                 <w:webHidden/>
               </w:rPr>
-              <w:instrText>Toc231988511 \h</w:instrText>
+              <w:instrText>Toc232023847 \h</w:instrText>
             </w:r>
             <w:r>
               <w:rPr>
@@ -554,7 +554,7 @@
                 <w:webHidden/>
                 <w:rtl/>
               </w:rPr>
-              <w:t>3</w:t>
+              <w:t>4</w:t>
             </w:r>
             <w:r>
               <w:rPr>
@@ -578,7 +578,7 @@
               <w:rtl/>
             </w:rPr>
           </w:pPr>
-          <w:hyperlink w:anchor="_Toc231988513" w:history="1">
+          <w:hyperlink w:anchor="_Toc232023849" w:history="1">
             <w:r>
               <w:rPr>
                 <w:rStyle w:val="af3"/>
@@ -633,7 +633,7 @@
                 <w:noProof/>
                 <w:webHidden/>
               </w:rPr>
-              <w:instrText>Toc231988513 \h</w:instrText>
+              <w:instrText>Toc232023849 \h</w:instrText>
             </w:r>
             <w:r>
               <w:rPr>
@@ -664,7 +664,7 @@
                 <w:webHidden/>
                 <w:rtl/>
               </w:rPr>
-              <w:t>3</w:t>
+              <w:t>4</w:t>
             </w:r>
             <w:r>
               <w:rPr>
@@ -688,7 +688,7 @@
               <w:rtl/>
             </w:rPr>
           </w:pPr>
-          <w:hyperlink w:anchor="_Toc231988514" w:history="1">
+          <w:hyperlink w:anchor="_Toc232023850" w:history="1">
             <w:r>
               <w:rPr>
                 <w:rStyle w:val="af3"/>
@@ -743,7 +743,7 @@
                 <w:noProof/>
                 <w:webHidden/>
               </w:rPr>
-              <w:instrText>Toc231988514 \h</w:instrText>
+              <w:instrText>Toc232023850 \h</w:instrText>
             </w:r>
             <w:r>
               <w:rPr>
@@ -774,7 +774,7 @@
                 <w:webHidden/>
                 <w:rtl/>
               </w:rPr>
-              <w:t>3</w:t>
+              <w:t>4</w:t>
             </w:r>
             <w:r>
               <w:rPr>
@@ -798,7 +798,7 @@
               <w:rtl/>
             </w:rPr>
           </w:pPr>
-          <w:hyperlink w:anchor="_Toc231988515" w:history="1">
+          <w:hyperlink w:anchor="_Toc232023851" w:history="1">
             <w:r>
               <w:rPr>
                 <w:rStyle w:val="af3"/>
@@ -862,7 +862,7 @@
                 <w:noProof/>
                 <w:webHidden/>
               </w:rPr>
-              <w:instrText>Toc231988515 \h</w:instrText>
+              <w:instrText>Toc232023851 \h</w:instrText>
             </w:r>
             <w:r>
               <w:rPr>
@@ -893,7 +893,285 @@
                 <w:webHidden/>
                 <w:rtl/>
               </w:rPr>
-              <w:t>4</w:t>
+              <w:t>5</w:t>
+            </w:r>
+            <w:r>
+              <w:rPr>
+                <w:noProof/>
+                <w:webHidden/>
+                <w:rtl/>
+              </w:rPr>
+              <w:fldChar w:fldCharType="end"/>
+            </w:r>
+          </w:hyperlink>
+        </w:p>
+        <w:p>
+          <w:pPr>
+            <w:pStyle w:val="31"/>
+            <w:tabs>
+              <w:tab w:val="right" w:leader="dot" w:pos="7926"/>
+            </w:tabs>
+            <w:rPr>
+              <w:rFonts w:eastAsiaTheme="minorEastAsia"/>
+              <w:noProof/>
+              <w:rtl/>
+              <w:lang w:bidi="fa-IR"/>
+            </w:rPr>
+          </w:pPr>
+          <w:r>
+            <w:rPr>
+              <w:rStyle w:val="af3"/>
+              <w:rFonts w:hint="cs"/>
+              <w:noProof/>
+              <w:rtl/>
+            </w:rPr>
+            <w:t xml:space="preserve">1.2.2. معماری و اجزای شبکه </w:t>
+          </w:r>
+          <w:r>
+            <w:rPr>
+              <w:rStyle w:val="af3"/>
+              <w:noProof/>
+            </w:rPr>
+            <w:t>MLP</w:t>
+          </w:r>
+          <w:r>
+            <w:rPr>
+              <w:rStyle w:val="af3"/>
+              <w:rFonts w:hint="cs"/>
+              <w:noProof/>
+              <w:rtl/>
+              <w:lang w:bidi="fa-IR"/>
+            </w:rPr>
+            <w:t>...............................................................</w:t>
+          </w:r>
+        </w:p>
+        <w:p>
+          <w:pPr>
+            <w:pStyle w:val="31"/>
+            <w:tabs>
+              <w:tab w:val="right" w:leader="dot" w:pos="7926"/>
+            </w:tabs>
+            <w:rPr>
+              <w:rFonts w:eastAsiaTheme="minorEastAsia"/>
+              <w:noProof/>
+              <w:rtl/>
+            </w:rPr>
+          </w:pPr>
+          <w:hyperlink w:anchor="_Toc232023868" w:history="1">
+            <w:r>
+              <w:rPr>
+                <w:rStyle w:val="af3"/>
+                <w:noProof/>
+                <w:rtl/>
+                <w:lang w:bidi="fa-IR"/>
+              </w:rPr>
+              <w:t>2.2.2. آزمایش‌های انجام شده</w:t>
+            </w:r>
+            <w:r>
+              <w:rPr>
+                <w:noProof/>
+                <w:webHidden/>
+                <w:rtl/>
+              </w:rPr>
+              <w:tab/>
+            </w:r>
+            <w:r>
+              <w:rPr>
+                <w:noProof/>
+                <w:webHidden/>
+                <w:rtl/>
+              </w:rPr>
+              <w:fldChar w:fldCharType="begin"/>
+            </w:r>
+            <w:r>
+              <w:rPr>
+                <w:noProof/>
+                <w:webHidden/>
+                <w:rtl/>
+              </w:rPr>
+              <w:instrText xml:space="preserve"> </w:instrText>
+            </w:r>
+            <w:r>
+              <w:rPr>
+                <w:noProof/>
+                <w:webHidden/>
+              </w:rPr>
+              <w:instrText>PAGEREF</w:instrText>
+            </w:r>
+            <w:r>
+              <w:rPr>
+                <w:noProof/>
+                <w:webHidden/>
+                <w:rtl/>
+              </w:rPr>
+              <w:instrText xml:space="preserve"> _</w:instrText>
+            </w:r>
+            <w:r>
+              <w:rPr>
+                <w:noProof/>
+                <w:webHidden/>
+              </w:rPr>
+              <w:instrText>Toc232023868 \h</w:instrText>
+            </w:r>
+            <w:r>
+              <w:rPr>
+                <w:noProof/>
+                <w:webHidden/>
+                <w:rtl/>
+              </w:rPr>
+              <w:instrText xml:space="preserve"> </w:instrText>
+            </w:r>
+            <w:r>
+              <w:rPr>
+                <w:noProof/>
+                <w:webHidden/>
+                <w:rtl/>
+              </w:rPr>
+            </w:r>
+            <w:r>
+              <w:rPr>
+                <w:noProof/>
+                <w:webHidden/>
+                <w:rtl/>
+              </w:rPr>
+              <w:fldChar w:fldCharType="separate"/>
+            </w:r>
+            <w:r>
+              <w:rPr>
+                <w:noProof/>
+                <w:webHidden/>
+                <w:rtl/>
+              </w:rPr>
+              <w:t>6</w:t>
+            </w:r>
+            <w:r>
+              <w:rPr>
+                <w:noProof/>
+                <w:webHidden/>
+                <w:rtl/>
+              </w:rPr>
+              <w:fldChar w:fldCharType="end"/>
+            </w:r>
+          </w:hyperlink>
+        </w:p>
+        <w:p>
+          <w:pPr>
+            <w:pStyle w:val="31"/>
+            <w:tabs>
+              <w:tab w:val="right" w:leader="dot" w:pos="7926"/>
+            </w:tabs>
+            <w:rPr>
+              <w:rFonts w:eastAsiaTheme="minorEastAsia"/>
+              <w:noProof/>
+              <w:rtl/>
+            </w:rPr>
+          </w:pPr>
+          <w:hyperlink w:anchor="_Toc232023869" w:history="1">
+            <w:r>
+              <w:rPr>
+                <w:rStyle w:val="af3"/>
+                <w:rFonts w:asciiTheme="majorHAnsi" w:hAnsiTheme="majorHAnsi" w:cs="B Nazanin"/>
+                <w:noProof/>
+                <w:rtl/>
+                <w:lang w:bidi="fa-IR"/>
+              </w:rPr>
+              <w:t xml:space="preserve">برای یافتن بهترین معماری و تنظیمات، ۷ آزمایش با ترکیبات مختلف روی مجموعه آموزش اجرا شد. سپس با استفاده از مجموعه اعتبارسنجی بهترین مدل پیدا شده و نتایج آن به علاوه نمودار </w:t>
+            </w:r>
+            <w:r>
+              <w:rPr>
+                <w:rStyle w:val="af3"/>
+                <w:rFonts w:asciiTheme="majorHAnsi" w:hAnsiTheme="majorHAnsi" w:cs="B Nazanin"/>
+                <w:noProof/>
+                <w:lang w:bidi="fa-IR"/>
+              </w:rPr>
+              <w:t>Loss_Epoch, MarcoF1_Epoch</w:t>
+            </w:r>
+            <w:r>
+              <w:rPr>
+                <w:rStyle w:val="af3"/>
+                <w:rFonts w:asciiTheme="majorHAnsi" w:hAnsiTheme="majorHAnsi" w:cs="B Nazanin"/>
+                <w:noProof/>
+                <w:rtl/>
+                <w:lang w:bidi="fa-IR"/>
+              </w:rPr>
+              <w:t xml:space="preserve"> رسم شدند.</w:t>
+            </w:r>
+            <w:r>
+              <w:rPr>
+                <w:noProof/>
+                <w:webHidden/>
+                <w:rtl/>
+              </w:rPr>
+              <w:tab/>
+            </w:r>
+            <w:r>
+              <w:rPr>
+                <w:noProof/>
+                <w:webHidden/>
+                <w:rtl/>
+              </w:rPr>
+              <w:fldChar w:fldCharType="begin"/>
+            </w:r>
+            <w:r>
+              <w:rPr>
+                <w:noProof/>
+                <w:webHidden/>
+                <w:rtl/>
+              </w:rPr>
+              <w:instrText xml:space="preserve"> </w:instrText>
+            </w:r>
+            <w:r>
+              <w:rPr>
+                <w:noProof/>
+                <w:webHidden/>
+              </w:rPr>
+              <w:instrText>PAGEREF</w:instrText>
+            </w:r>
+            <w:r>
+              <w:rPr>
+                <w:noProof/>
+                <w:webHidden/>
+                <w:rtl/>
+              </w:rPr>
+              <w:instrText xml:space="preserve"> _</w:instrText>
+            </w:r>
+            <w:r>
+              <w:rPr>
+                <w:noProof/>
+                <w:webHidden/>
+              </w:rPr>
+              <w:instrText>Toc232023869 \h</w:instrText>
+            </w:r>
+            <w:r>
+              <w:rPr>
+                <w:noProof/>
+                <w:webHidden/>
+                <w:rtl/>
+              </w:rPr>
+              <w:instrText xml:space="preserve"> </w:instrText>
+            </w:r>
+            <w:r>
+              <w:rPr>
+                <w:noProof/>
+                <w:webHidden/>
+                <w:rtl/>
+              </w:rPr>
+            </w:r>
+            <w:r>
+              <w:rPr>
+                <w:noProof/>
+                <w:webHidden/>
+                <w:rtl/>
+              </w:rPr>
+              <w:fldChar w:fldCharType="separate"/>
+            </w:r>
+            <w:r>
+              <w:rPr>
+                <w:noProof/>
+                <w:webHidden/>
+                <w:rtl/>
+              </w:rPr>
+              <w:t>6</w:t>
             </w:r>
             <w:r>
               <w:rPr>
@@ -917,7 +1195,7 @@
               <w:rtl/>
             </w:rPr>
           </w:pPr>
-          <w:hyperlink w:anchor="_Toc231988516" w:history="1">
+          <w:hyperlink w:anchor="_Toc232023870" w:history="1">
             <w:r>
               <w:rPr>
                 <w:rStyle w:val="af3"/>
@@ -989,7 +1267,7 @@
                 <w:noProof/>
                 <w:webHidden/>
               </w:rPr>
-              <w:instrText>Toc231988516 \h</w:instrText>
+              <w:instrText>Toc232023870 \h</w:instrText>
             </w:r>
             <w:r>
               <w:rPr>
@@ -1020,7 +1298,7 @@
                 <w:webHidden/>
                 <w:rtl/>
               </w:rPr>
-              <w:t>4</w:t>
+              <w:t>7</w:t>
             </w:r>
             <w:r>
               <w:rPr>
@@ -1044,7 +1322,7 @@
               <w:rtl/>
             </w:rPr>
           </w:pPr>
-          <w:hyperlink w:anchor="_Toc231988517" w:history="1">
+          <w:hyperlink w:anchor="_Toc232023871" w:history="1">
             <w:r>
               <w:rPr>
                 <w:rStyle w:val="af3"/>
@@ -1099,7 +1377,7 @@
                 <w:noProof/>
                 <w:webHidden/>
               </w:rPr>
-              <w:instrText>Toc231988517 \h</w:instrText>
+              <w:instrText>Toc232023871 \h</w:instrText>
             </w:r>
             <w:r>
               <w:rPr>
@@ -1130,7 +1408,7 @@
                 <w:webHidden/>
                 <w:rtl/>
               </w:rPr>
-              <w:t>4</w:t>
+              <w:t>7</w:t>
             </w:r>
             <w:r>
               <w:rPr>
@@ -1154,7 +1432,7 @@
               <w:rtl/>
             </w:rPr>
           </w:pPr>
-          <w:hyperlink w:anchor="_Toc231988518" w:history="1">
+          <w:hyperlink w:anchor="_Toc232023872" w:history="1">
             <w:r>
               <w:rPr>
                 <w:rStyle w:val="af3"/>
@@ -1209,7 +1487,7 @@
                 <w:noProof/>
                 <w:webHidden/>
               </w:rPr>
-              <w:instrText>Toc231988518 \h</w:instrText>
+              <w:instrText>Toc232023872 \h</w:instrText>
             </w:r>
             <w:r>
               <w:rPr>
@@ -1240,7 +1518,7 @@
                 <w:webHidden/>
                 <w:rtl/>
               </w:rPr>
-              <w:t>4</w:t>
+              <w:t>7</w:t>
             </w:r>
             <w:r>
               <w:rPr>
@@ -1389,7 +1667,7 @@
           <w:lang w:bidi="fa-IR"/>
         </w:rPr>
       </w:pPr>
-      <w:bookmarkStart w:id="0" w:name="_Toc231988511"/>
+      <w:bookmarkStart w:id="0" w:name="_Toc232023847"/>
       <w:r>
         <w:rPr>
           <w:rStyle w:val="a1"/>
@@ -1397,7 +1675,6 @@
           <w:rtl/>
           <w:lang w:bidi="fa-IR"/>
         </w:rPr>
-        <w:lastRenderedPageBreak/>
         <w:t>1</w:t>
       </w:r>
       <w:r>
@@ -1434,6 +1711,8 @@
       </w:pPr>
       <w:bookmarkStart w:id="1" w:name="_Toc231987153"/>
       <w:bookmarkStart w:id="2" w:name="_Toc231988512"/>
+      <w:bookmarkStart w:id="3" w:name="_Toc232023696"/>
+      <w:bookmarkStart w:id="4" w:name="_Toc232023848"/>
       <w:r>
         <w:rPr>
           <w:rStyle w:val="a1"/>
@@ -1718,6 +1997,8 @@
       </w:r>
       <w:bookmarkEnd w:id="1"/>
       <w:bookmarkEnd w:id="2"/>
+      <w:bookmarkEnd w:id="3"/>
+      <w:bookmarkEnd w:id="4"/>
       <w:r>
         <w:rPr>
           <w:rStyle w:val="a1"/>
@@ -1751,8 +2032,8 @@
           <w:lang w:bidi="fa-IR"/>
         </w:rPr>
       </w:pPr>
-      <w:bookmarkStart w:id="3" w:name="_Toc231483436"/>
-      <w:bookmarkStart w:id="4" w:name="_Toc231988513"/>
+      <w:bookmarkStart w:id="5" w:name="_Toc231483436"/>
+      <w:bookmarkStart w:id="6" w:name="_Toc232023849"/>
       <w:r>
         <w:rPr>
           <w:rStyle w:val="a1"/>
@@ -1761,540 +2042,59 @@
           <w:lang w:bidi="fa-IR"/>
         </w:rPr>
         <w:t>2. اقدامات انجام شده در کد</w:t>
-      </w:r>
-      <w:bookmarkEnd w:id="3"/>
-      <w:bookmarkEnd w:id="4"/>
-    </w:p>
-    <w:p>
-      <w:pPr>
-        <w:pStyle w:val="2"/>
-        <w:rPr>
-          <w:rStyle w:val="30"/>
-          <w:rFonts w:cs="B Nazanin"/>
-          <w:sz w:val="32"/>
-          <w:szCs w:val="32"/>
-          <w:rtl/>
-        </w:rPr>
-      </w:pPr>
-      <w:bookmarkStart w:id="5" w:name="_Toc231483437"/>
-      <w:bookmarkStart w:id="6" w:name="_Toc231988514"/>
-      <w:r>
-        <w:rPr>
-          <w:rStyle w:val="30"/>
-          <w:rFonts w:cs="B Nazanin"/>
-          <w:sz w:val="32"/>
-          <w:szCs w:val="32"/>
-          <w:rtl/>
-          <w:lang w:bidi="fa-IR"/>
-        </w:rPr>
-        <w:t>1.2</w:t>
-      </w:r>
-      <w:r>
-        <w:rPr>
-          <w:rStyle w:val="20"/>
-          <w:rFonts w:cs="B Nazanin"/>
-          <w:rtl/>
-          <w:lang w:bidi="fa-IR"/>
-        </w:rPr>
-        <w:t>. پیش پردازش داده‌ها</w:t>
       </w:r>
       <w:bookmarkEnd w:id="5"/>
       <w:bookmarkEnd w:id="6"/>
     </w:p>
     <w:p>
       <w:pPr>
-        <w:rPr>
-          <w:rFonts w:cs="B Nazanin"/>
-          <w:sz w:val="27"/>
-          <w:szCs w:val="27"/>
-          <w:rtl/>
-          <w:lang w:bidi="fa-IR"/>
-        </w:rPr>
-      </w:pPr>
-      <w:r>
-        <w:rPr>
-          <w:rFonts w:cs="B Nazanin"/>
-          <w:sz w:val="27"/>
-          <w:szCs w:val="27"/>
-          <w:rtl/>
-          <w:lang w:bidi="fa-IR"/>
-        </w:rPr>
-        <w:t>1. بررس</w:t>
-      </w:r>
-      <w:r>
-        <w:rPr>
-          <w:rFonts w:cs="B Nazanin" w:hint="cs"/>
-          <w:sz w:val="27"/>
-          <w:szCs w:val="27"/>
-          <w:rtl/>
-          <w:lang w:bidi="fa-IR"/>
-        </w:rPr>
-        <w:t>ی</w:t>
-      </w:r>
-      <w:r>
-        <w:rPr>
-          <w:rFonts w:cs="B Nazanin"/>
-          <w:sz w:val="27"/>
-          <w:szCs w:val="27"/>
-          <w:rtl/>
-          <w:lang w:bidi="fa-IR"/>
-        </w:rPr>
-        <w:t xml:space="preserve"> </w:t>
+        <w:pStyle w:val="2"/>
+        <w:rPr>
+          <w:rFonts w:cs="B Nazanin"/>
+          <w:rtl/>
+        </w:rPr>
+      </w:pPr>
+      <w:bookmarkStart w:id="7" w:name="_Toc231483437"/>
+      <w:bookmarkStart w:id="8" w:name="_Toc232023850"/>
+      <w:r>
+        <w:rPr>
+          <w:rFonts w:cs="B Nazanin"/>
+          <w:rtl/>
+          <w:lang w:bidi="fa-IR"/>
+        </w:rPr>
+        <w:t>1</w:t>
+      </w:r>
+      <w:r>
+        <w:rPr>
+          <w:rStyle w:val="40"/>
+          <w:rFonts w:cs="B Nazanin"/>
+          <w:i w:val="0"/>
+          <w:iCs w:val="0"/>
+          <w:rtl/>
+          <w:lang w:bidi="fa-IR"/>
+        </w:rPr>
+        <w:t>.</w:t>
+      </w:r>
+      <w:r>
+        <w:rPr>
+          <w:rFonts w:cs="B Nazanin"/>
+          <w:rtl/>
+          <w:lang w:bidi="fa-IR"/>
+        </w:rPr>
+        <w:t xml:space="preserve">2. پیش پردازش </w:t>
       </w:r>
       <w:proofErr w:type="spellStart"/>
       <w:r>
         <w:rPr>
           <w:rFonts w:cs="B Nazanin"/>
-          <w:sz w:val="27"/>
-          <w:szCs w:val="27"/>
           <w:rtl/>
           <w:lang w:bidi="fa-IR"/>
         </w:rPr>
         <w:t>داده‌ها</w:t>
       </w:r>
+      <w:bookmarkEnd w:id="7"/>
+      <w:bookmarkEnd w:id="8"/>
       <w:proofErr w:type="spellEnd"/>
-      <w:r>
-        <w:rPr>
-          <w:rFonts w:cs="B Nazanin"/>
-          <w:sz w:val="27"/>
-          <w:szCs w:val="27"/>
-          <w:rtl/>
-          <w:lang w:bidi="fa-IR"/>
-        </w:rPr>
-        <w:t xml:space="preserve"> (1.4.1): تعداد </w:t>
-      </w:r>
-      <w:proofErr w:type="spellStart"/>
-      <w:r>
-        <w:rPr>
-          <w:rFonts w:cs="B Nazanin"/>
-          <w:sz w:val="27"/>
-          <w:szCs w:val="27"/>
-          <w:rtl/>
-          <w:lang w:bidi="fa-IR"/>
-        </w:rPr>
-        <w:t>رکوردها</w:t>
-      </w:r>
-      <w:proofErr w:type="spellEnd"/>
-      <w:r>
-        <w:rPr>
-          <w:rFonts w:cs="B Nazanin"/>
-          <w:sz w:val="27"/>
-          <w:szCs w:val="27"/>
-          <w:rtl/>
-          <w:lang w:bidi="fa-IR"/>
-        </w:rPr>
-        <w:t xml:space="preserve">، </w:t>
-      </w:r>
-      <w:proofErr w:type="spellStart"/>
-      <w:r>
-        <w:rPr>
-          <w:rFonts w:cs="B Nazanin"/>
-          <w:sz w:val="27"/>
-          <w:szCs w:val="27"/>
-          <w:rtl/>
-          <w:lang w:bidi="fa-IR"/>
-        </w:rPr>
-        <w:t>و</w:t>
-      </w:r>
-      <w:r>
-        <w:rPr>
-          <w:rFonts w:cs="B Nazanin" w:hint="cs"/>
-          <w:sz w:val="27"/>
-          <w:szCs w:val="27"/>
-          <w:rtl/>
-          <w:lang w:bidi="fa-IR"/>
-        </w:rPr>
-        <w:t>ی</w:t>
-      </w:r>
-      <w:r>
-        <w:rPr>
-          <w:rFonts w:cs="B Nazanin" w:hint="eastAsia"/>
-          <w:sz w:val="27"/>
-          <w:szCs w:val="27"/>
-          <w:rtl/>
-          <w:lang w:bidi="fa-IR"/>
-        </w:rPr>
-        <w:t>ژگ</w:t>
-      </w:r>
-      <w:r>
-        <w:rPr>
-          <w:rFonts w:cs="B Nazanin" w:hint="cs"/>
-          <w:sz w:val="27"/>
-          <w:szCs w:val="27"/>
-          <w:rtl/>
-          <w:lang w:bidi="fa-IR"/>
-        </w:rPr>
-        <w:t>ی‌</w:t>
-      </w:r>
-      <w:r>
-        <w:rPr>
-          <w:rFonts w:cs="B Nazanin" w:hint="eastAsia"/>
-          <w:sz w:val="27"/>
-          <w:szCs w:val="27"/>
-          <w:rtl/>
-          <w:lang w:bidi="fa-IR"/>
-        </w:rPr>
-        <w:t>ها</w:t>
-      </w:r>
-      <w:proofErr w:type="spellEnd"/>
-      <w:r>
-        <w:rPr>
-          <w:rFonts w:cs="B Nazanin" w:hint="cs"/>
-          <w:sz w:val="27"/>
-          <w:szCs w:val="27"/>
-          <w:rtl/>
-          <w:lang w:bidi="fa-IR"/>
-        </w:rPr>
-        <w:t>، تعداد مقادیر گمشده</w:t>
-      </w:r>
-      <w:r>
-        <w:rPr>
-          <w:rFonts w:cs="B Nazanin"/>
-          <w:sz w:val="27"/>
-          <w:szCs w:val="27"/>
-          <w:rtl/>
-          <w:lang w:bidi="fa-IR"/>
-        </w:rPr>
-        <w:t xml:space="preserve"> و توز</w:t>
-      </w:r>
-      <w:r>
-        <w:rPr>
-          <w:rFonts w:cs="B Nazanin" w:hint="cs"/>
-          <w:sz w:val="27"/>
-          <w:szCs w:val="27"/>
-          <w:rtl/>
-          <w:lang w:bidi="fa-IR"/>
-        </w:rPr>
-        <w:t>ی</w:t>
-      </w:r>
-      <w:r>
-        <w:rPr>
-          <w:rFonts w:cs="B Nazanin" w:hint="eastAsia"/>
-          <w:sz w:val="27"/>
-          <w:szCs w:val="27"/>
-          <w:rtl/>
-          <w:lang w:bidi="fa-IR"/>
-        </w:rPr>
-        <w:t>ع</w:t>
-      </w:r>
-      <w:r>
-        <w:rPr>
-          <w:rFonts w:cs="B Nazanin"/>
-          <w:sz w:val="27"/>
-          <w:szCs w:val="27"/>
-          <w:rtl/>
-          <w:lang w:bidi="fa-IR"/>
-        </w:rPr>
-        <w:t xml:space="preserve"> </w:t>
-      </w:r>
-      <w:proofErr w:type="spellStart"/>
-      <w:r>
-        <w:rPr>
-          <w:rFonts w:cs="B Nazanin"/>
-          <w:sz w:val="27"/>
-          <w:szCs w:val="27"/>
-          <w:rtl/>
-          <w:lang w:bidi="fa-IR"/>
-        </w:rPr>
-        <w:t>کلاس‌ها</w:t>
-      </w:r>
-      <w:proofErr w:type="spellEnd"/>
-      <w:r>
-        <w:rPr>
-          <w:rFonts w:cs="B Nazanin"/>
-          <w:sz w:val="27"/>
-          <w:szCs w:val="27"/>
-          <w:rtl/>
-          <w:lang w:bidi="fa-IR"/>
-        </w:rPr>
-        <w:t xml:space="preserve"> مشخص شد. همچن</w:t>
-      </w:r>
-      <w:r>
-        <w:rPr>
-          <w:rFonts w:cs="B Nazanin" w:hint="cs"/>
-          <w:sz w:val="27"/>
-          <w:szCs w:val="27"/>
-          <w:rtl/>
-          <w:lang w:bidi="fa-IR"/>
-        </w:rPr>
-        <w:t>ی</w:t>
-      </w:r>
-      <w:r>
-        <w:rPr>
-          <w:rFonts w:cs="B Nazanin" w:hint="eastAsia"/>
-          <w:sz w:val="27"/>
-          <w:szCs w:val="27"/>
-          <w:rtl/>
-          <w:lang w:bidi="fa-IR"/>
-        </w:rPr>
-        <w:t>ن</w:t>
-      </w:r>
-      <w:r>
-        <w:rPr>
-          <w:rFonts w:cs="B Nazanin"/>
-          <w:sz w:val="27"/>
-          <w:szCs w:val="27"/>
-          <w:rtl/>
-          <w:lang w:bidi="fa-IR"/>
-        </w:rPr>
-        <w:t xml:space="preserve"> نوع </w:t>
-      </w:r>
-      <w:proofErr w:type="spellStart"/>
-      <w:r>
-        <w:rPr>
-          <w:rFonts w:cs="B Nazanin"/>
-          <w:sz w:val="27"/>
-          <w:szCs w:val="27"/>
-          <w:rtl/>
-          <w:lang w:bidi="fa-IR"/>
-        </w:rPr>
-        <w:t>ستون‌ها</w:t>
-      </w:r>
-      <w:proofErr w:type="spellEnd"/>
-      <w:r>
-        <w:rPr>
-          <w:rFonts w:cs="B Nazanin"/>
-          <w:sz w:val="27"/>
-          <w:szCs w:val="27"/>
-          <w:rtl/>
-          <w:lang w:bidi="fa-IR"/>
-        </w:rPr>
-        <w:t xml:space="preserve"> (عدد</w:t>
-      </w:r>
-      <w:r>
-        <w:rPr>
-          <w:rFonts w:cs="B Nazanin" w:hint="cs"/>
-          <w:sz w:val="27"/>
-          <w:szCs w:val="27"/>
-          <w:rtl/>
-          <w:lang w:bidi="fa-IR"/>
-        </w:rPr>
-        <w:t>ی</w:t>
-      </w:r>
-      <w:r>
-        <w:rPr>
-          <w:rFonts w:cs="B Nazanin"/>
-          <w:sz w:val="27"/>
-          <w:szCs w:val="27"/>
-          <w:rtl/>
-          <w:lang w:bidi="fa-IR"/>
-        </w:rPr>
-        <w:t>/</w:t>
-      </w:r>
-      <w:proofErr w:type="spellStart"/>
-      <w:r>
-        <w:rPr>
-          <w:rFonts w:cs="B Nazanin"/>
-          <w:sz w:val="27"/>
-          <w:szCs w:val="27"/>
-          <w:rtl/>
-          <w:lang w:bidi="fa-IR"/>
-        </w:rPr>
-        <w:t>غ</w:t>
-      </w:r>
-      <w:r>
-        <w:rPr>
-          <w:rFonts w:cs="B Nazanin" w:hint="cs"/>
-          <w:sz w:val="27"/>
-          <w:szCs w:val="27"/>
-          <w:rtl/>
-          <w:lang w:bidi="fa-IR"/>
-        </w:rPr>
-        <w:t>ی</w:t>
-      </w:r>
-      <w:r>
-        <w:rPr>
-          <w:rFonts w:cs="B Nazanin" w:hint="eastAsia"/>
-          <w:sz w:val="27"/>
-          <w:szCs w:val="27"/>
-          <w:rtl/>
-          <w:lang w:bidi="fa-IR"/>
-        </w:rPr>
-        <w:t>رعدد</w:t>
-      </w:r>
-      <w:r>
-        <w:rPr>
-          <w:rFonts w:cs="B Nazanin" w:hint="cs"/>
-          <w:sz w:val="27"/>
-          <w:szCs w:val="27"/>
-          <w:rtl/>
-          <w:lang w:bidi="fa-IR"/>
-        </w:rPr>
-        <w:t>ی</w:t>
-      </w:r>
-      <w:proofErr w:type="spellEnd"/>
-      <w:r>
-        <w:rPr>
-          <w:rFonts w:cs="B Nazanin"/>
-          <w:sz w:val="27"/>
-          <w:szCs w:val="27"/>
-          <w:rtl/>
-          <w:lang w:bidi="fa-IR"/>
-        </w:rPr>
-        <w:t>) تفک</w:t>
-      </w:r>
-      <w:r>
-        <w:rPr>
-          <w:rFonts w:cs="B Nazanin" w:hint="cs"/>
-          <w:sz w:val="27"/>
-          <w:szCs w:val="27"/>
-          <w:rtl/>
-          <w:lang w:bidi="fa-IR"/>
-        </w:rPr>
-        <w:t>ی</w:t>
-      </w:r>
-      <w:r>
-        <w:rPr>
-          <w:rFonts w:cs="B Nazanin" w:hint="eastAsia"/>
-          <w:sz w:val="27"/>
-          <w:szCs w:val="27"/>
-          <w:rtl/>
-          <w:lang w:bidi="fa-IR"/>
-        </w:rPr>
-        <w:t>ک</w:t>
-      </w:r>
-      <w:r>
-        <w:rPr>
-          <w:rFonts w:cs="B Nazanin"/>
-          <w:sz w:val="27"/>
-          <w:szCs w:val="27"/>
-          <w:rtl/>
-          <w:lang w:bidi="fa-IR"/>
-        </w:rPr>
-        <w:t xml:space="preserve"> و توز</w:t>
-      </w:r>
-      <w:r>
-        <w:rPr>
-          <w:rFonts w:cs="B Nazanin" w:hint="cs"/>
-          <w:sz w:val="27"/>
-          <w:szCs w:val="27"/>
-          <w:rtl/>
-          <w:lang w:bidi="fa-IR"/>
-        </w:rPr>
-        <w:t>ی</w:t>
-      </w:r>
-      <w:r>
-        <w:rPr>
-          <w:rFonts w:cs="B Nazanin" w:hint="eastAsia"/>
-          <w:sz w:val="27"/>
-          <w:szCs w:val="27"/>
-          <w:rtl/>
-          <w:lang w:bidi="fa-IR"/>
-        </w:rPr>
-        <w:t>ع</w:t>
-      </w:r>
-      <w:r>
-        <w:rPr>
-          <w:rFonts w:cs="B Nazanin"/>
-          <w:sz w:val="27"/>
-          <w:szCs w:val="27"/>
-          <w:rtl/>
-          <w:lang w:bidi="fa-IR"/>
-        </w:rPr>
-        <w:t xml:space="preserve"> هر و</w:t>
-      </w:r>
-      <w:r>
-        <w:rPr>
-          <w:rFonts w:cs="B Nazanin" w:hint="cs"/>
-          <w:sz w:val="27"/>
-          <w:szCs w:val="27"/>
-          <w:rtl/>
-          <w:lang w:bidi="fa-IR"/>
-        </w:rPr>
-        <w:t>ی</w:t>
-      </w:r>
-      <w:r>
-        <w:rPr>
-          <w:rFonts w:cs="B Nazanin" w:hint="eastAsia"/>
-          <w:sz w:val="27"/>
-          <w:szCs w:val="27"/>
-          <w:rtl/>
-          <w:lang w:bidi="fa-IR"/>
-        </w:rPr>
-        <w:t>ژگ</w:t>
-      </w:r>
-      <w:r>
-        <w:rPr>
-          <w:rFonts w:cs="B Nazanin" w:hint="cs"/>
-          <w:sz w:val="27"/>
-          <w:szCs w:val="27"/>
-          <w:rtl/>
-          <w:lang w:bidi="fa-IR"/>
-        </w:rPr>
-        <w:t>ی</w:t>
-      </w:r>
-      <w:r>
-        <w:rPr>
-          <w:rFonts w:cs="B Nazanin"/>
-          <w:sz w:val="27"/>
-          <w:szCs w:val="27"/>
-          <w:rtl/>
-          <w:lang w:bidi="fa-IR"/>
-        </w:rPr>
-        <w:t xml:space="preserve"> عدد</w:t>
-      </w:r>
-      <w:r>
-        <w:rPr>
-          <w:rFonts w:cs="B Nazanin" w:hint="cs"/>
-          <w:sz w:val="27"/>
-          <w:szCs w:val="27"/>
-          <w:rtl/>
-          <w:lang w:bidi="fa-IR"/>
-        </w:rPr>
-        <w:t>ی</w:t>
-      </w:r>
-      <w:r>
-        <w:rPr>
-          <w:rFonts w:cs="B Nazanin"/>
-          <w:sz w:val="27"/>
-          <w:szCs w:val="27"/>
-          <w:rtl/>
-          <w:lang w:bidi="fa-IR"/>
-        </w:rPr>
-        <w:t xml:space="preserve"> با </w:t>
-      </w:r>
-      <w:proofErr w:type="spellStart"/>
-      <w:r>
-        <w:rPr>
-          <w:rFonts w:cs="B Nazanin"/>
-          <w:sz w:val="27"/>
-          <w:szCs w:val="27"/>
-          <w:rtl/>
-          <w:lang w:bidi="fa-IR"/>
-        </w:rPr>
-        <w:t>ه</w:t>
-      </w:r>
-      <w:r>
-        <w:rPr>
-          <w:rFonts w:cs="B Nazanin" w:hint="cs"/>
-          <w:sz w:val="27"/>
-          <w:szCs w:val="27"/>
-          <w:rtl/>
-          <w:lang w:bidi="fa-IR"/>
-        </w:rPr>
-        <w:t>ی</w:t>
-      </w:r>
-      <w:r>
-        <w:rPr>
-          <w:rFonts w:cs="B Nazanin" w:hint="eastAsia"/>
-          <w:sz w:val="27"/>
-          <w:szCs w:val="27"/>
-          <w:rtl/>
-          <w:lang w:bidi="fa-IR"/>
-        </w:rPr>
-        <w:t>ستوگرام</w:t>
-      </w:r>
-      <w:proofErr w:type="spellEnd"/>
-      <w:r>
-        <w:rPr>
-          <w:rFonts w:cs="B Nazanin"/>
-          <w:sz w:val="27"/>
-          <w:szCs w:val="27"/>
-          <w:rtl/>
-          <w:lang w:bidi="fa-IR"/>
-        </w:rPr>
-        <w:t xml:space="preserve"> مصور شد.</w:t>
-      </w:r>
     </w:p>
     <w:p>
       <w:pPr>
@@ -2314,7 +2114,7 @@
           <w:rtl/>
           <w:lang w:bidi="fa-IR"/>
         </w:rPr>
-        <w:t>2. مد</w:t>
+        <w:t>1. بررس</w:t>
       </w:r>
       <w:r>
         <w:rPr>
@@ -2328,13 +2128,129 @@
       </w:r>
       <w:r>
         <w:rPr>
+          <w:rFonts w:cs="B Nazanin"/>
+          <w:sz w:val="27"/>
+          <w:szCs w:val="27"/>
+          <w:rtl/>
+          <w:lang w:bidi="fa-IR"/>
+        </w:rPr>
+        <w:t xml:space="preserve"> </w:t>
+      </w:r>
+      <w:proofErr w:type="spellStart"/>
+      <w:r>
+        <w:rPr>
+          <w:rFonts w:cs="B Nazanin"/>
+          <w:sz w:val="27"/>
+          <w:szCs w:val="27"/>
+          <w:rtl/>
+          <w:lang w:bidi="fa-IR"/>
+        </w:rPr>
+        <w:t>داده‌ها</w:t>
+      </w:r>
+      <w:proofErr w:type="spellEnd"/>
+      <w:r>
+        <w:rPr>
+          <w:rFonts w:cs="B Nazanin"/>
+          <w:sz w:val="27"/>
+          <w:szCs w:val="27"/>
+          <w:rtl/>
+          <w:lang w:bidi="fa-IR"/>
+        </w:rPr>
+        <w:t xml:space="preserve"> (1.4.1): تعداد </w:t>
+      </w:r>
+      <w:proofErr w:type="spellStart"/>
+      <w:r>
+        <w:rPr>
+          <w:rFonts w:cs="B Nazanin"/>
+          <w:sz w:val="27"/>
+          <w:szCs w:val="27"/>
+          <w:rtl/>
+          <w:lang w:bidi="fa-IR"/>
+        </w:rPr>
+        <w:t>رکوردها</w:t>
+      </w:r>
+      <w:proofErr w:type="spellEnd"/>
+      <w:r>
+        <w:rPr>
+          <w:rFonts w:cs="B Nazanin"/>
+          <w:sz w:val="27"/>
+          <w:szCs w:val="27"/>
+          <w:rtl/>
+          <w:lang w:bidi="fa-IR"/>
+        </w:rPr>
+        <w:t xml:space="preserve">، </w:t>
+      </w:r>
+      <w:proofErr w:type="spellStart"/>
+      <w:r>
+        <w:rPr>
+          <w:rFonts w:cs="B Nazanin"/>
+          <w:sz w:val="27"/>
+          <w:szCs w:val="27"/>
+          <w:rtl/>
+          <w:lang w:bidi="fa-IR"/>
+        </w:rPr>
+        <w:t>و</w:t>
+      </w:r>
+      <w:r>
+        <w:rPr>
+          <w:rFonts w:cs="B Nazanin" w:hint="cs"/>
+          <w:sz w:val="27"/>
+          <w:szCs w:val="27"/>
+          <w:rtl/>
+          <w:lang w:bidi="fa-IR"/>
+        </w:rPr>
+        <w:t>ی</w:t>
+      </w:r>
+      <w:r>
+        <w:rPr>
           <w:rFonts w:cs="B Nazanin" w:hint="eastAsia"/>
           <w:sz w:val="27"/>
           <w:szCs w:val="27"/>
           <w:rtl/>
           <w:lang w:bidi="fa-IR"/>
         </w:rPr>
-        <w:t>ر</w:t>
+        <w:t>ژگ</w:t>
+      </w:r>
+      <w:r>
+        <w:rPr>
+          <w:rFonts w:cs="B Nazanin" w:hint="cs"/>
+          <w:sz w:val="27"/>
+          <w:szCs w:val="27"/>
+          <w:rtl/>
+          <w:lang w:bidi="fa-IR"/>
+        </w:rPr>
+        <w:t>ی‌</w:t>
+      </w:r>
+      <w:r>
+        <w:rPr>
+          <w:rFonts w:cs="B Nazanin" w:hint="eastAsia"/>
+          <w:sz w:val="27"/>
+          <w:szCs w:val="27"/>
+          <w:rtl/>
+          <w:lang w:bidi="fa-IR"/>
+        </w:rPr>
+        <w:t>ها</w:t>
+      </w:r>
+      <w:proofErr w:type="spellEnd"/>
+      <w:r>
+        <w:rPr>
+          <w:rFonts w:cs="B Nazanin" w:hint="cs"/>
+          <w:sz w:val="27"/>
+          <w:szCs w:val="27"/>
+          <w:rtl/>
+          <w:lang w:bidi="fa-IR"/>
+        </w:rPr>
+        <w:t>، تعداد مقادیر گمشده</w:t>
+      </w:r>
+      <w:r>
+        <w:rPr>
+          <w:rFonts w:cs="B Nazanin"/>
+          <w:sz w:val="27"/>
+          <w:szCs w:val="27"/>
+          <w:rtl/>
+          <w:lang w:bidi="fa-IR"/>
+        </w:rPr>
+        <w:t xml:space="preserve"> و توز</w:t>
       </w:r>
       <w:r>
         <w:rPr>
@@ -2354,17 +2270,39 @@
           <w:rtl/>
           <w:lang w:bidi="fa-IR"/>
         </w:rPr>
-        <w:t>ت</w:t>
-      </w:r>
-      <w:r>
-        <w:rPr>
-          <w:rFonts w:cs="B Nazanin"/>
-          <w:sz w:val="27"/>
-          <w:szCs w:val="27"/>
-          <w:rtl/>
-          <w:lang w:bidi="fa-IR"/>
-        </w:rPr>
-        <w:t xml:space="preserve"> مقاد</w:t>
+        <w:t>ع</w:t>
+      </w:r>
+      <w:r>
+        <w:rPr>
+          <w:rFonts w:cs="B Nazanin"/>
+          <w:sz w:val="27"/>
+          <w:szCs w:val="27"/>
+          <w:rtl/>
+          <w:lang w:bidi="fa-IR"/>
+        </w:rPr>
+        <w:t xml:space="preserve"> </w:t>
+      </w:r>
+      <w:proofErr w:type="spellStart"/>
+      <w:r>
+        <w:rPr>
+          <w:rFonts w:cs="B Nazanin"/>
+          <w:sz w:val="27"/>
+          <w:szCs w:val="27"/>
+          <w:rtl/>
+          <w:lang w:bidi="fa-IR"/>
+        </w:rPr>
+        <w:t>کلاس‌ها</w:t>
+      </w:r>
+      <w:proofErr w:type="spellEnd"/>
+      <w:r>
+        <w:rPr>
+          <w:rFonts w:cs="B Nazanin"/>
+          <w:sz w:val="27"/>
+          <w:szCs w:val="27"/>
+          <w:rtl/>
+          <w:lang w:bidi="fa-IR"/>
+        </w:rPr>
+        <w:t xml:space="preserve"> مشخص شد. همچن</w:t>
       </w:r>
       <w:r>
         <w:rPr>
@@ -2384,17 +2322,17 @@
           <w:rtl/>
           <w:lang w:bidi="fa-IR"/>
         </w:rPr>
-        <w:t>ر</w:t>
-      </w:r>
-      <w:r>
-        <w:rPr>
-          <w:rFonts w:cs="B Nazanin"/>
-          <w:sz w:val="27"/>
-          <w:szCs w:val="27"/>
-          <w:rtl/>
-          <w:lang w:bidi="fa-IR"/>
-        </w:rPr>
-        <w:t xml:space="preserve"> گمشده (1.4.2): مقدار </w:t>
+        <w:t>ن</w:t>
+      </w:r>
+      <w:r>
+        <w:rPr>
+          <w:rFonts w:cs="B Nazanin"/>
+          <w:sz w:val="27"/>
+          <w:szCs w:val="27"/>
+          <w:rtl/>
+          <w:lang w:bidi="fa-IR"/>
+        </w:rPr>
+        <w:t xml:space="preserve"> نوع </w:t>
       </w:r>
       <w:proofErr w:type="spellStart"/>
       <w:r>
@@ -2405,7 +2343,18 @@
           <w:rtl/>
           <w:lang w:bidi="fa-IR"/>
         </w:rPr>
-        <w:t>گمشده‌ا</w:t>
+        <w:t>ستون‌ها</w:t>
+      </w:r>
+      <w:proofErr w:type="spellEnd"/>
+      <w:r>
+        <w:rPr>
+          <w:rFonts w:cs="B Nazanin"/>
+          <w:sz w:val="27"/>
+          <w:szCs w:val="27"/>
+          <w:rtl/>
+          <w:lang w:bidi="fa-IR"/>
+        </w:rPr>
+        <w:t xml:space="preserve"> (عدد</w:t>
       </w:r>
       <w:r>
         <w:rPr>
@@ -2417,6 +2366,57 @@
         </w:rPr>
         <w:t>ی</w:t>
       </w:r>
+      <w:r>
+        <w:rPr>
+          <w:rFonts w:cs="B Nazanin"/>
+          <w:sz w:val="27"/>
+          <w:szCs w:val="27"/>
+          <w:rtl/>
+          <w:lang w:bidi="fa-IR"/>
+        </w:rPr>
+        <w:t>/</w:t>
+      </w:r>
+      <w:proofErr w:type="spellStart"/>
+      <w:r>
+        <w:rPr>
+          <w:rFonts w:cs="B Nazanin"/>
+          <w:sz w:val="27"/>
+          <w:szCs w:val="27"/>
+          <w:rtl/>
+          <w:lang w:bidi="fa-IR"/>
+        </w:rPr>
+        <w:t>غ</w:t>
+      </w:r>
+      <w:r>
+        <w:rPr>
+          <w:rFonts w:cs="B Nazanin" w:hint="cs"/>
+          <w:sz w:val="27"/>
+          <w:szCs w:val="27"/>
+          <w:rtl/>
+          <w:lang w:bidi="fa-IR"/>
+        </w:rPr>
+        <w:t>ی</w:t>
+      </w:r>
+      <w:r>
+        <w:rPr>
+          <w:rFonts w:cs="B Nazanin" w:hint="eastAsia"/>
+          <w:sz w:val="27"/>
+          <w:szCs w:val="27"/>
+          <w:rtl/>
+          <w:lang w:bidi="fa-IR"/>
+        </w:rPr>
+        <w:t>رعدد</w:t>
+      </w:r>
+      <w:r>
+        <w:rPr>
+          <w:rFonts w:cs="B Nazanin" w:hint="cs"/>
+          <w:sz w:val="27"/>
+          <w:szCs w:val="27"/>
+          <w:rtl/>
+          <w:lang w:bidi="fa-IR"/>
+        </w:rPr>
+        <w:t>ی</w:t>
+      </w:r>
       <w:proofErr w:type="spellEnd"/>
       <w:r>
         <w:rPr>
@@ -2426,7 +2426,7 @@
           <w:rtl/>
           <w:lang w:bidi="fa-IR"/>
         </w:rPr>
-        <w:t xml:space="preserve"> برا</w:t>
+        <w:t>) تفک</w:t>
       </w:r>
       <w:r>
         <w:rPr>
@@ -2440,13 +2440,113 @@
       </w:r>
       <w:r>
         <w:rPr>
-          <w:rFonts w:cs="B Nazanin"/>
-          <w:sz w:val="27"/>
-          <w:szCs w:val="27"/>
-          <w:rtl/>
-          <w:lang w:bidi="fa-IR"/>
-        </w:rPr>
-        <w:t xml:space="preserve"> </w:t>
+          <w:rFonts w:cs="B Nazanin" w:hint="eastAsia"/>
+          <w:sz w:val="27"/>
+          <w:szCs w:val="27"/>
+          <w:rtl/>
+          <w:lang w:bidi="fa-IR"/>
+        </w:rPr>
+        <w:t>ک</w:t>
+      </w:r>
+      <w:r>
+        <w:rPr>
+          <w:rFonts w:cs="B Nazanin"/>
+          <w:sz w:val="27"/>
+          <w:szCs w:val="27"/>
+          <w:rtl/>
+          <w:lang w:bidi="fa-IR"/>
+        </w:rPr>
+        <w:t xml:space="preserve"> و توز</w:t>
+      </w:r>
+      <w:r>
+        <w:rPr>
+          <w:rFonts w:cs="B Nazanin" w:hint="cs"/>
+          <w:sz w:val="27"/>
+          <w:szCs w:val="27"/>
+          <w:rtl/>
+          <w:lang w:bidi="fa-IR"/>
+        </w:rPr>
+        <w:t>ی</w:t>
+      </w:r>
+      <w:r>
+        <w:rPr>
+          <w:rFonts w:cs="B Nazanin" w:hint="eastAsia"/>
+          <w:sz w:val="27"/>
+          <w:szCs w:val="27"/>
+          <w:rtl/>
+          <w:lang w:bidi="fa-IR"/>
+        </w:rPr>
+        <w:t>ع</w:t>
+      </w:r>
+      <w:r>
+        <w:rPr>
+          <w:rFonts w:cs="B Nazanin"/>
+          <w:sz w:val="27"/>
+          <w:szCs w:val="27"/>
+          <w:rtl/>
+          <w:lang w:bidi="fa-IR"/>
+        </w:rPr>
+        <w:t xml:space="preserve"> هر و</w:t>
+      </w:r>
+      <w:r>
+        <w:rPr>
+          <w:rFonts w:cs="B Nazanin" w:hint="cs"/>
+          <w:sz w:val="27"/>
+          <w:szCs w:val="27"/>
+          <w:rtl/>
+          <w:lang w:bidi="fa-IR"/>
+        </w:rPr>
+        <w:t>ی</w:t>
+      </w:r>
+      <w:r>
+        <w:rPr>
+          <w:rFonts w:cs="B Nazanin" w:hint="eastAsia"/>
+          <w:sz w:val="27"/>
+          <w:szCs w:val="27"/>
+          <w:rtl/>
+          <w:lang w:bidi="fa-IR"/>
+        </w:rPr>
+        <w:t>ژگ</w:t>
+      </w:r>
+      <w:r>
+        <w:rPr>
+          <w:rFonts w:cs="B Nazanin" w:hint="cs"/>
+          <w:sz w:val="27"/>
+          <w:szCs w:val="27"/>
+          <w:rtl/>
+          <w:lang w:bidi="fa-IR"/>
+        </w:rPr>
+        <w:t>ی</w:t>
+      </w:r>
+      <w:r>
+        <w:rPr>
+          <w:rFonts w:cs="B Nazanin"/>
+          <w:sz w:val="27"/>
+          <w:szCs w:val="27"/>
+          <w:rtl/>
+          <w:lang w:bidi="fa-IR"/>
+        </w:rPr>
+        <w:t xml:space="preserve"> عدد</w:t>
+      </w:r>
+      <w:r>
+        <w:rPr>
+          <w:rFonts w:cs="B Nazanin" w:hint="cs"/>
+          <w:sz w:val="27"/>
+          <w:szCs w:val="27"/>
+          <w:rtl/>
+          <w:lang w:bidi="fa-IR"/>
+        </w:rPr>
+        <w:t>ی</w:t>
+      </w:r>
+      <w:r>
+        <w:rPr>
+          <w:rFonts w:cs="B Nazanin"/>
+          <w:sz w:val="27"/>
+          <w:szCs w:val="27"/>
+          <w:rtl/>
+          <w:lang w:bidi="fa-IR"/>
+        </w:rPr>
+        <w:t xml:space="preserve"> با </w:t>
       </w:r>
       <w:proofErr w:type="spellStart"/>
       <w:r>
@@ -2457,7 +2557,7 @@
           <w:rtl/>
           <w:lang w:bidi="fa-IR"/>
         </w:rPr>
-        <w:t>و</w:t>
+        <w:t>ه</w:t>
       </w:r>
       <w:r>
         <w:rPr>
@@ -2477,37 +2577,7 @@
           <w:rtl/>
           <w:lang w:bidi="fa-IR"/>
         </w:rPr>
-        <w:t>ژگ</w:t>
-      </w:r>
-      <w:r>
-        <w:rPr>
-          <w:rFonts w:cs="B Nazanin" w:hint="cs"/>
-          <w:sz w:val="27"/>
-          <w:szCs w:val="27"/>
-          <w:rtl/>
-          <w:lang w:bidi="fa-IR"/>
-        </w:rPr>
-        <w:t>ی‌</w:t>
-      </w:r>
-      <w:r>
-        <w:rPr>
-          <w:rFonts w:cs="B Nazanin" w:hint="eastAsia"/>
-          <w:sz w:val="27"/>
-          <w:szCs w:val="27"/>
-          <w:rtl/>
-          <w:lang w:bidi="fa-IR"/>
-        </w:rPr>
-        <w:t>ها</w:t>
-      </w:r>
-      <w:r>
-        <w:rPr>
-          <w:rFonts w:cs="B Nazanin" w:hint="cs"/>
-          <w:sz w:val="27"/>
-          <w:szCs w:val="27"/>
-          <w:rtl/>
-          <w:lang w:bidi="fa-IR"/>
-        </w:rPr>
-        <w:t>ی</w:t>
+        <w:t>ستوگرام</w:t>
       </w:r>
       <w:proofErr w:type="spellEnd"/>
       <w:r>
@@ -2518,259 +2588,7 @@
           <w:rtl/>
           <w:lang w:bidi="fa-IR"/>
         </w:rPr>
-        <w:t xml:space="preserve"> عدد</w:t>
-      </w:r>
-      <w:r>
-        <w:rPr>
-          <w:rFonts w:cs="B Nazanin" w:hint="cs"/>
-          <w:sz w:val="27"/>
-          <w:szCs w:val="27"/>
-          <w:rtl/>
-          <w:lang w:bidi="fa-IR"/>
-        </w:rPr>
-        <w:t>ی</w:t>
-      </w:r>
-      <w:r>
-        <w:rPr>
-          <w:rFonts w:cs="B Nazanin"/>
-          <w:sz w:val="27"/>
-          <w:szCs w:val="27"/>
-          <w:rtl/>
-          <w:lang w:bidi="fa-IR"/>
-        </w:rPr>
-        <w:t xml:space="preserve"> از م</w:t>
-      </w:r>
-      <w:r>
-        <w:rPr>
-          <w:rFonts w:cs="B Nazanin" w:hint="cs"/>
-          <w:sz w:val="27"/>
-          <w:szCs w:val="27"/>
-          <w:rtl/>
-          <w:lang w:bidi="fa-IR"/>
-        </w:rPr>
-        <w:t>ی</w:t>
-      </w:r>
-      <w:r>
-        <w:rPr>
-          <w:rFonts w:cs="B Nazanin" w:hint="eastAsia"/>
-          <w:sz w:val="27"/>
-          <w:szCs w:val="27"/>
-          <w:rtl/>
-          <w:lang w:bidi="fa-IR"/>
-        </w:rPr>
-        <w:t>انگ</w:t>
-      </w:r>
-      <w:r>
-        <w:rPr>
-          <w:rFonts w:cs="B Nazanin" w:hint="cs"/>
-          <w:sz w:val="27"/>
-          <w:szCs w:val="27"/>
-          <w:rtl/>
-          <w:lang w:bidi="fa-IR"/>
-        </w:rPr>
-        <w:t>ی</w:t>
-      </w:r>
-      <w:r>
-        <w:rPr>
-          <w:rFonts w:cs="B Nazanin" w:hint="eastAsia"/>
-          <w:sz w:val="27"/>
-          <w:szCs w:val="27"/>
-          <w:rtl/>
-          <w:lang w:bidi="fa-IR"/>
-        </w:rPr>
-        <w:t>ن</w:t>
-      </w:r>
-      <w:r>
-        <w:rPr>
-          <w:rFonts w:cs="B Nazanin"/>
-          <w:sz w:val="27"/>
-          <w:szCs w:val="27"/>
-          <w:rtl/>
-          <w:lang w:bidi="fa-IR"/>
-        </w:rPr>
-        <w:t xml:space="preserve"> و برا</w:t>
-      </w:r>
-      <w:r>
-        <w:rPr>
-          <w:rFonts w:cs="B Nazanin" w:hint="cs"/>
-          <w:sz w:val="27"/>
-          <w:szCs w:val="27"/>
-          <w:rtl/>
-          <w:lang w:bidi="fa-IR"/>
-        </w:rPr>
-        <w:t>ی</w:t>
-      </w:r>
-      <w:r>
-        <w:rPr>
-          <w:rFonts w:cs="B Nazanin"/>
-          <w:sz w:val="27"/>
-          <w:szCs w:val="27"/>
-          <w:rtl/>
-          <w:lang w:bidi="fa-IR"/>
-        </w:rPr>
-        <w:t xml:space="preserve"> </w:t>
-      </w:r>
-      <w:proofErr w:type="spellStart"/>
-      <w:r>
-        <w:rPr>
-          <w:rFonts w:cs="B Nazanin"/>
-          <w:sz w:val="27"/>
-          <w:szCs w:val="27"/>
-          <w:rtl/>
-          <w:lang w:bidi="fa-IR"/>
-        </w:rPr>
-        <w:t>غ</w:t>
-      </w:r>
-      <w:r>
-        <w:rPr>
-          <w:rFonts w:cs="B Nazanin" w:hint="cs"/>
-          <w:sz w:val="27"/>
-          <w:szCs w:val="27"/>
-          <w:rtl/>
-          <w:lang w:bidi="fa-IR"/>
-        </w:rPr>
-        <w:t>ی</w:t>
-      </w:r>
-      <w:r>
-        <w:rPr>
-          <w:rFonts w:cs="B Nazanin" w:hint="eastAsia"/>
-          <w:sz w:val="27"/>
-          <w:szCs w:val="27"/>
-          <w:rtl/>
-          <w:lang w:bidi="fa-IR"/>
-        </w:rPr>
-        <w:t>رعدد</w:t>
-      </w:r>
-      <w:r>
-        <w:rPr>
-          <w:rFonts w:cs="B Nazanin" w:hint="cs"/>
-          <w:sz w:val="27"/>
-          <w:szCs w:val="27"/>
-          <w:rtl/>
-          <w:lang w:bidi="fa-IR"/>
-        </w:rPr>
-        <w:t>ی</w:t>
-      </w:r>
-      <w:proofErr w:type="spellEnd"/>
-      <w:r>
-        <w:rPr>
-          <w:rFonts w:cs="B Nazanin"/>
-          <w:sz w:val="27"/>
-          <w:szCs w:val="27"/>
-          <w:rtl/>
-          <w:lang w:bidi="fa-IR"/>
-        </w:rPr>
-        <w:t xml:space="preserve"> از مقدار پ</w:t>
-      </w:r>
-      <w:r>
-        <w:rPr>
-          <w:rFonts w:cs="B Nazanin" w:hint="cs"/>
-          <w:sz w:val="27"/>
-          <w:szCs w:val="27"/>
-          <w:rtl/>
-          <w:lang w:bidi="fa-IR"/>
-        </w:rPr>
-        <w:t xml:space="preserve">ر </w:t>
-      </w:r>
-      <w:r>
-        <w:rPr>
-          <w:rFonts w:cs="B Nazanin"/>
-          <w:sz w:val="27"/>
-          <w:szCs w:val="27"/>
-          <w:rtl/>
-          <w:lang w:bidi="fa-IR"/>
-        </w:rPr>
-        <w:t>تکرار (مد) جا</w:t>
-      </w:r>
-      <w:r>
-        <w:rPr>
-          <w:rFonts w:cs="B Nazanin" w:hint="cs"/>
-          <w:sz w:val="27"/>
-          <w:szCs w:val="27"/>
-          <w:rtl/>
-          <w:lang w:bidi="fa-IR"/>
-        </w:rPr>
-        <w:t>ی</w:t>
-      </w:r>
-      <w:r>
-        <w:rPr>
-          <w:rFonts w:cs="B Nazanin" w:hint="eastAsia"/>
-          <w:sz w:val="27"/>
-          <w:szCs w:val="27"/>
-          <w:rtl/>
-          <w:lang w:bidi="fa-IR"/>
-        </w:rPr>
-        <w:t>گز</w:t>
-      </w:r>
-      <w:r>
-        <w:rPr>
-          <w:rFonts w:cs="B Nazanin" w:hint="cs"/>
-          <w:sz w:val="27"/>
-          <w:szCs w:val="27"/>
-          <w:rtl/>
-          <w:lang w:bidi="fa-IR"/>
-        </w:rPr>
-        <w:t>ی</w:t>
-      </w:r>
-      <w:r>
-        <w:rPr>
-          <w:rFonts w:cs="B Nazanin" w:hint="eastAsia"/>
-          <w:sz w:val="27"/>
-          <w:szCs w:val="27"/>
-          <w:rtl/>
-          <w:lang w:bidi="fa-IR"/>
-        </w:rPr>
-        <w:t>ن</w:t>
-      </w:r>
-      <w:r>
-        <w:rPr>
-          <w:rFonts w:cs="B Nazanin" w:hint="cs"/>
-          <w:sz w:val="27"/>
-          <w:szCs w:val="27"/>
-          <w:rtl/>
-          <w:lang w:bidi="fa-IR"/>
-        </w:rPr>
-        <w:t>ی</w:t>
-      </w:r>
-      <w:r>
-        <w:rPr>
-          <w:rFonts w:cs="B Nazanin"/>
-          <w:sz w:val="27"/>
-          <w:szCs w:val="27"/>
-          <w:rtl/>
-          <w:lang w:bidi="fa-IR"/>
-        </w:rPr>
-        <w:t xml:space="preserve"> انجام </w:t>
-      </w:r>
-      <w:r>
-        <w:rPr>
-          <w:rFonts w:cs="B Nazanin" w:hint="cs"/>
-          <w:sz w:val="27"/>
-          <w:szCs w:val="27"/>
-          <w:rtl/>
-          <w:lang w:bidi="fa-IR"/>
-        </w:rPr>
-        <w:t>‌</w:t>
-      </w:r>
-      <w:r>
-        <w:rPr>
-          <w:rFonts w:cs="B Nazanin" w:hint="eastAsia"/>
-          <w:sz w:val="27"/>
-          <w:szCs w:val="27"/>
-          <w:rtl/>
-          <w:lang w:bidi="fa-IR"/>
-        </w:rPr>
-        <w:t>شد</w:t>
-      </w:r>
-      <w:r>
-        <w:rPr>
-          <w:rFonts w:cs="B Nazanin"/>
-          <w:sz w:val="27"/>
-          <w:szCs w:val="27"/>
-          <w:rtl/>
-          <w:lang w:bidi="fa-IR"/>
-        </w:rPr>
-        <w:t xml:space="preserve">. </w:t>
+        <w:t xml:space="preserve"> مصور شد.</w:t>
       </w:r>
     </w:p>
     <w:p>
@@ -2791,7 +2609,7 @@
           <w:rtl/>
           <w:lang w:bidi="fa-IR"/>
         </w:rPr>
-        <w:t>3. تبد</w:t>
+        <w:t>2. مد</w:t>
       </w:r>
       <w:r>
         <w:rPr>
@@ -2811,7 +2629,109 @@
           <w:rtl/>
           <w:lang w:bidi="fa-IR"/>
         </w:rPr>
-        <w:t>ل</w:t>
+        <w:t>ر</w:t>
+      </w:r>
+      <w:r>
+        <w:rPr>
+          <w:rFonts w:cs="B Nazanin" w:hint="cs"/>
+          <w:sz w:val="27"/>
+          <w:szCs w:val="27"/>
+          <w:rtl/>
+          <w:lang w:bidi="fa-IR"/>
+        </w:rPr>
+        <w:t>ی</w:t>
+      </w:r>
+      <w:r>
+        <w:rPr>
+          <w:rFonts w:cs="B Nazanin" w:hint="eastAsia"/>
+          <w:sz w:val="27"/>
+          <w:szCs w:val="27"/>
+          <w:rtl/>
+          <w:lang w:bidi="fa-IR"/>
+        </w:rPr>
+        <w:t>ت</w:t>
+      </w:r>
+      <w:r>
+        <w:rPr>
+          <w:rFonts w:cs="B Nazanin"/>
+          <w:sz w:val="27"/>
+          <w:szCs w:val="27"/>
+          <w:rtl/>
+          <w:lang w:bidi="fa-IR"/>
+        </w:rPr>
+        <w:t xml:space="preserve"> مقاد</w:t>
+      </w:r>
+      <w:r>
+        <w:rPr>
+          <w:rFonts w:cs="B Nazanin" w:hint="cs"/>
+          <w:sz w:val="27"/>
+          <w:szCs w:val="27"/>
+          <w:rtl/>
+          <w:lang w:bidi="fa-IR"/>
+        </w:rPr>
+        <w:t>ی</w:t>
+      </w:r>
+      <w:r>
+        <w:rPr>
+          <w:rFonts w:cs="B Nazanin" w:hint="eastAsia"/>
+          <w:sz w:val="27"/>
+          <w:szCs w:val="27"/>
+          <w:rtl/>
+          <w:lang w:bidi="fa-IR"/>
+        </w:rPr>
+        <w:t>ر</w:t>
+      </w:r>
+      <w:r>
+        <w:rPr>
+          <w:rFonts w:cs="B Nazanin"/>
+          <w:sz w:val="27"/>
+          <w:szCs w:val="27"/>
+          <w:rtl/>
+          <w:lang w:bidi="fa-IR"/>
+        </w:rPr>
+        <w:t xml:space="preserve"> گمشده (1.4.2): مقدار </w:t>
+      </w:r>
+      <w:proofErr w:type="spellStart"/>
+      <w:r>
+        <w:rPr>
+          <w:rFonts w:cs="B Nazanin"/>
+          <w:sz w:val="27"/>
+          <w:szCs w:val="27"/>
+          <w:rtl/>
+          <w:lang w:bidi="fa-IR"/>
+        </w:rPr>
+        <w:t>گمشده‌ا</w:t>
+      </w:r>
+      <w:r>
+        <w:rPr>
+          <w:rFonts w:cs="B Nazanin" w:hint="cs"/>
+          <w:sz w:val="27"/>
+          <w:szCs w:val="27"/>
+          <w:rtl/>
+          <w:lang w:bidi="fa-IR"/>
+        </w:rPr>
+        <w:t>ی</w:t>
+      </w:r>
+      <w:proofErr w:type="spellEnd"/>
+      <w:r>
+        <w:rPr>
+          <w:rFonts w:cs="B Nazanin"/>
+          <w:sz w:val="27"/>
+          <w:szCs w:val="27"/>
+          <w:rtl/>
+          <w:lang w:bidi="fa-IR"/>
+        </w:rPr>
+        <w:t xml:space="preserve"> برا</w:t>
+      </w:r>
+      <w:r>
+        <w:rPr>
+          <w:rFonts w:cs="B Nazanin" w:hint="cs"/>
+          <w:sz w:val="27"/>
+          <w:szCs w:val="27"/>
+          <w:rtl/>
+          <w:lang w:bidi="fa-IR"/>
+        </w:rPr>
+        <w:t>ی</w:t>
       </w:r>
       <w:r>
         <w:rPr>
@@ -2893,6 +2813,96 @@
           <w:rtl/>
           <w:lang w:bidi="fa-IR"/>
         </w:rPr>
+        <w:t xml:space="preserve"> عدد</w:t>
+      </w:r>
+      <w:r>
+        <w:rPr>
+          <w:rFonts w:cs="B Nazanin" w:hint="cs"/>
+          <w:sz w:val="27"/>
+          <w:szCs w:val="27"/>
+          <w:rtl/>
+          <w:lang w:bidi="fa-IR"/>
+        </w:rPr>
+        <w:t>ی</w:t>
+      </w:r>
+      <w:r>
+        <w:rPr>
+          <w:rFonts w:cs="B Nazanin"/>
+          <w:sz w:val="27"/>
+          <w:szCs w:val="27"/>
+          <w:rtl/>
+          <w:lang w:bidi="fa-IR"/>
+        </w:rPr>
+        <w:t xml:space="preserve"> از م</w:t>
+      </w:r>
+      <w:r>
+        <w:rPr>
+          <w:rFonts w:cs="B Nazanin" w:hint="cs"/>
+          <w:sz w:val="27"/>
+          <w:szCs w:val="27"/>
+          <w:rtl/>
+          <w:lang w:bidi="fa-IR"/>
+        </w:rPr>
+        <w:t>ی</w:t>
+      </w:r>
+      <w:r>
+        <w:rPr>
+          <w:rFonts w:cs="B Nazanin" w:hint="eastAsia"/>
+          <w:sz w:val="27"/>
+          <w:szCs w:val="27"/>
+          <w:rtl/>
+          <w:lang w:bidi="fa-IR"/>
+        </w:rPr>
+        <w:t>انگ</w:t>
+      </w:r>
+      <w:r>
+        <w:rPr>
+          <w:rFonts w:cs="B Nazanin" w:hint="cs"/>
+          <w:sz w:val="27"/>
+          <w:szCs w:val="27"/>
+          <w:rtl/>
+          <w:lang w:bidi="fa-IR"/>
+        </w:rPr>
+        <w:t>ی</w:t>
+      </w:r>
+      <w:r>
+        <w:rPr>
+          <w:rFonts w:cs="B Nazanin" w:hint="eastAsia"/>
+          <w:sz w:val="27"/>
+          <w:szCs w:val="27"/>
+          <w:rtl/>
+          <w:lang w:bidi="fa-IR"/>
+        </w:rPr>
+        <w:t>ن</w:t>
+      </w:r>
+      <w:r>
+        <w:rPr>
+          <w:rFonts w:cs="B Nazanin"/>
+          <w:sz w:val="27"/>
+          <w:szCs w:val="27"/>
+          <w:rtl/>
+          <w:lang w:bidi="fa-IR"/>
+        </w:rPr>
+        <w:t xml:space="preserve"> و برا</w:t>
+      </w:r>
+      <w:r>
+        <w:rPr>
+          <w:rFonts w:cs="B Nazanin" w:hint="cs"/>
+          <w:sz w:val="27"/>
+          <w:szCs w:val="27"/>
+          <w:rtl/>
+          <w:lang w:bidi="fa-IR"/>
+        </w:rPr>
+        <w:t>ی</w:t>
+      </w:r>
+      <w:r>
+        <w:rPr>
+          <w:rFonts w:cs="B Nazanin"/>
+          <w:sz w:val="27"/>
+          <w:szCs w:val="27"/>
+          <w:rtl/>
+          <w:lang w:bidi="fa-IR"/>
+        </w:rPr>
         <w:t xml:space="preserve"> </w:t>
       </w:r>
       <w:proofErr w:type="spellStart"/>
@@ -2945,7 +2955,27 @@
           <w:rtl/>
           <w:lang w:bidi="fa-IR"/>
         </w:rPr>
-        <w:t xml:space="preserve"> (1.4.3): ستون وضع</w:t>
+        <w:t xml:space="preserve"> از مقدار پ</w:t>
+      </w:r>
+      <w:r>
+        <w:rPr>
+          <w:rFonts w:cs="B Nazanin" w:hint="cs"/>
+          <w:sz w:val="27"/>
+          <w:szCs w:val="27"/>
+          <w:rtl/>
+          <w:lang w:bidi="fa-IR"/>
+        </w:rPr>
+        <w:t xml:space="preserve">ر </w:t>
+      </w:r>
+      <w:r>
+        <w:rPr>
+          <w:rFonts w:cs="B Nazanin"/>
+          <w:sz w:val="27"/>
+          <w:szCs w:val="27"/>
+          <w:rtl/>
+          <w:lang w:bidi="fa-IR"/>
+        </w:rPr>
+        <w:t>تکرار (مد) جا</w:t>
       </w:r>
       <w:r>
         <w:rPr>
@@ -2965,55 +2995,7 @@
           <w:rtl/>
           <w:lang w:bidi="fa-IR"/>
         </w:rPr>
-        <w:t>ت</w:t>
-      </w:r>
-      <w:r>
-        <w:rPr>
-          <w:rFonts w:cs="B Nazanin"/>
-          <w:sz w:val="27"/>
-          <w:szCs w:val="27"/>
-          <w:rtl/>
-          <w:lang w:bidi="fa-IR"/>
-        </w:rPr>
-        <w:t xml:space="preserve"> هوا (</w:t>
-      </w:r>
-      <w:r>
-        <w:rPr>
-          <w:rFonts w:cs="B Nazanin"/>
-          <w:sz w:val="27"/>
-          <w:szCs w:val="27"/>
-          <w:lang w:bidi="fa-IR"/>
-        </w:rPr>
-        <w:t>W</w:t>
-      </w:r>
-      <w:r>
-        <w:rPr>
-          <w:rFonts w:cs="B Nazanin"/>
-          <w:sz w:val="27"/>
-          <w:szCs w:val="27"/>
-          <w:rtl/>
-          <w:lang w:bidi="fa-IR"/>
-        </w:rPr>
-        <w:t xml:space="preserve">) با استفاده از </w:t>
-      </w:r>
-      <w:r>
-        <w:rPr>
-          <w:rFonts w:cs="B Nazanin"/>
-          <w:sz w:val="27"/>
-          <w:szCs w:val="27"/>
-          <w:lang w:bidi="fa-IR"/>
-        </w:rPr>
-        <w:t>One-Hot Encoding</w:t>
-      </w:r>
-      <w:r>
-        <w:rPr>
-          <w:rFonts w:cs="B Nazanin"/>
-          <w:sz w:val="27"/>
-          <w:szCs w:val="27"/>
-          <w:rtl/>
-          <w:lang w:bidi="fa-IR"/>
-        </w:rPr>
-        <w:t xml:space="preserve"> به چند</w:t>
+        <w:t>گز</w:t>
       </w:r>
       <w:r>
         <w:rPr>
@@ -3037,16 +3019,6 @@
       </w:r>
       <w:r>
         <w:rPr>
-          <w:rFonts w:cs="B Nazanin"/>
-          <w:sz w:val="27"/>
-          <w:szCs w:val="27"/>
-          <w:rtl/>
-          <w:lang w:bidi="fa-IR"/>
-        </w:rPr>
-        <w:t xml:space="preserve"> ستون عدد</w:t>
-      </w:r>
-      <w:r>
-        <w:rPr>
           <w:rFonts w:cs="B Nazanin" w:hint="cs"/>
           <w:sz w:val="27"/>
           <w:szCs w:val="27"/>
@@ -3063,78 +3035,17 @@
           <w:rtl/>
           <w:lang w:bidi="fa-IR"/>
         </w:rPr>
-        <w:t xml:space="preserve"> (</w:t>
-      </w:r>
-      <w:proofErr w:type="spellStart"/>
-      <w:r>
-        <w:rPr>
-          <w:rFonts w:cs="B Nazanin"/>
-          <w:sz w:val="27"/>
-          <w:szCs w:val="27"/>
-          <w:lang w:bidi="fa-IR"/>
-        </w:rPr>
-        <w:t>W_rainy</w:t>
-      </w:r>
-      <w:proofErr w:type="spellEnd"/>
-      <w:r>
-        <w:rPr>
-          <w:rFonts w:cs="B Nazanin"/>
-          <w:sz w:val="27"/>
-          <w:szCs w:val="27"/>
-          <w:lang w:bidi="fa-IR"/>
-        </w:rPr>
-        <w:t xml:space="preserve">, </w:t>
-      </w:r>
-      <w:proofErr w:type="spellStart"/>
-      <w:r>
-        <w:rPr>
-          <w:rFonts w:cs="B Nazanin"/>
-          <w:sz w:val="27"/>
-          <w:szCs w:val="27"/>
-          <w:lang w:bidi="fa-IR"/>
-        </w:rPr>
-        <w:t>W_stormy</w:t>
-      </w:r>
-      <w:proofErr w:type="spellEnd"/>
-      <w:r>
-        <w:rPr>
-          <w:rFonts w:cs="B Nazanin"/>
-          <w:sz w:val="27"/>
-          <w:szCs w:val="27"/>
-          <w:lang w:bidi="fa-IR"/>
-        </w:rPr>
-        <w:t xml:space="preserve">, </w:t>
-      </w:r>
-      <w:proofErr w:type="spellStart"/>
-      <w:r>
-        <w:rPr>
-          <w:rFonts w:cs="B Nazanin"/>
-          <w:sz w:val="27"/>
-          <w:szCs w:val="27"/>
-          <w:lang w:bidi="fa-IR"/>
-        </w:rPr>
-        <w:t>W_sunny</w:t>
-      </w:r>
-      <w:proofErr w:type="spellEnd"/>
-      <w:r>
-        <w:rPr>
-          <w:rFonts w:cs="B Nazanin"/>
-          <w:sz w:val="27"/>
-          <w:szCs w:val="27"/>
-          <w:rtl/>
-          <w:lang w:bidi="fa-IR"/>
-        </w:rPr>
-        <w:t>) تبد</w:t>
-      </w:r>
-      <w:r>
-        <w:rPr>
-          <w:rFonts w:cs="B Nazanin" w:hint="cs"/>
-          <w:sz w:val="27"/>
-          <w:szCs w:val="27"/>
-          <w:rtl/>
-          <w:lang w:bidi="fa-IR"/>
-        </w:rPr>
-        <w:t>ی</w:t>
+        <w:t xml:space="preserve"> انجام </w:t>
+      </w:r>
+      <w:r>
+        <w:rPr>
+          <w:rFonts w:cs="B Nazanin" w:hint="cs"/>
+          <w:sz w:val="27"/>
+          <w:szCs w:val="27"/>
+          <w:rtl/>
+          <w:lang w:bidi="fa-IR"/>
+        </w:rPr>
+        <w:t>‌</w:t>
       </w:r>
       <w:r>
         <w:rPr>
@@ -3144,17 +3055,17 @@
           <w:rtl/>
           <w:lang w:bidi="fa-IR"/>
         </w:rPr>
-        <w:t>ل</w:t>
-      </w:r>
-      <w:r>
-        <w:rPr>
-          <w:rFonts w:cs="B Nazanin"/>
-          <w:sz w:val="27"/>
-          <w:szCs w:val="27"/>
-          <w:rtl/>
-          <w:lang w:bidi="fa-IR"/>
-        </w:rPr>
-        <w:t xml:space="preserve"> شد.</w:t>
+        <w:t>شد</w:t>
+      </w:r>
+      <w:r>
+        <w:rPr>
+          <w:rFonts w:cs="B Nazanin"/>
+          <w:sz w:val="27"/>
+          <w:szCs w:val="27"/>
+          <w:rtl/>
+          <w:lang w:bidi="fa-IR"/>
+        </w:rPr>
+        <w:t xml:space="preserve">. </w:t>
       </w:r>
     </w:p>
     <w:p>
@@ -3175,7 +3086,7 @@
           <w:rtl/>
           <w:lang w:bidi="fa-IR"/>
         </w:rPr>
-        <w:t>4. تبد</w:t>
+        <w:t>3. تبد</w:t>
       </w:r>
       <w:r>
         <w:rPr>
@@ -3205,7 +3116,18 @@
           <w:rtl/>
           <w:lang w:bidi="fa-IR"/>
         </w:rPr>
-        <w:t xml:space="preserve"> برچسب خروج</w:t>
+        <w:t xml:space="preserve"> </w:t>
+      </w:r>
+      <w:proofErr w:type="spellStart"/>
+      <w:r>
+        <w:rPr>
+          <w:rFonts w:cs="B Nazanin"/>
+          <w:sz w:val="27"/>
+          <w:szCs w:val="27"/>
+          <w:rtl/>
+          <w:lang w:bidi="fa-IR"/>
+        </w:rPr>
+        <w:t>و</w:t>
       </w:r>
       <w:r>
         <w:rPr>
@@ -3219,13 +3141,33 @@
       </w:r>
       <w:r>
         <w:rPr>
-          <w:rFonts w:cs="B Nazanin"/>
-          <w:sz w:val="27"/>
-          <w:szCs w:val="27"/>
-          <w:rtl/>
-          <w:lang w:bidi="fa-IR"/>
-        </w:rPr>
-        <w:t xml:space="preserve"> (1.4.4): مقاد</w:t>
+          <w:rFonts w:cs="B Nazanin" w:hint="eastAsia"/>
+          <w:sz w:val="27"/>
+          <w:szCs w:val="27"/>
+          <w:rtl/>
+          <w:lang w:bidi="fa-IR"/>
+        </w:rPr>
+        <w:t>ژگ</w:t>
+      </w:r>
+      <w:r>
+        <w:rPr>
+          <w:rFonts w:cs="B Nazanin" w:hint="cs"/>
+          <w:sz w:val="27"/>
+          <w:szCs w:val="27"/>
+          <w:rtl/>
+          <w:lang w:bidi="fa-IR"/>
+        </w:rPr>
+        <w:t>ی‌</w:t>
+      </w:r>
+      <w:r>
+        <w:rPr>
+          <w:rFonts w:cs="B Nazanin" w:hint="eastAsia"/>
+          <w:sz w:val="27"/>
+          <w:szCs w:val="27"/>
+          <w:rtl/>
+          <w:lang w:bidi="fa-IR"/>
+        </w:rPr>
+        <w:t>ها</w:t>
       </w:r>
       <w:r>
         <w:rPr>
@@ -3237,6 +3179,38 @@
         </w:rPr>
         <w:t>ی</w:t>
       </w:r>
+      <w:proofErr w:type="spellEnd"/>
+      <w:r>
+        <w:rPr>
+          <w:rFonts w:cs="B Nazanin"/>
+          <w:sz w:val="27"/>
+          <w:szCs w:val="27"/>
+          <w:rtl/>
+          <w:lang w:bidi="fa-IR"/>
+        </w:rPr>
+        <w:t xml:space="preserve"> </w:t>
+      </w:r>
+      <w:proofErr w:type="spellStart"/>
+      <w:r>
+        <w:rPr>
+          <w:rFonts w:cs="B Nazanin"/>
+          <w:sz w:val="27"/>
+          <w:szCs w:val="27"/>
+          <w:rtl/>
+          <w:lang w:bidi="fa-IR"/>
+        </w:rPr>
+        <w:t>غ</w:t>
+      </w:r>
+      <w:r>
+        <w:rPr>
+          <w:rFonts w:cs="B Nazanin" w:hint="cs"/>
+          <w:sz w:val="27"/>
+          <w:szCs w:val="27"/>
+          <w:rtl/>
+          <w:lang w:bidi="fa-IR"/>
+        </w:rPr>
+        <w:t>ی</w:t>
+      </w:r>
       <w:r>
         <w:rPr>
           <w:rFonts w:cs="B Nazanin" w:hint="eastAsia"/>
@@ -3245,17 +3219,7 @@
           <w:rtl/>
           <w:lang w:bidi="fa-IR"/>
         </w:rPr>
-        <w:t>ر</w:t>
-      </w:r>
-      <w:r>
-        <w:rPr>
-          <w:rFonts w:cs="B Nazanin"/>
-          <w:sz w:val="27"/>
-          <w:szCs w:val="27"/>
-          <w:rtl/>
-          <w:lang w:bidi="fa-IR"/>
-        </w:rPr>
-        <w:t xml:space="preserve"> وضع</w:t>
+        <w:t>رعدد</w:t>
       </w:r>
       <w:r>
         <w:rPr>
@@ -3267,6 +3231,27 @@
         </w:rPr>
         <w:t>ی</w:t>
       </w:r>
+      <w:proofErr w:type="spellEnd"/>
+      <w:r>
+        <w:rPr>
+          <w:rFonts w:cs="B Nazanin"/>
+          <w:sz w:val="27"/>
+          <w:szCs w:val="27"/>
+          <w:rtl/>
+          <w:lang w:bidi="fa-IR"/>
+        </w:rPr>
+        <w:t xml:space="preserve"> (1.4.3): ستون وضع</w:t>
+      </w:r>
+      <w:r>
+        <w:rPr>
+          <w:rFonts w:cs="B Nazanin" w:hint="cs"/>
+          <w:sz w:val="27"/>
+          <w:szCs w:val="27"/>
+          <w:rtl/>
+          <w:lang w:bidi="fa-IR"/>
+        </w:rPr>
+        <w:t>ی</w:t>
+      </w:r>
       <w:r>
         <w:rPr>
           <w:rFonts w:cs="B Nazanin" w:hint="eastAsia"/>
@@ -3285,26 +3270,45 @@
           <w:rtl/>
           <w:lang w:bidi="fa-IR"/>
         </w:rPr>
-        <w:t xml:space="preserve"> گلخانه (</w:t>
-      </w:r>
-      <w:r>
-        <w:rPr>
-          <w:rFonts w:cs="B Nazanin"/>
-          <w:sz w:val="27"/>
-          <w:szCs w:val="27"/>
-          <w:lang w:bidi="fa-IR"/>
-        </w:rPr>
-        <w:t>Good, Acceptable, Poor</w:t>
-      </w:r>
-      <w:r>
-        <w:rPr>
-          <w:rFonts w:cs="B Nazanin"/>
-          <w:sz w:val="27"/>
-          <w:szCs w:val="27"/>
-          <w:rtl/>
-          <w:lang w:bidi="fa-IR"/>
-        </w:rPr>
-        <w:t>) به ترت</w:t>
+        <w:t xml:space="preserve"> هوا (</w:t>
+      </w:r>
+      <w:r>
+        <w:rPr>
+          <w:rFonts w:cs="B Nazanin"/>
+          <w:sz w:val="27"/>
+          <w:szCs w:val="27"/>
+          <w:lang w:bidi="fa-IR"/>
+        </w:rPr>
+        <w:t>W</w:t>
+      </w:r>
+      <w:r>
+        <w:rPr>
+          <w:rFonts w:cs="B Nazanin"/>
+          <w:sz w:val="27"/>
+          <w:szCs w:val="27"/>
+          <w:rtl/>
+          <w:lang w:bidi="fa-IR"/>
+        </w:rPr>
+        <w:t xml:space="preserve">) با استفاده از </w:t>
+      </w:r>
+      <w:r>
+        <w:rPr>
+          <w:rFonts w:cs="B Nazanin"/>
+          <w:sz w:val="27"/>
+          <w:szCs w:val="27"/>
+          <w:lang w:bidi="fa-IR"/>
+        </w:rPr>
+        <w:t>One-Hot Encoding</w:t>
+      </w:r>
+      <w:r>
+        <w:rPr>
+          <w:rFonts w:cs="B Nazanin"/>
+          <w:sz w:val="27"/>
+          <w:szCs w:val="27"/>
+          <w:rtl/>
+          <w:lang w:bidi="fa-IR"/>
+        </w:rPr>
+        <w:t xml:space="preserve"> به چند</w:t>
       </w:r>
       <w:r>
         <w:rPr>
@@ -3324,17 +3328,128 @@
           <w:rtl/>
           <w:lang w:bidi="fa-IR"/>
         </w:rPr>
-        <w:t>ب</w:t>
-      </w:r>
-      <w:r>
-        <w:rPr>
-          <w:rFonts w:cs="B Nazanin"/>
-          <w:sz w:val="27"/>
-          <w:szCs w:val="27"/>
-          <w:rtl/>
-          <w:lang w:bidi="fa-IR"/>
-        </w:rPr>
-        <w:t xml:space="preserve"> به اعداد 0، 1 و 2 نگاشت شدند.</w:t>
+        <w:t>ن</w:t>
+      </w:r>
+      <w:r>
+        <w:rPr>
+          <w:rFonts w:cs="B Nazanin"/>
+          <w:sz w:val="27"/>
+          <w:szCs w:val="27"/>
+          <w:rtl/>
+          <w:lang w:bidi="fa-IR"/>
+        </w:rPr>
+        <w:t xml:space="preserve"> ستون عدد</w:t>
+      </w:r>
+      <w:r>
+        <w:rPr>
+          <w:rFonts w:cs="B Nazanin" w:hint="cs"/>
+          <w:sz w:val="27"/>
+          <w:szCs w:val="27"/>
+          <w:rtl/>
+          <w:lang w:bidi="fa-IR"/>
+        </w:rPr>
+        <w:t>ی</w:t>
+      </w:r>
+      <w:r>
+        <w:rPr>
+          <w:rFonts w:cs="B Nazanin"/>
+          <w:sz w:val="27"/>
+          <w:szCs w:val="27"/>
+          <w:rtl/>
+          <w:lang w:bidi="fa-IR"/>
+        </w:rPr>
+        <w:t xml:space="preserve"> (</w:t>
+      </w:r>
+      <w:proofErr w:type="spellStart"/>
+      <w:r>
+        <w:rPr>
+          <w:rFonts w:cs="B Nazanin"/>
+          <w:sz w:val="27"/>
+          <w:szCs w:val="27"/>
+          <w:lang w:bidi="fa-IR"/>
+        </w:rPr>
+        <w:t>W_rainy</w:t>
+      </w:r>
+      <w:proofErr w:type="spellEnd"/>
+      <w:r>
+        <w:rPr>
+          <w:rFonts w:cs="B Nazanin"/>
+          <w:sz w:val="27"/>
+          <w:szCs w:val="27"/>
+          <w:lang w:bidi="fa-IR"/>
+        </w:rPr>
+        <w:t xml:space="preserve">, </w:t>
+      </w:r>
+      <w:proofErr w:type="spellStart"/>
+      <w:r>
+        <w:rPr>
+          <w:rFonts w:cs="B Nazanin"/>
+          <w:sz w:val="27"/>
+          <w:szCs w:val="27"/>
+          <w:lang w:bidi="fa-IR"/>
+        </w:rPr>
+        <w:t>W_stormy</w:t>
+      </w:r>
+      <w:proofErr w:type="spellEnd"/>
+      <w:r>
+        <w:rPr>
+          <w:rFonts w:cs="B Nazanin"/>
+          <w:sz w:val="27"/>
+          <w:szCs w:val="27"/>
+          <w:lang w:bidi="fa-IR"/>
+        </w:rPr>
+        <w:t xml:space="preserve">, </w:t>
+      </w:r>
+      <w:proofErr w:type="spellStart"/>
+      <w:r>
+        <w:rPr>
+          <w:rFonts w:cs="B Nazanin"/>
+          <w:sz w:val="27"/>
+          <w:szCs w:val="27"/>
+          <w:lang w:bidi="fa-IR"/>
+        </w:rPr>
+        <w:t>W_sunny</w:t>
+      </w:r>
+      <w:proofErr w:type="spellEnd"/>
+      <w:r>
+        <w:rPr>
+          <w:rFonts w:cs="B Nazanin"/>
+          <w:sz w:val="27"/>
+          <w:szCs w:val="27"/>
+          <w:rtl/>
+          <w:lang w:bidi="fa-IR"/>
+        </w:rPr>
+        <w:t>) تبد</w:t>
+      </w:r>
+      <w:r>
+        <w:rPr>
+          <w:rFonts w:cs="B Nazanin" w:hint="cs"/>
+          <w:sz w:val="27"/>
+          <w:szCs w:val="27"/>
+          <w:rtl/>
+          <w:lang w:bidi="fa-IR"/>
+        </w:rPr>
+        <w:t>ی</w:t>
+      </w:r>
+      <w:r>
+        <w:rPr>
+          <w:rFonts w:cs="B Nazanin" w:hint="eastAsia"/>
+          <w:sz w:val="27"/>
+          <w:szCs w:val="27"/>
+          <w:rtl/>
+          <w:lang w:bidi="fa-IR"/>
+        </w:rPr>
+        <w:t>ل</w:t>
+      </w:r>
+      <w:r>
+        <w:rPr>
+          <w:rFonts w:cs="B Nazanin"/>
+          <w:sz w:val="27"/>
+          <w:szCs w:val="27"/>
+          <w:rtl/>
+          <w:lang w:bidi="fa-IR"/>
+        </w:rPr>
+        <w:t xml:space="preserve"> شد.</w:t>
       </w:r>
     </w:p>
     <w:p>
@@ -3355,7 +3470,7 @@
           <w:rtl/>
           <w:lang w:bidi="fa-IR"/>
         </w:rPr>
-        <w:t>5. تقس</w:t>
+        <w:t>4. تبد</w:t>
       </w:r>
       <w:r>
         <w:rPr>
@@ -3375,72 +3490,17 @@
           <w:rtl/>
           <w:lang w:bidi="fa-IR"/>
         </w:rPr>
-        <w:t>م</w:t>
-      </w:r>
-      <w:r>
-        <w:rPr>
-          <w:rFonts w:cs="B Nazanin"/>
-          <w:sz w:val="27"/>
-          <w:szCs w:val="27"/>
-          <w:rtl/>
-          <w:lang w:bidi="fa-IR"/>
-        </w:rPr>
-        <w:t xml:space="preserve"> </w:t>
-      </w:r>
-      <w:proofErr w:type="spellStart"/>
-      <w:r>
-        <w:rPr>
-          <w:rFonts w:cs="B Nazanin"/>
-          <w:sz w:val="27"/>
-          <w:szCs w:val="27"/>
-          <w:rtl/>
-          <w:lang w:bidi="fa-IR"/>
-        </w:rPr>
-        <w:t>داده‌ها</w:t>
-      </w:r>
-      <w:proofErr w:type="spellEnd"/>
-      <w:r>
-        <w:rPr>
-          <w:rFonts w:cs="B Nazanin"/>
-          <w:sz w:val="27"/>
-          <w:szCs w:val="27"/>
-          <w:rtl/>
-          <w:lang w:bidi="fa-IR"/>
-        </w:rPr>
-        <w:t xml:space="preserve"> (1.4.5): </w:t>
-      </w:r>
-      <w:proofErr w:type="spellStart"/>
-      <w:r>
-        <w:rPr>
-          <w:rFonts w:cs="B Nazanin"/>
-          <w:sz w:val="27"/>
-          <w:szCs w:val="27"/>
-          <w:rtl/>
-          <w:lang w:bidi="fa-IR"/>
-        </w:rPr>
-        <w:t>داده‌ها</w:t>
-      </w:r>
-      <w:proofErr w:type="spellEnd"/>
-      <w:r>
-        <w:rPr>
-          <w:rFonts w:cs="B Nazanin"/>
-          <w:sz w:val="27"/>
-          <w:szCs w:val="27"/>
-          <w:rtl/>
-          <w:lang w:bidi="fa-IR"/>
-        </w:rPr>
-        <w:t xml:space="preserve"> به صورت </w:t>
-      </w:r>
-      <w:proofErr w:type="spellStart"/>
-      <w:r>
-        <w:rPr>
-          <w:rFonts w:cs="B Nazanin"/>
-          <w:sz w:val="27"/>
-          <w:szCs w:val="27"/>
-          <w:rtl/>
-          <w:lang w:bidi="fa-IR"/>
-        </w:rPr>
-        <w:t>طبقه‌بند</w:t>
+        <w:t>ل</w:t>
+      </w:r>
+      <w:r>
+        <w:rPr>
+          <w:rFonts w:cs="B Nazanin"/>
+          <w:sz w:val="27"/>
+          <w:szCs w:val="27"/>
+          <w:rtl/>
+          <w:lang w:bidi="fa-IR"/>
+        </w:rPr>
+        <w:t xml:space="preserve"> برچسب خروج</w:t>
       </w:r>
       <w:r>
         <w:rPr>
@@ -3452,46 +3512,15 @@
         </w:rPr>
         <w:t>ی</w:t>
       </w:r>
-      <w:proofErr w:type="spellEnd"/>
-      <w:r>
-        <w:rPr>
-          <w:rFonts w:cs="B Nazanin"/>
-          <w:sz w:val="27"/>
-          <w:szCs w:val="27"/>
-          <w:rtl/>
-          <w:lang w:bidi="fa-IR"/>
-        </w:rPr>
-        <w:t xml:space="preserve"> شده (</w:t>
-      </w:r>
-      <w:r>
-        <w:rPr>
-          <w:rFonts w:cs="B Nazanin"/>
-          <w:sz w:val="27"/>
-          <w:szCs w:val="27"/>
-          <w:lang w:bidi="fa-IR"/>
-        </w:rPr>
-        <w:t>Stratified</w:t>
-      </w:r>
-      <w:r>
-        <w:rPr>
-          <w:rFonts w:cs="B Nazanin"/>
-          <w:sz w:val="27"/>
-          <w:szCs w:val="27"/>
-          <w:rtl/>
-          <w:lang w:bidi="fa-IR"/>
-        </w:rPr>
-        <w:t xml:space="preserve">) به سه بخش آموزش (70%)، </w:t>
-      </w:r>
-      <w:proofErr w:type="spellStart"/>
-      <w:r>
-        <w:rPr>
-          <w:rFonts w:cs="B Nazanin"/>
-          <w:sz w:val="27"/>
-          <w:szCs w:val="27"/>
-          <w:rtl/>
-          <w:lang w:bidi="fa-IR"/>
-        </w:rPr>
-        <w:t>اعتبارسنج</w:t>
+      <w:r>
+        <w:rPr>
+          <w:rFonts w:cs="B Nazanin"/>
+          <w:sz w:val="27"/>
+          <w:szCs w:val="27"/>
+          <w:rtl/>
+          <w:lang w:bidi="fa-IR"/>
+        </w:rPr>
+        <w:t xml:space="preserve"> (1.4.4): مقاد</w:t>
       </w:r>
       <w:r>
         <w:rPr>
@@ -3503,16 +3532,25 @@
         </w:rPr>
         <w:t>ی</w:t>
       </w:r>
-      <w:proofErr w:type="spellEnd"/>
-      <w:r>
-        <w:rPr>
-          <w:rFonts w:cs="B Nazanin"/>
-          <w:sz w:val="27"/>
-          <w:szCs w:val="27"/>
-          <w:rtl/>
-          <w:lang w:bidi="fa-IR"/>
-        </w:rPr>
-        <w:t xml:space="preserve"> (15%) و آزمون (15%) تقس</w:t>
+      <w:r>
+        <w:rPr>
+          <w:rFonts w:cs="B Nazanin" w:hint="eastAsia"/>
+          <w:sz w:val="27"/>
+          <w:szCs w:val="27"/>
+          <w:rtl/>
+          <w:lang w:bidi="fa-IR"/>
+        </w:rPr>
+        <w:t>ر</w:t>
+      </w:r>
+      <w:r>
+        <w:rPr>
+          <w:rFonts w:cs="B Nazanin"/>
+          <w:sz w:val="27"/>
+          <w:szCs w:val="27"/>
+          <w:rtl/>
+          <w:lang w:bidi="fa-IR"/>
+        </w:rPr>
+        <w:t xml:space="preserve"> وضع</w:t>
       </w:r>
       <w:r>
         <w:rPr>
@@ -3532,17 +3570,66 @@
           <w:rtl/>
           <w:lang w:bidi="fa-IR"/>
         </w:rPr>
-        <w:t>م</w:t>
-      </w:r>
-      <w:r>
-        <w:rPr>
-          <w:rFonts w:cs="B Nazanin"/>
-          <w:sz w:val="27"/>
-          <w:szCs w:val="27"/>
-          <w:rtl/>
-          <w:lang w:bidi="fa-IR"/>
-        </w:rPr>
-        <w:t xml:space="preserve"> شدند. </w:t>
+        <w:t>ت</w:t>
+      </w:r>
+      <w:r>
+        <w:rPr>
+          <w:rFonts w:cs="B Nazanin"/>
+          <w:sz w:val="27"/>
+          <w:szCs w:val="27"/>
+          <w:rtl/>
+          <w:lang w:bidi="fa-IR"/>
+        </w:rPr>
+        <w:t xml:space="preserve"> گلخانه (</w:t>
+      </w:r>
+      <w:r>
+        <w:rPr>
+          <w:rFonts w:cs="B Nazanin"/>
+          <w:sz w:val="27"/>
+          <w:szCs w:val="27"/>
+          <w:lang w:bidi="fa-IR"/>
+        </w:rPr>
+        <w:t>Good, Acceptable, Poor</w:t>
+      </w:r>
+      <w:r>
+        <w:rPr>
+          <w:rFonts w:cs="B Nazanin"/>
+          <w:sz w:val="27"/>
+          <w:szCs w:val="27"/>
+          <w:rtl/>
+          <w:lang w:bidi="fa-IR"/>
+        </w:rPr>
+        <w:t>) به ترت</w:t>
+      </w:r>
+      <w:r>
+        <w:rPr>
+          <w:rFonts w:cs="B Nazanin" w:hint="cs"/>
+          <w:sz w:val="27"/>
+          <w:szCs w:val="27"/>
+          <w:rtl/>
+          <w:lang w:bidi="fa-IR"/>
+        </w:rPr>
+        <w:t>ی</w:t>
+      </w:r>
+      <w:r>
+        <w:rPr>
+          <w:rFonts w:cs="B Nazanin" w:hint="eastAsia"/>
+          <w:sz w:val="27"/>
+          <w:szCs w:val="27"/>
+          <w:rtl/>
+          <w:lang w:bidi="fa-IR"/>
+        </w:rPr>
+        <w:t>ب</w:t>
+      </w:r>
+      <w:r>
+        <w:rPr>
+          <w:rFonts w:cs="B Nazanin"/>
+          <w:sz w:val="27"/>
+          <w:szCs w:val="27"/>
+          <w:rtl/>
+          <w:lang w:bidi="fa-IR"/>
+        </w:rPr>
+        <w:t xml:space="preserve"> به اعداد 0، 1 و 2 نگاشت شدند.</w:t>
       </w:r>
     </w:p>
     <w:p>
@@ -3563,7 +3650,37 @@
           <w:rtl/>
           <w:lang w:bidi="fa-IR"/>
         </w:rPr>
-        <w:t xml:space="preserve">6. </w:t>
+        <w:t>5. تقس</w:t>
+      </w:r>
+      <w:r>
+        <w:rPr>
+          <w:rFonts w:cs="B Nazanin" w:hint="cs"/>
+          <w:sz w:val="27"/>
+          <w:szCs w:val="27"/>
+          <w:rtl/>
+          <w:lang w:bidi="fa-IR"/>
+        </w:rPr>
+        <w:t>ی</w:t>
+      </w:r>
+      <w:r>
+        <w:rPr>
+          <w:rFonts w:cs="B Nazanin" w:hint="eastAsia"/>
+          <w:sz w:val="27"/>
+          <w:szCs w:val="27"/>
+          <w:rtl/>
+          <w:lang w:bidi="fa-IR"/>
+        </w:rPr>
+        <w:t>م</w:t>
+      </w:r>
+      <w:r>
+        <w:rPr>
+          <w:rFonts w:cs="B Nazanin"/>
+          <w:sz w:val="27"/>
+          <w:szCs w:val="27"/>
+          <w:rtl/>
+          <w:lang w:bidi="fa-IR"/>
+        </w:rPr>
+        <w:t xml:space="preserve"> </w:t>
       </w:r>
       <w:proofErr w:type="spellStart"/>
       <w:r>
@@ -3574,7 +3691,51 @@
           <w:rtl/>
           <w:lang w:bidi="fa-IR"/>
         </w:rPr>
-        <w:t>نرمال‌ساز</w:t>
+        <w:t>داده‌ها</w:t>
+      </w:r>
+      <w:proofErr w:type="spellEnd"/>
+      <w:r>
+        <w:rPr>
+          <w:rFonts w:cs="B Nazanin"/>
+          <w:sz w:val="27"/>
+          <w:szCs w:val="27"/>
+          <w:rtl/>
+          <w:lang w:bidi="fa-IR"/>
+        </w:rPr>
+        <w:t xml:space="preserve"> (1.4.5): </w:t>
+      </w:r>
+      <w:proofErr w:type="spellStart"/>
+      <w:r>
+        <w:rPr>
+          <w:rFonts w:cs="B Nazanin"/>
+          <w:sz w:val="27"/>
+          <w:szCs w:val="27"/>
+          <w:rtl/>
+          <w:lang w:bidi="fa-IR"/>
+        </w:rPr>
+        <w:t>داده‌ها</w:t>
+      </w:r>
+      <w:proofErr w:type="spellEnd"/>
+      <w:r>
+        <w:rPr>
+          <w:rFonts w:cs="B Nazanin"/>
+          <w:sz w:val="27"/>
+          <w:szCs w:val="27"/>
+          <w:rtl/>
+          <w:lang w:bidi="fa-IR"/>
+        </w:rPr>
+        <w:t xml:space="preserve"> به صورت </w:t>
+      </w:r>
+      <w:proofErr w:type="spellStart"/>
+      <w:r>
+        <w:rPr>
+          <w:rFonts w:cs="B Nazanin"/>
+          <w:sz w:val="27"/>
+          <w:szCs w:val="27"/>
+          <w:rtl/>
+          <w:lang w:bidi="fa-IR"/>
+        </w:rPr>
+        <w:t>طبقه‌بند</w:t>
       </w:r>
       <w:r>
         <w:rPr>
@@ -3595,7 +3756,26 @@
           <w:rtl/>
           <w:lang w:bidi="fa-IR"/>
         </w:rPr>
-        <w:t xml:space="preserve"> </w:t>
+        <w:t xml:space="preserve"> شده (</w:t>
+      </w:r>
+      <w:r>
+        <w:rPr>
+          <w:rFonts w:cs="B Nazanin"/>
+          <w:sz w:val="27"/>
+          <w:szCs w:val="27"/>
+          <w:lang w:bidi="fa-IR"/>
+        </w:rPr>
+        <w:t>Stratified</w:t>
+      </w:r>
+      <w:r>
+        <w:rPr>
+          <w:rFonts w:cs="B Nazanin"/>
+          <w:sz w:val="27"/>
+          <w:szCs w:val="27"/>
+          <w:rtl/>
+          <w:lang w:bidi="fa-IR"/>
+        </w:rPr>
+        <w:t xml:space="preserve">) به سه بخش آموزش (70%)، </w:t>
       </w:r>
       <w:proofErr w:type="spellStart"/>
       <w:r>
@@ -3606,7 +3786,7 @@
           <w:rtl/>
           <w:lang w:bidi="fa-IR"/>
         </w:rPr>
-        <w:t>و</w:t>
+        <w:t>اعتبارسنج</w:t>
       </w:r>
       <w:r>
         <w:rPr>
@@ -3618,6 +3798,27 @@
         </w:rPr>
         <w:t>ی</w:t>
       </w:r>
+      <w:proofErr w:type="spellEnd"/>
+      <w:r>
+        <w:rPr>
+          <w:rFonts w:cs="B Nazanin"/>
+          <w:sz w:val="27"/>
+          <w:szCs w:val="27"/>
+          <w:rtl/>
+          <w:lang w:bidi="fa-IR"/>
+        </w:rPr>
+        <w:t xml:space="preserve"> (15%) و آزمون (15%) تقس</w:t>
+      </w:r>
+      <w:r>
+        <w:rPr>
+          <w:rFonts w:cs="B Nazanin" w:hint="cs"/>
+          <w:sz w:val="27"/>
+          <w:szCs w:val="27"/>
+          <w:rtl/>
+          <w:lang w:bidi="fa-IR"/>
+        </w:rPr>
+        <w:t>ی</w:t>
+      </w:r>
       <w:r>
         <w:rPr>
           <w:rFonts w:cs="B Nazanin" w:hint="eastAsia"/>
@@ -3626,374 +3827,17 @@
           <w:rtl/>
           <w:lang w:bidi="fa-IR"/>
         </w:rPr>
-        <w:t>ژگ</w:t>
-      </w:r>
-      <w:r>
-        <w:rPr>
-          <w:rFonts w:cs="B Nazanin" w:hint="cs"/>
-          <w:sz w:val="27"/>
-          <w:szCs w:val="27"/>
-          <w:rtl/>
-          <w:lang w:bidi="fa-IR"/>
-        </w:rPr>
-        <w:t>ی‌</w:t>
-      </w:r>
-      <w:r>
-        <w:rPr>
-          <w:rFonts w:cs="B Nazanin" w:hint="eastAsia"/>
-          <w:sz w:val="27"/>
-          <w:szCs w:val="27"/>
-          <w:rtl/>
-          <w:lang w:bidi="fa-IR"/>
-        </w:rPr>
-        <w:t>ها</w:t>
-      </w:r>
-      <w:proofErr w:type="spellEnd"/>
-      <w:r>
-        <w:rPr>
-          <w:rFonts w:cs="B Nazanin"/>
-          <w:sz w:val="27"/>
-          <w:szCs w:val="27"/>
-          <w:rtl/>
-          <w:lang w:bidi="fa-IR"/>
-        </w:rPr>
-        <w:t xml:space="preserve"> (1.4.6): </w:t>
-      </w:r>
-      <w:proofErr w:type="spellStart"/>
-      <w:r>
-        <w:rPr>
-          <w:rFonts w:cs="B Nazanin"/>
-          <w:sz w:val="27"/>
-          <w:szCs w:val="27"/>
-          <w:rtl/>
-          <w:lang w:bidi="fa-IR"/>
-        </w:rPr>
-        <w:t>و</w:t>
-      </w:r>
-      <w:r>
-        <w:rPr>
-          <w:rFonts w:cs="B Nazanin" w:hint="cs"/>
-          <w:sz w:val="27"/>
-          <w:szCs w:val="27"/>
-          <w:rtl/>
-          <w:lang w:bidi="fa-IR"/>
-        </w:rPr>
-        <w:t>ی</w:t>
-      </w:r>
-      <w:r>
-        <w:rPr>
-          <w:rFonts w:cs="B Nazanin" w:hint="eastAsia"/>
-          <w:sz w:val="27"/>
-          <w:szCs w:val="27"/>
-          <w:rtl/>
-          <w:lang w:bidi="fa-IR"/>
-        </w:rPr>
-        <w:t>ژگ</w:t>
-      </w:r>
-      <w:r>
-        <w:rPr>
-          <w:rFonts w:cs="B Nazanin" w:hint="cs"/>
-          <w:sz w:val="27"/>
-          <w:szCs w:val="27"/>
-          <w:rtl/>
-          <w:lang w:bidi="fa-IR"/>
-        </w:rPr>
-        <w:t>ی‌</w:t>
-      </w:r>
-      <w:r>
-        <w:rPr>
-          <w:rFonts w:cs="B Nazanin" w:hint="eastAsia"/>
-          <w:sz w:val="27"/>
-          <w:szCs w:val="27"/>
-          <w:rtl/>
-          <w:lang w:bidi="fa-IR"/>
-        </w:rPr>
-        <w:t>ها</w:t>
-      </w:r>
-      <w:r>
-        <w:rPr>
-          <w:rFonts w:cs="B Nazanin" w:hint="cs"/>
-          <w:sz w:val="27"/>
-          <w:szCs w:val="27"/>
-          <w:rtl/>
-          <w:lang w:bidi="fa-IR"/>
-        </w:rPr>
-        <w:t>ی</w:t>
-      </w:r>
-      <w:proofErr w:type="spellEnd"/>
-      <w:r>
-        <w:rPr>
-          <w:rFonts w:cs="B Nazanin"/>
-          <w:sz w:val="27"/>
-          <w:szCs w:val="27"/>
-          <w:rtl/>
-          <w:lang w:bidi="fa-IR"/>
-        </w:rPr>
-        <w:t xml:space="preserve"> عدد</w:t>
-      </w:r>
-      <w:r>
-        <w:rPr>
-          <w:rFonts w:cs="B Nazanin" w:hint="cs"/>
-          <w:sz w:val="27"/>
-          <w:szCs w:val="27"/>
-          <w:rtl/>
-          <w:lang w:bidi="fa-IR"/>
-        </w:rPr>
-        <w:t>ی</w:t>
-      </w:r>
-      <w:r>
-        <w:rPr>
-          <w:rFonts w:cs="B Nazanin"/>
-          <w:sz w:val="27"/>
-          <w:szCs w:val="27"/>
-          <w:rtl/>
-          <w:lang w:bidi="fa-IR"/>
-        </w:rPr>
-        <w:t xml:space="preserve"> با استفاده از </w:t>
-      </w:r>
-      <w:proofErr w:type="spellStart"/>
-      <w:r>
-        <w:rPr>
-          <w:rFonts w:cs="B Nazanin"/>
-          <w:sz w:val="27"/>
-          <w:szCs w:val="27"/>
-          <w:lang w:bidi="fa-IR"/>
-        </w:rPr>
-        <w:t>StandardScaler</w:t>
-      </w:r>
-      <w:proofErr w:type="spellEnd"/>
-      <w:r>
-        <w:rPr>
-          <w:rFonts w:cs="B Nazanin"/>
-          <w:sz w:val="27"/>
-          <w:szCs w:val="27"/>
-          <w:rtl/>
-          <w:lang w:bidi="fa-IR"/>
-        </w:rPr>
-        <w:t xml:space="preserve"> نرمال شدند. ا</w:t>
-      </w:r>
-      <w:r>
-        <w:rPr>
-          <w:rFonts w:cs="B Nazanin" w:hint="cs"/>
-          <w:sz w:val="27"/>
-          <w:szCs w:val="27"/>
-          <w:rtl/>
-          <w:lang w:bidi="fa-IR"/>
-        </w:rPr>
-        <w:t>ی</w:t>
-      </w:r>
-      <w:r>
-        <w:rPr>
-          <w:rFonts w:cs="B Nazanin" w:hint="eastAsia"/>
-          <w:sz w:val="27"/>
-          <w:szCs w:val="27"/>
-          <w:rtl/>
-          <w:lang w:bidi="fa-IR"/>
-        </w:rPr>
-        <w:t>ن</w:t>
-      </w:r>
-      <w:r>
-        <w:rPr>
-          <w:rFonts w:cs="B Nazanin"/>
-          <w:sz w:val="27"/>
-          <w:szCs w:val="27"/>
-          <w:rtl/>
-          <w:lang w:bidi="fa-IR"/>
-        </w:rPr>
-        <w:t xml:space="preserve"> عمل فقط بر رو</w:t>
-      </w:r>
-      <w:r>
-        <w:rPr>
-          <w:rFonts w:cs="B Nazanin" w:hint="cs"/>
-          <w:sz w:val="27"/>
-          <w:szCs w:val="27"/>
-          <w:rtl/>
-          <w:lang w:bidi="fa-IR"/>
-        </w:rPr>
-        <w:t>ی</w:t>
-      </w:r>
-      <w:r>
-        <w:rPr>
-          <w:rFonts w:cs="B Nazanin"/>
-          <w:sz w:val="27"/>
-          <w:szCs w:val="27"/>
-          <w:rtl/>
-          <w:lang w:bidi="fa-IR"/>
-        </w:rPr>
-        <w:t xml:space="preserve"> داده آموزش </w:t>
-      </w:r>
-      <w:r>
-        <w:rPr>
-          <w:rFonts w:cs="B Nazanin"/>
-          <w:sz w:val="27"/>
-          <w:szCs w:val="27"/>
-          <w:lang w:bidi="fa-IR"/>
-        </w:rPr>
-        <w:t>fit</w:t>
-      </w:r>
-      <w:r>
-        <w:rPr>
-          <w:rFonts w:cs="B Nazanin"/>
-          <w:sz w:val="27"/>
-          <w:szCs w:val="27"/>
-          <w:rtl/>
-          <w:lang w:bidi="fa-IR"/>
-        </w:rPr>
-        <w:t xml:space="preserve"> شد و سپس بر رو</w:t>
-      </w:r>
-      <w:r>
-        <w:rPr>
-          <w:rFonts w:cs="B Nazanin" w:hint="cs"/>
-          <w:sz w:val="27"/>
-          <w:szCs w:val="27"/>
-          <w:rtl/>
-          <w:lang w:bidi="fa-IR"/>
-        </w:rPr>
-        <w:t>ی</w:t>
-      </w:r>
-      <w:r>
-        <w:rPr>
-          <w:rFonts w:cs="B Nazanin"/>
-          <w:sz w:val="27"/>
-          <w:szCs w:val="27"/>
-          <w:rtl/>
-          <w:lang w:bidi="fa-IR"/>
-        </w:rPr>
-        <w:t xml:space="preserve"> </w:t>
-      </w:r>
-      <w:proofErr w:type="spellStart"/>
-      <w:r>
-        <w:rPr>
-          <w:rFonts w:cs="B Nazanin"/>
-          <w:sz w:val="27"/>
-          <w:szCs w:val="27"/>
-          <w:rtl/>
-          <w:lang w:bidi="fa-IR"/>
-        </w:rPr>
-        <w:t>داده‌ها</w:t>
-      </w:r>
-      <w:r>
-        <w:rPr>
-          <w:rFonts w:cs="B Nazanin" w:hint="cs"/>
-          <w:sz w:val="27"/>
-          <w:szCs w:val="27"/>
-          <w:rtl/>
-          <w:lang w:bidi="fa-IR"/>
-        </w:rPr>
-        <w:t>ی</w:t>
-      </w:r>
-      <w:proofErr w:type="spellEnd"/>
-      <w:r>
-        <w:rPr>
-          <w:rFonts w:cs="B Nazanin"/>
-          <w:sz w:val="27"/>
-          <w:szCs w:val="27"/>
-          <w:rtl/>
-          <w:lang w:bidi="fa-IR"/>
-        </w:rPr>
-        <w:t xml:space="preserve"> </w:t>
-      </w:r>
-      <w:proofErr w:type="spellStart"/>
-      <w:r>
-        <w:rPr>
-          <w:rFonts w:cs="B Nazanin"/>
-          <w:sz w:val="27"/>
-          <w:szCs w:val="27"/>
-          <w:rtl/>
-          <w:lang w:bidi="fa-IR"/>
-        </w:rPr>
-        <w:t>اعتبارسنج</w:t>
-      </w:r>
-      <w:r>
-        <w:rPr>
-          <w:rFonts w:cs="B Nazanin" w:hint="cs"/>
-          <w:sz w:val="27"/>
-          <w:szCs w:val="27"/>
-          <w:rtl/>
-          <w:lang w:bidi="fa-IR"/>
-        </w:rPr>
-        <w:t>ی</w:t>
-      </w:r>
-      <w:proofErr w:type="spellEnd"/>
-      <w:r>
-        <w:rPr>
-          <w:rFonts w:cs="B Nazanin"/>
-          <w:sz w:val="27"/>
-          <w:szCs w:val="27"/>
-          <w:rtl/>
-          <w:lang w:bidi="fa-IR"/>
-        </w:rPr>
-        <w:t xml:space="preserve"> و آزمون اعمال گرد</w:t>
-      </w:r>
-      <w:r>
-        <w:rPr>
-          <w:rFonts w:cs="B Nazanin" w:hint="cs"/>
-          <w:sz w:val="27"/>
-          <w:szCs w:val="27"/>
-          <w:rtl/>
-          <w:lang w:bidi="fa-IR"/>
-        </w:rPr>
-        <w:t>ی</w:t>
-      </w:r>
-      <w:r>
-        <w:rPr>
-          <w:rFonts w:cs="B Nazanin" w:hint="eastAsia"/>
-          <w:sz w:val="27"/>
-          <w:szCs w:val="27"/>
-          <w:rtl/>
-          <w:lang w:bidi="fa-IR"/>
-        </w:rPr>
-        <w:t>د</w:t>
-      </w:r>
-      <w:r>
-        <w:rPr>
-          <w:rFonts w:cs="B Nazanin"/>
-          <w:sz w:val="27"/>
-          <w:szCs w:val="27"/>
-          <w:rtl/>
-          <w:lang w:bidi="fa-IR"/>
-        </w:rPr>
-        <w:t xml:space="preserve"> (جلوگ</w:t>
-      </w:r>
-      <w:r>
-        <w:rPr>
-          <w:rFonts w:cs="B Nazanin" w:hint="cs"/>
-          <w:sz w:val="27"/>
-          <w:szCs w:val="27"/>
-          <w:rtl/>
-          <w:lang w:bidi="fa-IR"/>
-        </w:rPr>
-        <w:t>ی</w:t>
-      </w:r>
-      <w:r>
-        <w:rPr>
-          <w:rFonts w:cs="B Nazanin" w:hint="eastAsia"/>
-          <w:sz w:val="27"/>
-          <w:szCs w:val="27"/>
-          <w:rtl/>
-          <w:lang w:bidi="fa-IR"/>
-        </w:rPr>
-        <w:t>ر</w:t>
-      </w:r>
-      <w:r>
-        <w:rPr>
-          <w:rFonts w:cs="B Nazanin" w:hint="cs"/>
-          <w:sz w:val="27"/>
-          <w:szCs w:val="27"/>
-          <w:rtl/>
-          <w:lang w:bidi="fa-IR"/>
-        </w:rPr>
-        <w:t>ی</w:t>
-      </w:r>
-      <w:r>
-        <w:rPr>
-          <w:rFonts w:cs="B Nazanin"/>
-          <w:sz w:val="27"/>
-          <w:szCs w:val="27"/>
-          <w:rtl/>
-          <w:lang w:bidi="fa-IR"/>
-        </w:rPr>
-        <w:t xml:space="preserve"> از نشت اطلاعات).</w:t>
+        <w:t>م</w:t>
+      </w:r>
+      <w:r>
+        <w:rPr>
+          <w:rFonts w:cs="B Nazanin"/>
+          <w:sz w:val="27"/>
+          <w:szCs w:val="27"/>
+          <w:rtl/>
+          <w:lang w:bidi="fa-IR"/>
+        </w:rPr>
+        <w:t xml:space="preserve"> شدند. </w:t>
       </w:r>
     </w:p>
     <w:p>
@@ -4002,9 +3846,451 @@
           <w:rFonts w:cs="B Nazanin"/>
           <w:sz w:val="27"/>
           <w:szCs w:val="27"/>
-          <w:lang w:bidi="fa-IR"/>
-        </w:rPr>
-      </w:pPr>
+          <w:rtl/>
+          <w:lang w:bidi="fa-IR"/>
+        </w:rPr>
+      </w:pPr>
+      <w:r>
+        <w:rPr>
+          <w:rFonts w:cs="B Nazanin"/>
+          <w:sz w:val="27"/>
+          <w:szCs w:val="27"/>
+          <w:rtl/>
+          <w:lang w:bidi="fa-IR"/>
+        </w:rPr>
+        <w:lastRenderedPageBreak/>
+        <w:t xml:space="preserve">6. </w:t>
+      </w:r>
+      <w:proofErr w:type="spellStart"/>
+      <w:r>
+        <w:rPr>
+          <w:rFonts w:cs="B Nazanin"/>
+          <w:sz w:val="27"/>
+          <w:szCs w:val="27"/>
+          <w:rtl/>
+          <w:lang w:bidi="fa-IR"/>
+        </w:rPr>
+        <w:t>نرمال‌ساز</w:t>
+      </w:r>
+      <w:r>
+        <w:rPr>
+          <w:rFonts w:cs="B Nazanin" w:hint="cs"/>
+          <w:sz w:val="27"/>
+          <w:szCs w:val="27"/>
+          <w:rtl/>
+          <w:lang w:bidi="fa-IR"/>
+        </w:rPr>
+        <w:t>ی</w:t>
+      </w:r>
+      <w:proofErr w:type="spellEnd"/>
+      <w:r>
+        <w:rPr>
+          <w:rFonts w:cs="B Nazanin"/>
+          <w:sz w:val="27"/>
+          <w:szCs w:val="27"/>
+          <w:rtl/>
+          <w:lang w:bidi="fa-IR"/>
+        </w:rPr>
+        <w:t xml:space="preserve"> </w:t>
+      </w:r>
+      <w:proofErr w:type="spellStart"/>
+      <w:r>
+        <w:rPr>
+          <w:rFonts w:cs="B Nazanin"/>
+          <w:sz w:val="27"/>
+          <w:szCs w:val="27"/>
+          <w:rtl/>
+          <w:lang w:bidi="fa-IR"/>
+        </w:rPr>
+        <w:t>و</w:t>
+      </w:r>
+      <w:r>
+        <w:rPr>
+          <w:rFonts w:cs="B Nazanin" w:hint="cs"/>
+          <w:sz w:val="27"/>
+          <w:szCs w:val="27"/>
+          <w:rtl/>
+          <w:lang w:bidi="fa-IR"/>
+        </w:rPr>
+        <w:t>ی</w:t>
+      </w:r>
+      <w:r>
+        <w:rPr>
+          <w:rFonts w:cs="B Nazanin" w:hint="eastAsia"/>
+          <w:sz w:val="27"/>
+          <w:szCs w:val="27"/>
+          <w:rtl/>
+          <w:lang w:bidi="fa-IR"/>
+        </w:rPr>
+        <w:t>ژگ</w:t>
+      </w:r>
+      <w:r>
+        <w:rPr>
+          <w:rFonts w:cs="B Nazanin" w:hint="cs"/>
+          <w:sz w:val="27"/>
+          <w:szCs w:val="27"/>
+          <w:rtl/>
+          <w:lang w:bidi="fa-IR"/>
+        </w:rPr>
+        <w:t>ی‌</w:t>
+      </w:r>
+      <w:r>
+        <w:rPr>
+          <w:rFonts w:cs="B Nazanin" w:hint="eastAsia"/>
+          <w:sz w:val="27"/>
+          <w:szCs w:val="27"/>
+          <w:rtl/>
+          <w:lang w:bidi="fa-IR"/>
+        </w:rPr>
+        <w:t>ها</w:t>
+      </w:r>
+      <w:proofErr w:type="spellEnd"/>
+      <w:r>
+        <w:rPr>
+          <w:rFonts w:cs="B Nazanin"/>
+          <w:sz w:val="27"/>
+          <w:szCs w:val="27"/>
+          <w:rtl/>
+          <w:lang w:bidi="fa-IR"/>
+        </w:rPr>
+        <w:t xml:space="preserve"> (1.4.6): </w:t>
+      </w:r>
+      <w:proofErr w:type="spellStart"/>
+      <w:r>
+        <w:rPr>
+          <w:rFonts w:cs="B Nazanin"/>
+          <w:sz w:val="27"/>
+          <w:szCs w:val="27"/>
+          <w:rtl/>
+          <w:lang w:bidi="fa-IR"/>
+        </w:rPr>
+        <w:t>و</w:t>
+      </w:r>
+      <w:r>
+        <w:rPr>
+          <w:rFonts w:cs="B Nazanin" w:hint="cs"/>
+          <w:sz w:val="27"/>
+          <w:szCs w:val="27"/>
+          <w:rtl/>
+          <w:lang w:bidi="fa-IR"/>
+        </w:rPr>
+        <w:t>ی</w:t>
+      </w:r>
+      <w:r>
+        <w:rPr>
+          <w:rFonts w:cs="B Nazanin" w:hint="eastAsia"/>
+          <w:sz w:val="27"/>
+          <w:szCs w:val="27"/>
+          <w:rtl/>
+          <w:lang w:bidi="fa-IR"/>
+        </w:rPr>
+        <w:t>ژگ</w:t>
+      </w:r>
+      <w:r>
+        <w:rPr>
+          <w:rFonts w:cs="B Nazanin" w:hint="cs"/>
+          <w:sz w:val="27"/>
+          <w:szCs w:val="27"/>
+          <w:rtl/>
+          <w:lang w:bidi="fa-IR"/>
+        </w:rPr>
+        <w:t>ی‌</w:t>
+      </w:r>
+      <w:r>
+        <w:rPr>
+          <w:rFonts w:cs="B Nazanin" w:hint="eastAsia"/>
+          <w:sz w:val="27"/>
+          <w:szCs w:val="27"/>
+          <w:rtl/>
+          <w:lang w:bidi="fa-IR"/>
+        </w:rPr>
+        <w:t>ها</w:t>
+      </w:r>
+      <w:r>
+        <w:rPr>
+          <w:rFonts w:cs="B Nazanin" w:hint="cs"/>
+          <w:sz w:val="27"/>
+          <w:szCs w:val="27"/>
+          <w:rtl/>
+          <w:lang w:bidi="fa-IR"/>
+        </w:rPr>
+        <w:t>ی</w:t>
+      </w:r>
+      <w:proofErr w:type="spellEnd"/>
+      <w:r>
+        <w:rPr>
+          <w:rFonts w:cs="B Nazanin"/>
+          <w:sz w:val="27"/>
+          <w:szCs w:val="27"/>
+          <w:rtl/>
+          <w:lang w:bidi="fa-IR"/>
+        </w:rPr>
+        <w:t xml:space="preserve"> عدد</w:t>
+      </w:r>
+      <w:r>
+        <w:rPr>
+          <w:rFonts w:cs="B Nazanin" w:hint="cs"/>
+          <w:sz w:val="27"/>
+          <w:szCs w:val="27"/>
+          <w:rtl/>
+          <w:lang w:bidi="fa-IR"/>
+        </w:rPr>
+        <w:t>ی</w:t>
+      </w:r>
+      <w:r>
+        <w:rPr>
+          <w:rFonts w:cs="B Nazanin"/>
+          <w:sz w:val="27"/>
+          <w:szCs w:val="27"/>
+          <w:rtl/>
+          <w:lang w:bidi="fa-IR"/>
+        </w:rPr>
+        <w:t xml:space="preserve"> با استفاده از </w:t>
+      </w:r>
+      <w:proofErr w:type="spellStart"/>
+      <w:r>
+        <w:rPr>
+          <w:rFonts w:cs="B Nazanin"/>
+          <w:sz w:val="27"/>
+          <w:szCs w:val="27"/>
+          <w:lang w:bidi="fa-IR"/>
+        </w:rPr>
+        <w:t>StandardScaler</w:t>
+      </w:r>
+      <w:proofErr w:type="spellEnd"/>
+      <w:r>
+        <w:rPr>
+          <w:rFonts w:cs="B Nazanin"/>
+          <w:sz w:val="27"/>
+          <w:szCs w:val="27"/>
+          <w:rtl/>
+          <w:lang w:bidi="fa-IR"/>
+        </w:rPr>
+        <w:t xml:space="preserve"> نرمال شدند. ا</w:t>
+      </w:r>
+      <w:r>
+        <w:rPr>
+          <w:rFonts w:cs="B Nazanin" w:hint="cs"/>
+          <w:sz w:val="27"/>
+          <w:szCs w:val="27"/>
+          <w:rtl/>
+          <w:lang w:bidi="fa-IR"/>
+        </w:rPr>
+        <w:t>ی</w:t>
+      </w:r>
+      <w:r>
+        <w:rPr>
+          <w:rFonts w:cs="B Nazanin" w:hint="eastAsia"/>
+          <w:sz w:val="27"/>
+          <w:szCs w:val="27"/>
+          <w:rtl/>
+          <w:lang w:bidi="fa-IR"/>
+        </w:rPr>
+        <w:t>ن</w:t>
+      </w:r>
+      <w:r>
+        <w:rPr>
+          <w:rFonts w:cs="B Nazanin"/>
+          <w:sz w:val="27"/>
+          <w:szCs w:val="27"/>
+          <w:rtl/>
+          <w:lang w:bidi="fa-IR"/>
+        </w:rPr>
+        <w:t xml:space="preserve"> عمل فقط بر رو</w:t>
+      </w:r>
+      <w:r>
+        <w:rPr>
+          <w:rFonts w:cs="B Nazanin" w:hint="cs"/>
+          <w:sz w:val="27"/>
+          <w:szCs w:val="27"/>
+          <w:rtl/>
+          <w:lang w:bidi="fa-IR"/>
+        </w:rPr>
+        <w:t>ی</w:t>
+      </w:r>
+      <w:r>
+        <w:rPr>
+          <w:rFonts w:cs="B Nazanin"/>
+          <w:sz w:val="27"/>
+          <w:szCs w:val="27"/>
+          <w:rtl/>
+          <w:lang w:bidi="fa-IR"/>
+        </w:rPr>
+        <w:t xml:space="preserve"> داده آموزش </w:t>
+      </w:r>
+      <w:r>
+        <w:rPr>
+          <w:rFonts w:cs="B Nazanin"/>
+          <w:sz w:val="27"/>
+          <w:szCs w:val="27"/>
+          <w:lang w:bidi="fa-IR"/>
+        </w:rPr>
+        <w:t>fit</w:t>
+      </w:r>
+      <w:r>
+        <w:rPr>
+          <w:rFonts w:cs="B Nazanin"/>
+          <w:sz w:val="27"/>
+          <w:szCs w:val="27"/>
+          <w:rtl/>
+          <w:lang w:bidi="fa-IR"/>
+        </w:rPr>
+        <w:t xml:space="preserve"> شد و سپس بر رو</w:t>
+      </w:r>
+      <w:r>
+        <w:rPr>
+          <w:rFonts w:cs="B Nazanin" w:hint="cs"/>
+          <w:sz w:val="27"/>
+          <w:szCs w:val="27"/>
+          <w:rtl/>
+          <w:lang w:bidi="fa-IR"/>
+        </w:rPr>
+        <w:t>ی</w:t>
+      </w:r>
+      <w:r>
+        <w:rPr>
+          <w:rFonts w:cs="B Nazanin"/>
+          <w:sz w:val="27"/>
+          <w:szCs w:val="27"/>
+          <w:rtl/>
+          <w:lang w:bidi="fa-IR"/>
+        </w:rPr>
+        <w:t xml:space="preserve"> </w:t>
+      </w:r>
+      <w:proofErr w:type="spellStart"/>
+      <w:r>
+        <w:rPr>
+          <w:rFonts w:cs="B Nazanin"/>
+          <w:sz w:val="27"/>
+          <w:szCs w:val="27"/>
+          <w:rtl/>
+          <w:lang w:bidi="fa-IR"/>
+        </w:rPr>
+        <w:t>داده‌ها</w:t>
+      </w:r>
+      <w:r>
+        <w:rPr>
+          <w:rFonts w:cs="B Nazanin" w:hint="cs"/>
+          <w:sz w:val="27"/>
+          <w:szCs w:val="27"/>
+          <w:rtl/>
+          <w:lang w:bidi="fa-IR"/>
+        </w:rPr>
+        <w:t>ی</w:t>
+      </w:r>
+      <w:proofErr w:type="spellEnd"/>
+      <w:r>
+        <w:rPr>
+          <w:rFonts w:cs="B Nazanin"/>
+          <w:sz w:val="27"/>
+          <w:szCs w:val="27"/>
+          <w:rtl/>
+          <w:lang w:bidi="fa-IR"/>
+        </w:rPr>
+        <w:t xml:space="preserve"> </w:t>
+      </w:r>
+      <w:proofErr w:type="spellStart"/>
+      <w:r>
+        <w:rPr>
+          <w:rFonts w:cs="B Nazanin"/>
+          <w:sz w:val="27"/>
+          <w:szCs w:val="27"/>
+          <w:rtl/>
+          <w:lang w:bidi="fa-IR"/>
+        </w:rPr>
+        <w:t>اعتبارسنج</w:t>
+      </w:r>
+      <w:r>
+        <w:rPr>
+          <w:rFonts w:cs="B Nazanin" w:hint="cs"/>
+          <w:sz w:val="27"/>
+          <w:szCs w:val="27"/>
+          <w:rtl/>
+          <w:lang w:bidi="fa-IR"/>
+        </w:rPr>
+        <w:t>ی</w:t>
+      </w:r>
+      <w:proofErr w:type="spellEnd"/>
+      <w:r>
+        <w:rPr>
+          <w:rFonts w:cs="B Nazanin"/>
+          <w:sz w:val="27"/>
+          <w:szCs w:val="27"/>
+          <w:rtl/>
+          <w:lang w:bidi="fa-IR"/>
+        </w:rPr>
+        <w:t xml:space="preserve"> و آزمون اعمال گرد</w:t>
+      </w:r>
+      <w:r>
+        <w:rPr>
+          <w:rFonts w:cs="B Nazanin" w:hint="cs"/>
+          <w:sz w:val="27"/>
+          <w:szCs w:val="27"/>
+          <w:rtl/>
+          <w:lang w:bidi="fa-IR"/>
+        </w:rPr>
+        <w:t>ی</w:t>
+      </w:r>
+      <w:r>
+        <w:rPr>
+          <w:rFonts w:cs="B Nazanin" w:hint="eastAsia"/>
+          <w:sz w:val="27"/>
+          <w:szCs w:val="27"/>
+          <w:rtl/>
+          <w:lang w:bidi="fa-IR"/>
+        </w:rPr>
+        <w:t>د</w:t>
+      </w:r>
+      <w:r>
+        <w:rPr>
+          <w:rFonts w:cs="B Nazanin"/>
+          <w:sz w:val="27"/>
+          <w:szCs w:val="27"/>
+          <w:rtl/>
+          <w:lang w:bidi="fa-IR"/>
+        </w:rPr>
+        <w:t xml:space="preserve"> (جلوگ</w:t>
+      </w:r>
+      <w:r>
+        <w:rPr>
+          <w:rFonts w:cs="B Nazanin" w:hint="cs"/>
+          <w:sz w:val="27"/>
+          <w:szCs w:val="27"/>
+          <w:rtl/>
+          <w:lang w:bidi="fa-IR"/>
+        </w:rPr>
+        <w:t>ی</w:t>
+      </w:r>
+      <w:r>
+        <w:rPr>
+          <w:rFonts w:cs="B Nazanin" w:hint="eastAsia"/>
+          <w:sz w:val="27"/>
+          <w:szCs w:val="27"/>
+          <w:rtl/>
+          <w:lang w:bidi="fa-IR"/>
+        </w:rPr>
+        <w:t>ر</w:t>
+      </w:r>
+      <w:r>
+        <w:rPr>
+          <w:rFonts w:cs="B Nazanin" w:hint="cs"/>
+          <w:sz w:val="27"/>
+          <w:szCs w:val="27"/>
+          <w:rtl/>
+          <w:lang w:bidi="fa-IR"/>
+        </w:rPr>
+        <w:t>ی</w:t>
+      </w:r>
+      <w:r>
+        <w:rPr>
+          <w:rFonts w:cs="B Nazanin"/>
+          <w:sz w:val="27"/>
+          <w:szCs w:val="27"/>
+          <w:rtl/>
+          <w:lang w:bidi="fa-IR"/>
+        </w:rPr>
+        <w:t xml:space="preserve"> از نشت اطلاعات).</w:t>
+      </w:r>
     </w:p>
     <w:p>
       <w:pPr>
@@ -4012,7 +4298,6 @@
           <w:rFonts w:cs="B Nazanin"/>
           <w:sz w:val="27"/>
           <w:szCs w:val="27"/>
-          <w:rtl/>
           <w:lang w:bidi="fa-IR"/>
         </w:rPr>
       </w:pPr>
@@ -4020,42 +4305,80 @@
     <w:p>
       <w:pPr>
         <w:rPr>
-          <w:rStyle w:val="20"/>
-          <w:rFonts w:cs="B Nazanin"/>
-          <w:lang w:bidi="fa-IR"/>
-        </w:rPr>
-      </w:pPr>
-      <w:bookmarkStart w:id="7" w:name="_Toc231988515"/>
-      <w:r>
-        <w:rPr>
-          <w:rStyle w:val="20"/>
-          <w:rFonts w:cs="B Nazanin"/>
-          <w:rtl/>
-          <w:lang w:bidi="fa-IR"/>
-        </w:rPr>
-        <w:lastRenderedPageBreak/>
-        <w:t xml:space="preserve">2.2. شبکه </w:t>
-      </w:r>
-      <w:r>
-        <w:rPr>
-          <w:rStyle w:val="20"/>
-          <w:rFonts w:cs="B Nazanin"/>
-          <w:lang w:bidi="fa-IR"/>
-        </w:rPr>
-        <w:t>MLP</w:t>
-      </w:r>
-      <w:bookmarkEnd w:id="7"/>
+          <w:rFonts w:cs="B Nazanin"/>
+          <w:sz w:val="27"/>
+          <w:szCs w:val="27"/>
+          <w:rtl/>
+          <w:lang w:bidi="fa-IR"/>
+        </w:rPr>
+      </w:pPr>
     </w:p>
     <w:p>
       <w:pPr>
         <w:rPr>
-          <w:rStyle w:val="30"/>
-          <w:rFonts w:cs="B Nazanin"/>
+          <w:rStyle w:val="20"/>
+          <w:rFonts w:cs="B Nazanin"/>
+          <w:rtl/>
+          <w:lang w:bidi="fa-IR"/>
+        </w:rPr>
+      </w:pPr>
+      <w:bookmarkStart w:id="9" w:name="_Toc232023851"/>
+      <w:r>
+        <w:rPr>
+          <w:rStyle w:val="20"/>
+          <w:rFonts w:cs="B Nazanin"/>
+          <w:rtl/>
+          <w:lang w:bidi="fa-IR"/>
+        </w:rPr>
+        <w:t xml:space="preserve">2.2. شبکه </w:t>
+      </w:r>
+      <w:r>
+        <w:rPr>
+          <w:rStyle w:val="20"/>
+          <w:rFonts w:cs="B Nazanin"/>
+          <w:lang w:bidi="fa-IR"/>
+        </w:rPr>
+        <w:t>MLP</w:t>
+      </w:r>
+      <w:bookmarkEnd w:id="9"/>
+    </w:p>
+    <w:p>
+      <w:pPr>
+        <w:rPr>
+          <w:rStyle w:val="40"/>
+          <w:rFonts w:asciiTheme="majorHAnsi" w:hAnsiTheme="majorHAnsi" w:cs="B Nazanin"/>
+          <w:i w:val="0"/>
+          <w:iCs w:val="0"/>
           <w:sz w:val="32"/>
           <w:szCs w:val="32"/>
-          <w:lang w:bidi="fa-IR"/>
-        </w:rPr>
-      </w:pPr>
+          <w:rtl/>
+          <w:lang w:bidi="fa-IR"/>
+        </w:rPr>
+      </w:pPr>
+      <w:r>
+        <w:rPr>
+          <w:rStyle w:val="40"/>
+          <w:rFonts w:hint="cs"/>
+          <w:rtl/>
+          <w:lang w:bidi="fa-IR"/>
+        </w:rPr>
+        <w:t>1.2.2.</w:t>
+      </w:r>
+      <w:r>
+        <w:rPr>
+          <w:rStyle w:val="40"/>
+          <w:rtl/>
+          <w:lang w:bidi="fa-IR"/>
+        </w:rPr>
+        <w:t xml:space="preserve"> معماری و اجزای شبکه </w:t>
+      </w:r>
+      <w:r>
+        <w:rPr>
+          <w:rStyle w:val="40"/>
+          <w:lang w:bidi="fa-IR"/>
+        </w:rPr>
+        <w:t>MLP</w:t>
+      </w:r>
     </w:p>
     <w:p>
       <w:pPr>
@@ -4064,7 +4387,7 @@
           <w:lang w:bidi="fa-IR"/>
         </w:rPr>
       </w:pPr>
-      <w:bookmarkStart w:id="8" w:name="_Toc231988516"/>
+      <w:bookmarkStart w:id="10" w:name="_Toc232023870"/>
       <w:r>
         <w:rPr>
           <w:rStyle w:val="20"/>
@@ -4089,7 +4412,7 @@
         </w:rPr>
         <w:t>RBF</w:t>
       </w:r>
-      <w:bookmarkEnd w:id="8"/>
+      <w:bookmarkEnd w:id="10"/>
     </w:p>
     <w:p>
       <w:pPr>
@@ -4111,8 +4434,8 @@
           <w:lang w:bidi="fa-IR"/>
         </w:rPr>
       </w:pPr>
-      <w:bookmarkStart w:id="9" w:name="_Toc231483449"/>
-      <w:bookmarkStart w:id="10" w:name="_Toc231988517"/>
+      <w:bookmarkStart w:id="11" w:name="_Toc231483449"/>
+      <w:bookmarkStart w:id="12" w:name="_Toc232023871"/>
       <w:r>
         <w:rPr>
           <w:rStyle w:val="a1"/>
@@ -4122,8 +4445,8 @@
         </w:rPr>
         <w:t>3. خروجی و تحلیل</w:t>
       </w:r>
-      <w:bookmarkEnd w:id="9"/>
-      <w:bookmarkEnd w:id="10"/>
+      <w:bookmarkEnd w:id="11"/>
+      <w:bookmarkEnd w:id="12"/>
     </w:p>
     <w:p>
       <w:pPr>
@@ -4149,8 +4472,8 @@
           <w:lang w:bidi="fa-IR"/>
         </w:rPr>
       </w:pPr>
-      <w:bookmarkStart w:id="11" w:name="_Toc231483450"/>
-      <w:bookmarkStart w:id="12" w:name="_Toc231988518"/>
+      <w:bookmarkStart w:id="13" w:name="_Toc231483450"/>
+      <w:bookmarkStart w:id="14" w:name="_Toc232023872"/>
       <w:r>
         <w:rPr>
           <w:rStyle w:val="a1"/>
@@ -4160,8 +4483,8 @@
         </w:rPr>
         <w:t>4. سوالات</w:t>
       </w:r>
-      <w:bookmarkEnd w:id="11"/>
-      <w:bookmarkEnd w:id="12"/>
+      <w:bookmarkEnd w:id="13"/>
+      <w:bookmarkEnd w:id="14"/>
     </w:p>
     <w:p>
       <w:pPr>
@@ -5507,6 +5830,119 @@
       </w:rPr>
     </w:lvl>
   </w:abstractNum>
+  <w:abstractNum w:abstractNumId="10" w15:restartNumberingAfterBreak="0">
+    <w:nsid w:val="67132420"/>
+    <w:multiLevelType w:val="hybridMultilevel"/>
+    <w:tmpl w:val="710C359E"/>
+    <w:lvl w:ilvl="0" w:tplc="F03A6A9C">
+      <w:start w:val="2"/>
+      <w:numFmt w:val="bullet"/>
+      <w:lvlText w:val="-"/>
+      <w:lvlJc w:val="left"/>
+      <w:pPr>
+        <w:ind w:left="720" w:hanging="360"/>
+      </w:pPr>
+      <w:rPr>
+        <w:rFonts w:asciiTheme="majorHAnsi" w:eastAsiaTheme="majorEastAsia" w:hAnsiTheme="majorHAnsi" w:cs="B Nazanin" w:hint="default"/>
+      </w:rPr>
+    </w:lvl>
+    <w:lvl w:ilvl="1" w:tplc="04090003" w:tentative="1">
+      <w:start w:val="1"/>
+      <w:numFmt w:val="bullet"/>
+      <w:lvlText w:val="o"/>
+      <w:lvlJc w:val="left"/>
+      <w:pPr>
+        <w:ind w:left="1440" w:hanging="360"/>
+      </w:pPr>
+      <w:rPr>
+        <w:rFonts w:ascii="Courier New" w:hAnsi="Courier New" w:cs="Courier New" w:hint="default"/>
+      </w:rPr>
+    </w:lvl>
+    <w:lvl w:ilvl="2" w:tplc="04090005" w:tentative="1">
+      <w:start w:val="1"/>
+      <w:numFmt w:val="bullet"/>
+      <w:lvlText w:val=""/>
+      <w:lvlJc w:val="left"/>
+      <w:pPr>
+        <w:ind w:left="2160" w:hanging="360"/>
+      </w:pPr>
+      <w:rPr>
+        <w:rFonts w:ascii="Wingdings" w:hAnsi="Wingdings" w:hint="default"/>
+      </w:rPr>
+    </w:lvl>
+    <w:lvl w:ilvl="3" w:tplc="04090001" w:tentative="1">
+      <w:start w:val="1"/>
+      <w:numFmt w:val="bullet"/>
+      <w:lvlText w:val=""/>
+      <w:lvlJc w:val="left"/>
+      <w:pPr>
+        <w:ind w:left="2880" w:hanging="360"/>
+      </w:pPr>
+      <w:rPr>
+        <w:rFonts w:ascii="Symbol" w:hAnsi="Symbol" w:hint="default"/>
+      </w:rPr>
+    </w:lvl>
+    <w:lvl w:ilvl="4" w:tplc="04090003" w:tentative="1">
+      <w:start w:val="1"/>
+      <w:numFmt w:val="bullet"/>
+      <w:lvlText w:val="o"/>
+      <w:lvlJc w:val="left"/>
+      <w:pPr>
+        <w:ind w:left="3600" w:hanging="360"/>
+      </w:pPr>
+      <w:rPr>
+        <w:rFonts w:ascii="Courier New" w:hAnsi="Courier New" w:cs="Courier New" w:hint="default"/>
+      </w:rPr>
+    </w:lvl>
+    <w:lvl w:ilvl="5" w:tplc="04090005" w:tentative="1">
+      <w:start w:val="1"/>
+      <w:numFmt w:val="bullet"/>
+      <w:lvlText w:val=""/>
+      <w:lvlJc w:val="left"/>
+      <w:pPr>
+        <w:ind w:left="4320" w:hanging="360"/>
+      </w:pPr>
+      <w:rPr>
+        <w:rFonts w:ascii="Wingdings" w:hAnsi="Wingdings" w:hint="default"/>
+      </w:rPr>
+    </w:lvl>
+    <w:lvl w:ilvl="6" w:tplc="04090001" w:tentative="1">
+      <w:start w:val="1"/>
+      <w:numFmt w:val="bullet"/>
+      <w:lvlText w:val=""/>
+      <w:lvlJc w:val="left"/>
+      <w:pPr>
+        <w:ind w:left="5040" w:hanging="360"/>
+      </w:pPr>
+      <w:rPr>
+        <w:rFonts w:ascii="Symbol" w:hAnsi="Symbol" w:hint="default"/>
+      </w:rPr>
+    </w:lvl>
+    <w:lvl w:ilvl="7" w:tplc="04090003" w:tentative="1">
+      <w:start w:val="1"/>
+      <w:numFmt w:val="bullet"/>
+      <w:lvlText w:val="o"/>
+      <w:lvlJc w:val="left"/>
+      <w:pPr>
+        <w:ind w:left="5760" w:hanging="360"/>
+      </w:pPr>
+      <w:rPr>
+        <w:rFonts w:ascii="Courier New" w:hAnsi="Courier New" w:cs="Courier New" w:hint="default"/>
+      </w:rPr>
+    </w:lvl>
+    <w:lvl w:ilvl="8" w:tplc="04090005" w:tentative="1">
+      <w:start w:val="1"/>
+      <w:numFmt w:val="bullet"/>
+      <w:lvlText w:val=""/>
+      <w:lvlJc w:val="left"/>
+      <w:pPr>
+        <w:ind w:left="6480" w:hanging="360"/>
+      </w:pPr>
+      <w:rPr>
+        <w:rFonts w:ascii="Wingdings" w:hAnsi="Wingdings" w:hint="default"/>
+      </w:rPr>
+    </w:lvl>
+  </w:abstractNum>
   <w:num w:numId="1" w16cid:durableId="432865392">
     <w:abstractNumId w:val="0"/>
   </w:num>
@@ -5536,6 +5972,9 @@
   </w:num>
   <w:num w:numId="10" w16cid:durableId="384066538">
     <w:abstractNumId w:val="6"/>
+  </w:num>
+  <w:num w:numId="11" w16cid:durableId="325134955">
+    <w:abstractNumId w:val="10"/>
   </w:num>
 </w:numbering>
 </file>
@@ -6022,7 +6461,6 @@
     <w:next w:val="a"/>
     <w:link w:val="40"/>
     <w:uiPriority w:val="9"/>
-    <w:semiHidden/>
     <w:unhideWhenUsed/>
     <w:qFormat/>
     <w:rsid w:val="009F004F"/>
@@ -6219,7 +6657,6 @@
     <w:basedOn w:val="a2"/>
     <w:link w:val="4"/>
     <w:uiPriority w:val="9"/>
-    <w:semiHidden/>
     <w:rsid w:val="009F004F"/>
     <w:rPr>
       <w:rFonts w:eastAsiaTheme="majorEastAsia" w:cstheme="majorBidi"/>
@@ -6559,6 +6996,37 @@
       <w:ind w:left="480"/>
     </w:pPr>
   </w:style>
+  <w:style w:type="paragraph" w:styleId="HTML">
+    <w:name w:val="HTML Preformatted"/>
+    <w:basedOn w:val="a"/>
+    <w:link w:val="HTML0"/>
+    <w:uiPriority w:val="99"/>
+    <w:semiHidden/>
+    <w:unhideWhenUsed/>
+    <w:rsid w:val="00486A17"/>
+    <w:pPr>
+      <w:spacing w:after="0" w:line="240" w:lineRule="auto"/>
+    </w:pPr>
+    <w:rPr>
+      <w:rFonts w:ascii="Consolas" w:hAnsi="Consolas"/>
+      <w:sz w:val="20"/>
+      <w:szCs w:val="20"/>
+    </w:rPr>
+  </w:style>
+  <w:style w:type="character" w:customStyle="1" w:styleId="HTML0">
+    <w:name w:val="از پیش قالب بندی شده HTML نویسه"/>
+    <w:basedOn w:val="a2"/>
+    <w:link w:val="HTML"/>
+    <w:uiPriority w:val="99"/>
+    <w:semiHidden/>
+    <w:rsid w:val="00486A17"/>
+    <w:rPr>
+      <w:rFonts w:ascii="Consolas" w:hAnsi="Consolas"/>
+      <w:sz w:val="20"/>
+      <w:szCs w:val="20"/>
+      <w:lang w:bidi="ar-SA"/>
+    </w:rPr>
+  </w:style>
 </w:styles>
 </file>
 

--- a/step1/report.docx
+++ b/step1/report.docx
@@ -4,7 +4,7 @@
   <w:body>
     <w:p>
       <w:pPr>
-        <w:jc w:val="center"/>
+        <w:jc w:val="both"/>
         <w:rPr>
           <w:rFonts w:cs="B Nazanin"/>
           <w:sz w:val="36"/>
@@ -24,7 +24,7 @@
     </w:p>
     <w:p>
       <w:pPr>
-        <w:jc w:val="center"/>
+        <w:jc w:val="both"/>
         <w:rPr>
           <w:rFonts w:cs="B Nazanin"/>
           <w:sz w:val="32"/>
@@ -90,7 +90,7 @@
     </w:p>
     <w:p>
       <w:pPr>
-        <w:jc w:val="center"/>
+        <w:jc w:val="both"/>
         <w:rPr>
           <w:rFonts w:cs="B Nazanin"/>
           <w:sz w:val="32"/>
@@ -142,7 +142,7 @@
     </w:p>
     <w:p>
       <w:pPr>
-        <w:jc w:val="center"/>
+        <w:jc w:val="both"/>
         <w:rPr>
           <w:rFonts w:cs="B Nazanin"/>
           <w:sz w:val="32"/>
@@ -162,7 +162,7 @@
     </w:p>
     <w:p>
       <w:pPr>
-        <w:jc w:val="center"/>
+        <w:jc w:val="both"/>
         <w:rPr>
           <w:rFonts w:cs="B Nazanin"/>
           <w:sz w:val="32"/>
@@ -174,7 +174,7 @@
     </w:p>
     <w:p>
       <w:pPr>
-        <w:jc w:val="center"/>
+        <w:jc w:val="both"/>
         <w:rPr>
           <w:rFonts w:cs="B Nazanin"/>
           <w:sz w:val="32"/>
@@ -196,7 +196,7 @@
     </w:p>
     <w:p>
       <w:pPr>
-        <w:jc w:val="center"/>
+        <w:jc w:val="both"/>
         <w:rPr>
           <w:rFonts w:cs="B Nazanin"/>
           <w:sz w:val="32"/>
@@ -208,7 +208,7 @@
     </w:p>
     <w:p>
       <w:pPr>
-        <w:jc w:val="center"/>
+        <w:jc w:val="both"/>
         <w:rPr>
           <w:rFonts w:cs="B Nazanin"/>
           <w:sz w:val="32"/>
@@ -230,7 +230,7 @@
     </w:p>
     <w:p>
       <w:pPr>
-        <w:jc w:val="center"/>
+        <w:jc w:val="both"/>
         <w:rPr>
           <w:rFonts w:cs="B Nazanin"/>
           <w:sz w:val="32"/>
@@ -252,7 +252,7 @@
     </w:p>
     <w:p>
       <w:pPr>
-        <w:jc w:val="center"/>
+        <w:jc w:val="both"/>
         <w:rPr>
           <w:rFonts w:cs="B Nazanin"/>
           <w:sz w:val="32"/>
@@ -274,7 +274,7 @@
     </w:p>
     <w:p>
       <w:pPr>
-        <w:jc w:val="center"/>
+        <w:jc w:val="both"/>
         <w:rPr>
           <w:rFonts w:cs="B Nazanin"/>
           <w:sz w:val="32"/>
@@ -296,7 +296,7 @@
     </w:p>
     <w:p>
       <w:pPr>
-        <w:jc w:val="center"/>
+        <w:jc w:val="both"/>
         <w:rPr>
           <w:rFonts w:cs="B Nazanin"/>
           <w:sz w:val="32"/>
@@ -308,7 +308,7 @@
     </w:p>
     <w:p>
       <w:pPr>
-        <w:jc w:val="center"/>
+        <w:jc w:val="both"/>
         <w:rPr>
           <w:rFonts w:cs="B Nazanin"/>
           <w:sz w:val="32"/>
@@ -320,7 +320,7 @@
     </w:p>
     <w:p>
       <w:pPr>
-        <w:jc w:val="center"/>
+        <w:jc w:val="both"/>
         <w:rPr>
           <w:rFonts w:cs="B Nazanin"/>
           <w:sz w:val="32"/>
@@ -342,7 +342,7 @@
     </w:p>
     <w:p>
       <w:pPr>
-        <w:jc w:val="center"/>
+        <w:jc w:val="both"/>
         <w:rPr>
           <w:rFonts w:cs="B Nazanin"/>
           <w:sz w:val="32"/>
@@ -391,6 +391,7 @@
         <w:p>
           <w:pPr>
             <w:pStyle w:val="TOCHeading"/>
+            <w:jc w:val="both"/>
           </w:pPr>
         </w:p>
         <w:p>
@@ -399,10 +400,12 @@
             <w:tabs>
               <w:tab w:val="right" w:leader="dot" w:pos="7926"/>
             </w:tabs>
+            <w:jc w:val="both"/>
             <w:rPr>
-              <w:rFonts w:eastAsiaTheme="minorEastAsia" w:cs="B Nazanin"/>
+              <w:rFonts w:eastAsiaTheme="minorEastAsia"/>
               <w:noProof/>
               <w:rtl/>
+              <w:lang w:bidi="fa-IR"/>
             </w:rPr>
           </w:pPr>
           <w:r>
@@ -423,20 +426,17 @@
             </w:rPr>
             <w:fldChar w:fldCharType="separate"/>
           </w:r>
-          <w:hyperlink w:anchor="_Toc232025647" w:history="1">
+          <w:hyperlink w:anchor="_Toc232373637" w:history="1">
             <w:r>
               <w:rPr>
                 <w:rStyle w:val="Hyperlink"/>
-                <w:rFonts w:cs="B Nazanin"/>
                 <w:noProof/>
                 <w:rtl/>
-                <w:lang w:bidi="fa-IR"/>
               </w:rPr>
               <w:t>1. هدف کلی</w:t>
             </w:r>
             <w:r>
               <w:rPr>
-                <w:rFonts w:cs="B Nazanin"/>
                 <w:noProof/>
                 <w:webHidden/>
                 <w:rtl/>
@@ -445,87 +445,77 @@
             </w:r>
             <w:r>
               <w:rPr>
-                <w:rFonts w:cs="B Nazanin"/>
+                <w:rStyle w:val="Hyperlink"/>
+                <w:noProof/>
+                <w:rtl/>
+              </w:rPr>
+              <w:fldChar w:fldCharType="begin"/>
+            </w:r>
+            <w:r>
+              <w:rPr>
                 <w:noProof/>
                 <w:webHidden/>
                 <w:rtl/>
               </w:rPr>
-              <w:fldChar w:fldCharType="begin"/>
-            </w:r>
-            <w:r>
-              <w:rPr>
-                <w:rFonts w:cs="B Nazanin"/>
+              <w:instrText xml:space="preserve"> </w:instrText>
+            </w:r>
+            <w:r>
+              <w:rPr>
+                <w:noProof/>
+                <w:webHidden/>
+              </w:rPr>
+              <w:instrText>PAGEREF</w:instrText>
+            </w:r>
+            <w:r>
+              <w:rPr>
                 <w:noProof/>
                 <w:webHidden/>
                 <w:rtl/>
               </w:rPr>
-              <w:instrText xml:space="preserve"> </w:instrText>
-            </w:r>
-            <w:r>
-              <w:rPr>
-                <w:rFonts w:cs="B Nazanin"/>
+              <w:instrText xml:space="preserve"> _</w:instrText>
+            </w:r>
+            <w:r>
+              <w:rPr>
                 <w:noProof/>
                 <w:webHidden/>
               </w:rPr>
-              <w:instrText>PAGEREF</w:instrText>
-            </w:r>
-            <w:r>
-              <w:rPr>
-                <w:rFonts w:cs="B Nazanin"/>
+              <w:instrText>Toc232373637 \h</w:instrText>
+            </w:r>
+            <w:r>
+              <w:rPr>
                 <w:noProof/>
                 <w:webHidden/>
                 <w:rtl/>
               </w:rPr>
-              <w:instrText xml:space="preserve"> _</w:instrText>
-            </w:r>
-            <w:r>
-              <w:rPr>
-                <w:rFonts w:cs="B Nazanin"/>
+              <w:instrText xml:space="preserve"> </w:instrText>
+            </w:r>
+            <w:r>
+              <w:rPr>
+                <w:rStyle w:val="Hyperlink"/>
                 <w:noProof/>
-                <w:webHidden/>
-              </w:rPr>
-              <w:instrText>Toc232025647 \h</w:instrText>
-            </w:r>
-            <w:r>
-              <w:rPr>
-                <w:rFonts w:cs="B Nazanin"/>
+                <w:rtl/>
+              </w:rPr>
+            </w:r>
+            <w:r>
+              <w:rPr>
+                <w:rStyle w:val="Hyperlink"/>
+                <w:noProof/>
+                <w:rtl/>
+              </w:rPr>
+              <w:fldChar w:fldCharType="separate"/>
+            </w:r>
+            <w:r>
+              <w:rPr>
                 <w:noProof/>
                 <w:webHidden/>
                 <w:rtl/>
               </w:rPr>
-              <w:instrText xml:space="preserve"> </w:instrText>
-            </w:r>
-            <w:r>
-              <w:rPr>
-                <w:rFonts w:cs="B Nazanin"/>
+              <w:t>3</w:t>
+            </w:r>
+            <w:r>
+              <w:rPr>
+                <w:rStyle w:val="Hyperlink"/>
                 <w:noProof/>
-                <w:webHidden/>
-                <w:rtl/>
-              </w:rPr>
-            </w:r>
-            <w:r>
-              <w:rPr>
-                <w:rFonts w:cs="B Nazanin"/>
-                <w:noProof/>
-                <w:webHidden/>
-                <w:rtl/>
-              </w:rPr>
-              <w:fldChar w:fldCharType="separate"/>
-            </w:r>
-            <w:r>
-              <w:rPr>
-                <w:rFonts w:cs="B Nazanin"/>
-                <w:noProof/>
-                <w:webHidden/>
-                <w:rtl/>
-              </w:rPr>
-              <w:t>3</w:t>
-            </w:r>
-            <w:r>
-              <w:rPr>
-                <w:rFonts w:cs="B Nazanin"/>
-                <w:noProof/>
-                <w:webHidden/>
                 <w:rtl/>
               </w:rPr>
               <w:fldChar w:fldCharType="end"/>
@@ -538,26 +528,25 @@
             <w:tabs>
               <w:tab w:val="right" w:leader="dot" w:pos="7926"/>
             </w:tabs>
+            <w:jc w:val="both"/>
             <w:rPr>
-              <w:rFonts w:eastAsiaTheme="minorEastAsia" w:cs="B Nazanin"/>
+              <w:rFonts w:eastAsiaTheme="minorEastAsia"/>
               <w:noProof/>
               <w:rtl/>
+              <w:lang w:bidi="fa-IR"/>
             </w:rPr>
           </w:pPr>
-          <w:hyperlink w:anchor="_Toc232025648" w:history="1">
+          <w:hyperlink w:anchor="_Toc232373638" w:history="1">
             <w:r>
               <w:rPr>
                 <w:rStyle w:val="Hyperlink"/>
-                <w:rFonts w:cs="B Nazanin"/>
                 <w:noProof/>
                 <w:rtl/>
-                <w:lang w:bidi="fa-IR"/>
               </w:rPr>
               <w:t>2. اقدامات انجام شده در کد</w:t>
             </w:r>
             <w:r>
               <w:rPr>
-                <w:rFonts w:cs="B Nazanin"/>
                 <w:noProof/>
                 <w:webHidden/>
                 <w:rtl/>
@@ -566,87 +555,77 @@
             </w:r>
             <w:r>
               <w:rPr>
-                <w:rFonts w:cs="B Nazanin"/>
+                <w:rStyle w:val="Hyperlink"/>
+                <w:noProof/>
+                <w:rtl/>
+              </w:rPr>
+              <w:fldChar w:fldCharType="begin"/>
+            </w:r>
+            <w:r>
+              <w:rPr>
                 <w:noProof/>
                 <w:webHidden/>
                 <w:rtl/>
               </w:rPr>
-              <w:fldChar w:fldCharType="begin"/>
-            </w:r>
-            <w:r>
-              <w:rPr>
-                <w:rFonts w:cs="B Nazanin"/>
+              <w:instrText xml:space="preserve"> </w:instrText>
+            </w:r>
+            <w:r>
+              <w:rPr>
+                <w:noProof/>
+                <w:webHidden/>
+              </w:rPr>
+              <w:instrText>PAGEREF</w:instrText>
+            </w:r>
+            <w:r>
+              <w:rPr>
                 <w:noProof/>
                 <w:webHidden/>
                 <w:rtl/>
               </w:rPr>
-              <w:instrText xml:space="preserve"> </w:instrText>
-            </w:r>
-            <w:r>
-              <w:rPr>
-                <w:rFonts w:cs="B Nazanin"/>
+              <w:instrText xml:space="preserve"> _</w:instrText>
+            </w:r>
+            <w:r>
+              <w:rPr>
                 <w:noProof/>
                 <w:webHidden/>
               </w:rPr>
-              <w:instrText>PAGEREF</w:instrText>
-            </w:r>
-            <w:r>
-              <w:rPr>
-                <w:rFonts w:cs="B Nazanin"/>
+              <w:instrText>Toc232373638 \h</w:instrText>
+            </w:r>
+            <w:r>
+              <w:rPr>
                 <w:noProof/>
                 <w:webHidden/>
                 <w:rtl/>
               </w:rPr>
-              <w:instrText xml:space="preserve"> _</w:instrText>
-            </w:r>
-            <w:r>
-              <w:rPr>
-                <w:rFonts w:cs="B Nazanin"/>
+              <w:instrText xml:space="preserve"> </w:instrText>
+            </w:r>
+            <w:r>
+              <w:rPr>
+                <w:rStyle w:val="Hyperlink"/>
                 <w:noProof/>
-                <w:webHidden/>
-              </w:rPr>
-              <w:instrText>Toc232025648 \h</w:instrText>
-            </w:r>
-            <w:r>
-              <w:rPr>
-                <w:rFonts w:cs="B Nazanin"/>
+                <w:rtl/>
+              </w:rPr>
+            </w:r>
+            <w:r>
+              <w:rPr>
+                <w:rStyle w:val="Hyperlink"/>
+                <w:noProof/>
+                <w:rtl/>
+              </w:rPr>
+              <w:fldChar w:fldCharType="separate"/>
+            </w:r>
+            <w:r>
+              <w:rPr>
                 <w:noProof/>
                 <w:webHidden/>
                 <w:rtl/>
               </w:rPr>
-              <w:instrText xml:space="preserve"> </w:instrText>
-            </w:r>
-            <w:r>
-              <w:rPr>
-                <w:rFonts w:cs="B Nazanin"/>
+              <w:t>3</w:t>
+            </w:r>
+            <w:r>
+              <w:rPr>
+                <w:rStyle w:val="Hyperlink"/>
                 <w:noProof/>
-                <w:webHidden/>
-                <w:rtl/>
-              </w:rPr>
-            </w:r>
-            <w:r>
-              <w:rPr>
-                <w:rFonts w:cs="B Nazanin"/>
-                <w:noProof/>
-                <w:webHidden/>
-                <w:rtl/>
-              </w:rPr>
-              <w:fldChar w:fldCharType="separate"/>
-            </w:r>
-            <w:r>
-              <w:rPr>
-                <w:rFonts w:cs="B Nazanin"/>
-                <w:noProof/>
-                <w:webHidden/>
-                <w:rtl/>
-              </w:rPr>
-              <w:t>3</w:t>
-            </w:r>
-            <w:r>
-              <w:rPr>
-                <w:rFonts w:cs="B Nazanin"/>
-                <w:noProof/>
-                <w:webHidden/>
                 <w:rtl/>
               </w:rPr>
               <w:fldChar w:fldCharType="end"/>
@@ -659,26 +638,25 @@
             <w:tabs>
               <w:tab w:val="right" w:leader="dot" w:pos="7926"/>
             </w:tabs>
+            <w:jc w:val="both"/>
             <w:rPr>
-              <w:rFonts w:eastAsiaTheme="minorEastAsia" w:cs="B Nazanin"/>
+              <w:rFonts w:eastAsiaTheme="minorEastAsia"/>
               <w:noProof/>
               <w:rtl/>
+              <w:lang w:bidi="fa-IR"/>
             </w:rPr>
           </w:pPr>
-          <w:hyperlink w:anchor="_Toc232025649" w:history="1">
+          <w:hyperlink w:anchor="_Toc232373639" w:history="1">
             <w:r>
               <w:rPr>
                 <w:rStyle w:val="Hyperlink"/>
-                <w:rFonts w:cs="B Nazanin"/>
                 <w:noProof/>
                 <w:rtl/>
-                <w:lang w:bidi="fa-IR"/>
               </w:rPr>
               <w:t>1.2. پیش پردازش داده‌ها</w:t>
             </w:r>
             <w:r>
               <w:rPr>
-                <w:rFonts w:cs="B Nazanin"/>
                 <w:noProof/>
                 <w:webHidden/>
                 <w:rtl/>
@@ -687,87 +665,77 @@
             </w:r>
             <w:r>
               <w:rPr>
-                <w:rFonts w:cs="B Nazanin"/>
+                <w:rStyle w:val="Hyperlink"/>
+                <w:noProof/>
+                <w:rtl/>
+              </w:rPr>
+              <w:fldChar w:fldCharType="begin"/>
+            </w:r>
+            <w:r>
+              <w:rPr>
                 <w:noProof/>
                 <w:webHidden/>
                 <w:rtl/>
               </w:rPr>
-              <w:fldChar w:fldCharType="begin"/>
-            </w:r>
-            <w:r>
-              <w:rPr>
-                <w:rFonts w:cs="B Nazanin"/>
+              <w:instrText xml:space="preserve"> </w:instrText>
+            </w:r>
+            <w:r>
+              <w:rPr>
+                <w:noProof/>
+                <w:webHidden/>
+              </w:rPr>
+              <w:instrText>PAGEREF</w:instrText>
+            </w:r>
+            <w:r>
+              <w:rPr>
                 <w:noProof/>
                 <w:webHidden/>
                 <w:rtl/>
               </w:rPr>
-              <w:instrText xml:space="preserve"> </w:instrText>
-            </w:r>
-            <w:r>
-              <w:rPr>
-                <w:rFonts w:cs="B Nazanin"/>
+              <w:instrText xml:space="preserve"> _</w:instrText>
+            </w:r>
+            <w:r>
+              <w:rPr>
                 <w:noProof/>
                 <w:webHidden/>
               </w:rPr>
-              <w:instrText>PAGEREF</w:instrText>
-            </w:r>
-            <w:r>
-              <w:rPr>
-                <w:rFonts w:cs="B Nazanin"/>
+              <w:instrText>Toc232373639 \h</w:instrText>
+            </w:r>
+            <w:r>
+              <w:rPr>
                 <w:noProof/>
                 <w:webHidden/>
                 <w:rtl/>
               </w:rPr>
-              <w:instrText xml:space="preserve"> _</w:instrText>
-            </w:r>
-            <w:r>
-              <w:rPr>
-                <w:rFonts w:cs="B Nazanin"/>
+              <w:instrText xml:space="preserve"> </w:instrText>
+            </w:r>
+            <w:r>
+              <w:rPr>
+                <w:rStyle w:val="Hyperlink"/>
                 <w:noProof/>
-                <w:webHidden/>
-              </w:rPr>
-              <w:instrText>Toc232025649 \h</w:instrText>
-            </w:r>
-            <w:r>
-              <w:rPr>
-                <w:rFonts w:cs="B Nazanin"/>
+                <w:rtl/>
+              </w:rPr>
+            </w:r>
+            <w:r>
+              <w:rPr>
+                <w:rStyle w:val="Hyperlink"/>
+                <w:noProof/>
+                <w:rtl/>
+              </w:rPr>
+              <w:fldChar w:fldCharType="separate"/>
+            </w:r>
+            <w:r>
+              <w:rPr>
                 <w:noProof/>
                 <w:webHidden/>
                 <w:rtl/>
               </w:rPr>
-              <w:instrText xml:space="preserve"> </w:instrText>
-            </w:r>
-            <w:r>
-              <w:rPr>
-                <w:rFonts w:cs="B Nazanin"/>
+              <w:t>3</w:t>
+            </w:r>
+            <w:r>
+              <w:rPr>
+                <w:rStyle w:val="Hyperlink"/>
                 <w:noProof/>
-                <w:webHidden/>
-                <w:rtl/>
-              </w:rPr>
-            </w:r>
-            <w:r>
-              <w:rPr>
-                <w:rFonts w:cs="B Nazanin"/>
-                <w:noProof/>
-                <w:webHidden/>
-                <w:rtl/>
-              </w:rPr>
-              <w:fldChar w:fldCharType="separate"/>
-            </w:r>
-            <w:r>
-              <w:rPr>
-                <w:rFonts w:cs="B Nazanin"/>
-                <w:noProof/>
-                <w:webHidden/>
-                <w:rtl/>
-              </w:rPr>
-              <w:t>3</w:t>
-            </w:r>
-            <w:r>
-              <w:rPr>
-                <w:rFonts w:cs="B Nazanin"/>
-                <w:noProof/>
-                <w:webHidden/>
                 <w:rtl/>
               </w:rPr>
               <w:fldChar w:fldCharType="end"/>
@@ -780,35 +748,32 @@
             <w:tabs>
               <w:tab w:val="right" w:leader="dot" w:pos="7926"/>
             </w:tabs>
+            <w:jc w:val="both"/>
             <w:rPr>
-              <w:rFonts w:eastAsiaTheme="minorEastAsia" w:cs="B Nazanin"/>
+              <w:rFonts w:eastAsiaTheme="minorEastAsia"/>
               <w:noProof/>
               <w:rtl/>
+              <w:lang w:bidi="fa-IR"/>
             </w:rPr>
           </w:pPr>
-          <w:hyperlink w:anchor="_Toc232025650" w:history="1">
+          <w:hyperlink w:anchor="_Toc232373640" w:history="1">
             <w:r>
               <w:rPr>
                 <w:rStyle w:val="Hyperlink"/>
-                <w:rFonts w:cs="B Nazanin"/>
                 <w:noProof/>
                 <w:rtl/>
-                <w:lang w:bidi="fa-IR"/>
               </w:rPr>
               <w:t xml:space="preserve">2.2. شبکه </w:t>
             </w:r>
             <w:r>
               <w:rPr>
                 <w:rStyle w:val="Hyperlink"/>
-                <w:rFonts w:cs="B Nazanin"/>
                 <w:noProof/>
-                <w:lang w:bidi="fa-IR"/>
               </w:rPr>
               <w:t>MLP</w:t>
             </w:r>
             <w:r>
               <w:rPr>
-                <w:rFonts w:cs="B Nazanin"/>
                 <w:noProof/>
                 <w:webHidden/>
                 <w:rtl/>
@@ -817,87 +782,77 @@
             </w:r>
             <w:r>
               <w:rPr>
-                <w:rFonts w:cs="B Nazanin"/>
+                <w:rStyle w:val="Hyperlink"/>
+                <w:noProof/>
+                <w:rtl/>
+              </w:rPr>
+              <w:fldChar w:fldCharType="begin"/>
+            </w:r>
+            <w:r>
+              <w:rPr>
                 <w:noProof/>
                 <w:webHidden/>
                 <w:rtl/>
               </w:rPr>
-              <w:fldChar w:fldCharType="begin"/>
-            </w:r>
-            <w:r>
-              <w:rPr>
-                <w:rFonts w:cs="B Nazanin"/>
+              <w:instrText xml:space="preserve"> </w:instrText>
+            </w:r>
+            <w:r>
+              <w:rPr>
+                <w:noProof/>
+                <w:webHidden/>
+              </w:rPr>
+              <w:instrText>PAGEREF</w:instrText>
+            </w:r>
+            <w:r>
+              <w:rPr>
                 <w:noProof/>
                 <w:webHidden/>
                 <w:rtl/>
               </w:rPr>
-              <w:instrText xml:space="preserve"> </w:instrText>
-            </w:r>
-            <w:r>
-              <w:rPr>
-                <w:rFonts w:cs="B Nazanin"/>
+              <w:instrText xml:space="preserve"> _</w:instrText>
+            </w:r>
+            <w:r>
+              <w:rPr>
                 <w:noProof/>
                 <w:webHidden/>
               </w:rPr>
-              <w:instrText>PAGEREF</w:instrText>
-            </w:r>
-            <w:r>
-              <w:rPr>
-                <w:rFonts w:cs="B Nazanin"/>
+              <w:instrText>Toc232373640 \h</w:instrText>
+            </w:r>
+            <w:r>
+              <w:rPr>
                 <w:noProof/>
                 <w:webHidden/>
                 <w:rtl/>
               </w:rPr>
-              <w:instrText xml:space="preserve"> _</w:instrText>
-            </w:r>
-            <w:r>
-              <w:rPr>
-                <w:rFonts w:cs="B Nazanin"/>
+              <w:instrText xml:space="preserve"> </w:instrText>
+            </w:r>
+            <w:r>
+              <w:rPr>
+                <w:rStyle w:val="Hyperlink"/>
                 <w:noProof/>
-                <w:webHidden/>
-              </w:rPr>
-              <w:instrText>Toc232025650 \h</w:instrText>
-            </w:r>
-            <w:r>
-              <w:rPr>
-                <w:rFonts w:cs="B Nazanin"/>
+                <w:rtl/>
+              </w:rPr>
+            </w:r>
+            <w:r>
+              <w:rPr>
+                <w:rStyle w:val="Hyperlink"/>
+                <w:noProof/>
+                <w:rtl/>
+              </w:rPr>
+              <w:fldChar w:fldCharType="separate"/>
+            </w:r>
+            <w:r>
+              <w:rPr>
                 <w:noProof/>
                 <w:webHidden/>
                 <w:rtl/>
               </w:rPr>
-              <w:instrText xml:space="preserve"> </w:instrText>
-            </w:r>
-            <w:r>
-              <w:rPr>
-                <w:rFonts w:cs="B Nazanin"/>
+              <w:t>4</w:t>
+            </w:r>
+            <w:r>
+              <w:rPr>
+                <w:rStyle w:val="Hyperlink"/>
                 <w:noProof/>
-                <w:webHidden/>
-                <w:rtl/>
-              </w:rPr>
-            </w:r>
-            <w:r>
-              <w:rPr>
-                <w:rFonts w:cs="B Nazanin"/>
-                <w:noProof/>
-                <w:webHidden/>
-                <w:rtl/>
-              </w:rPr>
-              <w:fldChar w:fldCharType="separate"/>
-            </w:r>
-            <w:r>
-              <w:rPr>
-                <w:rFonts w:cs="B Nazanin"/>
-                <w:noProof/>
-                <w:webHidden/>
-                <w:rtl/>
-              </w:rPr>
-              <w:t>3</w:t>
-            </w:r>
-            <w:r>
-              <w:rPr>
-                <w:rFonts w:cs="B Nazanin"/>
-                <w:noProof/>
-                <w:webHidden/>
                 <w:rtl/>
               </w:rPr>
               <w:fldChar w:fldCharType="end"/>
@@ -910,35 +865,32 @@
             <w:tabs>
               <w:tab w:val="right" w:leader="dot" w:pos="7926"/>
             </w:tabs>
+            <w:jc w:val="both"/>
             <w:rPr>
-              <w:rFonts w:eastAsiaTheme="minorEastAsia" w:cs="B Nazanin"/>
+              <w:rFonts w:eastAsiaTheme="minorEastAsia"/>
               <w:noProof/>
               <w:rtl/>
+              <w:lang w:bidi="fa-IR"/>
             </w:rPr>
           </w:pPr>
-          <w:hyperlink w:anchor="_Toc232025651" w:history="1">
+          <w:hyperlink w:anchor="_Toc232373641" w:history="1">
             <w:r>
               <w:rPr>
                 <w:rStyle w:val="Hyperlink"/>
-                <w:rFonts w:cs="B Nazanin"/>
                 <w:noProof/>
                 <w:rtl/>
-                <w:lang w:bidi="fa-IR"/>
               </w:rPr>
               <w:t xml:space="preserve">1.2.2. اجزای شبکه </w:t>
             </w:r>
             <w:r>
               <w:rPr>
                 <w:rStyle w:val="Hyperlink"/>
-                <w:rFonts w:cs="B Nazanin"/>
                 <w:noProof/>
-                <w:lang w:bidi="fa-IR"/>
               </w:rPr>
               <w:t>MLP</w:t>
             </w:r>
             <w:r>
               <w:rPr>
-                <w:rFonts w:cs="B Nazanin"/>
                 <w:noProof/>
                 <w:webHidden/>
                 <w:rtl/>
@@ -947,87 +899,77 @@
             </w:r>
             <w:r>
               <w:rPr>
-                <w:rFonts w:cs="B Nazanin"/>
+                <w:rStyle w:val="Hyperlink"/>
+                <w:noProof/>
+                <w:rtl/>
+              </w:rPr>
+              <w:fldChar w:fldCharType="begin"/>
+            </w:r>
+            <w:r>
+              <w:rPr>
                 <w:noProof/>
                 <w:webHidden/>
                 <w:rtl/>
               </w:rPr>
-              <w:fldChar w:fldCharType="begin"/>
-            </w:r>
-            <w:r>
-              <w:rPr>
-                <w:rFonts w:cs="B Nazanin"/>
+              <w:instrText xml:space="preserve"> </w:instrText>
+            </w:r>
+            <w:r>
+              <w:rPr>
+                <w:noProof/>
+                <w:webHidden/>
+              </w:rPr>
+              <w:instrText>PAGEREF</w:instrText>
+            </w:r>
+            <w:r>
+              <w:rPr>
                 <w:noProof/>
                 <w:webHidden/>
                 <w:rtl/>
               </w:rPr>
-              <w:instrText xml:space="preserve"> </w:instrText>
-            </w:r>
-            <w:r>
-              <w:rPr>
-                <w:rFonts w:cs="B Nazanin"/>
+              <w:instrText xml:space="preserve"> _</w:instrText>
+            </w:r>
+            <w:r>
+              <w:rPr>
                 <w:noProof/>
                 <w:webHidden/>
               </w:rPr>
-              <w:instrText>PAGEREF</w:instrText>
-            </w:r>
-            <w:r>
-              <w:rPr>
-                <w:rFonts w:cs="B Nazanin"/>
+              <w:instrText>Toc232373641 \h</w:instrText>
+            </w:r>
+            <w:r>
+              <w:rPr>
                 <w:noProof/>
                 <w:webHidden/>
                 <w:rtl/>
               </w:rPr>
-              <w:instrText xml:space="preserve"> _</w:instrText>
-            </w:r>
-            <w:r>
-              <w:rPr>
-                <w:rFonts w:cs="B Nazanin"/>
+              <w:instrText xml:space="preserve"> </w:instrText>
+            </w:r>
+            <w:r>
+              <w:rPr>
+                <w:rStyle w:val="Hyperlink"/>
                 <w:noProof/>
-                <w:webHidden/>
-              </w:rPr>
-              <w:instrText>Toc232025651 \h</w:instrText>
-            </w:r>
-            <w:r>
-              <w:rPr>
-                <w:rFonts w:cs="B Nazanin"/>
+                <w:rtl/>
+              </w:rPr>
+            </w:r>
+            <w:r>
+              <w:rPr>
+                <w:rStyle w:val="Hyperlink"/>
+                <w:noProof/>
+                <w:rtl/>
+              </w:rPr>
+              <w:fldChar w:fldCharType="separate"/>
+            </w:r>
+            <w:r>
+              <w:rPr>
                 <w:noProof/>
                 <w:webHidden/>
                 <w:rtl/>
               </w:rPr>
-              <w:instrText xml:space="preserve"> </w:instrText>
-            </w:r>
-            <w:r>
-              <w:rPr>
-                <w:rFonts w:cs="B Nazanin"/>
+              <w:t>4</w:t>
+            </w:r>
+            <w:r>
+              <w:rPr>
+                <w:rStyle w:val="Hyperlink"/>
                 <w:noProof/>
-                <w:webHidden/>
-                <w:rtl/>
-              </w:rPr>
-            </w:r>
-            <w:r>
-              <w:rPr>
-                <w:rFonts w:cs="B Nazanin"/>
-                <w:noProof/>
-                <w:webHidden/>
-                <w:rtl/>
-              </w:rPr>
-              <w:fldChar w:fldCharType="separate"/>
-            </w:r>
-            <w:r>
-              <w:rPr>
-                <w:rFonts w:cs="B Nazanin"/>
-                <w:noProof/>
-                <w:webHidden/>
-                <w:rtl/>
-              </w:rPr>
-              <w:t>4</w:t>
-            </w:r>
-            <w:r>
-              <w:rPr>
-                <w:rFonts w:cs="B Nazanin"/>
-                <w:noProof/>
-                <w:webHidden/>
                 <w:rtl/>
               </w:rPr>
               <w:fldChar w:fldCharType="end"/>
@@ -1040,26 +982,25 @@
             <w:tabs>
               <w:tab w:val="right" w:leader="dot" w:pos="7926"/>
             </w:tabs>
+            <w:jc w:val="both"/>
             <w:rPr>
-              <w:rFonts w:eastAsiaTheme="minorEastAsia" w:cs="B Nazanin"/>
+              <w:rFonts w:eastAsiaTheme="minorEastAsia"/>
               <w:noProof/>
               <w:rtl/>
+              <w:lang w:bidi="fa-IR"/>
             </w:rPr>
           </w:pPr>
-          <w:hyperlink w:anchor="_Toc232025652" w:history="1">
+          <w:hyperlink w:anchor="_Toc232373642" w:history="1">
             <w:r>
               <w:rPr>
                 <w:rStyle w:val="Hyperlink"/>
-                <w:rFonts w:cs="B Nazanin"/>
                 <w:noProof/>
                 <w:rtl/>
-                <w:lang w:bidi="fa-IR"/>
               </w:rPr>
               <w:t>2.2.2. آزمایش‌های انجام شده</w:t>
             </w:r>
             <w:r>
               <w:rPr>
-                <w:rFonts w:cs="B Nazanin"/>
                 <w:noProof/>
                 <w:webHidden/>
                 <w:rtl/>
@@ -1068,87 +1009,77 @@
             </w:r>
             <w:r>
               <w:rPr>
-                <w:rFonts w:cs="B Nazanin"/>
+                <w:rStyle w:val="Hyperlink"/>
+                <w:noProof/>
+                <w:rtl/>
+              </w:rPr>
+              <w:fldChar w:fldCharType="begin"/>
+            </w:r>
+            <w:r>
+              <w:rPr>
                 <w:noProof/>
                 <w:webHidden/>
                 <w:rtl/>
               </w:rPr>
-              <w:fldChar w:fldCharType="begin"/>
-            </w:r>
-            <w:r>
-              <w:rPr>
-                <w:rFonts w:cs="B Nazanin"/>
+              <w:instrText xml:space="preserve"> </w:instrText>
+            </w:r>
+            <w:r>
+              <w:rPr>
+                <w:noProof/>
+                <w:webHidden/>
+              </w:rPr>
+              <w:instrText>PAGEREF</w:instrText>
+            </w:r>
+            <w:r>
+              <w:rPr>
                 <w:noProof/>
                 <w:webHidden/>
                 <w:rtl/>
               </w:rPr>
-              <w:instrText xml:space="preserve"> </w:instrText>
-            </w:r>
-            <w:r>
-              <w:rPr>
-                <w:rFonts w:cs="B Nazanin"/>
+              <w:instrText xml:space="preserve"> _</w:instrText>
+            </w:r>
+            <w:r>
+              <w:rPr>
                 <w:noProof/>
                 <w:webHidden/>
               </w:rPr>
-              <w:instrText>PAGEREF</w:instrText>
-            </w:r>
-            <w:r>
-              <w:rPr>
-                <w:rFonts w:cs="B Nazanin"/>
+              <w:instrText>Toc232373642 \h</w:instrText>
+            </w:r>
+            <w:r>
+              <w:rPr>
                 <w:noProof/>
                 <w:webHidden/>
                 <w:rtl/>
               </w:rPr>
-              <w:instrText xml:space="preserve"> _</w:instrText>
-            </w:r>
-            <w:r>
-              <w:rPr>
-                <w:rFonts w:cs="B Nazanin"/>
+              <w:instrText xml:space="preserve"> </w:instrText>
+            </w:r>
+            <w:r>
+              <w:rPr>
+                <w:rStyle w:val="Hyperlink"/>
                 <w:noProof/>
-                <w:webHidden/>
-              </w:rPr>
-              <w:instrText>Toc232025652 \h</w:instrText>
-            </w:r>
-            <w:r>
-              <w:rPr>
-                <w:rFonts w:cs="B Nazanin"/>
+                <w:rtl/>
+              </w:rPr>
+            </w:r>
+            <w:r>
+              <w:rPr>
+                <w:rStyle w:val="Hyperlink"/>
+                <w:noProof/>
+                <w:rtl/>
+              </w:rPr>
+              <w:fldChar w:fldCharType="separate"/>
+            </w:r>
+            <w:r>
+              <w:rPr>
                 <w:noProof/>
                 <w:webHidden/>
                 <w:rtl/>
               </w:rPr>
-              <w:instrText xml:space="preserve"> </w:instrText>
-            </w:r>
-            <w:r>
-              <w:rPr>
-                <w:rFonts w:cs="B Nazanin"/>
+              <w:t>6</w:t>
+            </w:r>
+            <w:r>
+              <w:rPr>
+                <w:rStyle w:val="Hyperlink"/>
                 <w:noProof/>
-                <w:webHidden/>
-                <w:rtl/>
-              </w:rPr>
-            </w:r>
-            <w:r>
-              <w:rPr>
-                <w:rFonts w:cs="B Nazanin"/>
-                <w:noProof/>
-                <w:webHidden/>
-                <w:rtl/>
-              </w:rPr>
-              <w:fldChar w:fldCharType="separate"/>
-            </w:r>
-            <w:r>
-              <w:rPr>
-                <w:rFonts w:cs="B Nazanin"/>
-                <w:noProof/>
-                <w:webHidden/>
-                <w:rtl/>
-              </w:rPr>
-              <w:t>5</w:t>
-            </w:r>
-            <w:r>
-              <w:rPr>
-                <w:rFonts w:cs="B Nazanin"/>
-                <w:noProof/>
-                <w:webHidden/>
                 <w:rtl/>
               </w:rPr>
               <w:fldChar w:fldCharType="end"/>
@@ -1161,35 +1092,32 @@
             <w:tabs>
               <w:tab w:val="right" w:leader="dot" w:pos="7926"/>
             </w:tabs>
+            <w:jc w:val="both"/>
             <w:rPr>
-              <w:rFonts w:eastAsiaTheme="minorEastAsia" w:cs="B Nazanin"/>
+              <w:rFonts w:eastAsiaTheme="minorEastAsia"/>
               <w:noProof/>
               <w:rtl/>
+              <w:lang w:bidi="fa-IR"/>
             </w:rPr>
           </w:pPr>
-          <w:hyperlink w:anchor="_Toc232025653" w:history="1">
+          <w:hyperlink w:anchor="_Toc232373643" w:history="1">
             <w:r>
               <w:rPr>
                 <w:rStyle w:val="Hyperlink"/>
-                <w:rFonts w:cs="B Nazanin"/>
                 <w:noProof/>
                 <w:rtl/>
-                <w:lang w:bidi="fa-IR"/>
               </w:rPr>
               <w:t xml:space="preserve">3.2. شبکه </w:t>
             </w:r>
             <w:r>
               <w:rPr>
                 <w:rStyle w:val="Hyperlink"/>
-                <w:rFonts w:cs="B Nazanin"/>
                 <w:noProof/>
-                <w:lang w:bidi="fa-IR"/>
               </w:rPr>
               <w:t>RBF</w:t>
             </w:r>
             <w:r>
               <w:rPr>
-                <w:rFonts w:cs="B Nazanin"/>
                 <w:noProof/>
                 <w:webHidden/>
                 <w:rtl/>
@@ -1198,87 +1126,187 @@
             </w:r>
             <w:r>
               <w:rPr>
-                <w:rFonts w:cs="B Nazanin"/>
+                <w:rStyle w:val="Hyperlink"/>
+                <w:noProof/>
+                <w:rtl/>
+              </w:rPr>
+              <w:fldChar w:fldCharType="begin"/>
+            </w:r>
+            <w:r>
+              <w:rPr>
                 <w:noProof/>
                 <w:webHidden/>
                 <w:rtl/>
               </w:rPr>
-              <w:fldChar w:fldCharType="begin"/>
-            </w:r>
-            <w:r>
-              <w:rPr>
-                <w:rFonts w:cs="B Nazanin"/>
+              <w:instrText xml:space="preserve"> </w:instrText>
+            </w:r>
+            <w:r>
+              <w:rPr>
+                <w:noProof/>
+                <w:webHidden/>
+              </w:rPr>
+              <w:instrText>PAGEREF</w:instrText>
+            </w:r>
+            <w:r>
+              <w:rPr>
                 <w:noProof/>
                 <w:webHidden/>
                 <w:rtl/>
               </w:rPr>
-              <w:instrText xml:space="preserve"> </w:instrText>
-            </w:r>
-            <w:r>
-              <w:rPr>
-                <w:rFonts w:cs="B Nazanin"/>
+              <w:instrText xml:space="preserve"> _</w:instrText>
+            </w:r>
+            <w:r>
+              <w:rPr>
                 <w:noProof/>
                 <w:webHidden/>
               </w:rPr>
-              <w:instrText>PAGEREF</w:instrText>
-            </w:r>
-            <w:r>
-              <w:rPr>
-                <w:rFonts w:cs="B Nazanin"/>
+              <w:instrText>Toc232373643 \h</w:instrText>
+            </w:r>
+            <w:r>
+              <w:rPr>
                 <w:noProof/>
                 <w:webHidden/>
                 <w:rtl/>
               </w:rPr>
-              <w:instrText xml:space="preserve"> _</w:instrText>
-            </w:r>
-            <w:r>
-              <w:rPr>
-                <w:rFonts w:cs="B Nazanin"/>
+              <w:instrText xml:space="preserve"> </w:instrText>
+            </w:r>
+            <w:r>
+              <w:rPr>
+                <w:rStyle w:val="Hyperlink"/>
                 <w:noProof/>
-                <w:webHidden/>
-              </w:rPr>
-              <w:instrText>Toc232025653 \h</w:instrText>
-            </w:r>
-            <w:r>
-              <w:rPr>
-                <w:rFonts w:cs="B Nazanin"/>
+                <w:rtl/>
+              </w:rPr>
+            </w:r>
+            <w:r>
+              <w:rPr>
+                <w:rStyle w:val="Hyperlink"/>
+                <w:noProof/>
+                <w:rtl/>
+              </w:rPr>
+              <w:fldChar w:fldCharType="separate"/>
+            </w:r>
+            <w:r>
+              <w:rPr>
                 <w:noProof/>
                 <w:webHidden/>
                 <w:rtl/>
               </w:rPr>
-              <w:instrText xml:space="preserve"> </w:instrText>
-            </w:r>
-            <w:r>
-              <w:rPr>
-                <w:rFonts w:cs="B Nazanin"/>
+              <w:t>6</w:t>
+            </w:r>
+            <w:r>
+              <w:rPr>
+                <w:rStyle w:val="Hyperlink"/>
+                <w:noProof/>
+                <w:rtl/>
+              </w:rPr>
+              <w:fldChar w:fldCharType="end"/>
+            </w:r>
+          </w:hyperlink>
+        </w:p>
+        <w:p>
+          <w:pPr>
+            <w:pStyle w:val="TOC2"/>
+            <w:tabs>
+              <w:tab w:val="right" w:leader="dot" w:pos="7926"/>
+            </w:tabs>
+            <w:jc w:val="both"/>
+            <w:rPr>
+              <w:rFonts w:eastAsiaTheme="minorEastAsia"/>
+              <w:noProof/>
+              <w:rtl/>
+              <w:lang w:bidi="fa-IR"/>
+            </w:rPr>
+          </w:pPr>
+          <w:hyperlink w:anchor="_Toc232373644" w:history="1">
+            <w:r>
+              <w:rPr>
+                <w:rStyle w:val="Hyperlink"/>
+                <w:noProof/>
+                <w:rtl/>
+              </w:rPr>
+              <w:t>3.2.1</w:t>
+            </w:r>
+            <w:r>
+              <w:rPr>
                 <w:noProof/>
                 <w:webHidden/>
                 <w:rtl/>
               </w:rPr>
-            </w:r>
-            <w:r>
-              <w:rPr>
-                <w:rFonts w:cs="B Nazanin"/>
+              <w:tab/>
+            </w:r>
+            <w:r>
+              <w:rPr>
+                <w:rStyle w:val="Hyperlink"/>
+                <w:noProof/>
+                <w:rtl/>
+              </w:rPr>
+              <w:fldChar w:fldCharType="begin"/>
+            </w:r>
+            <w:r>
+              <w:rPr>
                 <w:noProof/>
                 <w:webHidden/>
                 <w:rtl/>
               </w:rPr>
-              <w:fldChar w:fldCharType="separate"/>
-            </w:r>
-            <w:r>
-              <w:rPr>
-                <w:rFonts w:cs="B Nazanin"/>
+              <w:instrText xml:space="preserve"> </w:instrText>
+            </w:r>
+            <w:r>
+              <w:rPr>
+                <w:noProof/>
+                <w:webHidden/>
+              </w:rPr>
+              <w:instrText>PAGEREF</w:instrText>
+            </w:r>
+            <w:r>
+              <w:rPr>
                 <w:noProof/>
                 <w:webHidden/>
                 <w:rtl/>
               </w:rPr>
-              <w:t>5</w:t>
-            </w:r>
-            <w:r>
-              <w:rPr>
-                <w:rFonts w:cs="B Nazanin"/>
+              <w:instrText xml:space="preserve"> _</w:instrText>
+            </w:r>
+            <w:r>
+              <w:rPr>
                 <w:noProof/>
                 <w:webHidden/>
+              </w:rPr>
+              <w:instrText>Toc232373644 \h</w:instrText>
+            </w:r>
+            <w:r>
+              <w:rPr>
+                <w:noProof/>
+                <w:webHidden/>
+                <w:rtl/>
+              </w:rPr>
+              <w:instrText xml:space="preserve"> </w:instrText>
+            </w:r>
+            <w:r>
+              <w:rPr>
+                <w:rStyle w:val="Hyperlink"/>
+                <w:noProof/>
+                <w:rtl/>
+              </w:rPr>
+            </w:r>
+            <w:r>
+              <w:rPr>
+                <w:rStyle w:val="Hyperlink"/>
+                <w:noProof/>
+                <w:rtl/>
+              </w:rPr>
+              <w:fldChar w:fldCharType="separate"/>
+            </w:r>
+            <w:r>
+              <w:rPr>
+                <w:noProof/>
+                <w:webHidden/>
+                <w:rtl/>
+              </w:rPr>
+              <w:t>6</w:t>
+            </w:r>
+            <w:r>
+              <w:rPr>
+                <w:rStyle w:val="Hyperlink"/>
+                <w:noProof/>
                 <w:rtl/>
               </w:rPr>
               <w:fldChar w:fldCharType="end"/>
@@ -1291,26 +1319,25 @@
             <w:tabs>
               <w:tab w:val="right" w:leader="dot" w:pos="7926"/>
             </w:tabs>
+            <w:jc w:val="both"/>
             <w:rPr>
-              <w:rFonts w:eastAsiaTheme="minorEastAsia" w:cs="B Nazanin"/>
+              <w:rFonts w:eastAsiaTheme="minorEastAsia"/>
               <w:noProof/>
               <w:rtl/>
+              <w:lang w:bidi="fa-IR"/>
             </w:rPr>
           </w:pPr>
-          <w:hyperlink w:anchor="_Toc232025654" w:history="1">
+          <w:hyperlink w:anchor="_Toc232373645" w:history="1">
             <w:r>
               <w:rPr>
                 <w:rStyle w:val="Hyperlink"/>
-                <w:rFonts w:cs="B Nazanin"/>
                 <w:noProof/>
                 <w:rtl/>
-                <w:lang w:bidi="fa-IR"/>
               </w:rPr>
               <w:t>3. خروجی و تحلیل</w:t>
             </w:r>
             <w:r>
               <w:rPr>
-                <w:rFonts w:cs="B Nazanin"/>
                 <w:noProof/>
                 <w:webHidden/>
                 <w:rtl/>
@@ -1319,87 +1346,77 @@
             </w:r>
             <w:r>
               <w:rPr>
-                <w:rFonts w:cs="B Nazanin"/>
+                <w:rStyle w:val="Hyperlink"/>
+                <w:noProof/>
+                <w:rtl/>
+              </w:rPr>
+              <w:fldChar w:fldCharType="begin"/>
+            </w:r>
+            <w:r>
+              <w:rPr>
                 <w:noProof/>
                 <w:webHidden/>
                 <w:rtl/>
               </w:rPr>
-              <w:fldChar w:fldCharType="begin"/>
-            </w:r>
-            <w:r>
-              <w:rPr>
-                <w:rFonts w:cs="B Nazanin"/>
+              <w:instrText xml:space="preserve"> </w:instrText>
+            </w:r>
+            <w:r>
+              <w:rPr>
+                <w:noProof/>
+                <w:webHidden/>
+              </w:rPr>
+              <w:instrText>PAGEREF</w:instrText>
+            </w:r>
+            <w:r>
+              <w:rPr>
                 <w:noProof/>
                 <w:webHidden/>
                 <w:rtl/>
               </w:rPr>
-              <w:instrText xml:space="preserve"> </w:instrText>
-            </w:r>
-            <w:r>
-              <w:rPr>
-                <w:rFonts w:cs="B Nazanin"/>
+              <w:instrText xml:space="preserve"> _</w:instrText>
+            </w:r>
+            <w:r>
+              <w:rPr>
                 <w:noProof/>
                 <w:webHidden/>
               </w:rPr>
-              <w:instrText>PAGEREF</w:instrText>
-            </w:r>
-            <w:r>
-              <w:rPr>
-                <w:rFonts w:cs="B Nazanin"/>
+              <w:instrText>Toc232373645 \h</w:instrText>
+            </w:r>
+            <w:r>
+              <w:rPr>
                 <w:noProof/>
                 <w:webHidden/>
                 <w:rtl/>
               </w:rPr>
-              <w:instrText xml:space="preserve"> _</w:instrText>
-            </w:r>
-            <w:r>
-              <w:rPr>
-                <w:rFonts w:cs="B Nazanin"/>
+              <w:instrText xml:space="preserve"> </w:instrText>
+            </w:r>
+            <w:r>
+              <w:rPr>
+                <w:rStyle w:val="Hyperlink"/>
                 <w:noProof/>
-                <w:webHidden/>
-              </w:rPr>
-              <w:instrText>Toc232025654 \h</w:instrText>
-            </w:r>
-            <w:r>
-              <w:rPr>
-                <w:rFonts w:cs="B Nazanin"/>
+                <w:rtl/>
+              </w:rPr>
+            </w:r>
+            <w:r>
+              <w:rPr>
+                <w:rStyle w:val="Hyperlink"/>
+                <w:noProof/>
+                <w:rtl/>
+              </w:rPr>
+              <w:fldChar w:fldCharType="separate"/>
+            </w:r>
+            <w:r>
+              <w:rPr>
                 <w:noProof/>
                 <w:webHidden/>
                 <w:rtl/>
               </w:rPr>
-              <w:instrText xml:space="preserve"> </w:instrText>
-            </w:r>
-            <w:r>
-              <w:rPr>
-                <w:rFonts w:cs="B Nazanin"/>
+              <w:t>9</w:t>
+            </w:r>
+            <w:r>
+              <w:rPr>
+                <w:rStyle w:val="Hyperlink"/>
                 <w:noProof/>
-                <w:webHidden/>
-                <w:rtl/>
-              </w:rPr>
-            </w:r>
-            <w:r>
-              <w:rPr>
-                <w:rFonts w:cs="B Nazanin"/>
-                <w:noProof/>
-                <w:webHidden/>
-                <w:rtl/>
-              </w:rPr>
-              <w:fldChar w:fldCharType="separate"/>
-            </w:r>
-            <w:r>
-              <w:rPr>
-                <w:rFonts w:cs="B Nazanin"/>
-                <w:noProof/>
-                <w:webHidden/>
-                <w:rtl/>
-              </w:rPr>
-              <w:t>6</w:t>
-            </w:r>
-            <w:r>
-              <w:rPr>
-                <w:rFonts w:cs="B Nazanin"/>
-                <w:noProof/>
-                <w:webHidden/>
                 <w:rtl/>
               </w:rPr>
               <w:fldChar w:fldCharType="end"/>
@@ -1412,35 +1429,32 @@
             <w:tabs>
               <w:tab w:val="right" w:leader="dot" w:pos="7926"/>
             </w:tabs>
+            <w:jc w:val="both"/>
             <w:rPr>
-              <w:rFonts w:eastAsiaTheme="minorEastAsia" w:cs="B Nazanin"/>
+              <w:rFonts w:eastAsiaTheme="minorEastAsia"/>
               <w:noProof/>
               <w:rtl/>
+              <w:lang w:bidi="fa-IR"/>
             </w:rPr>
           </w:pPr>
-          <w:hyperlink w:anchor="_Toc232025655" w:history="1">
+          <w:hyperlink w:anchor="_Toc232373646" w:history="1">
             <w:r>
               <w:rPr>
                 <w:rStyle w:val="Hyperlink"/>
-                <w:rFonts w:cs="B Nazanin"/>
                 <w:noProof/>
                 <w:rtl/>
-                <w:lang w:bidi="fa-IR"/>
               </w:rPr>
               <w:t>1.3.</w:t>
             </w:r>
             <w:r>
               <w:rPr>
                 <w:rStyle w:val="Hyperlink"/>
-                <w:rFonts w:cs="B Nazanin"/>
                 <w:noProof/>
-                <w:lang w:bidi="fa-IR"/>
               </w:rPr>
               <w:t xml:space="preserve"> MLP</w:t>
             </w:r>
             <w:r>
               <w:rPr>
-                <w:rFonts w:cs="B Nazanin"/>
                 <w:noProof/>
                 <w:webHidden/>
                 <w:rtl/>
@@ -1449,87 +1463,77 @@
             </w:r>
             <w:r>
               <w:rPr>
-                <w:rFonts w:cs="B Nazanin"/>
+                <w:rStyle w:val="Hyperlink"/>
+                <w:noProof/>
+                <w:rtl/>
+              </w:rPr>
+              <w:fldChar w:fldCharType="begin"/>
+            </w:r>
+            <w:r>
+              <w:rPr>
                 <w:noProof/>
                 <w:webHidden/>
                 <w:rtl/>
               </w:rPr>
-              <w:fldChar w:fldCharType="begin"/>
-            </w:r>
-            <w:r>
-              <w:rPr>
-                <w:rFonts w:cs="B Nazanin"/>
+              <w:instrText xml:space="preserve"> </w:instrText>
+            </w:r>
+            <w:r>
+              <w:rPr>
+                <w:noProof/>
+                <w:webHidden/>
+              </w:rPr>
+              <w:instrText>PAGEREF</w:instrText>
+            </w:r>
+            <w:r>
+              <w:rPr>
                 <w:noProof/>
                 <w:webHidden/>
                 <w:rtl/>
               </w:rPr>
-              <w:instrText xml:space="preserve"> </w:instrText>
-            </w:r>
-            <w:r>
-              <w:rPr>
-                <w:rFonts w:cs="B Nazanin"/>
+              <w:instrText xml:space="preserve"> _</w:instrText>
+            </w:r>
+            <w:r>
+              <w:rPr>
                 <w:noProof/>
                 <w:webHidden/>
               </w:rPr>
-              <w:instrText>PAGEREF</w:instrText>
-            </w:r>
-            <w:r>
-              <w:rPr>
-                <w:rFonts w:cs="B Nazanin"/>
+              <w:instrText>Toc232373646 \h</w:instrText>
+            </w:r>
+            <w:r>
+              <w:rPr>
                 <w:noProof/>
                 <w:webHidden/>
                 <w:rtl/>
               </w:rPr>
-              <w:instrText xml:space="preserve"> _</w:instrText>
-            </w:r>
-            <w:r>
-              <w:rPr>
-                <w:rFonts w:cs="B Nazanin"/>
+              <w:instrText xml:space="preserve"> </w:instrText>
+            </w:r>
+            <w:r>
+              <w:rPr>
+                <w:rStyle w:val="Hyperlink"/>
                 <w:noProof/>
-                <w:webHidden/>
-              </w:rPr>
-              <w:instrText>Toc232025655 \h</w:instrText>
-            </w:r>
-            <w:r>
-              <w:rPr>
-                <w:rFonts w:cs="B Nazanin"/>
+                <w:rtl/>
+              </w:rPr>
+            </w:r>
+            <w:r>
+              <w:rPr>
+                <w:rStyle w:val="Hyperlink"/>
+                <w:noProof/>
+                <w:rtl/>
+              </w:rPr>
+              <w:fldChar w:fldCharType="separate"/>
+            </w:r>
+            <w:r>
+              <w:rPr>
                 <w:noProof/>
                 <w:webHidden/>
                 <w:rtl/>
               </w:rPr>
-              <w:instrText xml:space="preserve"> </w:instrText>
-            </w:r>
-            <w:r>
-              <w:rPr>
-                <w:rFonts w:cs="B Nazanin"/>
+              <w:t>9</w:t>
+            </w:r>
+            <w:r>
+              <w:rPr>
+                <w:rStyle w:val="Hyperlink"/>
                 <w:noProof/>
-                <w:webHidden/>
-                <w:rtl/>
-              </w:rPr>
-            </w:r>
-            <w:r>
-              <w:rPr>
-                <w:rFonts w:cs="B Nazanin"/>
-                <w:noProof/>
-                <w:webHidden/>
-                <w:rtl/>
-              </w:rPr>
-              <w:fldChar w:fldCharType="separate"/>
-            </w:r>
-            <w:r>
-              <w:rPr>
-                <w:rFonts w:cs="B Nazanin"/>
-                <w:noProof/>
-                <w:webHidden/>
-                <w:rtl/>
-              </w:rPr>
-              <w:t>6</w:t>
-            </w:r>
-            <w:r>
-              <w:rPr>
-                <w:rFonts w:cs="B Nazanin"/>
-                <w:noProof/>
-                <w:webHidden/>
                 <w:rtl/>
               </w:rPr>
               <w:fldChar w:fldCharType="end"/>
@@ -1542,35 +1546,32 @@
             <w:tabs>
               <w:tab w:val="right" w:leader="dot" w:pos="7926"/>
             </w:tabs>
+            <w:jc w:val="both"/>
             <w:rPr>
-              <w:rFonts w:eastAsiaTheme="minorEastAsia" w:cs="B Nazanin"/>
+              <w:rFonts w:eastAsiaTheme="minorEastAsia"/>
               <w:noProof/>
               <w:rtl/>
+              <w:lang w:bidi="fa-IR"/>
             </w:rPr>
           </w:pPr>
-          <w:hyperlink w:anchor="_Toc232025656" w:history="1">
+          <w:hyperlink w:anchor="_Toc232373647" w:history="1">
             <w:r>
               <w:rPr>
                 <w:rStyle w:val="Hyperlink"/>
-                <w:rFonts w:cs="B Nazanin"/>
                 <w:noProof/>
                 <w:rtl/>
-                <w:lang w:bidi="fa-IR"/>
               </w:rPr>
               <w:t>2.3.</w:t>
             </w:r>
             <w:r>
               <w:rPr>
                 <w:rStyle w:val="Hyperlink"/>
-                <w:rFonts w:cs="B Nazanin"/>
                 <w:noProof/>
-                <w:lang w:bidi="fa-IR"/>
               </w:rPr>
               <w:t xml:space="preserve"> RBF</w:t>
             </w:r>
             <w:r>
               <w:rPr>
-                <w:rFonts w:cs="B Nazanin"/>
                 <w:noProof/>
                 <w:webHidden/>
                 <w:rtl/>
@@ -1579,87 +1580,319 @@
             </w:r>
             <w:r>
               <w:rPr>
-                <w:rFonts w:cs="B Nazanin"/>
+                <w:rStyle w:val="Hyperlink"/>
+                <w:noProof/>
+                <w:rtl/>
+              </w:rPr>
+              <w:fldChar w:fldCharType="begin"/>
+            </w:r>
+            <w:r>
+              <w:rPr>
                 <w:noProof/>
                 <w:webHidden/>
                 <w:rtl/>
               </w:rPr>
-              <w:fldChar w:fldCharType="begin"/>
-            </w:r>
-            <w:r>
-              <w:rPr>
-                <w:rFonts w:cs="B Nazanin"/>
+              <w:instrText xml:space="preserve"> </w:instrText>
+            </w:r>
+            <w:r>
+              <w:rPr>
+                <w:noProof/>
+                <w:webHidden/>
+              </w:rPr>
+              <w:instrText>PAGEREF</w:instrText>
+            </w:r>
+            <w:r>
+              <w:rPr>
                 <w:noProof/>
                 <w:webHidden/>
                 <w:rtl/>
               </w:rPr>
-              <w:instrText xml:space="preserve"> </w:instrText>
-            </w:r>
-            <w:r>
-              <w:rPr>
-                <w:rFonts w:cs="B Nazanin"/>
+              <w:instrText xml:space="preserve"> _</w:instrText>
+            </w:r>
+            <w:r>
+              <w:rPr>
                 <w:noProof/>
                 <w:webHidden/>
               </w:rPr>
-              <w:instrText>PAGEREF</w:instrText>
-            </w:r>
-            <w:r>
-              <w:rPr>
-                <w:rFonts w:cs="B Nazanin"/>
+              <w:instrText>Toc232373647 \h</w:instrText>
+            </w:r>
+            <w:r>
+              <w:rPr>
                 <w:noProof/>
                 <w:webHidden/>
                 <w:rtl/>
               </w:rPr>
-              <w:instrText xml:space="preserve"> _</w:instrText>
-            </w:r>
-            <w:r>
-              <w:rPr>
-                <w:rFonts w:cs="B Nazanin"/>
+              <w:instrText xml:space="preserve"> </w:instrText>
+            </w:r>
+            <w:r>
+              <w:rPr>
+                <w:rStyle w:val="Hyperlink"/>
                 <w:noProof/>
-                <w:webHidden/>
-              </w:rPr>
-              <w:instrText>Toc232025656 \h</w:instrText>
-            </w:r>
-            <w:r>
-              <w:rPr>
-                <w:rFonts w:cs="B Nazanin"/>
+                <w:rtl/>
+              </w:rPr>
+            </w:r>
+            <w:r>
+              <w:rPr>
+                <w:rStyle w:val="Hyperlink"/>
+                <w:noProof/>
+                <w:rtl/>
+              </w:rPr>
+              <w:fldChar w:fldCharType="separate"/>
+            </w:r>
+            <w:r>
+              <w:rPr>
                 <w:noProof/>
                 <w:webHidden/>
                 <w:rtl/>
               </w:rPr>
-              <w:instrText xml:space="preserve"> </w:instrText>
-            </w:r>
-            <w:r>
-              <w:rPr>
-                <w:rFonts w:cs="B Nazanin"/>
+              <w:t>11</w:t>
+            </w:r>
+            <w:r>
+              <w:rPr>
+                <w:rStyle w:val="Hyperlink"/>
+                <w:noProof/>
+                <w:rtl/>
+              </w:rPr>
+              <w:fldChar w:fldCharType="end"/>
+            </w:r>
+          </w:hyperlink>
+        </w:p>
+        <w:p>
+          <w:pPr>
+            <w:pStyle w:val="TOC2"/>
+            <w:tabs>
+              <w:tab w:val="right" w:leader="dot" w:pos="7926"/>
+            </w:tabs>
+            <w:jc w:val="both"/>
+            <w:rPr>
+              <w:rFonts w:eastAsiaTheme="minorEastAsia"/>
+              <w:noProof/>
+              <w:rtl/>
+              <w:lang w:bidi="fa-IR"/>
+            </w:rPr>
+          </w:pPr>
+          <w:hyperlink w:anchor="_Toc232373648" w:history="1">
+            <w:r>
+              <w:rPr>
+                <w:rStyle w:val="Hyperlink"/>
+                <w:noProof/>
+                <w:rtl/>
+              </w:rPr>
+              <w:t>معیار های ارزیابی</w:t>
+            </w:r>
+            <w:r>
+              <w:rPr>
                 <w:noProof/>
                 <w:webHidden/>
                 <w:rtl/>
               </w:rPr>
-            </w:r>
-            <w:r>
-              <w:rPr>
-                <w:rFonts w:cs="B Nazanin"/>
+              <w:tab/>
+            </w:r>
+            <w:r>
+              <w:rPr>
+                <w:rStyle w:val="Hyperlink"/>
+                <w:noProof/>
+                <w:rtl/>
+              </w:rPr>
+              <w:fldChar w:fldCharType="begin"/>
+            </w:r>
+            <w:r>
+              <w:rPr>
                 <w:noProof/>
                 <w:webHidden/>
                 <w:rtl/>
               </w:rPr>
-              <w:fldChar w:fldCharType="separate"/>
-            </w:r>
-            <w:r>
-              <w:rPr>
-                <w:rFonts w:cs="B Nazanin"/>
+              <w:instrText xml:space="preserve"> </w:instrText>
+            </w:r>
+            <w:r>
+              <w:rPr>
+                <w:noProof/>
+                <w:webHidden/>
+              </w:rPr>
+              <w:instrText>PAGEREF</w:instrText>
+            </w:r>
+            <w:r>
+              <w:rPr>
                 <w:noProof/>
                 <w:webHidden/>
                 <w:rtl/>
               </w:rPr>
-              <w:t>7</w:t>
-            </w:r>
-            <w:r>
-              <w:rPr>
-                <w:rFonts w:cs="B Nazanin"/>
+              <w:instrText xml:space="preserve"> _</w:instrText>
+            </w:r>
+            <w:r>
+              <w:rPr>
                 <w:noProof/>
                 <w:webHidden/>
+              </w:rPr>
+              <w:instrText>Toc232373648 \h</w:instrText>
+            </w:r>
+            <w:r>
+              <w:rPr>
+                <w:noProof/>
+                <w:webHidden/>
+                <w:rtl/>
+              </w:rPr>
+              <w:instrText xml:space="preserve"> </w:instrText>
+            </w:r>
+            <w:r>
+              <w:rPr>
+                <w:rStyle w:val="Hyperlink"/>
+                <w:noProof/>
+                <w:rtl/>
+              </w:rPr>
+            </w:r>
+            <w:r>
+              <w:rPr>
+                <w:rStyle w:val="Hyperlink"/>
+                <w:noProof/>
+                <w:rtl/>
+              </w:rPr>
+              <w:fldChar w:fldCharType="separate"/>
+            </w:r>
+            <w:r>
+              <w:rPr>
+                <w:noProof/>
+                <w:webHidden/>
+                <w:rtl/>
+              </w:rPr>
+              <w:t>16</w:t>
+            </w:r>
+            <w:r>
+              <w:rPr>
+                <w:rStyle w:val="Hyperlink"/>
+                <w:noProof/>
+                <w:rtl/>
+              </w:rPr>
+              <w:fldChar w:fldCharType="end"/>
+            </w:r>
+          </w:hyperlink>
+        </w:p>
+        <w:p>
+          <w:pPr>
+            <w:pStyle w:val="TOC2"/>
+            <w:tabs>
+              <w:tab w:val="right" w:leader="dot" w:pos="7926"/>
+            </w:tabs>
+            <w:jc w:val="both"/>
+            <w:rPr>
+              <w:rFonts w:eastAsiaTheme="minorEastAsia"/>
+              <w:noProof/>
+              <w:rtl/>
+              <w:lang w:bidi="fa-IR"/>
+            </w:rPr>
+          </w:pPr>
+          <w:hyperlink w:anchor="_Toc232373649" w:history="1">
+            <w:r>
+              <w:rPr>
+                <w:rStyle w:val="Hyperlink"/>
+                <w:noProof/>
+                <w:rtl/>
+              </w:rPr>
+              <w:t xml:space="preserve">مقایسه نهایی </w:t>
+            </w:r>
+            <w:r>
+              <w:rPr>
+                <w:rStyle w:val="Hyperlink"/>
+                <w:noProof/>
+              </w:rPr>
+              <w:t>MLP</w:t>
+            </w:r>
+            <w:r>
+              <w:rPr>
+                <w:rStyle w:val="Hyperlink"/>
+                <w:noProof/>
+                <w:rtl/>
+              </w:rPr>
+              <w:t xml:space="preserve"> و </w:t>
+            </w:r>
+            <w:r>
+              <w:rPr>
+                <w:rStyle w:val="Hyperlink"/>
+                <w:noProof/>
+              </w:rPr>
+              <w:t>RBF</w:t>
+            </w:r>
+            <w:r>
+              <w:rPr>
+                <w:noProof/>
+                <w:webHidden/>
+                <w:rtl/>
+              </w:rPr>
+              <w:tab/>
+            </w:r>
+            <w:r>
+              <w:rPr>
+                <w:rStyle w:val="Hyperlink"/>
+                <w:noProof/>
+                <w:rtl/>
+              </w:rPr>
+              <w:fldChar w:fldCharType="begin"/>
+            </w:r>
+            <w:r>
+              <w:rPr>
+                <w:noProof/>
+                <w:webHidden/>
+                <w:rtl/>
+              </w:rPr>
+              <w:instrText xml:space="preserve"> </w:instrText>
+            </w:r>
+            <w:r>
+              <w:rPr>
+                <w:noProof/>
+                <w:webHidden/>
+              </w:rPr>
+              <w:instrText>PAGEREF</w:instrText>
+            </w:r>
+            <w:r>
+              <w:rPr>
+                <w:noProof/>
+                <w:webHidden/>
+                <w:rtl/>
+              </w:rPr>
+              <w:instrText xml:space="preserve"> _</w:instrText>
+            </w:r>
+            <w:r>
+              <w:rPr>
+                <w:noProof/>
+                <w:webHidden/>
+              </w:rPr>
+              <w:instrText>Toc232373649 \h</w:instrText>
+            </w:r>
+            <w:r>
+              <w:rPr>
+                <w:noProof/>
+                <w:webHidden/>
+                <w:rtl/>
+              </w:rPr>
+              <w:instrText xml:space="preserve"> </w:instrText>
+            </w:r>
+            <w:r>
+              <w:rPr>
+                <w:rStyle w:val="Hyperlink"/>
+                <w:noProof/>
+                <w:rtl/>
+              </w:rPr>
+            </w:r>
+            <w:r>
+              <w:rPr>
+                <w:rStyle w:val="Hyperlink"/>
+                <w:noProof/>
+                <w:rtl/>
+              </w:rPr>
+              <w:fldChar w:fldCharType="separate"/>
+            </w:r>
+            <w:r>
+              <w:rPr>
+                <w:noProof/>
+                <w:webHidden/>
+                <w:rtl/>
+              </w:rPr>
+              <w:t>17</w:t>
+            </w:r>
+            <w:r>
+              <w:rPr>
+                <w:rStyle w:val="Hyperlink"/>
+                <w:noProof/>
                 <w:rtl/>
               </w:rPr>
               <w:fldChar w:fldCharType="end"/>
@@ -1672,26 +1905,25 @@
             <w:tabs>
               <w:tab w:val="right" w:leader="dot" w:pos="7926"/>
             </w:tabs>
+            <w:jc w:val="both"/>
             <w:rPr>
-              <w:rFonts w:eastAsiaTheme="minorEastAsia" w:cs="B Nazanin"/>
+              <w:rFonts w:eastAsiaTheme="minorEastAsia"/>
               <w:noProof/>
               <w:rtl/>
+              <w:lang w:bidi="fa-IR"/>
             </w:rPr>
           </w:pPr>
-          <w:hyperlink w:anchor="_Toc232025657" w:history="1">
+          <w:hyperlink w:anchor="_Toc232373650" w:history="1">
             <w:r>
               <w:rPr>
                 <w:rStyle w:val="Hyperlink"/>
-                <w:rFonts w:cs="B Nazanin"/>
                 <w:noProof/>
                 <w:rtl/>
-                <w:lang w:bidi="fa-IR"/>
               </w:rPr>
               <w:t>4. سوالات</w:t>
             </w:r>
             <w:r>
               <w:rPr>
-                <w:rFonts w:cs="B Nazanin"/>
                 <w:noProof/>
                 <w:webHidden/>
                 <w:rtl/>
@@ -1700,87 +1932,77 @@
             </w:r>
             <w:r>
               <w:rPr>
-                <w:rFonts w:cs="B Nazanin"/>
+                <w:rStyle w:val="Hyperlink"/>
+                <w:noProof/>
+                <w:rtl/>
+              </w:rPr>
+              <w:fldChar w:fldCharType="begin"/>
+            </w:r>
+            <w:r>
+              <w:rPr>
                 <w:noProof/>
                 <w:webHidden/>
                 <w:rtl/>
               </w:rPr>
-              <w:fldChar w:fldCharType="begin"/>
-            </w:r>
-            <w:r>
-              <w:rPr>
-                <w:rFonts w:cs="B Nazanin"/>
+              <w:instrText xml:space="preserve"> </w:instrText>
+            </w:r>
+            <w:r>
+              <w:rPr>
+                <w:noProof/>
+                <w:webHidden/>
+              </w:rPr>
+              <w:instrText>PAGEREF</w:instrText>
+            </w:r>
+            <w:r>
+              <w:rPr>
                 <w:noProof/>
                 <w:webHidden/>
                 <w:rtl/>
               </w:rPr>
-              <w:instrText xml:space="preserve"> </w:instrText>
-            </w:r>
-            <w:r>
-              <w:rPr>
-                <w:rFonts w:cs="B Nazanin"/>
+              <w:instrText xml:space="preserve"> _</w:instrText>
+            </w:r>
+            <w:r>
+              <w:rPr>
                 <w:noProof/>
                 <w:webHidden/>
               </w:rPr>
-              <w:instrText>PAGEREF</w:instrText>
-            </w:r>
-            <w:r>
-              <w:rPr>
-                <w:rFonts w:cs="B Nazanin"/>
+              <w:instrText>Toc232373650 \h</w:instrText>
+            </w:r>
+            <w:r>
+              <w:rPr>
                 <w:noProof/>
                 <w:webHidden/>
                 <w:rtl/>
               </w:rPr>
-              <w:instrText xml:space="preserve"> _</w:instrText>
-            </w:r>
-            <w:r>
-              <w:rPr>
-                <w:rFonts w:cs="B Nazanin"/>
+              <w:instrText xml:space="preserve"> </w:instrText>
+            </w:r>
+            <w:r>
+              <w:rPr>
+                <w:rStyle w:val="Hyperlink"/>
                 <w:noProof/>
-                <w:webHidden/>
-              </w:rPr>
-              <w:instrText>Toc232025657 \h</w:instrText>
-            </w:r>
-            <w:r>
-              <w:rPr>
-                <w:rFonts w:cs="B Nazanin"/>
+                <w:rtl/>
+              </w:rPr>
+            </w:r>
+            <w:r>
+              <w:rPr>
+                <w:rStyle w:val="Hyperlink"/>
+                <w:noProof/>
+                <w:rtl/>
+              </w:rPr>
+              <w:fldChar w:fldCharType="separate"/>
+            </w:r>
+            <w:r>
+              <w:rPr>
                 <w:noProof/>
                 <w:webHidden/>
                 <w:rtl/>
               </w:rPr>
-              <w:instrText xml:space="preserve"> </w:instrText>
-            </w:r>
-            <w:r>
-              <w:rPr>
-                <w:rFonts w:cs="B Nazanin"/>
+              <w:t>17</w:t>
+            </w:r>
+            <w:r>
+              <w:rPr>
+                <w:rStyle w:val="Hyperlink"/>
                 <w:noProof/>
-                <w:webHidden/>
-                <w:rtl/>
-              </w:rPr>
-            </w:r>
-            <w:r>
-              <w:rPr>
-                <w:rFonts w:cs="B Nazanin"/>
-                <w:noProof/>
-                <w:webHidden/>
-                <w:rtl/>
-              </w:rPr>
-              <w:fldChar w:fldCharType="separate"/>
-            </w:r>
-            <w:r>
-              <w:rPr>
-                <w:rFonts w:cs="B Nazanin"/>
-                <w:noProof/>
-                <w:webHidden/>
-                <w:rtl/>
-              </w:rPr>
-              <w:t>8</w:t>
-            </w:r>
-            <w:r>
-              <w:rPr>
-                <w:rFonts w:cs="B Nazanin"/>
-                <w:noProof/>
-                <w:webHidden/>
                 <w:rtl/>
               </w:rPr>
               <w:fldChar w:fldCharType="end"/>
@@ -1789,6 +2011,7 @@
         </w:p>
         <w:p>
           <w:pPr>
+            <w:jc w:val="both"/>
             <w:rPr>
               <w:rFonts w:cs="B Nazanin"/>
             </w:rPr>
@@ -1807,7 +2030,7 @@
     </w:sdt>
     <w:p>
       <w:pPr>
-        <w:jc w:val="center"/>
+        <w:jc w:val="both"/>
         <w:rPr>
           <w:rFonts w:cs="B Nazanin"/>
           <w:sz w:val="32"/>
@@ -1819,7 +2042,7 @@
     </w:p>
     <w:p>
       <w:pPr>
-        <w:jc w:val="center"/>
+        <w:jc w:val="both"/>
         <w:rPr>
           <w:rFonts w:cs="B Nazanin"/>
           <w:sz w:val="32"/>
@@ -1831,7 +2054,7 @@
     </w:p>
     <w:p>
       <w:pPr>
-        <w:jc w:val="center"/>
+        <w:jc w:val="both"/>
         <w:rPr>
           <w:rFonts w:cs="B Nazanin"/>
           <w:sz w:val="32"/>
@@ -1843,7 +2066,7 @@
     </w:p>
     <w:p>
       <w:pPr>
-        <w:jc w:val="center"/>
+        <w:jc w:val="both"/>
         <w:rPr>
           <w:rFonts w:cs="B Nazanin"/>
           <w:sz w:val="32"/>
@@ -1855,6 +2078,7 @@
     </w:p>
     <w:p>
       <w:pPr>
+        <w:jc w:val="both"/>
         <w:rPr>
           <w:rStyle w:val="Heading1Char"/>
           <w:rtl/>
@@ -1864,6 +2088,7 @@
     </w:p>
     <w:p>
       <w:pPr>
+        <w:jc w:val="both"/>
         <w:rPr>
           <w:rStyle w:val="Heading1Char"/>
           <w:rtl/>
@@ -1873,6 +2098,7 @@
     </w:p>
     <w:p>
       <w:pPr>
+        <w:jc w:val="both"/>
         <w:rPr>
           <w:rStyle w:val="Heading1Char"/>
           <w:rtl/>
@@ -1882,6 +2108,7 @@
     </w:p>
     <w:p>
       <w:pPr>
+        <w:jc w:val="both"/>
         <w:rPr>
           <w:rFonts w:cs="B Nazanin"/>
           <w:b/>
@@ -1895,6 +2122,7 @@
     </w:p>
     <w:p>
       <w:pPr>
+        <w:jc w:val="both"/>
         <w:rPr>
           <w:rFonts w:cs="B Nazanin"/>
           <w:b/>
@@ -1905,7 +2133,7 @@
           <w:lang w:bidi="fa-IR"/>
         </w:rPr>
       </w:pPr>
-      <w:bookmarkStart w:id="0" w:name="_Toc232025647"/>
+      <w:bookmarkStart w:id="0" w:name="_Toc232373637"/>
       <w:r>
         <w:rPr>
           <w:rStyle w:val="Heading1Char"/>
@@ -1936,6 +2164,7 @@
     </w:p>
     <w:p>
       <w:pPr>
+        <w:jc w:val="both"/>
         <w:rPr>
           <w:rFonts w:cs="B Nazanin"/>
           <w:sz w:val="28"/>
@@ -2033,6 +2262,7 @@
     </w:p>
     <w:p>
       <w:pPr>
+        <w:jc w:val="both"/>
         <w:rPr>
           <w:rFonts w:cs="B Nazanin"/>
           <w:sz w:val="32"/>
@@ -2044,13 +2274,14 @@
     </w:p>
     <w:p>
       <w:pPr>
+        <w:jc w:val="both"/>
         <w:rPr>
           <w:rStyle w:val="Heading1Char"/>
           <w:rtl/>
           <w:lang w:bidi="fa-IR"/>
         </w:rPr>
       </w:pPr>
-      <w:bookmarkStart w:id="1" w:name="_Toc232025648"/>
+      <w:bookmarkStart w:id="1" w:name="_Toc232373638"/>
       <w:r>
         <w:rPr>
           <w:rStyle w:val="Heading1Char"/>
@@ -2063,13 +2294,14 @@
     </w:p>
     <w:p>
       <w:pPr>
+        <w:jc w:val="both"/>
         <w:rPr>
           <w:rStyle w:val="Heading2Char"/>
           <w:rtl/>
           <w:lang w:bidi="fa-IR"/>
         </w:rPr>
       </w:pPr>
-      <w:bookmarkStart w:id="2" w:name="_Toc232025649"/>
+      <w:bookmarkStart w:id="2" w:name="_Toc232373639"/>
       <w:r>
         <w:rPr>
           <w:rStyle w:val="Heading2Char"/>
@@ -2082,6 +2314,7 @@
     </w:p>
     <w:p>
       <w:pPr>
+        <w:jc w:val="both"/>
         <w:rPr>
           <w:rFonts w:cs="B Nazanin"/>
           <w:sz w:val="28"/>
@@ -2483,6 +2716,7 @@
     </w:p>
     <w:p>
       <w:pPr>
+        <w:jc w:val="both"/>
         <w:rPr>
           <w:rFonts w:cs="B Nazanin"/>
           <w:sz w:val="28"/>
@@ -2874,6 +3108,7 @@
     </w:p>
     <w:p>
       <w:pPr>
+        <w:jc w:val="both"/>
         <w:rPr>
           <w:rFonts w:cs="B Nazanin"/>
           <w:sz w:val="28"/>
@@ -3234,6 +3469,7 @@
     </w:p>
     <w:p>
       <w:pPr>
+        <w:jc w:val="both"/>
         <w:rPr>
           <w:rFonts w:cs="B Nazanin"/>
           <w:sz w:val="28"/>
@@ -3414,6 +3650,7 @@
     </w:p>
     <w:p>
       <w:pPr>
+        <w:jc w:val="both"/>
         <w:rPr>
           <w:rFonts w:cs="B Nazanin"/>
           <w:sz w:val="28"/>
@@ -3554,6 +3791,7 @@
     </w:p>
     <w:p>
       <w:pPr>
+        <w:jc w:val="both"/>
         <w:rPr>
           <w:rFonts w:cs="B Nazanin"/>
           <w:sz w:val="28"/>
@@ -3945,23 +4183,25 @@
     </w:p>
     <w:p>
       <w:pPr>
-        <w:rPr>
-          <w:rFonts w:cs="B Nazanin"/>
-          <w:sz w:val="28"/>
-          <w:szCs w:val="28"/>
-          <w:rtl/>
-          <w:lang w:bidi="fa-IR"/>
-        </w:rPr>
-      </w:pPr>
-    </w:p>
-    <w:p>
-      <w:pPr>
+        <w:jc w:val="both"/>
+        <w:rPr>
+          <w:rFonts w:cs="B Nazanin"/>
+          <w:sz w:val="28"/>
+          <w:szCs w:val="28"/>
+          <w:rtl/>
+          <w:lang w:bidi="fa-IR"/>
+        </w:rPr>
+      </w:pPr>
+    </w:p>
+    <w:p>
+      <w:pPr>
+        <w:jc w:val="both"/>
         <w:rPr>
           <w:rStyle w:val="Heading2Char"/>
           <w:lang w:bidi="fa-IR"/>
         </w:rPr>
       </w:pPr>
-      <w:bookmarkStart w:id="3" w:name="_Toc232025650"/>
+      <w:bookmarkStart w:id="3" w:name="_Toc232373640"/>
       <w:r>
         <w:rPr>
           <w:rStyle w:val="Heading2Char"/>
@@ -3982,12 +4222,13 @@
     </w:p>
     <w:p>
       <w:pPr>
+        <w:jc w:val="both"/>
         <w:rPr>
           <w:rStyle w:val="Heading3Char"/>
           <w:lang w:bidi="fa-IR"/>
         </w:rPr>
       </w:pPr>
-      <w:bookmarkStart w:id="4" w:name="_Toc232025651"/>
+      <w:bookmarkStart w:id="4" w:name="_Toc232373641"/>
       <w:r>
         <w:rPr>
           <w:rStyle w:val="Heading3Char"/>
@@ -4007,6 +4248,7 @@
     </w:p>
     <w:p>
       <w:pPr>
+        <w:jc w:val="both"/>
         <w:rPr>
           <w:rFonts w:cs="B Nazanin"/>
           <w:sz w:val="28"/>
@@ -4078,6 +4320,7 @@
     </w:p>
     <w:p>
       <w:pPr>
+        <w:jc w:val="both"/>
         <w:rPr>
           <w:rFonts w:cs="B Nazanin"/>
           <w:sz w:val="28"/>
@@ -4188,6 +4431,7 @@
     </w:p>
     <w:p>
       <w:pPr>
+        <w:jc w:val="both"/>
         <w:rPr>
           <w:rFonts w:cs="B Nazanin"/>
           <w:sz w:val="28"/>
@@ -4299,6 +4543,7 @@
     </w:p>
     <w:p>
       <w:pPr>
+        <w:jc w:val="both"/>
         <w:rPr>
           <w:rFonts w:cs="B Nazanin"/>
           <w:sz w:val="28"/>
@@ -4380,6 +4625,7 @@
     </w:p>
     <w:p>
       <w:pPr>
+        <w:jc w:val="both"/>
         <w:rPr>
           <w:rFonts w:cs="B Nazanin"/>
           <w:sz w:val="28"/>
@@ -4549,17 +4795,19 @@
     </w:p>
     <w:p>
       <w:pPr>
-        <w:rPr>
-          <w:rFonts w:cs="B Nazanin"/>
-          <w:sz w:val="28"/>
-          <w:szCs w:val="28"/>
-          <w:rtl/>
-          <w:lang w:bidi="fa-IR"/>
-        </w:rPr>
-      </w:pPr>
-    </w:p>
-    <w:p>
-      <w:pPr>
+        <w:jc w:val="both"/>
+        <w:rPr>
+          <w:rFonts w:cs="B Nazanin"/>
+          <w:sz w:val="28"/>
+          <w:szCs w:val="28"/>
+          <w:rtl/>
+          <w:lang w:bidi="fa-IR"/>
+        </w:rPr>
+      </w:pPr>
+    </w:p>
+    <w:p>
+      <w:pPr>
+        <w:jc w:val="both"/>
         <w:rPr>
           <w:rFonts w:cs="B Nazanin"/>
           <w:sz w:val="28"/>
@@ -4581,6 +4829,7 @@
     </w:p>
     <w:p>
       <w:pPr>
+        <w:jc w:val="both"/>
         <w:rPr>
           <w:rFonts w:cs="B Nazanin"/>
           <w:sz w:val="28"/>
@@ -4612,7 +4861,7 @@
     </w:p>
     <w:p>
       <w:pPr>
-        <w:jc w:val="center"/>
+        <w:jc w:val="both"/>
         <w:rPr>
           <w:rFonts w:cs="B Nazanin"/>
           <w:sz w:val="28"/>
@@ -4751,6 +5000,7 @@
     </w:p>
     <w:p>
       <w:pPr>
+        <w:jc w:val="both"/>
         <w:rPr>
           <w:rFonts w:cs="B Nazanin"/>
           <w:sz w:val="28"/>
@@ -4780,7 +5030,7 @@
     </w:p>
     <w:p>
       <w:pPr>
-        <w:jc w:val="center"/>
+        <w:jc w:val="both"/>
         <w:rPr>
           <w:rFonts w:cs="B Nazanin"/>
           <w:sz w:val="28"/>
@@ -4908,6 +5158,7 @@
     </w:p>
     <w:p>
       <w:pPr>
+        <w:jc w:val="both"/>
         <w:rPr>
           <w:rFonts w:cs="B Nazanin"/>
           <w:sz w:val="28"/>
@@ -4937,7 +5188,7 @@
     </w:p>
     <w:p>
       <w:pPr>
-        <w:jc w:val="center"/>
+        <w:jc w:val="both"/>
         <w:rPr>
           <w:rFonts w:cs="B Nazanin"/>
           <w:sz w:val="28"/>
@@ -5065,17 +5316,19 @@
     </w:p>
     <w:p>
       <w:pPr>
-        <w:rPr>
-          <w:rFonts w:cs="B Nazanin"/>
-          <w:sz w:val="28"/>
-          <w:szCs w:val="28"/>
-          <w:rtl/>
-          <w:lang w:bidi="fa-IR"/>
-        </w:rPr>
-      </w:pPr>
-    </w:p>
-    <w:p>
-      <w:pPr>
+        <w:jc w:val="both"/>
+        <w:rPr>
+          <w:rFonts w:cs="B Nazanin"/>
+          <w:sz w:val="28"/>
+          <w:szCs w:val="28"/>
+          <w:rtl/>
+          <w:lang w:bidi="fa-IR"/>
+        </w:rPr>
+      </w:pPr>
+    </w:p>
+    <w:p>
+      <w:pPr>
+        <w:jc w:val="both"/>
         <w:rPr>
           <w:rFonts w:cs="B Nazanin"/>
           <w:sz w:val="28"/>
@@ -5206,6 +5459,7 @@
     </w:p>
     <w:p>
       <w:pPr>
+        <w:jc w:val="both"/>
         <w:rPr>
           <w:rFonts w:cs="B Nazanin"/>
           <w:sz w:val="28"/>
@@ -5247,17 +5501,19 @@
     </w:p>
     <w:p>
       <w:pPr>
-        <w:rPr>
-          <w:rFonts w:cs="B Nazanin"/>
-          <w:sz w:val="28"/>
-          <w:szCs w:val="28"/>
-          <w:rtl/>
-          <w:lang w:bidi="fa-IR"/>
-        </w:rPr>
-      </w:pPr>
-    </w:p>
-    <w:p>
-      <w:pPr>
+        <w:jc w:val="both"/>
+        <w:rPr>
+          <w:rFonts w:cs="B Nazanin"/>
+          <w:sz w:val="28"/>
+          <w:szCs w:val="28"/>
+          <w:rtl/>
+          <w:lang w:bidi="fa-IR"/>
+        </w:rPr>
+      </w:pPr>
+    </w:p>
+    <w:p>
+      <w:pPr>
+        <w:jc w:val="both"/>
         <w:rPr>
           <w:rFonts w:cs="B Nazanin"/>
           <w:sz w:val="28"/>
@@ -5300,6 +5556,7 @@
     </w:p>
     <w:p>
       <w:pPr>
+        <w:jc w:val="both"/>
         <w:rPr>
           <w:rFonts w:cs="B Nazanin"/>
           <w:sz w:val="28"/>
@@ -5417,7 +5674,7 @@
     </w:p>
     <w:p>
       <w:pPr>
-        <w:jc w:val="center"/>
+        <w:jc w:val="both"/>
         <w:rPr>
           <w:rFonts w:cs="B Nazanin"/>
           <w:sz w:val="28"/>
@@ -5556,17 +5813,19 @@
     </w:p>
     <w:p>
       <w:pPr>
-        <w:rPr>
-          <w:rFonts w:cs="B Nazanin"/>
-          <w:sz w:val="28"/>
-          <w:szCs w:val="28"/>
-          <w:rtl/>
-          <w:lang w:bidi="fa-IR"/>
-        </w:rPr>
-      </w:pPr>
-    </w:p>
-    <w:p>
-      <w:pPr>
+        <w:jc w:val="both"/>
+        <w:rPr>
+          <w:rFonts w:cs="B Nazanin"/>
+          <w:sz w:val="28"/>
+          <w:szCs w:val="28"/>
+          <w:rtl/>
+          <w:lang w:bidi="fa-IR"/>
+        </w:rPr>
+      </w:pPr>
+    </w:p>
+    <w:p>
+      <w:pPr>
+        <w:jc w:val="both"/>
         <w:rPr>
           <w:rFonts w:cs="B Nazanin"/>
           <w:sz w:val="28"/>
@@ -5607,6 +5866,7 @@
     </w:p>
     <w:p>
       <w:pPr>
+        <w:jc w:val="both"/>
         <w:rPr>
           <w:rFonts w:cs="B Nazanin"/>
           <w:sz w:val="28"/>
@@ -5748,17 +6008,19 @@
     </w:p>
     <w:p>
       <w:pPr>
-        <w:rPr>
-          <w:rFonts w:cs="B Nazanin"/>
-          <w:sz w:val="28"/>
-          <w:szCs w:val="28"/>
-          <w:rtl/>
-          <w:lang w:bidi="fa-IR"/>
-        </w:rPr>
-      </w:pPr>
-    </w:p>
-    <w:p>
-      <w:pPr>
+        <w:jc w:val="both"/>
+        <w:rPr>
+          <w:rFonts w:cs="B Nazanin"/>
+          <w:sz w:val="28"/>
+          <w:szCs w:val="28"/>
+          <w:rtl/>
+          <w:lang w:bidi="fa-IR"/>
+        </w:rPr>
+      </w:pPr>
+    </w:p>
+    <w:p>
+      <w:pPr>
+        <w:jc w:val="both"/>
         <w:rPr>
           <w:rFonts w:cs="B Nazanin"/>
           <w:sz w:val="28"/>
@@ -5800,6 +6062,7 @@
     </w:p>
     <w:p>
       <w:pPr>
+        <w:jc w:val="both"/>
         <w:rPr>
           <w:rFonts w:cs="B Nazanin"/>
           <w:sz w:val="28"/>
@@ -6281,6 +6544,7 @@
     </w:p>
     <w:p>
       <w:pPr>
+        <w:jc w:val="both"/>
         <w:rPr>
           <w:rFonts w:cs="B Nazanin"/>
           <w:sz w:val="28"/>
@@ -6311,6 +6575,7 @@
     </w:p>
     <w:p>
       <w:pPr>
+        <w:jc w:val="both"/>
         <w:rPr>
           <w:rFonts w:cs="B Nazanin"/>
           <w:sz w:val="28"/>
@@ -6340,6 +6605,7 @@
     </w:p>
     <w:p>
       <w:pPr>
+        <w:jc w:val="both"/>
         <w:rPr>
           <w:rFonts w:cs="B Nazanin"/>
           <w:sz w:val="28"/>
@@ -6366,6 +6632,7 @@
     </w:p>
     <w:p>
       <w:pPr>
+        <w:jc w:val="both"/>
         <w:rPr>
           <w:rFonts w:cs="B Nazanin"/>
           <w:sz w:val="28"/>
@@ -6404,6 +6671,7 @@
     </w:p>
     <w:p>
       <w:pPr>
+        <w:jc w:val="both"/>
         <w:rPr>
           <w:rFonts w:cs="B Nazanin"/>
           <w:sz w:val="28"/>
@@ -6452,33 +6720,36 @@
     </w:p>
     <w:p>
       <w:pPr>
-        <w:rPr>
-          <w:rFonts w:cs="B Nazanin"/>
-          <w:sz w:val="28"/>
-          <w:szCs w:val="28"/>
-          <w:lang w:bidi="fa-IR"/>
-        </w:rPr>
-      </w:pPr>
-    </w:p>
-    <w:p>
-      <w:pPr>
-        <w:rPr>
-          <w:rFonts w:cs="B Nazanin"/>
-          <w:sz w:val="28"/>
-          <w:szCs w:val="28"/>
-          <w:lang w:bidi="fa-IR"/>
-        </w:rPr>
-      </w:pPr>
-    </w:p>
-    <w:p>
-      <w:pPr>
+        <w:jc w:val="both"/>
+        <w:rPr>
+          <w:rFonts w:cs="B Nazanin"/>
+          <w:sz w:val="28"/>
+          <w:szCs w:val="28"/>
+          <w:lang w:bidi="fa-IR"/>
+        </w:rPr>
+      </w:pPr>
+    </w:p>
+    <w:p>
+      <w:pPr>
+        <w:jc w:val="both"/>
+        <w:rPr>
+          <w:rFonts w:cs="B Nazanin"/>
+          <w:sz w:val="28"/>
+          <w:szCs w:val="28"/>
+          <w:lang w:bidi="fa-IR"/>
+        </w:rPr>
+      </w:pPr>
+    </w:p>
+    <w:p>
+      <w:pPr>
+        <w:jc w:val="both"/>
         <w:rPr>
           <w:rStyle w:val="Heading3Char"/>
           <w:rtl/>
           <w:lang w:bidi="fa-IR"/>
         </w:rPr>
       </w:pPr>
-      <w:bookmarkStart w:id="5" w:name="_Toc232025652"/>
+      <w:bookmarkStart w:id="5" w:name="_Toc232373642"/>
       <w:r>
         <w:rPr>
           <w:rStyle w:val="Heading3Char"/>
@@ -6492,6 +6763,7 @@
     </w:p>
     <w:p>
       <w:pPr>
+        <w:jc w:val="both"/>
         <w:rPr>
           <w:rFonts w:cs="B Nazanin"/>
           <w:sz w:val="28"/>
@@ -6543,57 +6815,62 @@
     </w:p>
     <w:p>
       <w:pPr>
-        <w:rPr>
-          <w:rFonts w:cs="B Nazanin"/>
-          <w:sz w:val="28"/>
-          <w:szCs w:val="28"/>
-          <w:rtl/>
-          <w:lang w:bidi="fa-IR"/>
-        </w:rPr>
-      </w:pPr>
-    </w:p>
-    <w:p>
-      <w:pPr>
-        <w:rPr>
-          <w:rFonts w:cs="B Nazanin"/>
-          <w:sz w:val="28"/>
-          <w:szCs w:val="28"/>
-          <w:rtl/>
-          <w:lang w:bidi="fa-IR"/>
-        </w:rPr>
-      </w:pPr>
-    </w:p>
-    <w:p>
-      <w:pPr>
-        <w:rPr>
-          <w:rFonts w:cs="B Nazanin"/>
-          <w:sz w:val="28"/>
-          <w:szCs w:val="28"/>
-          <w:rtl/>
-          <w:lang w:bidi="fa-IR"/>
-        </w:rPr>
-      </w:pPr>
-    </w:p>
-    <w:p>
-      <w:pPr>
-        <w:rPr>
-          <w:rFonts w:cs="B Nazanin"/>
-          <w:sz w:val="28"/>
-          <w:szCs w:val="28"/>
-          <w:rtl/>
-          <w:lang w:bidi="fa-IR"/>
-        </w:rPr>
-      </w:pPr>
-    </w:p>
-    <w:p>
-      <w:pPr>
+        <w:jc w:val="both"/>
+        <w:rPr>
+          <w:rFonts w:cs="B Nazanin"/>
+          <w:sz w:val="28"/>
+          <w:szCs w:val="28"/>
+          <w:rtl/>
+          <w:lang w:bidi="fa-IR"/>
+        </w:rPr>
+      </w:pPr>
+    </w:p>
+    <w:p>
+      <w:pPr>
+        <w:jc w:val="both"/>
+        <w:rPr>
+          <w:rFonts w:cs="B Nazanin"/>
+          <w:sz w:val="28"/>
+          <w:szCs w:val="28"/>
+          <w:rtl/>
+          <w:lang w:bidi="fa-IR"/>
+        </w:rPr>
+      </w:pPr>
+    </w:p>
+    <w:p>
+      <w:pPr>
+        <w:jc w:val="both"/>
+        <w:rPr>
+          <w:rFonts w:cs="B Nazanin"/>
+          <w:sz w:val="28"/>
+          <w:szCs w:val="28"/>
+          <w:rtl/>
+          <w:lang w:bidi="fa-IR"/>
+        </w:rPr>
+      </w:pPr>
+    </w:p>
+    <w:p>
+      <w:pPr>
+        <w:jc w:val="both"/>
+        <w:rPr>
+          <w:rFonts w:cs="B Nazanin"/>
+          <w:sz w:val="28"/>
+          <w:szCs w:val="28"/>
+          <w:rtl/>
+          <w:lang w:bidi="fa-IR"/>
+        </w:rPr>
+      </w:pPr>
+    </w:p>
+    <w:p>
+      <w:pPr>
+        <w:jc w:val="both"/>
         <w:rPr>
           <w:rStyle w:val="Heading2Char"/>
           <w:rtl/>
           <w:lang w:bidi="fa-IR"/>
         </w:rPr>
       </w:pPr>
-      <w:bookmarkStart w:id="6" w:name="_Toc232025653"/>
+      <w:bookmarkStart w:id="6" w:name="_Toc232373643"/>
       <w:r>
         <w:rPr>
           <w:rStyle w:val="Heading2Char"/>
@@ -6613,6 +6890,7 @@
     </w:p>
     <w:p>
       <w:pPr>
+        <w:jc w:val="both"/>
         <w:rPr>
           <w:rStyle w:val="Heading2Char"/>
           <w:rFonts w:cstheme="minorBidi"/>
@@ -6622,6 +6900,7 @@
           <w:lang w:bidi="fa-IR"/>
         </w:rPr>
       </w:pPr>
+      <w:bookmarkStart w:id="7" w:name="_Toc232373644"/>
       <w:r>
         <w:rPr>
           <w:rStyle w:val="Heading2Char"/>
@@ -6640,6 +6919,7 @@
         </w:rPr>
         <w:t>1</w:t>
       </w:r>
+      <w:bookmarkEnd w:id="7"/>
       <w:r>
         <w:rPr>
           <w:sz w:val="32"/>
@@ -8482,6 +8762,7 @@
     </w:p>
     <w:p>
       <w:pPr>
+        <w:jc w:val="both"/>
         <w:rPr>
           <w:rStyle w:val="Heading2Char"/>
           <w:rtl/>
@@ -8491,6 +8772,7 @@
     </w:p>
     <w:p>
       <w:pPr>
+        <w:jc w:val="both"/>
         <w:rPr>
           <w:rStyle w:val="Heading2Char"/>
           <w:lang w:bidi="fa-IR"/>
@@ -8499,6 +8781,7 @@
     </w:p>
     <w:p>
       <w:pPr>
+        <w:jc w:val="both"/>
         <w:rPr>
           <w:rStyle w:val="Heading2Char"/>
           <w:lang w:bidi="fa-IR"/>
@@ -8507,6 +8790,7 @@
     </w:p>
     <w:p>
       <w:pPr>
+        <w:jc w:val="both"/>
         <w:rPr>
           <w:rStyle w:val="Heading2Char"/>
           <w:lang w:bidi="fa-IR"/>
@@ -8515,6 +8799,7 @@
     </w:p>
     <w:p>
       <w:pPr>
+        <w:jc w:val="both"/>
         <w:rPr>
           <w:rStyle w:val="Heading2Char"/>
           <w:rtl/>
@@ -8524,13 +8809,14 @@
     </w:p>
     <w:p>
       <w:pPr>
+        <w:jc w:val="both"/>
         <w:rPr>
           <w:rStyle w:val="Heading1Char"/>
           <w:rtl/>
           <w:lang w:bidi="fa-IR"/>
         </w:rPr>
       </w:pPr>
-      <w:bookmarkStart w:id="7" w:name="_Toc232025654"/>
+      <w:bookmarkStart w:id="8" w:name="_Toc232373645"/>
       <w:r>
         <w:rPr>
           <w:rStyle w:val="Heading1Char"/>
@@ -8539,10 +8825,11 @@
         </w:rPr>
         <w:t>3. خروجی و تحلیل</w:t>
       </w:r>
-      <w:bookmarkEnd w:id="7"/>
-    </w:p>
-    <w:p>
-      <w:pPr>
+      <w:bookmarkEnd w:id="8"/>
+    </w:p>
+    <w:p>
+      <w:pPr>
+        <w:jc w:val="both"/>
         <w:rPr>
           <w:rFonts w:cs="B Nazanin"/>
           <w:sz w:val="32"/>
@@ -8551,7 +8838,7 @@
           <w:lang w:bidi="fa-IR"/>
         </w:rPr>
       </w:pPr>
-      <w:bookmarkStart w:id="8" w:name="_Toc232025655"/>
+      <w:bookmarkStart w:id="9" w:name="_Toc232373646"/>
       <w:r>
         <w:rPr>
           <w:rStyle w:val="Heading2Char"/>
@@ -8576,7 +8863,7 @@
         </w:rPr>
         <w:t xml:space="preserve"> MLP</w:t>
       </w:r>
-      <w:bookmarkEnd w:id="8"/>
+      <w:bookmarkEnd w:id="9"/>
       <w:r>
         <w:rPr>
           <w:rFonts w:cs="B Nazanin"/>
@@ -8589,6 +8876,7 @@
     </w:p>
     <w:p>
       <w:pPr>
+        <w:jc w:val="both"/>
         <w:rPr>
           <w:rFonts w:cs="B Nazanin"/>
           <w:sz w:val="32"/>
@@ -8600,6 +8888,7 @@
     </w:p>
     <w:p>
       <w:pPr>
+        <w:jc w:val="both"/>
         <w:rPr>
           <w:rFonts w:cs="B Nazanin"/>
           <w:sz w:val="32"/>
@@ -8709,6 +8998,7 @@
     </w:p>
     <w:p>
       <w:pPr>
+        <w:jc w:val="both"/>
         <w:rPr>
           <w:rFonts w:cs="B Nazanin"/>
           <w:sz w:val="32"/>
@@ -8818,6 +9108,7 @@
     </w:p>
     <w:p>
       <w:pPr>
+        <w:jc w:val="both"/>
         <w:rPr>
           <w:rFonts w:cs="B Nazanin"/>
           <w:sz w:val="32"/>
@@ -8927,6 +9218,7 @@
     </w:p>
     <w:p>
       <w:pPr>
+        <w:jc w:val="both"/>
         <w:rPr>
           <w:rFonts w:cs="B Nazanin"/>
           <w:sz w:val="32"/>
@@ -9036,6 +9328,7 @@
     </w:p>
     <w:p>
       <w:pPr>
+        <w:jc w:val="both"/>
         <w:rPr>
           <w:rFonts w:cs="B Nazanin"/>
           <w:sz w:val="32"/>
@@ -9146,6 +9439,7 @@
     </w:p>
     <w:p>
       <w:pPr>
+        <w:jc w:val="both"/>
         <w:rPr>
           <w:rFonts w:cs="B Nazanin"/>
           <w:sz w:val="32"/>
@@ -9255,6 +9549,7 @@
     </w:p>
     <w:p>
       <w:pPr>
+        <w:jc w:val="both"/>
         <w:rPr>
           <w:rFonts w:cs="B Nazanin"/>
           <w:sz w:val="32"/>
@@ -9364,6 +9659,7 @@
     </w:p>
     <w:p>
       <w:pPr>
+        <w:jc w:val="both"/>
         <w:rPr>
           <w:rFonts w:cs="B Nazanin"/>
           <w:sz w:val="32"/>
@@ -9375,6 +9671,7 @@
     </w:p>
     <w:p>
       <w:pPr>
+        <w:jc w:val="both"/>
         <w:rPr>
           <w:rFonts w:cs="B Nazanin"/>
           <w:sz w:val="32"/>
@@ -9435,6 +9732,7 @@
     </w:p>
     <w:p>
       <w:pPr>
+        <w:jc w:val="both"/>
         <w:rPr>
           <w:rFonts w:cs="B Nazanin"/>
           <w:sz w:val="32"/>
@@ -9446,6 +9744,7 @@
     </w:p>
     <w:p>
       <w:pPr>
+        <w:jc w:val="both"/>
         <w:rPr>
           <w:rFonts w:cs="B Nazanin"/>
           <w:sz w:val="32"/>
@@ -9567,6 +9866,7 @@
     </w:p>
     <w:p>
       <w:pPr>
+        <w:jc w:val="both"/>
         <w:rPr>
           <w:rFonts w:cs="B Nazanin"/>
           <w:sz w:val="32"/>
@@ -9586,6 +9886,7 @@
     </w:p>
     <w:p>
       <w:pPr>
+        <w:jc w:val="both"/>
         <w:rPr>
           <w:rFonts w:cs="B Nazanin"/>
           <w:sz w:val="32"/>
@@ -9605,6 +9906,7 @@
     </w:p>
     <w:p>
       <w:pPr>
+        <w:jc w:val="both"/>
         <w:rPr>
           <w:rFonts w:cs="B Nazanin"/>
           <w:sz w:val="32"/>
@@ -9624,6 +9926,7 @@
     </w:p>
     <w:p>
       <w:pPr>
+        <w:jc w:val="both"/>
         <w:rPr>
           <w:rFonts w:cs="B Nazanin"/>
           <w:sz w:val="32"/>
@@ -9653,6 +9956,7 @@
     </w:p>
     <w:p>
       <w:pPr>
+        <w:jc w:val="both"/>
         <w:rPr>
           <w:rFonts w:cs="B Nazanin"/>
           <w:sz w:val="32"/>
@@ -9682,6 +9986,7 @@
     </w:p>
     <w:p>
       <w:pPr>
+        <w:jc w:val="both"/>
         <w:rPr>
           <w:rFonts w:cs="B Nazanin"/>
           <w:sz w:val="32"/>
@@ -9703,6 +10008,7 @@
     </w:p>
     <w:p>
       <w:pPr>
+        <w:jc w:val="both"/>
         <w:rPr>
           <w:rFonts w:cs="B Nazanin"/>
           <w:sz w:val="32"/>
@@ -9724,6 +10030,7 @@
     </w:p>
     <w:p>
       <w:pPr>
+        <w:jc w:val="both"/>
         <w:rPr>
           <w:rFonts w:cs="B Nazanin"/>
           <w:sz w:val="32"/>
@@ -9748,6 +10055,7 @@
         <w:tabs>
           <w:tab w:val="left" w:pos="906"/>
         </w:tabs>
+        <w:jc w:val="both"/>
         <w:rPr>
           <w:rFonts w:cs="B Nazanin"/>
           <w:sz w:val="32"/>
@@ -9772,7 +10080,7 @@
         <w:tabs>
           <w:tab w:val="left" w:pos="906"/>
         </w:tabs>
-        <w:jc w:val="center"/>
+        <w:jc w:val="both"/>
         <w:rPr>
           <w:rFonts w:cs="B Nazanin"/>
           <w:sz w:val="32"/>
@@ -9830,6 +10138,7 @@
     </w:p>
     <w:p>
       <w:pPr>
+        <w:jc w:val="both"/>
         <w:rPr>
           <w:rFonts w:cs="B Nazanin"/>
           <w:sz w:val="32"/>
@@ -9841,6 +10150,7 @@
     </w:p>
     <w:p>
       <w:pPr>
+        <w:jc w:val="both"/>
         <w:rPr>
           <w:rFonts w:cs="B Nazanin"/>
           <w:sz w:val="32"/>
@@ -9852,13 +10162,14 @@
     </w:p>
     <w:p>
       <w:pPr>
+        <w:jc w:val="both"/>
         <w:rPr>
           <w:rStyle w:val="Heading2Char"/>
           <w:rtl/>
           <w:lang w:bidi="fa-IR"/>
         </w:rPr>
       </w:pPr>
-      <w:bookmarkStart w:id="9" w:name="_Toc232025656"/>
+      <w:bookmarkStart w:id="10" w:name="_Toc232373647"/>
       <w:r>
         <w:rPr>
           <w:rStyle w:val="Heading2Char"/>
@@ -9874,7 +10185,7 @@
         </w:rPr>
         <w:t xml:space="preserve"> RBF</w:t>
       </w:r>
-      <w:bookmarkEnd w:id="9"/>
+      <w:bookmarkEnd w:id="10"/>
       <w:r>
         <w:rPr>
           <w:rStyle w:val="Heading2Char"/>
@@ -9885,6 +10196,7 @@
     </w:p>
     <w:p>
       <w:pPr>
+        <w:jc w:val="both"/>
         <w:rPr>
           <w:rFonts w:cs="B Nazanin"/>
           <w:b/>
@@ -9909,6 +10221,7 @@
     </w:p>
     <w:p>
       <w:pPr>
+        <w:jc w:val="both"/>
         <w:rPr>
           <w:rFonts w:cs="B Nazanin"/>
           <w:sz w:val="28"/>
@@ -9996,6 +10309,7 @@
     </w:p>
     <w:p>
       <w:pPr>
+        <w:jc w:val="both"/>
         <w:rPr>
           <w:rFonts w:cs="B Nazanin"/>
           <w:sz w:val="28"/>
@@ -10046,6 +10360,7 @@
     </w:p>
     <w:p>
       <w:pPr>
+        <w:jc w:val="both"/>
         <w:rPr>
           <w:rFonts w:cs="B Nazanin"/>
           <w:b/>
@@ -10082,6 +10397,7 @@
     </w:p>
     <w:p>
       <w:pPr>
+        <w:jc w:val="both"/>
         <w:rPr>
           <w:rFonts w:cs="B Nazanin"/>
           <w:sz w:val="32"/>
@@ -10130,6 +10446,7 @@
     </w:p>
     <w:p>
       <w:pPr>
+        <w:jc w:val="both"/>
         <w:rPr>
           <w:rFonts w:cs="B Nazanin"/>
           <w:sz w:val="32"/>
@@ -10181,6 +10498,7 @@
     </w:p>
     <w:p>
       <w:pPr>
+        <w:jc w:val="both"/>
         <w:rPr>
           <w:rFonts w:cs="B Nazanin"/>
           <w:b/>
@@ -10216,6 +10534,7 @@
     </w:p>
     <w:p>
       <w:pPr>
+        <w:jc w:val="both"/>
         <w:rPr>
           <w:rFonts w:cs="B Nazanin"/>
           <w:sz w:val="32"/>
@@ -10265,6 +10584,7 @@
     </w:p>
     <w:p>
       <w:pPr>
+        <w:jc w:val="both"/>
         <w:rPr>
           <w:rFonts w:cs="B Nazanin"/>
           <w:sz w:val="32"/>
@@ -10315,6 +10635,7 @@
     </w:p>
     <w:p>
       <w:pPr>
+        <w:jc w:val="both"/>
         <w:rPr>
           <w:rFonts w:cs="B Nazanin"/>
           <w:b/>
@@ -10339,6 +10660,7 @@
     </w:p>
     <w:p>
       <w:pPr>
+        <w:jc w:val="both"/>
         <w:rPr>
           <w:rFonts w:cs="B Nazanin"/>
           <w:sz w:val="28"/>
@@ -10387,6 +10709,7 @@
     </w:p>
     <w:p>
       <w:pPr>
+        <w:jc w:val="both"/>
         <w:rPr>
           <w:rFonts w:cs="B Nazanin"/>
           <w:sz w:val="32"/>
@@ -10439,6 +10762,7 @@
     </w:p>
     <w:p>
       <w:pPr>
+        <w:jc w:val="both"/>
         <w:rPr>
           <w:rFonts w:cs="B Nazanin"/>
           <w:b/>
@@ -10486,6 +10810,7 @@
     </w:p>
     <w:p>
       <w:pPr>
+        <w:jc w:val="both"/>
         <w:rPr>
           <w:rFonts w:cs="B Nazanin"/>
           <w:sz w:val="28"/>
@@ -10573,6 +10898,7 @@
     </w:p>
     <w:p>
       <w:pPr>
+        <w:jc w:val="both"/>
         <w:rPr>
           <w:rFonts w:cs="B Nazanin"/>
           <w:sz w:val="28"/>
@@ -10624,6 +10950,7 @@
     </w:p>
     <w:p>
       <w:pPr>
+        <w:jc w:val="both"/>
         <w:rPr>
           <w:rFonts w:cs="B Nazanin"/>
           <w:b/>
@@ -10695,6 +11022,7 @@
     </w:p>
     <w:p>
       <w:pPr>
+        <w:jc w:val="both"/>
         <w:rPr>
           <w:rFonts w:cs="B Nazanin"/>
           <w:sz w:val="28"/>
@@ -10725,6 +11053,7 @@
     </w:p>
     <w:p>
       <w:pPr>
+        <w:jc w:val="both"/>
         <w:rPr>
           <w:rFonts w:cs="B Nazanin"/>
           <w:sz w:val="28"/>
@@ -10790,6 +11119,7 @@
     </w:p>
     <w:p>
       <w:pPr>
+        <w:jc w:val="both"/>
         <w:rPr>
           <w:rFonts w:cs="B Nazanin"/>
           <w:sz w:val="28"/>
@@ -10887,6 +11217,7 @@
     </w:p>
     <w:p>
       <w:pPr>
+        <w:jc w:val="both"/>
         <w:rPr>
           <w:rFonts w:cs="B Nazanin"/>
           <w:b/>
@@ -10934,6 +11265,7 @@
     </w:p>
     <w:p>
       <w:pPr>
+        <w:jc w:val="both"/>
         <w:rPr>
           <w:rFonts w:cs="B Nazanin"/>
           <w:sz w:val="28"/>
@@ -10965,6 +11297,7 @@
     </w:p>
     <w:p>
       <w:pPr>
+        <w:jc w:val="both"/>
         <w:rPr>
           <w:rFonts w:cs="B Nazanin"/>
           <w:sz w:val="28"/>
@@ -10986,6 +11319,7 @@
     </w:p>
     <w:p>
       <w:pPr>
+        <w:jc w:val="both"/>
         <w:rPr>
           <w:rFonts w:cs="B Nazanin"/>
           <w:sz w:val="28"/>
@@ -11294,7 +11628,26 @@
           <w:szCs w:val="28"/>
           <w:lang w:bidi="fa-IR"/>
         </w:rPr>
-        <w:t xml:space="preserve"> K-Means: </w:t>
+        <w:t xml:space="preserve"> K-Means</w:t>
+      </w:r>
+      <w:r>
+        <w:rPr>
+          <w:rFonts w:cs="B Nazanin" w:hint="cs"/>
+          <w:sz w:val="28"/>
+          <w:szCs w:val="28"/>
+          <w:rtl/>
+          <w:lang w:bidi="fa-IR"/>
+        </w:rPr>
+        <w:t>:</w:t>
+      </w:r>
+      <w:r>
+        <w:rPr>
+          <w:rFonts w:cs="B Nazanin"/>
+          <w:sz w:val="28"/>
+          <w:szCs w:val="28"/>
+          <w:lang w:bidi="fa-IR"/>
+        </w:rPr>
+        <w:t> </w:t>
       </w:r>
       <w:r>
         <w:rPr>
@@ -11397,6 +11750,7 @@
     </w:p>
     <w:p>
       <w:pPr>
+        <w:jc w:val="both"/>
         <w:rPr>
           <w:rFonts w:cs="B Nazanin"/>
           <w:sz w:val="32"/>
@@ -11785,510 +12139,685 @@
         </w:rPr>
       </w:pPr>
     </w:p>
+    <w:p>
+      <w:pPr>
+        <w:pStyle w:val="Heading2"/>
+        <w:jc w:val="both"/>
+        <w:rPr>
+          <w:rtl/>
+        </w:rPr>
+      </w:pPr>
+      <w:bookmarkStart w:id="11" w:name="_Toc232373648"/>
+      <w:r>
+        <w:rPr>
+          <w:rFonts w:hint="cs"/>
+          <w:rtl/>
+        </w:rPr>
+        <w:lastRenderedPageBreak/>
+        <w:t xml:space="preserve">3.3. </w:t>
+      </w:r>
+      <w:r>
+        <w:rPr>
+          <w:rFonts w:hint="cs"/>
+          <w:rtl/>
+        </w:rPr>
+        <w:t>معیار های ارزیابی</w:t>
+      </w:r>
+      <w:bookmarkEnd w:id="11"/>
+    </w:p>
+    <w:p>
+      <w:pPr>
+        <w:jc w:val="both"/>
+        <w:rPr>
+          <w:rFonts w:cs="B Nazanin"/>
+          <w:sz w:val="28"/>
+          <w:szCs w:val="28"/>
+          <w:rtl/>
+        </w:rPr>
+      </w:pPr>
+      <w:r>
+        <w:rPr>
+          <w:rFonts w:cs="B Nazanin" w:hint="cs"/>
+          <w:sz w:val="28"/>
+          <w:szCs w:val="28"/>
+          <w:rtl/>
+        </w:rPr>
+        <w:t xml:space="preserve">برای </w:t>
+      </w:r>
+      <w:r>
+        <w:rPr>
+          <w:rFonts w:cs="B Nazanin"/>
+          <w:sz w:val="28"/>
+          <w:szCs w:val="28"/>
+        </w:rPr>
+        <w:t>MLP</w:t>
+      </w:r>
+      <w:r>
+        <w:rPr>
+          <w:rFonts w:cs="B Nazanin" w:hint="cs"/>
+          <w:sz w:val="28"/>
+          <w:szCs w:val="28"/>
+          <w:rtl/>
+        </w:rPr>
+        <w:t xml:space="preserve"> معیار های ارزیابی برای بهترین حالت انتخاب شده به صورت زیر هستند:</w:t>
+      </w:r>
+    </w:p>
+    <w:p>
+      <w:pPr>
+        <w:jc w:val="both"/>
+        <w:rPr>
+          <w:rFonts w:cs="B Nazanin"/>
+          <w:sz w:val="28"/>
+          <w:szCs w:val="28"/>
+          <w:rtl/>
+        </w:rPr>
+      </w:pPr>
+      <w:r>
+        <w:rPr>
+          <w:rFonts w:cs="B Nazanin"/>
+          <w:noProof/>
+          <w:sz w:val="28"/>
+          <w:szCs w:val="28"/>
+          <w:rtl/>
+        </w:rPr>
+        <w:drawing>
+          <wp:inline distT="0" distB="0" distL="0" distR="0" wp14:anchorId="6085CCF0" wp14:editId="08140D40">
+            <wp:extent cx="5731510" cy="2372995"/>
+            <wp:effectExtent l="0" t="0" r="2540" b="8255"/>
+            <wp:docPr id="576796359" name="Picture 1"/>
+            <wp:cNvGraphicFramePr>
+              <a:graphicFrameLocks xmlns:a="http://schemas.openxmlformats.org/drawingml/2006/main" noChangeAspect="1"/>
+            </wp:cNvGraphicFramePr>
+            <a:graphic xmlns:a="http://schemas.openxmlformats.org/drawingml/2006/main">
+              <a:graphicData uri="http://schemas.openxmlformats.org/drawingml/2006/picture">
+                <pic:pic xmlns:pic="http://schemas.openxmlformats.org/drawingml/2006/picture">
+                  <pic:nvPicPr>
+                    <pic:cNvPr id="576796359" name=""/>
+                    <pic:cNvPicPr/>
+                  </pic:nvPicPr>
+                  <pic:blipFill>
+                    <a:blip r:embed="rId26"/>
+                    <a:stretch>
+                      <a:fillRect/>
+                    </a:stretch>
+                  </pic:blipFill>
+                  <pic:spPr>
+                    <a:xfrm>
+                      <a:off x="0" y="0"/>
+                      <a:ext cx="5731510" cy="2372995"/>
+                    </a:xfrm>
+                    <a:prstGeom prst="rect">
+                      <a:avLst/>
+                    </a:prstGeom>
+                  </pic:spPr>
+                </pic:pic>
+              </a:graphicData>
+            </a:graphic>
+          </wp:inline>
+        </w:drawing>
+      </w:r>
+    </w:p>
+    <w:p>
+      <w:pPr>
+        <w:jc w:val="both"/>
+        <w:rPr>
+          <w:rFonts w:cs="B Nazanin"/>
+          <w:sz w:val="28"/>
+          <w:szCs w:val="28"/>
+          <w:rtl/>
+        </w:rPr>
+      </w:pPr>
+      <w:r>
+        <w:rPr>
+          <w:rFonts w:cs="B Nazanin" w:hint="cs"/>
+          <w:sz w:val="28"/>
+          <w:szCs w:val="28"/>
+          <w:rtl/>
+        </w:rPr>
+        <w:t xml:space="preserve">برای </w:t>
+      </w:r>
+      <w:r>
+        <w:rPr>
+          <w:rFonts w:cs="B Nazanin"/>
+          <w:sz w:val="28"/>
+          <w:szCs w:val="28"/>
+        </w:rPr>
+        <w:t>RBF</w:t>
+      </w:r>
+      <w:r>
+        <w:rPr>
+          <w:rFonts w:cs="B Nazanin" w:hint="cs"/>
+          <w:sz w:val="28"/>
+          <w:szCs w:val="28"/>
+          <w:rtl/>
+        </w:rPr>
+        <w:t xml:space="preserve"> معیار های ارزیابی برای بهترین حالت انتخاب شده به صورت زیر هستند:</w:t>
+      </w:r>
+    </w:p>
+    <w:p>
+      <w:pPr>
+        <w:jc w:val="both"/>
+        <w:rPr>
+          <w:rFonts w:cs="B Nazanin"/>
+          <w:sz w:val="28"/>
+          <w:szCs w:val="28"/>
+          <w:rtl/>
+        </w:rPr>
+      </w:pPr>
+      <w:r>
+        <w:rPr>
+          <w:rFonts w:cs="B Nazanin"/>
+          <w:noProof/>
+          <w:sz w:val="28"/>
+          <w:szCs w:val="28"/>
+          <w:rtl/>
+        </w:rPr>
+        <w:drawing>
+          <wp:inline distT="0" distB="0" distL="0" distR="0" wp14:anchorId="044CFF9C" wp14:editId="18F6AF5C">
+            <wp:extent cx="5731510" cy="3418840"/>
+            <wp:effectExtent l="0" t="0" r="2540" b="0"/>
+            <wp:docPr id="487151779" name="Picture 1"/>
+            <wp:cNvGraphicFramePr>
+              <a:graphicFrameLocks xmlns:a="http://schemas.openxmlformats.org/drawingml/2006/main" noChangeAspect="1"/>
+            </wp:cNvGraphicFramePr>
+            <a:graphic xmlns:a="http://schemas.openxmlformats.org/drawingml/2006/main">
+              <a:graphicData uri="http://schemas.openxmlformats.org/drawingml/2006/picture">
+                <pic:pic xmlns:pic="http://schemas.openxmlformats.org/drawingml/2006/picture">
+                  <pic:nvPicPr>
+                    <pic:cNvPr id="487151779" name=""/>
+                    <pic:cNvPicPr/>
+                  </pic:nvPicPr>
+                  <pic:blipFill>
+                    <a:blip r:embed="rId27"/>
+                    <a:stretch>
+                      <a:fillRect/>
+                    </a:stretch>
+                  </pic:blipFill>
+                  <pic:spPr>
+                    <a:xfrm>
+                      <a:off x="0" y="0"/>
+                      <a:ext cx="5731510" cy="3418840"/>
+                    </a:xfrm>
+                    <a:prstGeom prst="rect">
+                      <a:avLst/>
+                    </a:prstGeom>
+                  </pic:spPr>
+                </pic:pic>
+              </a:graphicData>
+            </a:graphic>
+          </wp:inline>
+        </w:drawing>
+      </w:r>
+    </w:p>
+    <w:p>
+      <w:pPr>
+        <w:jc w:val="both"/>
+        <w:rPr>
+          <w:rFonts w:cs="B Nazanin"/>
+          <w:sz w:val="28"/>
+          <w:szCs w:val="28"/>
+          <w:rtl/>
+        </w:rPr>
+      </w:pPr>
+    </w:p>
+    <w:p>
+      <w:pPr>
+        <w:jc w:val="both"/>
+        <w:rPr>
+          <w:rFonts w:cs="B Nazanin"/>
+          <w:sz w:val="28"/>
+          <w:szCs w:val="28"/>
+          <w:rtl/>
+        </w:rPr>
+      </w:pPr>
+    </w:p>
+    <w:p>
+      <w:pPr>
+        <w:jc w:val="both"/>
+        <w:rPr>
+          <w:rFonts w:cs="B Nazanin"/>
+          <w:sz w:val="28"/>
+          <w:szCs w:val="28"/>
+          <w:rtl/>
+        </w:rPr>
+      </w:pPr>
+    </w:p>
+    <w:p>
+      <w:pPr>
+        <w:jc w:val="both"/>
+        <w:rPr>
+          <w:rFonts w:cs="B Nazanin"/>
+          <w:sz w:val="28"/>
+          <w:szCs w:val="28"/>
+          <w:rtl/>
+        </w:rPr>
+      </w:pPr>
+    </w:p>
+    <w:p>
+      <w:pPr>
+        <w:pStyle w:val="Heading2"/>
+        <w:jc w:val="both"/>
+        <w:rPr>
+          <w:rFonts w:cs="Cambria"/>
+        </w:rPr>
+      </w:pPr>
+      <w:bookmarkStart w:id="12" w:name="_Toc232373649"/>
+      <w:r>
+        <w:rPr>
+          <w:rFonts w:hint="cs"/>
+          <w:rtl/>
+        </w:rPr>
+        <w:t xml:space="preserve">3.4. </w:t>
+      </w:r>
+      <w:r>
+        <w:rPr>
+          <w:rFonts w:hint="cs"/>
+          <w:rtl/>
+        </w:rPr>
+        <w:t xml:space="preserve">مقایسه نهایی </w:t>
+      </w:r>
+      <w:r>
+        <w:t>MLP</w:t>
+      </w:r>
+      <w:r>
+        <w:rPr>
+          <w:rFonts w:hint="cs"/>
+          <w:rtl/>
+        </w:rPr>
+        <w:t xml:space="preserve"> و </w:t>
+      </w:r>
+      <w:r>
+        <w:t>RBF</w:t>
+      </w:r>
+      <w:bookmarkEnd w:id="12"/>
+    </w:p>
     <w:tbl>
       <w:tblPr>
-        <w:tblW w:w="8345" w:type="dxa"/>
-        <w:shd w:val="clear" w:color="auto" w:fill="FFFFFF"/>
-        <w:tblCellMar>
-          <w:top w:w="15" w:type="dxa"/>
-          <w:left w:w="15" w:type="dxa"/>
-          <w:bottom w:w="15" w:type="dxa"/>
-          <w:right w:w="15" w:type="dxa"/>
-        </w:tblCellMar>
+        <w:tblStyle w:val="TableGrid"/>
+        <w:tblpPr w:leftFromText="180" w:rightFromText="180" w:horzAnchor="margin" w:tblpXSpec="center" w:tblpY="250"/>
+        <w:bidiVisual/>
+        <w:tblW w:w="10138" w:type="dxa"/>
         <w:tblLook w:val="04A0" w:firstRow="1" w:lastRow="0" w:firstColumn="1" w:lastColumn="0" w:noHBand="0" w:noVBand="1"/>
       </w:tblPr>
       <w:tblGrid>
-        <w:gridCol w:w="804"/>
-        <w:gridCol w:w="575"/>
-        <w:gridCol w:w="1601"/>
-        <w:gridCol w:w="837"/>
-        <w:gridCol w:w="837"/>
-        <w:gridCol w:w="1022"/>
-        <w:gridCol w:w="1022"/>
-        <w:gridCol w:w="1647"/>
+        <w:gridCol w:w="2026"/>
+        <w:gridCol w:w="2028"/>
+        <w:gridCol w:w="2028"/>
+        <w:gridCol w:w="2028"/>
+        <w:gridCol w:w="2028"/>
       </w:tblGrid>
       <w:tr>
         <w:trPr>
-          <w:trHeight w:val="515"/>
-          <w:tblHeader/>
+          <w:trHeight w:val="1114"/>
         </w:trPr>
         <w:tc>
           <w:tcPr>
-            <w:tcW w:w="0" w:type="auto"/>
-            <w:tcBorders>
-              <w:top w:val="nil"/>
-            </w:tcBorders>
-            <w:shd w:val="clear" w:color="auto" w:fill="FFFFFF"/>
-            <w:tcMar>
-              <w:top w:w="150" w:type="dxa"/>
-              <w:left w:w="0" w:type="dxa"/>
-              <w:bottom w:w="150" w:type="dxa"/>
-              <w:right w:w="240" w:type="dxa"/>
-            </w:tcMar>
-            <w:vAlign w:val="center"/>
-            <w:hideMark/>
+            <w:tcW w:w="2026" w:type="dxa"/>
           </w:tcPr>
           <w:p>
             <w:pPr>
+              <w:jc w:val="both"/>
               <w:rPr>
                 <w:rFonts w:cs="B Nazanin"/>
-                <w:lang w:bidi="fa-IR"/>
+                <w:sz w:val="28"/>
+                <w:szCs w:val="28"/>
+                <w:rtl/>
               </w:rPr>
             </w:pPr>
             <w:r>
               <w:rPr>
-                <w:rFonts w:cs="B Nazanin"/>
+                <w:rFonts w:cs="B Nazanin" w:hint="cs"/>
+                <w:sz w:val="28"/>
+                <w:szCs w:val="28"/>
                 <w:rtl/>
-                <w:lang w:bidi="fa-IR"/>
-              </w:rPr>
-              <w:lastRenderedPageBreak/>
-              <w:t>مدل</w:t>
+              </w:rPr>
+              <w:t>زمان آموزش</w:t>
             </w:r>
           </w:p>
         </w:tc>
         <w:tc>
           <w:tcPr>
-            <w:tcW w:w="0" w:type="auto"/>
-            <w:tcBorders>
-              <w:top w:val="nil"/>
-            </w:tcBorders>
-            <w:shd w:val="clear" w:color="auto" w:fill="FFFFFF"/>
-            <w:tcMar>
-              <w:top w:w="150" w:type="dxa"/>
-              <w:left w:w="240" w:type="dxa"/>
-              <w:bottom w:w="150" w:type="dxa"/>
-              <w:right w:w="240" w:type="dxa"/>
-            </w:tcMar>
-            <w:vAlign w:val="center"/>
-            <w:hideMark/>
+            <w:tcW w:w="2028" w:type="dxa"/>
           </w:tcPr>
           <w:p>
             <w:pPr>
+              <w:jc w:val="both"/>
               <w:rPr>
                 <w:rFonts w:cs="B Nazanin"/>
-                <w:lang w:bidi="fa-IR"/>
+                <w:sz w:val="28"/>
+                <w:szCs w:val="28"/>
               </w:rPr>
             </w:pPr>
+            <w:r>
+              <w:rPr>
+                <w:rFonts w:cs="B Nazanin"/>
+                <w:sz w:val="28"/>
+                <w:szCs w:val="28"/>
+              </w:rPr>
+              <w:t>Weighted f1</w:t>
+            </w:r>
           </w:p>
         </w:tc>
         <w:tc>
           <w:tcPr>
-            <w:tcW w:w="0" w:type="auto"/>
-            <w:tcBorders>
-              <w:top w:val="nil"/>
-            </w:tcBorders>
-            <w:shd w:val="clear" w:color="auto" w:fill="FFFFFF"/>
-            <w:tcMar>
-              <w:top w:w="150" w:type="dxa"/>
-              <w:left w:w="240" w:type="dxa"/>
-              <w:bottom w:w="150" w:type="dxa"/>
-              <w:right w:w="240" w:type="dxa"/>
-            </w:tcMar>
-            <w:vAlign w:val="center"/>
-            <w:hideMark/>
+            <w:tcW w:w="2028" w:type="dxa"/>
           </w:tcPr>
           <w:p>
             <w:pPr>
+              <w:jc w:val="both"/>
               <w:rPr>
                 <w:rFonts w:cs="B Nazanin"/>
-                <w:lang w:bidi="fa-IR"/>
+                <w:sz w:val="28"/>
+                <w:szCs w:val="28"/>
               </w:rPr>
             </w:pPr>
             <w:r>
               <w:rPr>
                 <w:rFonts w:cs="B Nazanin"/>
-                <w:lang w:bidi="fa-IR"/>
-              </w:rPr>
-              <w:t>Accuracy</w:t>
+                <w:sz w:val="28"/>
+                <w:szCs w:val="28"/>
+              </w:rPr>
+              <w:t>Macro f1</w:t>
             </w:r>
           </w:p>
         </w:tc>
         <w:tc>
           <w:tcPr>
-            <w:tcW w:w="0" w:type="auto"/>
-            <w:gridSpan w:val="2"/>
-            <w:tcBorders>
-              <w:top w:val="nil"/>
-            </w:tcBorders>
-            <w:shd w:val="clear" w:color="auto" w:fill="FFFFFF"/>
-            <w:tcMar>
-              <w:top w:w="150" w:type="dxa"/>
-              <w:left w:w="240" w:type="dxa"/>
-              <w:bottom w:w="150" w:type="dxa"/>
-              <w:right w:w="240" w:type="dxa"/>
-            </w:tcMar>
-            <w:vAlign w:val="center"/>
-            <w:hideMark/>
+            <w:tcW w:w="2028" w:type="dxa"/>
           </w:tcPr>
           <w:p>
             <w:pPr>
+              <w:jc w:val="both"/>
               <w:rPr>
                 <w:rFonts w:cs="B Nazanin"/>
-                <w:lang w:bidi="fa-IR"/>
+                <w:sz w:val="28"/>
+                <w:szCs w:val="28"/>
               </w:rPr>
             </w:pPr>
             <w:r>
               <w:rPr>
                 <w:rFonts w:cs="B Nazanin"/>
-                <w:lang w:bidi="fa-IR"/>
-              </w:rPr>
-              <w:t>Macro-F1</w:t>
+                <w:sz w:val="28"/>
+                <w:szCs w:val="28"/>
+              </w:rPr>
+              <w:t>accuracy</w:t>
             </w:r>
           </w:p>
         </w:tc>
         <w:tc>
           <w:tcPr>
-            <w:tcW w:w="0" w:type="auto"/>
-            <w:gridSpan w:val="2"/>
-            <w:tcBorders>
-              <w:top w:val="nil"/>
-            </w:tcBorders>
-            <w:shd w:val="clear" w:color="auto" w:fill="FFFFFF"/>
-            <w:tcMar>
-              <w:top w:w="150" w:type="dxa"/>
-              <w:left w:w="240" w:type="dxa"/>
-              <w:bottom w:w="150" w:type="dxa"/>
-              <w:right w:w="240" w:type="dxa"/>
-            </w:tcMar>
-            <w:vAlign w:val="center"/>
-            <w:hideMark/>
+            <w:tcW w:w="2028" w:type="dxa"/>
           </w:tcPr>
           <w:p>
             <w:pPr>
+              <w:jc w:val="both"/>
               <w:rPr>
                 <w:rFonts w:cs="B Nazanin"/>
-                <w:lang w:bidi="fa-IR"/>
+                <w:sz w:val="28"/>
+                <w:szCs w:val="28"/>
+                <w:rtl/>
               </w:rPr>
             </w:pPr>
             <w:r>
               <w:rPr>
-                <w:rFonts w:cs="B Nazanin"/>
-                <w:lang w:bidi="fa-IR"/>
-              </w:rPr>
-              <w:t>Weighted-F1</w:t>
-            </w:r>
-          </w:p>
-        </w:tc>
-        <w:tc>
-          <w:tcPr>
-            <w:tcW w:w="0" w:type="auto"/>
-            <w:tcBorders>
-              <w:top w:val="nil"/>
-            </w:tcBorders>
-            <w:shd w:val="clear" w:color="auto" w:fill="FFFFFF"/>
-            <w:tcMar>
-              <w:top w:w="150" w:type="dxa"/>
-              <w:left w:w="240" w:type="dxa"/>
-              <w:bottom w:w="150" w:type="dxa"/>
-              <w:right w:w="240" w:type="dxa"/>
-            </w:tcMar>
-            <w:vAlign w:val="center"/>
-            <w:hideMark/>
-          </w:tcPr>
-          <w:p>
-            <w:pPr>
-              <w:rPr>
-                <w:rFonts w:cs="B Nazanin"/>
-                <w:lang w:bidi="fa-IR"/>
-              </w:rPr>
-            </w:pPr>
-            <w:r>
-              <w:rPr>
-                <w:rFonts w:cs="B Nazanin"/>
+                <w:rFonts w:cs="B Nazanin" w:hint="cs"/>
+                <w:sz w:val="28"/>
+                <w:szCs w:val="28"/>
                 <w:rtl/>
-                <w:lang w:bidi="fa-IR"/>
-              </w:rPr>
-              <w:t>زمان آموزش</w:t>
+              </w:rPr>
+              <w:t>مدل</w:t>
             </w:r>
           </w:p>
         </w:tc>
       </w:tr>
       <w:tr>
         <w:trPr>
-          <w:gridAfter w:val="2"/>
-          <w:trHeight w:val="439"/>
+          <w:trHeight w:val="1114"/>
         </w:trPr>
         <w:tc>
           <w:tcPr>
-            <w:tcW w:w="0" w:type="auto"/>
-            <w:shd w:val="clear" w:color="auto" w:fill="FFFFFF"/>
-            <w:tcMar>
-              <w:top w:w="150" w:type="dxa"/>
-              <w:left w:w="0" w:type="dxa"/>
-              <w:bottom w:w="150" w:type="dxa"/>
-              <w:right w:w="240" w:type="dxa"/>
-            </w:tcMar>
-            <w:vAlign w:val="center"/>
-            <w:hideMark/>
+            <w:tcW w:w="2026" w:type="dxa"/>
           </w:tcPr>
           <w:p>
             <w:pPr>
+              <w:jc w:val="both"/>
               <w:rPr>
                 <w:rFonts w:cs="B Nazanin"/>
-                <w:lang w:bidi="fa-IR"/>
+                <w:sz w:val="28"/>
+                <w:szCs w:val="28"/>
               </w:rPr>
             </w:pPr>
             <w:r>
               <w:rPr>
                 <w:rFonts w:cs="B Nazanin"/>
-                <w:b/>
-                <w:bCs/>
-                <w:lang w:bidi="fa-IR"/>
-              </w:rPr>
-              <w:t>MLP</w:t>
+                <w:sz w:val="28"/>
+                <w:szCs w:val="28"/>
+              </w:rPr>
+              <w:t>1.408s</w:t>
             </w:r>
           </w:p>
         </w:tc>
         <w:tc>
           <w:tcPr>
-            <w:tcW w:w="0" w:type="auto"/>
-            <w:shd w:val="clear" w:color="auto" w:fill="FFFFFF"/>
-            <w:tcMar>
-              <w:top w:w="150" w:type="dxa"/>
-              <w:left w:w="240" w:type="dxa"/>
-              <w:bottom w:w="150" w:type="dxa"/>
-              <w:right w:w="240" w:type="dxa"/>
-            </w:tcMar>
-            <w:vAlign w:val="center"/>
-            <w:hideMark/>
+            <w:tcW w:w="2028" w:type="dxa"/>
           </w:tcPr>
           <w:p>
             <w:pPr>
+              <w:jc w:val="both"/>
               <w:rPr>
                 <w:rFonts w:cs="B Nazanin"/>
-                <w:lang w:bidi="fa-IR"/>
+                <w:sz w:val="28"/>
+                <w:szCs w:val="28"/>
+                <w:rtl/>
               </w:rPr>
             </w:pPr>
+            <w:r>
+              <w:rPr>
+                <w:rFonts w:cs="B Nazanin" w:hint="cs"/>
+                <w:sz w:val="28"/>
+                <w:szCs w:val="28"/>
+                <w:rtl/>
+              </w:rPr>
+              <w:t>0.8485</w:t>
+            </w:r>
           </w:p>
         </w:tc>
         <w:tc>
           <w:tcPr>
-            <w:tcW w:w="0" w:type="auto"/>
-            <w:gridSpan w:val="2"/>
-            <w:shd w:val="clear" w:color="auto" w:fill="FFFFFF"/>
-            <w:tcMar>
-              <w:top w:w="150" w:type="dxa"/>
-              <w:left w:w="240" w:type="dxa"/>
-              <w:bottom w:w="150" w:type="dxa"/>
-              <w:right w:w="240" w:type="dxa"/>
-            </w:tcMar>
-            <w:vAlign w:val="center"/>
-            <w:hideMark/>
+            <w:tcW w:w="2028" w:type="dxa"/>
           </w:tcPr>
           <w:p>
             <w:pPr>
+              <w:jc w:val="both"/>
               <w:rPr>
                 <w:rFonts w:cs="B Nazanin"/>
-                <w:lang w:bidi="fa-IR"/>
+                <w:sz w:val="28"/>
+                <w:szCs w:val="28"/>
+                <w:rtl/>
               </w:rPr>
             </w:pPr>
+            <w:r>
+              <w:rPr>
+                <w:rFonts w:cs="B Nazanin" w:hint="cs"/>
+                <w:sz w:val="28"/>
+                <w:szCs w:val="28"/>
+                <w:rtl/>
+              </w:rPr>
+              <w:t>0.8456</w:t>
+            </w:r>
           </w:p>
         </w:tc>
         <w:tc>
           <w:tcPr>
-            <w:tcW w:w="0" w:type="auto"/>
-            <w:gridSpan w:val="2"/>
-            <w:shd w:val="clear" w:color="auto" w:fill="FFFFFF"/>
-            <w:tcMar>
-              <w:top w:w="150" w:type="dxa"/>
-              <w:left w:w="240" w:type="dxa"/>
-              <w:bottom w:w="150" w:type="dxa"/>
-              <w:right w:w="240" w:type="dxa"/>
-            </w:tcMar>
-            <w:vAlign w:val="center"/>
-            <w:hideMark/>
+            <w:tcW w:w="2028" w:type="dxa"/>
           </w:tcPr>
           <w:p>
             <w:pPr>
+              <w:jc w:val="both"/>
               <w:rPr>
                 <w:rFonts w:cs="B Nazanin"/>
+                <w:sz w:val="28"/>
+                <w:szCs w:val="28"/>
                 <w:rtl/>
-                <w:lang w:bidi="fa-IR"/>
               </w:rPr>
             </w:pPr>
+            <w:r>
+              <w:rPr>
+                <w:rFonts w:cs="B Nazanin" w:hint="cs"/>
+                <w:sz w:val="28"/>
+                <w:szCs w:val="28"/>
+                <w:rtl/>
+              </w:rPr>
+              <w:t>0.8492</w:t>
+            </w:r>
+          </w:p>
+        </w:tc>
+        <w:tc>
+          <w:tcPr>
+            <w:tcW w:w="2028" w:type="dxa"/>
+          </w:tcPr>
+          <w:p>
+            <w:pPr>
+              <w:jc w:val="both"/>
+              <w:rPr>
+                <w:rFonts w:cs="Cambria"/>
+                <w:sz w:val="28"/>
+                <w:szCs w:val="28"/>
+              </w:rPr>
+            </w:pPr>
+            <w:r>
+              <w:rPr>
+                <w:rFonts w:cs="Cambria"/>
+                <w:sz w:val="28"/>
+                <w:szCs w:val="28"/>
+              </w:rPr>
+              <w:t>MLP</w:t>
+            </w:r>
           </w:p>
         </w:tc>
       </w:tr>
       <w:tr>
         <w:trPr>
-          <w:trHeight w:val="515"/>
+          <w:trHeight w:val="1114"/>
         </w:trPr>
         <w:tc>
           <w:tcPr>
-            <w:tcW w:w="0" w:type="auto"/>
-            <w:shd w:val="clear" w:color="auto" w:fill="FFFFFF"/>
-            <w:tcMar>
-              <w:top w:w="150" w:type="dxa"/>
-              <w:left w:w="0" w:type="dxa"/>
-              <w:bottom w:w="150" w:type="dxa"/>
-              <w:right w:w="240" w:type="dxa"/>
-            </w:tcMar>
-            <w:vAlign w:val="center"/>
-            <w:hideMark/>
+            <w:tcW w:w="2026" w:type="dxa"/>
           </w:tcPr>
           <w:p>
             <w:pPr>
+              <w:jc w:val="both"/>
               <w:rPr>
                 <w:rFonts w:cs="B Nazanin"/>
-                <w:lang w:bidi="fa-IR"/>
+                <w:sz w:val="28"/>
+                <w:szCs w:val="28"/>
               </w:rPr>
             </w:pPr>
             <w:r>
               <w:rPr>
                 <w:rFonts w:cs="B Nazanin"/>
-                <w:b/>
-                <w:bCs/>
-                <w:lang w:bidi="fa-IR"/>
-              </w:rPr>
-              <w:t>RBF</w:t>
+                <w:sz w:val="28"/>
+                <w:szCs w:val="28"/>
+              </w:rPr>
+              <w:t>4.74s</w:t>
             </w:r>
           </w:p>
         </w:tc>
         <w:tc>
           <w:tcPr>
-            <w:tcW w:w="0" w:type="auto"/>
-            <w:shd w:val="clear" w:color="auto" w:fill="FFFFFF"/>
-            <w:tcMar>
-              <w:top w:w="150" w:type="dxa"/>
-              <w:left w:w="240" w:type="dxa"/>
-              <w:bottom w:w="150" w:type="dxa"/>
-              <w:right w:w="240" w:type="dxa"/>
-            </w:tcMar>
-            <w:vAlign w:val="center"/>
-            <w:hideMark/>
+            <w:tcW w:w="2028" w:type="dxa"/>
           </w:tcPr>
           <w:p>
             <w:pPr>
+              <w:jc w:val="both"/>
               <w:rPr>
                 <w:rFonts w:cs="B Nazanin"/>
-                <w:lang w:bidi="fa-IR"/>
+                <w:sz w:val="28"/>
+                <w:szCs w:val="28"/>
+                <w:rtl/>
               </w:rPr>
             </w:pPr>
+            <w:r>
+              <w:rPr>
+                <w:rFonts w:cs="B Nazanin" w:hint="cs"/>
+                <w:sz w:val="28"/>
+                <w:szCs w:val="28"/>
+                <w:rtl/>
+              </w:rPr>
+              <w:t>0.8152</w:t>
+            </w:r>
           </w:p>
         </w:tc>
         <w:tc>
           <w:tcPr>
-            <w:tcW w:w="0" w:type="auto"/>
-            <w:shd w:val="clear" w:color="auto" w:fill="FFFFFF"/>
-            <w:tcMar>
-              <w:top w:w="150" w:type="dxa"/>
-              <w:left w:w="240" w:type="dxa"/>
-              <w:bottom w:w="150" w:type="dxa"/>
-              <w:right w:w="240" w:type="dxa"/>
-            </w:tcMar>
-            <w:vAlign w:val="center"/>
-            <w:hideMark/>
+            <w:tcW w:w="2028" w:type="dxa"/>
           </w:tcPr>
           <w:p>
             <w:pPr>
+              <w:jc w:val="both"/>
               <w:rPr>
                 <w:rFonts w:cs="B Nazanin"/>
-                <w:lang w:bidi="fa-IR"/>
+                <w:sz w:val="28"/>
+                <w:szCs w:val="28"/>
+                <w:rtl/>
               </w:rPr>
             </w:pPr>
             <w:r>
               <w:rPr>
-                <w:rFonts w:cs="B Nazanin"/>
-                <w:lang w:bidi="fa-IR"/>
-              </w:rPr>
-              <w:t>0.8293</w:t>
+                <w:rFonts w:cs="B Nazanin" w:hint="cs"/>
+                <w:sz w:val="28"/>
+                <w:szCs w:val="28"/>
+                <w:rtl/>
+              </w:rPr>
+              <w:t>0.8150</w:t>
             </w:r>
           </w:p>
         </w:tc>
         <w:tc>
           <w:tcPr>
-            <w:tcW w:w="0" w:type="auto"/>
-            <w:gridSpan w:val="2"/>
-            <w:shd w:val="clear" w:color="auto" w:fill="FFFFFF"/>
-            <w:tcMar>
-              <w:top w:w="150" w:type="dxa"/>
-              <w:left w:w="240" w:type="dxa"/>
-              <w:bottom w:w="150" w:type="dxa"/>
-              <w:right w:w="240" w:type="dxa"/>
-            </w:tcMar>
-            <w:vAlign w:val="center"/>
-            <w:hideMark/>
+            <w:tcW w:w="2028" w:type="dxa"/>
           </w:tcPr>
           <w:p>
             <w:pPr>
+              <w:jc w:val="both"/>
               <w:rPr>
                 <w:rFonts w:cs="B Nazanin"/>
-                <w:lang w:bidi="fa-IR"/>
+                <w:sz w:val="28"/>
+                <w:szCs w:val="28"/>
+                <w:rtl/>
               </w:rPr>
             </w:pPr>
             <w:r>
               <w:rPr>
-                <w:rFonts w:cs="B Nazanin"/>
-                <w:lang w:bidi="fa-IR"/>
-              </w:rPr>
-              <w:t>0.8295</w:t>
+                <w:rFonts w:cs="B Nazanin" w:hint="cs"/>
+                <w:sz w:val="28"/>
+                <w:szCs w:val="28"/>
+                <w:rtl/>
+              </w:rPr>
+              <w:t>0.8160</w:t>
             </w:r>
           </w:p>
         </w:tc>
         <w:tc>
           <w:tcPr>
-            <w:tcW w:w="0" w:type="auto"/>
-            <w:gridSpan w:val="2"/>
-            <w:shd w:val="clear" w:color="auto" w:fill="FFFFFF"/>
-            <w:tcMar>
-              <w:top w:w="150" w:type="dxa"/>
-              <w:left w:w="240" w:type="dxa"/>
-              <w:bottom w:w="150" w:type="dxa"/>
-              <w:right w:w="240" w:type="dxa"/>
-            </w:tcMar>
-            <w:vAlign w:val="center"/>
-            <w:hideMark/>
+            <w:tcW w:w="2028" w:type="dxa"/>
           </w:tcPr>
           <w:p>
             <w:pPr>
+              <w:jc w:val="both"/>
               <w:rPr>
                 <w:rFonts w:cs="B Nazanin"/>
-                <w:lang w:bidi="fa-IR"/>
+                <w:sz w:val="28"/>
+                <w:szCs w:val="28"/>
               </w:rPr>
             </w:pPr>
             <w:r>
               <w:rPr>
                 <w:rFonts w:cs="B Nazanin"/>
-                <w:lang w:bidi="fa-IR"/>
-              </w:rPr>
-              <w:t>0.8288</w:t>
-            </w:r>
-          </w:p>
-        </w:tc>
-        <w:tc>
-          <w:tcPr>
-            <w:tcW w:w="0" w:type="auto"/>
-            <w:shd w:val="clear" w:color="auto" w:fill="FFFFFF"/>
-            <w:tcMar>
-              <w:top w:w="150" w:type="dxa"/>
-              <w:left w:w="240" w:type="dxa"/>
-              <w:bottom w:w="150" w:type="dxa"/>
-              <w:right w:w="0" w:type="dxa"/>
-            </w:tcMar>
-            <w:vAlign w:val="center"/>
-            <w:hideMark/>
-          </w:tcPr>
-          <w:p>
-            <w:pPr>
-              <w:rPr>
-                <w:rFonts w:cs="B Nazanin"/>
-                <w:lang w:bidi="fa-IR"/>
-              </w:rPr>
-            </w:pPr>
-            <w:r>
-              <w:rPr>
-                <w:rFonts w:cs="B Nazanin"/>
-                <w:lang w:bidi="fa-IR"/>
-              </w:rPr>
-              <w:t xml:space="preserve">~15 </w:t>
-            </w:r>
-            <w:r>
-              <w:rPr>
-                <w:rFonts w:cs="B Nazanin"/>
-                <w:rtl/>
-                <w:lang w:bidi="fa-IR"/>
-              </w:rPr>
-              <w:t>ثانیه</w:t>
+                <w:sz w:val="28"/>
+                <w:szCs w:val="28"/>
+              </w:rPr>
+              <w:t>RBF</w:t>
             </w:r>
           </w:p>
         </w:tc>
@@ -12296,6 +12825,376 @@
     </w:tbl>
     <w:p>
       <w:pPr>
+        <w:jc w:val="both"/>
+        <w:rPr>
+          <w:rFonts w:cs="B Nazanin"/>
+          <w:sz w:val="28"/>
+          <w:szCs w:val="28"/>
+          <w:rtl/>
+        </w:rPr>
+      </w:pPr>
+      <w:r>
+        <w:rPr>
+          <w:rFonts w:cs="B Nazanin" w:hint="cs"/>
+          <w:sz w:val="28"/>
+          <w:szCs w:val="28"/>
+          <w:rtl/>
+        </w:rPr>
+        <w:t>توضیحات:</w:t>
+      </w:r>
+    </w:p>
+    <w:p>
+      <w:pPr>
+        <w:jc w:val="both"/>
+        <w:rPr>
+          <w:rFonts w:cs="B Nazanin"/>
+          <w:sz w:val="28"/>
+          <w:szCs w:val="28"/>
+          <w:rtl/>
+        </w:rPr>
+      </w:pPr>
+      <w:r>
+        <w:rPr>
+          <w:rFonts w:cs="B Nazanin" w:hint="cs"/>
+          <w:sz w:val="28"/>
+          <w:szCs w:val="28"/>
+          <w:rtl/>
+        </w:rPr>
+        <w:t xml:space="preserve">به طور کلی </w:t>
+      </w:r>
+      <w:r>
+        <w:rPr>
+          <w:rFonts w:cs="B Nazanin"/>
+          <w:sz w:val="28"/>
+          <w:szCs w:val="28"/>
+        </w:rPr>
+        <w:t>MLP</w:t>
+      </w:r>
+      <w:r>
+        <w:rPr>
+          <w:rFonts w:cs="B Nazanin" w:hint="cs"/>
+          <w:sz w:val="28"/>
+          <w:szCs w:val="28"/>
+          <w:rtl/>
+        </w:rPr>
+        <w:t xml:space="preserve"> زمان کمتر و </w:t>
+      </w:r>
+      <w:r>
+        <w:rPr>
+          <w:rFonts w:cs="B Nazanin"/>
+          <w:sz w:val="28"/>
+          <w:szCs w:val="28"/>
+          <w:rtl/>
+        </w:rPr>
+        <w:t>دقت و</w:t>
+      </w:r>
+      <w:r>
+        <w:rPr>
+          <w:rFonts w:cs="B Nazanin"/>
+          <w:sz w:val="28"/>
+          <w:szCs w:val="28"/>
+        </w:rPr>
+        <w:t xml:space="preserve"> F1 </w:t>
+      </w:r>
+      <w:r>
+        <w:rPr>
+          <w:rFonts w:cs="B Nazanin"/>
+          <w:sz w:val="28"/>
+          <w:szCs w:val="28"/>
+          <w:rtl/>
+        </w:rPr>
+        <w:t>بالاتر</w:t>
+      </w:r>
+      <w:r>
+        <w:rPr>
+          <w:rFonts w:cs="B Nazanin" w:hint="cs"/>
+          <w:sz w:val="28"/>
+          <w:szCs w:val="28"/>
+          <w:rtl/>
+        </w:rPr>
+        <w:t xml:space="preserve"> و عملکرد بهتر برای این دیتاست دارد.</w:t>
+      </w:r>
+    </w:p>
+    <w:p>
+      <w:pPr>
+        <w:jc w:val="both"/>
+        <w:rPr>
+          <w:rFonts w:cs="B Nazanin"/>
+          <w:sz w:val="28"/>
+          <w:szCs w:val="28"/>
+          <w:rtl/>
+        </w:rPr>
+      </w:pPr>
+      <w:r>
+        <w:rPr>
+          <w:rFonts w:cs="B Nazanin" w:hint="cs"/>
+          <w:sz w:val="28"/>
+          <w:szCs w:val="28"/>
+          <w:rtl/>
+        </w:rPr>
+        <w:t xml:space="preserve">یکی از دلایلی که باعث کمتر شدن زمان آموزش برای </w:t>
+      </w:r>
+      <w:r>
+        <w:rPr>
+          <w:rFonts w:cs="B Nazanin"/>
+          <w:sz w:val="28"/>
+          <w:szCs w:val="28"/>
+        </w:rPr>
+        <w:t>MLP</w:t>
+      </w:r>
+      <w:r>
+        <w:rPr>
+          <w:rFonts w:cs="B Nazanin" w:hint="cs"/>
+          <w:sz w:val="28"/>
+          <w:szCs w:val="28"/>
+          <w:rtl/>
+        </w:rPr>
+        <w:t xml:space="preserve"> میشه این است که تعداد سنترهای </w:t>
+      </w:r>
+      <w:r>
+        <w:rPr>
+          <w:rFonts w:cs="B Nazanin"/>
+          <w:sz w:val="28"/>
+          <w:szCs w:val="28"/>
+        </w:rPr>
+        <w:t>RBF</w:t>
+      </w:r>
+      <w:r>
+        <w:rPr>
+          <w:rFonts w:cs="B Nazanin" w:hint="cs"/>
+          <w:sz w:val="28"/>
+          <w:szCs w:val="28"/>
+          <w:rtl/>
+        </w:rPr>
+        <w:t xml:space="preserve"> زیاد است (300 تا) پس زمان آموزشش خیلی طول میکشد. و همینطور تعداد نرون های </w:t>
+      </w:r>
+      <w:r>
+        <w:rPr>
+          <w:rFonts w:cs="B Nazanin"/>
+          <w:sz w:val="28"/>
+          <w:szCs w:val="28"/>
+        </w:rPr>
+        <w:t>MLP</w:t>
+      </w:r>
+      <w:r>
+        <w:rPr>
+          <w:rFonts w:cs="B Nazanin" w:hint="cs"/>
+          <w:sz w:val="28"/>
+          <w:szCs w:val="28"/>
+          <w:rtl/>
+        </w:rPr>
+        <w:t xml:space="preserve"> انتخاب شده به صورت رو به رو است </w:t>
+      </w:r>
+      <w:r>
+        <w:rPr>
+          <w:rFonts w:cs="B Nazanin"/>
+          <w:sz w:val="28"/>
+          <w:szCs w:val="28"/>
+          <w:rtl/>
+        </w:rPr>
+        <w:t>[13, 64, 32, 3]</w:t>
+      </w:r>
+      <w:r>
+        <w:rPr>
+          <w:rFonts w:cs="B Nazanin" w:hint="cs"/>
+          <w:sz w:val="28"/>
+          <w:szCs w:val="28"/>
+          <w:rtl/>
+        </w:rPr>
+        <w:t xml:space="preserve"> که خیلی زیاد نیست و روند آموزش سریع تر پیش می‌رود.</w:t>
+      </w:r>
+    </w:p>
+    <w:p>
+      <w:pPr>
+        <w:jc w:val="both"/>
+        <w:rPr>
+          <w:rFonts w:cs="B Nazanin"/>
+          <w:sz w:val="28"/>
+          <w:szCs w:val="28"/>
+          <w:rtl/>
+        </w:rPr>
+      </w:pPr>
+      <w:r>
+        <w:rPr>
+          <w:rFonts w:cs="B Nazanin" w:hint="cs"/>
+          <w:sz w:val="28"/>
+          <w:szCs w:val="28"/>
+          <w:rtl/>
+        </w:rPr>
+        <w:t xml:space="preserve">در رابطه با دقت و </w:t>
+      </w:r>
+      <w:r>
+        <w:rPr>
+          <w:rFonts w:cs="B Nazanin"/>
+          <w:sz w:val="28"/>
+          <w:szCs w:val="28"/>
+        </w:rPr>
+        <w:t>F1</w:t>
+      </w:r>
+      <w:r>
+        <w:rPr>
+          <w:rFonts w:cs="B Nazanin" w:hint="cs"/>
+          <w:sz w:val="28"/>
+          <w:szCs w:val="28"/>
+          <w:rtl/>
+        </w:rPr>
+        <w:t xml:space="preserve"> هم </w:t>
+      </w:r>
+      <w:r>
+        <w:rPr>
+          <w:rFonts w:cs="B Nazanin"/>
+          <w:sz w:val="28"/>
+          <w:szCs w:val="28"/>
+        </w:rPr>
+        <w:t>MLP</w:t>
+      </w:r>
+      <w:r>
+        <w:rPr>
+          <w:rFonts w:cs="B Nazanin" w:hint="cs"/>
+          <w:sz w:val="28"/>
+          <w:szCs w:val="28"/>
+          <w:rtl/>
+        </w:rPr>
+        <w:t xml:space="preserve"> ی</w:t>
+      </w:r>
+      <w:r>
+        <w:rPr>
+          <w:rFonts w:cs="B Nazanin"/>
+          <w:sz w:val="28"/>
+          <w:szCs w:val="28"/>
+          <w:rtl/>
+        </w:rPr>
+        <w:t>ک مدل چندلایه و غیرخطی عمیق‌تر است</w:t>
+      </w:r>
+      <w:r>
+        <w:rPr>
+          <w:rFonts w:cs="B Nazanin" w:hint="cs"/>
+          <w:sz w:val="28"/>
+          <w:szCs w:val="28"/>
+          <w:rtl/>
+        </w:rPr>
+        <w:t xml:space="preserve"> و </w:t>
+      </w:r>
+      <w:r>
+        <w:rPr>
+          <w:rFonts w:cs="B Nazanin"/>
+          <w:sz w:val="28"/>
+          <w:szCs w:val="28"/>
+          <w:rtl/>
+        </w:rPr>
+        <w:t>هر لایه می‌تواند نمایش جدیدی از داده بسازد</w:t>
+      </w:r>
+      <w:r>
+        <w:rPr>
+          <w:rFonts w:cs="B Nazanin" w:hint="cs"/>
+          <w:sz w:val="28"/>
+          <w:szCs w:val="28"/>
+          <w:rtl/>
+        </w:rPr>
+        <w:t xml:space="preserve"> اما </w:t>
+      </w:r>
+      <w:r>
+        <w:rPr>
+          <w:rFonts w:cs="B Nazanin"/>
+          <w:sz w:val="28"/>
+          <w:szCs w:val="28"/>
+          <w:rtl/>
+        </w:rPr>
+        <w:t>عملکرد</w:t>
+      </w:r>
+      <w:r>
+        <w:rPr>
+          <w:rFonts w:cs="B Nazanin"/>
+          <w:sz w:val="28"/>
+          <w:szCs w:val="28"/>
+        </w:rPr>
+        <w:t xml:space="preserve"> RBF </w:t>
+      </w:r>
+      <w:r>
+        <w:rPr>
+          <w:rFonts w:cs="B Nazanin"/>
+          <w:sz w:val="28"/>
+          <w:szCs w:val="28"/>
+          <w:rtl/>
+        </w:rPr>
+        <w:t xml:space="preserve">کاملاً به این بستگی دارد که مراکز </w:t>
+      </w:r>
+      <m:oMath>
+        <m:sSub>
+          <m:sSubPr>
+            <m:ctrlPr>
+              <w:rPr>
+                <w:rFonts w:ascii="Cambria Math" w:hAnsi="Cambria Math" w:cs="B Nazanin"/>
+                <w:sz w:val="28"/>
+                <w:szCs w:val="28"/>
+              </w:rPr>
+            </m:ctrlPr>
+          </m:sSubPr>
+          <m:e>
+            <m:r>
+              <w:rPr>
+                <w:rFonts w:ascii="Cambria Math" w:hAnsi="Cambria Math" w:cs="B Nazanin"/>
+                <w:sz w:val="28"/>
+                <w:szCs w:val="28"/>
+              </w:rPr>
+              <m:t>c</m:t>
+            </m:r>
+          </m:e>
+          <m:sub>
+            <m:r>
+              <w:rPr>
+                <w:rFonts w:ascii="Cambria Math" w:hAnsi="Cambria Math" w:cs="B Nazanin"/>
+                <w:sz w:val="28"/>
+                <w:szCs w:val="28"/>
+              </w:rPr>
+              <m:t>i</m:t>
+            </m:r>
+          </m:sub>
+        </m:sSub>
+      </m:oMath>
+      <w:r>
+        <w:rPr>
+          <w:rFonts w:cs="B Nazanin"/>
+          <w:sz w:val="28"/>
+          <w:szCs w:val="28"/>
+          <w:rtl/>
+        </w:rPr>
+        <w:t>کجا قرار بگیرند</w:t>
+      </w:r>
+      <w:r>
+        <w:rPr>
+          <w:rFonts w:cs="B Nazanin" w:hint="cs"/>
+          <w:sz w:val="28"/>
+          <w:szCs w:val="28"/>
+          <w:rtl/>
+        </w:rPr>
+        <w:t>.</w:t>
+      </w:r>
+    </w:p>
+    <w:p>
+      <w:pPr>
+        <w:jc w:val="both"/>
+        <w:rPr>
+          <w:rFonts w:cs="B Nazanin"/>
+          <w:sz w:val="28"/>
+          <w:szCs w:val="28"/>
+          <w:rtl/>
+        </w:rPr>
+      </w:pPr>
+    </w:p>
+    <w:p>
+      <w:pPr>
+        <w:jc w:val="both"/>
+        <w:rPr>
+          <w:rFonts w:cs="B Nazanin"/>
+          <w:sz w:val="28"/>
+          <w:szCs w:val="28"/>
+        </w:rPr>
+      </w:pPr>
+    </w:p>
+    <w:p>
+      <w:pPr>
+        <w:jc w:val="both"/>
         <w:rPr>
           <w:rFonts w:cs="B Nazanin"/>
           <w:sz w:val="32"/>
@@ -12307,6 +13206,7 @@
     </w:p>
     <w:p>
       <w:pPr>
+        <w:jc w:val="both"/>
         <w:rPr>
           <w:rFonts w:cs="B Nazanin"/>
           <w:b/>
@@ -12317,33 +13217,27 @@
           <w:lang w:bidi="fa-IR"/>
         </w:rPr>
       </w:pPr>
+      <w:bookmarkStart w:id="13" w:name="_Toc232373650"/>
       <w:r>
         <w:rPr>
           <w:rStyle w:val="Heading1Char"/>
           <w:rtl/>
           <w:lang w:bidi="fa-IR"/>
         </w:rPr>
-        <w:t xml:space="preserve">4. </w:t>
-      </w:r>
-      <w:bookmarkStart w:id="10" w:name="_Toc232025657"/>
-      <w:r>
-        <w:rPr>
-          <w:rStyle w:val="Heading1Char"/>
-          <w:rtl/>
-          <w:lang w:bidi="fa-IR"/>
-        </w:rPr>
-        <w:t>سوالات</w:t>
-      </w:r>
-      <w:bookmarkEnd w:id="10"/>
-    </w:p>
-    <w:p>
-      <w:pPr>
-        <w:rPr>
-          <w:rFonts w:cs="B Nazanin"/>
+        <w:t>4. سوالات</w:t>
+      </w:r>
+      <w:bookmarkEnd w:id="13"/>
+    </w:p>
+    <w:p>
+      <w:pPr>
+        <w:jc w:val="both"/>
+        <w:rPr>
+          <w:rFonts w:cs="B Nazanin" w:hint="cs"/>
           <w:b/>
           <w:bCs/>
           <w:sz w:val="28"/>
           <w:szCs w:val="28"/>
+          <w:rtl/>
           <w:lang w:bidi="fa-IR"/>
         </w:rPr>
       </w:pPr>
@@ -12357,6 +13251,7 @@
           <w:rtl/>
           <w:lang w:bidi="fa-IR"/>
         </w:rPr>
+        <w:lastRenderedPageBreak/>
         <w:t>1-</w:t>
       </w:r>
       <w:r>
@@ -12394,15 +13289,81 @@
         </w:rPr>
         <w:t>بیشتری دارد؟</w:t>
       </w:r>
-    </w:p>
-    <w:p>
-      <w:pPr>
-        <w:rPr>
-          <w:rFonts w:cs="B Nazanin"/>
+      <w:r>
+        <w:rPr>
+          <w:rFonts w:cs="B Nazanin" w:hint="cs"/>
           <w:b/>
           <w:bCs/>
           <w:sz w:val="28"/>
           <w:szCs w:val="28"/>
+          <w:rtl/>
+          <w:lang w:bidi="fa-IR"/>
+        </w:rPr>
+        <w:t xml:space="preserve"> </w:t>
+      </w:r>
+      <w:r>
+        <w:rPr>
+          <w:rFonts w:cs="B Nazanin"/>
+          <w:sz w:val="28"/>
+          <w:szCs w:val="28"/>
+          <w:rtl/>
+        </w:rPr>
+        <w:t xml:space="preserve">مدل </w:t>
+      </w:r>
+      <w:r>
+        <w:rPr>
+          <w:rFonts w:cs="B Nazanin"/>
+          <w:sz w:val="28"/>
+          <w:szCs w:val="28"/>
+          <w:lang w:bidi="fa-IR"/>
+        </w:rPr>
+        <w:t xml:space="preserve">MLP </w:t>
+      </w:r>
+      <w:r>
+        <w:rPr>
+          <w:rFonts w:cs="B Nazanin"/>
+          <w:sz w:val="28"/>
+          <w:szCs w:val="28"/>
+          <w:rtl/>
+        </w:rPr>
+        <w:t>عملکرد بهتری داشته اس</w:t>
+      </w:r>
+      <w:r>
+        <w:rPr>
+          <w:rFonts w:cs="B Nazanin" w:hint="cs"/>
+          <w:sz w:val="28"/>
+          <w:szCs w:val="28"/>
+          <w:rtl/>
+        </w:rPr>
+        <w:t xml:space="preserve">ت به دلیل اینکه </w:t>
+      </w:r>
+      <w:r>
+        <w:rPr>
+          <w:rFonts w:cs="B Nazanin"/>
+          <w:sz w:val="28"/>
+          <w:szCs w:val="28"/>
+        </w:rPr>
+        <w:t>MLP</w:t>
+      </w:r>
+      <w:r>
+        <w:rPr>
+          <w:rFonts w:cs="B Nazanin" w:hint="cs"/>
+          <w:sz w:val="28"/>
+          <w:szCs w:val="28"/>
+          <w:rtl/>
+          <w:lang w:bidi="fa-IR"/>
+        </w:rPr>
+        <w:t xml:space="preserve"> قدرت مدل سازی بالاتری دارد و به دلیل چند لایه بودن میتواند مدل های پیچیده تری را یاد بگیرد.</w:t>
+      </w:r>
+    </w:p>
+    <w:p>
+      <w:pPr>
+        <w:jc w:val="both"/>
+        <w:rPr>
+          <w:rFonts w:cs="B Nazanin" w:hint="cs"/>
+          <w:sz w:val="28"/>
+          <w:szCs w:val="28"/>
+          <w:rtl/>
           <w:lang w:bidi="fa-IR"/>
         </w:rPr>
       </w:pPr>
@@ -12464,15 +13425,130 @@
         </w:rPr>
         <w:t>بیشتری دارد؟</w:t>
       </w:r>
-    </w:p>
-    <w:p>
-      <w:pPr>
-        <w:rPr>
-          <w:rFonts w:cs="B Nazanin"/>
+      <w:r>
+        <w:rPr>
+          <w:rFonts w:cs="B Nazanin" w:hint="cs"/>
           <w:b/>
           <w:bCs/>
           <w:sz w:val="28"/>
           <w:szCs w:val="28"/>
+          <w:rtl/>
+          <w:lang w:bidi="fa-IR"/>
+        </w:rPr>
+        <w:t xml:space="preserve"> </w:t>
+      </w:r>
+      <w:r>
+        <w:rPr>
+          <w:rFonts w:cs="B Nazanin" w:hint="cs"/>
+          <w:sz w:val="28"/>
+          <w:szCs w:val="28"/>
+          <w:rtl/>
+          <w:lang w:bidi="fa-IR"/>
+        </w:rPr>
+        <w:t xml:space="preserve">باز هم </w:t>
+      </w:r>
+      <w:r>
+        <w:rPr>
+          <w:rFonts w:cs="B Nazanin"/>
+          <w:sz w:val="28"/>
+          <w:szCs w:val="28"/>
+          <w:lang w:bidi="fa-IR"/>
+        </w:rPr>
+        <w:t>MLP</w:t>
+      </w:r>
+      <w:r>
+        <w:rPr>
+          <w:rFonts w:cs="B Nazanin" w:hint="cs"/>
+          <w:sz w:val="28"/>
+          <w:szCs w:val="28"/>
+          <w:rtl/>
+          <w:lang w:bidi="fa-IR"/>
+        </w:rPr>
+        <w:t xml:space="preserve"> عملکرد بهتری داشت </w:t>
+      </w:r>
+      <w:r>
+        <w:rPr>
+          <w:rFonts w:cs="B Nazanin"/>
+          <w:sz w:val="28"/>
+          <w:szCs w:val="28"/>
+          <w:lang w:bidi="fa-IR"/>
+        </w:rPr>
+        <w:t>Macro</w:t>
+      </w:r>
+      <w:r>
+        <w:rPr>
+          <w:rFonts w:cs="B Nazanin"/>
+          <w:sz w:val="28"/>
+          <w:szCs w:val="28"/>
+          <w:lang w:bidi="fa-IR"/>
+        </w:rPr>
+        <w:noBreakHyphen/>
+        <w:t xml:space="preserve">F1 </w:t>
+      </w:r>
+      <w:r>
+        <w:rPr>
+          <w:rFonts w:cs="B Nazanin"/>
+          <w:sz w:val="28"/>
+          <w:szCs w:val="28"/>
+          <w:rtl/>
+        </w:rPr>
+        <w:t>میانگین ساده عملکرد مدل روی تمام کلاس‌ها است و به تعداد نمونه‌های هر کلاس وابسته نیست، این نتیجه نشان می‌دهد که</w:t>
+      </w:r>
+      <w:r>
+        <w:rPr>
+          <w:rFonts w:cs="B Nazanin"/>
+          <w:sz w:val="28"/>
+          <w:szCs w:val="28"/>
+          <w:lang w:bidi="fa-IR"/>
+        </w:rPr>
+        <w:t xml:space="preserve"> MLP </w:t>
+      </w:r>
+      <w:r>
+        <w:rPr>
+          <w:rFonts w:cs="B Nazanin"/>
+          <w:sz w:val="28"/>
+          <w:szCs w:val="28"/>
+          <w:rtl/>
+        </w:rPr>
+        <w:t>به طور کلی در تفکیک کلاس‌های مختلف عملکرد متعادل‌تری نسبت به</w:t>
+      </w:r>
+      <w:r>
+        <w:rPr>
+          <w:rFonts w:cs="B Nazanin"/>
+          <w:sz w:val="28"/>
+          <w:szCs w:val="28"/>
+          <w:lang w:bidi="fa-IR"/>
+        </w:rPr>
+        <w:t xml:space="preserve"> RBF </w:t>
+      </w:r>
+      <w:r>
+        <w:rPr>
+          <w:rFonts w:cs="B Nazanin"/>
+          <w:sz w:val="28"/>
+          <w:szCs w:val="28"/>
+          <w:rtl/>
+        </w:rPr>
+        <w:t>داشته است</w:t>
+      </w:r>
+      <w:r>
+        <w:rPr>
+          <w:rFonts w:cs="B Nazanin" w:hint="cs"/>
+          <w:sz w:val="28"/>
+          <w:szCs w:val="28"/>
+          <w:rtl/>
+          <w:lang w:bidi="fa-IR"/>
+        </w:rPr>
+        <w:t>.</w:t>
+      </w:r>
+    </w:p>
+    <w:p>
+      <w:pPr>
+        <w:jc w:val="both"/>
+        <w:rPr>
+          <w:rFonts w:cs="B Nazanin" w:hint="cs"/>
+          <w:sz w:val="28"/>
+          <w:szCs w:val="28"/>
+          <w:rtl/>
           <w:lang w:bidi="fa-IR"/>
         </w:rPr>
       </w:pPr>
@@ -12523,29 +13599,154 @@
         </w:rPr>
         <w:t>بهتر عمل کرده است؟</w:t>
       </w:r>
-    </w:p>
-    <w:p>
-      <w:pPr>
-        <w:rPr>
-          <w:rFonts w:cs="B Nazanin"/>
+      <w:r>
+        <w:rPr>
+          <w:rFonts w:cs="B Nazanin" w:hint="cs"/>
+          <w:sz w:val="28"/>
+          <w:szCs w:val="28"/>
+          <w:rtl/>
+          <w:lang w:bidi="fa-IR"/>
+        </w:rPr>
+        <w:t xml:space="preserve"> با توجه به </w:t>
+      </w:r>
+      <w:r>
+        <w:rPr>
+          <w:rFonts w:cs="B Nazanin"/>
+          <w:sz w:val="28"/>
+          <w:szCs w:val="28"/>
+          <w:lang w:bidi="fa-IR"/>
+        </w:rPr>
+        <w:t>confusion matrix</w:t>
+      </w:r>
+      <w:r>
+        <w:rPr>
+          <w:rFonts w:cs="B Nazanin" w:hint="cs"/>
+          <w:sz w:val="28"/>
+          <w:szCs w:val="28"/>
+          <w:rtl/>
+          <w:lang w:bidi="fa-IR"/>
+        </w:rPr>
+        <w:t xml:space="preserve"> مدل </w:t>
+      </w:r>
+      <w:r>
+        <w:rPr>
+          <w:rFonts w:cs="B Nazanin"/>
+          <w:sz w:val="28"/>
+          <w:szCs w:val="28"/>
+          <w:lang w:bidi="fa-IR"/>
+        </w:rPr>
+        <w:t>RBF</w:t>
+      </w:r>
+      <w:r>
+        <w:rPr>
+          <w:rFonts w:cs="B Nazanin" w:hint="cs"/>
+          <w:sz w:val="28"/>
+          <w:szCs w:val="28"/>
+          <w:rtl/>
+          <w:lang w:bidi="fa-IR"/>
+        </w:rPr>
+        <w:t xml:space="preserve"> عملکرد بهتری برای تشخیص کلاس </w:t>
+      </w:r>
+      <w:r>
+        <w:rPr>
+          <w:rFonts w:cs="B Nazanin"/>
+          <w:sz w:val="28"/>
+          <w:szCs w:val="28"/>
+          <w:lang w:bidi="fa-IR"/>
+        </w:rPr>
+        <w:t>poor</w:t>
+      </w:r>
+      <w:r>
+        <w:rPr>
+          <w:rFonts w:cs="B Nazanin" w:hint="cs"/>
+          <w:sz w:val="28"/>
+          <w:szCs w:val="28"/>
+          <w:rtl/>
+          <w:lang w:bidi="fa-IR"/>
+        </w:rPr>
+        <w:t xml:space="preserve"> داشته است زیرا از 112 نمونه این کلاس 100 مورد پیدا  شده در حالی که مدل </w:t>
+      </w:r>
+      <w:r>
+        <w:rPr>
+          <w:rFonts w:cs="B Nazanin"/>
+          <w:sz w:val="28"/>
+          <w:szCs w:val="28"/>
+          <w:lang w:bidi="fa-IR"/>
+        </w:rPr>
+        <w:t>MLP</w:t>
+      </w:r>
+      <w:r>
+        <w:rPr>
+          <w:rFonts w:cs="B Nazanin" w:hint="cs"/>
+          <w:sz w:val="28"/>
+          <w:szCs w:val="28"/>
+          <w:rtl/>
+          <w:lang w:bidi="fa-IR"/>
+        </w:rPr>
+        <w:t xml:space="preserve"> توانسته است 93 مورد را تشخیص بدهد.</w:t>
+      </w:r>
+      <w:r>
+        <w:rPr>
+          <w:rFonts w:cs="B Nazanin" w:hint="cs"/>
+          <w:sz w:val="28"/>
+          <w:szCs w:val="28"/>
+          <w:rtl/>
+          <w:lang w:bidi="fa-IR"/>
+        </w:rPr>
+        <w:t xml:space="preserve"> یعنی </w:t>
+      </w:r>
+      <w:r>
+        <w:rPr>
+          <w:rFonts w:cs="B Nazanin"/>
+          <w:sz w:val="28"/>
+          <w:szCs w:val="28"/>
+          <w:lang w:bidi="fa-IR"/>
+        </w:rPr>
+        <w:t>RBF</w:t>
+      </w:r>
+      <w:r>
+        <w:rPr>
+          <w:rFonts w:cs="B Nazanin" w:hint="cs"/>
+          <w:sz w:val="28"/>
+          <w:szCs w:val="28"/>
+          <w:rtl/>
+          <w:lang w:bidi="fa-IR"/>
+        </w:rPr>
+        <w:t xml:space="preserve"> حدا 5% ریکال بیشتری برای این کلاس داشته است.</w:t>
+      </w:r>
+    </w:p>
+    <w:p>
+      <w:pPr>
+        <w:jc w:val="both"/>
+        <w:rPr>
+          <w:rFonts w:cs="B Nazanin"/>
+          <w:sz w:val="28"/>
+          <w:szCs w:val="28"/>
+          <w:lang w:bidi="fa-IR"/>
+        </w:rPr>
+      </w:pPr>
+      <w:r>
+        <w:rPr>
+          <w:rFonts w:cs="B Nazanin" w:hint="cs"/>
           <w:b/>
           <w:bCs/>
           <w:sz w:val="28"/>
           <w:szCs w:val="28"/>
-          <w:lang w:bidi="fa-IR"/>
-        </w:rPr>
-      </w:pPr>
-      <w:r>
-        <w:rPr>
-          <w:rFonts w:cs="B Nazanin" w:hint="cs"/>
+          <w:rtl/>
+          <w:lang w:bidi="fa-IR"/>
+        </w:rPr>
+        <w:t>4-</w:t>
+      </w:r>
+      <w:r>
+        <w:rPr>
+          <w:rFonts w:cs="B Nazanin"/>
           <w:b/>
           <w:bCs/>
           <w:sz w:val="28"/>
           <w:szCs w:val="28"/>
-          <w:rtl/>
-          <w:lang w:bidi="fa-IR"/>
-        </w:rPr>
-        <w:t>4-</w:t>
+          <w:lang w:bidi="fa-IR"/>
+        </w:rPr>
+        <w:t xml:space="preserve"> </w:t>
       </w:r>
       <w:r>
         <w:rPr>
@@ -12554,9 +13755,10 @@
           <w:bCs/>
           <w:sz w:val="28"/>
           <w:szCs w:val="28"/>
-          <w:lang w:bidi="fa-IR"/>
-        </w:rPr>
-        <w:t xml:space="preserve"> </w:t>
+          <w:rtl/>
+          <w:lang w:bidi="fa-IR"/>
+        </w:rPr>
+        <w:t>آیا یکی از مدل‌ها دچار</w:t>
       </w:r>
       <w:r>
         <w:rPr>
@@ -12565,10 +13767,9 @@
           <w:bCs/>
           <w:sz w:val="28"/>
           <w:szCs w:val="28"/>
-          <w:rtl/>
-          <w:lang w:bidi="fa-IR"/>
-        </w:rPr>
-        <w:t>آیا یکی از مدل‌ها دچار</w:t>
+          <w:lang w:bidi="fa-IR"/>
+        </w:rPr>
+        <w:t xml:space="preserve"> overfitting </w:t>
       </w:r>
       <w:r>
         <w:rPr>
@@ -12577,13 +13778,14 @@
           <w:bCs/>
           <w:sz w:val="28"/>
           <w:szCs w:val="28"/>
-          <w:lang w:bidi="fa-IR"/>
-        </w:rPr>
-        <w:t xml:space="preserve"> overfitting </w:t>
-      </w:r>
-      <w:r>
-        <w:rPr>
-          <w:rFonts w:cs="B Nazanin"/>
+          <w:rtl/>
+          <w:lang w:bidi="fa-IR"/>
+        </w:rPr>
+        <w:t>شده است؟</w:t>
+      </w:r>
+      <w:r>
+        <w:rPr>
+          <w:rFonts w:cs="B Nazanin" w:hint="cs"/>
           <w:b/>
           <w:bCs/>
           <w:sz w:val="28"/>
@@ -12591,23 +13793,312 @@
           <w:rtl/>
           <w:lang w:bidi="fa-IR"/>
         </w:rPr>
-        <w:t>شده است؟</w:t>
-      </w:r>
-    </w:p>
-    <w:p>
-      <w:pPr>
-        <w:rPr>
-          <w:rFonts w:cs="B Nazanin"/>
+        <w:t xml:space="preserve"> </w:t>
+      </w:r>
+      <w:r>
+        <w:rPr>
+          <w:rFonts w:cs="B Nazanin"/>
+          <w:sz w:val="28"/>
+          <w:szCs w:val="28"/>
+          <w:rtl/>
+          <w:lang w:bidi="fa-IR"/>
+        </w:rPr>
+        <w:t xml:space="preserve">در مورد مدل </w:t>
+      </w:r>
+      <w:r>
+        <w:rPr>
+          <w:rFonts w:cs="B Nazanin"/>
+          <w:sz w:val="28"/>
+          <w:szCs w:val="28"/>
+          <w:lang w:bidi="fa-IR"/>
+        </w:rPr>
+        <w:t>MLP</w:t>
+      </w:r>
+      <w:r>
+        <w:rPr>
+          <w:rFonts w:cs="B Nazanin"/>
+          <w:sz w:val="28"/>
+          <w:szCs w:val="28"/>
+          <w:rtl/>
+          <w:lang w:bidi="fa-IR"/>
+        </w:rPr>
+        <w:t xml:space="preserve">، در برخی آزمایش‌ها کاهش مداوم مقدار </w:t>
+      </w:r>
+      <w:r>
+        <w:rPr>
+          <w:rFonts w:cs="B Nazanin"/>
+          <w:sz w:val="28"/>
+          <w:szCs w:val="28"/>
+          <w:lang w:bidi="fa-IR"/>
+        </w:rPr>
+        <w:t>loss</w:t>
+      </w:r>
+      <w:r>
+        <w:rPr>
+          <w:rFonts w:cs="B Nazanin"/>
+          <w:sz w:val="28"/>
+          <w:szCs w:val="28"/>
+          <w:rtl/>
+          <w:lang w:bidi="fa-IR"/>
+        </w:rPr>
+        <w:t xml:space="preserve"> در داده‌های آموزش همراه با افزایش </w:t>
+      </w:r>
+      <w:r>
+        <w:rPr>
+          <w:rFonts w:cs="B Nazanin"/>
+          <w:sz w:val="28"/>
+          <w:szCs w:val="28"/>
+          <w:lang w:bidi="fa-IR"/>
+        </w:rPr>
+        <w:t>loss</w:t>
+      </w:r>
+      <w:r>
+        <w:rPr>
+          <w:rFonts w:cs="B Nazanin"/>
+          <w:sz w:val="28"/>
+          <w:szCs w:val="28"/>
+          <w:rtl/>
+          <w:lang w:bidi="fa-IR"/>
+        </w:rPr>
+        <w:t xml:space="preserve"> در داده‌های اعتبارسنجی مشاهده شده است. به عنوان مثال در آزمایش پنجم، مقدار </w:t>
+      </w:r>
+      <w:r>
+        <w:rPr>
+          <w:rFonts w:cs="B Nazanin"/>
+          <w:sz w:val="28"/>
+          <w:szCs w:val="28"/>
+          <w:lang w:bidi="fa-IR"/>
+        </w:rPr>
+        <w:t>loss</w:t>
+      </w:r>
+      <w:r>
+        <w:rPr>
+          <w:rFonts w:cs="B Nazanin"/>
+          <w:sz w:val="28"/>
+          <w:szCs w:val="28"/>
+          <w:rtl/>
+          <w:lang w:bidi="fa-IR"/>
+        </w:rPr>
+        <w:t xml:space="preserve"> آموزش به تدریج تا حدود 0.0053 کاهش یافته، در حالی که </w:t>
+      </w:r>
+      <w:r>
+        <w:rPr>
+          <w:rFonts w:cs="B Nazanin"/>
+          <w:sz w:val="28"/>
+          <w:szCs w:val="28"/>
+          <w:lang w:bidi="fa-IR"/>
+        </w:rPr>
+        <w:t>validation loss</w:t>
+      </w:r>
+      <w:r>
+        <w:rPr>
+          <w:rFonts w:cs="B Nazanin"/>
+          <w:sz w:val="28"/>
+          <w:szCs w:val="28"/>
+          <w:rtl/>
+          <w:lang w:bidi="fa-IR"/>
+        </w:rPr>
+        <w:t xml:space="preserve"> به تدریج افزایش پیدا کرده است. این الگو نشان‌دهنده تمایل مدل به یادگیری بیش از حد داده‌های آموزش و در نتیجه بروز بیش‌برازش است. با این حال در بهترین مدل انتخاب شده، استفاده از </w:t>
+      </w:r>
+      <w:r>
+        <w:rPr>
+          <w:rFonts w:cs="B Nazanin"/>
+          <w:sz w:val="28"/>
+          <w:szCs w:val="28"/>
+          <w:lang w:bidi="fa-IR"/>
+        </w:rPr>
+        <w:t>early stopping</w:t>
+      </w:r>
+      <w:r>
+        <w:rPr>
+          <w:rFonts w:cs="B Nazanin"/>
+          <w:sz w:val="28"/>
+          <w:szCs w:val="28"/>
+          <w:rtl/>
+          <w:lang w:bidi="fa-IR"/>
+        </w:rPr>
+        <w:t xml:space="preserve"> باعث شده است که فرآیند آموزش قبل از افزایش بیش از حد خطای اعتبارسنجی متوقف شود و اثر </w:t>
+      </w:r>
+      <w:r>
+        <w:rPr>
+          <w:rFonts w:cs="B Nazanin"/>
+          <w:sz w:val="28"/>
+          <w:szCs w:val="28"/>
+          <w:lang w:bidi="fa-IR"/>
+        </w:rPr>
+        <w:t>overfitting</w:t>
+      </w:r>
+      <w:r>
+        <w:rPr>
+          <w:rFonts w:cs="B Nazanin"/>
+          <w:sz w:val="28"/>
+          <w:szCs w:val="28"/>
+          <w:rtl/>
+          <w:lang w:bidi="fa-IR"/>
+        </w:rPr>
+        <w:t xml:space="preserve"> تا حدی کنترل گردد.</w:t>
+      </w:r>
+    </w:p>
+    <w:p>
+      <w:pPr>
+        <w:jc w:val="both"/>
+        <w:rPr>
+          <w:rFonts w:cs="B Nazanin"/>
+          <w:sz w:val="28"/>
+          <w:szCs w:val="28"/>
+          <w:lang w:bidi="fa-IR"/>
+        </w:rPr>
+      </w:pPr>
+      <w:r>
+        <w:rPr>
+          <w:rFonts w:cs="B Nazanin"/>
+          <w:sz w:val="28"/>
+          <w:szCs w:val="28"/>
+          <w:rtl/>
+          <w:lang w:bidi="fa-IR"/>
+        </w:rPr>
+        <w:t xml:space="preserve">در مورد مدل </w:t>
+      </w:r>
+      <w:r>
+        <w:rPr>
+          <w:rFonts w:cs="B Nazanin"/>
+          <w:sz w:val="28"/>
+          <w:szCs w:val="28"/>
+          <w:lang w:bidi="fa-IR"/>
+        </w:rPr>
+        <w:t>RBF</w:t>
+      </w:r>
+      <w:r>
+        <w:rPr>
+          <w:rFonts w:cs="B Nazanin"/>
+          <w:sz w:val="28"/>
+          <w:szCs w:val="28"/>
+          <w:rtl/>
+          <w:lang w:bidi="fa-IR"/>
+        </w:rPr>
+        <w:t xml:space="preserve">، بر اساس اطلاعات موجود در خروجی‌ها، آموزش مدل در </w:t>
+      </w:r>
+      <w:r>
+        <w:rPr>
+          <w:rFonts w:cs="B Nazanin"/>
+          <w:sz w:val="28"/>
+          <w:szCs w:val="28"/>
+          <w:lang w:bidi="fa-IR"/>
+        </w:rPr>
+        <w:t>epoch 29</w:t>
+      </w:r>
+      <w:r>
+        <w:rPr>
+          <w:rFonts w:cs="B Nazanin"/>
+          <w:sz w:val="28"/>
+          <w:szCs w:val="28"/>
+          <w:rtl/>
+          <w:lang w:bidi="fa-IR"/>
+        </w:rPr>
+        <w:t xml:space="preserve"> به کمک </w:t>
+      </w:r>
+      <w:r>
+        <w:rPr>
+          <w:rFonts w:cs="B Nazanin"/>
+          <w:sz w:val="28"/>
+          <w:szCs w:val="28"/>
+          <w:lang w:bidi="fa-IR"/>
+        </w:rPr>
+        <w:t>early stopping</w:t>
+      </w:r>
+      <w:r>
+        <w:rPr>
+          <w:rFonts w:cs="B Nazanin"/>
+          <w:sz w:val="28"/>
+          <w:szCs w:val="28"/>
+          <w:rtl/>
+          <w:lang w:bidi="fa-IR"/>
+        </w:rPr>
+        <w:t xml:space="preserve"> متوقف شده است و مقدار </w:t>
+      </w:r>
+      <w:r>
+        <w:rPr>
+          <w:rFonts w:cs="B Nazanin"/>
+          <w:sz w:val="28"/>
+          <w:szCs w:val="28"/>
+          <w:lang w:bidi="fa-IR"/>
+        </w:rPr>
+        <w:t>Validation F1</w:t>
+      </w:r>
+      <w:r>
+        <w:rPr>
+          <w:rFonts w:cs="B Nazanin"/>
+          <w:sz w:val="28"/>
+          <w:szCs w:val="28"/>
+          <w:rtl/>
+          <w:lang w:bidi="fa-IR"/>
+        </w:rPr>
+        <w:t xml:space="preserve"> برابر 0.8768 گزارش شده است. با توجه به اینکه فرآیند آموزش نسبتاً زود متوقف شده و روند کامل تغییرات خطا در طول تمام </w:t>
+      </w:r>
+      <w:r>
+        <w:rPr>
+          <w:rFonts w:cs="B Nazanin"/>
+          <w:sz w:val="28"/>
+          <w:szCs w:val="28"/>
+          <w:lang w:bidi="fa-IR"/>
+        </w:rPr>
+        <w:t>epoch</w:t>
+      </w:r>
+      <w:r>
+        <w:rPr>
+          <w:rFonts w:cs="B Nazanin"/>
+          <w:sz w:val="28"/>
+          <w:szCs w:val="28"/>
+          <w:rtl/>
+          <w:lang w:bidi="fa-IR"/>
+        </w:rPr>
+        <w:t xml:space="preserve">ها ارائه نشده است، نمی‌توان با قطعیت از روی اطلاعات موجود نتیجه گرفت که مدل </w:t>
+      </w:r>
+      <w:r>
+        <w:rPr>
+          <w:rFonts w:cs="B Nazanin"/>
+          <w:sz w:val="28"/>
+          <w:szCs w:val="28"/>
+          <w:lang w:bidi="fa-IR"/>
+        </w:rPr>
+        <w:t>RBF</w:t>
+      </w:r>
+      <w:r>
+        <w:rPr>
+          <w:rFonts w:cs="B Nazanin"/>
+          <w:sz w:val="28"/>
+          <w:szCs w:val="28"/>
+          <w:rtl/>
+          <w:lang w:bidi="fa-IR"/>
+        </w:rPr>
+        <w:t xml:space="preserve"> دچار بیش‌برازش شده است یا خیر</w:t>
+      </w:r>
+    </w:p>
+    <w:p>
+      <w:pPr>
+        <w:jc w:val="both"/>
+        <w:rPr>
+          <w:rFonts w:cs="B Nazanin"/>
+          <w:sz w:val="28"/>
+          <w:szCs w:val="28"/>
+          <w:lang w:bidi="fa-IR"/>
+        </w:rPr>
+      </w:pPr>
+      <w:r>
+        <w:rPr>
+          <w:rFonts w:cs="B Nazanin" w:hint="cs"/>
           <w:b/>
           <w:bCs/>
           <w:sz w:val="28"/>
           <w:szCs w:val="28"/>
-          <w:lang w:bidi="fa-IR"/>
-        </w:rPr>
-      </w:pPr>
-      <w:r>
-        <w:rPr>
-          <w:rFonts w:cs="B Nazanin" w:hint="cs"/>
+          <w:rtl/>
+          <w:lang w:bidi="fa-IR"/>
+        </w:rPr>
+        <w:t>5-</w:t>
+      </w:r>
+      <w:r>
+        <w:rPr>
+          <w:rFonts w:cs="B Nazanin"/>
           <w:b/>
           <w:bCs/>
           <w:sz w:val="28"/>
@@ -12615,7 +14106,7 @@
           <w:rtl/>
           <w:lang w:bidi="fa-IR"/>
         </w:rPr>
-        <w:t>5-</w:t>
+        <w:t>ساختار انتخاب شده برای</w:t>
       </w:r>
       <w:r>
         <w:rPr>
@@ -12624,10 +14115,9 @@
           <w:bCs/>
           <w:sz w:val="28"/>
           <w:szCs w:val="28"/>
-          <w:rtl/>
-          <w:lang w:bidi="fa-IR"/>
-        </w:rPr>
-        <w:t>ساختار انتخاب شده برای</w:t>
+          <w:lang w:bidi="fa-IR"/>
+        </w:rPr>
+        <w:t xml:space="preserve"> MLP </w:t>
       </w:r>
       <w:r>
         <w:rPr>
@@ -12636,13 +14126,156 @@
           <w:bCs/>
           <w:sz w:val="28"/>
           <w:szCs w:val="28"/>
-          <w:lang w:bidi="fa-IR"/>
-        </w:rPr>
-        <w:t xml:space="preserve"> MLP </w:t>
-      </w:r>
-      <w:r>
-        <w:rPr>
-          <w:rFonts w:cs="B Nazanin"/>
+          <w:rtl/>
+          <w:lang w:bidi="fa-IR"/>
+        </w:rPr>
+        <w:t>چگونه به دست آمده است؟</w:t>
+      </w:r>
+      <w:r>
+        <w:rPr>
+          <w:rFonts w:cs="B Nazanin" w:hint="cs"/>
+          <w:sz w:val="28"/>
+          <w:szCs w:val="28"/>
+          <w:rtl/>
+          <w:lang w:bidi="fa-IR"/>
+        </w:rPr>
+        <w:t xml:space="preserve"> </w:t>
+      </w:r>
+      <w:r>
+        <w:rPr>
+          <w:rFonts w:cs="B Nazanin"/>
+          <w:sz w:val="28"/>
+          <w:szCs w:val="28"/>
+          <w:rtl/>
+        </w:rPr>
+        <w:t xml:space="preserve">ساختار انتخاب‌شده برای </w:t>
+      </w:r>
+      <w:r>
+        <w:rPr>
+          <w:rFonts w:cs="B Nazanin"/>
+          <w:sz w:val="28"/>
+          <w:szCs w:val="28"/>
+          <w:lang w:bidi="fa-IR"/>
+        </w:rPr>
+        <w:t xml:space="preserve">MLP </w:t>
+      </w:r>
+      <w:r>
+        <w:rPr>
+          <w:rFonts w:cs="B Nazanin"/>
+          <w:sz w:val="28"/>
+          <w:szCs w:val="28"/>
+          <w:rtl/>
+        </w:rPr>
+        <w:t xml:space="preserve">یعنی معماری </w:t>
+      </w:r>
+      <w:r>
+        <w:rPr>
+          <w:rFonts w:cs="B Nazanin"/>
+          <w:sz w:val="28"/>
+          <w:szCs w:val="28"/>
+          <w:lang w:bidi="fa-IR"/>
+        </w:rPr>
+        <w:t xml:space="preserve">[13, 64, 32, 3] </w:t>
+      </w:r>
+      <w:r>
+        <w:rPr>
+          <w:rFonts w:cs="B Nazanin"/>
+          <w:sz w:val="28"/>
+          <w:szCs w:val="28"/>
+          <w:rtl/>
+        </w:rPr>
+        <w:t xml:space="preserve">از طریق انجام چندین آزمایش با تنظیمات مختلف به </w:t>
+      </w:r>
+      <w:r>
+        <w:rPr>
+          <w:rFonts w:cs="B Nazanin"/>
+          <w:sz w:val="28"/>
+          <w:szCs w:val="28"/>
+          <w:rtl/>
+        </w:rPr>
+        <w:lastRenderedPageBreak/>
+        <w:t>دست آمده است. در این آزمایش‌ها ساختارهای متفاوتی از شبکه، توابع فعال‌سازی، نرخ یادگیری، مقدار</w:t>
+      </w:r>
+      <w:r>
+        <w:rPr>
+          <w:rFonts w:cs="B Nazanin"/>
+          <w:sz w:val="28"/>
+          <w:szCs w:val="28"/>
+          <w:lang w:bidi="fa-IR"/>
+        </w:rPr>
+        <w:t xml:space="preserve"> regularization </w:t>
+      </w:r>
+      <w:r>
+        <w:rPr>
+          <w:rFonts w:cs="B Nazanin"/>
+          <w:sz w:val="28"/>
+          <w:szCs w:val="28"/>
+          <w:rtl/>
+        </w:rPr>
+        <w:t>و اندازه</w:t>
+      </w:r>
+      <w:r>
+        <w:rPr>
+          <w:rFonts w:cs="B Nazanin"/>
+          <w:sz w:val="28"/>
+          <w:szCs w:val="28"/>
+          <w:lang w:bidi="fa-IR"/>
+        </w:rPr>
+        <w:t xml:space="preserve"> batch </w:t>
+      </w:r>
+      <w:r>
+        <w:rPr>
+          <w:rFonts w:cs="B Nazanin"/>
+          <w:sz w:val="28"/>
+          <w:szCs w:val="28"/>
+          <w:rtl/>
+        </w:rPr>
+        <w:t xml:space="preserve">بررسی شده‌اند. سپس بر اساس معیار </w:t>
+      </w:r>
+      <w:r>
+        <w:rPr>
+          <w:rFonts w:cs="B Nazanin"/>
+          <w:sz w:val="28"/>
+          <w:szCs w:val="28"/>
+          <w:lang w:bidi="fa-IR"/>
+        </w:rPr>
+        <w:t>Validation Macro</w:t>
+      </w:r>
+      <w:r>
+        <w:rPr>
+          <w:rFonts w:cs="B Nazanin"/>
+          <w:sz w:val="28"/>
+          <w:szCs w:val="28"/>
+          <w:lang w:bidi="fa-IR"/>
+        </w:rPr>
+        <w:noBreakHyphen/>
+        <w:t xml:space="preserve">F1 </w:t>
+      </w:r>
+      <w:r>
+        <w:rPr>
+          <w:rFonts w:cs="B Nazanin"/>
+          <w:sz w:val="28"/>
+          <w:szCs w:val="28"/>
+          <w:rtl/>
+        </w:rPr>
+        <w:t>بهترین مدل انتخاب شده است</w:t>
+      </w:r>
+      <w:r>
+        <w:rPr>
+          <w:rFonts w:cs="B Nazanin" w:hint="cs"/>
+          <w:sz w:val="28"/>
+          <w:szCs w:val="28"/>
+          <w:rtl/>
+          <w:lang w:bidi="fa-IR"/>
+        </w:rPr>
+        <w:t>.</w:t>
+      </w:r>
+    </w:p>
+    <w:p>
+      <w:pPr>
+        <w:jc w:val="both"/>
+        <w:rPr>
+          <w:rFonts w:cs="B Nazanin" w:hint="cs"/>
           <w:b/>
           <w:bCs/>
           <w:sz w:val="28"/>
@@ -12650,31 +14283,29 @@
           <w:rtl/>
           <w:lang w:bidi="fa-IR"/>
         </w:rPr>
-        <w:t>چگونه به دست آمده است؟</w:t>
-      </w:r>
-    </w:p>
-    <w:p>
-      <w:pPr>
-        <w:rPr>
-          <w:rFonts w:cs="B Nazanin"/>
+      </w:pPr>
+      <w:r>
+        <w:rPr>
+          <w:rFonts w:cs="B Nazanin" w:hint="cs"/>
           <w:b/>
           <w:bCs/>
           <w:sz w:val="28"/>
           <w:szCs w:val="28"/>
-          <w:lang w:bidi="fa-IR"/>
-        </w:rPr>
-      </w:pPr>
-      <w:r>
-        <w:rPr>
-          <w:rFonts w:cs="B Nazanin" w:hint="cs"/>
+          <w:rtl/>
+          <w:lang w:bidi="fa-IR"/>
+        </w:rPr>
+        <w:t>6-</w:t>
+      </w:r>
+      <w:r>
+        <w:rPr>
+          <w:rFonts w:cs="B Nazanin"/>
           <w:b/>
           <w:bCs/>
           <w:sz w:val="28"/>
           <w:szCs w:val="28"/>
-          <w:rtl/>
-          <w:lang w:bidi="fa-IR"/>
-        </w:rPr>
-        <w:t>6-</w:t>
+          <w:lang w:bidi="fa-IR"/>
+        </w:rPr>
+        <w:t xml:space="preserve"> </w:t>
       </w:r>
       <w:r>
         <w:rPr>
@@ -12683,9 +14314,10 @@
           <w:bCs/>
           <w:sz w:val="28"/>
           <w:szCs w:val="28"/>
-          <w:lang w:bidi="fa-IR"/>
-        </w:rPr>
-        <w:t xml:space="preserve"> </w:t>
+          <w:rtl/>
+          <w:lang w:bidi="fa-IR"/>
+        </w:rPr>
+        <w:t>ساختار انتخاب شده برای</w:t>
       </w:r>
       <w:r>
         <w:rPr>
@@ -12694,10 +14326,9 @@
           <w:bCs/>
           <w:sz w:val="28"/>
           <w:szCs w:val="28"/>
-          <w:rtl/>
-          <w:lang w:bidi="fa-IR"/>
-        </w:rPr>
-        <w:t>ساختار انتخاب شده برای</w:t>
+          <w:lang w:bidi="fa-IR"/>
+        </w:rPr>
+        <w:t xml:space="preserve"> RBF </w:t>
       </w:r>
       <w:r>
         <w:rPr>
@@ -12706,13 +14337,14 @@
           <w:bCs/>
           <w:sz w:val="28"/>
           <w:szCs w:val="28"/>
-          <w:lang w:bidi="fa-IR"/>
-        </w:rPr>
-        <w:t xml:space="preserve"> RBF </w:t>
-      </w:r>
-      <w:r>
-        <w:rPr>
-          <w:rFonts w:cs="B Nazanin"/>
+          <w:rtl/>
+          <w:lang w:bidi="fa-IR"/>
+        </w:rPr>
+        <w:t>چگونه به دست آمده است؟</w:t>
+      </w:r>
+      <w:r>
+        <w:rPr>
+          <w:rFonts w:cs="B Nazanin" w:hint="cs"/>
           <w:b/>
           <w:bCs/>
           <w:sz w:val="28"/>
@@ -12720,23 +14352,216 @@
           <w:rtl/>
           <w:lang w:bidi="fa-IR"/>
         </w:rPr>
-        <w:t>چگونه به دست آمده است؟</w:t>
-      </w:r>
-    </w:p>
-    <w:p>
-      <w:pPr>
-        <w:rPr>
-          <w:rFonts w:cs="B Nazanin"/>
+        <w:t xml:space="preserve"> </w:t>
+      </w:r>
+      <w:r>
+        <w:rPr>
+          <w:rFonts w:cs="B Nazanin"/>
+          <w:sz w:val="28"/>
+          <w:szCs w:val="28"/>
+          <w:rtl/>
+        </w:rPr>
+        <w:t>ساختار نهایی شبکه</w:t>
+      </w:r>
+      <w:r>
+        <w:rPr>
+          <w:rFonts w:cs="B Nazanin"/>
+          <w:sz w:val="28"/>
+          <w:szCs w:val="28"/>
+          <w:lang w:bidi="fa-IR"/>
+        </w:rPr>
+        <w:t xml:space="preserve"> RBF </w:t>
+      </w:r>
+      <w:r>
+        <w:rPr>
+          <w:rFonts w:cs="B Nazanin"/>
+          <w:sz w:val="28"/>
+          <w:szCs w:val="28"/>
+          <w:rtl/>
+        </w:rPr>
+        <w:t>از طریق انجام آزمایش‌های مختلف و مقایسه عملکرد آن‌ها روی مجموعه اعتبارسنجی تعیین می‌شود. در این فرآیند، پارامترهایی مانند تعداد نورون‌های</w:t>
+      </w:r>
+      <w:r>
+        <w:rPr>
+          <w:rFonts w:cs="B Nazanin"/>
+          <w:sz w:val="28"/>
+          <w:szCs w:val="28"/>
+          <w:lang w:bidi="fa-IR"/>
+        </w:rPr>
+        <w:t xml:space="preserve"> RBF </w:t>
+      </w:r>
+      <w:r>
+        <w:rPr>
+          <w:rFonts w:cs="B Nazanin"/>
+          <w:sz w:val="28"/>
+          <w:szCs w:val="28"/>
+          <w:rtl/>
+        </w:rPr>
+        <w:t>(تعداد مراکز)، قابل‌آموزش بودن یا ثابت بودن مراکز، قابل‌آموزش بودن یا ثابت بودن شعاع‌ها</w:t>
+      </w:r>
+      <w:r>
+        <w:rPr>
+          <w:rFonts w:cs="B Nazanin"/>
+          <w:sz w:val="28"/>
+          <w:szCs w:val="28"/>
+          <w:lang w:bidi="fa-IR"/>
+        </w:rPr>
+        <w:t xml:space="preserve"> (σ)</w:t>
+      </w:r>
+      <w:r>
+        <w:rPr>
+          <w:rFonts w:cs="B Nazanin"/>
+          <w:sz w:val="28"/>
+          <w:szCs w:val="28"/>
+          <w:rtl/>
+        </w:rPr>
+        <w:t>، روش مقداردهی اولیه مراکز</w:t>
+      </w:r>
+      <w:r>
+        <w:rPr>
+          <w:rFonts w:cs="B Nazanin"/>
+          <w:sz w:val="28"/>
+          <w:szCs w:val="28"/>
+          <w:lang w:bidi="fa-IR"/>
+        </w:rPr>
+        <w:t xml:space="preserve"> (</w:t>
+      </w:r>
+      <w:r>
+        <w:rPr>
+          <w:rFonts w:cs="B Nazanin"/>
+          <w:sz w:val="28"/>
+          <w:szCs w:val="28"/>
+          <w:rtl/>
+        </w:rPr>
+        <w:t>مانند انتخاب تصادفی از داده‌های آموزشی یا استفاده از</w:t>
+      </w:r>
+      <w:r>
+        <w:rPr>
+          <w:rFonts w:cs="B Nazanin"/>
+          <w:sz w:val="28"/>
+          <w:szCs w:val="28"/>
+          <w:lang w:bidi="fa-IR"/>
+        </w:rPr>
+        <w:t xml:space="preserve"> K-Means)</w:t>
+      </w:r>
+      <w:r>
+        <w:rPr>
+          <w:rFonts w:cs="B Nazanin"/>
+          <w:sz w:val="28"/>
+          <w:szCs w:val="28"/>
+          <w:rtl/>
+        </w:rPr>
+        <w:t>، روش مقداردهی اولیه شعاع‌ها، نرخ یادگیری، تعداد</w:t>
+      </w:r>
+      <w:r>
+        <w:rPr>
+          <w:rFonts w:cs="B Nazanin"/>
+          <w:sz w:val="28"/>
+          <w:szCs w:val="28"/>
+          <w:lang w:bidi="fa-IR"/>
+        </w:rPr>
+        <w:t xml:space="preserve"> epoch </w:t>
+      </w:r>
+      <w:r>
+        <w:rPr>
+          <w:rFonts w:cs="B Nazanin"/>
+          <w:sz w:val="28"/>
+          <w:szCs w:val="28"/>
+          <w:rtl/>
+        </w:rPr>
+        <w:t>و اندازه</w:t>
+      </w:r>
+      <w:r>
+        <w:rPr>
+          <w:rFonts w:cs="B Nazanin"/>
+          <w:sz w:val="28"/>
+          <w:szCs w:val="28"/>
+          <w:lang w:bidi="fa-IR"/>
+        </w:rPr>
+        <w:t xml:space="preserve"> batch </w:t>
+      </w:r>
+      <w:r>
+        <w:rPr>
+          <w:rFonts w:cs="B Nazanin"/>
+          <w:sz w:val="28"/>
+          <w:szCs w:val="28"/>
+          <w:rtl/>
+        </w:rPr>
+        <w:t>مورد بررسی قرار می‌گیرند</w:t>
+      </w:r>
+      <w:r>
+        <w:rPr>
+          <w:rFonts w:cs="B Nazanin" w:hint="cs"/>
+          <w:sz w:val="28"/>
+          <w:szCs w:val="28"/>
+          <w:rtl/>
+          <w:lang w:bidi="fa-IR"/>
+        </w:rPr>
+        <w:t xml:space="preserve">. </w:t>
+      </w:r>
+      <w:r>
+        <w:rPr>
+          <w:rFonts w:cs="B Nazanin"/>
+          <w:sz w:val="28"/>
+          <w:szCs w:val="28"/>
+          <w:rtl/>
+        </w:rPr>
+        <w:t xml:space="preserve">پس از اجرای چندین تنظیم مختلف، عملکرد مدل‌ها بر اساس معیار </w:t>
+      </w:r>
+      <w:r>
+        <w:rPr>
+          <w:rFonts w:cs="B Nazanin"/>
+          <w:sz w:val="28"/>
+          <w:szCs w:val="28"/>
+          <w:lang w:bidi="fa-IR"/>
+        </w:rPr>
+        <w:t xml:space="preserve">Validation Macro-F1 </w:t>
+      </w:r>
+      <w:r>
+        <w:rPr>
+          <w:rFonts w:cs="B Nazanin"/>
+          <w:sz w:val="28"/>
+          <w:szCs w:val="28"/>
+          <w:rtl/>
+        </w:rPr>
+        <w:t>مقایسه می‌شود و مدلی که بهترین مقدار این معیار را کسب کند به عنوان ساختار نهایی انتخاب می‌شود</w:t>
+      </w:r>
+      <w:r>
+        <w:rPr>
+          <w:rFonts w:cs="B Nazanin" w:hint="cs"/>
+          <w:sz w:val="28"/>
+          <w:szCs w:val="28"/>
+          <w:rtl/>
+        </w:rPr>
+        <w:t>.</w:t>
+      </w:r>
+    </w:p>
+    <w:p>
+      <w:pPr>
+        <w:jc w:val="both"/>
+        <w:rPr>
+          <w:rFonts w:cs="B Nazanin" w:hint="cs"/>
+          <w:sz w:val="28"/>
+          <w:szCs w:val="28"/>
+          <w:rtl/>
+          <w:lang w:bidi="fa-IR"/>
+        </w:rPr>
+      </w:pPr>
+      <w:r>
+        <w:rPr>
+          <w:rFonts w:cs="B Nazanin" w:hint="cs"/>
           <w:b/>
           <w:bCs/>
           <w:sz w:val="28"/>
           <w:szCs w:val="28"/>
-          <w:lang w:bidi="fa-IR"/>
-        </w:rPr>
-      </w:pPr>
-      <w:r>
-        <w:rPr>
-          <w:rFonts w:cs="B Nazanin" w:hint="cs"/>
+          <w:rtl/>
+          <w:lang w:bidi="fa-IR"/>
+        </w:rPr>
+        <w:t>7-</w:t>
+      </w:r>
+      <w:r>
+        <w:rPr>
+          <w:rFonts w:cs="B Nazanin"/>
           <w:b/>
           <w:bCs/>
           <w:sz w:val="28"/>
@@ -12744,11 +14569,11 @@
           <w:rtl/>
           <w:lang w:bidi="fa-IR"/>
         </w:rPr>
-        <w:t>7-</w:t>
-      </w:r>
-      <w:r>
-        <w:rPr>
-          <w:rFonts w:cs="B Nazanin"/>
+        <w:t>آیا افزایش لایه‌های مدل باعث بهبود شده یا باعث بیش‌برازش شده است؟</w:t>
+      </w:r>
+      <w:r>
+        <w:rPr>
+          <w:rFonts w:cs="B Nazanin" w:hint="cs"/>
           <w:b/>
           <w:bCs/>
           <w:sz w:val="28"/>
@@ -12756,23 +14581,101 @@
           <w:rtl/>
           <w:lang w:bidi="fa-IR"/>
         </w:rPr>
-        <w:t>آیا افزایش لایه‌های مدل باعث بهبود شده یا باعث بیش‌برازش شده است؟</w:t>
-      </w:r>
-    </w:p>
-    <w:p>
-      <w:pPr>
-        <w:rPr>
-          <w:rFonts w:cs="B Nazanin"/>
+        <w:t xml:space="preserve"> </w:t>
+      </w:r>
+      <w:r>
+        <w:rPr>
+          <w:rFonts w:cs="B Nazanin" w:hint="cs"/>
+          <w:sz w:val="28"/>
+          <w:szCs w:val="28"/>
+          <w:rtl/>
+          <w:lang w:bidi="fa-IR"/>
+        </w:rPr>
+        <w:t xml:space="preserve">با توجه به خروجی ها و مقادیر </w:t>
+      </w:r>
+      <w:r>
+        <w:rPr>
+          <w:rFonts w:cs="B Nazanin"/>
+          <w:sz w:val="28"/>
+          <w:szCs w:val="28"/>
+          <w:lang w:bidi="fa-IR"/>
+        </w:rPr>
+        <w:t>F1</w:t>
+      </w:r>
+      <w:r>
+        <w:rPr>
+          <w:rFonts w:cs="B Nazanin" w:hint="cs"/>
+          <w:sz w:val="28"/>
+          <w:szCs w:val="28"/>
+          <w:rtl/>
+          <w:lang w:bidi="fa-IR"/>
+        </w:rPr>
+        <w:t xml:space="preserve"> برای تست های مختلف میتوانیم ببینیم که افزایش تعداد لایه ها لزوما باعث </w:t>
+      </w:r>
+      <w:r>
+        <w:rPr>
+          <w:rFonts w:cs="B Nazanin"/>
+          <w:sz w:val="28"/>
+          <w:szCs w:val="28"/>
+          <w:rtl/>
+        </w:rPr>
+        <w:t xml:space="preserve">بهبود قابل توجهی در </w:t>
+      </w:r>
+      <w:r>
+        <w:rPr>
+          <w:rFonts w:cs="B Nazanin" w:hint="cs"/>
+          <w:sz w:val="28"/>
+          <w:szCs w:val="28"/>
+          <w:rtl/>
+        </w:rPr>
+        <w:t>عملکرد</w:t>
+      </w:r>
+      <w:r>
+        <w:rPr>
+          <w:rFonts w:cs="B Nazanin"/>
+          <w:sz w:val="28"/>
+          <w:szCs w:val="28"/>
+          <w:rtl/>
+        </w:rPr>
+        <w:t xml:space="preserve"> نشده و حتی در برخی موارد عملکرد کمی کاهش یافته است</w:t>
+      </w:r>
+      <w:r>
+        <w:rPr>
+          <w:rFonts w:cs="B Nazanin" w:hint="cs"/>
+          <w:sz w:val="28"/>
+          <w:szCs w:val="28"/>
+          <w:rtl/>
+          <w:lang w:bidi="fa-IR"/>
+        </w:rPr>
+        <w:t>.</w:t>
+      </w:r>
+    </w:p>
+    <w:p>
+      <w:pPr>
+        <w:jc w:val="both"/>
+        <w:rPr>
+          <w:rFonts w:cs="B Nazanin" w:hint="cs"/>
+          <w:sz w:val="28"/>
+          <w:szCs w:val="28"/>
+          <w:rtl/>
+          <w:lang w:bidi="fa-IR"/>
+        </w:rPr>
+      </w:pPr>
+      <w:r>
+        <w:rPr>
+          <w:rFonts w:cs="B Nazanin" w:hint="cs"/>
           <w:b/>
           <w:bCs/>
           <w:sz w:val="28"/>
           <w:szCs w:val="28"/>
-          <w:lang w:bidi="fa-IR"/>
-        </w:rPr>
-      </w:pPr>
-      <w:r>
-        <w:rPr>
-          <w:rFonts w:cs="B Nazanin" w:hint="cs"/>
+          <w:rtl/>
+          <w:lang w:bidi="fa-IR"/>
+        </w:rPr>
+        <w:t>8-</w:t>
+      </w:r>
+      <w:r>
+        <w:rPr>
+          <w:rFonts w:cs="B Nazanin"/>
           <w:b/>
           <w:bCs/>
           <w:sz w:val="28"/>
@@ -12780,11 +14683,11 @@
           <w:rtl/>
           <w:lang w:bidi="fa-IR"/>
         </w:rPr>
-        <w:t>8-</w:t>
-      </w:r>
-      <w:r>
-        <w:rPr>
-          <w:rFonts w:cs="B Nazanin"/>
+        <w:t>برای این دیتاست، کدام مدل انتخاب مناسب‌تری است و چرا؟</w:t>
+      </w:r>
+      <w:r>
+        <w:rPr>
+          <w:rFonts w:cs="B Nazanin" w:hint="cs"/>
           <w:b/>
           <w:bCs/>
           <w:sz w:val="28"/>
@@ -12792,20 +14695,421 @@
           <w:rtl/>
           <w:lang w:bidi="fa-IR"/>
         </w:rPr>
-        <w:t>برای این دیتاست، کدام مدل انتخاب مناسب‌تری است و چرا؟</w:t>
-      </w:r>
-    </w:p>
-    <w:p>
-      <w:pPr>
+        <w:t xml:space="preserve"> </w:t>
+      </w:r>
+      <w:r>
+        <w:rPr>
+          <w:rFonts w:cs="B Nazanin" w:hint="cs"/>
+          <w:sz w:val="28"/>
+          <w:szCs w:val="28"/>
+          <w:rtl/>
+        </w:rPr>
+        <w:t>مدل</w:t>
+      </w:r>
+      <w:r>
+        <w:rPr>
+          <w:rFonts w:cs="B Nazanin"/>
+          <w:sz w:val="28"/>
+          <w:szCs w:val="28"/>
+          <w:rtl/>
+        </w:rPr>
+        <w:t xml:space="preserve"> </w:t>
+      </w:r>
+      <w:r>
+        <w:rPr>
+          <w:rFonts w:cs="B Nazanin"/>
+          <w:sz w:val="28"/>
+          <w:szCs w:val="28"/>
+          <w:lang w:bidi="fa-IR"/>
+        </w:rPr>
+        <w:t>MLP</w:t>
+      </w:r>
+      <w:r>
+        <w:rPr>
+          <w:rFonts w:cs="B Nazanin" w:hint="cs"/>
+          <w:sz w:val="28"/>
+          <w:szCs w:val="28"/>
+          <w:rtl/>
+          <w:lang w:bidi="fa-IR"/>
+        </w:rPr>
+        <w:t xml:space="preserve"> </w:t>
+      </w:r>
+      <w:r>
+        <w:rPr>
+          <w:rFonts w:cs="B Nazanin"/>
+          <w:sz w:val="28"/>
+          <w:szCs w:val="28"/>
+          <w:rtl/>
+        </w:rPr>
+        <w:t>نسبت به مدل</w:t>
+      </w:r>
+      <w:r>
+        <w:rPr>
+          <w:rFonts w:cs="B Nazanin"/>
+          <w:sz w:val="28"/>
+          <w:szCs w:val="28"/>
+        </w:rPr>
+        <w:t xml:space="preserve"> </w:t>
+      </w:r>
+      <w:r>
+        <w:rPr>
+          <w:rFonts w:cs="B Nazanin"/>
+          <w:sz w:val="28"/>
+          <w:szCs w:val="28"/>
+          <w:lang w:bidi="fa-IR"/>
+        </w:rPr>
+        <w:t xml:space="preserve">RBF </w:t>
+      </w:r>
+      <w:r>
+        <w:rPr>
+          <w:rFonts w:cs="B Nazanin"/>
+          <w:sz w:val="28"/>
+          <w:szCs w:val="28"/>
+          <w:rtl/>
+        </w:rPr>
+        <w:t>عملکرد بهتری داشته است. مقدار</w:t>
+      </w:r>
+      <w:r>
+        <w:rPr>
+          <w:rFonts w:cs="B Nazanin"/>
+          <w:sz w:val="28"/>
+          <w:szCs w:val="28"/>
+        </w:rPr>
+        <w:t xml:space="preserve"> </w:t>
+      </w:r>
+      <w:r>
+        <w:rPr>
+          <w:rFonts w:cs="B Nazanin"/>
+          <w:sz w:val="28"/>
+          <w:szCs w:val="28"/>
+          <w:lang w:bidi="fa-IR"/>
+        </w:rPr>
+        <w:t xml:space="preserve">Accuracy </w:t>
+      </w:r>
+      <w:r>
+        <w:rPr>
+          <w:rFonts w:cs="B Nazanin"/>
+          <w:sz w:val="28"/>
+          <w:szCs w:val="28"/>
+          <w:rtl/>
+        </w:rPr>
+        <w:t>برای مدل</w:t>
+      </w:r>
+      <w:r>
+        <w:rPr>
+          <w:rFonts w:cs="B Nazanin"/>
+          <w:sz w:val="28"/>
+          <w:szCs w:val="28"/>
+          <w:lang w:bidi="fa-IR"/>
+        </w:rPr>
+        <w:t xml:space="preserve"> MLP </w:t>
+      </w:r>
+      <w:r>
+        <w:rPr>
+          <w:rFonts w:cs="B Nazanin"/>
+          <w:sz w:val="28"/>
+          <w:szCs w:val="28"/>
+          <w:rtl/>
+        </w:rPr>
+        <w:t xml:space="preserve">برابر </w:t>
+      </w:r>
+      <w:r>
+        <w:rPr>
+          <w:rFonts w:cs="B Nazanin"/>
+          <w:sz w:val="28"/>
+          <w:szCs w:val="28"/>
+          <w:lang w:bidi="fa-IR"/>
+        </w:rPr>
+        <w:t xml:space="preserve">0.8492 </w:t>
+      </w:r>
+      <w:r>
+        <w:rPr>
+          <w:rFonts w:cs="B Nazanin"/>
+          <w:sz w:val="28"/>
+          <w:szCs w:val="28"/>
+          <w:rtl/>
+        </w:rPr>
+        <w:t>گزارش شده است، در حالی که این مقدار برای مدل</w:t>
+      </w:r>
+      <w:r>
+        <w:rPr>
+          <w:rFonts w:cs="B Nazanin"/>
+          <w:sz w:val="28"/>
+          <w:szCs w:val="28"/>
+          <w:lang w:bidi="fa-IR"/>
+        </w:rPr>
+        <w:t xml:space="preserve"> RBF </w:t>
+      </w:r>
+      <w:r>
+        <w:rPr>
+          <w:rFonts w:cs="B Nazanin"/>
+          <w:sz w:val="28"/>
+          <w:szCs w:val="28"/>
+          <w:rtl/>
+        </w:rPr>
+        <w:t>برابر</w:t>
+      </w:r>
+      <w:r>
+        <w:rPr>
+          <w:rFonts w:cs="B Nazanin"/>
+          <w:sz w:val="28"/>
+          <w:szCs w:val="28"/>
+        </w:rPr>
+        <w:t xml:space="preserve">  </w:t>
+      </w:r>
+      <w:r>
+        <w:rPr>
+          <w:rFonts w:cs="B Nazanin"/>
+          <w:sz w:val="28"/>
+          <w:szCs w:val="28"/>
+          <w:lang w:bidi="fa-IR"/>
+        </w:rPr>
+        <w:t xml:space="preserve">0.8160 </w:t>
+      </w:r>
+      <w:r>
+        <w:rPr>
+          <w:rFonts w:cs="B Nazanin"/>
+          <w:sz w:val="28"/>
+          <w:szCs w:val="28"/>
+          <w:rtl/>
+        </w:rPr>
+        <w:t>است. همچنین در معیار</w:t>
+      </w:r>
+      <w:r>
+        <w:rPr>
+          <w:rFonts w:cs="B Nazanin"/>
+          <w:sz w:val="28"/>
+          <w:szCs w:val="28"/>
+        </w:rPr>
+        <w:t xml:space="preserve"> </w:t>
+      </w:r>
+      <w:r>
+        <w:rPr>
+          <w:rFonts w:cs="B Nazanin"/>
+          <w:sz w:val="28"/>
+          <w:szCs w:val="28"/>
+          <w:lang w:bidi="fa-IR"/>
+        </w:rPr>
+        <w:t>Macro</w:t>
+      </w:r>
+      <w:r>
+        <w:rPr>
+          <w:rFonts w:cs="B Nazanin"/>
+          <w:sz w:val="28"/>
+          <w:szCs w:val="28"/>
+          <w:lang w:bidi="fa-IR"/>
+        </w:rPr>
+        <w:noBreakHyphen/>
+        <w:t xml:space="preserve">F1 </w:t>
+      </w:r>
+      <w:r>
+        <w:rPr>
+          <w:rFonts w:cs="B Nazanin"/>
+          <w:sz w:val="28"/>
+          <w:szCs w:val="28"/>
+          <w:rtl/>
+        </w:rPr>
+        <w:t>که معیار مهم‌تری برای ارزیابی متوازن عملکرد مدل روی همه کلاس‌ها محسوب می‌شود، مدل</w:t>
+      </w:r>
+      <w:r>
+        <w:rPr>
+          <w:rFonts w:cs="B Nazanin"/>
+          <w:sz w:val="28"/>
+          <w:szCs w:val="28"/>
+          <w:lang w:bidi="fa-IR"/>
+        </w:rPr>
+        <w:t xml:space="preserve"> MLP </w:t>
+      </w:r>
+      <w:r>
+        <w:rPr>
+          <w:rFonts w:cs="B Nazanin"/>
+          <w:sz w:val="28"/>
+          <w:szCs w:val="28"/>
+          <w:rtl/>
+        </w:rPr>
+        <w:t xml:space="preserve">مقدار </w:t>
+      </w:r>
+      <w:r>
+        <w:rPr>
+          <w:rFonts w:cs="B Nazanin"/>
+          <w:sz w:val="28"/>
+          <w:szCs w:val="28"/>
+          <w:lang w:bidi="fa-IR"/>
+        </w:rPr>
+        <w:t>0.8456</w:t>
+      </w:r>
+      <w:r>
+        <w:rPr>
+          <w:rFonts w:cs="B Nazanin" w:hint="cs"/>
+          <w:sz w:val="28"/>
+          <w:szCs w:val="28"/>
+          <w:rtl/>
+          <w:lang w:bidi="fa-IR"/>
+        </w:rPr>
+        <w:t xml:space="preserve"> </w:t>
+      </w:r>
+      <w:r>
+        <w:rPr>
+          <w:rFonts w:cs="B Nazanin"/>
+          <w:sz w:val="28"/>
+          <w:szCs w:val="28"/>
+          <w:rtl/>
+        </w:rPr>
+        <w:t>و مدل</w:t>
+      </w:r>
+      <w:r>
+        <w:rPr>
+          <w:rFonts w:cs="B Nazanin"/>
+          <w:sz w:val="28"/>
+          <w:szCs w:val="28"/>
+          <w:lang w:bidi="fa-IR"/>
+        </w:rPr>
+        <w:t xml:space="preserve"> RBF </w:t>
+      </w:r>
+      <w:r>
+        <w:rPr>
+          <w:rFonts w:cs="B Nazanin"/>
+          <w:sz w:val="28"/>
+          <w:szCs w:val="28"/>
+          <w:rtl/>
+        </w:rPr>
+        <w:t xml:space="preserve">مقدار </w:t>
+      </w:r>
+      <w:r>
+        <w:rPr>
+          <w:rFonts w:cs="B Nazanin"/>
+          <w:sz w:val="28"/>
+          <w:szCs w:val="28"/>
+          <w:lang w:bidi="fa-IR"/>
+        </w:rPr>
+        <w:t>0.8150</w:t>
+      </w:r>
+      <w:r>
+        <w:rPr>
+          <w:rFonts w:cs="B Nazanin" w:hint="cs"/>
+          <w:sz w:val="28"/>
+          <w:szCs w:val="28"/>
+          <w:rtl/>
+          <w:lang w:bidi="fa-IR"/>
+        </w:rPr>
+        <w:t xml:space="preserve"> </w:t>
+      </w:r>
+      <w:r>
+        <w:rPr>
+          <w:rFonts w:cs="B Nazanin"/>
+          <w:sz w:val="28"/>
+          <w:szCs w:val="28"/>
+          <w:rtl/>
+        </w:rPr>
+        <w:t>را به دست آورده‌اند. این نتایج نشان می‌دهد که</w:t>
+      </w:r>
+      <w:r>
+        <w:rPr>
+          <w:rFonts w:cs="B Nazanin"/>
+          <w:sz w:val="28"/>
+          <w:szCs w:val="28"/>
+          <w:lang w:bidi="fa-IR"/>
+        </w:rPr>
+        <w:t xml:space="preserve"> MLP </w:t>
+      </w:r>
+      <w:r>
+        <w:rPr>
+          <w:rFonts w:cs="B Nazanin"/>
+          <w:sz w:val="28"/>
+          <w:szCs w:val="28"/>
+          <w:rtl/>
+        </w:rPr>
+        <w:t>در مجموع توانسته است تفکیک بهتری بین کلاس‌های مختلف ایجاد کند</w:t>
+      </w:r>
+      <w:r>
+        <w:rPr>
+          <w:rFonts w:cs="B Nazanin" w:hint="cs"/>
+          <w:sz w:val="28"/>
+          <w:szCs w:val="28"/>
+          <w:rtl/>
+          <w:lang w:bidi="fa-IR"/>
+        </w:rPr>
+        <w:t>.</w:t>
+      </w:r>
+      <w:r>
+        <w:rPr>
+          <w:rFonts w:cs="B Nazanin" w:hint="cs"/>
+          <w:sz w:val="28"/>
+          <w:szCs w:val="28"/>
+          <w:rtl/>
+          <w:lang w:bidi="fa-IR"/>
+        </w:rPr>
+        <w:t xml:space="preserve"> زیرا </w:t>
+      </w:r>
+      <w:r>
+        <w:rPr>
+          <w:rFonts w:cs="B Nazanin"/>
+          <w:sz w:val="28"/>
+          <w:szCs w:val="28"/>
+          <w:rtl/>
+        </w:rPr>
+        <w:t>شبکه‌های</w:t>
+      </w:r>
+      <w:r>
+        <w:rPr>
+          <w:rFonts w:cs="B Nazanin"/>
+          <w:sz w:val="28"/>
+          <w:szCs w:val="28"/>
+          <w:lang w:bidi="fa-IR"/>
+        </w:rPr>
+        <w:t xml:space="preserve"> MLP </w:t>
+      </w:r>
+      <w:r>
+        <w:rPr>
+          <w:rFonts w:cs="B Nazanin"/>
+          <w:sz w:val="28"/>
+          <w:szCs w:val="28"/>
+          <w:rtl/>
+        </w:rPr>
+        <w:t>با چند لایه مخفی قادرند ترکیب‌های پیچیده‌ای از ویژگی‌ها را یاد بگیرند. در این پروژه، بهترین معماری</w:t>
+      </w:r>
+      <w:r>
+        <w:rPr>
+          <w:rFonts w:cs="B Nazanin"/>
+          <w:sz w:val="28"/>
+          <w:szCs w:val="28"/>
+          <w:lang w:bidi="fa-IR"/>
+        </w:rPr>
+        <w:t xml:space="preserve"> MLP </w:t>
+      </w:r>
+      <w:r>
+        <w:rPr>
+          <w:rFonts w:cs="B Nazanin"/>
+          <w:sz w:val="28"/>
+          <w:szCs w:val="28"/>
+          <w:rtl/>
+        </w:rPr>
+        <w:t>شامل دو لایه مخفی بوده که ظرفیت کافی برای مدل‌سازی روابط غیرخطی داده‌ها را فراهم کرده است</w:t>
+      </w:r>
+      <w:r>
+        <w:rPr>
+          <w:rFonts w:cs="B Nazanin" w:hint="cs"/>
+          <w:sz w:val="28"/>
+          <w:szCs w:val="28"/>
+          <w:rtl/>
+        </w:rPr>
+        <w:t>.</w:t>
+      </w:r>
+    </w:p>
+    <w:p>
+      <w:pPr>
+        <w:jc w:val="both"/>
         <w:rPr>
           <w:rStyle w:val="Heading1Char"/>
+          <w:b w:val="0"/>
+          <w:bCs w:val="0"/>
           <w:rtl/>
           <w:lang w:bidi="fa-IR"/>
         </w:rPr>
       </w:pPr>
     </w:p>
     <w:sectPr>
-      <w:footerReference w:type="default" r:id="rId26"/>
+      <w:footerReference w:type="default" r:id="rId28"/>
       <w:pgSz w:w="11906" w:h="16838" w:code="9"/>
       <w:pgMar w:top="1701" w:right="1985" w:bottom="1701" w:left="1985" w:header="720" w:footer="720" w:gutter="0"/>
       <w:pgBorders w:offsetFrom="page">
@@ -15041,7 +17345,6 @@
   <w:style w:type="character" w:default="1" w:styleId="DefaultParagraphFont">
     <w:name w:val="Default Paragraph Font"/>
     <w:uiPriority w:val="1"/>
-    <w:semiHidden/>
     <w:unhideWhenUsed/>
   </w:style>
   <w:style w:type="table" w:default="1" w:styleId="TableNormal">
@@ -15446,6 +17749,36 @@
       <w:ind w:left="480"/>
     </w:pPr>
   </w:style>
+  <w:style w:type="table" w:styleId="TableGrid">
+    <w:name w:val="Table Grid"/>
+    <w:basedOn w:val="TableNormal"/>
+    <w:uiPriority w:val="39"/>
+    <w:rsid w:val="00E45925"/>
+    <w:pPr>
+      <w:spacing w:after="0" w:line="240" w:lineRule="auto"/>
+    </w:pPr>
+    <w:tblPr>
+      <w:tblBorders>
+        <w:top w:val="single" w:sz="4" w:space="0" w:color="auto"/>
+        <w:left w:val="single" w:sz="4" w:space="0" w:color="auto"/>
+        <w:bottom w:val="single" w:sz="4" w:space="0" w:color="auto"/>
+        <w:right w:val="single" w:sz="4" w:space="0" w:color="auto"/>
+        <w:insideH w:val="single" w:sz="4" w:space="0" w:color="auto"/>
+        <w:insideV w:val="single" w:sz="4" w:space="0" w:color="auto"/>
+      </w:tblBorders>
+    </w:tblPr>
+  </w:style>
+  <w:style w:type="paragraph" w:styleId="NormalWeb">
+    <w:name w:val="Normal (Web)"/>
+    <w:basedOn w:val="Normal"/>
+    <w:uiPriority w:val="99"/>
+    <w:semiHidden/>
+    <w:unhideWhenUsed/>
+    <w:rsid w:val="000D50EA"/>
+    <w:rPr>
+      <w:rFonts w:ascii="Times New Roman" w:hAnsi="Times New Roman" w:cs="Times New Roman"/>
+    </w:rPr>
+  </w:style>
 </w:styles>
 </file>
 

--- a/step1/report.docx
+++ b/step1/report.docx
@@ -12078,7 +12078,7 @@
           <w:p>
             <w:pPr>
               <w:rPr>
-                <w:rFonts w:cs="B Nazanin" w:hint="cs"/>
+                <w:rFonts w:cs="B Nazanin"/>
                 <w:lang w:bidi="fa-IR"/>
               </w:rPr>
             </w:pPr>
@@ -12101,7 +12101,7 @@
           <w:p>
             <w:pPr>
               <w:rPr>
-                <w:rFonts w:cs="B Nazanin" w:hint="cs"/>
+                <w:rFonts w:cs="B Nazanin"/>
                 <w:rtl/>
                 <w:lang w:bidi="fa-IR"/>
               </w:rPr>
@@ -12294,6 +12294,17 @@
         </w:tc>
       </w:tr>
     </w:tbl>
+    <w:p>
+      <w:pPr>
+        <w:rPr>
+          <w:rFonts w:cs="B Nazanin"/>
+          <w:sz w:val="32"/>
+          <w:szCs w:val="32"/>
+          <w:rtl/>
+          <w:lang w:bidi="fa-IR"/>
+        </w:rPr>
+      </w:pPr>
+    </w:p>
     <w:p>
       <w:pPr>
         <w:rPr>
@@ -15041,6 +15052,7 @@
   <w:style w:type="character" w:default="1" w:styleId="DefaultParagraphFont">
     <w:name w:val="Default Paragraph Font"/>
     <w:uiPriority w:val="1"/>
+    <w:semiHidden/>
     <w:unhideWhenUsed/>
   </w:style>
   <w:style w:type="table" w:default="1" w:styleId="TableNormal">

--- a/step1/report.docx
+++ b/step1/report.docx
@@ -12294,17 +12294,6 @@
         </w:tc>
       </w:tr>
     </w:tbl>
-    <w:p>
-      <w:pPr>
-        <w:rPr>
-          <w:rFonts w:cs="B Nazanin"/>
-          <w:sz w:val="32"/>
-          <w:szCs w:val="32"/>
-          <w:rtl/>
-          <w:lang w:bidi="fa-IR"/>
-        </w:rPr>
-      </w:pPr>
-    </w:p>
     <w:p>
       <w:pPr>
         <w:rPr>

--- a/step1/report.docx
+++ b/step1/report.docx
@@ -4,7 +4,7 @@
   <w:body>
     <w:p>
       <w:pPr>
-        <w:jc w:val="both"/>
+        <w:jc w:val="center"/>
         <w:rPr>
           <w:rFonts w:cs="B Nazanin"/>
           <w:sz w:val="36"/>
@@ -24,7 +24,7 @@
     </w:p>
     <w:p>
       <w:pPr>
-        <w:jc w:val="both"/>
+        <w:jc w:val="center"/>
         <w:rPr>
           <w:rFonts w:cs="B Nazanin"/>
           <w:sz w:val="32"/>
@@ -90,7 +90,7 @@
     </w:p>
     <w:p>
       <w:pPr>
-        <w:jc w:val="both"/>
+        <w:jc w:val="center"/>
         <w:rPr>
           <w:rFonts w:cs="B Nazanin"/>
           <w:sz w:val="32"/>
@@ -142,7 +142,7 @@
     </w:p>
     <w:p>
       <w:pPr>
-        <w:jc w:val="both"/>
+        <w:jc w:val="center"/>
         <w:rPr>
           <w:rFonts w:cs="B Nazanin"/>
           <w:sz w:val="32"/>
@@ -162,19 +162,19 @@
     </w:p>
     <w:p>
       <w:pPr>
-        <w:jc w:val="both"/>
-        <w:rPr>
-          <w:rFonts w:cs="B Nazanin"/>
-          <w:sz w:val="32"/>
-          <w:szCs w:val="32"/>
-          <w:rtl/>
-          <w:lang w:bidi="fa-IR"/>
-        </w:rPr>
-      </w:pPr>
-    </w:p>
-    <w:p>
-      <w:pPr>
-        <w:jc w:val="both"/>
+        <w:jc w:val="center"/>
+        <w:rPr>
+          <w:rFonts w:cs="B Nazanin"/>
+          <w:sz w:val="32"/>
+          <w:szCs w:val="32"/>
+          <w:rtl/>
+          <w:lang w:bidi="fa-IR"/>
+        </w:rPr>
+      </w:pPr>
+    </w:p>
+    <w:p>
+      <w:pPr>
+        <w:jc w:val="center"/>
         <w:rPr>
           <w:rFonts w:cs="B Nazanin"/>
           <w:sz w:val="32"/>
@@ -196,19 +196,19 @@
     </w:p>
     <w:p>
       <w:pPr>
-        <w:jc w:val="both"/>
-        <w:rPr>
-          <w:rFonts w:cs="B Nazanin"/>
-          <w:sz w:val="32"/>
-          <w:szCs w:val="32"/>
-          <w:rtl/>
-          <w:lang w:bidi="fa-IR"/>
-        </w:rPr>
-      </w:pPr>
-    </w:p>
-    <w:p>
-      <w:pPr>
-        <w:jc w:val="both"/>
+        <w:jc w:val="center"/>
+        <w:rPr>
+          <w:rFonts w:cs="B Nazanin"/>
+          <w:sz w:val="32"/>
+          <w:szCs w:val="32"/>
+          <w:rtl/>
+          <w:lang w:bidi="fa-IR"/>
+        </w:rPr>
+      </w:pPr>
+    </w:p>
+    <w:p>
+      <w:pPr>
+        <w:jc w:val="center"/>
         <w:rPr>
           <w:rFonts w:cs="B Nazanin"/>
           <w:sz w:val="32"/>
@@ -230,7 +230,7 @@
     </w:p>
     <w:p>
       <w:pPr>
-        <w:jc w:val="both"/>
+        <w:jc w:val="center"/>
         <w:rPr>
           <w:rFonts w:cs="B Nazanin"/>
           <w:sz w:val="32"/>
@@ -252,7 +252,7 @@
     </w:p>
     <w:p>
       <w:pPr>
-        <w:jc w:val="both"/>
+        <w:jc w:val="center"/>
         <w:rPr>
           <w:rFonts w:cs="B Nazanin"/>
           <w:sz w:val="32"/>
@@ -274,7 +274,7 @@
     </w:p>
     <w:p>
       <w:pPr>
-        <w:jc w:val="both"/>
+        <w:jc w:val="center"/>
         <w:rPr>
           <w:rFonts w:cs="B Nazanin"/>
           <w:sz w:val="32"/>
@@ -296,31 +296,31 @@
     </w:p>
     <w:p>
       <w:pPr>
-        <w:jc w:val="both"/>
-        <w:rPr>
-          <w:rFonts w:cs="B Nazanin"/>
-          <w:sz w:val="32"/>
-          <w:szCs w:val="32"/>
-          <w:rtl/>
-          <w:lang w:bidi="fa-IR"/>
-        </w:rPr>
-      </w:pPr>
-    </w:p>
-    <w:p>
-      <w:pPr>
-        <w:jc w:val="both"/>
-        <w:rPr>
-          <w:rFonts w:cs="B Nazanin"/>
-          <w:sz w:val="32"/>
-          <w:szCs w:val="32"/>
-          <w:rtl/>
-          <w:lang w:bidi="fa-IR"/>
-        </w:rPr>
-      </w:pPr>
-    </w:p>
-    <w:p>
-      <w:pPr>
-        <w:jc w:val="both"/>
+        <w:jc w:val="center"/>
+        <w:rPr>
+          <w:rFonts w:cs="B Nazanin"/>
+          <w:sz w:val="32"/>
+          <w:szCs w:val="32"/>
+          <w:rtl/>
+          <w:lang w:bidi="fa-IR"/>
+        </w:rPr>
+      </w:pPr>
+    </w:p>
+    <w:p>
+      <w:pPr>
+        <w:jc w:val="center"/>
+        <w:rPr>
+          <w:rFonts w:cs="B Nazanin" w:hint="cs"/>
+          <w:sz w:val="32"/>
+          <w:szCs w:val="32"/>
+          <w:rtl/>
+          <w:lang w:bidi="fa-IR"/>
+        </w:rPr>
+      </w:pPr>
+    </w:p>
+    <w:p>
+      <w:pPr>
+        <w:jc w:val="center"/>
         <w:rPr>
           <w:rFonts w:cs="B Nazanin"/>
           <w:sz w:val="32"/>
@@ -400,7 +400,6 @@
             <w:tabs>
               <w:tab w:val="right" w:leader="dot" w:pos="7926"/>
             </w:tabs>
-            <w:jc w:val="both"/>
             <w:rPr>
               <w:rFonts w:eastAsiaTheme="minorEastAsia"/>
               <w:noProof/>
@@ -426,7 +425,7 @@
             </w:rPr>
             <w:fldChar w:fldCharType="separate"/>
           </w:r>
-          <w:hyperlink w:anchor="_Toc232373637" w:history="1">
+          <w:hyperlink w:anchor="_Toc232462498" w:history="1">
             <w:r>
               <w:rPr>
                 <w:rStyle w:val="Hyperlink"/>
@@ -479,7 +478,7 @@
                 <w:noProof/>
                 <w:webHidden/>
               </w:rPr>
-              <w:instrText>Toc232373637 \h</w:instrText>
+              <w:instrText>Toc232462498 \h</w:instrText>
             </w:r>
             <w:r>
               <w:rPr>
@@ -528,7 +527,6 @@
             <w:tabs>
               <w:tab w:val="right" w:leader="dot" w:pos="7926"/>
             </w:tabs>
-            <w:jc w:val="both"/>
             <w:rPr>
               <w:rFonts w:eastAsiaTheme="minorEastAsia"/>
               <w:noProof/>
@@ -536,7 +534,7 @@
               <w:lang w:bidi="fa-IR"/>
             </w:rPr>
           </w:pPr>
-          <w:hyperlink w:anchor="_Toc232373638" w:history="1">
+          <w:hyperlink w:anchor="_Toc232462499" w:history="1">
             <w:r>
               <w:rPr>
                 <w:rStyle w:val="Hyperlink"/>
@@ -589,7 +587,7 @@
                 <w:noProof/>
                 <w:webHidden/>
               </w:rPr>
-              <w:instrText>Toc232373638 \h</w:instrText>
+              <w:instrText>Toc232462499 \h</w:instrText>
             </w:r>
             <w:r>
               <w:rPr>
@@ -638,7 +636,6 @@
             <w:tabs>
               <w:tab w:val="right" w:leader="dot" w:pos="7926"/>
             </w:tabs>
-            <w:jc w:val="both"/>
             <w:rPr>
               <w:rFonts w:eastAsiaTheme="minorEastAsia"/>
               <w:noProof/>
@@ -646,7 +643,7 @@
               <w:lang w:bidi="fa-IR"/>
             </w:rPr>
           </w:pPr>
-          <w:hyperlink w:anchor="_Toc232373639" w:history="1">
+          <w:hyperlink w:anchor="_Toc232462500" w:history="1">
             <w:r>
               <w:rPr>
                 <w:rStyle w:val="Hyperlink"/>
@@ -699,7 +696,7 @@
                 <w:noProof/>
                 <w:webHidden/>
               </w:rPr>
-              <w:instrText>Toc232373639 \h</w:instrText>
+              <w:instrText>Toc232462500 \h</w:instrText>
             </w:r>
             <w:r>
               <w:rPr>
@@ -748,7 +745,6 @@
             <w:tabs>
               <w:tab w:val="right" w:leader="dot" w:pos="7926"/>
             </w:tabs>
-            <w:jc w:val="both"/>
             <w:rPr>
               <w:rFonts w:eastAsiaTheme="minorEastAsia"/>
               <w:noProof/>
@@ -756,7 +752,7 @@
               <w:lang w:bidi="fa-IR"/>
             </w:rPr>
           </w:pPr>
-          <w:hyperlink w:anchor="_Toc232373640" w:history="1">
+          <w:hyperlink w:anchor="_Toc232462501" w:history="1">
             <w:r>
               <w:rPr>
                 <w:rStyle w:val="Hyperlink"/>
@@ -816,7 +812,7 @@
                 <w:noProof/>
                 <w:webHidden/>
               </w:rPr>
-              <w:instrText>Toc232373640 \h</w:instrText>
+              <w:instrText>Toc232462501 \h</w:instrText>
             </w:r>
             <w:r>
               <w:rPr>
@@ -865,7 +861,6 @@
             <w:tabs>
               <w:tab w:val="right" w:leader="dot" w:pos="7926"/>
             </w:tabs>
-            <w:jc w:val="both"/>
             <w:rPr>
               <w:rFonts w:eastAsiaTheme="minorEastAsia"/>
               <w:noProof/>
@@ -873,7 +868,7 @@
               <w:lang w:bidi="fa-IR"/>
             </w:rPr>
           </w:pPr>
-          <w:hyperlink w:anchor="_Toc232373641" w:history="1">
+          <w:hyperlink w:anchor="_Toc232462502" w:history="1">
             <w:r>
               <w:rPr>
                 <w:rStyle w:val="Hyperlink"/>
@@ -933,7 +928,7 @@
                 <w:noProof/>
                 <w:webHidden/>
               </w:rPr>
-              <w:instrText>Toc232373641 \h</w:instrText>
+              <w:instrText>Toc232462502 \h</w:instrText>
             </w:r>
             <w:r>
               <w:rPr>
@@ -982,7 +977,6 @@
             <w:tabs>
               <w:tab w:val="right" w:leader="dot" w:pos="7926"/>
             </w:tabs>
-            <w:jc w:val="both"/>
             <w:rPr>
               <w:rFonts w:eastAsiaTheme="minorEastAsia"/>
               <w:noProof/>
@@ -990,7 +984,7 @@
               <w:lang w:bidi="fa-IR"/>
             </w:rPr>
           </w:pPr>
-          <w:hyperlink w:anchor="_Toc232373642" w:history="1">
+          <w:hyperlink w:anchor="_Toc232462503" w:history="1">
             <w:r>
               <w:rPr>
                 <w:rStyle w:val="Hyperlink"/>
@@ -1043,7 +1037,7 @@
                 <w:noProof/>
                 <w:webHidden/>
               </w:rPr>
-              <w:instrText>Toc232373642 \h</w:instrText>
+              <w:instrText>Toc232462503 \h</w:instrText>
             </w:r>
             <w:r>
               <w:rPr>
@@ -1092,7 +1086,6 @@
             <w:tabs>
               <w:tab w:val="right" w:leader="dot" w:pos="7926"/>
             </w:tabs>
-            <w:jc w:val="both"/>
             <w:rPr>
               <w:rFonts w:eastAsiaTheme="minorEastAsia"/>
               <w:noProof/>
@@ -1100,7 +1093,7 @@
               <w:lang w:bidi="fa-IR"/>
             </w:rPr>
           </w:pPr>
-          <w:hyperlink w:anchor="_Toc232373643" w:history="1">
+          <w:hyperlink w:anchor="_Toc232462504" w:history="1">
             <w:r>
               <w:rPr>
                 <w:rStyle w:val="Hyperlink"/>
@@ -1160,7 +1153,7 @@
                 <w:noProof/>
                 <w:webHidden/>
               </w:rPr>
-              <w:instrText>Toc232373643 \h</w:instrText>
+              <w:instrText>Toc232462504 \h</w:instrText>
             </w:r>
             <w:r>
               <w:rPr>
@@ -1192,6 +1185,115 @@
                 <w:rtl/>
               </w:rPr>
               <w:t>6</w:t>
+            </w:r>
+            <w:r>
+              <w:rPr>
+                <w:rStyle w:val="Hyperlink"/>
+                <w:noProof/>
+                <w:rtl/>
+              </w:rPr>
+              <w:fldChar w:fldCharType="end"/>
+            </w:r>
+          </w:hyperlink>
+        </w:p>
+        <w:p>
+          <w:pPr>
+            <w:pStyle w:val="TOC1"/>
+            <w:tabs>
+              <w:tab w:val="right" w:leader="dot" w:pos="7926"/>
+            </w:tabs>
+            <w:rPr>
+              <w:rFonts w:eastAsiaTheme="minorEastAsia"/>
+              <w:noProof/>
+              <w:rtl/>
+              <w:lang w:bidi="fa-IR"/>
+            </w:rPr>
+          </w:pPr>
+          <w:hyperlink w:anchor="_Toc232462505" w:history="1">
+            <w:r>
+              <w:rPr>
+                <w:rStyle w:val="Hyperlink"/>
+                <w:noProof/>
+                <w:rtl/>
+              </w:rPr>
+              <w:t>3. خروجی و تحلیل</w:t>
+            </w:r>
+            <w:r>
+              <w:rPr>
+                <w:noProof/>
+                <w:webHidden/>
+                <w:rtl/>
+              </w:rPr>
+              <w:tab/>
+            </w:r>
+            <w:r>
+              <w:rPr>
+                <w:rStyle w:val="Hyperlink"/>
+                <w:noProof/>
+                <w:rtl/>
+              </w:rPr>
+              <w:fldChar w:fldCharType="begin"/>
+            </w:r>
+            <w:r>
+              <w:rPr>
+                <w:noProof/>
+                <w:webHidden/>
+                <w:rtl/>
+              </w:rPr>
+              <w:instrText xml:space="preserve"> </w:instrText>
+            </w:r>
+            <w:r>
+              <w:rPr>
+                <w:noProof/>
+                <w:webHidden/>
+              </w:rPr>
+              <w:instrText>PAGEREF</w:instrText>
+            </w:r>
+            <w:r>
+              <w:rPr>
+                <w:noProof/>
+                <w:webHidden/>
+                <w:rtl/>
+              </w:rPr>
+              <w:instrText xml:space="preserve"> _</w:instrText>
+            </w:r>
+            <w:r>
+              <w:rPr>
+                <w:noProof/>
+                <w:webHidden/>
+              </w:rPr>
+              <w:instrText>Toc232462505 \h</w:instrText>
+            </w:r>
+            <w:r>
+              <w:rPr>
+                <w:noProof/>
+                <w:webHidden/>
+                <w:rtl/>
+              </w:rPr>
+              <w:instrText xml:space="preserve"> </w:instrText>
+            </w:r>
+            <w:r>
+              <w:rPr>
+                <w:rStyle w:val="Hyperlink"/>
+                <w:noProof/>
+                <w:rtl/>
+              </w:rPr>
+            </w:r>
+            <w:r>
+              <w:rPr>
+                <w:rStyle w:val="Hyperlink"/>
+                <w:noProof/>
+                <w:rtl/>
+              </w:rPr>
+              <w:fldChar w:fldCharType="separate"/>
+            </w:r>
+            <w:r>
+              <w:rPr>
+                <w:noProof/>
+                <w:webHidden/>
+                <w:rtl/>
+              </w:rPr>
+              <w:t>9</w:t>
             </w:r>
             <w:r>
               <w:rPr>
@@ -1209,7 +1311,6 @@
             <w:tabs>
               <w:tab w:val="right" w:leader="dot" w:pos="7926"/>
             </w:tabs>
-            <w:jc w:val="both"/>
             <w:rPr>
               <w:rFonts w:eastAsiaTheme="minorEastAsia"/>
               <w:noProof/>
@@ -1217,14 +1318,21 @@
               <w:lang w:bidi="fa-IR"/>
             </w:rPr>
           </w:pPr>
-          <w:hyperlink w:anchor="_Toc232373644" w:history="1">
+          <w:hyperlink w:anchor="_Toc232462506" w:history="1">
             <w:r>
               <w:rPr>
                 <w:rStyle w:val="Hyperlink"/>
                 <w:noProof/>
                 <w:rtl/>
               </w:rPr>
-              <w:t>3.2.1</w:t>
+              <w:t>1.3.</w:t>
+            </w:r>
+            <w:r>
+              <w:rPr>
+                <w:rStyle w:val="Hyperlink"/>
+                <w:noProof/>
+              </w:rPr>
+              <w:t xml:space="preserve"> MLP</w:t>
             </w:r>
             <w:r>
               <w:rPr>
@@ -1270,7 +1378,7 @@
                 <w:noProof/>
                 <w:webHidden/>
               </w:rPr>
-              <w:instrText>Toc232373644 \h</w:instrText>
+              <w:instrText>Toc232462506 \h</w:instrText>
             </w:r>
             <w:r>
               <w:rPr>
@@ -1301,7 +1409,363 @@
                 <w:webHidden/>
                 <w:rtl/>
               </w:rPr>
-              <w:t>6</w:t>
+              <w:t>9</w:t>
+            </w:r>
+            <w:r>
+              <w:rPr>
+                <w:rStyle w:val="Hyperlink"/>
+                <w:noProof/>
+                <w:rtl/>
+              </w:rPr>
+              <w:fldChar w:fldCharType="end"/>
+            </w:r>
+          </w:hyperlink>
+        </w:p>
+        <w:p>
+          <w:pPr>
+            <w:pStyle w:val="TOC2"/>
+            <w:tabs>
+              <w:tab w:val="right" w:leader="dot" w:pos="7926"/>
+            </w:tabs>
+            <w:rPr>
+              <w:rFonts w:eastAsiaTheme="minorEastAsia"/>
+              <w:noProof/>
+              <w:rtl/>
+              <w:lang w:bidi="fa-IR"/>
+            </w:rPr>
+          </w:pPr>
+          <w:hyperlink w:anchor="_Toc232462507" w:history="1">
+            <w:r>
+              <w:rPr>
+                <w:rStyle w:val="Hyperlink"/>
+                <w:noProof/>
+                <w:rtl/>
+              </w:rPr>
+              <w:t>2.3.</w:t>
+            </w:r>
+            <w:r>
+              <w:rPr>
+                <w:rStyle w:val="Hyperlink"/>
+                <w:noProof/>
+              </w:rPr>
+              <w:t xml:space="preserve"> RBF</w:t>
+            </w:r>
+            <w:r>
+              <w:rPr>
+                <w:noProof/>
+                <w:webHidden/>
+                <w:rtl/>
+              </w:rPr>
+              <w:tab/>
+            </w:r>
+            <w:r>
+              <w:rPr>
+                <w:rStyle w:val="Hyperlink"/>
+                <w:noProof/>
+                <w:rtl/>
+              </w:rPr>
+              <w:fldChar w:fldCharType="begin"/>
+            </w:r>
+            <w:r>
+              <w:rPr>
+                <w:noProof/>
+                <w:webHidden/>
+                <w:rtl/>
+              </w:rPr>
+              <w:instrText xml:space="preserve"> </w:instrText>
+            </w:r>
+            <w:r>
+              <w:rPr>
+                <w:noProof/>
+                <w:webHidden/>
+              </w:rPr>
+              <w:instrText>PAGEREF</w:instrText>
+            </w:r>
+            <w:r>
+              <w:rPr>
+                <w:noProof/>
+                <w:webHidden/>
+                <w:rtl/>
+              </w:rPr>
+              <w:instrText xml:space="preserve"> _</w:instrText>
+            </w:r>
+            <w:r>
+              <w:rPr>
+                <w:noProof/>
+                <w:webHidden/>
+              </w:rPr>
+              <w:instrText>Toc232462507 \h</w:instrText>
+            </w:r>
+            <w:r>
+              <w:rPr>
+                <w:noProof/>
+                <w:webHidden/>
+                <w:rtl/>
+              </w:rPr>
+              <w:instrText xml:space="preserve"> </w:instrText>
+            </w:r>
+            <w:r>
+              <w:rPr>
+                <w:rStyle w:val="Hyperlink"/>
+                <w:noProof/>
+                <w:rtl/>
+              </w:rPr>
+            </w:r>
+            <w:r>
+              <w:rPr>
+                <w:rStyle w:val="Hyperlink"/>
+                <w:noProof/>
+                <w:rtl/>
+              </w:rPr>
+              <w:fldChar w:fldCharType="separate"/>
+            </w:r>
+            <w:r>
+              <w:rPr>
+                <w:noProof/>
+                <w:webHidden/>
+                <w:rtl/>
+              </w:rPr>
+              <w:t>11</w:t>
+            </w:r>
+            <w:r>
+              <w:rPr>
+                <w:rStyle w:val="Hyperlink"/>
+                <w:noProof/>
+                <w:rtl/>
+              </w:rPr>
+              <w:fldChar w:fldCharType="end"/>
+            </w:r>
+          </w:hyperlink>
+        </w:p>
+        <w:p>
+          <w:pPr>
+            <w:pStyle w:val="TOC2"/>
+            <w:tabs>
+              <w:tab w:val="right" w:leader="dot" w:pos="7926"/>
+            </w:tabs>
+            <w:rPr>
+              <w:rFonts w:eastAsiaTheme="minorEastAsia"/>
+              <w:noProof/>
+              <w:rtl/>
+              <w:lang w:bidi="fa-IR"/>
+            </w:rPr>
+          </w:pPr>
+          <w:hyperlink w:anchor="_Toc232462508" w:history="1">
+            <w:r>
+              <w:rPr>
+                <w:rStyle w:val="Hyperlink"/>
+                <w:noProof/>
+                <w:rtl/>
+              </w:rPr>
+              <w:t>3.3. معیار های ارزیابی</w:t>
+            </w:r>
+            <w:r>
+              <w:rPr>
+                <w:noProof/>
+                <w:webHidden/>
+                <w:rtl/>
+              </w:rPr>
+              <w:tab/>
+            </w:r>
+            <w:r>
+              <w:rPr>
+                <w:rStyle w:val="Hyperlink"/>
+                <w:noProof/>
+                <w:rtl/>
+              </w:rPr>
+              <w:fldChar w:fldCharType="begin"/>
+            </w:r>
+            <w:r>
+              <w:rPr>
+                <w:noProof/>
+                <w:webHidden/>
+                <w:rtl/>
+              </w:rPr>
+              <w:instrText xml:space="preserve"> </w:instrText>
+            </w:r>
+            <w:r>
+              <w:rPr>
+                <w:noProof/>
+                <w:webHidden/>
+              </w:rPr>
+              <w:instrText>PAGEREF</w:instrText>
+            </w:r>
+            <w:r>
+              <w:rPr>
+                <w:noProof/>
+                <w:webHidden/>
+                <w:rtl/>
+              </w:rPr>
+              <w:instrText xml:space="preserve"> _</w:instrText>
+            </w:r>
+            <w:r>
+              <w:rPr>
+                <w:noProof/>
+                <w:webHidden/>
+              </w:rPr>
+              <w:instrText>Toc232462508 \h</w:instrText>
+            </w:r>
+            <w:r>
+              <w:rPr>
+                <w:noProof/>
+                <w:webHidden/>
+                <w:rtl/>
+              </w:rPr>
+              <w:instrText xml:space="preserve"> </w:instrText>
+            </w:r>
+            <w:r>
+              <w:rPr>
+                <w:rStyle w:val="Hyperlink"/>
+                <w:noProof/>
+                <w:rtl/>
+              </w:rPr>
+            </w:r>
+            <w:r>
+              <w:rPr>
+                <w:rStyle w:val="Hyperlink"/>
+                <w:noProof/>
+                <w:rtl/>
+              </w:rPr>
+              <w:fldChar w:fldCharType="separate"/>
+            </w:r>
+            <w:r>
+              <w:rPr>
+                <w:noProof/>
+                <w:webHidden/>
+                <w:rtl/>
+              </w:rPr>
+              <w:t>17</w:t>
+            </w:r>
+            <w:r>
+              <w:rPr>
+                <w:rStyle w:val="Hyperlink"/>
+                <w:noProof/>
+                <w:rtl/>
+              </w:rPr>
+              <w:fldChar w:fldCharType="end"/>
+            </w:r>
+          </w:hyperlink>
+        </w:p>
+        <w:p>
+          <w:pPr>
+            <w:pStyle w:val="TOC2"/>
+            <w:tabs>
+              <w:tab w:val="right" w:leader="dot" w:pos="7926"/>
+            </w:tabs>
+            <w:rPr>
+              <w:rFonts w:eastAsiaTheme="minorEastAsia"/>
+              <w:noProof/>
+              <w:rtl/>
+              <w:lang w:bidi="fa-IR"/>
+            </w:rPr>
+          </w:pPr>
+          <w:hyperlink w:anchor="_Toc232462509" w:history="1">
+            <w:r>
+              <w:rPr>
+                <w:rStyle w:val="Hyperlink"/>
+                <w:noProof/>
+                <w:rtl/>
+              </w:rPr>
+              <w:t xml:space="preserve">3.4. مقایسه نهایی </w:t>
+            </w:r>
+            <w:r>
+              <w:rPr>
+                <w:rStyle w:val="Hyperlink"/>
+                <w:noProof/>
+              </w:rPr>
+              <w:t>MLP</w:t>
+            </w:r>
+            <w:r>
+              <w:rPr>
+                <w:rStyle w:val="Hyperlink"/>
+                <w:noProof/>
+                <w:rtl/>
+              </w:rPr>
+              <w:t xml:space="preserve"> و </w:t>
+            </w:r>
+            <w:r>
+              <w:rPr>
+                <w:rStyle w:val="Hyperlink"/>
+                <w:noProof/>
+              </w:rPr>
+              <w:t>RBF</w:t>
+            </w:r>
+            <w:r>
+              <w:rPr>
+                <w:noProof/>
+                <w:webHidden/>
+                <w:rtl/>
+              </w:rPr>
+              <w:tab/>
+            </w:r>
+            <w:r>
+              <w:rPr>
+                <w:rStyle w:val="Hyperlink"/>
+                <w:noProof/>
+                <w:rtl/>
+              </w:rPr>
+              <w:fldChar w:fldCharType="begin"/>
+            </w:r>
+            <w:r>
+              <w:rPr>
+                <w:noProof/>
+                <w:webHidden/>
+                <w:rtl/>
+              </w:rPr>
+              <w:instrText xml:space="preserve"> </w:instrText>
+            </w:r>
+            <w:r>
+              <w:rPr>
+                <w:noProof/>
+                <w:webHidden/>
+              </w:rPr>
+              <w:instrText>PAGEREF</w:instrText>
+            </w:r>
+            <w:r>
+              <w:rPr>
+                <w:noProof/>
+                <w:webHidden/>
+                <w:rtl/>
+              </w:rPr>
+              <w:instrText xml:space="preserve"> _</w:instrText>
+            </w:r>
+            <w:r>
+              <w:rPr>
+                <w:noProof/>
+                <w:webHidden/>
+              </w:rPr>
+              <w:instrText>Toc232462509 \h</w:instrText>
+            </w:r>
+            <w:r>
+              <w:rPr>
+                <w:noProof/>
+                <w:webHidden/>
+                <w:rtl/>
+              </w:rPr>
+              <w:instrText xml:space="preserve"> </w:instrText>
+            </w:r>
+            <w:r>
+              <w:rPr>
+                <w:rStyle w:val="Hyperlink"/>
+                <w:noProof/>
+                <w:rtl/>
+              </w:rPr>
+            </w:r>
+            <w:r>
+              <w:rPr>
+                <w:rStyle w:val="Hyperlink"/>
+                <w:noProof/>
+                <w:rtl/>
+              </w:rPr>
+              <w:fldChar w:fldCharType="separate"/>
+            </w:r>
+            <w:r>
+              <w:rPr>
+                <w:noProof/>
+                <w:webHidden/>
+                <w:rtl/>
+              </w:rPr>
+              <w:t>18</w:t>
             </w:r>
             <w:r>
               <w:rPr>
@@ -1319,7 +1783,6 @@
             <w:tabs>
               <w:tab w:val="right" w:leader="dot" w:pos="7926"/>
             </w:tabs>
-            <w:jc w:val="both"/>
             <w:rPr>
               <w:rFonts w:eastAsiaTheme="minorEastAsia"/>
               <w:noProof/>
@@ -1327,14 +1790,14 @@
               <w:lang w:bidi="fa-IR"/>
             </w:rPr>
           </w:pPr>
-          <w:hyperlink w:anchor="_Toc232373645" w:history="1">
+          <w:hyperlink w:anchor="_Toc232462510" w:history="1">
             <w:r>
               <w:rPr>
                 <w:rStyle w:val="Hyperlink"/>
                 <w:noProof/>
                 <w:rtl/>
               </w:rPr>
-              <w:t>3. خروجی و تحلیل</w:t>
+              <w:t>4. سوالات</w:t>
             </w:r>
             <w:r>
               <w:rPr>
@@ -1380,7 +1843,7 @@
                 <w:noProof/>
                 <w:webHidden/>
               </w:rPr>
-              <w:instrText>Toc232373645 \h</w:instrText>
+              <w:instrText>Toc232462510 \h</w:instrText>
             </w:r>
             <w:r>
               <w:rPr>
@@ -1411,7 +1874,116 @@
                 <w:webHidden/>
                 <w:rtl/>
               </w:rPr>
-              <w:t>9</w:t>
+              <w:t>19</w:t>
+            </w:r>
+            <w:r>
+              <w:rPr>
+                <w:rStyle w:val="Hyperlink"/>
+                <w:noProof/>
+                <w:rtl/>
+              </w:rPr>
+              <w:fldChar w:fldCharType="end"/>
+            </w:r>
+          </w:hyperlink>
+        </w:p>
+        <w:p>
+          <w:pPr>
+            <w:pStyle w:val="TOC1"/>
+            <w:tabs>
+              <w:tab w:val="right" w:leader="dot" w:pos="7926"/>
+            </w:tabs>
+            <w:rPr>
+              <w:rFonts w:eastAsiaTheme="minorEastAsia"/>
+              <w:noProof/>
+              <w:rtl/>
+              <w:lang w:bidi="fa-IR"/>
+            </w:rPr>
+          </w:pPr>
+          <w:hyperlink w:anchor="_Toc232462511" w:history="1">
+            <w:r>
+              <w:rPr>
+                <w:rStyle w:val="Hyperlink"/>
+                <w:noProof/>
+                <w:rtl/>
+              </w:rPr>
+              <w:t>5. بخش امتیازی</w:t>
+            </w:r>
+            <w:r>
+              <w:rPr>
+                <w:noProof/>
+                <w:webHidden/>
+                <w:rtl/>
+              </w:rPr>
+              <w:tab/>
+            </w:r>
+            <w:r>
+              <w:rPr>
+                <w:rStyle w:val="Hyperlink"/>
+                <w:noProof/>
+                <w:rtl/>
+              </w:rPr>
+              <w:fldChar w:fldCharType="begin"/>
+            </w:r>
+            <w:r>
+              <w:rPr>
+                <w:noProof/>
+                <w:webHidden/>
+                <w:rtl/>
+              </w:rPr>
+              <w:instrText xml:space="preserve"> </w:instrText>
+            </w:r>
+            <w:r>
+              <w:rPr>
+                <w:noProof/>
+                <w:webHidden/>
+              </w:rPr>
+              <w:instrText>PAGEREF</w:instrText>
+            </w:r>
+            <w:r>
+              <w:rPr>
+                <w:noProof/>
+                <w:webHidden/>
+                <w:rtl/>
+              </w:rPr>
+              <w:instrText xml:space="preserve"> _</w:instrText>
+            </w:r>
+            <w:r>
+              <w:rPr>
+                <w:noProof/>
+                <w:webHidden/>
+              </w:rPr>
+              <w:instrText>Toc232462511 \h</w:instrText>
+            </w:r>
+            <w:r>
+              <w:rPr>
+                <w:noProof/>
+                <w:webHidden/>
+                <w:rtl/>
+              </w:rPr>
+              <w:instrText xml:space="preserve"> </w:instrText>
+            </w:r>
+            <w:r>
+              <w:rPr>
+                <w:rStyle w:val="Hyperlink"/>
+                <w:noProof/>
+                <w:rtl/>
+              </w:rPr>
+            </w:r>
+            <w:r>
+              <w:rPr>
+                <w:rStyle w:val="Hyperlink"/>
+                <w:noProof/>
+                <w:rtl/>
+              </w:rPr>
+              <w:fldChar w:fldCharType="separate"/>
+            </w:r>
+            <w:r>
+              <w:rPr>
+                <w:noProof/>
+                <w:webHidden/>
+                <w:rtl/>
+              </w:rPr>
+              <w:t>22</w:t>
             </w:r>
             <w:r>
               <w:rPr>
@@ -1429,7 +2001,6 @@
             <w:tabs>
               <w:tab w:val="right" w:leader="dot" w:pos="7926"/>
             </w:tabs>
-            <w:jc w:val="both"/>
             <w:rPr>
               <w:rFonts w:eastAsiaTheme="minorEastAsia"/>
               <w:noProof/>
@@ -1437,21 +2008,21 @@
               <w:lang w:bidi="fa-IR"/>
             </w:rPr>
           </w:pPr>
-          <w:hyperlink w:anchor="_Toc232373646" w:history="1">
+          <w:hyperlink w:anchor="_Toc232462512" w:history="1">
             <w:r>
               <w:rPr>
                 <w:rStyle w:val="Hyperlink"/>
                 <w:noProof/>
                 <w:rtl/>
               </w:rPr>
-              <w:t>1.3.</w:t>
+              <w:t xml:space="preserve">ژنتیک برای </w:t>
             </w:r>
             <w:r>
               <w:rPr>
                 <w:rStyle w:val="Hyperlink"/>
                 <w:noProof/>
               </w:rPr>
-              <w:t xml:space="preserve"> MLP</w:t>
+              <w:t>MLP</w:t>
             </w:r>
             <w:r>
               <w:rPr>
@@ -1497,7 +2068,7 @@
                 <w:noProof/>
                 <w:webHidden/>
               </w:rPr>
-              <w:instrText>Toc232373646 \h</w:instrText>
+              <w:instrText>Toc232462512 \h</w:instrText>
             </w:r>
             <w:r>
               <w:rPr>
@@ -1528,476 +2099,7 @@
                 <w:webHidden/>
                 <w:rtl/>
               </w:rPr>
-              <w:t>9</w:t>
-            </w:r>
-            <w:r>
-              <w:rPr>
-                <w:rStyle w:val="Hyperlink"/>
-                <w:noProof/>
-                <w:rtl/>
-              </w:rPr>
-              <w:fldChar w:fldCharType="end"/>
-            </w:r>
-          </w:hyperlink>
-        </w:p>
-        <w:p>
-          <w:pPr>
-            <w:pStyle w:val="TOC2"/>
-            <w:tabs>
-              <w:tab w:val="right" w:leader="dot" w:pos="7926"/>
-            </w:tabs>
-            <w:jc w:val="both"/>
-            <w:rPr>
-              <w:rFonts w:eastAsiaTheme="minorEastAsia"/>
-              <w:noProof/>
-              <w:rtl/>
-              <w:lang w:bidi="fa-IR"/>
-            </w:rPr>
-          </w:pPr>
-          <w:hyperlink w:anchor="_Toc232373647" w:history="1">
-            <w:r>
-              <w:rPr>
-                <w:rStyle w:val="Hyperlink"/>
-                <w:noProof/>
-                <w:rtl/>
-              </w:rPr>
-              <w:t>2.3.</w:t>
-            </w:r>
-            <w:r>
-              <w:rPr>
-                <w:rStyle w:val="Hyperlink"/>
-                <w:noProof/>
-              </w:rPr>
-              <w:t xml:space="preserve"> RBF</w:t>
-            </w:r>
-            <w:r>
-              <w:rPr>
-                <w:noProof/>
-                <w:webHidden/>
-                <w:rtl/>
-              </w:rPr>
-              <w:tab/>
-            </w:r>
-            <w:r>
-              <w:rPr>
-                <w:rStyle w:val="Hyperlink"/>
-                <w:noProof/>
-                <w:rtl/>
-              </w:rPr>
-              <w:fldChar w:fldCharType="begin"/>
-            </w:r>
-            <w:r>
-              <w:rPr>
-                <w:noProof/>
-                <w:webHidden/>
-                <w:rtl/>
-              </w:rPr>
-              <w:instrText xml:space="preserve"> </w:instrText>
-            </w:r>
-            <w:r>
-              <w:rPr>
-                <w:noProof/>
-                <w:webHidden/>
-              </w:rPr>
-              <w:instrText>PAGEREF</w:instrText>
-            </w:r>
-            <w:r>
-              <w:rPr>
-                <w:noProof/>
-                <w:webHidden/>
-                <w:rtl/>
-              </w:rPr>
-              <w:instrText xml:space="preserve"> _</w:instrText>
-            </w:r>
-            <w:r>
-              <w:rPr>
-                <w:noProof/>
-                <w:webHidden/>
-              </w:rPr>
-              <w:instrText>Toc232373647 \h</w:instrText>
-            </w:r>
-            <w:r>
-              <w:rPr>
-                <w:noProof/>
-                <w:webHidden/>
-                <w:rtl/>
-              </w:rPr>
-              <w:instrText xml:space="preserve"> </w:instrText>
-            </w:r>
-            <w:r>
-              <w:rPr>
-                <w:rStyle w:val="Hyperlink"/>
-                <w:noProof/>
-                <w:rtl/>
-              </w:rPr>
-            </w:r>
-            <w:r>
-              <w:rPr>
-                <w:rStyle w:val="Hyperlink"/>
-                <w:noProof/>
-                <w:rtl/>
-              </w:rPr>
-              <w:fldChar w:fldCharType="separate"/>
-            </w:r>
-            <w:r>
-              <w:rPr>
-                <w:noProof/>
-                <w:webHidden/>
-                <w:rtl/>
-              </w:rPr>
-              <w:t>11</w:t>
-            </w:r>
-            <w:r>
-              <w:rPr>
-                <w:rStyle w:val="Hyperlink"/>
-                <w:noProof/>
-                <w:rtl/>
-              </w:rPr>
-              <w:fldChar w:fldCharType="end"/>
-            </w:r>
-          </w:hyperlink>
-        </w:p>
-        <w:p>
-          <w:pPr>
-            <w:pStyle w:val="TOC2"/>
-            <w:tabs>
-              <w:tab w:val="right" w:leader="dot" w:pos="7926"/>
-            </w:tabs>
-            <w:jc w:val="both"/>
-            <w:rPr>
-              <w:rFonts w:eastAsiaTheme="minorEastAsia"/>
-              <w:noProof/>
-              <w:rtl/>
-              <w:lang w:bidi="fa-IR"/>
-            </w:rPr>
-          </w:pPr>
-          <w:hyperlink w:anchor="_Toc232373648" w:history="1">
-            <w:r>
-              <w:rPr>
-                <w:rStyle w:val="Hyperlink"/>
-                <w:noProof/>
-                <w:rtl/>
-              </w:rPr>
-              <w:t>معیار های ارزیابی</w:t>
-            </w:r>
-            <w:r>
-              <w:rPr>
-                <w:noProof/>
-                <w:webHidden/>
-                <w:rtl/>
-              </w:rPr>
-              <w:tab/>
-            </w:r>
-            <w:r>
-              <w:rPr>
-                <w:rStyle w:val="Hyperlink"/>
-                <w:noProof/>
-                <w:rtl/>
-              </w:rPr>
-              <w:fldChar w:fldCharType="begin"/>
-            </w:r>
-            <w:r>
-              <w:rPr>
-                <w:noProof/>
-                <w:webHidden/>
-                <w:rtl/>
-              </w:rPr>
-              <w:instrText xml:space="preserve"> </w:instrText>
-            </w:r>
-            <w:r>
-              <w:rPr>
-                <w:noProof/>
-                <w:webHidden/>
-              </w:rPr>
-              <w:instrText>PAGEREF</w:instrText>
-            </w:r>
-            <w:r>
-              <w:rPr>
-                <w:noProof/>
-                <w:webHidden/>
-                <w:rtl/>
-              </w:rPr>
-              <w:instrText xml:space="preserve"> _</w:instrText>
-            </w:r>
-            <w:r>
-              <w:rPr>
-                <w:noProof/>
-                <w:webHidden/>
-              </w:rPr>
-              <w:instrText>Toc232373648 \h</w:instrText>
-            </w:r>
-            <w:r>
-              <w:rPr>
-                <w:noProof/>
-                <w:webHidden/>
-                <w:rtl/>
-              </w:rPr>
-              <w:instrText xml:space="preserve"> </w:instrText>
-            </w:r>
-            <w:r>
-              <w:rPr>
-                <w:rStyle w:val="Hyperlink"/>
-                <w:noProof/>
-                <w:rtl/>
-              </w:rPr>
-            </w:r>
-            <w:r>
-              <w:rPr>
-                <w:rStyle w:val="Hyperlink"/>
-                <w:noProof/>
-                <w:rtl/>
-              </w:rPr>
-              <w:fldChar w:fldCharType="separate"/>
-            </w:r>
-            <w:r>
-              <w:rPr>
-                <w:noProof/>
-                <w:webHidden/>
-                <w:rtl/>
-              </w:rPr>
-              <w:t>16</w:t>
-            </w:r>
-            <w:r>
-              <w:rPr>
-                <w:rStyle w:val="Hyperlink"/>
-                <w:noProof/>
-                <w:rtl/>
-              </w:rPr>
-              <w:fldChar w:fldCharType="end"/>
-            </w:r>
-          </w:hyperlink>
-        </w:p>
-        <w:p>
-          <w:pPr>
-            <w:pStyle w:val="TOC2"/>
-            <w:tabs>
-              <w:tab w:val="right" w:leader="dot" w:pos="7926"/>
-            </w:tabs>
-            <w:jc w:val="both"/>
-            <w:rPr>
-              <w:rFonts w:eastAsiaTheme="minorEastAsia"/>
-              <w:noProof/>
-              <w:rtl/>
-              <w:lang w:bidi="fa-IR"/>
-            </w:rPr>
-          </w:pPr>
-          <w:hyperlink w:anchor="_Toc232373649" w:history="1">
-            <w:r>
-              <w:rPr>
-                <w:rStyle w:val="Hyperlink"/>
-                <w:noProof/>
-                <w:rtl/>
-              </w:rPr>
-              <w:t xml:space="preserve">مقایسه نهایی </w:t>
-            </w:r>
-            <w:r>
-              <w:rPr>
-                <w:rStyle w:val="Hyperlink"/>
-                <w:noProof/>
-              </w:rPr>
-              <w:t>MLP</w:t>
-            </w:r>
-            <w:r>
-              <w:rPr>
-                <w:rStyle w:val="Hyperlink"/>
-                <w:noProof/>
-                <w:rtl/>
-              </w:rPr>
-              <w:t xml:space="preserve"> و </w:t>
-            </w:r>
-            <w:r>
-              <w:rPr>
-                <w:rStyle w:val="Hyperlink"/>
-                <w:noProof/>
-              </w:rPr>
-              <w:t>RBF</w:t>
-            </w:r>
-            <w:r>
-              <w:rPr>
-                <w:noProof/>
-                <w:webHidden/>
-                <w:rtl/>
-              </w:rPr>
-              <w:tab/>
-            </w:r>
-            <w:r>
-              <w:rPr>
-                <w:rStyle w:val="Hyperlink"/>
-                <w:noProof/>
-                <w:rtl/>
-              </w:rPr>
-              <w:fldChar w:fldCharType="begin"/>
-            </w:r>
-            <w:r>
-              <w:rPr>
-                <w:noProof/>
-                <w:webHidden/>
-                <w:rtl/>
-              </w:rPr>
-              <w:instrText xml:space="preserve"> </w:instrText>
-            </w:r>
-            <w:r>
-              <w:rPr>
-                <w:noProof/>
-                <w:webHidden/>
-              </w:rPr>
-              <w:instrText>PAGEREF</w:instrText>
-            </w:r>
-            <w:r>
-              <w:rPr>
-                <w:noProof/>
-                <w:webHidden/>
-                <w:rtl/>
-              </w:rPr>
-              <w:instrText xml:space="preserve"> _</w:instrText>
-            </w:r>
-            <w:r>
-              <w:rPr>
-                <w:noProof/>
-                <w:webHidden/>
-              </w:rPr>
-              <w:instrText>Toc232373649 \h</w:instrText>
-            </w:r>
-            <w:r>
-              <w:rPr>
-                <w:noProof/>
-                <w:webHidden/>
-                <w:rtl/>
-              </w:rPr>
-              <w:instrText xml:space="preserve"> </w:instrText>
-            </w:r>
-            <w:r>
-              <w:rPr>
-                <w:rStyle w:val="Hyperlink"/>
-                <w:noProof/>
-                <w:rtl/>
-              </w:rPr>
-            </w:r>
-            <w:r>
-              <w:rPr>
-                <w:rStyle w:val="Hyperlink"/>
-                <w:noProof/>
-                <w:rtl/>
-              </w:rPr>
-              <w:fldChar w:fldCharType="separate"/>
-            </w:r>
-            <w:r>
-              <w:rPr>
-                <w:noProof/>
-                <w:webHidden/>
-                <w:rtl/>
-              </w:rPr>
-              <w:t>17</w:t>
-            </w:r>
-            <w:r>
-              <w:rPr>
-                <w:rStyle w:val="Hyperlink"/>
-                <w:noProof/>
-                <w:rtl/>
-              </w:rPr>
-              <w:fldChar w:fldCharType="end"/>
-            </w:r>
-          </w:hyperlink>
-        </w:p>
-        <w:p>
-          <w:pPr>
-            <w:pStyle w:val="TOC1"/>
-            <w:tabs>
-              <w:tab w:val="right" w:leader="dot" w:pos="7926"/>
-            </w:tabs>
-            <w:jc w:val="both"/>
-            <w:rPr>
-              <w:rFonts w:eastAsiaTheme="minorEastAsia"/>
-              <w:noProof/>
-              <w:rtl/>
-              <w:lang w:bidi="fa-IR"/>
-            </w:rPr>
-          </w:pPr>
-          <w:hyperlink w:anchor="_Toc232373650" w:history="1">
-            <w:r>
-              <w:rPr>
-                <w:rStyle w:val="Hyperlink"/>
-                <w:noProof/>
-                <w:rtl/>
-              </w:rPr>
-              <w:t>4. سوالات</w:t>
-            </w:r>
-            <w:r>
-              <w:rPr>
-                <w:noProof/>
-                <w:webHidden/>
-                <w:rtl/>
-              </w:rPr>
-              <w:tab/>
-            </w:r>
-            <w:r>
-              <w:rPr>
-                <w:rStyle w:val="Hyperlink"/>
-                <w:noProof/>
-                <w:rtl/>
-              </w:rPr>
-              <w:fldChar w:fldCharType="begin"/>
-            </w:r>
-            <w:r>
-              <w:rPr>
-                <w:noProof/>
-                <w:webHidden/>
-                <w:rtl/>
-              </w:rPr>
-              <w:instrText xml:space="preserve"> </w:instrText>
-            </w:r>
-            <w:r>
-              <w:rPr>
-                <w:noProof/>
-                <w:webHidden/>
-              </w:rPr>
-              <w:instrText>PAGEREF</w:instrText>
-            </w:r>
-            <w:r>
-              <w:rPr>
-                <w:noProof/>
-                <w:webHidden/>
-                <w:rtl/>
-              </w:rPr>
-              <w:instrText xml:space="preserve"> _</w:instrText>
-            </w:r>
-            <w:r>
-              <w:rPr>
-                <w:noProof/>
-                <w:webHidden/>
-              </w:rPr>
-              <w:instrText>Toc232373650 \h</w:instrText>
-            </w:r>
-            <w:r>
-              <w:rPr>
-                <w:noProof/>
-                <w:webHidden/>
-                <w:rtl/>
-              </w:rPr>
-              <w:instrText xml:space="preserve"> </w:instrText>
-            </w:r>
-            <w:r>
-              <w:rPr>
-                <w:rStyle w:val="Hyperlink"/>
-                <w:noProof/>
-                <w:rtl/>
-              </w:rPr>
-            </w:r>
-            <w:r>
-              <w:rPr>
-                <w:rStyle w:val="Hyperlink"/>
-                <w:noProof/>
-                <w:rtl/>
-              </w:rPr>
-              <w:fldChar w:fldCharType="separate"/>
-            </w:r>
-            <w:r>
-              <w:rPr>
-                <w:noProof/>
-                <w:webHidden/>
-                <w:rtl/>
-              </w:rPr>
-              <w:t>17</w:t>
+              <w:t>22</w:t>
             </w:r>
             <w:r>
               <w:rPr>
@@ -2133,14 +2235,13 @@
           <w:lang w:bidi="fa-IR"/>
         </w:rPr>
       </w:pPr>
-      <w:bookmarkStart w:id="0" w:name="_Toc232373637"/>
+      <w:bookmarkStart w:id="0" w:name="_Toc232462498"/>
       <w:r>
         <w:rPr>
           <w:rStyle w:val="Heading1Char"/>
           <w:rtl/>
           <w:lang w:bidi="fa-IR"/>
         </w:rPr>
-        <w:lastRenderedPageBreak/>
         <w:t>1.</w:t>
       </w:r>
       <w:r>
@@ -2281,7 +2382,7 @@
           <w:lang w:bidi="fa-IR"/>
         </w:rPr>
       </w:pPr>
-      <w:bookmarkStart w:id="1" w:name="_Toc232373638"/>
+      <w:bookmarkStart w:id="1" w:name="_Toc232462499"/>
       <w:r>
         <w:rPr>
           <w:rStyle w:val="Heading1Char"/>
@@ -2301,7 +2402,7 @@
           <w:lang w:bidi="fa-IR"/>
         </w:rPr>
       </w:pPr>
-      <w:bookmarkStart w:id="2" w:name="_Toc232373639"/>
+      <w:bookmarkStart w:id="2" w:name="_Toc232462500"/>
       <w:r>
         <w:rPr>
           <w:rStyle w:val="Heading2Char"/>
@@ -4201,14 +4302,13 @@
           <w:lang w:bidi="fa-IR"/>
         </w:rPr>
       </w:pPr>
-      <w:bookmarkStart w:id="3" w:name="_Toc232373640"/>
+      <w:bookmarkStart w:id="3" w:name="_Toc232462501"/>
       <w:r>
         <w:rPr>
           <w:rStyle w:val="Heading2Char"/>
           <w:rtl/>
           <w:lang w:bidi="fa-IR"/>
         </w:rPr>
-        <w:lastRenderedPageBreak/>
         <w:t xml:space="preserve">2.2. شبکه </w:t>
       </w:r>
       <w:r>
@@ -4228,7 +4328,7 @@
           <w:lang w:bidi="fa-IR"/>
         </w:rPr>
       </w:pPr>
-      <w:bookmarkStart w:id="4" w:name="_Toc232373641"/>
+      <w:bookmarkStart w:id="4" w:name="_Toc232462502"/>
       <w:r>
         <w:rPr>
           <w:rStyle w:val="Heading3Char"/>
@@ -5530,7 +5630,6 @@
           <w:rtl/>
           <w:lang w:bidi="fa-IR"/>
         </w:rPr>
-        <w:lastRenderedPageBreak/>
         <w:t>-تابع هز</w:t>
       </w:r>
       <w:r>
@@ -6749,14 +6848,13 @@
           <w:lang w:bidi="fa-IR"/>
         </w:rPr>
       </w:pPr>
-      <w:bookmarkStart w:id="5" w:name="_Toc232373642"/>
+      <w:bookmarkStart w:id="5" w:name="_Toc232462503"/>
       <w:r>
         <w:rPr>
           <w:rStyle w:val="Heading3Char"/>
           <w:rtl/>
           <w:lang w:bidi="fa-IR"/>
         </w:rPr>
-        <w:lastRenderedPageBreak/>
         <w:t>2.2.2. آزمایش‌های انجام شده</w:t>
       </w:r>
       <w:bookmarkEnd w:id="5"/>
@@ -6870,7 +6968,7 @@
           <w:lang w:bidi="fa-IR"/>
         </w:rPr>
       </w:pPr>
-      <w:bookmarkStart w:id="6" w:name="_Toc232373643"/>
+      <w:bookmarkStart w:id="6" w:name="_Toc232462504"/>
       <w:r>
         <w:rPr>
           <w:rStyle w:val="Heading2Char"/>
@@ -8799,7 +8897,7 @@
     <w:p>
       <w:pPr>
         <w:rPr>
-          <w:rFonts w:cs="B Nazanin" w:hint="cs"/>
+          <w:rFonts w:cs="B Nazanin"/>
           <w:sz w:val="28"/>
           <w:szCs w:val="28"/>
           <w:rtl/>
@@ -8955,7 +9053,7 @@
           <w:lang w:bidi="fa-IR"/>
         </w:rPr>
       </w:pPr>
-      <w:bookmarkStart w:id="7" w:name="_Toc232373645"/>
+      <w:bookmarkStart w:id="7" w:name="_Toc232462505"/>
       <w:r>
         <w:rPr>
           <w:rStyle w:val="Heading1Char"/>
@@ -8977,7 +9075,7 @@
           <w:lang w:bidi="fa-IR"/>
         </w:rPr>
       </w:pPr>
-      <w:bookmarkStart w:id="8" w:name="_Toc232373646"/>
+      <w:bookmarkStart w:id="8" w:name="_Toc232462506"/>
       <w:r>
         <w:rPr>
           <w:rStyle w:val="Heading2Char"/>
@@ -10308,7 +10406,7 @@
           <w:lang w:bidi="fa-IR"/>
         </w:rPr>
       </w:pPr>
-      <w:bookmarkStart w:id="9" w:name="_Toc232373647"/>
+      <w:bookmarkStart w:id="9" w:name="_Toc232462507"/>
       <w:r>
         <w:rPr>
           <w:rStyle w:val="Heading2Char"/>
@@ -10470,7 +10568,7 @@
       <w:pPr>
         <w:jc w:val="both"/>
         <w:rPr>
-          <w:rFonts w:cs="B Nazanin" w:hint="cs"/>
+          <w:rFonts w:cs="B Nazanin"/>
           <w:sz w:val="28"/>
           <w:szCs w:val="28"/>
           <w:rtl/>
@@ -10648,7 +10746,7 @@
       <w:pPr>
         <w:jc w:val="both"/>
         <w:rPr>
-          <w:rFonts w:cs="B Nazanin" w:hint="cs"/>
+          <w:rFonts w:cs="B Nazanin"/>
           <w:sz w:val="32"/>
           <w:szCs w:val="32"/>
           <w:rtl/>
@@ -13052,7 +13150,7 @@
           <w:rtl/>
         </w:rPr>
       </w:pPr>
-      <w:bookmarkStart w:id="10" w:name="_Toc232373648"/>
+      <w:bookmarkStart w:id="10" w:name="_Toc232462508"/>
       <w:r>
         <w:rPr>
           <w:rFonts w:hint="cs"/>
@@ -13306,7 +13404,7 @@
           <w:rFonts w:cs="Cambria"/>
         </w:rPr>
       </w:pPr>
-      <w:bookmarkStart w:id="11" w:name="_Toc232373649"/>
+      <w:bookmarkStart w:id="11" w:name="_Toc232462509"/>
       <w:r>
         <w:rPr>
           <w:rFonts w:hint="cs"/>
@@ -14123,7 +14221,7 @@
           <w:lang w:bidi="fa-IR"/>
         </w:rPr>
       </w:pPr>
-      <w:bookmarkStart w:id="12" w:name="_Toc232373650"/>
+      <w:bookmarkStart w:id="12" w:name="_Toc232462510"/>
       <w:r>
         <w:rPr>
           <w:rStyle w:val="Heading1Char"/>
@@ -15992,6 +16090,197 @@
         </w:rPr>
         <w:t>.</w:t>
       </w:r>
+    </w:p>
+    <w:p>
+      <w:pPr>
+        <w:jc w:val="both"/>
+        <w:rPr>
+          <w:rFonts w:cs="B Nazanin"/>
+          <w:sz w:val="28"/>
+          <w:szCs w:val="28"/>
+          <w:rtl/>
+          <w:lang w:bidi="fa-IR"/>
+        </w:rPr>
+      </w:pPr>
+    </w:p>
+    <w:p>
+      <w:pPr>
+        <w:jc w:val="both"/>
+        <w:rPr>
+          <w:rFonts w:cs="B Nazanin"/>
+          <w:sz w:val="28"/>
+          <w:szCs w:val="28"/>
+          <w:rtl/>
+          <w:lang w:bidi="fa-IR"/>
+        </w:rPr>
+      </w:pPr>
+    </w:p>
+    <w:p>
+      <w:pPr>
+        <w:jc w:val="both"/>
+        <w:rPr>
+          <w:rFonts w:cs="B Nazanin"/>
+          <w:sz w:val="28"/>
+          <w:szCs w:val="28"/>
+          <w:rtl/>
+          <w:lang w:bidi="fa-IR"/>
+        </w:rPr>
+      </w:pPr>
+    </w:p>
+    <w:p>
+      <w:pPr>
+        <w:jc w:val="both"/>
+        <w:rPr>
+          <w:rFonts w:cs="B Nazanin"/>
+          <w:sz w:val="28"/>
+          <w:szCs w:val="28"/>
+          <w:rtl/>
+          <w:lang w:bidi="fa-IR"/>
+        </w:rPr>
+      </w:pPr>
+    </w:p>
+    <w:p>
+      <w:pPr>
+        <w:jc w:val="both"/>
+        <w:rPr>
+          <w:rFonts w:cs="B Nazanin"/>
+          <w:sz w:val="28"/>
+          <w:szCs w:val="28"/>
+          <w:rtl/>
+          <w:lang w:bidi="fa-IR"/>
+        </w:rPr>
+      </w:pPr>
+    </w:p>
+    <w:p>
+      <w:pPr>
+        <w:jc w:val="both"/>
+        <w:rPr>
+          <w:rFonts w:cs="B Nazanin"/>
+          <w:sz w:val="28"/>
+          <w:szCs w:val="28"/>
+          <w:rtl/>
+          <w:lang w:bidi="fa-IR"/>
+        </w:rPr>
+      </w:pPr>
+    </w:p>
+    <w:p>
+      <w:pPr>
+        <w:jc w:val="both"/>
+        <w:rPr>
+          <w:rFonts w:cs="B Nazanin"/>
+          <w:sz w:val="28"/>
+          <w:szCs w:val="28"/>
+          <w:rtl/>
+          <w:lang w:bidi="fa-IR"/>
+        </w:rPr>
+      </w:pPr>
+    </w:p>
+    <w:p>
+      <w:pPr>
+        <w:jc w:val="both"/>
+        <w:rPr>
+          <w:rFonts w:cs="B Nazanin"/>
+          <w:sz w:val="28"/>
+          <w:szCs w:val="28"/>
+          <w:rtl/>
+          <w:lang w:bidi="fa-IR"/>
+        </w:rPr>
+      </w:pPr>
+    </w:p>
+    <w:p>
+      <w:pPr>
+        <w:jc w:val="both"/>
+        <w:rPr>
+          <w:rFonts w:cs="B Nazanin"/>
+          <w:sz w:val="28"/>
+          <w:szCs w:val="28"/>
+          <w:rtl/>
+          <w:lang w:bidi="fa-IR"/>
+        </w:rPr>
+      </w:pPr>
+    </w:p>
+    <w:p>
+      <w:pPr>
+        <w:jc w:val="both"/>
+        <w:rPr>
+          <w:rFonts w:cs="B Nazanin"/>
+          <w:sz w:val="28"/>
+          <w:szCs w:val="28"/>
+          <w:rtl/>
+          <w:lang w:bidi="fa-IR"/>
+        </w:rPr>
+      </w:pPr>
+    </w:p>
+    <w:p>
+      <w:pPr>
+        <w:pStyle w:val="Heading1"/>
+        <w:rPr>
+          <w:rStyle w:val="Heading1Char"/>
+          <w:b/>
+          <w:bCs/>
+          <w:sz w:val="28"/>
+          <w:szCs w:val="28"/>
+          <w:rtl/>
+        </w:rPr>
+      </w:pPr>
+      <w:bookmarkStart w:id="13" w:name="_Toc232462511"/>
+      <w:r>
+        <w:rPr>
+          <w:rStyle w:val="Heading1Char"/>
+          <w:rFonts w:hint="cs"/>
+          <w:rtl/>
+        </w:rPr>
+        <w:lastRenderedPageBreak/>
+        <w:t>5.</w:t>
+      </w:r>
+      <w:r>
+        <w:rPr>
+          <w:rStyle w:val="Heading1Char"/>
+          <w:b/>
+          <w:bCs/>
+          <w:rtl/>
+        </w:rPr>
+        <w:t xml:space="preserve"> </w:t>
+      </w:r>
+      <w:r>
+        <w:rPr>
+          <w:rStyle w:val="Heading1Char"/>
+          <w:rFonts w:hint="cs"/>
+          <w:b/>
+          <w:bCs/>
+          <w:rtl/>
+        </w:rPr>
+        <w:t>بخش امتیازی</w:t>
+      </w:r>
+      <w:bookmarkEnd w:id="13"/>
+    </w:p>
+    <w:p>
+      <w:pPr>
+        <w:pStyle w:val="Heading2"/>
+        <w:rPr>
+          <w:sz w:val="28"/>
+          <w:szCs w:val="28"/>
+          <w:rtl/>
+        </w:rPr>
+      </w:pPr>
+      <w:bookmarkStart w:id="14" w:name="_Toc232462512"/>
+      <w:r>
+        <w:rPr>
+          <w:rFonts w:hint="cs"/>
+          <w:sz w:val="28"/>
+          <w:szCs w:val="28"/>
+          <w:rtl/>
+        </w:rPr>
+        <w:t xml:space="preserve">5.1. ژنتیک برای </w:t>
+      </w:r>
+      <w:r>
+        <w:rPr>
+          <w:sz w:val="28"/>
+          <w:szCs w:val="28"/>
+        </w:rPr>
+        <w:t>MLP</w:t>
+      </w:r>
+      <w:bookmarkEnd w:id="14"/>
     </w:p>
     <w:p>
       <w:pPr>
@@ -16000,6 +16289,277 @@
           <w:rStyle w:val="Heading1Char"/>
           <w:b w:val="0"/>
           <w:bCs w:val="0"/>
+          <w:sz w:val="28"/>
+          <w:szCs w:val="28"/>
+          <w:rtl/>
+          <w:lang w:bidi="fa-IR"/>
+        </w:rPr>
+      </w:pPr>
+      <w:r>
+        <w:rPr>
+          <w:rFonts w:cs="B Nazanin" w:hint="cs"/>
+          <w:sz w:val="28"/>
+          <w:szCs w:val="28"/>
+          <w:rtl/>
+          <w:lang w:bidi="fa-IR"/>
+        </w:rPr>
+        <w:t xml:space="preserve">توضیح کد: </w:t>
+      </w:r>
+      <w:r>
+        <w:rPr>
+          <w:rFonts w:cs="B Nazanin"/>
+          <w:sz w:val="28"/>
+          <w:szCs w:val="28"/>
+          <w:rtl/>
+        </w:rPr>
+        <w:t xml:space="preserve">در ابتدا، لیست‌هایی مثل </w:t>
+      </w:r>
+      <w:r>
+        <w:rPr>
+          <w:rFonts w:cs="B Nazanin"/>
+          <w:sz w:val="28"/>
+          <w:szCs w:val="28"/>
+          <w:lang w:bidi="fa-IR"/>
+        </w:rPr>
+        <w:t xml:space="preserve">NEURON_OPTIONS </w:t>
+      </w:r>
+      <w:r>
+        <w:rPr>
+          <w:rFonts w:cs="B Nazanin" w:hint="cs"/>
+          <w:sz w:val="28"/>
+          <w:szCs w:val="28"/>
+          <w:rtl/>
+        </w:rPr>
+        <w:t xml:space="preserve"> </w:t>
+      </w:r>
+      <w:r>
+        <w:rPr>
+          <w:rFonts w:cs="B Nazanin"/>
+          <w:sz w:val="28"/>
+          <w:szCs w:val="28"/>
+          <w:rtl/>
+        </w:rPr>
+        <w:t xml:space="preserve">یا </w:t>
+      </w:r>
+      <w:r>
+        <w:rPr>
+          <w:rFonts w:cs="B Nazanin"/>
+          <w:sz w:val="28"/>
+          <w:szCs w:val="28"/>
+          <w:lang w:bidi="fa-IR"/>
+        </w:rPr>
+        <w:t xml:space="preserve"> </w:t>
+      </w:r>
+      <w:r>
+        <w:rPr>
+          <w:rFonts w:cs="B Nazanin"/>
+          <w:sz w:val="28"/>
+          <w:szCs w:val="28"/>
+          <w:lang w:bidi="fa-IR"/>
+        </w:rPr>
+        <w:t xml:space="preserve">LR_OPTIONS </w:t>
+      </w:r>
+      <w:r>
+        <w:rPr>
+          <w:rFonts w:cs="B Nazanin"/>
+          <w:sz w:val="28"/>
+          <w:szCs w:val="28"/>
+          <w:rtl/>
+        </w:rPr>
+        <w:t>تعریف شده‌اند. این‌ها محدوده حرکت الگوریتم را مشخص می‌کنند</w:t>
+      </w:r>
+      <w:r>
+        <w:rPr>
+          <w:rStyle w:val="Heading1Char"/>
+          <w:rFonts w:hint="cs"/>
+          <w:b w:val="0"/>
+          <w:bCs w:val="0"/>
+          <w:sz w:val="28"/>
+          <w:szCs w:val="28"/>
+          <w:rtl/>
+          <w:lang w:bidi="fa-IR"/>
+        </w:rPr>
+        <w:t xml:space="preserve">. سپس فرمت کروموزوم تعریف شد که به صورت یک لیست با عناصر </w:t>
+      </w:r>
+      <w:r>
+        <w:rPr>
+          <w:rFonts w:cs="B Nazanin"/>
+          <w:sz w:val="28"/>
+          <w:szCs w:val="28"/>
+          <w:lang w:bidi="fa-IR"/>
+        </w:rPr>
+        <w:t>[L1, L2, L3, Act, LR, L2, BS, Init]</w:t>
+      </w:r>
+      <w:r>
+        <w:rPr>
+          <w:rFonts w:cs="B Nazanin" w:hint="cs"/>
+          <w:sz w:val="28"/>
+          <w:szCs w:val="28"/>
+          <w:rtl/>
+          <w:lang w:bidi="fa-IR"/>
+        </w:rPr>
+        <w:t xml:space="preserve"> میباشد. در این تعریف تعداد لایه های پنهان حداکثر تا 3 میتوانند باشند و اگر یک لایه تعداد نرون 0 داشته باشد یعنی آن لایه وجود ندارد پس میتوانیم علاوه بر تعداد نرون های هر لایه تعداد لایه ها را هم تنظیم کنیم.</w:t>
+      </w:r>
+      <w:r>
+        <w:rPr>
+          <w:rFonts w:cs="B Nazanin" w:hint="cs"/>
+          <w:sz w:val="28"/>
+          <w:szCs w:val="28"/>
+          <w:rtl/>
+          <w:lang w:bidi="fa-IR"/>
+        </w:rPr>
+        <w:t xml:space="preserve"> تابع ارزیابی این الگوریتم </w:t>
+      </w:r>
+      <w:r>
+        <w:rPr>
+          <w:rFonts w:cs="B Nazanin"/>
+          <w:sz w:val="28"/>
+          <w:szCs w:val="28"/>
+          <w:lang w:bidi="fa-IR"/>
+        </w:rPr>
+        <w:t>macro f1 score</w:t>
+      </w:r>
+      <w:r>
+        <w:rPr>
+          <w:rFonts w:cs="B Nazanin" w:hint="cs"/>
+          <w:sz w:val="28"/>
+          <w:szCs w:val="28"/>
+          <w:rtl/>
+          <w:lang w:bidi="fa-IR"/>
+        </w:rPr>
+        <w:t xml:space="preserve"> میباشد. برای انتخاب از روش تورنمنت استفاده شد </w:t>
+      </w:r>
+      <w:r>
+        <w:rPr>
+          <w:rFonts w:cs="B Nazanin" w:hint="cs"/>
+          <w:sz w:val="28"/>
+          <w:szCs w:val="28"/>
+          <w:rtl/>
+          <w:lang w:bidi="fa-IR"/>
+        </w:rPr>
+        <w:t>که تعادل خوبی بین انتخاب بهترین ها و حفظ تنوع ژنتیکی ایجاد میکند.</w:t>
+      </w:r>
+      <w:r>
+        <w:rPr>
+          <w:rFonts w:cs="B Nazanin" w:hint="cs"/>
+          <w:sz w:val="28"/>
+          <w:szCs w:val="28"/>
+          <w:rtl/>
+          <w:lang w:bidi="fa-IR"/>
+        </w:rPr>
+        <w:t xml:space="preserve"> برای کراس‌اور نیز از روش یونیفرم استفاده شد چون هر زن ماهیت مستقلی دارد و ترکیب </w:t>
+      </w:r>
+      <w:r>
+        <w:rPr>
+          <w:rFonts w:cs="B Nazanin"/>
+          <w:sz w:val="28"/>
+          <w:szCs w:val="28"/>
+          <w:rtl/>
+        </w:rPr>
+        <w:t>تک‌تک ژن‌ها بهتر از بریدن کل کروموزوم</w:t>
+      </w:r>
+      <w:r>
+        <w:rPr>
+          <w:rStyle w:val="Heading1Char"/>
+          <w:rFonts w:hint="cs"/>
+          <w:b w:val="0"/>
+          <w:bCs w:val="0"/>
+          <w:sz w:val="28"/>
+          <w:szCs w:val="28"/>
+          <w:rtl/>
+          <w:lang w:bidi="fa-IR"/>
+        </w:rPr>
+        <w:t xml:space="preserve"> است. همینطور یک فیلد </w:t>
+      </w:r>
+      <w:r>
+        <w:rPr>
+          <w:rStyle w:val="Heading1Char"/>
+          <w:b w:val="0"/>
+          <w:bCs w:val="0"/>
+          <w:sz w:val="28"/>
+          <w:szCs w:val="28"/>
+          <w:lang w:bidi="fa-IR"/>
+        </w:rPr>
+        <w:t>elitism</w:t>
+      </w:r>
+      <w:r>
+        <w:rPr>
+          <w:rStyle w:val="Heading1Char"/>
+          <w:rFonts w:hint="cs"/>
+          <w:b w:val="0"/>
+          <w:bCs w:val="0"/>
+          <w:sz w:val="28"/>
+          <w:szCs w:val="28"/>
+          <w:rtl/>
+          <w:lang w:bidi="fa-IR"/>
+        </w:rPr>
+        <w:t xml:space="preserve"> در نظر گرفته شد که تضمین کند بهترین فرد هر نسل به نسل بعد منتقل میشود و بهترین نتیجه ای که به دست آورده ایم از بین نمیرود.</w:t>
+      </w:r>
+    </w:p>
+    <w:p>
+      <w:pPr>
+        <w:jc w:val="both"/>
+        <w:rPr>
+          <w:rStyle w:val="Heading1Char"/>
+          <w:b w:val="0"/>
+          <w:bCs w:val="0"/>
+          <w:sz w:val="28"/>
+          <w:szCs w:val="28"/>
+          <w:rtl/>
+          <w:lang w:bidi="fa-IR"/>
+        </w:rPr>
+      </w:pPr>
+      <w:r>
+        <w:rPr>
+          <w:rStyle w:val="Heading1Char"/>
+          <w:rFonts w:hint="cs"/>
+          <w:b w:val="0"/>
+          <w:bCs w:val="0"/>
+          <w:sz w:val="28"/>
+          <w:szCs w:val="28"/>
+          <w:rtl/>
+          <w:lang w:bidi="fa-IR"/>
+        </w:rPr>
+        <w:t>خروجی ها و مقایسه با روش دستی که در مرحله قبل(بخش اجباری) پیاده سازی شد:</w:t>
+      </w:r>
+    </w:p>
+    <w:p>
+      <w:pPr>
+        <w:jc w:val="both"/>
+        <w:rPr>
+          <w:rStyle w:val="Heading1Char"/>
+          <w:b w:val="0"/>
+          <w:bCs w:val="0"/>
+          <w:sz w:val="28"/>
+          <w:szCs w:val="28"/>
+          <w:rtl/>
+          <w:lang w:bidi="fa-IR"/>
+        </w:rPr>
+      </w:pPr>
+      <w:r>
+        <w:rPr>
+          <w:rStyle w:val="Heading1Char"/>
+          <w:rFonts w:hint="cs"/>
+          <w:b w:val="0"/>
+          <w:bCs w:val="0"/>
+          <w:sz w:val="28"/>
+          <w:szCs w:val="28"/>
+          <w:rtl/>
+          <w:lang w:bidi="fa-IR"/>
+        </w:rPr>
+        <w:t>خروجی روش دستی:</w:t>
+      </w:r>
+    </w:p>
+    <w:p>
+      <w:pPr>
+        <w:jc w:val="both"/>
+        <w:rPr>
+          <w:rStyle w:val="Heading1Char"/>
+          <w:rFonts w:hint="cs"/>
+          <w:b w:val="0"/>
+          <w:bCs w:val="0"/>
+          <w:sz w:val="28"/>
+          <w:szCs w:val="28"/>
           <w:rtl/>
           <w:lang w:bidi="fa-IR"/>
         </w:rPr>

--- a/step1/report.docx
+++ b/step1/report.docx
@@ -6890,17 +6890,2094 @@
     </w:p>
     <w:p>
       <w:pPr>
-        <w:jc w:val="both"/>
-        <w:rPr>
-          <w:rStyle w:val="Heading2Char"/>
-          <w:rFonts w:cstheme="minorBidi"/>
+        <w:rPr>
+          <w:rFonts w:cs="B Nazanin"/>
           <w:b/>
           <w:bCs/>
-          <w:rtl/>
-          <w:lang w:bidi="fa-IR"/>
-        </w:rPr>
-      </w:pPr>
-      <w:bookmarkStart w:id="7" w:name="_Toc232373644"/>
+          <w:sz w:val="28"/>
+          <w:szCs w:val="28"/>
+        </w:rPr>
+      </w:pPr>
+      <w:r>
+        <w:rPr>
+          <w:rFonts w:cs="B Nazanin"/>
+          <w:b/>
+          <w:bCs/>
+          <w:sz w:val="28"/>
+          <w:szCs w:val="28"/>
+        </w:rPr>
+        <w:t xml:space="preserve"> </w:t>
+      </w:r>
+      <w:r>
+        <w:rPr>
+          <w:rFonts w:cs="B Nazanin"/>
+          <w:b/>
+          <w:bCs/>
+          <w:sz w:val="28"/>
+          <w:szCs w:val="28"/>
+        </w:rPr>
+        <w:t xml:space="preserve">3.2.1 </w:t>
+      </w:r>
+      <w:r>
+        <w:rPr>
+          <w:rFonts w:cs="B Nazanin"/>
+          <w:b/>
+          <w:bCs/>
+          <w:sz w:val="28"/>
+          <w:szCs w:val="28"/>
+          <w:rtl/>
+        </w:rPr>
+        <w:t>اجزای شبکه</w:t>
+      </w:r>
+      <w:r>
+        <w:rPr>
+          <w:rFonts w:cs="B Nazanin"/>
+          <w:b/>
+          <w:bCs/>
+          <w:sz w:val="28"/>
+          <w:szCs w:val="28"/>
+        </w:rPr>
+        <w:t xml:space="preserve"> RBF</w:t>
+      </w:r>
+    </w:p>
+    <w:p>
+      <w:pPr>
+        <w:rPr>
+          <w:rFonts w:cs="B Nazanin"/>
+          <w:b/>
+          <w:bCs/>
+          <w:sz w:val="28"/>
+          <w:szCs w:val="28"/>
+        </w:rPr>
+      </w:pPr>
+      <w:r>
+        <w:rPr>
+          <w:rFonts w:cs="B Nazanin"/>
+          <w:b/>
+          <w:bCs/>
+          <w:sz w:val="28"/>
+          <w:szCs w:val="28"/>
+          <w:rtl/>
+        </w:rPr>
+        <w:t>مقداردهی اولیه مراکز</w:t>
+      </w:r>
+      <w:r>
+        <w:rPr>
+          <w:rFonts w:cs="B Nazanin"/>
+          <w:b/>
+          <w:bCs/>
+          <w:sz w:val="28"/>
+          <w:szCs w:val="28"/>
+        </w:rPr>
+        <w:t xml:space="preserve"> (Center Initialization)</w:t>
+      </w:r>
+    </w:p>
+    <w:p>
+      <w:pPr>
+        <w:rPr>
+          <w:rFonts w:cs="B Nazanin"/>
+          <w:sz w:val="28"/>
+          <w:szCs w:val="28"/>
+        </w:rPr>
+      </w:pPr>
+      <w:r>
+        <w:rPr>
+          <w:rFonts w:cs="B Nazanin"/>
+          <w:sz w:val="28"/>
+          <w:szCs w:val="28"/>
+          <w:rtl/>
+        </w:rPr>
+        <w:t>در شبکه</w:t>
+      </w:r>
+      <w:r>
+        <w:rPr>
+          <w:rFonts w:cs="B Nazanin"/>
+          <w:sz w:val="28"/>
+          <w:szCs w:val="28"/>
+        </w:rPr>
+        <w:t xml:space="preserve"> RBF</w:t>
+      </w:r>
+      <w:r>
+        <w:rPr>
+          <w:rFonts w:cs="B Nazanin"/>
+          <w:sz w:val="28"/>
+          <w:szCs w:val="28"/>
+          <w:rtl/>
+        </w:rPr>
+        <w:t>، مراکز لایه پنهان نقش مهمی در عملکرد شبکه دارند. در این پروژه، سه روش مختلف برای مقداردهی اولیه مراکز پیاده‌سازی و مقایسه شده است</w:t>
+      </w:r>
+      <w:r>
+        <w:rPr>
+          <w:rFonts w:cs="B Nazanin"/>
+          <w:sz w:val="28"/>
+          <w:szCs w:val="28"/>
+        </w:rPr>
+        <w:t>:</w:t>
+      </w:r>
+    </w:p>
+    <w:p>
+      <w:pPr>
+        <w:rPr>
+          <w:rFonts w:cs="B Nazanin"/>
+          <w:sz w:val="28"/>
+          <w:szCs w:val="28"/>
+        </w:rPr>
+      </w:pPr>
+      <w:r>
+        <w:rPr>
+          <w:rFonts w:cs="B Nazanin"/>
+          <w:b/>
+          <w:bCs/>
+          <w:sz w:val="28"/>
+          <w:szCs w:val="28"/>
+          <w:rtl/>
+        </w:rPr>
+        <w:t>روش اول</w:t>
+      </w:r>
+      <w:r>
+        <w:rPr>
+          <w:rFonts w:cs="B Nazanin"/>
+          <w:b/>
+          <w:bCs/>
+          <w:sz w:val="28"/>
+          <w:szCs w:val="28"/>
+        </w:rPr>
+        <w:t>: K-Means</w:t>
+      </w:r>
+      <w:r>
+        <w:rPr>
+          <w:rFonts w:cs="B Nazanin"/>
+          <w:sz w:val="28"/>
+          <w:szCs w:val="28"/>
+        </w:rPr>
+        <w:br/>
+      </w:r>
+      <w:r>
+        <w:rPr>
+          <w:rFonts w:cs="B Nazanin"/>
+          <w:sz w:val="28"/>
+          <w:szCs w:val="28"/>
+          <w:rtl/>
+        </w:rPr>
+        <w:t>در این روش، از الگوریتم خوشه‌بندی</w:t>
+      </w:r>
+      <w:r>
+        <w:rPr>
+          <w:rFonts w:cs="B Nazanin"/>
+          <w:sz w:val="28"/>
+          <w:szCs w:val="28"/>
+        </w:rPr>
+        <w:t xml:space="preserve"> K-Means </w:t>
+      </w:r>
+      <w:r>
+        <w:rPr>
+          <w:rFonts w:cs="B Nazanin"/>
+          <w:sz w:val="28"/>
+          <w:szCs w:val="28"/>
+          <w:rtl/>
+        </w:rPr>
+        <w:t>استفاده می‌شود. داده‌های آموزش به</w:t>
+      </w:r>
+      <w:r>
+        <w:rPr>
+          <w:rFonts w:cs="B Nazanin"/>
+          <w:sz w:val="28"/>
+          <w:szCs w:val="28"/>
+        </w:rPr>
+        <w:t xml:space="preserve"> K </w:t>
+      </w:r>
+      <w:r>
+        <w:rPr>
+          <w:rFonts w:cs="B Nazanin"/>
+          <w:sz w:val="28"/>
+          <w:szCs w:val="28"/>
+          <w:rtl/>
+        </w:rPr>
+        <w:t>خوشه تقسیم می‌شوند و مرکز هر خوشه به عنوان یکی از مراکز لایه</w:t>
+      </w:r>
+      <w:r>
+        <w:rPr>
+          <w:rFonts w:cs="B Nazanin"/>
+          <w:sz w:val="28"/>
+          <w:szCs w:val="28"/>
+        </w:rPr>
+        <w:t xml:space="preserve"> RBF </w:t>
+      </w:r>
+      <w:r>
+        <w:rPr>
+          <w:rFonts w:cs="B Nazanin"/>
+          <w:sz w:val="28"/>
+          <w:szCs w:val="28"/>
+          <w:rtl/>
+        </w:rPr>
+        <w:t>انتخاب می‌گردد. این روش مراکز را در مناطقی قرار می‌دهد که تراکم داده بالاست و معمولاً عملکرد خوبی دارد</w:t>
+      </w:r>
+      <w:r>
+        <w:rPr>
+          <w:rFonts w:cs="B Nazanin"/>
+          <w:sz w:val="28"/>
+          <w:szCs w:val="28"/>
+        </w:rPr>
+        <w:t>.</w:t>
+      </w:r>
+    </w:p>
+    <w:p>
+      <w:pPr>
+        <w:rPr>
+          <w:rFonts w:cs="B Nazanin"/>
+          <w:sz w:val="28"/>
+          <w:szCs w:val="28"/>
+        </w:rPr>
+      </w:pPr>
+      <w:r>
+        <w:rPr>
+          <w:rFonts w:cs="B Nazanin"/>
+          <w:b/>
+          <w:bCs/>
+          <w:sz w:val="28"/>
+          <w:szCs w:val="28"/>
+          <w:rtl/>
+        </w:rPr>
+        <w:t>روش دوم: انتخاب تصادفی از داده</w:t>
+      </w:r>
+      <w:r>
+        <w:rPr>
+          <w:rFonts w:cs="B Nazanin"/>
+          <w:sz w:val="28"/>
+          <w:szCs w:val="28"/>
+        </w:rPr>
+        <w:br/>
+      </w:r>
+      <w:r>
+        <w:rPr>
+          <w:rFonts w:cs="B Nazanin"/>
+          <w:sz w:val="28"/>
+          <w:szCs w:val="28"/>
+          <w:rtl/>
+        </w:rPr>
+        <w:t xml:space="preserve">در این روش، </w:t>
+      </w:r>
+      <w:r>
+        <w:rPr>
+          <w:rFonts w:cs="B Nazanin"/>
+          <w:sz w:val="28"/>
+          <w:szCs w:val="28"/>
+        </w:rPr>
+        <w:t xml:space="preserve">K </w:t>
+      </w:r>
+      <w:r>
+        <w:rPr>
+          <w:rFonts w:cs="B Nazanin" w:hint="cs"/>
+          <w:sz w:val="28"/>
+          <w:szCs w:val="28"/>
+          <w:rtl/>
+        </w:rPr>
+        <w:t xml:space="preserve"> </w:t>
+      </w:r>
+      <w:r>
+        <w:rPr>
+          <w:rFonts w:cs="B Nazanin"/>
+          <w:sz w:val="28"/>
+          <w:szCs w:val="28"/>
+          <w:rtl/>
+        </w:rPr>
+        <w:t>نمونه به صورت تصادفی و بدون جایگذاری از داده‌های آموزش انتخاب می‌شوند و همان نمونه‌ها به عنوان مراکز در نظر گرفته می‌شوند. این روش ساده است اما ممکن است مراکز در مناطق کم‌تراکم قرار گیرند</w:t>
+      </w:r>
+      <w:r>
+        <w:rPr>
+          <w:rFonts w:cs="B Nazanin"/>
+          <w:sz w:val="28"/>
+          <w:szCs w:val="28"/>
+        </w:rPr>
+        <w:t>.</w:t>
+      </w:r>
+    </w:p>
+    <w:p>
+      <w:pPr>
+        <w:rPr>
+          <w:rFonts w:cs="B Nazanin"/>
+          <w:sz w:val="28"/>
+          <w:szCs w:val="28"/>
+        </w:rPr>
+      </w:pPr>
+      <w:r>
+        <w:rPr>
+          <w:rFonts w:cs="B Nazanin"/>
+          <w:b/>
+          <w:bCs/>
+          <w:sz w:val="28"/>
+          <w:szCs w:val="28"/>
+          <w:rtl/>
+        </w:rPr>
+        <w:lastRenderedPageBreak/>
+        <w:t>روش سوم: اعداد تصادفی نرمال</w:t>
+      </w:r>
+      <w:r>
+        <w:rPr>
+          <w:rFonts w:cs="B Nazanin"/>
+          <w:sz w:val="28"/>
+          <w:szCs w:val="28"/>
+        </w:rPr>
+        <w:br/>
+      </w:r>
+      <w:r>
+        <w:rPr>
+          <w:rFonts w:cs="B Nazanin"/>
+          <w:sz w:val="28"/>
+          <w:szCs w:val="28"/>
+          <w:rtl/>
+        </w:rPr>
+        <w:t>در این روش، مراکز به صورت کاملاً تصادفی از توزیع نرمال استاندارد با میانگین صفر و انحراف معیار ۰.۱ تولید می‌شوند. این روش مستقل از داده است و ساده‌ترین روش محسوب می‌شود</w:t>
+      </w:r>
+      <w:r>
+        <w:rPr>
+          <w:rFonts w:cs="B Nazanin"/>
+          <w:sz w:val="28"/>
+          <w:szCs w:val="28"/>
+        </w:rPr>
+        <w:t>.</w:t>
+      </w:r>
+    </w:p>
+    <w:p>
+      <w:pPr>
+        <w:rPr>
+          <w:rFonts w:cs="B Nazanin"/>
+          <w:b/>
+          <w:bCs/>
+          <w:sz w:val="28"/>
+          <w:szCs w:val="28"/>
+        </w:rPr>
+      </w:pPr>
+      <w:r>
+        <w:rPr>
+          <w:rFonts w:cs="B Nazanin"/>
+          <w:b/>
+          <w:bCs/>
+          <w:sz w:val="28"/>
+          <w:szCs w:val="28"/>
+          <w:rtl/>
+        </w:rPr>
+        <w:t>مقداردهی اولیه شعاع‌ها</w:t>
+      </w:r>
+      <w:r>
+        <w:rPr>
+          <w:rFonts w:cs="B Nazanin"/>
+          <w:b/>
+          <w:bCs/>
+          <w:sz w:val="28"/>
+          <w:szCs w:val="28"/>
+        </w:rPr>
+        <w:t xml:space="preserve"> (Sigma Initialization)</w:t>
+      </w:r>
+    </w:p>
+    <w:p>
+      <w:pPr>
+        <w:rPr>
+          <w:rFonts w:cs="B Nazanin"/>
+          <w:sz w:val="28"/>
+          <w:szCs w:val="28"/>
+        </w:rPr>
+      </w:pPr>
+      <w:r>
+        <w:rPr>
+          <w:rFonts w:cs="B Nazanin"/>
+          <w:sz w:val="28"/>
+          <w:szCs w:val="28"/>
+          <w:rtl/>
+        </w:rPr>
+        <w:t>شعاع هر تابع پایه شعاعی تعیین می‌کند که آن تابع چه محدوده‌ای از فضای ویژگی را پوشش دهد. در این پروژه، دو روش برای مقداردهی اولیه شعاع‌ها استفاده شده است</w:t>
+      </w:r>
+      <w:r>
+        <w:rPr>
+          <w:rFonts w:cs="B Nazanin"/>
+          <w:sz w:val="28"/>
+          <w:szCs w:val="28"/>
+        </w:rPr>
+        <w:t>:</w:t>
+      </w:r>
+    </w:p>
+    <w:p>
+      <w:pPr>
+        <w:rPr>
+          <w:rFonts w:cs="B Nazanin"/>
+          <w:sz w:val="28"/>
+          <w:szCs w:val="28"/>
+        </w:rPr>
+      </w:pPr>
+      <w:r>
+        <w:rPr>
+          <w:rFonts w:cs="B Nazanin"/>
+          <w:b/>
+          <w:bCs/>
+          <w:sz w:val="28"/>
+          <w:szCs w:val="28"/>
+          <w:rtl/>
+        </w:rPr>
+        <w:t>روش اول: مقدار ثابت</w:t>
+      </w:r>
+      <w:r>
+        <w:rPr>
+          <w:rFonts w:cs="B Nazanin"/>
+          <w:sz w:val="28"/>
+          <w:szCs w:val="28"/>
+        </w:rPr>
+        <w:br/>
+      </w:r>
+      <w:r>
+        <w:rPr>
+          <w:rFonts w:cs="B Nazanin"/>
+          <w:sz w:val="28"/>
+          <w:szCs w:val="28"/>
+          <w:rtl/>
+        </w:rPr>
+        <w:t xml:space="preserve">در این روش، برای همه مراکز یک مقدار شعاع یکسان (معمولاً ۱.۰) در نظر گرفته می‌شود. </w:t>
+      </w:r>
+    </w:p>
+    <w:p>
+      <w:pPr>
+        <w:rPr>
+          <w:rFonts w:cs="B Nazanin"/>
+          <w:sz w:val="28"/>
+          <w:szCs w:val="28"/>
+        </w:rPr>
+      </w:pPr>
+      <w:r>
+        <w:rPr>
+          <w:rFonts w:cs="B Nazanin"/>
+          <w:b/>
+          <w:bCs/>
+          <w:sz w:val="28"/>
+          <w:szCs w:val="28"/>
+          <w:rtl/>
+        </w:rPr>
+        <w:t>روش دوم: محاسبه از فاصله مراکز</w:t>
+      </w:r>
+      <w:r>
+        <w:rPr>
+          <w:rFonts w:cs="B Nazanin"/>
+          <w:sz w:val="28"/>
+          <w:szCs w:val="28"/>
+        </w:rPr>
+        <w:br/>
+      </w:r>
+      <w:r>
+        <w:rPr>
+          <w:rFonts w:cs="B Nazanin"/>
+          <w:sz w:val="28"/>
+          <w:szCs w:val="28"/>
+          <w:rtl/>
+        </w:rPr>
+        <w:t>در این روش، ابتدا فاصله هر مرکز از نزدیک‌ترین مرکز دیگر محاسبه می‌شود. سپس میانگین این فواصل به عنوان مقدار شعاع در نظر گرفته می‌شود. این روش باعث می‌شود شعاع‌ها متناسب با پراکندگی مراکز تعیین شوند</w:t>
+      </w:r>
+      <w:r>
+        <w:rPr>
+          <w:rFonts w:cs="B Nazanin"/>
+          <w:sz w:val="28"/>
+          <w:szCs w:val="28"/>
+        </w:rPr>
+        <w:t>.</w:t>
+      </w:r>
+    </w:p>
+    <w:p>
+      <w:pPr>
+        <w:rPr>
+          <w:rFonts w:cs="B Nazanin"/>
+          <w:b/>
+          <w:bCs/>
+          <w:sz w:val="28"/>
+          <w:szCs w:val="28"/>
+        </w:rPr>
+      </w:pPr>
+      <w:r>
+        <w:rPr>
+          <w:rFonts w:cs="B Nazanin"/>
+          <w:b/>
+          <w:bCs/>
+          <w:sz w:val="28"/>
+          <w:szCs w:val="28"/>
+          <w:rtl/>
+        </w:rPr>
+        <w:t>تابع پایه شعاعی</w:t>
+      </w:r>
+      <w:r>
+        <w:rPr>
+          <w:rFonts w:cs="B Nazanin"/>
+          <w:b/>
+          <w:bCs/>
+          <w:sz w:val="28"/>
+          <w:szCs w:val="28"/>
+        </w:rPr>
+        <w:t xml:space="preserve"> (Radial Basis Function)</w:t>
+      </w:r>
+    </w:p>
+    <w:p>
+      <w:pPr>
+        <w:rPr>
+          <w:rFonts w:cs="B Nazanin"/>
+          <w:sz w:val="28"/>
+          <w:szCs w:val="28"/>
+        </w:rPr>
+      </w:pPr>
+      <w:r>
+        <w:rPr>
+          <w:rFonts w:cs="B Nazanin"/>
+          <w:sz w:val="28"/>
+          <w:szCs w:val="28"/>
+          <w:rtl/>
+        </w:rPr>
+        <w:t>هر نورون در لایه پنهان</w:t>
+      </w:r>
+      <w:r>
+        <w:rPr>
+          <w:rFonts w:cs="B Nazanin"/>
+          <w:sz w:val="28"/>
+          <w:szCs w:val="28"/>
+        </w:rPr>
+        <w:t xml:space="preserve"> RBF </w:t>
+      </w:r>
+      <w:r>
+        <w:rPr>
+          <w:rFonts w:cs="B Nazanin"/>
+          <w:sz w:val="28"/>
+          <w:szCs w:val="28"/>
+          <w:rtl/>
+        </w:rPr>
+        <w:t>از تابع گاوسی زیر استفاده می‌کند</w:t>
+      </w:r>
+      <w:r>
+        <w:rPr>
+          <w:rFonts w:cs="B Nazanin"/>
+          <w:sz w:val="28"/>
+          <w:szCs w:val="28"/>
+        </w:rPr>
+        <w:t>:</w:t>
+      </w:r>
+    </w:p>
+    <w:p>
+      <w:pPr>
+        <w:rPr>
+          <w:rFonts w:cs="B Nazanin"/>
+          <w:sz w:val="28"/>
+          <w:szCs w:val="28"/>
+        </w:rPr>
+      </w:pPr>
+      <w:r>
+        <w:rPr>
+          <w:rFonts w:cs="B Nazanin"/>
+          <w:sz w:val="28"/>
+          <w:szCs w:val="28"/>
+        </w:rPr>
+        <w:t xml:space="preserve">φ(x) = </w:t>
+      </w:r>
+      <w:proofErr w:type="gramStart"/>
+      <w:r>
+        <w:rPr>
+          <w:rFonts w:cs="B Nazanin"/>
+          <w:sz w:val="28"/>
+          <w:szCs w:val="28"/>
+        </w:rPr>
+        <w:t>exp(</w:t>
+      </w:r>
+      <w:proofErr w:type="gramEnd"/>
+      <w:r>
+        <w:rPr>
+          <w:rFonts w:cs="B Nazanin"/>
+          <w:sz w:val="28"/>
+          <w:szCs w:val="28"/>
+        </w:rPr>
+        <w:t>-||x - c||² / (2σ²))</w:t>
+      </w:r>
+    </w:p>
+    <w:p>
+      <w:pPr>
+        <w:rPr>
+          <w:rFonts w:cs="B Nazanin"/>
+          <w:sz w:val="28"/>
+          <w:szCs w:val="28"/>
+        </w:rPr>
+      </w:pPr>
+      <w:r>
+        <w:rPr>
+          <w:rFonts w:cs="B Nazanin"/>
+          <w:sz w:val="28"/>
+          <w:szCs w:val="28"/>
+          <w:rtl/>
+        </w:rPr>
+        <w:t xml:space="preserve">در این فرمول، </w:t>
+      </w:r>
+      <w:r>
+        <w:rPr>
+          <w:rFonts w:cs="B Nazanin"/>
+          <w:sz w:val="28"/>
+          <w:szCs w:val="28"/>
+        </w:rPr>
+        <w:t xml:space="preserve">x </w:t>
+      </w:r>
+      <w:r>
+        <w:rPr>
+          <w:rFonts w:cs="B Nazanin"/>
+          <w:sz w:val="28"/>
+          <w:szCs w:val="28"/>
+          <w:rtl/>
+        </w:rPr>
+        <w:t xml:space="preserve">بردار ورودی، </w:t>
+      </w:r>
+      <w:r>
+        <w:rPr>
+          <w:rFonts w:cs="B Nazanin"/>
+          <w:sz w:val="28"/>
+          <w:szCs w:val="28"/>
+        </w:rPr>
+        <w:t xml:space="preserve">c </w:t>
+      </w:r>
+      <w:r>
+        <w:rPr>
+          <w:rFonts w:cs="B Nazanin" w:hint="cs"/>
+          <w:sz w:val="28"/>
+          <w:szCs w:val="28"/>
+          <w:rtl/>
+        </w:rPr>
+        <w:t xml:space="preserve"> </w:t>
+      </w:r>
+      <w:r>
+        <w:rPr>
+          <w:rFonts w:cs="B Nazanin"/>
+          <w:sz w:val="28"/>
+          <w:szCs w:val="28"/>
+          <w:rtl/>
+        </w:rPr>
+        <w:t>مرکز نورون و</w:t>
+      </w:r>
+      <w:r>
+        <w:rPr>
+          <w:rFonts w:cs="B Nazanin"/>
+          <w:sz w:val="28"/>
+          <w:szCs w:val="28"/>
+        </w:rPr>
+        <w:t xml:space="preserve"> σ </w:t>
+      </w:r>
+      <w:r>
+        <w:rPr>
+          <w:rFonts w:cs="B Nazanin"/>
+          <w:sz w:val="28"/>
+          <w:szCs w:val="28"/>
+          <w:rtl/>
+        </w:rPr>
+        <w:t>شعاع آن است. این تابع فاصله اقلیدسی نمونه ورودی را از مرکز محاسبه کرده و آن را به یک مقدار شباهت بین ۰ و ۱ تبدیل می‌کند. هرچه نمونه به مرکز نزدیک‌تر باشد، مقدار خروجی به ۱ نزدیک‌تر خواهد بود</w:t>
+      </w:r>
+      <w:r>
+        <w:rPr>
+          <w:rFonts w:cs="B Nazanin"/>
+          <w:sz w:val="28"/>
+          <w:szCs w:val="28"/>
+        </w:rPr>
+        <w:t>.</w:t>
+      </w:r>
+    </w:p>
+    <w:p>
+      <w:pPr>
+        <w:rPr>
+          <w:rFonts w:cs="B Nazanin"/>
+          <w:b/>
+          <w:bCs/>
+          <w:sz w:val="28"/>
+          <w:szCs w:val="28"/>
+        </w:rPr>
+      </w:pPr>
+      <w:r>
+        <w:rPr>
+          <w:rFonts w:cs="B Nazanin"/>
+          <w:b/>
+          <w:bCs/>
+          <w:sz w:val="28"/>
+          <w:szCs w:val="28"/>
+          <w:rtl/>
+        </w:rPr>
+        <w:t>معماری شبکه</w:t>
+      </w:r>
+      <w:r>
+        <w:rPr>
+          <w:rFonts w:cs="B Nazanin"/>
+          <w:b/>
+          <w:bCs/>
+          <w:sz w:val="28"/>
+          <w:szCs w:val="28"/>
+        </w:rPr>
+        <w:t xml:space="preserve"> RBF</w:t>
+      </w:r>
+    </w:p>
+    <w:p>
+      <w:pPr>
+        <w:rPr>
+          <w:rFonts w:cs="B Nazanin"/>
+          <w:sz w:val="28"/>
+          <w:szCs w:val="28"/>
+        </w:rPr>
+      </w:pPr>
+      <w:r>
+        <w:rPr>
+          <w:rFonts w:cs="B Nazanin"/>
+          <w:sz w:val="28"/>
+          <w:szCs w:val="28"/>
+          <w:rtl/>
+        </w:rPr>
+        <w:t>شبکه</w:t>
+      </w:r>
+      <w:r>
+        <w:rPr>
+          <w:rFonts w:cs="B Nazanin"/>
+          <w:sz w:val="28"/>
+          <w:szCs w:val="28"/>
+        </w:rPr>
+        <w:t xml:space="preserve"> RBF </w:t>
+      </w:r>
+      <w:r>
+        <w:rPr>
+          <w:rFonts w:cs="B Nazanin"/>
+          <w:sz w:val="28"/>
+          <w:szCs w:val="28"/>
+          <w:rtl/>
+        </w:rPr>
+        <w:t>پیاده‌سازی شده در این پروژه از سه لایه تشکیل شده است</w:t>
+      </w:r>
+      <w:r>
+        <w:rPr>
+          <w:rFonts w:cs="B Nazanin"/>
+          <w:sz w:val="28"/>
+          <w:szCs w:val="28"/>
+        </w:rPr>
+        <w:t>:</w:t>
+      </w:r>
+    </w:p>
+    <w:p>
+      <w:pPr>
+        <w:rPr>
+          <w:rFonts w:cs="B Nazanin"/>
+          <w:sz w:val="28"/>
+          <w:szCs w:val="28"/>
+        </w:rPr>
+      </w:pPr>
+      <w:r>
+        <w:rPr>
+          <w:rFonts w:cs="B Nazanin"/>
+          <w:sz w:val="28"/>
+          <w:szCs w:val="28"/>
+          <w:rtl/>
+        </w:rPr>
+        <w:t>لایه ورودی شامل ۱۳ نورون است که هر کدام متناظر با یکی از ویژگی‌های داده می‌باشد</w:t>
+      </w:r>
+      <w:r>
+        <w:rPr>
+          <w:rFonts w:cs="B Nazanin"/>
+          <w:sz w:val="28"/>
+          <w:szCs w:val="28"/>
+        </w:rPr>
+        <w:t>.</w:t>
+      </w:r>
+    </w:p>
+    <w:p>
+      <w:pPr>
+        <w:rPr>
+          <w:rFonts w:cs="B Nazanin"/>
+          <w:sz w:val="28"/>
+          <w:szCs w:val="28"/>
+        </w:rPr>
+      </w:pPr>
+      <w:r>
+        <w:rPr>
+          <w:rFonts w:cs="B Nazanin"/>
+          <w:sz w:val="28"/>
+          <w:szCs w:val="28"/>
+          <w:rtl/>
+        </w:rPr>
+        <w:t>لایه پنهان</w:t>
+      </w:r>
+      <w:r>
+        <w:rPr>
+          <w:rFonts w:cs="B Nazanin"/>
+          <w:sz w:val="28"/>
+          <w:szCs w:val="28"/>
+        </w:rPr>
+        <w:t xml:space="preserve"> RBF </w:t>
+      </w:r>
+      <w:r>
+        <w:rPr>
+          <w:rFonts w:cs="B Nazanin"/>
+          <w:sz w:val="28"/>
+          <w:szCs w:val="28"/>
+          <w:rtl/>
+        </w:rPr>
+        <w:t>شامل</w:t>
+      </w:r>
+      <w:r>
+        <w:rPr>
+          <w:rFonts w:cs="B Nazanin"/>
+          <w:sz w:val="28"/>
+          <w:szCs w:val="28"/>
+        </w:rPr>
+        <w:t xml:space="preserve"> K </w:t>
+      </w:r>
+      <w:r>
+        <w:rPr>
+          <w:rFonts w:cs="B Nazanin"/>
+          <w:sz w:val="28"/>
+          <w:szCs w:val="28"/>
+          <w:rtl/>
+        </w:rPr>
+        <w:t>نورون است که تعداد آن به عنوان یک فراپارامتر در نظر گرفته شده و مقادیر ۵۰، ۱۰۰، ۲۰۰ و ۳۰۰ برای آن آزمایش شده است</w:t>
+      </w:r>
+      <w:r>
+        <w:rPr>
+          <w:rFonts w:cs="B Nazanin" w:hint="cs"/>
+          <w:b/>
+          <w:bCs/>
+          <w:sz w:val="28"/>
+          <w:szCs w:val="28"/>
+          <w:rtl/>
+        </w:rPr>
+        <w:t xml:space="preserve"> </w:t>
+      </w:r>
+      <w:r>
+        <w:rPr>
+          <w:rFonts w:cs="B Nazanin"/>
+          <w:sz w:val="28"/>
+          <w:szCs w:val="28"/>
+          <w:rtl/>
+        </w:rPr>
+        <w:t>بهترین تعداد، ۳۰۰ مرکز بود</w:t>
+      </w:r>
+      <w:r>
+        <w:rPr>
+          <w:rFonts w:cs="B Nazanin"/>
+          <w:sz w:val="28"/>
+          <w:szCs w:val="28"/>
+        </w:rPr>
+        <w:t>.</w:t>
+      </w:r>
+    </w:p>
+    <w:p>
+      <w:pPr>
+        <w:rPr>
+          <w:rFonts w:cs="B Nazanin"/>
+          <w:sz w:val="28"/>
+          <w:szCs w:val="28"/>
+        </w:rPr>
+      </w:pPr>
+      <w:r>
+        <w:rPr>
+          <w:rFonts w:cs="B Nazanin"/>
+          <w:sz w:val="28"/>
+          <w:szCs w:val="28"/>
+          <w:rtl/>
+        </w:rPr>
+        <w:lastRenderedPageBreak/>
+        <w:t>لایه خروجی شامل ۳ نورون است که متناظر با کلاس‌های</w:t>
+      </w:r>
+      <w:r>
+        <w:rPr>
+          <w:rFonts w:cs="B Nazanin"/>
+          <w:sz w:val="28"/>
+          <w:szCs w:val="28"/>
+        </w:rPr>
+        <w:t xml:space="preserve"> Good</w:t>
+      </w:r>
+      <w:r>
+        <w:rPr>
+          <w:rFonts w:cs="B Nazanin"/>
+          <w:sz w:val="28"/>
+          <w:szCs w:val="28"/>
+          <w:rtl/>
+        </w:rPr>
+        <w:t xml:space="preserve">، </w:t>
+      </w:r>
+      <w:r>
+        <w:rPr>
+          <w:rFonts w:cs="B Nazanin"/>
+          <w:sz w:val="28"/>
+          <w:szCs w:val="28"/>
+        </w:rPr>
+        <w:t xml:space="preserve">Acceptable </w:t>
+      </w:r>
+      <w:r>
+        <w:rPr>
+          <w:rFonts w:cs="B Nazanin"/>
+          <w:sz w:val="28"/>
+          <w:szCs w:val="28"/>
+          <w:rtl/>
+        </w:rPr>
+        <w:t>و</w:t>
+      </w:r>
+      <w:r>
+        <w:rPr>
+          <w:rFonts w:cs="B Nazanin"/>
+          <w:sz w:val="28"/>
+          <w:szCs w:val="28"/>
+        </w:rPr>
+        <w:t xml:space="preserve"> Poor </w:t>
+      </w:r>
+      <w:r>
+        <w:rPr>
+          <w:rFonts w:cs="B Nazanin"/>
+          <w:sz w:val="28"/>
+          <w:szCs w:val="28"/>
+          <w:rtl/>
+        </w:rPr>
+        <w:t>می‌باشد و از یک لایه خطی</w:t>
+      </w:r>
+      <w:r>
+        <w:rPr>
+          <w:rFonts w:cs="B Nazanin"/>
+          <w:sz w:val="28"/>
+          <w:szCs w:val="28"/>
+        </w:rPr>
+        <w:t xml:space="preserve"> (Linear) </w:t>
+      </w:r>
+      <w:r>
+        <w:rPr>
+          <w:rFonts w:cs="B Nazanin"/>
+          <w:sz w:val="28"/>
+          <w:szCs w:val="28"/>
+          <w:rtl/>
+        </w:rPr>
+        <w:t>تشکیل شده است</w:t>
+      </w:r>
+      <w:r>
+        <w:rPr>
+          <w:rFonts w:cs="B Nazanin"/>
+          <w:sz w:val="28"/>
+          <w:szCs w:val="28"/>
+        </w:rPr>
+        <w:t>.</w:t>
+      </w:r>
+    </w:p>
+    <w:p>
+      <w:pPr>
+        <w:rPr>
+          <w:rFonts w:cs="B Nazanin"/>
+          <w:b/>
+          <w:bCs/>
+          <w:sz w:val="28"/>
+          <w:szCs w:val="28"/>
+        </w:rPr>
+      </w:pPr>
+      <w:r>
+        <w:rPr>
+          <w:rFonts w:cs="B Nazanin"/>
+          <w:b/>
+          <w:bCs/>
+          <w:sz w:val="28"/>
+          <w:szCs w:val="28"/>
+          <w:rtl/>
+        </w:rPr>
+        <w:t>عملیات انتشار به جلو</w:t>
+      </w:r>
+      <w:r>
+        <w:rPr>
+          <w:rFonts w:cs="B Nazanin"/>
+          <w:b/>
+          <w:bCs/>
+          <w:sz w:val="28"/>
+          <w:szCs w:val="28"/>
+        </w:rPr>
+        <w:t xml:space="preserve"> (Forward Pass)</w:t>
+      </w:r>
+    </w:p>
+    <w:p>
+      <w:pPr>
+        <w:rPr>
+          <w:rFonts w:cs="B Nazanin"/>
+          <w:sz w:val="28"/>
+          <w:szCs w:val="28"/>
+        </w:rPr>
+      </w:pPr>
+      <w:r>
+        <w:rPr>
+          <w:rFonts w:cs="B Nazanin"/>
+          <w:sz w:val="28"/>
+          <w:szCs w:val="28"/>
+          <w:rtl/>
+        </w:rPr>
+        <w:t>در مرحله انتشار به جلو، ابتدا فاصله هر نمونه از همه مراکز محاسبه می‌شود. سپس این فواصل با استفاده از تابع گاوسی به مقادیر شباهت تبدیل می‌گردند. در نهایت، لایه خروجی خطی این مقادیر شباهت را با وزن‌های خود ترکیب کرده و خروجی نهایی را تولید می‌کند</w:t>
+      </w:r>
+      <w:r>
+        <w:rPr>
+          <w:rFonts w:cs="B Nazanin"/>
+          <w:sz w:val="28"/>
+          <w:szCs w:val="28"/>
+        </w:rPr>
+        <w:t>.</w:t>
+      </w:r>
+    </w:p>
+    <w:p>
+      <w:pPr>
+        <w:rPr>
+          <w:rFonts w:cs="B Nazanin"/>
+          <w:b/>
+          <w:bCs/>
+          <w:sz w:val="28"/>
+          <w:szCs w:val="28"/>
+        </w:rPr>
+      </w:pPr>
+      <w:r>
+        <w:rPr>
+          <w:rFonts w:cs="B Nazanin"/>
+          <w:b/>
+          <w:bCs/>
+          <w:sz w:val="28"/>
+          <w:szCs w:val="28"/>
+          <w:rtl/>
+        </w:rPr>
+        <w:t>تابع هزینه</w:t>
+      </w:r>
+      <w:r>
+        <w:rPr>
+          <w:rFonts w:cs="B Nazanin"/>
+          <w:b/>
+          <w:bCs/>
+          <w:sz w:val="28"/>
+          <w:szCs w:val="28"/>
+        </w:rPr>
+        <w:t xml:space="preserve"> (Loss Function)</w:t>
+      </w:r>
+    </w:p>
+    <w:p>
+      <w:pPr>
+        <w:rPr>
+          <w:rFonts w:cs="B Nazanin"/>
+          <w:sz w:val="28"/>
+          <w:szCs w:val="28"/>
+        </w:rPr>
+      </w:pPr>
+      <w:r>
+        <w:rPr>
+          <w:rFonts w:cs="B Nazanin"/>
+          <w:sz w:val="28"/>
+          <w:szCs w:val="28"/>
+          <w:rtl/>
+        </w:rPr>
+        <w:t>برای آموزش شبکه</w:t>
+      </w:r>
+      <w:r>
+        <w:rPr>
+          <w:rFonts w:cs="B Nazanin"/>
+          <w:sz w:val="28"/>
+          <w:szCs w:val="28"/>
+        </w:rPr>
+        <w:t xml:space="preserve"> RBF </w:t>
+      </w:r>
+      <w:r>
+        <w:rPr>
+          <w:rFonts w:cs="B Nazanin"/>
+          <w:sz w:val="28"/>
+          <w:szCs w:val="28"/>
+          <w:rtl/>
+        </w:rPr>
+        <w:t>از تابع هزینه</w:t>
+      </w:r>
+      <w:r>
+        <w:rPr>
+          <w:rFonts w:cs="B Nazanin"/>
+          <w:sz w:val="28"/>
+          <w:szCs w:val="28"/>
+        </w:rPr>
+        <w:t xml:space="preserve"> Cross-Entropy </w:t>
+      </w:r>
+      <w:r>
+        <w:rPr>
+          <w:rFonts w:cs="B Nazanin"/>
+          <w:sz w:val="28"/>
+          <w:szCs w:val="28"/>
+          <w:rtl/>
+        </w:rPr>
+        <w:t>استفاده شده است. این تابع برای مسائل طبقه‌بندی چندکلاسه مناسب است و میزان اختلاف بین پیش‌بینی مدل و برچسب واقعی را اندازه‌گیری می‌کند</w:t>
+      </w:r>
+      <w:r>
+        <w:rPr>
+          <w:rFonts w:cs="B Nazanin"/>
+          <w:sz w:val="28"/>
+          <w:szCs w:val="28"/>
+        </w:rPr>
+        <w:t>.</w:t>
+      </w:r>
+    </w:p>
+    <w:p>
+      <w:pPr>
+        <w:rPr>
+          <w:rFonts w:cs="B Nazanin"/>
+          <w:b/>
+          <w:bCs/>
+          <w:sz w:val="28"/>
+          <w:szCs w:val="28"/>
+        </w:rPr>
+      </w:pPr>
+      <w:r>
+        <w:rPr>
+          <w:rFonts w:cs="B Nazanin"/>
+          <w:b/>
+          <w:bCs/>
+          <w:sz w:val="28"/>
+          <w:szCs w:val="28"/>
+          <w:rtl/>
+        </w:rPr>
+        <w:t>آموزش پارامترها</w:t>
+      </w:r>
+      <w:r>
+        <w:rPr>
+          <w:rFonts w:cs="B Nazanin"/>
+          <w:b/>
+          <w:bCs/>
+          <w:sz w:val="28"/>
+          <w:szCs w:val="28"/>
+        </w:rPr>
+        <w:t xml:space="preserve"> (Trainable Parameters)</w:t>
+      </w:r>
+    </w:p>
+    <w:p>
+      <w:pPr>
+        <w:rPr>
+          <w:rFonts w:cs="B Nazanin"/>
+          <w:sz w:val="28"/>
+          <w:szCs w:val="28"/>
+        </w:rPr>
+      </w:pPr>
+      <w:r>
+        <w:rPr>
+          <w:rFonts w:cs="B Nazanin"/>
+          <w:sz w:val="28"/>
+          <w:szCs w:val="28"/>
+          <w:rtl/>
+        </w:rPr>
+        <w:t>در شبکه</w:t>
+      </w:r>
+      <w:r>
+        <w:rPr>
+          <w:rFonts w:cs="B Nazanin"/>
+          <w:sz w:val="28"/>
+          <w:szCs w:val="28"/>
+        </w:rPr>
+        <w:t xml:space="preserve"> RBF</w:t>
+      </w:r>
+      <w:r>
+        <w:rPr>
+          <w:rFonts w:cs="B Nazanin"/>
+          <w:sz w:val="28"/>
+          <w:szCs w:val="28"/>
+          <w:rtl/>
+        </w:rPr>
+        <w:t>، سه دسته پارامتر قابل آموزش وجود دارد</w:t>
+      </w:r>
+      <w:r>
+        <w:rPr>
+          <w:rFonts w:cs="B Nazanin"/>
+          <w:sz w:val="28"/>
+          <w:szCs w:val="28"/>
+        </w:rPr>
+        <w:t>:</w:t>
+      </w:r>
+    </w:p>
+    <w:p>
+      <w:pPr>
+        <w:rPr>
+          <w:rFonts w:cs="B Nazanin"/>
+          <w:sz w:val="28"/>
+          <w:szCs w:val="28"/>
+        </w:rPr>
+      </w:pPr>
+      <w:r>
+        <w:rPr>
+          <w:rFonts w:cs="B Nazanin"/>
+          <w:sz w:val="28"/>
+          <w:szCs w:val="28"/>
+          <w:rtl/>
+        </w:rPr>
+        <w:t>وزن‌های لایه خروجی همیشه در حین آموزش به‌روزرسانی می‌شوند. این وزن‌ها تعیین می‌کنند که هر نورون</w:t>
+      </w:r>
+      <w:r>
+        <w:rPr>
+          <w:rFonts w:cs="B Nazanin"/>
+          <w:sz w:val="28"/>
+          <w:szCs w:val="28"/>
+        </w:rPr>
+        <w:t xml:space="preserve"> RBF </w:t>
+      </w:r>
+      <w:r>
+        <w:rPr>
+          <w:rFonts w:cs="B Nazanin"/>
+          <w:sz w:val="28"/>
+          <w:szCs w:val="28"/>
+          <w:rtl/>
+        </w:rPr>
+        <w:t>چقدر در پیش‌بینی هر کلاس نقش داشته باشد</w:t>
+      </w:r>
+      <w:r>
+        <w:rPr>
+          <w:rFonts w:cs="B Nazanin"/>
+          <w:sz w:val="28"/>
+          <w:szCs w:val="28"/>
+        </w:rPr>
+        <w:t>.</w:t>
+      </w:r>
+    </w:p>
+    <w:p>
+      <w:pPr>
+        <w:rPr>
+          <w:rFonts w:cs="B Nazanin"/>
+          <w:sz w:val="28"/>
+          <w:szCs w:val="28"/>
+        </w:rPr>
+      </w:pPr>
+      <w:r>
+        <w:rPr>
+          <w:rFonts w:cs="B Nazanin"/>
+          <w:sz w:val="28"/>
+          <w:szCs w:val="28"/>
+          <w:rtl/>
+        </w:rPr>
+        <w:t>مراکز لایه</w:t>
+      </w:r>
+      <w:r>
+        <w:rPr>
+          <w:rFonts w:cs="B Nazanin"/>
+          <w:sz w:val="28"/>
+          <w:szCs w:val="28"/>
+        </w:rPr>
+        <w:t xml:space="preserve"> RBF </w:t>
+      </w:r>
+      <w:r>
+        <w:rPr>
+          <w:rFonts w:cs="B Nazanin"/>
+          <w:sz w:val="28"/>
+          <w:szCs w:val="28"/>
+          <w:rtl/>
+        </w:rPr>
+        <w:t>می‌توانند ثابت باشند یا در حین آموزش به‌روزرسانی شوند. این قابلیت توسط پارامتر</w:t>
+      </w:r>
+      <w:r>
+        <w:rPr>
+          <w:rFonts w:cs="B Nazanin"/>
+          <w:sz w:val="28"/>
+          <w:szCs w:val="28"/>
+        </w:rPr>
+        <w:t xml:space="preserve"> </w:t>
+      </w:r>
+      <w:r>
+        <w:rPr>
+          <w:rFonts w:cs="B Nazanin"/>
+          <w:sz w:val="28"/>
+          <w:szCs w:val="28"/>
+        </w:rPr>
+        <w:t xml:space="preserve"> </w:t>
+      </w:r>
+      <w:proofErr w:type="spellStart"/>
+      <w:r>
+        <w:rPr>
+          <w:rFonts w:cs="B Nazanin"/>
+          <w:sz w:val="28"/>
+          <w:szCs w:val="28"/>
+        </w:rPr>
+        <w:t>trainable_centers</w:t>
+      </w:r>
+      <w:proofErr w:type="spellEnd"/>
+      <w:r>
+        <w:rPr>
+          <w:rFonts w:cs="B Nazanin"/>
+          <w:sz w:val="28"/>
+          <w:szCs w:val="28"/>
+        </w:rPr>
+        <w:t xml:space="preserve"> </w:t>
+      </w:r>
+      <w:r>
+        <w:rPr>
+          <w:rFonts w:cs="B Nazanin" w:hint="cs"/>
+          <w:sz w:val="28"/>
+          <w:szCs w:val="28"/>
+          <w:rtl/>
+        </w:rPr>
+        <w:t xml:space="preserve"> </w:t>
+      </w:r>
+      <w:r>
+        <w:rPr>
+          <w:rFonts w:cs="B Nazanin"/>
+          <w:sz w:val="28"/>
+          <w:szCs w:val="28"/>
+          <w:rtl/>
+        </w:rPr>
+        <w:t>کنترل می‌شود</w:t>
+      </w:r>
+      <w:r>
+        <w:rPr>
+          <w:rFonts w:cs="B Nazanin"/>
+          <w:sz w:val="28"/>
+          <w:szCs w:val="28"/>
+        </w:rPr>
+        <w:t>.</w:t>
+      </w:r>
+    </w:p>
+    <w:p>
+      <w:pPr>
+        <w:rPr>
+          <w:rFonts w:cs="B Nazanin"/>
+          <w:sz w:val="28"/>
+          <w:szCs w:val="28"/>
+        </w:rPr>
+      </w:pPr>
+      <w:r>
+        <w:rPr>
+          <w:rFonts w:cs="B Nazanin"/>
+          <w:sz w:val="28"/>
+          <w:szCs w:val="28"/>
+          <w:rtl/>
+        </w:rPr>
+        <w:t>شعاع‌های لایه</w:t>
+      </w:r>
+      <w:r>
+        <w:rPr>
+          <w:rFonts w:cs="B Nazanin"/>
+          <w:sz w:val="28"/>
+          <w:szCs w:val="28"/>
+        </w:rPr>
+        <w:t xml:space="preserve"> RBF </w:t>
+      </w:r>
+      <w:r>
+        <w:rPr>
+          <w:rFonts w:cs="B Nazanin"/>
+          <w:sz w:val="28"/>
+          <w:szCs w:val="28"/>
+          <w:rtl/>
+        </w:rPr>
+        <w:t>نیز می‌توانند ثابت باشند یا در حین آموزش به‌روزرسانی شوند. این قابلیت توسط پارامتر</w:t>
+      </w:r>
+      <w:r>
+        <w:rPr>
+          <w:rFonts w:cs="B Nazanin"/>
+          <w:sz w:val="28"/>
+          <w:szCs w:val="28"/>
+        </w:rPr>
+        <w:t xml:space="preserve"> </w:t>
+      </w:r>
+      <w:proofErr w:type="spellStart"/>
+      <w:r>
+        <w:rPr>
+          <w:rFonts w:cs="B Nazanin"/>
+          <w:sz w:val="28"/>
+          <w:szCs w:val="28"/>
+        </w:rPr>
+        <w:t>trainable_sigma</w:t>
+      </w:r>
+      <w:proofErr w:type="spellEnd"/>
+      <w:r>
+        <w:rPr>
+          <w:rFonts w:cs="B Nazanin"/>
+          <w:sz w:val="28"/>
+          <w:szCs w:val="28"/>
+        </w:rPr>
+        <w:t xml:space="preserve"> </w:t>
+      </w:r>
+      <w:r>
+        <w:rPr>
+          <w:rFonts w:cs="B Nazanin"/>
+          <w:sz w:val="28"/>
+          <w:szCs w:val="28"/>
+          <w:rtl/>
+        </w:rPr>
+        <w:t>کنترل می‌شود</w:t>
+      </w:r>
+      <w:r>
+        <w:rPr>
+          <w:rFonts w:cs="B Nazanin"/>
+          <w:sz w:val="28"/>
+          <w:szCs w:val="28"/>
+        </w:rPr>
+        <w:t>.</w:t>
+      </w:r>
+    </w:p>
+    <w:p>
+      <w:pPr>
+        <w:rPr>
+          <w:rFonts w:cs="B Nazanin"/>
+          <w:sz w:val="28"/>
+          <w:szCs w:val="28"/>
+        </w:rPr>
+      </w:pPr>
+      <w:r>
+        <w:rPr>
+          <w:rFonts w:cs="B Nazanin"/>
+          <w:sz w:val="28"/>
+          <w:szCs w:val="28"/>
+          <w:rtl/>
+        </w:rPr>
+        <w:t>برای به‌روزرسانی پارامترها از بهینه‌ساز</w:t>
+      </w:r>
+      <w:r>
+        <w:rPr>
+          <w:rFonts w:cs="B Nazanin"/>
+          <w:sz w:val="28"/>
+          <w:szCs w:val="28"/>
+        </w:rPr>
+        <w:t xml:space="preserve"> Adam </w:t>
+      </w:r>
+      <w:r>
+        <w:rPr>
+          <w:rFonts w:cs="B Nazanin"/>
+          <w:sz w:val="28"/>
+          <w:szCs w:val="28"/>
+          <w:rtl/>
+        </w:rPr>
+        <w:t>استفاده شده است که نسخه‌ای بهبودیافته از</w:t>
+      </w:r>
+      <w:r>
+        <w:rPr>
+          <w:rFonts w:cs="B Nazanin"/>
+          <w:sz w:val="28"/>
+          <w:szCs w:val="28"/>
+        </w:rPr>
+        <w:t xml:space="preserve"> Gradient Descent </w:t>
+      </w:r>
+      <w:r>
+        <w:rPr>
+          <w:rFonts w:cs="B Nazanin" w:hint="cs"/>
+          <w:sz w:val="28"/>
+          <w:szCs w:val="28"/>
+          <w:rtl/>
+        </w:rPr>
+        <w:t xml:space="preserve"> </w:t>
+      </w:r>
+      <w:r>
+        <w:rPr>
+          <w:rFonts w:cs="B Nazanin"/>
+          <w:sz w:val="28"/>
+          <w:szCs w:val="28"/>
+          <w:rtl/>
+        </w:rPr>
+        <w:t>محسوب می‌شود</w:t>
+      </w:r>
+      <w:r>
+        <w:rPr>
+          <w:rFonts w:cs="B Nazanin"/>
+          <w:sz w:val="28"/>
+          <w:szCs w:val="28"/>
+        </w:rPr>
+        <w:t>.</w:t>
+      </w:r>
+    </w:p>
+    <w:p>
+      <w:pPr>
+        <w:rPr>
+          <w:rFonts w:cs="B Nazanin"/>
+          <w:sz w:val="28"/>
+          <w:szCs w:val="28"/>
+        </w:rPr>
+      </w:pPr>
+      <w:r>
+        <w:rPr>
+          <w:rFonts w:cs="B Nazanin"/>
+          <w:sz w:val="28"/>
+          <w:szCs w:val="28"/>
+          <w:rtl/>
+        </w:rPr>
+        <w:t>نتایج آزمایش‌ها نشان داد</w:t>
+      </w:r>
+      <w:r>
+        <w:rPr>
+          <w:rFonts w:cs="B Nazanin"/>
+          <w:sz w:val="28"/>
+          <w:szCs w:val="28"/>
+        </w:rPr>
+        <w:t>:</w:t>
+      </w:r>
+    </w:p>
+    <w:p>
+      <w:pPr>
+        <w:numPr>
+          <w:ilvl w:val="0"/>
+          <w:numId w:val="13"/>
+        </w:numPr>
+        <w:spacing w:line="259" w:lineRule="auto"/>
+        <w:rPr>
+          <w:rFonts w:cs="B Nazanin"/>
+          <w:sz w:val="28"/>
+          <w:szCs w:val="28"/>
+        </w:rPr>
+      </w:pPr>
+      <w:r>
+        <w:rPr>
+          <w:rFonts w:cs="B Nazanin"/>
+          <w:sz w:val="28"/>
+          <w:szCs w:val="28"/>
+          <w:rtl/>
+        </w:rPr>
+        <w:t>آموزش مراکز</w:t>
+      </w:r>
+      <w:r>
+        <w:rPr>
+          <w:rFonts w:cs="B Nazanin"/>
+          <w:sz w:val="28"/>
+          <w:szCs w:val="28"/>
+        </w:rPr>
+        <w:t xml:space="preserve"> (</w:t>
+      </w:r>
+      <w:proofErr w:type="spellStart"/>
+      <w:r>
+        <w:rPr>
+          <w:rFonts w:cs="B Nazanin"/>
+          <w:sz w:val="28"/>
+          <w:szCs w:val="28"/>
+        </w:rPr>
+        <w:t>trainable_centers</w:t>
+      </w:r>
+      <w:proofErr w:type="spellEnd"/>
+      <w:r>
+        <w:rPr>
+          <w:rFonts w:cs="B Nazanin"/>
+          <w:sz w:val="28"/>
+          <w:szCs w:val="28"/>
+        </w:rPr>
+        <w:t xml:space="preserve">) </w:t>
+      </w:r>
+      <w:r>
+        <w:rPr>
+          <w:rFonts w:cs="B Nazanin"/>
+          <w:sz w:val="28"/>
+          <w:szCs w:val="28"/>
+          <w:rtl/>
+        </w:rPr>
+        <w:t>باعث بهبود</w:t>
+      </w:r>
+      <w:r>
+        <w:rPr>
+          <w:rFonts w:cs="B Nazanin"/>
+          <w:sz w:val="28"/>
+          <w:szCs w:val="28"/>
+        </w:rPr>
+        <w:t xml:space="preserve"> F1 </w:t>
+      </w:r>
+      <w:r>
+        <w:rPr>
+          <w:rFonts w:cs="B Nazanin"/>
+          <w:sz w:val="28"/>
+          <w:szCs w:val="28"/>
+          <w:rtl/>
+        </w:rPr>
+        <w:t>از 0.836 به 0.839 شد</w:t>
+      </w:r>
+      <w:r>
+        <w:rPr>
+          <w:rFonts w:cs="B Nazanin"/>
+          <w:sz w:val="28"/>
+          <w:szCs w:val="28"/>
+        </w:rPr>
+        <w:t>.</w:t>
+      </w:r>
+    </w:p>
+    <w:p>
+      <w:pPr>
+        <w:numPr>
+          <w:ilvl w:val="0"/>
+          <w:numId w:val="13"/>
+        </w:numPr>
+        <w:spacing w:line="259" w:lineRule="auto"/>
+        <w:rPr>
+          <w:rFonts w:cs="B Nazanin"/>
+          <w:sz w:val="28"/>
+          <w:szCs w:val="28"/>
+        </w:rPr>
+      </w:pPr>
+      <w:r>
+        <w:rPr>
+          <w:rFonts w:cs="B Nazanin"/>
+          <w:sz w:val="28"/>
+          <w:szCs w:val="28"/>
+          <w:rtl/>
+        </w:rPr>
+        <w:lastRenderedPageBreak/>
+        <w:t>آموزش شعاع‌ها</w:t>
+      </w:r>
+      <w:r>
+        <w:rPr>
+          <w:rFonts w:cs="B Nazanin"/>
+          <w:sz w:val="28"/>
+          <w:szCs w:val="28"/>
+        </w:rPr>
+        <w:t xml:space="preserve"> (</w:t>
+      </w:r>
+      <w:proofErr w:type="spellStart"/>
+      <w:r>
+        <w:rPr>
+          <w:rFonts w:cs="B Nazanin"/>
+          <w:sz w:val="28"/>
+          <w:szCs w:val="28"/>
+        </w:rPr>
+        <w:t>trainable_sigma</w:t>
+      </w:r>
+      <w:proofErr w:type="spellEnd"/>
+      <w:r>
+        <w:rPr>
+          <w:rFonts w:cs="B Nazanin"/>
+          <w:sz w:val="28"/>
+          <w:szCs w:val="28"/>
+        </w:rPr>
+        <w:t xml:space="preserve">) </w:t>
+      </w:r>
+      <w:r>
+        <w:rPr>
+          <w:rFonts w:cs="B Nazanin"/>
+          <w:sz w:val="28"/>
+          <w:szCs w:val="28"/>
+          <w:rtl/>
+        </w:rPr>
+        <w:t>تأثیر بیشتری داشت و</w:t>
+      </w:r>
+      <w:r>
+        <w:rPr>
+          <w:rFonts w:cs="B Nazanin"/>
+          <w:sz w:val="28"/>
+          <w:szCs w:val="28"/>
+        </w:rPr>
+        <w:t xml:space="preserve"> F1 </w:t>
+      </w:r>
+      <w:r>
+        <w:rPr>
+          <w:rFonts w:cs="B Nazanin"/>
+          <w:sz w:val="28"/>
+          <w:szCs w:val="28"/>
+          <w:rtl/>
+        </w:rPr>
+        <w:t>را از 0.843 به 0.895 افزایش داد</w:t>
+      </w:r>
+      <w:r>
+        <w:rPr>
+          <w:rFonts w:cs="B Nazanin"/>
+          <w:sz w:val="28"/>
+          <w:szCs w:val="28"/>
+        </w:rPr>
+        <w:t>.</w:t>
+      </w:r>
+    </w:p>
+    <w:p>
+      <w:pPr>
+        <w:numPr>
+          <w:ilvl w:val="0"/>
+          <w:numId w:val="13"/>
+        </w:numPr>
+        <w:spacing w:line="259" w:lineRule="auto"/>
+        <w:rPr>
+          <w:rFonts w:cs="B Nazanin"/>
+          <w:sz w:val="28"/>
+          <w:szCs w:val="28"/>
+        </w:rPr>
+      </w:pPr>
+      <w:r>
+        <w:rPr>
+          <w:rFonts w:cs="B Nazanin"/>
+          <w:sz w:val="28"/>
+          <w:szCs w:val="28"/>
+          <w:rtl/>
+        </w:rPr>
+        <w:t>آموزش همزمان مراکز و شعاع‌ها به</w:t>
+      </w:r>
+      <w:r>
+        <w:rPr>
+          <w:rFonts w:cs="B Nazanin"/>
+          <w:sz w:val="28"/>
+          <w:szCs w:val="28"/>
+        </w:rPr>
+        <w:t xml:space="preserve"> F1=0.884 </w:t>
+      </w:r>
+      <w:r>
+        <w:rPr>
+          <w:rFonts w:cs="B Nazanin"/>
+          <w:sz w:val="28"/>
+          <w:szCs w:val="28"/>
+          <w:rtl/>
+        </w:rPr>
+        <w:t>رسید</w:t>
+      </w:r>
+      <w:r>
+        <w:rPr>
+          <w:rFonts w:cs="B Nazanin"/>
+          <w:sz w:val="28"/>
+          <w:szCs w:val="28"/>
+        </w:rPr>
+        <w:t>.</w:t>
+      </w:r>
+    </w:p>
+    <w:p>
+      <w:pPr>
+        <w:numPr>
+          <w:ilvl w:val="0"/>
+          <w:numId w:val="13"/>
+        </w:numPr>
+        <w:spacing w:line="259" w:lineRule="auto"/>
+        <w:rPr>
+          <w:rFonts w:cs="B Nazanin"/>
+          <w:sz w:val="28"/>
+          <w:szCs w:val="28"/>
+        </w:rPr>
+      </w:pPr>
+      <w:r>
+        <w:rPr>
+          <w:rFonts w:cs="B Nazanin"/>
+          <w:sz w:val="28"/>
+          <w:szCs w:val="28"/>
+          <w:rtl/>
+        </w:rPr>
+        <w:t>محاسبه</w:t>
+      </w:r>
+      <w:r>
+        <w:rPr>
+          <w:rFonts w:cs="B Nazanin"/>
+          <w:sz w:val="28"/>
+          <w:szCs w:val="28"/>
+        </w:rPr>
+        <w:t xml:space="preserve"> sigma </w:t>
+      </w:r>
+      <w:r>
+        <w:rPr>
+          <w:rFonts w:cs="B Nazanin"/>
+          <w:sz w:val="28"/>
+          <w:szCs w:val="28"/>
+          <w:rtl/>
+        </w:rPr>
+        <w:t>از فاصله مراکز نیز عملکرد خوبی با</w:t>
+      </w:r>
+      <w:r>
+        <w:rPr>
+          <w:rFonts w:cs="B Nazanin"/>
+          <w:sz w:val="28"/>
+          <w:szCs w:val="28"/>
+        </w:rPr>
+        <w:t xml:space="preserve"> F1=0.891 </w:t>
+      </w:r>
+      <w:r>
+        <w:rPr>
+          <w:rFonts w:cs="B Nazanin"/>
+          <w:sz w:val="28"/>
+          <w:szCs w:val="28"/>
+          <w:rtl/>
+        </w:rPr>
+        <w:t>داشت</w:t>
+      </w:r>
+      <w:r>
+        <w:rPr>
+          <w:rFonts w:cs="B Nazanin"/>
+          <w:sz w:val="28"/>
+          <w:szCs w:val="28"/>
+        </w:rPr>
+        <w:t>.</w:t>
+      </w:r>
+    </w:p>
+    <w:p>
+      <w:pPr>
+        <w:rPr>
+          <w:rFonts w:cs="B Nazanin"/>
+          <w:b/>
+          <w:bCs/>
+          <w:sz w:val="28"/>
+          <w:szCs w:val="28"/>
+        </w:rPr>
+      </w:pPr>
+      <w:r>
+        <w:rPr>
+          <w:rFonts w:cs="B Nazanin"/>
+          <w:b/>
+          <w:bCs/>
+          <w:sz w:val="28"/>
+          <w:szCs w:val="28"/>
+        </w:rPr>
+        <w:t>Early Stopping</w:t>
+      </w:r>
+    </w:p>
+    <w:p>
+      <w:pPr>
+        <w:rPr>
+          <w:rFonts w:cs="B Nazanin"/>
+          <w:sz w:val="28"/>
+          <w:szCs w:val="28"/>
+        </w:rPr>
+      </w:pPr>
+      <w:r>
+        <w:rPr>
+          <w:rFonts w:cs="B Nazanin"/>
+          <w:sz w:val="28"/>
+          <w:szCs w:val="28"/>
+          <w:rtl/>
+        </w:rPr>
+        <w:t>برای جلوگیری از بیش‌برازش</w:t>
+      </w:r>
+      <w:r>
+        <w:rPr>
+          <w:rFonts w:cs="B Nazanin"/>
+          <w:sz w:val="28"/>
+          <w:szCs w:val="28"/>
+        </w:rPr>
+        <w:t xml:space="preserve"> (Overfitting)</w:t>
+      </w:r>
+      <w:r>
+        <w:rPr>
+          <w:rFonts w:cs="B Nazanin"/>
+          <w:sz w:val="28"/>
+          <w:szCs w:val="28"/>
+          <w:rtl/>
+        </w:rPr>
+        <w:t>، از تکنیک</w:t>
+      </w:r>
+      <w:r>
+        <w:rPr>
+          <w:rFonts w:cs="B Nazanin"/>
+          <w:sz w:val="28"/>
+          <w:szCs w:val="28"/>
+        </w:rPr>
+        <w:t xml:space="preserve"> Early Stopping </w:t>
+      </w:r>
+      <w:r>
+        <w:rPr>
+          <w:rFonts w:cs="B Nazanin"/>
+          <w:sz w:val="28"/>
+          <w:szCs w:val="28"/>
+          <w:rtl/>
+        </w:rPr>
+        <w:t>استفاده شده است. در این روش، اگر برای ۱۵ دوره متوالی، مقدار</w:t>
+      </w:r>
+      <w:r>
+        <w:rPr>
+          <w:rFonts w:cs="B Nazanin"/>
+          <w:sz w:val="28"/>
+          <w:szCs w:val="28"/>
+        </w:rPr>
+        <w:t xml:space="preserve"> F1 </w:t>
+      </w:r>
+      <w:r>
+        <w:rPr>
+          <w:rFonts w:cs="B Nazanin"/>
+          <w:sz w:val="28"/>
+          <w:szCs w:val="28"/>
+          <w:rtl/>
+        </w:rPr>
+        <w:t>روی داده اعتبارسنجی بهبود پیدا نکند، فرآیند آموزش متوقف می‌شود و بهترین مدل ذخیره‌شده بازیابی می‌گردد</w:t>
+      </w:r>
+      <w:r>
+        <w:rPr>
+          <w:rFonts w:cs="B Nazanin"/>
+          <w:sz w:val="28"/>
+          <w:szCs w:val="28"/>
+        </w:rPr>
+        <w:t>.</w:t>
+      </w:r>
+    </w:p>
+    <w:p>
+      <w:pPr>
+        <w:rPr>
+          <w:rFonts w:cs="B Nazanin"/>
+          <w:b/>
+          <w:bCs/>
+          <w:sz w:val="28"/>
+          <w:szCs w:val="28"/>
+        </w:rPr>
+      </w:pPr>
+      <w:r>
+        <w:rPr>
+          <w:rFonts w:cs="B Nazanin"/>
+          <w:b/>
+          <w:bCs/>
+          <w:sz w:val="28"/>
+          <w:szCs w:val="28"/>
+          <w:rtl/>
+        </w:rPr>
+        <w:t>آموزش با دسته‌های کوچک</w:t>
+      </w:r>
+      <w:r>
+        <w:rPr>
+          <w:rFonts w:cs="B Nazanin"/>
+          <w:b/>
+          <w:bCs/>
+          <w:sz w:val="28"/>
+          <w:szCs w:val="28"/>
+        </w:rPr>
+        <w:t xml:space="preserve"> (Mini-Batch Training)</w:t>
+      </w:r>
+    </w:p>
+    <w:p>
+      <w:pPr>
+        <w:rPr>
+          <w:rFonts w:cs="B Nazanin" w:hint="cs"/>
+          <w:sz w:val="28"/>
+          <w:szCs w:val="28"/>
+          <w:rtl/>
+        </w:rPr>
+      </w:pPr>
+      <w:r>
+        <w:rPr>
+          <w:rFonts w:cs="B Nazanin"/>
+          <w:sz w:val="28"/>
+          <w:szCs w:val="28"/>
+          <w:rtl/>
+        </w:rPr>
+        <w:t>در این پروژه، از روش</w:t>
+      </w:r>
+      <w:r>
+        <w:rPr>
+          <w:rFonts w:cs="B Nazanin"/>
+          <w:sz w:val="28"/>
+          <w:szCs w:val="28"/>
+        </w:rPr>
+        <w:t xml:space="preserve"> Mini-Batch Gradient Descent </w:t>
+      </w:r>
+      <w:r>
+        <w:rPr>
+          <w:rFonts w:cs="B Nazanin"/>
+          <w:sz w:val="28"/>
+          <w:szCs w:val="28"/>
+          <w:rtl/>
+        </w:rPr>
+        <w:t>استفاده شده است. در این روش، داده به دسته‌های کوچک</w:t>
+      </w:r>
+      <w:r>
+        <w:rPr>
+          <w:rFonts w:cs="B Nazanin"/>
+          <w:sz w:val="28"/>
+          <w:szCs w:val="28"/>
+        </w:rPr>
+        <w:t xml:space="preserve"> (batch) </w:t>
+      </w:r>
+      <w:r>
+        <w:rPr>
+          <w:rFonts w:cs="B Nazanin"/>
+          <w:sz w:val="28"/>
+          <w:szCs w:val="28"/>
+          <w:rtl/>
+        </w:rPr>
+        <w:t>تقسیم می‌شود و پس از پردازش هر دسته، پارامترها به‌روزرسانی می‌گردند. این روش مزایای زیر را دارد</w:t>
+      </w:r>
+      <w:r>
+        <w:rPr>
+          <w:rFonts w:cs="B Nazanin"/>
+          <w:sz w:val="28"/>
+          <w:szCs w:val="28"/>
+        </w:rPr>
+        <w:t>:</w:t>
+      </w:r>
+      <w:r>
+        <w:rPr>
+          <w:rFonts w:cs="B Nazanin"/>
+          <w:sz w:val="28"/>
+          <w:szCs w:val="28"/>
+        </w:rPr>
+        <w:br/>
+      </w:r>
+      <w:r>
+        <w:rPr>
+          <w:rFonts w:cs="B Nazanin"/>
+          <w:sz w:val="28"/>
+          <w:szCs w:val="28"/>
+          <w:rtl/>
+        </w:rPr>
+        <w:t>سرعت بیشتر نسبت به</w:t>
+      </w:r>
+      <w:r>
+        <w:rPr>
+          <w:rFonts w:cs="B Nazanin"/>
+          <w:sz w:val="28"/>
+          <w:szCs w:val="28"/>
+        </w:rPr>
+        <w:t xml:space="preserve"> Batch GD </w:t>
+      </w:r>
+      <w:r>
+        <w:rPr>
+          <w:rFonts w:cs="B Nazanin"/>
+          <w:sz w:val="28"/>
+          <w:szCs w:val="28"/>
+          <w:rtl/>
+        </w:rPr>
+        <w:t>به دلیل به‌روزرسانی مکرر پارامترها، مصرف حافظه کمتر، و توانایی عبور از کمینه‌های محلی به دلیل وجود نویز در گرادیان</w:t>
+      </w:r>
+      <w:r>
+        <w:rPr>
+          <w:rFonts w:cs="B Nazanin"/>
+          <w:sz w:val="28"/>
+          <w:szCs w:val="28"/>
+        </w:rPr>
+        <w:t>.</w:t>
+      </w:r>
+    </w:p>
+    <w:p>
+      <w:pPr>
+        <w:jc w:val="both"/>
+        <w:rPr>
+          <w:rStyle w:val="Heading2Char"/>
+          <w:rtl/>
+          <w:lang w:bidi="fa-IR"/>
+        </w:rPr>
+      </w:pPr>
+    </w:p>
+    <w:p>
+      <w:pPr>
+        <w:jc w:val="both"/>
+        <w:rPr>
+          <w:rStyle w:val="Heading2Char"/>
+          <w:lang w:bidi="fa-IR"/>
+        </w:rPr>
+      </w:pPr>
+    </w:p>
+    <w:p>
+      <w:pPr>
+        <w:jc w:val="both"/>
+        <w:rPr>
+          <w:rStyle w:val="Heading2Char"/>
+          <w:lang w:bidi="fa-IR"/>
+        </w:rPr>
+      </w:pPr>
+    </w:p>
+    <w:p>
+      <w:pPr>
+        <w:jc w:val="both"/>
+        <w:rPr>
+          <w:rStyle w:val="Heading2Char"/>
+          <w:lang w:bidi="fa-IR"/>
+        </w:rPr>
+      </w:pPr>
+    </w:p>
+    <w:p>
+      <w:pPr>
+        <w:jc w:val="both"/>
+        <w:rPr>
+          <w:rStyle w:val="Heading2Char"/>
+          <w:rtl/>
+          <w:lang w:bidi="fa-IR"/>
+        </w:rPr>
+      </w:pPr>
+    </w:p>
+    <w:p>
+      <w:pPr>
+        <w:jc w:val="both"/>
+        <w:rPr>
+          <w:rStyle w:val="Heading1Char"/>
+          <w:rtl/>
+          <w:lang w:bidi="fa-IR"/>
+        </w:rPr>
+      </w:pPr>
+      <w:bookmarkStart w:id="7" w:name="_Toc232373645"/>
+      <w:r>
+        <w:rPr>
+          <w:rStyle w:val="Heading1Char"/>
+          <w:rtl/>
+          <w:lang w:bidi="fa-IR"/>
+        </w:rPr>
+        <w:t>3. خروجی و تحلیل</w:t>
+      </w:r>
+      <w:bookmarkEnd w:id="7"/>
+    </w:p>
+    <w:p>
+      <w:pPr>
+        <w:jc w:val="both"/>
+        <w:rPr>
+          <w:rFonts w:cs="B Nazanin"/>
+          <w:sz w:val="32"/>
+          <w:szCs w:val="32"/>
+          <w:rtl/>
+          <w:lang w:bidi="fa-IR"/>
+        </w:rPr>
+      </w:pPr>
+      <w:bookmarkStart w:id="8" w:name="_Toc232373646"/>
       <w:r>
         <w:rPr>
           <w:rStyle w:val="Heading2Char"/>
@@ -6908,32 +8985,32 @@
           <w:rtl/>
           <w:lang w:bidi="fa-IR"/>
         </w:rPr>
-        <w:t>3.2.</w:t>
+        <w:t>1.3</w:t>
       </w:r>
       <w:r>
         <w:rPr>
           <w:rStyle w:val="Heading2Char"/>
-          <w:rFonts w:hint="cs"/>
-          <w:rtl/>
-          <w:lang w:bidi="fa-IR"/>
-        </w:rPr>
-        <w:t>1</w:t>
-      </w:r>
-      <w:bookmarkEnd w:id="7"/>
-      <w:r>
-        <w:rPr>
-          <w:sz w:val="32"/>
-          <w:szCs w:val="32"/>
-          <w:rtl/>
-        </w:rPr>
-        <w:t>اجزای شبکه</w:t>
-      </w:r>
-      <w:r>
-        <w:rPr>
-          <w:sz w:val="32"/>
-          <w:szCs w:val="32"/>
-        </w:rPr>
-        <w:t xml:space="preserve"> RBF</w:t>
+          <w:rtl/>
+          <w:lang w:bidi="fa-IR"/>
+        </w:rPr>
+        <w:t>.</w:t>
+      </w:r>
+      <w:r>
+        <w:rPr>
+          <w:rStyle w:val="Heading2Char"/>
+          <w:lang w:bidi="fa-IR"/>
+        </w:rPr>
+        <w:t xml:space="preserve"> MLP</w:t>
+      </w:r>
+      <w:bookmarkEnd w:id="8"/>
+      <w:r>
+        <w:rPr>
+          <w:rFonts w:cs="B Nazanin"/>
+          <w:sz w:val="32"/>
+          <w:szCs w:val="32"/>
+          <w:lang w:bidi="fa-IR"/>
+        </w:rPr>
+        <w:t xml:space="preserve"> </w:t>
       </w:r>
     </w:p>
     <w:p>
@@ -6941,78 +9018,122 @@
         <w:jc w:val="both"/>
         <w:rPr>
           <w:rFonts w:cs="B Nazanin"/>
-          <w:sz w:val="28"/>
-          <w:szCs w:val="28"/>
-          <w:lang w:bidi="fa-IR"/>
-        </w:rPr>
-      </w:pPr>
-      <w:r>
-        <w:rPr>
-          <w:rFonts w:cs="B Nazanin"/>
-          <w:sz w:val="28"/>
-          <w:szCs w:val="28"/>
-          <w:rtl/>
-          <w:lang w:bidi="fa-IR"/>
-        </w:rPr>
-        <w:t>مقداردهی اولیه مراکز</w:t>
-      </w:r>
-      <w:r>
-        <w:rPr>
-          <w:rFonts w:cs="B Nazanin"/>
-          <w:sz w:val="28"/>
-          <w:szCs w:val="28"/>
-          <w:lang w:bidi="fa-IR"/>
-        </w:rPr>
-        <w:t xml:space="preserve"> (Center Initialization)</w:t>
-      </w:r>
+          <w:sz w:val="32"/>
+          <w:szCs w:val="32"/>
+          <w:rtl/>
+          <w:lang w:bidi="fa-IR"/>
+        </w:rPr>
+      </w:pPr>
     </w:p>
     <w:p>
       <w:pPr>
         <w:jc w:val="both"/>
         <w:rPr>
           <w:rFonts w:cs="B Nazanin"/>
-          <w:sz w:val="28"/>
-          <w:szCs w:val="28"/>
-          <w:lang w:bidi="fa-IR"/>
-        </w:rPr>
-      </w:pPr>
-      <w:r>
-        <w:rPr>
-          <w:rFonts w:cs="B Nazanin"/>
-          <w:sz w:val="28"/>
-          <w:szCs w:val="28"/>
-          <w:rtl/>
-          <w:lang w:bidi="fa-IR"/>
-        </w:rPr>
-        <w:t>در شبکه</w:t>
-      </w:r>
-      <w:r>
-        <w:rPr>
-          <w:rFonts w:cs="B Nazanin"/>
-          <w:sz w:val="28"/>
-          <w:szCs w:val="28"/>
-          <w:lang w:bidi="fa-IR"/>
-        </w:rPr>
-        <w:t xml:space="preserve"> RBF</w:t>
-      </w:r>
-      <w:r>
-        <w:rPr>
-          <w:rFonts w:cs="B Nazanin"/>
-          <w:sz w:val="28"/>
-          <w:szCs w:val="28"/>
-          <w:rtl/>
-          <w:lang w:bidi="fa-IR"/>
-        </w:rPr>
-        <w:t>، مراکز لایه پنهان نقش مهمی در عملکرد شبکه دارند. در این پروژه، سه روش مختلف برای مقداردهی اولیه مراکز پیاده‌سازی و مقایسه شده است</w:t>
-      </w:r>
-      <w:r>
-        <w:rPr>
-          <w:rFonts w:cs="B Nazanin"/>
-          <w:sz w:val="28"/>
-          <w:szCs w:val="28"/>
-          <w:lang w:bidi="fa-IR"/>
-        </w:rPr>
-        <w:t>:</w:t>
+          <w:sz w:val="32"/>
+          <w:szCs w:val="32"/>
+          <w:lang w:bidi="fa-IR"/>
+        </w:rPr>
+      </w:pPr>
+      <w:r>
+        <w:rPr>
+          <w:rFonts w:cs="B Nazanin"/>
+          <w:sz w:val="32"/>
+          <w:szCs w:val="32"/>
+          <w:rtl/>
+          <w:lang w:bidi="fa-IR"/>
+        </w:rPr>
+        <w:lastRenderedPageBreak/>
+        <w:t xml:space="preserve">1. [13, 32, 16, 3] | </w:t>
+      </w:r>
+      <w:r>
+        <w:rPr>
+          <w:rFonts w:cs="B Nazanin"/>
+          <w:sz w:val="32"/>
+          <w:szCs w:val="32"/>
+          <w:lang w:bidi="fa-IR"/>
+        </w:rPr>
+        <w:t>act=</w:t>
+      </w:r>
+      <w:proofErr w:type="spellStart"/>
+      <w:r>
+        <w:rPr>
+          <w:rFonts w:cs="B Nazanin"/>
+          <w:sz w:val="32"/>
+          <w:szCs w:val="32"/>
+          <w:lang w:bidi="fa-IR"/>
+        </w:rPr>
+        <w:t>relu</w:t>
+      </w:r>
+      <w:proofErr w:type="spellEnd"/>
+      <w:r>
+        <w:rPr>
+          <w:rFonts w:cs="B Nazanin"/>
+          <w:sz w:val="32"/>
+          <w:szCs w:val="32"/>
+          <w:lang w:bidi="fa-IR"/>
+        </w:rPr>
+        <w:t xml:space="preserve"> | </w:t>
+      </w:r>
+      <w:proofErr w:type="spellStart"/>
+      <w:r>
+        <w:rPr>
+          <w:rFonts w:cs="B Nazanin"/>
+          <w:sz w:val="32"/>
+          <w:szCs w:val="32"/>
+          <w:lang w:bidi="fa-IR"/>
+        </w:rPr>
+        <w:t>lr</w:t>
+      </w:r>
+      <w:proofErr w:type="spellEnd"/>
+      <w:r>
+        <w:rPr>
+          <w:rFonts w:cs="B Nazanin"/>
+          <w:sz w:val="32"/>
+          <w:szCs w:val="32"/>
+          <w:lang w:bidi="fa-IR"/>
+        </w:rPr>
+        <w:t xml:space="preserve">=0.01 | </w:t>
+      </w:r>
+      <w:proofErr w:type="spellStart"/>
+      <w:r>
+        <w:rPr>
+          <w:rFonts w:cs="B Nazanin"/>
+          <w:sz w:val="32"/>
+          <w:szCs w:val="32"/>
+          <w:lang w:bidi="fa-IR"/>
+        </w:rPr>
+        <w:t>init</w:t>
+      </w:r>
+      <w:proofErr w:type="spellEnd"/>
+      <w:r>
+        <w:rPr>
+          <w:rFonts w:cs="B Nazanin"/>
+          <w:sz w:val="32"/>
+          <w:szCs w:val="32"/>
+          <w:lang w:bidi="fa-IR"/>
+        </w:rPr>
+        <w:t xml:space="preserve">=he | l2=0.001 | batch=32 | </w:t>
+      </w:r>
+      <w:proofErr w:type="spellStart"/>
+      <w:r>
+        <w:rPr>
+          <w:rFonts w:cs="B Nazanin"/>
+          <w:sz w:val="32"/>
+          <w:szCs w:val="32"/>
+          <w:lang w:bidi="fa-IR"/>
+        </w:rPr>
+        <w:t>early_stop</w:t>
+      </w:r>
+      <w:proofErr w:type="spellEnd"/>
+      <w:r>
+        <w:rPr>
+          <w:rFonts w:cs="B Nazanin"/>
+          <w:sz w:val="32"/>
+          <w:szCs w:val="32"/>
+          <w:lang w:bidi="fa-IR"/>
+        </w:rPr>
+        <w:t>=10 =&gt; Val F1=0.8802</w:t>
       </w:r>
     </w:p>
     <w:p>
@@ -7020,30 +9141,109 @@
         <w:jc w:val="both"/>
         <w:rPr>
           <w:rFonts w:cs="B Nazanin"/>
-          <w:sz w:val="28"/>
-          <w:szCs w:val="28"/>
-          <w:rtl/>
-          <w:lang w:bidi="fa-IR"/>
-        </w:rPr>
-      </w:pPr>
-      <w:r>
-        <w:rPr>
-          <w:rFonts w:cs="B Nazanin"/>
-          <w:sz w:val="28"/>
-          <w:szCs w:val="28"/>
-          <w:rtl/>
-          <w:lang w:bidi="fa-IR"/>
-        </w:rPr>
-        <w:t>روش اول</w:t>
-      </w:r>
-      <w:r>
-        <w:rPr>
-          <w:rFonts w:cs="B Nazanin"/>
-          <w:sz w:val="28"/>
-          <w:szCs w:val="28"/>
-          <w:lang w:bidi="fa-IR"/>
-        </w:rPr>
-        <w:t>: K-Means</w:t>
+          <w:sz w:val="32"/>
+          <w:szCs w:val="32"/>
+          <w:lang w:bidi="fa-IR"/>
+        </w:rPr>
+      </w:pPr>
+      <w:r>
+        <w:rPr>
+          <w:rFonts w:cs="B Nazanin"/>
+          <w:sz w:val="32"/>
+          <w:szCs w:val="32"/>
+          <w:rtl/>
+          <w:lang w:bidi="fa-IR"/>
+        </w:rPr>
+        <w:t xml:space="preserve">2. [13, 32, 16, 3] | </w:t>
+      </w:r>
+      <w:r>
+        <w:rPr>
+          <w:rFonts w:cs="B Nazanin"/>
+          <w:sz w:val="32"/>
+          <w:szCs w:val="32"/>
+          <w:lang w:bidi="fa-IR"/>
+        </w:rPr>
+        <w:t>act=</w:t>
+      </w:r>
+      <w:proofErr w:type="spellStart"/>
+      <w:r>
+        <w:rPr>
+          <w:rFonts w:cs="B Nazanin"/>
+          <w:sz w:val="32"/>
+          <w:szCs w:val="32"/>
+          <w:lang w:bidi="fa-IR"/>
+        </w:rPr>
+        <w:t>relu</w:t>
+      </w:r>
+      <w:proofErr w:type="spellEnd"/>
+      <w:r>
+        <w:rPr>
+          <w:rFonts w:cs="B Nazanin"/>
+          <w:sz w:val="32"/>
+          <w:szCs w:val="32"/>
+          <w:lang w:bidi="fa-IR"/>
+        </w:rPr>
+        <w:t xml:space="preserve"> | </w:t>
+      </w:r>
+      <w:proofErr w:type="spellStart"/>
+      <w:r>
+        <w:rPr>
+          <w:rFonts w:cs="B Nazanin"/>
+          <w:sz w:val="32"/>
+          <w:szCs w:val="32"/>
+          <w:lang w:bidi="fa-IR"/>
+        </w:rPr>
+        <w:t>lr</w:t>
+      </w:r>
+      <w:proofErr w:type="spellEnd"/>
+      <w:r>
+        <w:rPr>
+          <w:rFonts w:cs="B Nazanin"/>
+          <w:sz w:val="32"/>
+          <w:szCs w:val="32"/>
+          <w:lang w:bidi="fa-IR"/>
+        </w:rPr>
+        <w:t xml:space="preserve">=0.005 | </w:t>
+      </w:r>
+      <w:proofErr w:type="spellStart"/>
+      <w:r>
+        <w:rPr>
+          <w:rFonts w:cs="B Nazanin"/>
+          <w:sz w:val="32"/>
+          <w:szCs w:val="32"/>
+          <w:lang w:bidi="fa-IR"/>
+        </w:rPr>
+        <w:t>init</w:t>
+      </w:r>
+      <w:proofErr w:type="spellEnd"/>
+      <w:r>
+        <w:rPr>
+          <w:rFonts w:cs="B Nazanin"/>
+          <w:sz w:val="32"/>
+          <w:szCs w:val="32"/>
+          <w:lang w:bidi="fa-IR"/>
+        </w:rPr>
+        <w:t xml:space="preserve">=he | l2=0.0 | batch=32 | </w:t>
+      </w:r>
+      <w:proofErr w:type="spellStart"/>
+      <w:r>
+        <w:rPr>
+          <w:rFonts w:cs="B Nazanin"/>
+          <w:sz w:val="32"/>
+          <w:szCs w:val="32"/>
+          <w:lang w:bidi="fa-IR"/>
+        </w:rPr>
+        <w:t>early_stop</w:t>
+      </w:r>
+      <w:proofErr w:type="spellEnd"/>
+      <w:r>
+        <w:rPr>
+          <w:rFonts w:cs="B Nazanin"/>
+          <w:sz w:val="32"/>
+          <w:szCs w:val="32"/>
+          <w:lang w:bidi="fa-IR"/>
+        </w:rPr>
+        <w:t>=10 =&gt; Val F1=0.8599</w:t>
       </w:r>
     </w:p>
     <w:p>
@@ -7051,86 +9251,109 @@
         <w:jc w:val="both"/>
         <w:rPr>
           <w:rFonts w:cs="B Nazanin"/>
-          <w:sz w:val="28"/>
-          <w:szCs w:val="28"/>
-          <w:lang w:bidi="fa-IR"/>
-        </w:rPr>
-      </w:pPr>
-      <w:r>
-        <w:rPr>
-          <w:rFonts w:cs="B Nazanin"/>
-          <w:sz w:val="28"/>
-          <w:szCs w:val="28"/>
-          <w:rtl/>
-          <w:lang w:bidi="fa-IR"/>
-        </w:rPr>
-        <w:t>در این روش، از الگوریتم خوشه‌بندی</w:t>
-      </w:r>
-      <w:r>
-        <w:rPr>
-          <w:rFonts w:cs="B Nazanin"/>
-          <w:sz w:val="28"/>
-          <w:szCs w:val="28"/>
-          <w:lang w:bidi="fa-IR"/>
-        </w:rPr>
-        <w:t xml:space="preserve"> K-Means </w:t>
-      </w:r>
-      <w:r>
-        <w:rPr>
-          <w:rFonts w:cs="B Nazanin"/>
-          <w:sz w:val="28"/>
-          <w:szCs w:val="28"/>
-          <w:rtl/>
-          <w:lang w:bidi="fa-IR"/>
-        </w:rPr>
-        <w:t>استفاده می‌شود. داده‌های آموزش به</w:t>
-      </w:r>
-      <w:r>
-        <w:rPr>
-          <w:rFonts w:cs="B Nazanin"/>
-          <w:sz w:val="28"/>
-          <w:szCs w:val="28"/>
-          <w:lang w:bidi="fa-IR"/>
-        </w:rPr>
-        <w:t xml:space="preserve"> K </w:t>
-      </w:r>
-      <w:r>
-        <w:rPr>
-          <w:rFonts w:cs="B Nazanin"/>
-          <w:sz w:val="28"/>
-          <w:szCs w:val="28"/>
-          <w:rtl/>
-          <w:lang w:bidi="fa-IR"/>
-        </w:rPr>
-        <w:t>خوشه تقسیم می‌شوند و مرکز هر خوشه به عنوان یکی از مراکز لایه</w:t>
-      </w:r>
-      <w:r>
-        <w:rPr>
-          <w:rFonts w:cs="B Nazanin"/>
-          <w:sz w:val="28"/>
-          <w:szCs w:val="28"/>
-          <w:lang w:bidi="fa-IR"/>
-        </w:rPr>
-        <w:t xml:space="preserve"> RBF </w:t>
-      </w:r>
-      <w:r>
-        <w:rPr>
-          <w:rFonts w:cs="B Nazanin"/>
-          <w:sz w:val="28"/>
-          <w:szCs w:val="28"/>
-          <w:rtl/>
-          <w:lang w:bidi="fa-IR"/>
-        </w:rPr>
-        <w:t>انتخاب می‌گردد. این روش مراکز را در مناطقی قرار می‌دهد که تراکم داده بالاست و معمولاً عملکرد خوبی دارد</w:t>
-      </w:r>
-      <w:r>
-        <w:rPr>
-          <w:rFonts w:cs="B Nazanin"/>
-          <w:sz w:val="28"/>
-          <w:szCs w:val="28"/>
-          <w:lang w:bidi="fa-IR"/>
-        </w:rPr>
-        <w:t>.</w:t>
+          <w:sz w:val="32"/>
+          <w:szCs w:val="32"/>
+          <w:lang w:bidi="fa-IR"/>
+        </w:rPr>
+      </w:pPr>
+      <w:r>
+        <w:rPr>
+          <w:rFonts w:cs="B Nazanin"/>
+          <w:sz w:val="32"/>
+          <w:szCs w:val="32"/>
+          <w:rtl/>
+          <w:lang w:bidi="fa-IR"/>
+        </w:rPr>
+        <w:t xml:space="preserve">3. [13, 32, 16, 3] | </w:t>
+      </w:r>
+      <w:r>
+        <w:rPr>
+          <w:rFonts w:cs="B Nazanin"/>
+          <w:sz w:val="32"/>
+          <w:szCs w:val="32"/>
+          <w:lang w:bidi="fa-IR"/>
+        </w:rPr>
+        <w:t xml:space="preserve">act=tanh | </w:t>
+      </w:r>
+      <w:proofErr w:type="spellStart"/>
+      <w:r>
+        <w:rPr>
+          <w:rFonts w:cs="B Nazanin"/>
+          <w:sz w:val="32"/>
+          <w:szCs w:val="32"/>
+          <w:lang w:bidi="fa-IR"/>
+        </w:rPr>
+        <w:t>lr</w:t>
+      </w:r>
+      <w:proofErr w:type="spellEnd"/>
+      <w:r>
+        <w:rPr>
+          <w:rFonts w:cs="B Nazanin"/>
+          <w:sz w:val="32"/>
+          <w:szCs w:val="32"/>
+          <w:lang w:bidi="fa-IR"/>
+        </w:rPr>
+        <w:t xml:space="preserve">=0.01 | </w:t>
+      </w:r>
+      <w:proofErr w:type="spellStart"/>
+      <w:r>
+        <w:rPr>
+          <w:rFonts w:cs="B Nazanin"/>
+          <w:sz w:val="32"/>
+          <w:szCs w:val="32"/>
+          <w:lang w:bidi="fa-IR"/>
+        </w:rPr>
+        <w:t>init</w:t>
+      </w:r>
+      <w:proofErr w:type="spellEnd"/>
+      <w:r>
+        <w:rPr>
+          <w:rFonts w:cs="B Nazanin"/>
+          <w:sz w:val="32"/>
+          <w:szCs w:val="32"/>
+          <w:lang w:bidi="fa-IR"/>
+        </w:rPr>
+        <w:t>=</w:t>
+      </w:r>
+      <w:proofErr w:type="spellStart"/>
+      <w:r>
+        <w:rPr>
+          <w:rFonts w:cs="B Nazanin"/>
+          <w:sz w:val="32"/>
+          <w:szCs w:val="32"/>
+          <w:lang w:bidi="fa-IR"/>
+        </w:rPr>
+        <w:t>xavier</w:t>
+      </w:r>
+      <w:proofErr w:type="spellEnd"/>
+      <w:r>
+        <w:rPr>
+          <w:rFonts w:cs="B Nazanin"/>
+          <w:sz w:val="32"/>
+          <w:szCs w:val="32"/>
+          <w:lang w:bidi="fa-IR"/>
+        </w:rPr>
+        <w:t xml:space="preserve"> | l2=0.001 | batch=32 | </w:t>
+      </w:r>
+      <w:proofErr w:type="spellStart"/>
+      <w:r>
+        <w:rPr>
+          <w:rFonts w:cs="B Nazanin"/>
+          <w:sz w:val="32"/>
+          <w:szCs w:val="32"/>
+          <w:lang w:bidi="fa-IR"/>
+        </w:rPr>
+        <w:t>early_stop</w:t>
+      </w:r>
+      <w:proofErr w:type="spellEnd"/>
+      <w:r>
+        <w:rPr>
+          <w:rFonts w:cs="B Nazanin"/>
+          <w:sz w:val="32"/>
+          <w:szCs w:val="32"/>
+          <w:lang w:bidi="fa-IR"/>
+        </w:rPr>
+        <w:t>=10 =&gt; Val F1=0.8517</w:t>
       </w:r>
     </w:p>
     <w:p>
@@ -7138,21 +9361,109 @@
         <w:jc w:val="both"/>
         <w:rPr>
           <w:rFonts w:cs="B Nazanin"/>
-          <w:sz w:val="28"/>
-          <w:szCs w:val="28"/>
-          <w:rtl/>
-          <w:lang w:bidi="fa-IR"/>
-        </w:rPr>
-      </w:pPr>
-      <w:r>
-        <w:rPr>
-          <w:rFonts w:cs="B Nazanin"/>
-          <w:sz w:val="28"/>
-          <w:szCs w:val="28"/>
-          <w:rtl/>
-          <w:lang w:bidi="fa-IR"/>
-        </w:rPr>
-        <w:t>روش دوم: انتخاب تصادفی از داده</w:t>
+          <w:sz w:val="32"/>
+          <w:szCs w:val="32"/>
+          <w:lang w:bidi="fa-IR"/>
+        </w:rPr>
+      </w:pPr>
+      <w:r>
+        <w:rPr>
+          <w:rFonts w:cs="B Nazanin"/>
+          <w:sz w:val="32"/>
+          <w:szCs w:val="32"/>
+          <w:rtl/>
+          <w:lang w:bidi="fa-IR"/>
+        </w:rPr>
+        <w:t xml:space="preserve">4. [13, 128, 64, 3] | </w:t>
+      </w:r>
+      <w:r>
+        <w:rPr>
+          <w:rFonts w:cs="B Nazanin"/>
+          <w:sz w:val="32"/>
+          <w:szCs w:val="32"/>
+          <w:lang w:bidi="fa-IR"/>
+        </w:rPr>
+        <w:t>act=</w:t>
+      </w:r>
+      <w:proofErr w:type="spellStart"/>
+      <w:r>
+        <w:rPr>
+          <w:rFonts w:cs="B Nazanin"/>
+          <w:sz w:val="32"/>
+          <w:szCs w:val="32"/>
+          <w:lang w:bidi="fa-IR"/>
+        </w:rPr>
+        <w:t>relu</w:t>
+      </w:r>
+      <w:proofErr w:type="spellEnd"/>
+      <w:r>
+        <w:rPr>
+          <w:rFonts w:cs="B Nazanin"/>
+          <w:sz w:val="32"/>
+          <w:szCs w:val="32"/>
+          <w:lang w:bidi="fa-IR"/>
+        </w:rPr>
+        <w:t xml:space="preserve"> | </w:t>
+      </w:r>
+      <w:proofErr w:type="spellStart"/>
+      <w:r>
+        <w:rPr>
+          <w:rFonts w:cs="B Nazanin"/>
+          <w:sz w:val="32"/>
+          <w:szCs w:val="32"/>
+          <w:lang w:bidi="fa-IR"/>
+        </w:rPr>
+        <w:t>lr</w:t>
+      </w:r>
+      <w:proofErr w:type="spellEnd"/>
+      <w:r>
+        <w:rPr>
+          <w:rFonts w:cs="B Nazanin"/>
+          <w:sz w:val="32"/>
+          <w:szCs w:val="32"/>
+          <w:lang w:bidi="fa-IR"/>
+        </w:rPr>
+        <w:t xml:space="preserve">=0.01 | </w:t>
+      </w:r>
+      <w:proofErr w:type="spellStart"/>
+      <w:r>
+        <w:rPr>
+          <w:rFonts w:cs="B Nazanin"/>
+          <w:sz w:val="32"/>
+          <w:szCs w:val="32"/>
+          <w:lang w:bidi="fa-IR"/>
+        </w:rPr>
+        <w:t>init</w:t>
+      </w:r>
+      <w:proofErr w:type="spellEnd"/>
+      <w:r>
+        <w:rPr>
+          <w:rFonts w:cs="B Nazanin"/>
+          <w:sz w:val="32"/>
+          <w:szCs w:val="32"/>
+          <w:lang w:bidi="fa-IR"/>
+        </w:rPr>
+        <w:t xml:space="preserve">=he | l2=0.001 | batch=64 | </w:t>
+      </w:r>
+      <w:proofErr w:type="spellStart"/>
+      <w:r>
+        <w:rPr>
+          <w:rFonts w:cs="B Nazanin"/>
+          <w:sz w:val="32"/>
+          <w:szCs w:val="32"/>
+          <w:lang w:bidi="fa-IR"/>
+        </w:rPr>
+        <w:t>early_stop</w:t>
+      </w:r>
+      <w:proofErr w:type="spellEnd"/>
+      <w:r>
+        <w:rPr>
+          <w:rFonts w:cs="B Nazanin"/>
+          <w:sz w:val="32"/>
+          <w:szCs w:val="32"/>
+          <w:lang w:bidi="fa-IR"/>
+        </w:rPr>
+        <w:t>=15 =&gt; Val F1=0.8771</w:t>
       </w:r>
     </w:p>
     <w:p>
@@ -7160,26 +9471,390 @@
         <w:jc w:val="both"/>
         <w:rPr>
           <w:rFonts w:cs="B Nazanin"/>
-          <w:sz w:val="28"/>
-          <w:szCs w:val="28"/>
-          <w:lang w:bidi="fa-IR"/>
-        </w:rPr>
-      </w:pPr>
-      <w:r>
-        <w:rPr>
-          <w:rFonts w:cs="B Nazanin"/>
-          <w:sz w:val="28"/>
-          <w:szCs w:val="28"/>
-          <w:rtl/>
-          <w:lang w:bidi="fa-IR"/>
-        </w:rPr>
-        <w:t xml:space="preserve">در این روش، </w:t>
-      </w:r>
-      <w:r>
-        <w:rPr>
-          <w:rFonts w:cs="B Nazanin"/>
-          <w:sz w:val="28"/>
-          <w:szCs w:val="28"/>
+          <w:sz w:val="32"/>
+          <w:szCs w:val="32"/>
+          <w:lang w:bidi="fa-IR"/>
+        </w:rPr>
+      </w:pPr>
+      <w:r>
+        <w:rPr>
+          <w:rFonts w:cs="B Nazanin"/>
+          <w:sz w:val="32"/>
+          <w:szCs w:val="32"/>
+          <w:rtl/>
+          <w:lang w:bidi="fa-IR"/>
+        </w:rPr>
+        <w:t xml:space="preserve">5. [13, 128, 64, 3] | </w:t>
+      </w:r>
+      <w:r>
+        <w:rPr>
+          <w:rFonts w:cs="B Nazanin"/>
+          <w:sz w:val="32"/>
+          <w:szCs w:val="32"/>
+          <w:lang w:bidi="fa-IR"/>
+        </w:rPr>
+        <w:t>act=</w:t>
+      </w:r>
+      <w:proofErr w:type="spellStart"/>
+      <w:r>
+        <w:rPr>
+          <w:rFonts w:cs="B Nazanin"/>
+          <w:sz w:val="32"/>
+          <w:szCs w:val="32"/>
+          <w:lang w:bidi="fa-IR"/>
+        </w:rPr>
+        <w:t>relu</w:t>
+      </w:r>
+      <w:proofErr w:type="spellEnd"/>
+      <w:r>
+        <w:rPr>
+          <w:rFonts w:cs="B Nazanin"/>
+          <w:sz w:val="32"/>
+          <w:szCs w:val="32"/>
+          <w:lang w:bidi="fa-IR"/>
+        </w:rPr>
+        <w:t xml:space="preserve"> | </w:t>
+      </w:r>
+      <w:proofErr w:type="spellStart"/>
+      <w:r>
+        <w:rPr>
+          <w:rFonts w:cs="B Nazanin"/>
+          <w:sz w:val="32"/>
+          <w:szCs w:val="32"/>
+          <w:lang w:bidi="fa-IR"/>
+        </w:rPr>
+        <w:t>lr</w:t>
+      </w:r>
+      <w:proofErr w:type="spellEnd"/>
+      <w:r>
+        <w:rPr>
+          <w:rFonts w:cs="B Nazanin"/>
+          <w:sz w:val="32"/>
+          <w:szCs w:val="32"/>
+          <w:lang w:bidi="fa-IR"/>
+        </w:rPr>
+        <w:t xml:space="preserve">=0.005 | </w:t>
+      </w:r>
+      <w:proofErr w:type="spellStart"/>
+      <w:r>
+        <w:rPr>
+          <w:rFonts w:cs="B Nazanin"/>
+          <w:sz w:val="32"/>
+          <w:szCs w:val="32"/>
+          <w:lang w:bidi="fa-IR"/>
+        </w:rPr>
+        <w:t>init</w:t>
+      </w:r>
+      <w:proofErr w:type="spellEnd"/>
+      <w:r>
+        <w:rPr>
+          <w:rFonts w:cs="B Nazanin"/>
+          <w:sz w:val="32"/>
+          <w:szCs w:val="32"/>
+          <w:lang w:bidi="fa-IR"/>
+        </w:rPr>
+        <w:t xml:space="preserve">=he | l2=0.0 | batch=32 | </w:t>
+      </w:r>
+      <w:proofErr w:type="spellStart"/>
+      <w:r>
+        <w:rPr>
+          <w:rFonts w:cs="B Nazanin"/>
+          <w:sz w:val="32"/>
+          <w:szCs w:val="32"/>
+          <w:lang w:bidi="fa-IR"/>
+        </w:rPr>
+        <w:t>early_stop</w:t>
+      </w:r>
+      <w:proofErr w:type="spellEnd"/>
+      <w:r>
+        <w:rPr>
+          <w:rFonts w:cs="B Nazanin"/>
+          <w:sz w:val="32"/>
+          <w:szCs w:val="32"/>
+          <w:lang w:bidi="fa-IR"/>
+        </w:rPr>
+        <w:t>=None =&gt; Val F1=0.8656</w:t>
+      </w:r>
+    </w:p>
+    <w:p>
+      <w:pPr>
+        <w:jc w:val="both"/>
+        <w:rPr>
+          <w:rFonts w:cs="B Nazanin"/>
+          <w:sz w:val="32"/>
+          <w:szCs w:val="32"/>
+          <w:lang w:bidi="fa-IR"/>
+        </w:rPr>
+      </w:pPr>
+      <w:r>
+        <w:rPr>
+          <w:rFonts w:cs="B Nazanin"/>
+          <w:sz w:val="32"/>
+          <w:szCs w:val="32"/>
+          <w:rtl/>
+          <w:lang w:bidi="fa-IR"/>
+        </w:rPr>
+        <w:t xml:space="preserve">6. [13, 256, 128, 64, 3] | </w:t>
+      </w:r>
+      <w:r>
+        <w:rPr>
+          <w:rFonts w:cs="B Nazanin"/>
+          <w:sz w:val="32"/>
+          <w:szCs w:val="32"/>
+          <w:lang w:bidi="fa-IR"/>
+        </w:rPr>
+        <w:t>act=</w:t>
+      </w:r>
+      <w:proofErr w:type="spellStart"/>
+      <w:r>
+        <w:rPr>
+          <w:rFonts w:cs="B Nazanin"/>
+          <w:sz w:val="32"/>
+          <w:szCs w:val="32"/>
+          <w:lang w:bidi="fa-IR"/>
+        </w:rPr>
+        <w:t>relu</w:t>
+      </w:r>
+      <w:proofErr w:type="spellEnd"/>
+      <w:r>
+        <w:rPr>
+          <w:rFonts w:cs="B Nazanin"/>
+          <w:sz w:val="32"/>
+          <w:szCs w:val="32"/>
+          <w:lang w:bidi="fa-IR"/>
+        </w:rPr>
+        <w:t xml:space="preserve"> | </w:t>
+      </w:r>
+      <w:proofErr w:type="spellStart"/>
+      <w:r>
+        <w:rPr>
+          <w:rFonts w:cs="B Nazanin"/>
+          <w:sz w:val="32"/>
+          <w:szCs w:val="32"/>
+          <w:lang w:bidi="fa-IR"/>
+        </w:rPr>
+        <w:t>lr</w:t>
+      </w:r>
+      <w:proofErr w:type="spellEnd"/>
+      <w:r>
+        <w:rPr>
+          <w:rFonts w:cs="B Nazanin"/>
+          <w:sz w:val="32"/>
+          <w:szCs w:val="32"/>
+          <w:lang w:bidi="fa-IR"/>
+        </w:rPr>
+        <w:t xml:space="preserve">=0.005 | </w:t>
+      </w:r>
+      <w:proofErr w:type="spellStart"/>
+      <w:r>
+        <w:rPr>
+          <w:rFonts w:cs="B Nazanin"/>
+          <w:sz w:val="32"/>
+          <w:szCs w:val="32"/>
+          <w:lang w:bidi="fa-IR"/>
+        </w:rPr>
+        <w:t>init</w:t>
+      </w:r>
+      <w:proofErr w:type="spellEnd"/>
+      <w:r>
+        <w:rPr>
+          <w:rFonts w:cs="B Nazanin"/>
+          <w:sz w:val="32"/>
+          <w:szCs w:val="32"/>
+          <w:lang w:bidi="fa-IR"/>
+        </w:rPr>
+        <w:t xml:space="preserve">=he | l2=0.001 | batch=64 | </w:t>
+      </w:r>
+      <w:proofErr w:type="spellStart"/>
+      <w:r>
+        <w:rPr>
+          <w:rFonts w:cs="B Nazanin"/>
+          <w:sz w:val="32"/>
+          <w:szCs w:val="32"/>
+          <w:lang w:bidi="fa-IR"/>
+        </w:rPr>
+        <w:t>early_stop</w:t>
+      </w:r>
+      <w:proofErr w:type="spellEnd"/>
+      <w:r>
+        <w:rPr>
+          <w:rFonts w:cs="B Nazanin"/>
+          <w:sz w:val="32"/>
+          <w:szCs w:val="32"/>
+          <w:lang w:bidi="fa-IR"/>
+        </w:rPr>
+        <w:t>=15 =&gt; Val F1=0.8671</w:t>
+      </w:r>
+    </w:p>
+    <w:p>
+      <w:pPr>
+        <w:jc w:val="both"/>
+        <w:rPr>
+          <w:rFonts w:cs="B Nazanin"/>
+          <w:sz w:val="32"/>
+          <w:szCs w:val="32"/>
+          <w:lang w:bidi="fa-IR"/>
+        </w:rPr>
+      </w:pPr>
+      <w:r>
+        <w:rPr>
+          <w:rFonts w:cs="B Nazanin"/>
+          <w:sz w:val="32"/>
+          <w:szCs w:val="32"/>
+          <w:rtl/>
+          <w:lang w:bidi="fa-IR"/>
+        </w:rPr>
+        <w:t xml:space="preserve">7. [13, 64, 32, 3] | </w:t>
+      </w:r>
+      <w:r>
+        <w:rPr>
+          <w:rFonts w:cs="B Nazanin"/>
+          <w:sz w:val="32"/>
+          <w:szCs w:val="32"/>
+          <w:lang w:bidi="fa-IR"/>
+        </w:rPr>
+        <w:t>act=</w:t>
+      </w:r>
+      <w:proofErr w:type="spellStart"/>
+      <w:r>
+        <w:rPr>
+          <w:rFonts w:cs="B Nazanin"/>
+          <w:sz w:val="32"/>
+          <w:szCs w:val="32"/>
+          <w:lang w:bidi="fa-IR"/>
+        </w:rPr>
+        <w:t>relu</w:t>
+      </w:r>
+      <w:proofErr w:type="spellEnd"/>
+      <w:r>
+        <w:rPr>
+          <w:rFonts w:cs="B Nazanin"/>
+          <w:sz w:val="32"/>
+          <w:szCs w:val="32"/>
+          <w:lang w:bidi="fa-IR"/>
+        </w:rPr>
+        <w:t xml:space="preserve"> | </w:t>
+      </w:r>
+      <w:proofErr w:type="spellStart"/>
+      <w:r>
+        <w:rPr>
+          <w:rFonts w:cs="B Nazanin"/>
+          <w:sz w:val="32"/>
+          <w:szCs w:val="32"/>
+          <w:lang w:bidi="fa-IR"/>
+        </w:rPr>
+        <w:t>lr</w:t>
+      </w:r>
+      <w:proofErr w:type="spellEnd"/>
+      <w:r>
+        <w:rPr>
+          <w:rFonts w:cs="B Nazanin"/>
+          <w:sz w:val="32"/>
+          <w:szCs w:val="32"/>
+          <w:lang w:bidi="fa-IR"/>
+        </w:rPr>
+        <w:t xml:space="preserve">=0.01 | </w:t>
+      </w:r>
+      <w:proofErr w:type="spellStart"/>
+      <w:r>
+        <w:rPr>
+          <w:rFonts w:cs="B Nazanin"/>
+          <w:sz w:val="32"/>
+          <w:szCs w:val="32"/>
+          <w:lang w:bidi="fa-IR"/>
+        </w:rPr>
+        <w:t>init</w:t>
+      </w:r>
+      <w:proofErr w:type="spellEnd"/>
+      <w:r>
+        <w:rPr>
+          <w:rFonts w:cs="B Nazanin"/>
+          <w:sz w:val="32"/>
+          <w:szCs w:val="32"/>
+          <w:lang w:bidi="fa-IR"/>
+        </w:rPr>
+        <w:t xml:space="preserve">=random | l2=0.0 | batch=32 | </w:t>
+      </w:r>
+      <w:proofErr w:type="spellStart"/>
+      <w:r>
+        <w:rPr>
+          <w:rFonts w:cs="B Nazanin"/>
+          <w:sz w:val="32"/>
+          <w:szCs w:val="32"/>
+          <w:lang w:bidi="fa-IR"/>
+        </w:rPr>
+        <w:t>early_stop</w:t>
+      </w:r>
+      <w:proofErr w:type="spellEnd"/>
+      <w:r>
+        <w:rPr>
+          <w:rFonts w:cs="B Nazanin"/>
+          <w:sz w:val="32"/>
+          <w:szCs w:val="32"/>
+          <w:lang w:bidi="fa-IR"/>
+        </w:rPr>
+        <w:t>=10 =&gt; Val F1=0.8952</w:t>
+      </w:r>
+    </w:p>
+    <w:p>
+      <w:pPr>
+        <w:jc w:val="both"/>
+        <w:rPr>
+          <w:rFonts w:cs="B Nazanin"/>
+          <w:sz w:val="32"/>
+          <w:szCs w:val="32"/>
+          <w:rtl/>
+          <w:lang w:bidi="fa-IR"/>
+        </w:rPr>
+      </w:pPr>
+    </w:p>
+    <w:p>
+      <w:pPr>
+        <w:jc w:val="both"/>
+        <w:rPr>
+          <w:rFonts w:cs="B Nazanin"/>
+          <w:sz w:val="32"/>
+          <w:szCs w:val="32"/>
+          <w:rtl/>
+          <w:lang w:bidi="fa-IR"/>
+        </w:rPr>
+      </w:pPr>
+      <w:r>
+        <w:rPr>
+          <w:rFonts w:cs="B Nazanin"/>
+          <w:sz w:val="32"/>
+          <w:szCs w:val="32"/>
+          <w:rtl/>
+          <w:lang w:bidi="fa-IR"/>
+        </w:rPr>
+        <w:t xml:space="preserve"> بهتر</w:t>
+      </w:r>
+      <w:r>
+        <w:rPr>
+          <w:rFonts w:cs="B Nazanin" w:hint="cs"/>
+          <w:sz w:val="32"/>
+          <w:szCs w:val="32"/>
+          <w:rtl/>
+          <w:lang w:bidi="fa-IR"/>
+        </w:rPr>
+        <w:t>ی</w:t>
+      </w:r>
+      <w:r>
+        <w:rPr>
+          <w:rFonts w:cs="B Nazanin" w:hint="eastAsia"/>
+          <w:sz w:val="32"/>
+          <w:szCs w:val="32"/>
+          <w:rtl/>
+          <w:lang w:bidi="fa-IR"/>
+        </w:rPr>
+        <w:t>ن</w:t>
+      </w:r>
+      <w:r>
+        <w:rPr>
+          <w:rFonts w:cs="B Nazanin"/>
+          <w:sz w:val="32"/>
+          <w:szCs w:val="32"/>
+          <w:rtl/>
           <w:lang w:bidi="fa-IR"/>
         </w:rPr>
         <w:t xml:space="preserve"> </w:t>
@@ -7187,30 +9862,11 @@
       <w:r>
         <w:rPr>
           <w:rFonts w:cs="B Nazanin"/>
-          <w:sz w:val="28"/>
-          <w:szCs w:val="28"/>
-          <w:lang w:bidi="fa-IR"/>
-        </w:rPr>
-        <w:t xml:space="preserve">K </w:t>
-      </w:r>
-      <w:r>
-        <w:rPr>
-          <w:rFonts w:cs="B Nazanin"/>
-          <w:sz w:val="28"/>
-          <w:szCs w:val="28"/>
-          <w:rtl/>
-          <w:lang w:bidi="fa-IR"/>
-        </w:rPr>
-        <w:t>نمونه به صورت تصادفی و بدون جایگذاری از داده‌های آموزش انتخاب می‌شوند و همان نمونه‌ها به عنوان مراکز در نظر گرفته می‌شوند. این روش ساده است اما ممکن است مراکز در مناطق کم‌تراکم قرار گیرند</w:t>
-      </w:r>
-      <w:r>
-        <w:rPr>
-          <w:rFonts w:cs="B Nazanin"/>
-          <w:sz w:val="28"/>
-          <w:szCs w:val="28"/>
-          <w:lang w:bidi="fa-IR"/>
-        </w:rPr>
-        <w:t>.</w:t>
+          <w:sz w:val="32"/>
+          <w:szCs w:val="32"/>
+          <w:lang w:bidi="fa-IR"/>
+        </w:rPr>
+        <w:t>Validation Macro-F1: 0.8952</w:t>
       </w:r>
     </w:p>
     <w:p>
@@ -7218,2759 +9874,243 @@
         <w:jc w:val="both"/>
         <w:rPr>
           <w:rFonts w:cs="B Nazanin"/>
-          <w:sz w:val="28"/>
-          <w:szCs w:val="28"/>
-          <w:rtl/>
-          <w:lang w:bidi="fa-IR"/>
-        </w:rPr>
-      </w:pPr>
-      <w:r>
-        <w:rPr>
-          <w:rFonts w:cs="B Nazanin"/>
-          <w:sz w:val="28"/>
-          <w:szCs w:val="28"/>
-          <w:rtl/>
-          <w:lang w:bidi="fa-IR"/>
-        </w:rPr>
-        <w:t>روش سوم: اعداد تصادفی نرمال</w:t>
-      </w:r>
+          <w:sz w:val="32"/>
+          <w:szCs w:val="32"/>
+          <w:rtl/>
+          <w:lang w:bidi="fa-IR"/>
+        </w:rPr>
+      </w:pPr>
     </w:p>
     <w:p>
       <w:pPr>
         <w:jc w:val="both"/>
         <w:rPr>
           <w:rFonts w:cs="B Nazanin"/>
-          <w:sz w:val="28"/>
-          <w:szCs w:val="28"/>
-          <w:lang w:bidi="fa-IR"/>
-        </w:rPr>
-      </w:pPr>
-      <w:r>
-        <w:rPr>
-          <w:rFonts w:cs="B Nazanin"/>
-          <w:sz w:val="28"/>
-          <w:szCs w:val="28"/>
-          <w:rtl/>
+          <w:sz w:val="32"/>
+          <w:szCs w:val="32"/>
+          <w:rtl/>
+          <w:lang w:bidi="fa-IR"/>
+        </w:rPr>
+      </w:pPr>
+      <w:r>
+        <w:rPr>
+          <w:rFonts w:cs="B Nazanin"/>
+          <w:sz w:val="32"/>
+          <w:szCs w:val="32"/>
+          <w:rtl/>
+          <w:lang w:bidi="fa-IR"/>
+        </w:rPr>
+        <w:t xml:space="preserve"> نتا</w:t>
+      </w:r>
+      <w:r>
+        <w:rPr>
+          <w:rFonts w:cs="B Nazanin" w:hint="cs"/>
+          <w:sz w:val="32"/>
+          <w:szCs w:val="32"/>
+          <w:rtl/>
+          <w:lang w:bidi="fa-IR"/>
+        </w:rPr>
+        <w:t>ی</w:t>
+      </w:r>
+      <w:r>
+        <w:rPr>
+          <w:rFonts w:cs="B Nazanin" w:hint="eastAsia"/>
+          <w:sz w:val="32"/>
+          <w:szCs w:val="32"/>
+          <w:rtl/>
+          <w:lang w:bidi="fa-IR"/>
+        </w:rPr>
+        <w:t>ج</w:t>
+      </w:r>
+      <w:r>
+        <w:rPr>
+          <w:rFonts w:cs="B Nazanin"/>
+          <w:sz w:val="32"/>
+          <w:szCs w:val="32"/>
+          <w:rtl/>
+          <w:lang w:bidi="fa-IR"/>
+        </w:rPr>
+        <w:t xml:space="preserve"> نها</w:t>
+      </w:r>
+      <w:r>
+        <w:rPr>
+          <w:rFonts w:cs="B Nazanin" w:hint="cs"/>
+          <w:sz w:val="32"/>
+          <w:szCs w:val="32"/>
+          <w:rtl/>
+          <w:lang w:bidi="fa-IR"/>
+        </w:rPr>
+        <w:t>یی</w:t>
+      </w:r>
+      <w:r>
+        <w:rPr>
+          <w:rFonts w:cs="B Nazanin"/>
+          <w:sz w:val="32"/>
+          <w:szCs w:val="32"/>
+          <w:rtl/>
+          <w:lang w:bidi="fa-IR"/>
+        </w:rPr>
+        <w:t xml:space="preserve"> رو</w:t>
+      </w:r>
+      <w:r>
+        <w:rPr>
+          <w:rFonts w:cs="B Nazanin" w:hint="cs"/>
+          <w:sz w:val="32"/>
+          <w:szCs w:val="32"/>
+          <w:rtl/>
+          <w:lang w:bidi="fa-IR"/>
+        </w:rPr>
+        <w:t>ی</w:t>
+      </w:r>
+      <w:r>
+        <w:rPr>
+          <w:rFonts w:cs="B Nazanin"/>
+          <w:sz w:val="32"/>
+          <w:szCs w:val="32"/>
+          <w:rtl/>
+          <w:lang w:bidi="fa-IR"/>
+        </w:rPr>
+        <w:t xml:space="preserve"> مجموعه آزمون (بهتر</w:t>
+      </w:r>
+      <w:r>
+        <w:rPr>
+          <w:rFonts w:cs="B Nazanin" w:hint="cs"/>
+          <w:sz w:val="32"/>
+          <w:szCs w:val="32"/>
+          <w:rtl/>
+          <w:lang w:bidi="fa-IR"/>
+        </w:rPr>
+        <w:t>ی</w:t>
+      </w:r>
+      <w:r>
+        <w:rPr>
+          <w:rFonts w:cs="B Nazanin" w:hint="eastAsia"/>
+          <w:sz w:val="32"/>
+          <w:szCs w:val="32"/>
+          <w:rtl/>
+          <w:lang w:bidi="fa-IR"/>
+        </w:rPr>
+        <w:t>ن</w:t>
+      </w:r>
+      <w:r>
+        <w:rPr>
+          <w:rFonts w:cs="B Nazanin"/>
+          <w:sz w:val="32"/>
+          <w:szCs w:val="32"/>
+          <w:rtl/>
+          <w:lang w:bidi="fa-IR"/>
+        </w:rPr>
+        <w:t xml:space="preserve"> مدل):</w:t>
+      </w:r>
+    </w:p>
+    <w:p>
+      <w:pPr>
+        <w:jc w:val="both"/>
+        <w:rPr>
+          <w:rFonts w:cs="B Nazanin"/>
+          <w:sz w:val="32"/>
+          <w:szCs w:val="32"/>
+          <w:lang w:bidi="fa-IR"/>
+        </w:rPr>
+      </w:pPr>
+      <w:r>
+        <w:rPr>
+          <w:rFonts w:cs="B Nazanin"/>
+          <w:sz w:val="32"/>
+          <w:szCs w:val="32"/>
+          <w:lang w:bidi="fa-IR"/>
+        </w:rPr>
+        <w:t>Accuracy: 0.8692</w:t>
+      </w:r>
+    </w:p>
+    <w:p>
+      <w:pPr>
+        <w:jc w:val="both"/>
+        <w:rPr>
+          <w:rFonts w:cs="B Nazanin"/>
+          <w:sz w:val="32"/>
+          <w:szCs w:val="32"/>
+          <w:lang w:bidi="fa-IR"/>
+        </w:rPr>
+      </w:pPr>
+      <w:r>
+        <w:rPr>
+          <w:rFonts w:cs="B Nazanin"/>
+          <w:sz w:val="32"/>
+          <w:szCs w:val="32"/>
+          <w:lang w:bidi="fa-IR"/>
+        </w:rPr>
+        <w:t>Macro-F1: 0.8672</w:t>
+      </w:r>
+    </w:p>
+    <w:p>
+      <w:pPr>
+        <w:jc w:val="both"/>
+        <w:rPr>
+          <w:rFonts w:cs="B Nazanin"/>
+          <w:sz w:val="32"/>
+          <w:szCs w:val="32"/>
+          <w:lang w:bidi="fa-IR"/>
+        </w:rPr>
+      </w:pPr>
+      <w:r>
+        <w:rPr>
+          <w:rFonts w:cs="B Nazanin"/>
+          <w:sz w:val="32"/>
+          <w:szCs w:val="32"/>
+          <w:lang w:bidi="fa-IR"/>
+        </w:rPr>
+        <w:t>Weighted-F1: 0.8683</w:t>
+      </w:r>
+    </w:p>
+    <w:p>
+      <w:pPr>
+        <w:jc w:val="both"/>
+        <w:rPr>
+          <w:rFonts w:cs="B Nazanin"/>
+          <w:sz w:val="32"/>
+          <w:szCs w:val="32"/>
+          <w:lang w:bidi="fa-IR"/>
+        </w:rPr>
+      </w:pPr>
+      <w:r>
+        <w:rPr>
+          <w:rFonts w:cs="B Nazanin"/>
+          <w:sz w:val="32"/>
+          <w:szCs w:val="32"/>
+          <w:lang w:bidi="fa-IR"/>
+        </w:rPr>
+        <w:t>F1 per class</w:t>
+      </w:r>
+      <w:r>
+        <w:rPr>
+          <w:rFonts w:cs="B Nazanin"/>
+          <w:sz w:val="32"/>
+          <w:szCs w:val="32"/>
+          <w:rtl/>
+          <w:lang w:bidi="fa-IR"/>
+        </w:rPr>
+        <w:t>: [0.80930233 0.87201735 0.92035398]</w:t>
+      </w:r>
+    </w:p>
+    <w:p>
+      <w:pPr>
+        <w:jc w:val="both"/>
+        <w:rPr>
+          <w:rFonts w:cs="B Nazanin"/>
+          <w:sz w:val="32"/>
+          <w:szCs w:val="32"/>
+          <w:lang w:bidi="fa-IR"/>
+        </w:rPr>
+      </w:pPr>
+      <w:r>
+        <w:rPr>
+          <w:rFonts w:cs="B Nazanin"/>
+          <w:sz w:val="32"/>
+          <w:szCs w:val="32"/>
           <w:lang w:bidi="fa-IR"/>
         </w:rPr>
         <w:lastRenderedPageBreak/>
-        <w:t>در این روش، مراکز به صورت کاملاً تصادفی از توزیع نرمال استاندارد با میانگین صفر و انحراف معیار ۰.۱ تولید می‌شوند. این روش مستقل از داده است و ساده‌ترین روش محسوب می‌شود</w:t>
-      </w:r>
-      <w:r>
-        <w:rPr>
-          <w:rFonts w:cs="B Nazanin"/>
-          <w:sz w:val="28"/>
-          <w:szCs w:val="28"/>
-          <w:lang w:bidi="fa-IR"/>
-        </w:rPr>
-        <w:t>.</w:t>
-      </w:r>
-    </w:p>
-    <w:p>
-      <w:pPr>
-        <w:jc w:val="both"/>
-        <w:rPr>
-          <w:rFonts w:cs="B Nazanin"/>
-          <w:sz w:val="28"/>
-          <w:szCs w:val="28"/>
-          <w:lang w:bidi="fa-IR"/>
-        </w:rPr>
-      </w:pPr>
-      <w:r>
-        <w:rPr>
-          <w:rFonts w:cs="B Nazanin"/>
-          <w:sz w:val="28"/>
-          <w:szCs w:val="28"/>
-          <w:rtl/>
-          <w:lang w:bidi="fa-IR"/>
-        </w:rPr>
-        <w:t>مقداردهی اولیه شعاع‌ها</w:t>
-      </w:r>
-      <w:r>
-        <w:rPr>
-          <w:rFonts w:cs="B Nazanin"/>
-          <w:sz w:val="28"/>
-          <w:szCs w:val="28"/>
-          <w:lang w:bidi="fa-IR"/>
-        </w:rPr>
-        <w:t xml:space="preserve"> (Sigma Initialization)</w:t>
-      </w:r>
-    </w:p>
-    <w:p>
-      <w:pPr>
-        <w:jc w:val="both"/>
-        <w:rPr>
-          <w:rFonts w:cs="B Nazanin"/>
-          <w:sz w:val="28"/>
-          <w:szCs w:val="28"/>
-          <w:lang w:bidi="fa-IR"/>
-        </w:rPr>
-      </w:pPr>
-      <w:r>
-        <w:rPr>
-          <w:rFonts w:cs="B Nazanin"/>
-          <w:sz w:val="28"/>
-          <w:szCs w:val="28"/>
-          <w:rtl/>
-          <w:lang w:bidi="fa-IR"/>
-        </w:rPr>
-        <w:t>شعاع هر تابع پایه شعاعی تعیین می‌کند که آن تابع چه محدوده‌ای از فضای ویژگی را پوشش دهد. در این پروژه، دو روش برای مقداردهی اولیه شعاع‌ها استفاده شده است</w:t>
-      </w:r>
-      <w:r>
-        <w:rPr>
-          <w:rFonts w:cs="B Nazanin"/>
-          <w:sz w:val="28"/>
-          <w:szCs w:val="28"/>
-          <w:lang w:bidi="fa-IR"/>
-        </w:rPr>
-        <w:t>:</w:t>
-      </w:r>
-    </w:p>
-    <w:p>
-      <w:pPr>
-        <w:jc w:val="both"/>
-        <w:rPr>
-          <w:rFonts w:cs="B Nazanin"/>
-          <w:sz w:val="28"/>
-          <w:szCs w:val="28"/>
-          <w:rtl/>
-          <w:lang w:bidi="fa-IR"/>
-        </w:rPr>
-      </w:pPr>
-      <w:r>
-        <w:rPr>
-          <w:rFonts w:cs="B Nazanin"/>
-          <w:sz w:val="28"/>
-          <w:szCs w:val="28"/>
-          <w:rtl/>
-          <w:lang w:bidi="fa-IR"/>
-        </w:rPr>
-        <w:t>روش اول: مقدار ثابت</w:t>
-      </w:r>
-    </w:p>
-    <w:p>
-      <w:pPr>
-        <w:jc w:val="both"/>
-        <w:rPr>
-          <w:rFonts w:cs="B Nazanin"/>
-          <w:sz w:val="28"/>
-          <w:szCs w:val="28"/>
-          <w:lang w:bidi="fa-IR"/>
-        </w:rPr>
-      </w:pPr>
-      <w:r>
-        <w:rPr>
-          <w:rFonts w:cs="B Nazanin"/>
-          <w:sz w:val="28"/>
-          <w:szCs w:val="28"/>
-          <w:rtl/>
-          <w:lang w:bidi="fa-IR"/>
-        </w:rPr>
-        <w:t>در این روش، برای همه مراکز یک مقدار شعاع یکسان (معمولاً ۱.۰) در نظر گرفته می‌شود. این روش ساده است اما ممکن است برای همه مراکز</w:t>
-      </w:r>
-      <w:r>
-        <w:rPr>
-          <w:rFonts w:cs="B Nazanin"/>
-          <w:sz w:val="28"/>
-          <w:szCs w:val="28"/>
-          <w:lang w:bidi="fa-IR"/>
-        </w:rPr>
-        <w:t xml:space="preserve"> optimal </w:t>
-      </w:r>
-      <w:r>
-        <w:rPr>
-          <w:rFonts w:cs="B Nazanin"/>
-          <w:sz w:val="28"/>
-          <w:szCs w:val="28"/>
-          <w:rtl/>
-          <w:lang w:bidi="fa-IR"/>
-        </w:rPr>
-        <w:t>نباشد</w:t>
-      </w:r>
-      <w:r>
-        <w:rPr>
-          <w:rFonts w:cs="B Nazanin"/>
-          <w:sz w:val="28"/>
-          <w:szCs w:val="28"/>
-          <w:lang w:bidi="fa-IR"/>
-        </w:rPr>
-        <w:t>.</w:t>
-      </w:r>
-    </w:p>
-    <w:p>
-      <w:pPr>
-        <w:jc w:val="both"/>
-        <w:rPr>
-          <w:rFonts w:cs="B Nazanin"/>
-          <w:sz w:val="28"/>
-          <w:szCs w:val="28"/>
-          <w:rtl/>
-          <w:lang w:bidi="fa-IR"/>
-        </w:rPr>
-      </w:pPr>
-      <w:r>
-        <w:rPr>
-          <w:rFonts w:cs="B Nazanin"/>
-          <w:sz w:val="28"/>
-          <w:szCs w:val="28"/>
-          <w:rtl/>
-          <w:lang w:bidi="fa-IR"/>
-        </w:rPr>
-        <w:t>روش دوم: محاسبه از فاصله مراکز</w:t>
-      </w:r>
-    </w:p>
-    <w:p>
-      <w:pPr>
-        <w:jc w:val="both"/>
-        <w:rPr>
-          <w:rFonts w:cs="B Nazanin"/>
-          <w:sz w:val="28"/>
-          <w:szCs w:val="28"/>
-          <w:lang w:bidi="fa-IR"/>
-        </w:rPr>
-      </w:pPr>
-      <w:r>
-        <w:rPr>
-          <w:rFonts w:cs="B Nazanin"/>
-          <w:sz w:val="28"/>
-          <w:szCs w:val="28"/>
-          <w:rtl/>
-          <w:lang w:bidi="fa-IR"/>
-        </w:rPr>
-        <w:t>در این روش، ابتدا فاصله هر مرکز از نزدیک‌ترین مرکز دیگر محاسبه می‌شود. سپس میانگین این فواصل به عنوان مقدار شعاع در نظر گرفته می‌شود. این روش باعث می‌شود شعاع‌ها متناسب با پراکندگی مراکز تعیین شوند</w:t>
-      </w:r>
-      <w:r>
-        <w:rPr>
-          <w:rFonts w:cs="B Nazanin"/>
-          <w:sz w:val="28"/>
-          <w:szCs w:val="28"/>
-          <w:lang w:bidi="fa-IR"/>
-        </w:rPr>
-        <w:t>.</w:t>
-      </w:r>
-    </w:p>
-    <w:p>
-      <w:pPr>
-        <w:jc w:val="both"/>
-        <w:rPr>
-          <w:rFonts w:cs="B Nazanin"/>
-          <w:sz w:val="28"/>
-          <w:szCs w:val="28"/>
-          <w:lang w:bidi="fa-IR"/>
-        </w:rPr>
-      </w:pPr>
-      <w:r>
-        <w:rPr>
-          <w:rFonts w:cs="B Nazanin"/>
-          <w:sz w:val="28"/>
-          <w:szCs w:val="28"/>
-          <w:rtl/>
-          <w:lang w:bidi="fa-IR"/>
-        </w:rPr>
-        <w:t>تابع پایه شعاعی</w:t>
-      </w:r>
-      <w:r>
-        <w:rPr>
-          <w:rFonts w:cs="B Nazanin"/>
-          <w:sz w:val="28"/>
-          <w:szCs w:val="28"/>
-          <w:lang w:bidi="fa-IR"/>
-        </w:rPr>
-        <w:t xml:space="preserve"> (Radial Basis Function)</w:t>
-      </w:r>
-    </w:p>
-    <w:p>
-      <w:pPr>
-        <w:jc w:val="both"/>
-        <w:rPr>
-          <w:rFonts w:cs="B Nazanin"/>
-          <w:sz w:val="28"/>
-          <w:szCs w:val="28"/>
-          <w:lang w:bidi="fa-IR"/>
-        </w:rPr>
-      </w:pPr>
-      <w:r>
-        <w:rPr>
-          <w:rFonts w:cs="B Nazanin"/>
-          <w:sz w:val="28"/>
-          <w:szCs w:val="28"/>
-          <w:rtl/>
-          <w:lang w:bidi="fa-IR"/>
-        </w:rPr>
-        <w:t>هر نورون در لایه پنهان</w:t>
-      </w:r>
-      <w:r>
-        <w:rPr>
-          <w:rFonts w:cs="B Nazanin"/>
-          <w:sz w:val="28"/>
-          <w:szCs w:val="28"/>
-          <w:lang w:bidi="fa-IR"/>
-        </w:rPr>
-        <w:t xml:space="preserve"> RBF </w:t>
-      </w:r>
-      <w:r>
-        <w:rPr>
-          <w:rFonts w:cs="B Nazanin"/>
-          <w:sz w:val="28"/>
-          <w:szCs w:val="28"/>
-          <w:rtl/>
-          <w:lang w:bidi="fa-IR"/>
-        </w:rPr>
-        <w:t>از تابع گاوسی زیر استفاده می‌کند</w:t>
-      </w:r>
-      <w:r>
-        <w:rPr>
-          <w:rFonts w:cs="B Nazanin"/>
-          <w:sz w:val="28"/>
-          <w:szCs w:val="28"/>
-          <w:lang w:bidi="fa-IR"/>
-        </w:rPr>
-        <w:t>:</w:t>
-      </w:r>
-    </w:p>
-    <w:p>
-      <w:pPr>
-        <w:jc w:val="both"/>
-        <w:rPr>
-          <w:rFonts w:cs="B Nazanin"/>
-          <w:sz w:val="28"/>
-          <w:szCs w:val="28"/>
-          <w:lang w:bidi="fa-IR"/>
-        </w:rPr>
-      </w:pPr>
-      <w:r>
-        <w:rPr>
-          <w:rFonts w:cs="B Nazanin"/>
-          <w:sz w:val="28"/>
-          <w:szCs w:val="28"/>
-          <w:lang w:bidi="fa-IR"/>
-        </w:rPr>
-        <w:t xml:space="preserve">φ(x) = </w:t>
-      </w:r>
-      <w:proofErr w:type="gramStart"/>
-      <w:r>
-        <w:rPr>
-          <w:rFonts w:cs="B Nazanin"/>
-          <w:sz w:val="28"/>
-          <w:szCs w:val="28"/>
-          <w:lang w:bidi="fa-IR"/>
-        </w:rPr>
-        <w:t>exp(</w:t>
-      </w:r>
-      <w:proofErr w:type="gramEnd"/>
-      <w:r>
-        <w:rPr>
-          <w:rFonts w:cs="B Nazanin"/>
-          <w:sz w:val="28"/>
-          <w:szCs w:val="28"/>
-          <w:lang w:bidi="fa-IR"/>
-        </w:rPr>
-        <w:t>-||x - c||² / (2σ²))</w:t>
-      </w:r>
-    </w:p>
-    <w:p>
-      <w:pPr>
-        <w:jc w:val="both"/>
-        <w:rPr>
-          <w:rFonts w:cs="B Nazanin"/>
-          <w:sz w:val="28"/>
-          <w:szCs w:val="28"/>
-          <w:lang w:bidi="fa-IR"/>
-        </w:rPr>
-      </w:pPr>
-      <w:r>
-        <w:rPr>
-          <w:rFonts w:cs="B Nazanin"/>
-          <w:sz w:val="28"/>
-          <w:szCs w:val="28"/>
-          <w:rtl/>
-          <w:lang w:bidi="fa-IR"/>
-        </w:rPr>
-        <w:t xml:space="preserve">در این فرمول، </w:t>
-      </w:r>
-      <w:r>
-        <w:rPr>
-          <w:rFonts w:cs="B Nazanin"/>
-          <w:sz w:val="28"/>
-          <w:szCs w:val="28"/>
-          <w:lang w:bidi="fa-IR"/>
-        </w:rPr>
-        <w:t xml:space="preserve">x </w:t>
-      </w:r>
-      <w:r>
-        <w:rPr>
-          <w:rFonts w:cs="B Nazanin"/>
-          <w:sz w:val="28"/>
-          <w:szCs w:val="28"/>
-          <w:rtl/>
-          <w:lang w:bidi="fa-IR"/>
-        </w:rPr>
-        <w:t xml:space="preserve">بردار ورودی، </w:t>
-      </w:r>
-      <w:r>
-        <w:rPr>
-          <w:rFonts w:cs="B Nazanin"/>
-          <w:sz w:val="28"/>
-          <w:szCs w:val="28"/>
-          <w:lang w:bidi="fa-IR"/>
-        </w:rPr>
-        <w:t xml:space="preserve"> </w:t>
-      </w:r>
-      <w:r>
-        <w:rPr>
-          <w:rFonts w:cs="B Nazanin"/>
-          <w:sz w:val="28"/>
-          <w:szCs w:val="28"/>
-          <w:lang w:bidi="fa-IR"/>
-        </w:rPr>
-        <w:t xml:space="preserve">c </w:t>
-      </w:r>
-      <w:r>
-        <w:rPr>
-          <w:rFonts w:cs="B Nazanin"/>
-          <w:sz w:val="28"/>
-          <w:szCs w:val="28"/>
-          <w:rtl/>
-          <w:lang w:bidi="fa-IR"/>
-        </w:rPr>
-        <w:t>مرکز نورون و</w:t>
-      </w:r>
-      <w:r>
-        <w:rPr>
-          <w:rFonts w:cs="B Nazanin"/>
-          <w:sz w:val="28"/>
-          <w:szCs w:val="28"/>
-          <w:lang w:bidi="fa-IR"/>
-        </w:rPr>
-        <w:t xml:space="preserve"> σ </w:t>
-      </w:r>
-      <w:r>
-        <w:rPr>
-          <w:rFonts w:cs="B Nazanin"/>
-          <w:sz w:val="28"/>
-          <w:szCs w:val="28"/>
-          <w:rtl/>
-          <w:lang w:bidi="fa-IR"/>
-        </w:rPr>
-        <w:t>شعاع آن است. این تابع فاصله اقلیدسی نمونه ورودی را از مرکز محاسبه کرده و آن را به یک مقدار شباهت بین ۰ و ۱ تبدیل می‌کند. هرچه نمونه به مرکز نزدیک‌تر باشد، مقدار خروجی به ۱ نزدیک‌تر خواهد بود</w:t>
-      </w:r>
-      <w:r>
-        <w:rPr>
-          <w:rFonts w:cs="B Nazanin"/>
-          <w:sz w:val="28"/>
-          <w:szCs w:val="28"/>
-          <w:lang w:bidi="fa-IR"/>
-        </w:rPr>
-        <w:t>.</w:t>
-      </w:r>
-    </w:p>
-    <w:p>
-      <w:pPr>
-        <w:jc w:val="both"/>
-        <w:rPr>
-          <w:rFonts w:cs="B Nazanin"/>
-          <w:sz w:val="28"/>
-          <w:szCs w:val="28"/>
-          <w:lang w:bidi="fa-IR"/>
-        </w:rPr>
-      </w:pPr>
-      <w:r>
-        <w:rPr>
-          <w:rFonts w:cs="B Nazanin"/>
-          <w:sz w:val="28"/>
-          <w:szCs w:val="28"/>
-          <w:rtl/>
-          <w:lang w:bidi="fa-IR"/>
-        </w:rPr>
-        <w:t>معماری شبکه</w:t>
-      </w:r>
-      <w:r>
-        <w:rPr>
-          <w:rFonts w:cs="B Nazanin"/>
-          <w:sz w:val="28"/>
-          <w:szCs w:val="28"/>
-          <w:lang w:bidi="fa-IR"/>
-        </w:rPr>
-        <w:t xml:space="preserve"> RBF</w:t>
-      </w:r>
-    </w:p>
-    <w:p>
-      <w:pPr>
-        <w:jc w:val="both"/>
-        <w:rPr>
-          <w:rFonts w:cs="B Nazanin"/>
-          <w:sz w:val="28"/>
-          <w:szCs w:val="28"/>
-          <w:lang w:bidi="fa-IR"/>
-        </w:rPr>
-      </w:pPr>
-      <w:r>
-        <w:rPr>
-          <w:rFonts w:cs="B Nazanin"/>
-          <w:sz w:val="28"/>
-          <w:szCs w:val="28"/>
-          <w:rtl/>
-          <w:lang w:bidi="fa-IR"/>
-        </w:rPr>
-        <w:t>شبکه</w:t>
-      </w:r>
-      <w:r>
-        <w:rPr>
-          <w:rFonts w:cs="B Nazanin"/>
-          <w:sz w:val="28"/>
-          <w:szCs w:val="28"/>
-          <w:lang w:bidi="fa-IR"/>
-        </w:rPr>
-        <w:t xml:space="preserve"> RBF </w:t>
-      </w:r>
-      <w:r>
-        <w:rPr>
-          <w:rFonts w:cs="B Nazanin"/>
-          <w:sz w:val="28"/>
-          <w:szCs w:val="28"/>
-          <w:rtl/>
-          <w:lang w:bidi="fa-IR"/>
-        </w:rPr>
-        <w:t>پیاده‌سازی شده در این پروژه از سه لایه تشکیل شده است</w:t>
-      </w:r>
-      <w:r>
-        <w:rPr>
-          <w:rFonts w:cs="B Nazanin"/>
-          <w:sz w:val="28"/>
-          <w:szCs w:val="28"/>
-          <w:lang w:bidi="fa-IR"/>
-        </w:rPr>
-        <w:t>:</w:t>
-      </w:r>
-    </w:p>
-    <w:p>
-      <w:pPr>
-        <w:jc w:val="both"/>
-        <w:rPr>
-          <w:rFonts w:cs="B Nazanin"/>
-          <w:sz w:val="28"/>
-          <w:szCs w:val="28"/>
-          <w:lang w:bidi="fa-IR"/>
-        </w:rPr>
-      </w:pPr>
-      <w:r>
-        <w:rPr>
-          <w:rFonts w:cs="B Nazanin"/>
-          <w:sz w:val="28"/>
-          <w:szCs w:val="28"/>
-          <w:rtl/>
-          <w:lang w:bidi="fa-IR"/>
-        </w:rPr>
-        <w:t>لایه ورودی شامل ۱۳ نورون است که هر کدام متناظر با یکی از ویژگی‌های داده می‌باشد</w:t>
-      </w:r>
-      <w:r>
-        <w:rPr>
-          <w:rFonts w:cs="B Nazanin"/>
-          <w:sz w:val="28"/>
-          <w:szCs w:val="28"/>
-          <w:lang w:bidi="fa-IR"/>
-        </w:rPr>
-        <w:t>.</w:t>
-      </w:r>
-    </w:p>
-    <w:p>
-      <w:pPr>
-        <w:jc w:val="both"/>
-        <w:rPr>
-          <w:rFonts w:cs="B Nazanin"/>
-          <w:sz w:val="28"/>
-          <w:szCs w:val="28"/>
-          <w:lang w:bidi="fa-IR"/>
-        </w:rPr>
-      </w:pPr>
-      <w:r>
-        <w:rPr>
-          <w:rFonts w:cs="B Nazanin"/>
-          <w:sz w:val="28"/>
-          <w:szCs w:val="28"/>
-          <w:rtl/>
-          <w:lang w:bidi="fa-IR"/>
-        </w:rPr>
-        <w:t>لایه پنهان</w:t>
-      </w:r>
-      <w:r>
-        <w:rPr>
-          <w:rFonts w:cs="B Nazanin"/>
-          <w:sz w:val="28"/>
-          <w:szCs w:val="28"/>
-          <w:lang w:bidi="fa-IR"/>
-        </w:rPr>
-        <w:t xml:space="preserve"> RBF </w:t>
-      </w:r>
-      <w:r>
-        <w:rPr>
-          <w:rFonts w:cs="B Nazanin"/>
-          <w:sz w:val="28"/>
-          <w:szCs w:val="28"/>
-          <w:rtl/>
-          <w:lang w:bidi="fa-IR"/>
-        </w:rPr>
-        <w:t>شامل</w:t>
-      </w:r>
-      <w:r>
-        <w:rPr>
-          <w:rFonts w:cs="B Nazanin"/>
-          <w:sz w:val="28"/>
-          <w:szCs w:val="28"/>
-          <w:lang w:bidi="fa-IR"/>
-        </w:rPr>
-        <w:t xml:space="preserve"> K </w:t>
-      </w:r>
-      <w:r>
-        <w:rPr>
-          <w:rFonts w:cs="B Nazanin"/>
-          <w:sz w:val="28"/>
-          <w:szCs w:val="28"/>
-          <w:rtl/>
-          <w:lang w:bidi="fa-IR"/>
-        </w:rPr>
-        <w:t>نورون است که تعداد آن به عنوان یک فراپارامتر در نظر گرفته شده و مقادیر ۵۰، ۱۰۰، ۲۰۰ و ۳۰۰ برای آن آزمایش شده است</w:t>
-      </w:r>
-      <w:r>
-        <w:rPr>
-          <w:rFonts w:cs="B Nazanin"/>
-          <w:sz w:val="28"/>
-          <w:szCs w:val="28"/>
-          <w:lang w:bidi="fa-IR"/>
-        </w:rPr>
-        <w:t>.</w:t>
-      </w:r>
-    </w:p>
-    <w:p>
-      <w:pPr>
-        <w:jc w:val="both"/>
-        <w:rPr>
-          <w:rFonts w:cs="B Nazanin"/>
-          <w:sz w:val="28"/>
-          <w:szCs w:val="28"/>
-          <w:lang w:bidi="fa-IR"/>
-        </w:rPr>
-      </w:pPr>
-      <w:r>
-        <w:rPr>
-          <w:rFonts w:cs="B Nazanin"/>
-          <w:sz w:val="28"/>
-          <w:szCs w:val="28"/>
-          <w:rtl/>
-          <w:lang w:bidi="fa-IR"/>
-        </w:rPr>
-        <w:lastRenderedPageBreak/>
-        <w:t>لایه خروجی شامل ۳ نورون است که متناظر با کلاس‌های</w:t>
-      </w:r>
-      <w:r>
-        <w:rPr>
-          <w:rFonts w:cs="B Nazanin"/>
-          <w:sz w:val="28"/>
-          <w:szCs w:val="28"/>
-          <w:lang w:bidi="fa-IR"/>
-        </w:rPr>
-        <w:t xml:space="preserve"> Good</w:t>
-      </w:r>
-      <w:r>
-        <w:rPr>
-          <w:rFonts w:cs="B Nazanin"/>
-          <w:sz w:val="28"/>
-          <w:szCs w:val="28"/>
-          <w:rtl/>
-          <w:lang w:bidi="fa-IR"/>
-        </w:rPr>
-        <w:t xml:space="preserve">، </w:t>
-      </w:r>
-      <w:r>
-        <w:rPr>
-          <w:rFonts w:cs="B Nazanin"/>
-          <w:sz w:val="28"/>
-          <w:szCs w:val="28"/>
-          <w:lang w:bidi="fa-IR"/>
-        </w:rPr>
-        <w:t xml:space="preserve"> </w:t>
-      </w:r>
-      <w:r>
-        <w:rPr>
-          <w:rFonts w:cs="B Nazanin"/>
-          <w:sz w:val="28"/>
-          <w:szCs w:val="28"/>
-          <w:lang w:bidi="fa-IR"/>
-        </w:rPr>
-        <w:t>Acceptable</w:t>
-      </w:r>
-      <w:r>
-        <w:rPr>
-          <w:rFonts w:cs="B Nazanin"/>
-          <w:sz w:val="28"/>
-          <w:szCs w:val="28"/>
-          <w:rtl/>
-          <w:lang w:bidi="fa-IR"/>
-        </w:rPr>
-        <w:t>و</w:t>
-      </w:r>
-      <w:r>
-        <w:rPr>
-          <w:rFonts w:cs="B Nazanin"/>
-          <w:sz w:val="28"/>
-          <w:szCs w:val="28"/>
-          <w:lang w:bidi="fa-IR"/>
-        </w:rPr>
-        <w:t xml:space="preserve"> Poor </w:t>
-      </w:r>
-      <w:r>
-        <w:rPr>
-          <w:rFonts w:cs="B Nazanin"/>
-          <w:sz w:val="28"/>
-          <w:szCs w:val="28"/>
-          <w:rtl/>
-          <w:lang w:bidi="fa-IR"/>
-        </w:rPr>
-        <w:t>می‌باشد و از یک لایه خطی</w:t>
-      </w:r>
-      <w:r>
-        <w:rPr>
-          <w:rFonts w:cs="B Nazanin"/>
-          <w:sz w:val="28"/>
-          <w:szCs w:val="28"/>
-          <w:lang w:bidi="fa-IR"/>
-        </w:rPr>
-        <w:t xml:space="preserve"> (Linear) </w:t>
-      </w:r>
-      <w:r>
-        <w:rPr>
-          <w:rFonts w:cs="B Nazanin"/>
-          <w:sz w:val="28"/>
-          <w:szCs w:val="28"/>
-          <w:rtl/>
-          <w:lang w:bidi="fa-IR"/>
-        </w:rPr>
-        <w:t>تشکیل شده است</w:t>
-      </w:r>
-      <w:r>
-        <w:rPr>
-          <w:rFonts w:cs="B Nazanin"/>
-          <w:sz w:val="28"/>
-          <w:szCs w:val="28"/>
-          <w:lang w:bidi="fa-IR"/>
-        </w:rPr>
-        <w:t>.</w:t>
-      </w:r>
-    </w:p>
-    <w:p>
-      <w:pPr>
-        <w:jc w:val="both"/>
-        <w:rPr>
-          <w:rFonts w:cs="B Nazanin"/>
-          <w:sz w:val="28"/>
-          <w:szCs w:val="28"/>
-          <w:lang w:bidi="fa-IR"/>
-        </w:rPr>
-      </w:pPr>
-      <w:r>
-        <w:rPr>
-          <w:rFonts w:cs="B Nazanin"/>
-          <w:sz w:val="28"/>
-          <w:szCs w:val="28"/>
-          <w:rtl/>
-          <w:lang w:bidi="fa-IR"/>
-        </w:rPr>
-        <w:t>عملیات انتشار به جلو</w:t>
-      </w:r>
-      <w:r>
-        <w:rPr>
-          <w:rFonts w:cs="B Nazanin"/>
-          <w:sz w:val="28"/>
-          <w:szCs w:val="28"/>
-          <w:lang w:bidi="fa-IR"/>
-        </w:rPr>
-        <w:t xml:space="preserve"> (Forward Pass)</w:t>
-      </w:r>
-    </w:p>
-    <w:p>
-      <w:pPr>
-        <w:jc w:val="both"/>
-        <w:rPr>
-          <w:rFonts w:cs="B Nazanin"/>
-          <w:sz w:val="28"/>
-          <w:szCs w:val="28"/>
-          <w:lang w:bidi="fa-IR"/>
-        </w:rPr>
-      </w:pPr>
-      <w:r>
-        <w:rPr>
-          <w:rFonts w:cs="B Nazanin"/>
-          <w:sz w:val="28"/>
-          <w:szCs w:val="28"/>
-          <w:rtl/>
-          <w:lang w:bidi="fa-IR"/>
-        </w:rPr>
-        <w:t>در مرحله انتشار به جلو، ابتدا فاصله هر نمونه از همه مراکز محاسبه می‌شود. سپس این فواصل با استفاده از تابع گاوسی به مقادیر شباهت تبدیل می‌گردند. در نهایت، لایه خروجی خطی این مقادیر شباهت را با وزن‌های خود ترکیب کرده و خروجی نهایی را تولید می‌کند</w:t>
-      </w:r>
-      <w:r>
-        <w:rPr>
-          <w:rFonts w:cs="B Nazanin"/>
-          <w:sz w:val="28"/>
-          <w:szCs w:val="28"/>
-          <w:lang w:bidi="fa-IR"/>
-        </w:rPr>
-        <w:t>.</w:t>
-      </w:r>
-    </w:p>
-    <w:p>
-      <w:pPr>
-        <w:jc w:val="both"/>
-        <w:rPr>
-          <w:rFonts w:cs="B Nazanin"/>
-          <w:sz w:val="28"/>
-          <w:szCs w:val="28"/>
-          <w:lang w:bidi="fa-IR"/>
-        </w:rPr>
-      </w:pPr>
-      <w:r>
-        <w:rPr>
-          <w:rFonts w:cs="B Nazanin"/>
-          <w:sz w:val="28"/>
-          <w:szCs w:val="28"/>
-          <w:rtl/>
-          <w:lang w:bidi="fa-IR"/>
-        </w:rPr>
-        <w:t>تابع هزینه</w:t>
-      </w:r>
-      <w:r>
-        <w:rPr>
-          <w:rFonts w:cs="B Nazanin"/>
-          <w:sz w:val="28"/>
-          <w:szCs w:val="28"/>
-          <w:lang w:bidi="fa-IR"/>
-        </w:rPr>
-        <w:t xml:space="preserve"> (Loss Function)</w:t>
-      </w:r>
-    </w:p>
-    <w:p>
-      <w:pPr>
-        <w:jc w:val="both"/>
-        <w:rPr>
-          <w:rFonts w:cs="B Nazanin"/>
-          <w:sz w:val="28"/>
-          <w:szCs w:val="28"/>
-          <w:lang w:bidi="fa-IR"/>
-        </w:rPr>
-      </w:pPr>
-      <w:r>
-        <w:rPr>
-          <w:rFonts w:cs="B Nazanin"/>
-          <w:sz w:val="28"/>
-          <w:szCs w:val="28"/>
-          <w:rtl/>
-          <w:lang w:bidi="fa-IR"/>
-        </w:rPr>
-        <w:t>برای آموزش شبکه</w:t>
-      </w:r>
-      <w:r>
-        <w:rPr>
-          <w:rFonts w:cs="B Nazanin"/>
-          <w:sz w:val="28"/>
-          <w:szCs w:val="28"/>
-          <w:lang w:bidi="fa-IR"/>
-        </w:rPr>
-        <w:t xml:space="preserve"> RBF </w:t>
-      </w:r>
-      <w:r>
-        <w:rPr>
-          <w:rFonts w:cs="B Nazanin"/>
-          <w:sz w:val="28"/>
-          <w:szCs w:val="28"/>
-          <w:rtl/>
-          <w:lang w:bidi="fa-IR"/>
-        </w:rPr>
-        <w:t>از تابع هزینه</w:t>
-      </w:r>
-      <w:r>
-        <w:rPr>
-          <w:rFonts w:cs="B Nazanin"/>
-          <w:sz w:val="28"/>
-          <w:szCs w:val="28"/>
-          <w:lang w:bidi="fa-IR"/>
-        </w:rPr>
-        <w:t xml:space="preserve"> Cross-Entropy </w:t>
-      </w:r>
-      <w:r>
-        <w:rPr>
-          <w:rFonts w:cs="B Nazanin"/>
-          <w:sz w:val="28"/>
-          <w:szCs w:val="28"/>
-          <w:rtl/>
-          <w:lang w:bidi="fa-IR"/>
-        </w:rPr>
-        <w:t>استفاده شده است. این تابع برای مسائل طبقه‌بندی چندکلاسه مناسب است و میزان اختلاف بین پیش‌بینی مدل و برچسب واقعی را اندازه‌گیری می‌کند</w:t>
-      </w:r>
-      <w:r>
-        <w:rPr>
-          <w:rFonts w:cs="B Nazanin"/>
-          <w:sz w:val="28"/>
-          <w:szCs w:val="28"/>
-          <w:lang w:bidi="fa-IR"/>
-        </w:rPr>
-        <w:t>.</w:t>
-      </w:r>
-    </w:p>
-    <w:p>
-      <w:pPr>
-        <w:jc w:val="both"/>
-        <w:rPr>
-          <w:rFonts w:cs="B Nazanin"/>
-          <w:sz w:val="28"/>
-          <w:szCs w:val="28"/>
-          <w:lang w:bidi="fa-IR"/>
-        </w:rPr>
-      </w:pPr>
-      <w:r>
-        <w:rPr>
-          <w:rFonts w:cs="B Nazanin"/>
-          <w:sz w:val="28"/>
-          <w:szCs w:val="28"/>
-          <w:rtl/>
-          <w:lang w:bidi="fa-IR"/>
-        </w:rPr>
-        <w:t>آموزش پارامترها</w:t>
-      </w:r>
-      <w:r>
-        <w:rPr>
-          <w:rFonts w:cs="B Nazanin"/>
-          <w:sz w:val="28"/>
-          <w:szCs w:val="28"/>
-          <w:lang w:bidi="fa-IR"/>
-        </w:rPr>
-        <w:t xml:space="preserve"> (Trainable Parameters)</w:t>
-      </w:r>
-    </w:p>
-    <w:p>
-      <w:pPr>
-        <w:jc w:val="both"/>
-        <w:rPr>
-          <w:rFonts w:cs="B Nazanin"/>
-          <w:sz w:val="28"/>
-          <w:szCs w:val="28"/>
-          <w:lang w:bidi="fa-IR"/>
-        </w:rPr>
-      </w:pPr>
-      <w:r>
-        <w:rPr>
-          <w:rFonts w:cs="B Nazanin"/>
-          <w:sz w:val="28"/>
-          <w:szCs w:val="28"/>
-          <w:rtl/>
-          <w:lang w:bidi="fa-IR"/>
-        </w:rPr>
-        <w:t>در شبکه</w:t>
-      </w:r>
-      <w:r>
-        <w:rPr>
-          <w:rFonts w:cs="B Nazanin"/>
-          <w:sz w:val="28"/>
-          <w:szCs w:val="28"/>
-          <w:lang w:bidi="fa-IR"/>
-        </w:rPr>
-        <w:t xml:space="preserve"> RBF</w:t>
-      </w:r>
-      <w:r>
-        <w:rPr>
-          <w:rFonts w:cs="B Nazanin"/>
-          <w:sz w:val="28"/>
-          <w:szCs w:val="28"/>
-          <w:rtl/>
-          <w:lang w:bidi="fa-IR"/>
-        </w:rPr>
-        <w:t>، سه دسته پارامتر قابل آموزش وجود دارد</w:t>
-      </w:r>
-      <w:r>
-        <w:rPr>
-          <w:rFonts w:cs="B Nazanin"/>
-          <w:sz w:val="28"/>
-          <w:szCs w:val="28"/>
-          <w:lang w:bidi="fa-IR"/>
-        </w:rPr>
-        <w:t>:</w:t>
-      </w:r>
-    </w:p>
-    <w:p>
-      <w:pPr>
-        <w:jc w:val="both"/>
-        <w:rPr>
-          <w:rFonts w:cs="B Nazanin"/>
-          <w:sz w:val="28"/>
-          <w:szCs w:val="28"/>
-          <w:lang w:bidi="fa-IR"/>
-        </w:rPr>
-      </w:pPr>
-      <w:r>
-        <w:rPr>
-          <w:rFonts w:cs="B Nazanin"/>
-          <w:sz w:val="28"/>
-          <w:szCs w:val="28"/>
-          <w:rtl/>
-          <w:lang w:bidi="fa-IR"/>
-        </w:rPr>
-        <w:t>وزن‌های لایه خروجی همیشه در حین آموزش به‌روزرسانی می‌شوند. این وزن‌ها تعیین می‌کنند که هر نورون</w:t>
-      </w:r>
-      <w:r>
-        <w:rPr>
-          <w:rFonts w:cs="B Nazanin"/>
-          <w:sz w:val="28"/>
-          <w:szCs w:val="28"/>
-          <w:lang w:bidi="fa-IR"/>
-        </w:rPr>
-        <w:t xml:space="preserve"> RBF </w:t>
-      </w:r>
-      <w:r>
-        <w:rPr>
-          <w:rFonts w:cs="B Nazanin"/>
-          <w:sz w:val="28"/>
-          <w:szCs w:val="28"/>
-          <w:rtl/>
-          <w:lang w:bidi="fa-IR"/>
-        </w:rPr>
-        <w:t>چقدر در پیش‌بینی هر کلاس نقش داشته باشد</w:t>
-      </w:r>
-      <w:r>
-        <w:rPr>
-          <w:rFonts w:cs="B Nazanin"/>
-          <w:sz w:val="28"/>
-          <w:szCs w:val="28"/>
-          <w:lang w:bidi="fa-IR"/>
-        </w:rPr>
-        <w:t>.</w:t>
-      </w:r>
-    </w:p>
-    <w:p>
-      <w:pPr>
-        <w:jc w:val="both"/>
-        <w:rPr>
-          <w:rFonts w:cs="B Nazanin"/>
-          <w:sz w:val="28"/>
-          <w:szCs w:val="28"/>
-          <w:lang w:bidi="fa-IR"/>
-        </w:rPr>
-      </w:pPr>
-      <w:r>
-        <w:rPr>
-          <w:rFonts w:cs="B Nazanin"/>
-          <w:sz w:val="28"/>
-          <w:szCs w:val="28"/>
-          <w:rtl/>
-          <w:lang w:bidi="fa-IR"/>
-        </w:rPr>
-        <w:t>مراکز لایه</w:t>
-      </w:r>
-      <w:r>
-        <w:rPr>
-          <w:rFonts w:cs="B Nazanin"/>
-          <w:sz w:val="28"/>
-          <w:szCs w:val="28"/>
-          <w:lang w:bidi="fa-IR"/>
-        </w:rPr>
-        <w:t xml:space="preserve"> RBF </w:t>
-      </w:r>
-      <w:r>
-        <w:rPr>
-          <w:rFonts w:cs="B Nazanin"/>
-          <w:sz w:val="28"/>
-          <w:szCs w:val="28"/>
-          <w:rtl/>
-          <w:lang w:bidi="fa-IR"/>
-        </w:rPr>
-        <w:t>می‌توانند ثابت باشند یا در حین آموزش به‌روزرسانی شوند. این قابلیت توسط پارامتر</w:t>
-      </w:r>
-      <w:r>
-        <w:rPr>
-          <w:rFonts w:cs="B Nazanin"/>
-          <w:sz w:val="28"/>
-          <w:szCs w:val="28"/>
-          <w:lang w:bidi="fa-IR"/>
-        </w:rPr>
-        <w:t xml:space="preserve"> </w:t>
-      </w:r>
-      <w:proofErr w:type="spellStart"/>
-      <w:r>
-        <w:rPr>
-          <w:rFonts w:cs="B Nazanin"/>
-          <w:sz w:val="28"/>
-          <w:szCs w:val="28"/>
-          <w:lang w:bidi="fa-IR"/>
-        </w:rPr>
-        <w:t>trainable_centers</w:t>
-      </w:r>
-      <w:proofErr w:type="spellEnd"/>
-      <w:r>
-        <w:rPr>
-          <w:rFonts w:cs="B Nazanin"/>
-          <w:sz w:val="28"/>
-          <w:szCs w:val="28"/>
-          <w:lang w:bidi="fa-IR"/>
-        </w:rPr>
-        <w:t xml:space="preserve"> </w:t>
-      </w:r>
-      <w:r>
-        <w:rPr>
-          <w:rFonts w:cs="B Nazanin"/>
-          <w:sz w:val="28"/>
-          <w:szCs w:val="28"/>
-          <w:rtl/>
-          <w:lang w:bidi="fa-IR"/>
-        </w:rPr>
-        <w:t>کنترل می‌شود</w:t>
-      </w:r>
-      <w:r>
-        <w:rPr>
-          <w:rFonts w:cs="B Nazanin"/>
-          <w:sz w:val="28"/>
-          <w:szCs w:val="28"/>
-          <w:lang w:bidi="fa-IR"/>
-        </w:rPr>
-        <w:t>.</w:t>
-      </w:r>
-    </w:p>
-    <w:p>
-      <w:pPr>
-        <w:jc w:val="both"/>
-        <w:rPr>
-          <w:rFonts w:cs="B Nazanin"/>
-          <w:sz w:val="28"/>
-          <w:szCs w:val="28"/>
-          <w:lang w:bidi="fa-IR"/>
-        </w:rPr>
-      </w:pPr>
-      <w:r>
-        <w:rPr>
-          <w:rFonts w:cs="B Nazanin"/>
-          <w:sz w:val="28"/>
-          <w:szCs w:val="28"/>
-          <w:rtl/>
-          <w:lang w:bidi="fa-IR"/>
-        </w:rPr>
-        <w:t>شعاع‌های لایه</w:t>
-      </w:r>
-      <w:r>
-        <w:rPr>
-          <w:rFonts w:cs="B Nazanin"/>
-          <w:sz w:val="28"/>
-          <w:szCs w:val="28"/>
-          <w:lang w:bidi="fa-IR"/>
-        </w:rPr>
-        <w:t xml:space="preserve"> RBF </w:t>
-      </w:r>
-      <w:r>
-        <w:rPr>
-          <w:rFonts w:cs="B Nazanin"/>
-          <w:sz w:val="28"/>
-          <w:szCs w:val="28"/>
-          <w:rtl/>
-          <w:lang w:bidi="fa-IR"/>
-        </w:rPr>
-        <w:t>نیز می‌توانند ثابت باشند یا در حین آموزش به‌روزرسانی شوند. این قابلیت توسط پارامتر</w:t>
-      </w:r>
-      <w:r>
-        <w:rPr>
-          <w:rFonts w:cs="B Nazanin"/>
-          <w:sz w:val="28"/>
-          <w:szCs w:val="28"/>
-          <w:lang w:bidi="fa-IR"/>
-        </w:rPr>
-        <w:t xml:space="preserve"> </w:t>
-      </w:r>
-      <w:proofErr w:type="spellStart"/>
-      <w:r>
-        <w:rPr>
-          <w:rFonts w:cs="B Nazanin"/>
-          <w:sz w:val="28"/>
-          <w:szCs w:val="28"/>
-          <w:lang w:bidi="fa-IR"/>
-        </w:rPr>
-        <w:t>trainable_sigma</w:t>
-      </w:r>
-      <w:proofErr w:type="spellEnd"/>
-      <w:r>
-        <w:rPr>
-          <w:rFonts w:cs="B Nazanin"/>
-          <w:sz w:val="28"/>
-          <w:szCs w:val="28"/>
-          <w:lang w:bidi="fa-IR"/>
-        </w:rPr>
-        <w:t xml:space="preserve"> </w:t>
-      </w:r>
-      <w:r>
-        <w:rPr>
-          <w:rFonts w:cs="B Nazanin"/>
-          <w:sz w:val="28"/>
-          <w:szCs w:val="28"/>
-          <w:rtl/>
-          <w:lang w:bidi="fa-IR"/>
-        </w:rPr>
-        <w:t>کنترل می‌شود</w:t>
-      </w:r>
-      <w:r>
-        <w:rPr>
-          <w:rFonts w:cs="B Nazanin"/>
-          <w:sz w:val="28"/>
-          <w:szCs w:val="28"/>
-          <w:lang w:bidi="fa-IR"/>
-        </w:rPr>
-        <w:t>.</w:t>
-      </w:r>
-    </w:p>
-    <w:p>
-      <w:pPr>
-        <w:jc w:val="both"/>
-        <w:rPr>
-          <w:rFonts w:cs="B Nazanin"/>
-          <w:sz w:val="28"/>
-          <w:szCs w:val="28"/>
-          <w:lang w:bidi="fa-IR"/>
-        </w:rPr>
-      </w:pPr>
-      <w:r>
-        <w:rPr>
-          <w:rFonts w:cs="B Nazanin"/>
-          <w:sz w:val="28"/>
-          <w:szCs w:val="28"/>
-          <w:rtl/>
-          <w:lang w:bidi="fa-IR"/>
-        </w:rPr>
-        <w:t>برای به‌روزرسانی پارامترها از بهینه‌ساز</w:t>
-      </w:r>
-      <w:r>
-        <w:rPr>
-          <w:rFonts w:cs="B Nazanin"/>
-          <w:sz w:val="28"/>
-          <w:szCs w:val="28"/>
-          <w:lang w:bidi="fa-IR"/>
-        </w:rPr>
-        <w:t xml:space="preserve"> Adam </w:t>
-      </w:r>
-      <w:r>
-        <w:rPr>
-          <w:rFonts w:cs="B Nazanin"/>
-          <w:sz w:val="28"/>
-          <w:szCs w:val="28"/>
-          <w:rtl/>
-          <w:lang w:bidi="fa-IR"/>
-        </w:rPr>
-        <w:t>استفاده شده است که نسخه‌ای بهبودیافته از</w:t>
-      </w:r>
-      <w:r>
-        <w:rPr>
-          <w:rFonts w:cs="B Nazanin"/>
-          <w:sz w:val="28"/>
-          <w:szCs w:val="28"/>
-          <w:lang w:bidi="fa-IR"/>
-        </w:rPr>
-        <w:t xml:space="preserve"> </w:t>
-      </w:r>
-      <w:r>
-        <w:rPr>
-          <w:rFonts w:cs="B Nazanin"/>
-          <w:sz w:val="28"/>
-          <w:szCs w:val="28"/>
-          <w:lang w:bidi="fa-IR"/>
-        </w:rPr>
-        <w:t xml:space="preserve"> </w:t>
-      </w:r>
-      <w:r>
-        <w:rPr>
-          <w:rFonts w:cs="B Nazanin"/>
-          <w:sz w:val="28"/>
-          <w:szCs w:val="28"/>
-          <w:lang w:bidi="fa-IR"/>
-        </w:rPr>
-        <w:t xml:space="preserve">Gradient Descent </w:t>
-      </w:r>
-      <w:r>
-        <w:rPr>
-          <w:rFonts w:cs="B Nazanin"/>
-          <w:sz w:val="28"/>
-          <w:szCs w:val="28"/>
-          <w:rtl/>
-          <w:lang w:bidi="fa-IR"/>
-        </w:rPr>
-        <w:t>محسوب می‌شود</w:t>
-      </w:r>
-      <w:r>
-        <w:rPr>
-          <w:rFonts w:cs="B Nazanin"/>
-          <w:sz w:val="28"/>
-          <w:szCs w:val="28"/>
-          <w:lang w:bidi="fa-IR"/>
-        </w:rPr>
-        <w:t>.</w:t>
-      </w:r>
-    </w:p>
-    <w:p>
-      <w:pPr>
-        <w:jc w:val="both"/>
-        <w:rPr>
-          <w:rFonts w:cs="B Nazanin"/>
-          <w:sz w:val="28"/>
-          <w:szCs w:val="28"/>
-          <w:lang w:bidi="fa-IR"/>
-        </w:rPr>
-      </w:pPr>
-      <w:r>
-        <w:rPr>
-          <w:rFonts w:cs="B Nazanin"/>
-          <w:sz w:val="28"/>
-          <w:szCs w:val="28"/>
-          <w:lang w:bidi="fa-IR"/>
-        </w:rPr>
-        <w:t>Early Stopping</w:t>
-      </w:r>
-    </w:p>
-    <w:p>
-      <w:pPr>
-        <w:jc w:val="both"/>
-        <w:rPr>
-          <w:rFonts w:cs="B Nazanin"/>
-          <w:sz w:val="28"/>
-          <w:szCs w:val="28"/>
-          <w:lang w:bidi="fa-IR"/>
-        </w:rPr>
-      </w:pPr>
-      <w:r>
-        <w:rPr>
-          <w:rFonts w:cs="B Nazanin"/>
-          <w:sz w:val="28"/>
-          <w:szCs w:val="28"/>
-          <w:rtl/>
-          <w:lang w:bidi="fa-IR"/>
-        </w:rPr>
-        <w:t>برای جلوگیری از بیش‌برازش</w:t>
-      </w:r>
-      <w:r>
-        <w:rPr>
-          <w:rFonts w:cs="B Nazanin"/>
-          <w:sz w:val="28"/>
-          <w:szCs w:val="28"/>
-          <w:lang w:bidi="fa-IR"/>
-        </w:rPr>
-        <w:t xml:space="preserve"> (Overfitting)</w:t>
-      </w:r>
-      <w:r>
-        <w:rPr>
-          <w:rFonts w:cs="B Nazanin"/>
-          <w:sz w:val="28"/>
-          <w:szCs w:val="28"/>
-          <w:rtl/>
-          <w:lang w:bidi="fa-IR"/>
-        </w:rPr>
-        <w:t>، از تکنیک</w:t>
-      </w:r>
-      <w:r>
-        <w:rPr>
-          <w:rFonts w:cs="B Nazanin"/>
-          <w:sz w:val="28"/>
-          <w:szCs w:val="28"/>
-          <w:lang w:bidi="fa-IR"/>
-        </w:rPr>
-        <w:t xml:space="preserve"> Early Stopping </w:t>
-      </w:r>
-      <w:r>
-        <w:rPr>
-          <w:rFonts w:cs="B Nazanin"/>
-          <w:sz w:val="28"/>
-          <w:szCs w:val="28"/>
-          <w:rtl/>
-          <w:lang w:bidi="fa-IR"/>
-        </w:rPr>
-        <w:t>استفاده شده است. در این روش، اگر برای ۱۵ دوره متوالی، مقدار</w:t>
-      </w:r>
-      <w:r>
-        <w:rPr>
-          <w:rFonts w:cs="B Nazanin"/>
-          <w:sz w:val="28"/>
-          <w:szCs w:val="28"/>
-          <w:lang w:bidi="fa-IR"/>
-        </w:rPr>
-        <w:t xml:space="preserve"> F1 </w:t>
-      </w:r>
-      <w:r>
-        <w:rPr>
-          <w:rFonts w:cs="B Nazanin"/>
-          <w:sz w:val="28"/>
-          <w:szCs w:val="28"/>
-          <w:rtl/>
-          <w:lang w:bidi="fa-IR"/>
-        </w:rPr>
-        <w:t>روی داده اعتبارسنجی بهبود پیدا نکند، فرآیند آموزش متوقف می‌شود و بهترین مدل ذخیره‌شده بازیابی می‌گردد</w:t>
-      </w:r>
-      <w:r>
-        <w:rPr>
-          <w:rFonts w:cs="B Nazanin"/>
-          <w:sz w:val="28"/>
-          <w:szCs w:val="28"/>
-          <w:lang w:bidi="fa-IR"/>
-        </w:rPr>
-        <w:t>.</w:t>
-      </w:r>
-    </w:p>
-    <w:p>
-      <w:pPr>
-        <w:jc w:val="both"/>
-        <w:rPr>
-          <w:rFonts w:cs="B Nazanin"/>
-          <w:sz w:val="28"/>
-          <w:szCs w:val="28"/>
-          <w:lang w:bidi="fa-IR"/>
-        </w:rPr>
-      </w:pPr>
-      <w:r>
-        <w:rPr>
-          <w:rFonts w:cs="B Nazanin"/>
-          <w:sz w:val="28"/>
-          <w:szCs w:val="28"/>
-          <w:rtl/>
-          <w:lang w:bidi="fa-IR"/>
-        </w:rPr>
-        <w:lastRenderedPageBreak/>
-        <w:t>آموزش با دسته‌های کوچک</w:t>
-      </w:r>
-      <w:r>
-        <w:rPr>
-          <w:rFonts w:cs="B Nazanin"/>
-          <w:sz w:val="28"/>
-          <w:szCs w:val="28"/>
-          <w:lang w:bidi="fa-IR"/>
-        </w:rPr>
-        <w:t xml:space="preserve"> (Mini-Batch Training)</w:t>
-      </w:r>
-    </w:p>
-    <w:p>
-      <w:pPr>
-        <w:jc w:val="both"/>
-        <w:rPr>
-          <w:rFonts w:cs="B Nazanin"/>
-          <w:sz w:val="28"/>
-          <w:szCs w:val="28"/>
-          <w:lang w:bidi="fa-IR"/>
-        </w:rPr>
-      </w:pPr>
-      <w:r>
-        <w:rPr>
-          <w:rFonts w:cs="B Nazanin"/>
-          <w:sz w:val="28"/>
-          <w:szCs w:val="28"/>
-          <w:rtl/>
-          <w:lang w:bidi="fa-IR"/>
-        </w:rPr>
-        <w:t>در این پروژه، از روش</w:t>
-      </w:r>
-      <w:r>
-        <w:rPr>
-          <w:rFonts w:cs="B Nazanin"/>
-          <w:sz w:val="28"/>
-          <w:szCs w:val="28"/>
-          <w:lang w:bidi="fa-IR"/>
-        </w:rPr>
-        <w:t xml:space="preserve"> Mini-Batch Gradient Descent </w:t>
-      </w:r>
-      <w:r>
-        <w:rPr>
-          <w:rFonts w:cs="B Nazanin"/>
-          <w:sz w:val="28"/>
-          <w:szCs w:val="28"/>
-          <w:rtl/>
-          <w:lang w:bidi="fa-IR"/>
-        </w:rPr>
-        <w:t>استفاده شده است. در این روش، داده به دسته‌های کوچک</w:t>
-      </w:r>
-      <w:r>
-        <w:rPr>
-          <w:rFonts w:cs="B Nazanin"/>
-          <w:sz w:val="28"/>
-          <w:szCs w:val="28"/>
-          <w:lang w:bidi="fa-IR"/>
-        </w:rPr>
-        <w:t xml:space="preserve"> (batch) </w:t>
-      </w:r>
-      <w:r>
-        <w:rPr>
-          <w:rFonts w:cs="B Nazanin"/>
-          <w:sz w:val="28"/>
-          <w:szCs w:val="28"/>
-          <w:rtl/>
-          <w:lang w:bidi="fa-IR"/>
-        </w:rPr>
-        <w:t>تقسیم می‌شود و پس از پردازش هر دسته، پارامترها به‌روزرسانی می‌گردند. این روش مزایای زیر را دارد</w:t>
-      </w:r>
-      <w:r>
-        <w:rPr>
-          <w:rFonts w:cs="B Nazanin"/>
-          <w:sz w:val="28"/>
-          <w:szCs w:val="28"/>
-          <w:lang w:bidi="fa-IR"/>
-        </w:rPr>
-        <w:t>:</w:t>
-      </w:r>
-    </w:p>
-    <w:p>
-      <w:pPr>
-        <w:jc w:val="both"/>
-        <w:rPr>
-          <w:rFonts w:cs="B Nazanin"/>
-          <w:sz w:val="28"/>
-          <w:szCs w:val="28"/>
-          <w:lang w:bidi="fa-IR"/>
-        </w:rPr>
-      </w:pPr>
-      <w:r>
-        <w:rPr>
-          <w:rFonts w:cs="B Nazanin"/>
-          <w:sz w:val="28"/>
-          <w:szCs w:val="28"/>
-          <w:rtl/>
-          <w:lang w:bidi="fa-IR"/>
-        </w:rPr>
-        <w:t>سرعت بیشتر نسبت به</w:t>
-      </w:r>
-      <w:r>
-        <w:rPr>
-          <w:rFonts w:cs="B Nazanin"/>
-          <w:sz w:val="28"/>
-          <w:szCs w:val="28"/>
-          <w:lang w:bidi="fa-IR"/>
-        </w:rPr>
-        <w:t xml:space="preserve"> Batch GD </w:t>
-      </w:r>
-      <w:r>
-        <w:rPr>
-          <w:rFonts w:cs="B Nazanin"/>
-          <w:sz w:val="28"/>
-          <w:szCs w:val="28"/>
-          <w:rtl/>
-          <w:lang w:bidi="fa-IR"/>
-        </w:rPr>
-        <w:t>به دلیل به‌روزرسانی مکرر پارامترها، مصرف حافظه کمتر، و توانایی عبور از کمینه‌های محلی به دلیل وجود نویز در گرادیان</w:t>
-      </w:r>
-      <w:r>
-        <w:rPr>
-          <w:rFonts w:cs="B Nazanin"/>
-          <w:sz w:val="28"/>
-          <w:szCs w:val="28"/>
-          <w:lang w:bidi="fa-IR"/>
-        </w:rPr>
-        <w:t>.</w:t>
-      </w:r>
-    </w:p>
-    <w:p>
-      <w:pPr>
-        <w:jc w:val="both"/>
-        <w:rPr>
-          <w:rStyle w:val="Heading2Char"/>
-          <w:rtl/>
-          <w:lang w:bidi="fa-IR"/>
-        </w:rPr>
-      </w:pPr>
-    </w:p>
-    <w:p>
-      <w:pPr>
-        <w:jc w:val="both"/>
-        <w:rPr>
-          <w:rStyle w:val="Heading2Char"/>
-          <w:lang w:bidi="fa-IR"/>
-        </w:rPr>
-      </w:pPr>
-    </w:p>
-    <w:p>
-      <w:pPr>
-        <w:jc w:val="both"/>
-        <w:rPr>
-          <w:rStyle w:val="Heading2Char"/>
-          <w:lang w:bidi="fa-IR"/>
-        </w:rPr>
-      </w:pPr>
-    </w:p>
-    <w:p>
-      <w:pPr>
-        <w:jc w:val="both"/>
-        <w:rPr>
-          <w:rStyle w:val="Heading2Char"/>
-          <w:lang w:bidi="fa-IR"/>
-        </w:rPr>
-      </w:pPr>
-    </w:p>
-    <w:p>
-      <w:pPr>
-        <w:jc w:val="both"/>
-        <w:rPr>
-          <w:rStyle w:val="Heading2Char"/>
-          <w:rtl/>
-          <w:lang w:bidi="fa-IR"/>
-        </w:rPr>
-      </w:pPr>
-    </w:p>
-    <w:p>
-      <w:pPr>
-        <w:jc w:val="both"/>
-        <w:rPr>
-          <w:rStyle w:val="Heading1Char"/>
-          <w:rtl/>
-          <w:lang w:bidi="fa-IR"/>
-        </w:rPr>
-      </w:pPr>
-      <w:bookmarkStart w:id="8" w:name="_Toc232373645"/>
-      <w:r>
-        <w:rPr>
-          <w:rStyle w:val="Heading1Char"/>
-          <w:rtl/>
-          <w:lang w:bidi="fa-IR"/>
-        </w:rPr>
-        <w:t>3. خروجی و تحلیل</w:t>
-      </w:r>
-      <w:bookmarkEnd w:id="8"/>
-    </w:p>
-    <w:p>
-      <w:pPr>
-        <w:jc w:val="both"/>
-        <w:rPr>
-          <w:rFonts w:cs="B Nazanin"/>
-          <w:sz w:val="32"/>
-          <w:szCs w:val="32"/>
-          <w:rtl/>
-          <w:lang w:bidi="fa-IR"/>
-        </w:rPr>
-      </w:pPr>
-      <w:bookmarkStart w:id="9" w:name="_Toc232373646"/>
-      <w:r>
-        <w:rPr>
-          <w:rStyle w:val="Heading2Char"/>
-          <w:rFonts w:hint="cs"/>
-          <w:rtl/>
-          <w:lang w:bidi="fa-IR"/>
-        </w:rPr>
-        <w:t>1.3</w:t>
-      </w:r>
-      <w:r>
-        <w:rPr>
-          <w:rStyle w:val="Heading2Char"/>
-          <w:rtl/>
-          <w:lang w:bidi="fa-IR"/>
-        </w:rPr>
-        <w:t>.</w:t>
-      </w:r>
-      <w:r>
-        <w:rPr>
-          <w:rStyle w:val="Heading2Char"/>
-          <w:lang w:bidi="fa-IR"/>
-        </w:rPr>
-        <w:t xml:space="preserve"> MLP</w:t>
-      </w:r>
-      <w:bookmarkEnd w:id="9"/>
-      <w:r>
-        <w:rPr>
-          <w:rFonts w:cs="B Nazanin"/>
-          <w:sz w:val="32"/>
-          <w:szCs w:val="32"/>
-          <w:lang w:bidi="fa-IR"/>
-        </w:rPr>
-        <w:t xml:space="preserve"> </w:t>
-      </w:r>
-    </w:p>
-    <w:p>
-      <w:pPr>
-        <w:jc w:val="both"/>
-        <w:rPr>
-          <w:rFonts w:cs="B Nazanin"/>
-          <w:sz w:val="32"/>
-          <w:szCs w:val="32"/>
-          <w:rtl/>
-          <w:lang w:bidi="fa-IR"/>
-        </w:rPr>
-      </w:pPr>
-    </w:p>
-    <w:p>
-      <w:pPr>
-        <w:jc w:val="both"/>
-        <w:rPr>
-          <w:rFonts w:cs="B Nazanin"/>
-          <w:sz w:val="32"/>
-          <w:szCs w:val="32"/>
-          <w:lang w:bidi="fa-IR"/>
-        </w:rPr>
-      </w:pPr>
-      <w:r>
-        <w:rPr>
-          <w:rFonts w:cs="B Nazanin"/>
-          <w:sz w:val="32"/>
-          <w:szCs w:val="32"/>
-          <w:rtl/>
-          <w:lang w:bidi="fa-IR"/>
-        </w:rPr>
-        <w:t xml:space="preserve">1. [13, 32, 16, 3] | </w:t>
-      </w:r>
-      <w:r>
-        <w:rPr>
-          <w:rFonts w:cs="B Nazanin"/>
-          <w:sz w:val="32"/>
-          <w:szCs w:val="32"/>
-          <w:lang w:bidi="fa-IR"/>
-        </w:rPr>
-        <w:t>act=</w:t>
-      </w:r>
-      <w:proofErr w:type="spellStart"/>
-      <w:r>
-        <w:rPr>
-          <w:rFonts w:cs="B Nazanin"/>
-          <w:sz w:val="32"/>
-          <w:szCs w:val="32"/>
-          <w:lang w:bidi="fa-IR"/>
-        </w:rPr>
-        <w:t>relu</w:t>
-      </w:r>
-      <w:proofErr w:type="spellEnd"/>
-      <w:r>
-        <w:rPr>
-          <w:rFonts w:cs="B Nazanin"/>
-          <w:sz w:val="32"/>
-          <w:szCs w:val="32"/>
-          <w:lang w:bidi="fa-IR"/>
-        </w:rPr>
-        <w:t xml:space="preserve"> | </w:t>
-      </w:r>
-      <w:proofErr w:type="spellStart"/>
-      <w:r>
-        <w:rPr>
-          <w:rFonts w:cs="B Nazanin"/>
-          <w:sz w:val="32"/>
-          <w:szCs w:val="32"/>
-          <w:lang w:bidi="fa-IR"/>
-        </w:rPr>
-        <w:t>lr</w:t>
-      </w:r>
-      <w:proofErr w:type="spellEnd"/>
-      <w:r>
-        <w:rPr>
-          <w:rFonts w:cs="B Nazanin"/>
-          <w:sz w:val="32"/>
-          <w:szCs w:val="32"/>
-          <w:lang w:bidi="fa-IR"/>
-        </w:rPr>
-        <w:t xml:space="preserve">=0.01 | </w:t>
-      </w:r>
-      <w:proofErr w:type="spellStart"/>
-      <w:r>
-        <w:rPr>
-          <w:rFonts w:cs="B Nazanin"/>
-          <w:sz w:val="32"/>
-          <w:szCs w:val="32"/>
-          <w:lang w:bidi="fa-IR"/>
-        </w:rPr>
-        <w:t>init</w:t>
-      </w:r>
-      <w:proofErr w:type="spellEnd"/>
-      <w:r>
-        <w:rPr>
-          <w:rFonts w:cs="B Nazanin"/>
-          <w:sz w:val="32"/>
-          <w:szCs w:val="32"/>
-          <w:lang w:bidi="fa-IR"/>
-        </w:rPr>
-        <w:t xml:space="preserve">=he | l2=0.001 | batch=32 | </w:t>
-      </w:r>
-      <w:proofErr w:type="spellStart"/>
-      <w:r>
-        <w:rPr>
-          <w:rFonts w:cs="B Nazanin"/>
-          <w:sz w:val="32"/>
-          <w:szCs w:val="32"/>
-          <w:lang w:bidi="fa-IR"/>
-        </w:rPr>
-        <w:t>early_stop</w:t>
-      </w:r>
-      <w:proofErr w:type="spellEnd"/>
-      <w:r>
-        <w:rPr>
-          <w:rFonts w:cs="B Nazanin"/>
-          <w:sz w:val="32"/>
-          <w:szCs w:val="32"/>
-          <w:lang w:bidi="fa-IR"/>
-        </w:rPr>
-        <w:t>=10 =&gt; Val F1=0.8802</w:t>
-      </w:r>
-    </w:p>
-    <w:p>
-      <w:pPr>
-        <w:jc w:val="both"/>
-        <w:rPr>
-          <w:rFonts w:cs="B Nazanin"/>
-          <w:sz w:val="32"/>
-          <w:szCs w:val="32"/>
-          <w:lang w:bidi="fa-IR"/>
-        </w:rPr>
-      </w:pPr>
-      <w:r>
-        <w:rPr>
-          <w:rFonts w:cs="B Nazanin"/>
-          <w:sz w:val="32"/>
-          <w:szCs w:val="32"/>
-          <w:rtl/>
-          <w:lang w:bidi="fa-IR"/>
-        </w:rPr>
-        <w:t xml:space="preserve">2. [13, 32, 16, 3] | </w:t>
-      </w:r>
-      <w:r>
-        <w:rPr>
-          <w:rFonts w:cs="B Nazanin"/>
-          <w:sz w:val="32"/>
-          <w:szCs w:val="32"/>
-          <w:lang w:bidi="fa-IR"/>
-        </w:rPr>
-        <w:t>act=</w:t>
-      </w:r>
-      <w:proofErr w:type="spellStart"/>
-      <w:r>
-        <w:rPr>
-          <w:rFonts w:cs="B Nazanin"/>
-          <w:sz w:val="32"/>
-          <w:szCs w:val="32"/>
-          <w:lang w:bidi="fa-IR"/>
-        </w:rPr>
-        <w:t>relu</w:t>
-      </w:r>
-      <w:proofErr w:type="spellEnd"/>
-      <w:r>
-        <w:rPr>
-          <w:rFonts w:cs="B Nazanin"/>
-          <w:sz w:val="32"/>
-          <w:szCs w:val="32"/>
-          <w:lang w:bidi="fa-IR"/>
-        </w:rPr>
-        <w:t xml:space="preserve"> | </w:t>
-      </w:r>
-      <w:proofErr w:type="spellStart"/>
-      <w:r>
-        <w:rPr>
-          <w:rFonts w:cs="B Nazanin"/>
-          <w:sz w:val="32"/>
-          <w:szCs w:val="32"/>
-          <w:lang w:bidi="fa-IR"/>
-        </w:rPr>
-        <w:t>lr</w:t>
-      </w:r>
-      <w:proofErr w:type="spellEnd"/>
-      <w:r>
-        <w:rPr>
-          <w:rFonts w:cs="B Nazanin"/>
-          <w:sz w:val="32"/>
-          <w:szCs w:val="32"/>
-          <w:lang w:bidi="fa-IR"/>
-        </w:rPr>
-        <w:t xml:space="preserve">=0.005 | </w:t>
-      </w:r>
-      <w:proofErr w:type="spellStart"/>
-      <w:r>
-        <w:rPr>
-          <w:rFonts w:cs="B Nazanin"/>
-          <w:sz w:val="32"/>
-          <w:szCs w:val="32"/>
-          <w:lang w:bidi="fa-IR"/>
-        </w:rPr>
-        <w:t>init</w:t>
-      </w:r>
-      <w:proofErr w:type="spellEnd"/>
-      <w:r>
-        <w:rPr>
-          <w:rFonts w:cs="B Nazanin"/>
-          <w:sz w:val="32"/>
-          <w:szCs w:val="32"/>
-          <w:lang w:bidi="fa-IR"/>
-        </w:rPr>
-        <w:t xml:space="preserve">=he | l2=0.0 | batch=32 | </w:t>
-      </w:r>
-      <w:proofErr w:type="spellStart"/>
-      <w:r>
-        <w:rPr>
-          <w:rFonts w:cs="B Nazanin"/>
-          <w:sz w:val="32"/>
-          <w:szCs w:val="32"/>
-          <w:lang w:bidi="fa-IR"/>
-        </w:rPr>
-        <w:t>early_stop</w:t>
-      </w:r>
-      <w:proofErr w:type="spellEnd"/>
-      <w:r>
-        <w:rPr>
-          <w:rFonts w:cs="B Nazanin"/>
-          <w:sz w:val="32"/>
-          <w:szCs w:val="32"/>
-          <w:lang w:bidi="fa-IR"/>
-        </w:rPr>
-        <w:t>=10 =&gt; Val F1=0.8599</w:t>
-      </w:r>
-    </w:p>
-    <w:p>
-      <w:pPr>
-        <w:jc w:val="both"/>
-        <w:rPr>
-          <w:rFonts w:cs="B Nazanin"/>
-          <w:sz w:val="32"/>
-          <w:szCs w:val="32"/>
-          <w:lang w:bidi="fa-IR"/>
-        </w:rPr>
-      </w:pPr>
-      <w:r>
-        <w:rPr>
-          <w:rFonts w:cs="B Nazanin"/>
-          <w:sz w:val="32"/>
-          <w:szCs w:val="32"/>
-          <w:rtl/>
-          <w:lang w:bidi="fa-IR"/>
-        </w:rPr>
-        <w:t xml:space="preserve">3. [13, 32, 16, 3] | </w:t>
-      </w:r>
-      <w:r>
-        <w:rPr>
-          <w:rFonts w:cs="B Nazanin"/>
-          <w:sz w:val="32"/>
-          <w:szCs w:val="32"/>
-          <w:lang w:bidi="fa-IR"/>
-        </w:rPr>
-        <w:t xml:space="preserve">act=tanh | </w:t>
-      </w:r>
-      <w:proofErr w:type="spellStart"/>
-      <w:r>
-        <w:rPr>
-          <w:rFonts w:cs="B Nazanin"/>
-          <w:sz w:val="32"/>
-          <w:szCs w:val="32"/>
-          <w:lang w:bidi="fa-IR"/>
-        </w:rPr>
-        <w:t>lr</w:t>
-      </w:r>
-      <w:proofErr w:type="spellEnd"/>
-      <w:r>
-        <w:rPr>
-          <w:rFonts w:cs="B Nazanin"/>
-          <w:sz w:val="32"/>
-          <w:szCs w:val="32"/>
-          <w:lang w:bidi="fa-IR"/>
-        </w:rPr>
-        <w:t xml:space="preserve">=0.01 | </w:t>
-      </w:r>
-      <w:proofErr w:type="spellStart"/>
-      <w:r>
-        <w:rPr>
-          <w:rFonts w:cs="B Nazanin"/>
-          <w:sz w:val="32"/>
-          <w:szCs w:val="32"/>
-          <w:lang w:bidi="fa-IR"/>
-        </w:rPr>
-        <w:t>init</w:t>
-      </w:r>
-      <w:proofErr w:type="spellEnd"/>
-      <w:r>
-        <w:rPr>
-          <w:rFonts w:cs="B Nazanin"/>
-          <w:sz w:val="32"/>
-          <w:szCs w:val="32"/>
-          <w:lang w:bidi="fa-IR"/>
-        </w:rPr>
-        <w:t>=</w:t>
-      </w:r>
-      <w:proofErr w:type="spellStart"/>
-      <w:r>
-        <w:rPr>
-          <w:rFonts w:cs="B Nazanin"/>
-          <w:sz w:val="32"/>
-          <w:szCs w:val="32"/>
-          <w:lang w:bidi="fa-IR"/>
-        </w:rPr>
-        <w:t>xavier</w:t>
-      </w:r>
-      <w:proofErr w:type="spellEnd"/>
-      <w:r>
-        <w:rPr>
-          <w:rFonts w:cs="B Nazanin"/>
-          <w:sz w:val="32"/>
-          <w:szCs w:val="32"/>
-          <w:lang w:bidi="fa-IR"/>
-        </w:rPr>
-        <w:t xml:space="preserve"> | l2=0.001 | batch=32 | </w:t>
-      </w:r>
-      <w:proofErr w:type="spellStart"/>
-      <w:r>
-        <w:rPr>
-          <w:rFonts w:cs="B Nazanin"/>
-          <w:sz w:val="32"/>
-          <w:szCs w:val="32"/>
-          <w:lang w:bidi="fa-IR"/>
-        </w:rPr>
-        <w:t>early_stop</w:t>
-      </w:r>
-      <w:proofErr w:type="spellEnd"/>
-      <w:r>
-        <w:rPr>
-          <w:rFonts w:cs="B Nazanin"/>
-          <w:sz w:val="32"/>
-          <w:szCs w:val="32"/>
-          <w:lang w:bidi="fa-IR"/>
-        </w:rPr>
-        <w:t>=10 =&gt; Val F1=0.8517</w:t>
-      </w:r>
-    </w:p>
-    <w:p>
-      <w:pPr>
-        <w:jc w:val="both"/>
-        <w:rPr>
-          <w:rFonts w:cs="B Nazanin"/>
-          <w:sz w:val="32"/>
-          <w:szCs w:val="32"/>
-          <w:lang w:bidi="fa-IR"/>
-        </w:rPr>
-      </w:pPr>
-      <w:r>
-        <w:rPr>
-          <w:rFonts w:cs="B Nazanin"/>
-          <w:sz w:val="32"/>
-          <w:szCs w:val="32"/>
-          <w:rtl/>
-          <w:lang w:bidi="fa-IR"/>
-        </w:rPr>
-        <w:t xml:space="preserve">4. [13, 128, 64, 3] | </w:t>
-      </w:r>
-      <w:r>
-        <w:rPr>
-          <w:rFonts w:cs="B Nazanin"/>
-          <w:sz w:val="32"/>
-          <w:szCs w:val="32"/>
-          <w:lang w:bidi="fa-IR"/>
-        </w:rPr>
-        <w:t>act=</w:t>
-      </w:r>
-      <w:proofErr w:type="spellStart"/>
-      <w:r>
-        <w:rPr>
-          <w:rFonts w:cs="B Nazanin"/>
-          <w:sz w:val="32"/>
-          <w:szCs w:val="32"/>
-          <w:lang w:bidi="fa-IR"/>
-        </w:rPr>
-        <w:t>relu</w:t>
-      </w:r>
-      <w:proofErr w:type="spellEnd"/>
-      <w:r>
-        <w:rPr>
-          <w:rFonts w:cs="B Nazanin"/>
-          <w:sz w:val="32"/>
-          <w:szCs w:val="32"/>
-          <w:lang w:bidi="fa-IR"/>
-        </w:rPr>
-        <w:t xml:space="preserve"> | </w:t>
-      </w:r>
-      <w:proofErr w:type="spellStart"/>
-      <w:r>
-        <w:rPr>
-          <w:rFonts w:cs="B Nazanin"/>
-          <w:sz w:val="32"/>
-          <w:szCs w:val="32"/>
-          <w:lang w:bidi="fa-IR"/>
-        </w:rPr>
-        <w:t>lr</w:t>
-      </w:r>
-      <w:proofErr w:type="spellEnd"/>
-      <w:r>
-        <w:rPr>
-          <w:rFonts w:cs="B Nazanin"/>
-          <w:sz w:val="32"/>
-          <w:szCs w:val="32"/>
-          <w:lang w:bidi="fa-IR"/>
-        </w:rPr>
-        <w:t xml:space="preserve">=0.01 | </w:t>
-      </w:r>
-      <w:proofErr w:type="spellStart"/>
-      <w:r>
-        <w:rPr>
-          <w:rFonts w:cs="B Nazanin"/>
-          <w:sz w:val="32"/>
-          <w:szCs w:val="32"/>
-          <w:lang w:bidi="fa-IR"/>
-        </w:rPr>
-        <w:t>init</w:t>
-      </w:r>
-      <w:proofErr w:type="spellEnd"/>
-      <w:r>
-        <w:rPr>
-          <w:rFonts w:cs="B Nazanin"/>
-          <w:sz w:val="32"/>
-          <w:szCs w:val="32"/>
-          <w:lang w:bidi="fa-IR"/>
-        </w:rPr>
-        <w:t xml:space="preserve">=he | l2=0.001 | batch=64 | </w:t>
-      </w:r>
-      <w:proofErr w:type="spellStart"/>
-      <w:r>
-        <w:rPr>
-          <w:rFonts w:cs="B Nazanin"/>
-          <w:sz w:val="32"/>
-          <w:szCs w:val="32"/>
-          <w:lang w:bidi="fa-IR"/>
-        </w:rPr>
-        <w:t>early_stop</w:t>
-      </w:r>
-      <w:proofErr w:type="spellEnd"/>
-      <w:r>
-        <w:rPr>
-          <w:rFonts w:cs="B Nazanin"/>
-          <w:sz w:val="32"/>
-          <w:szCs w:val="32"/>
-          <w:lang w:bidi="fa-IR"/>
-        </w:rPr>
-        <w:t>=15 =&gt; Val F1=0.8771</w:t>
-      </w:r>
-    </w:p>
-    <w:p>
-      <w:pPr>
-        <w:jc w:val="both"/>
-        <w:rPr>
-          <w:rFonts w:cs="B Nazanin"/>
-          <w:sz w:val="32"/>
-          <w:szCs w:val="32"/>
-          <w:lang w:bidi="fa-IR"/>
-        </w:rPr>
-      </w:pPr>
-      <w:r>
-        <w:rPr>
-          <w:rFonts w:cs="B Nazanin"/>
-          <w:sz w:val="32"/>
-          <w:szCs w:val="32"/>
-          <w:rtl/>
-          <w:lang w:bidi="fa-IR"/>
-        </w:rPr>
-        <w:lastRenderedPageBreak/>
-        <w:t xml:space="preserve">5. [13, 128, 64, 3] | </w:t>
-      </w:r>
-      <w:r>
-        <w:rPr>
-          <w:rFonts w:cs="B Nazanin"/>
-          <w:sz w:val="32"/>
-          <w:szCs w:val="32"/>
-          <w:lang w:bidi="fa-IR"/>
-        </w:rPr>
-        <w:t>act=</w:t>
-      </w:r>
-      <w:proofErr w:type="spellStart"/>
-      <w:r>
-        <w:rPr>
-          <w:rFonts w:cs="B Nazanin"/>
-          <w:sz w:val="32"/>
-          <w:szCs w:val="32"/>
-          <w:lang w:bidi="fa-IR"/>
-        </w:rPr>
-        <w:t>relu</w:t>
-      </w:r>
-      <w:proofErr w:type="spellEnd"/>
-      <w:r>
-        <w:rPr>
-          <w:rFonts w:cs="B Nazanin"/>
-          <w:sz w:val="32"/>
-          <w:szCs w:val="32"/>
-          <w:lang w:bidi="fa-IR"/>
-        </w:rPr>
-        <w:t xml:space="preserve"> | </w:t>
-      </w:r>
-      <w:proofErr w:type="spellStart"/>
-      <w:r>
-        <w:rPr>
-          <w:rFonts w:cs="B Nazanin"/>
-          <w:sz w:val="32"/>
-          <w:szCs w:val="32"/>
-          <w:lang w:bidi="fa-IR"/>
-        </w:rPr>
-        <w:t>lr</w:t>
-      </w:r>
-      <w:proofErr w:type="spellEnd"/>
-      <w:r>
-        <w:rPr>
-          <w:rFonts w:cs="B Nazanin"/>
-          <w:sz w:val="32"/>
-          <w:szCs w:val="32"/>
-          <w:lang w:bidi="fa-IR"/>
-        </w:rPr>
-        <w:t xml:space="preserve">=0.005 | </w:t>
-      </w:r>
-      <w:proofErr w:type="spellStart"/>
-      <w:r>
-        <w:rPr>
-          <w:rFonts w:cs="B Nazanin"/>
-          <w:sz w:val="32"/>
-          <w:szCs w:val="32"/>
-          <w:lang w:bidi="fa-IR"/>
-        </w:rPr>
-        <w:t>init</w:t>
-      </w:r>
-      <w:proofErr w:type="spellEnd"/>
-      <w:r>
-        <w:rPr>
-          <w:rFonts w:cs="B Nazanin"/>
-          <w:sz w:val="32"/>
-          <w:szCs w:val="32"/>
-          <w:lang w:bidi="fa-IR"/>
-        </w:rPr>
-        <w:t xml:space="preserve">=he | l2=0.0 | batch=32 | </w:t>
-      </w:r>
-      <w:proofErr w:type="spellStart"/>
-      <w:r>
-        <w:rPr>
-          <w:rFonts w:cs="B Nazanin"/>
-          <w:sz w:val="32"/>
-          <w:szCs w:val="32"/>
-          <w:lang w:bidi="fa-IR"/>
-        </w:rPr>
-        <w:t>early_stop</w:t>
-      </w:r>
-      <w:proofErr w:type="spellEnd"/>
-      <w:r>
-        <w:rPr>
-          <w:rFonts w:cs="B Nazanin"/>
-          <w:sz w:val="32"/>
-          <w:szCs w:val="32"/>
-          <w:lang w:bidi="fa-IR"/>
-        </w:rPr>
-        <w:t>=None =&gt; Val F1=0.8656</w:t>
-      </w:r>
-    </w:p>
-    <w:p>
-      <w:pPr>
-        <w:jc w:val="both"/>
-        <w:rPr>
-          <w:rFonts w:cs="B Nazanin"/>
-          <w:sz w:val="32"/>
-          <w:szCs w:val="32"/>
-          <w:lang w:bidi="fa-IR"/>
-        </w:rPr>
-      </w:pPr>
-      <w:r>
-        <w:rPr>
-          <w:rFonts w:cs="B Nazanin"/>
-          <w:sz w:val="32"/>
-          <w:szCs w:val="32"/>
-          <w:rtl/>
-          <w:lang w:bidi="fa-IR"/>
-        </w:rPr>
-        <w:t xml:space="preserve">6. [13, 256, 128, 64, 3] | </w:t>
-      </w:r>
-      <w:r>
-        <w:rPr>
-          <w:rFonts w:cs="B Nazanin"/>
-          <w:sz w:val="32"/>
-          <w:szCs w:val="32"/>
-          <w:lang w:bidi="fa-IR"/>
-        </w:rPr>
-        <w:t>act=</w:t>
-      </w:r>
-      <w:proofErr w:type="spellStart"/>
-      <w:r>
-        <w:rPr>
-          <w:rFonts w:cs="B Nazanin"/>
-          <w:sz w:val="32"/>
-          <w:szCs w:val="32"/>
-          <w:lang w:bidi="fa-IR"/>
-        </w:rPr>
-        <w:t>relu</w:t>
-      </w:r>
-      <w:proofErr w:type="spellEnd"/>
-      <w:r>
-        <w:rPr>
-          <w:rFonts w:cs="B Nazanin"/>
-          <w:sz w:val="32"/>
-          <w:szCs w:val="32"/>
-          <w:lang w:bidi="fa-IR"/>
-        </w:rPr>
-        <w:t xml:space="preserve"> | </w:t>
-      </w:r>
-      <w:proofErr w:type="spellStart"/>
-      <w:r>
-        <w:rPr>
-          <w:rFonts w:cs="B Nazanin"/>
-          <w:sz w:val="32"/>
-          <w:szCs w:val="32"/>
-          <w:lang w:bidi="fa-IR"/>
-        </w:rPr>
-        <w:t>lr</w:t>
-      </w:r>
-      <w:proofErr w:type="spellEnd"/>
-      <w:r>
-        <w:rPr>
-          <w:rFonts w:cs="B Nazanin"/>
-          <w:sz w:val="32"/>
-          <w:szCs w:val="32"/>
-          <w:lang w:bidi="fa-IR"/>
-        </w:rPr>
-        <w:t xml:space="preserve">=0.005 | </w:t>
-      </w:r>
-      <w:proofErr w:type="spellStart"/>
-      <w:r>
-        <w:rPr>
-          <w:rFonts w:cs="B Nazanin"/>
-          <w:sz w:val="32"/>
-          <w:szCs w:val="32"/>
-          <w:lang w:bidi="fa-IR"/>
-        </w:rPr>
-        <w:t>init</w:t>
-      </w:r>
-      <w:proofErr w:type="spellEnd"/>
-      <w:r>
-        <w:rPr>
-          <w:rFonts w:cs="B Nazanin"/>
-          <w:sz w:val="32"/>
-          <w:szCs w:val="32"/>
-          <w:lang w:bidi="fa-IR"/>
-        </w:rPr>
-        <w:t xml:space="preserve">=he | l2=0.001 | batch=64 | </w:t>
-      </w:r>
-      <w:proofErr w:type="spellStart"/>
-      <w:r>
-        <w:rPr>
-          <w:rFonts w:cs="B Nazanin"/>
-          <w:sz w:val="32"/>
-          <w:szCs w:val="32"/>
-          <w:lang w:bidi="fa-IR"/>
-        </w:rPr>
-        <w:t>early_stop</w:t>
-      </w:r>
-      <w:proofErr w:type="spellEnd"/>
-      <w:r>
-        <w:rPr>
-          <w:rFonts w:cs="B Nazanin"/>
-          <w:sz w:val="32"/>
-          <w:szCs w:val="32"/>
-          <w:lang w:bidi="fa-IR"/>
-        </w:rPr>
-        <w:t>=15 =&gt; Val F1=0.8671</w:t>
-      </w:r>
-    </w:p>
-    <w:p>
-      <w:pPr>
-        <w:jc w:val="both"/>
-        <w:rPr>
-          <w:rFonts w:cs="B Nazanin"/>
-          <w:sz w:val="32"/>
-          <w:szCs w:val="32"/>
-          <w:lang w:bidi="fa-IR"/>
-        </w:rPr>
-      </w:pPr>
-      <w:r>
-        <w:rPr>
-          <w:rFonts w:cs="B Nazanin"/>
-          <w:sz w:val="32"/>
-          <w:szCs w:val="32"/>
-          <w:rtl/>
-          <w:lang w:bidi="fa-IR"/>
-        </w:rPr>
-        <w:t xml:space="preserve">7. [13, 64, 32, 3] | </w:t>
-      </w:r>
-      <w:r>
-        <w:rPr>
-          <w:rFonts w:cs="B Nazanin"/>
-          <w:sz w:val="32"/>
-          <w:szCs w:val="32"/>
-          <w:lang w:bidi="fa-IR"/>
-        </w:rPr>
-        <w:t>act=</w:t>
-      </w:r>
-      <w:proofErr w:type="spellStart"/>
-      <w:r>
-        <w:rPr>
-          <w:rFonts w:cs="B Nazanin"/>
-          <w:sz w:val="32"/>
-          <w:szCs w:val="32"/>
-          <w:lang w:bidi="fa-IR"/>
-        </w:rPr>
-        <w:t>relu</w:t>
-      </w:r>
-      <w:proofErr w:type="spellEnd"/>
-      <w:r>
-        <w:rPr>
-          <w:rFonts w:cs="B Nazanin"/>
-          <w:sz w:val="32"/>
-          <w:szCs w:val="32"/>
-          <w:lang w:bidi="fa-IR"/>
-        </w:rPr>
-        <w:t xml:space="preserve"> | </w:t>
-      </w:r>
-      <w:proofErr w:type="spellStart"/>
-      <w:r>
-        <w:rPr>
-          <w:rFonts w:cs="B Nazanin"/>
-          <w:sz w:val="32"/>
-          <w:szCs w:val="32"/>
-          <w:lang w:bidi="fa-IR"/>
-        </w:rPr>
-        <w:t>lr</w:t>
-      </w:r>
-      <w:proofErr w:type="spellEnd"/>
-      <w:r>
-        <w:rPr>
-          <w:rFonts w:cs="B Nazanin"/>
-          <w:sz w:val="32"/>
-          <w:szCs w:val="32"/>
-          <w:lang w:bidi="fa-IR"/>
-        </w:rPr>
-        <w:t xml:space="preserve">=0.01 | </w:t>
-      </w:r>
-      <w:proofErr w:type="spellStart"/>
-      <w:r>
-        <w:rPr>
-          <w:rFonts w:cs="B Nazanin"/>
-          <w:sz w:val="32"/>
-          <w:szCs w:val="32"/>
-          <w:lang w:bidi="fa-IR"/>
-        </w:rPr>
-        <w:t>init</w:t>
-      </w:r>
-      <w:proofErr w:type="spellEnd"/>
-      <w:r>
-        <w:rPr>
-          <w:rFonts w:cs="B Nazanin"/>
-          <w:sz w:val="32"/>
-          <w:szCs w:val="32"/>
-          <w:lang w:bidi="fa-IR"/>
-        </w:rPr>
-        <w:t xml:space="preserve">=random | l2=0.0 | batch=32 | </w:t>
-      </w:r>
-      <w:proofErr w:type="spellStart"/>
-      <w:r>
-        <w:rPr>
-          <w:rFonts w:cs="B Nazanin"/>
-          <w:sz w:val="32"/>
-          <w:szCs w:val="32"/>
-          <w:lang w:bidi="fa-IR"/>
-        </w:rPr>
-        <w:t>early_stop</w:t>
-      </w:r>
-      <w:proofErr w:type="spellEnd"/>
-      <w:r>
-        <w:rPr>
-          <w:rFonts w:cs="B Nazanin"/>
-          <w:sz w:val="32"/>
-          <w:szCs w:val="32"/>
-          <w:lang w:bidi="fa-IR"/>
-        </w:rPr>
-        <w:t>=10 =&gt; Val F1=0.8952</w:t>
-      </w:r>
-    </w:p>
-    <w:p>
-      <w:pPr>
-        <w:jc w:val="both"/>
-        <w:rPr>
-          <w:rFonts w:cs="B Nazanin"/>
-          <w:sz w:val="32"/>
-          <w:szCs w:val="32"/>
-          <w:rtl/>
-          <w:lang w:bidi="fa-IR"/>
-        </w:rPr>
-      </w:pPr>
-    </w:p>
-    <w:p>
-      <w:pPr>
-        <w:jc w:val="both"/>
-        <w:rPr>
-          <w:rFonts w:cs="B Nazanin"/>
-          <w:sz w:val="32"/>
-          <w:szCs w:val="32"/>
-          <w:rtl/>
-          <w:lang w:bidi="fa-IR"/>
-        </w:rPr>
-      </w:pPr>
-      <w:r>
-        <w:rPr>
-          <w:rFonts w:cs="B Nazanin"/>
-          <w:sz w:val="32"/>
-          <w:szCs w:val="32"/>
-          <w:rtl/>
-          <w:lang w:bidi="fa-IR"/>
-        </w:rPr>
-        <w:t xml:space="preserve"> بهتر</w:t>
-      </w:r>
-      <w:r>
-        <w:rPr>
-          <w:rFonts w:cs="B Nazanin" w:hint="cs"/>
-          <w:sz w:val="32"/>
-          <w:szCs w:val="32"/>
-          <w:rtl/>
-          <w:lang w:bidi="fa-IR"/>
-        </w:rPr>
-        <w:t>ی</w:t>
-      </w:r>
-      <w:r>
-        <w:rPr>
-          <w:rFonts w:cs="B Nazanin" w:hint="eastAsia"/>
-          <w:sz w:val="32"/>
-          <w:szCs w:val="32"/>
-          <w:rtl/>
-          <w:lang w:bidi="fa-IR"/>
-        </w:rPr>
-        <w:t>ن</w:t>
-      </w:r>
-      <w:r>
-        <w:rPr>
-          <w:rFonts w:cs="B Nazanin"/>
-          <w:sz w:val="32"/>
-          <w:szCs w:val="32"/>
-          <w:rtl/>
-          <w:lang w:bidi="fa-IR"/>
-        </w:rPr>
-        <w:t xml:space="preserve"> </w:t>
-      </w:r>
-      <w:r>
-        <w:rPr>
-          <w:rFonts w:cs="B Nazanin"/>
-          <w:sz w:val="32"/>
-          <w:szCs w:val="32"/>
-          <w:lang w:bidi="fa-IR"/>
-        </w:rPr>
-        <w:t>Validation Macro-F1: 0.8952</w:t>
-      </w:r>
-    </w:p>
-    <w:p>
-      <w:pPr>
-        <w:jc w:val="both"/>
-        <w:rPr>
-          <w:rFonts w:cs="B Nazanin"/>
-          <w:sz w:val="32"/>
-          <w:szCs w:val="32"/>
-          <w:rtl/>
-          <w:lang w:bidi="fa-IR"/>
-        </w:rPr>
-      </w:pPr>
-    </w:p>
-    <w:p>
-      <w:pPr>
-        <w:jc w:val="both"/>
-        <w:rPr>
-          <w:rFonts w:cs="B Nazanin"/>
-          <w:sz w:val="32"/>
-          <w:szCs w:val="32"/>
-          <w:rtl/>
-          <w:lang w:bidi="fa-IR"/>
-        </w:rPr>
-      </w:pPr>
-      <w:r>
-        <w:rPr>
-          <w:rFonts w:cs="B Nazanin"/>
-          <w:sz w:val="32"/>
-          <w:szCs w:val="32"/>
-          <w:rtl/>
-          <w:lang w:bidi="fa-IR"/>
-        </w:rPr>
-        <w:t xml:space="preserve"> نتا</w:t>
-      </w:r>
-      <w:r>
-        <w:rPr>
-          <w:rFonts w:cs="B Nazanin" w:hint="cs"/>
-          <w:sz w:val="32"/>
-          <w:szCs w:val="32"/>
-          <w:rtl/>
-          <w:lang w:bidi="fa-IR"/>
-        </w:rPr>
-        <w:t>ی</w:t>
-      </w:r>
-      <w:r>
-        <w:rPr>
-          <w:rFonts w:cs="B Nazanin" w:hint="eastAsia"/>
-          <w:sz w:val="32"/>
-          <w:szCs w:val="32"/>
-          <w:rtl/>
-          <w:lang w:bidi="fa-IR"/>
-        </w:rPr>
-        <w:t>ج</w:t>
-      </w:r>
-      <w:r>
-        <w:rPr>
-          <w:rFonts w:cs="B Nazanin"/>
-          <w:sz w:val="32"/>
-          <w:szCs w:val="32"/>
-          <w:rtl/>
-          <w:lang w:bidi="fa-IR"/>
-        </w:rPr>
-        <w:t xml:space="preserve"> نها</w:t>
-      </w:r>
-      <w:r>
-        <w:rPr>
-          <w:rFonts w:cs="B Nazanin" w:hint="cs"/>
-          <w:sz w:val="32"/>
-          <w:szCs w:val="32"/>
-          <w:rtl/>
-          <w:lang w:bidi="fa-IR"/>
-        </w:rPr>
-        <w:t>یی</w:t>
-      </w:r>
-      <w:r>
-        <w:rPr>
-          <w:rFonts w:cs="B Nazanin"/>
-          <w:sz w:val="32"/>
-          <w:szCs w:val="32"/>
-          <w:rtl/>
-          <w:lang w:bidi="fa-IR"/>
-        </w:rPr>
-        <w:t xml:space="preserve"> رو</w:t>
-      </w:r>
-      <w:r>
-        <w:rPr>
-          <w:rFonts w:cs="B Nazanin" w:hint="cs"/>
-          <w:sz w:val="32"/>
-          <w:szCs w:val="32"/>
-          <w:rtl/>
-          <w:lang w:bidi="fa-IR"/>
-        </w:rPr>
-        <w:t>ی</w:t>
-      </w:r>
-      <w:r>
-        <w:rPr>
-          <w:rFonts w:cs="B Nazanin"/>
-          <w:sz w:val="32"/>
-          <w:szCs w:val="32"/>
-          <w:rtl/>
-          <w:lang w:bidi="fa-IR"/>
-        </w:rPr>
-        <w:t xml:space="preserve"> مجموعه آزمون (بهتر</w:t>
-      </w:r>
-      <w:r>
-        <w:rPr>
-          <w:rFonts w:cs="B Nazanin" w:hint="cs"/>
-          <w:sz w:val="32"/>
-          <w:szCs w:val="32"/>
-          <w:rtl/>
-          <w:lang w:bidi="fa-IR"/>
-        </w:rPr>
-        <w:t>ی</w:t>
-      </w:r>
-      <w:r>
-        <w:rPr>
-          <w:rFonts w:cs="B Nazanin" w:hint="eastAsia"/>
-          <w:sz w:val="32"/>
-          <w:szCs w:val="32"/>
-          <w:rtl/>
-          <w:lang w:bidi="fa-IR"/>
-        </w:rPr>
-        <w:t>ن</w:t>
-      </w:r>
-      <w:r>
-        <w:rPr>
-          <w:rFonts w:cs="B Nazanin"/>
-          <w:sz w:val="32"/>
-          <w:szCs w:val="32"/>
-          <w:rtl/>
-          <w:lang w:bidi="fa-IR"/>
-        </w:rPr>
-        <w:t xml:space="preserve"> مدل):</w:t>
-      </w:r>
-    </w:p>
-    <w:p>
-      <w:pPr>
-        <w:jc w:val="both"/>
-        <w:rPr>
-          <w:rFonts w:cs="B Nazanin"/>
-          <w:sz w:val="32"/>
-          <w:szCs w:val="32"/>
-          <w:lang w:bidi="fa-IR"/>
-        </w:rPr>
-      </w:pPr>
-      <w:r>
-        <w:rPr>
-          <w:rFonts w:cs="B Nazanin"/>
-          <w:sz w:val="32"/>
-          <w:szCs w:val="32"/>
-          <w:lang w:bidi="fa-IR"/>
-        </w:rPr>
-        <w:t>Accuracy: 0.8692</w:t>
-      </w:r>
-    </w:p>
-    <w:p>
-      <w:pPr>
-        <w:jc w:val="both"/>
-        <w:rPr>
-          <w:rFonts w:cs="B Nazanin"/>
-          <w:sz w:val="32"/>
-          <w:szCs w:val="32"/>
-          <w:lang w:bidi="fa-IR"/>
-        </w:rPr>
-      </w:pPr>
-      <w:r>
-        <w:rPr>
-          <w:rFonts w:cs="B Nazanin"/>
-          <w:sz w:val="32"/>
-          <w:szCs w:val="32"/>
-          <w:lang w:bidi="fa-IR"/>
-        </w:rPr>
-        <w:t>Macro-F1: 0.8672</w:t>
-      </w:r>
-    </w:p>
-    <w:p>
-      <w:pPr>
-        <w:jc w:val="both"/>
-        <w:rPr>
-          <w:rFonts w:cs="B Nazanin"/>
-          <w:sz w:val="32"/>
-          <w:szCs w:val="32"/>
-          <w:lang w:bidi="fa-IR"/>
-        </w:rPr>
-      </w:pPr>
-      <w:r>
-        <w:rPr>
-          <w:rFonts w:cs="B Nazanin"/>
-          <w:sz w:val="32"/>
-          <w:szCs w:val="32"/>
-          <w:lang w:bidi="fa-IR"/>
-        </w:rPr>
-        <w:t>Weighted-F1: 0.8683</w:t>
-      </w:r>
-    </w:p>
-    <w:p>
-      <w:pPr>
-        <w:jc w:val="both"/>
-        <w:rPr>
-          <w:rFonts w:cs="B Nazanin"/>
-          <w:sz w:val="32"/>
-          <w:szCs w:val="32"/>
-          <w:lang w:bidi="fa-IR"/>
-        </w:rPr>
-      </w:pPr>
-      <w:r>
-        <w:rPr>
-          <w:rFonts w:cs="B Nazanin"/>
-          <w:sz w:val="32"/>
-          <w:szCs w:val="32"/>
-          <w:lang w:bidi="fa-IR"/>
-        </w:rPr>
-        <w:t>F1 per class</w:t>
-      </w:r>
-      <w:r>
-        <w:rPr>
-          <w:rFonts w:cs="B Nazanin"/>
-          <w:sz w:val="32"/>
-          <w:szCs w:val="32"/>
-          <w:rtl/>
-          <w:lang w:bidi="fa-IR"/>
-        </w:rPr>
-        <w:t>: [0.80930233 0.87201735 0.92035398]</w:t>
-      </w:r>
-    </w:p>
-    <w:p>
-      <w:pPr>
-        <w:jc w:val="both"/>
-        <w:rPr>
-          <w:rFonts w:cs="B Nazanin"/>
-          <w:sz w:val="32"/>
-          <w:szCs w:val="32"/>
-          <w:lang w:bidi="fa-IR"/>
-        </w:rPr>
-      </w:pPr>
-      <w:r>
-        <w:rPr>
-          <w:rFonts w:cs="B Nazanin"/>
-          <w:sz w:val="32"/>
-          <w:szCs w:val="32"/>
-          <w:lang w:bidi="fa-IR"/>
-        </w:rPr>
         <w:t>Confusion Matrix</w:t>
       </w:r>
       <w:r>
@@ -10098,7 +10238,6 @@
           <w:rtl/>
           <w:lang w:bidi="fa-IR"/>
         </w:rPr>
-        <w:lastRenderedPageBreak/>
         <w:drawing>
           <wp:inline distT="0" distB="0" distL="0" distR="0" wp14:anchorId="028951DB" wp14:editId="55B9DD36">
             <wp:extent cx="5039360" cy="1685925"/>
@@ -10169,7 +10308,7 @@
           <w:lang w:bidi="fa-IR"/>
         </w:rPr>
       </w:pPr>
-      <w:bookmarkStart w:id="10" w:name="_Toc232373647"/>
+      <w:bookmarkStart w:id="9" w:name="_Toc232373647"/>
       <w:r>
         <w:rPr>
           <w:rStyle w:val="Heading2Char"/>
@@ -10185,7 +10324,7 @@
         </w:rPr>
         <w:t xml:space="preserve"> RBF</w:t>
       </w:r>
-      <w:bookmarkEnd w:id="10"/>
+      <w:bookmarkEnd w:id="9"/>
       <w:r>
         <w:rPr>
           <w:rStyle w:val="Heading2Char"/>
@@ -10285,7 +10424,27 @@
           <w:szCs w:val="28"/>
           <w:lang w:bidi="fa-IR"/>
         </w:rPr>
-        <w:t xml:space="preserve"> K-Means </w:t>
+        <w:t xml:space="preserve"> </w:t>
+      </w:r>
+      <w:proofErr w:type="spellStart"/>
+      <w:r>
+        <w:rPr>
+          <w:rFonts w:cs="B Nazanin"/>
+          <w:sz w:val="28"/>
+          <w:szCs w:val="28"/>
+          <w:lang w:bidi="fa-IR"/>
+        </w:rPr>
+        <w:t>random_from_data</w:t>
+      </w:r>
+      <w:proofErr w:type="spellEnd"/>
+      <w:r>
+        <w:rPr>
+          <w:rFonts w:cs="B Nazanin"/>
+          <w:sz w:val="28"/>
+          <w:szCs w:val="28"/>
+          <w:lang w:bidi="fa-IR"/>
+        </w:rPr>
+        <w:t xml:space="preserve"> </w:t>
       </w:r>
       <w:r>
         <w:rPr>
@@ -10311,9 +10470,10 @@
       <w:pPr>
         <w:jc w:val="both"/>
         <w:rPr>
-          <w:rFonts w:cs="B Nazanin"/>
-          <w:sz w:val="28"/>
-          <w:szCs w:val="28"/>
+          <w:rFonts w:cs="B Nazanin" w:hint="cs"/>
+          <w:sz w:val="28"/>
+          <w:szCs w:val="28"/>
+          <w:rtl/>
           <w:lang w:bidi="fa-IR"/>
         </w:rPr>
       </w:pPr>
@@ -10321,11 +10481,12 @@
         <w:rPr>
           <w:noProof/>
         </w:rPr>
+        <w:lastRenderedPageBreak/>
         <w:drawing>
-          <wp:inline distT="0" distB="0" distL="0" distR="0" wp14:anchorId="78B4690F" wp14:editId="5EFB9C6A">
-            <wp:extent cx="5039360" cy="3480435"/>
-            <wp:effectExtent l="0" t="0" r="8890" b="5715"/>
-            <wp:docPr id="649357759" name="Picture 1"/>
+          <wp:inline distT="0" distB="0" distL="0" distR="0" wp14:anchorId="1F3DD0CE" wp14:editId="16A9ACD2">
+            <wp:extent cx="5039360" cy="3089910"/>
+            <wp:effectExtent l="0" t="0" r="8890" b="0"/>
+            <wp:docPr id="1157326387" name="Picture 1"/>
             <wp:cNvGraphicFramePr>
               <a:graphicFrameLocks xmlns:a="http://schemas.openxmlformats.org/drawingml/2006/main" noChangeAspect="1"/>
             </wp:cNvGraphicFramePr>
@@ -10333,7 +10494,7 @@
               <a:graphicData uri="http://schemas.openxmlformats.org/drawingml/2006/picture">
                 <pic:pic xmlns:pic="http://schemas.openxmlformats.org/drawingml/2006/picture">
                   <pic:nvPicPr>
-                    <pic:cNvPr id="649357759" name=""/>
+                    <pic:cNvPr id="1157326387" name=""/>
                     <pic:cNvPicPr/>
                   </pic:nvPicPr>
                   <pic:blipFill>
@@ -10345,7 +10506,7 @@
                   <pic:spPr>
                     <a:xfrm>
                       <a:off x="0" y="0"/>
-                      <a:ext cx="5039360" cy="3480435"/>
+                      <a:ext cx="5039360" cy="3089910"/>
                     </a:xfrm>
                     <a:prstGeom prst="rect">
                       <a:avLst/>
@@ -10380,7 +10541,6 @@
           <w:rtl/>
           <w:lang w:bidi="fa-IR"/>
         </w:rPr>
-        <w:lastRenderedPageBreak/>
         <w:t>آزمایش ۲: آموزش مراکز</w:t>
       </w:r>
       <w:r>
@@ -10432,7 +10592,47 @@
           <w:rtl/>
           <w:lang w:bidi="fa-IR"/>
         </w:rPr>
-        <w:t>را از ۰.۸۲۱ به ۰.۸۵۳ افزایش می‌دهد</w:t>
+        <w:t>را از ۰.۸</w:t>
+      </w:r>
+      <w:r>
+        <w:rPr>
+          <w:rFonts w:cs="B Nazanin" w:hint="cs"/>
+          <w:sz w:val="28"/>
+          <w:szCs w:val="28"/>
+          <w:rtl/>
+          <w:lang w:bidi="fa-IR"/>
+        </w:rPr>
+        <w:t>36</w:t>
+      </w:r>
+      <w:r>
+        <w:rPr>
+          <w:rFonts w:cs="B Nazanin"/>
+          <w:sz w:val="28"/>
+          <w:szCs w:val="28"/>
+          <w:rtl/>
+          <w:lang w:bidi="fa-IR"/>
+        </w:rPr>
+        <w:t xml:space="preserve"> به ۰.۸</w:t>
+      </w:r>
+      <w:r>
+        <w:rPr>
+          <w:rFonts w:cs="B Nazanin" w:hint="cs"/>
+          <w:sz w:val="28"/>
+          <w:szCs w:val="28"/>
+          <w:rtl/>
+          <w:lang w:bidi="fa-IR"/>
+        </w:rPr>
+        <w:t>39</w:t>
+      </w:r>
+      <w:r>
+        <w:rPr>
+          <w:rFonts w:cs="B Nazanin"/>
+          <w:sz w:val="28"/>
+          <w:szCs w:val="28"/>
+          <w:rtl/>
+          <w:lang w:bidi="fa-IR"/>
+        </w:rPr>
+        <w:t xml:space="preserve"> افزایش می‌دهد</w:t>
       </w:r>
       <w:r>
         <w:rPr>
@@ -10448,7 +10648,7 @@
       <w:pPr>
         <w:jc w:val="both"/>
         <w:rPr>
-          <w:rFonts w:cs="B Nazanin"/>
+          <w:rFonts w:cs="B Nazanin" w:hint="cs"/>
           <w:sz w:val="32"/>
           <w:szCs w:val="32"/>
           <w:rtl/>
@@ -10460,10 +10660,10 @@
           <w:noProof/>
         </w:rPr>
         <w:drawing>
-          <wp:inline distT="0" distB="0" distL="0" distR="0" wp14:anchorId="2CA74256" wp14:editId="2031125A">
-            <wp:extent cx="3698240" cy="2437222"/>
-            <wp:effectExtent l="0" t="0" r="0" b="1270"/>
-            <wp:docPr id="2046650258" name="Picture 1"/>
+          <wp:inline distT="0" distB="0" distL="0" distR="0" wp14:anchorId="378AD738" wp14:editId="3FE80302">
+            <wp:extent cx="5039360" cy="2963545"/>
+            <wp:effectExtent l="0" t="0" r="8890" b="8255"/>
+            <wp:docPr id="387071069" name="Picture 1"/>
             <wp:cNvGraphicFramePr>
               <a:graphicFrameLocks xmlns:a="http://schemas.openxmlformats.org/drawingml/2006/main" noChangeAspect="1"/>
             </wp:cNvGraphicFramePr>
@@ -10471,7 +10671,7 @@
               <a:graphicData uri="http://schemas.openxmlformats.org/drawingml/2006/picture">
                 <pic:pic xmlns:pic="http://schemas.openxmlformats.org/drawingml/2006/picture">
                   <pic:nvPicPr>
-                    <pic:cNvPr id="2046650258" name=""/>
+                    <pic:cNvPr id="387071069" name=""/>
                     <pic:cNvPicPr/>
                   </pic:nvPicPr>
                   <pic:blipFill>
@@ -10483,7 +10683,7 @@
                   <pic:spPr>
                     <a:xfrm>
                       <a:off x="0" y="0"/>
-                      <a:ext cx="3705000" cy="2441677"/>
+                      <a:ext cx="5039360" cy="2963545"/>
                     </a:xfrm>
                     <a:prstGeom prst="rect">
                       <a:avLst/>
@@ -10570,7 +10770,7 @@
           <w:rtl/>
           <w:lang w:bidi="fa-IR"/>
         </w:rPr>
-        <w:t>را از ۰.۸۴۹ به ۰.۸۹۵ افزایش می‌دهد</w:t>
+        <w:t>را از ۰.۸۴ به ۰.۸۹ افزایش می‌دهد</w:t>
       </w:r>
       <w:r>
         <w:rPr>
@@ -10596,11 +10796,12 @@
         <w:rPr>
           <w:noProof/>
         </w:rPr>
+        <w:lastRenderedPageBreak/>
         <w:drawing>
-          <wp:inline distT="0" distB="0" distL="0" distR="0" wp14:anchorId="49D5F371" wp14:editId="5EAFCA97">
-            <wp:extent cx="3721100" cy="2078583"/>
-            <wp:effectExtent l="0" t="0" r="0" b="0"/>
-            <wp:docPr id="1309700571" name="Picture 1"/>
+          <wp:inline distT="0" distB="0" distL="0" distR="0" wp14:anchorId="0ED36975" wp14:editId="2BCF9735">
+            <wp:extent cx="5039360" cy="2477135"/>
+            <wp:effectExtent l="0" t="0" r="8890" b="0"/>
+            <wp:docPr id="1356220049" name="Picture 1"/>
             <wp:cNvGraphicFramePr>
               <a:graphicFrameLocks xmlns:a="http://schemas.openxmlformats.org/drawingml/2006/main" noChangeAspect="1"/>
             </wp:cNvGraphicFramePr>
@@ -10608,7 +10809,7 @@
               <a:graphicData uri="http://schemas.openxmlformats.org/drawingml/2006/picture">
                 <pic:pic xmlns:pic="http://schemas.openxmlformats.org/drawingml/2006/picture">
                   <pic:nvPicPr>
-                    <pic:cNvPr id="1309700571" name=""/>
+                    <pic:cNvPr id="1356220049" name=""/>
                     <pic:cNvPicPr/>
                   </pic:nvPicPr>
                   <pic:blipFill>
@@ -10620,7 +10821,7 @@
                   <pic:spPr>
                     <a:xfrm>
                       <a:off x="0" y="0"/>
-                      <a:ext cx="3726104" cy="2081378"/>
+                      <a:ext cx="5039360" cy="2477135"/>
                     </a:xfrm>
                     <a:prstGeom prst="rect">
                       <a:avLst/>
@@ -10695,7 +10896,27 @@
           <w:rtl/>
           <w:lang w:bidi="fa-IR"/>
         </w:rPr>
-        <w:t>برابر ۰.۸۹۸ دارد</w:t>
+        <w:t>برابر ۰.۸</w:t>
+      </w:r>
+      <w:r>
+        <w:rPr>
+          <w:rFonts w:cs="B Nazanin" w:hint="cs"/>
+          <w:sz w:val="28"/>
+          <w:szCs w:val="28"/>
+          <w:rtl/>
+          <w:lang w:bidi="fa-IR"/>
+        </w:rPr>
+        <w:t>8</w:t>
+      </w:r>
+      <w:r>
+        <w:rPr>
+          <w:rFonts w:cs="B Nazanin"/>
+          <w:sz w:val="28"/>
+          <w:szCs w:val="28"/>
+          <w:rtl/>
+          <w:lang w:bidi="fa-IR"/>
+        </w:rPr>
+        <w:t xml:space="preserve"> دارد</w:t>
       </w:r>
       <w:r>
         <w:rPr>
@@ -10722,12 +10943,11 @@
         <w:rPr>
           <w:noProof/>
         </w:rPr>
-        <w:lastRenderedPageBreak/>
         <w:drawing>
-          <wp:inline distT="0" distB="0" distL="0" distR="0" wp14:anchorId="6C805A41" wp14:editId="0E264A18">
-            <wp:extent cx="5039360" cy="762635"/>
+          <wp:inline distT="0" distB="0" distL="0" distR="0" wp14:anchorId="5340610D" wp14:editId="5F635FDE">
+            <wp:extent cx="5039360" cy="915670"/>
             <wp:effectExtent l="0" t="0" r="8890" b="0"/>
-            <wp:docPr id="1717491232" name="Picture 1"/>
+            <wp:docPr id="1442909487" name="Picture 1"/>
             <wp:cNvGraphicFramePr>
               <a:graphicFrameLocks xmlns:a="http://schemas.openxmlformats.org/drawingml/2006/main" noChangeAspect="1"/>
             </wp:cNvGraphicFramePr>
@@ -10735,7 +10955,7 @@
               <a:graphicData uri="http://schemas.openxmlformats.org/drawingml/2006/picture">
                 <pic:pic xmlns:pic="http://schemas.openxmlformats.org/drawingml/2006/picture">
                   <pic:nvPicPr>
-                    <pic:cNvPr id="1717491232" name=""/>
+                    <pic:cNvPr id="1442909487" name=""/>
                     <pic:cNvPicPr/>
                   </pic:nvPicPr>
                   <pic:blipFill>
@@ -10747,7 +10967,7 @@
                   <pic:spPr>
                     <a:xfrm>
                       <a:off x="0" y="0"/>
-                      <a:ext cx="5039360" cy="762635"/>
+                      <a:ext cx="5039360" cy="915670"/>
                     </a:xfrm>
                     <a:prstGeom prst="rect">
                       <a:avLst/>
@@ -10827,7 +11047,46 @@
           <w:rtl/>
           <w:lang w:bidi="fa-IR"/>
         </w:rPr>
-        <w:t>در این آزمایش، مقدار شعاع از روی فاصله مراکز محاسبه شد و مقدار ۱.۹۱۳ به دست آمد. عملکرد این روش با</w:t>
+        <w:t>در این آزمایش، مقدار شعاع از روی فاصله مراکز محاسبه شد و مقدار ۱.</w:t>
+      </w:r>
+      <w:r>
+        <w:rPr>
+          <w:rFonts w:cs="B Nazanin" w:hint="cs"/>
+          <w:sz w:val="28"/>
+          <w:szCs w:val="28"/>
+          <w:rtl/>
+          <w:lang w:bidi="fa-IR"/>
+        </w:rPr>
+        <w:t>8341</w:t>
+      </w:r>
+      <w:r>
+        <w:rPr>
+          <w:rFonts w:cs="B Nazanin"/>
+          <w:sz w:val="28"/>
+          <w:szCs w:val="28"/>
+          <w:rtl/>
+          <w:lang w:bidi="fa-IR"/>
+        </w:rPr>
+        <w:t xml:space="preserve"> به دست آمد. عملکرد این روش با</w:t>
+      </w:r>
+      <w:r>
+        <w:rPr>
+          <w:rFonts w:cs="B Nazanin"/>
+          <w:sz w:val="28"/>
+          <w:szCs w:val="28"/>
+          <w:rtl/>
+          <w:lang w:bidi="fa-IR"/>
+        </w:rPr>
+        <w:t>۰.۸۹</w:t>
+      </w:r>
+      <w:r>
+        <w:rPr>
+          <w:rFonts w:cs="B Nazanin"/>
+          <w:sz w:val="28"/>
+          <w:szCs w:val="28"/>
+          <w:lang w:bidi="fa-IR"/>
+        </w:rPr>
+        <w:t xml:space="preserve"> </w:t>
       </w:r>
       <w:r>
         <w:rPr>
@@ -10846,25 +11105,6 @@
           <w:rtl/>
           <w:lang w:bidi="fa-IR"/>
         </w:rPr>
-        <w:t>۰.۸۹۷</w:t>
-      </w:r>
-      <w:r>
-        <w:rPr>
-          <w:rFonts w:cs="B Nazanin"/>
-          <w:sz w:val="28"/>
-          <w:szCs w:val="28"/>
-          <w:lang w:bidi="fa-IR"/>
-        </w:rPr>
-        <w:t xml:space="preserve"> </w:t>
-      </w:r>
-      <w:r>
-        <w:rPr>
-          <w:rFonts w:cs="B Nazanin"/>
-          <w:sz w:val="28"/>
-          <w:szCs w:val="28"/>
-          <w:rtl/>
-          <w:lang w:bidi="fa-IR"/>
-        </w:rPr>
         <w:t>بسیار نزدیک به حالت</w:t>
       </w:r>
       <w:r>
@@ -10912,10 +11152,10 @@
           <w:noProof/>
         </w:rPr>
         <w:drawing>
-          <wp:inline distT="0" distB="0" distL="0" distR="0" wp14:anchorId="56227D6E" wp14:editId="087F8D7E">
-            <wp:extent cx="5039360" cy="1238885"/>
+          <wp:inline distT="0" distB="0" distL="0" distR="0" wp14:anchorId="07137B6D" wp14:editId="0858FAE3">
+            <wp:extent cx="5039360" cy="903605"/>
             <wp:effectExtent l="0" t="0" r="8890" b="0"/>
-            <wp:docPr id="1148087170" name="Picture 1"/>
+            <wp:docPr id="685174294" name="Picture 1"/>
             <wp:cNvGraphicFramePr>
               <a:graphicFrameLocks xmlns:a="http://schemas.openxmlformats.org/drawingml/2006/main" noChangeAspect="1"/>
             </wp:cNvGraphicFramePr>
@@ -10923,7 +11163,7 @@
               <a:graphicData uri="http://schemas.openxmlformats.org/drawingml/2006/picture">
                 <pic:pic xmlns:pic="http://schemas.openxmlformats.org/drawingml/2006/picture">
                   <pic:nvPicPr>
-                    <pic:cNvPr id="1148087170" name=""/>
+                    <pic:cNvPr id="685174294" name=""/>
                     <pic:cNvPicPr/>
                   </pic:nvPicPr>
                   <pic:blipFill>
@@ -10935,7 +11175,7 @@
                   <pic:spPr>
                     <a:xfrm>
                       <a:off x="0" y="0"/>
-                      <a:ext cx="5039360" cy="1238885"/>
+                      <a:ext cx="5039360" cy="903605"/>
                     </a:xfrm>
                     <a:prstGeom prst="rect">
                       <a:avLst/>
@@ -11069,6 +11309,7 @@
           <w:szCs w:val="28"/>
           <w:rtl/>
         </w:rPr>
+        <w:lastRenderedPageBreak/>
         <w:t>در این آزمایش، مقادیر مختلف</w:t>
       </w:r>
       <w:r>
@@ -11132,11 +11373,17 @@
         <w:rPr>
           <w:noProof/>
         </w:rPr>
+        <w:t xml:space="preserve"> </w:t>
+      </w:r>
+      <w:r>
+        <w:rPr>
+          <w:noProof/>
+        </w:rPr>
         <w:drawing>
-          <wp:inline distT="0" distB="0" distL="0" distR="0" wp14:anchorId="73069CF4" wp14:editId="5A7836C2">
-            <wp:extent cx="5039360" cy="1205865"/>
-            <wp:effectExtent l="0" t="0" r="8890" b="0"/>
-            <wp:docPr id="413089880" name="Picture 1"/>
+          <wp:inline distT="0" distB="0" distL="0" distR="0" wp14:anchorId="5DD1C55F" wp14:editId="5FC2C2D3">
+            <wp:extent cx="5039360" cy="1313815"/>
+            <wp:effectExtent l="0" t="0" r="8890" b="635"/>
+            <wp:docPr id="2018745356" name="Picture 1"/>
             <wp:cNvGraphicFramePr>
               <a:graphicFrameLocks xmlns:a="http://schemas.openxmlformats.org/drawingml/2006/main" noChangeAspect="1"/>
             </wp:cNvGraphicFramePr>
@@ -11144,7 +11391,7 @@
               <a:graphicData uri="http://schemas.openxmlformats.org/drawingml/2006/picture">
                 <pic:pic xmlns:pic="http://schemas.openxmlformats.org/drawingml/2006/picture">
                   <pic:nvPicPr>
-                    <pic:cNvPr id="413089880" name=""/>
+                    <pic:cNvPr id="2018745356" name=""/>
                     <pic:cNvPicPr/>
                   </pic:nvPicPr>
                   <pic:blipFill>
@@ -11156,7 +11403,7 @@
                   <pic:spPr>
                     <a:xfrm>
                       <a:off x="0" y="0"/>
-                      <a:ext cx="5039360" cy="1205865"/>
+                      <a:ext cx="5039360" cy="1313815"/>
                     </a:xfrm>
                     <a:prstGeom prst="rect">
                       <a:avLst/>
@@ -11172,17 +11419,11 @@
         <w:rPr>
           <w:noProof/>
         </w:rPr>
-        <w:t xml:space="preserve"> </w:t>
-      </w:r>
-      <w:r>
-        <w:rPr>
-          <w:noProof/>
-        </w:rPr>
         <w:drawing>
-          <wp:inline distT="0" distB="0" distL="0" distR="0" wp14:anchorId="0A0FBB7D" wp14:editId="7AB02C01">
-            <wp:extent cx="5039360" cy="1193800"/>
-            <wp:effectExtent l="0" t="0" r="8890" b="6350"/>
-            <wp:docPr id="547421097" name="Picture 1"/>
+          <wp:inline distT="0" distB="0" distL="0" distR="0" wp14:anchorId="31EE2F91" wp14:editId="3328C6E0">
+            <wp:extent cx="5039360" cy="1293495"/>
+            <wp:effectExtent l="0" t="0" r="8890" b="1905"/>
+            <wp:docPr id="1979725768" name="Picture 1"/>
             <wp:cNvGraphicFramePr>
               <a:graphicFrameLocks xmlns:a="http://schemas.openxmlformats.org/drawingml/2006/main" noChangeAspect="1"/>
             </wp:cNvGraphicFramePr>
@@ -11190,7 +11431,7 @@
               <a:graphicData uri="http://schemas.openxmlformats.org/drawingml/2006/picture">
                 <pic:pic xmlns:pic="http://schemas.openxmlformats.org/drawingml/2006/picture">
                   <pic:nvPicPr>
-                    <pic:cNvPr id="547421097" name=""/>
+                    <pic:cNvPr id="1979725768" name=""/>
                     <pic:cNvPicPr/>
                   </pic:nvPicPr>
                   <pic:blipFill>
@@ -11202,7 +11443,7 @@
                   <pic:spPr>
                     <a:xfrm>
                       <a:off x="0" y="0"/>
-                      <a:ext cx="5039360" cy="1193800"/>
+                      <a:ext cx="5039360" cy="1293495"/>
                     </a:xfrm>
                     <a:prstGeom prst="rect">
                       <a:avLst/>
@@ -11282,7 +11523,6 @@
           <w:rtl/>
           <w:lang w:bidi="fa-IR"/>
         </w:rPr>
-        <w:lastRenderedPageBreak/>
         <w:t>پس از آموزش مدل نهایی با بهترین تنظیمات، مدل بر روی داده تست که قبلاً دیده نشده بود ارزیابی شد. نتایج به صورت زیر است</w:t>
       </w:r>
       <w:r>
@@ -11333,10 +11573,10 @@
           <w:noProof/>
         </w:rPr>
         <w:drawing>
-          <wp:inline distT="0" distB="0" distL="0" distR="0" wp14:anchorId="79F5EC34" wp14:editId="713C2196">
-            <wp:extent cx="5039360" cy="4401820"/>
+          <wp:inline distT="0" distB="0" distL="0" distR="0" wp14:anchorId="37CE3E7B" wp14:editId="51464E42">
+            <wp:extent cx="5039360" cy="2306320"/>
             <wp:effectExtent l="0" t="0" r="8890" b="0"/>
-            <wp:docPr id="458365326" name="Picture 1"/>
+            <wp:docPr id="487013190" name="Picture 1"/>
             <wp:cNvGraphicFramePr>
               <a:graphicFrameLocks xmlns:a="http://schemas.openxmlformats.org/drawingml/2006/main" noChangeAspect="1"/>
             </wp:cNvGraphicFramePr>
@@ -11344,7 +11584,7 @@
               <a:graphicData uri="http://schemas.openxmlformats.org/drawingml/2006/picture">
                 <pic:pic xmlns:pic="http://schemas.openxmlformats.org/drawingml/2006/picture">
                   <pic:nvPicPr>
-                    <pic:cNvPr id="458365326" name=""/>
+                    <pic:cNvPr id="487013190" name=""/>
                     <pic:cNvPicPr/>
                   </pic:nvPicPr>
                   <pic:blipFill>
@@ -11356,7 +11596,7 @@
                   <pic:spPr>
                     <a:xfrm>
                       <a:off x="0" y="0"/>
-                      <a:ext cx="5039360" cy="4401820"/>
+                      <a:ext cx="5039360" cy="2306320"/>
                     </a:xfrm>
                     <a:prstGeom prst="rect">
                       <a:avLst/>
@@ -11421,6 +11661,7 @@
           <w:rtl/>
           <w:lang w:bidi="fa-IR"/>
         </w:rPr>
+        <w:lastRenderedPageBreak/>
         <w:t>مقداردهی اولیه تصادفی وزن‌ها</w:t>
       </w:r>
       <w:r>
@@ -11618,7 +11859,6 @@
           <w:rtl/>
           <w:lang w:bidi="fa-IR"/>
         </w:rPr>
-        <w:lastRenderedPageBreak/>
         <w:t>الگوریتم</w:t>
       </w:r>
       <w:r>
@@ -11750,12 +11990,10 @@
     </w:p>
     <w:p>
       <w:pPr>
-        <w:jc w:val="both"/>
-        <w:rPr>
-          <w:rFonts w:cs="B Nazanin"/>
-          <w:sz w:val="32"/>
-          <w:szCs w:val="32"/>
-          <w:rtl/>
+        <w:rPr>
+          <w:rFonts w:cs="B Nazanin"/>
+          <w:sz w:val="28"/>
+          <w:szCs w:val="28"/>
           <w:lang w:bidi="fa-IR"/>
         </w:rPr>
       </w:pPr>
@@ -11769,18 +12007,19 @@
           <w:rtl/>
           <w:lang w:bidi="fa-IR"/>
         </w:rPr>
-        <w:t>تحلیل نمودارهای</w:t>
-      </w:r>
-      <w:r>
-        <w:rPr>
-          <w:rFonts w:cs="B Nazanin"/>
+        <w:t>تحلیل</w:t>
+      </w:r>
+      <w:r>
+        <w:rPr>
+          <w:rFonts w:cs="B Nazanin" w:hint="cs"/>
           <w:b/>
           <w:bCs/>
           <w:sz w:val="32"/>
           <w:szCs w:val="32"/>
-          <w:lang w:bidi="fa-IR"/>
-        </w:rPr>
-        <w:t xml:space="preserve"> Loss </w:t>
+          <w:rtl/>
+          <w:lang w:bidi="fa-IR"/>
+        </w:rPr>
+        <w:t xml:space="preserve"> </w:t>
       </w:r>
       <w:r>
         <w:rPr>
@@ -11792,7 +12031,7 @@
           <w:rtl/>
           <w:lang w:bidi="fa-IR"/>
         </w:rPr>
-        <w:t>و</w:t>
+        <w:t>نمودارهای</w:t>
       </w:r>
       <w:r>
         <w:rPr>
@@ -11803,27 +12042,40 @@
           <w:szCs w:val="32"/>
           <w:lang w:bidi="fa-IR"/>
         </w:rPr>
+        <w:t xml:space="preserve"> Loss </w:t>
+      </w:r>
+      <w:r>
+        <w:rPr>
+          <w:rFonts w:cs="B Nazanin"/>
+          <w:b/>
+          <w:bCs/>
+          <w:sz w:val="32"/>
+          <w:szCs w:val="32"/>
+          <w:rtl/>
+          <w:lang w:bidi="fa-IR"/>
+        </w:rPr>
+        <w:t>و</w:t>
+      </w:r>
+      <w:r>
+        <w:rPr>
+          <w:rFonts w:cs="B Nazanin"/>
+          <w:b/>
+          <w:bCs/>
+          <w:sz w:val="32"/>
+          <w:szCs w:val="32"/>
+          <w:lang w:bidi="fa-IR"/>
+        </w:rPr>
         <w:t xml:space="preserve"> F1</w:t>
       </w:r>
       <w:r>
         <w:rPr>
-          <w:rFonts w:cs="B Nazanin"/>
-          <w:sz w:val="32"/>
-          <w:szCs w:val="32"/>
-          <w:rtl/>
-          <w:lang w:bidi="fa-IR"/>
-        </w:rPr>
-        <w:br/>
-      </w:r>
-      <w:r>
-        <w:rPr>
           <w:noProof/>
         </w:rPr>
         <w:drawing>
-          <wp:inline distT="0" distB="0" distL="0" distR="0" wp14:anchorId="15BC9097" wp14:editId="38EEC168">
-            <wp:extent cx="5039360" cy="1719580"/>
+          <wp:inline distT="0" distB="0" distL="0" distR="0" wp14:anchorId="0A211512" wp14:editId="37411CBF">
+            <wp:extent cx="5039360" cy="1754505"/>
             <wp:effectExtent l="0" t="0" r="8890" b="0"/>
-            <wp:docPr id="547790195" name="Picture 1"/>
+            <wp:docPr id="195853175" name="Picture 1"/>
             <wp:cNvGraphicFramePr>
               <a:graphicFrameLocks xmlns:a="http://schemas.openxmlformats.org/drawingml/2006/main" noChangeAspect="1"/>
             </wp:cNvGraphicFramePr>
@@ -11831,7 +12083,7 @@
               <a:graphicData uri="http://schemas.openxmlformats.org/drawingml/2006/picture">
                 <pic:pic xmlns:pic="http://schemas.openxmlformats.org/drawingml/2006/picture">
                   <pic:nvPicPr>
-                    <pic:cNvPr id="547790195" name=""/>
+                    <pic:cNvPr id="195853175" name=""/>
                     <pic:cNvPicPr/>
                   </pic:nvPicPr>
                   <pic:blipFill>
@@ -11843,7 +12095,7 @@
                   <pic:spPr>
                     <a:xfrm>
                       <a:off x="0" y="0"/>
-                      <a:ext cx="5039360" cy="1719580"/>
+                      <a:ext cx="5039360" cy="1754505"/>
                     </a:xfrm>
                     <a:prstGeom prst="rect">
                       <a:avLst/>
@@ -11855,25 +12107,140 @@
           </wp:inline>
         </w:drawing>
       </w:r>
+      <w:r>
+        <w:rPr>
+          <w:rFonts w:cs="B Nazanin"/>
+          <w:sz w:val="28"/>
+          <w:szCs w:val="28"/>
+          <w:rtl/>
+          <w:lang w:bidi="fa-IR"/>
+        </w:rPr>
+        <w:t>نمودار سمت چپ، تغییرات خطای آموزش</w:t>
+      </w:r>
+      <w:r>
+        <w:rPr>
+          <w:rFonts w:cs="B Nazanin"/>
+          <w:sz w:val="28"/>
+          <w:szCs w:val="28"/>
+          <w:lang w:bidi="fa-IR"/>
+        </w:rPr>
+        <w:t xml:space="preserve"> (Training Loss) </w:t>
+      </w:r>
+      <w:r>
+        <w:rPr>
+          <w:rFonts w:cs="B Nazanin"/>
+          <w:sz w:val="28"/>
+          <w:szCs w:val="28"/>
+          <w:rtl/>
+          <w:lang w:bidi="fa-IR"/>
+        </w:rPr>
+        <w:t>و خطای اعتبارسنجی</w:t>
+      </w:r>
+      <w:r>
+        <w:rPr>
+          <w:rFonts w:cs="B Nazanin"/>
+          <w:sz w:val="28"/>
+          <w:szCs w:val="28"/>
+          <w:lang w:bidi="fa-IR"/>
+        </w:rPr>
+        <w:t xml:space="preserve"> (Validation Loss) </w:t>
+      </w:r>
+      <w:r>
+        <w:rPr>
+          <w:rFonts w:cs="B Nazanin"/>
+          <w:sz w:val="28"/>
+          <w:szCs w:val="28"/>
+          <w:rtl/>
+          <w:lang w:bidi="fa-IR"/>
+        </w:rPr>
+        <w:t>را در طول ۲۰ دوره آموزش نشان می‌دهد. همان‌طور که مشاهده می‌شود، خطای آموزش از مقدار 0.6</w:t>
+      </w:r>
+      <w:r>
+        <w:rPr>
+          <w:rFonts w:cs="B Nazanin" w:hint="cs"/>
+          <w:sz w:val="28"/>
+          <w:szCs w:val="28"/>
+          <w:rtl/>
+          <w:lang w:bidi="fa-IR"/>
+        </w:rPr>
+        <w:t>6</w:t>
+      </w:r>
+      <w:r>
+        <w:rPr>
+          <w:rFonts w:cs="B Nazanin"/>
+          <w:sz w:val="28"/>
+          <w:szCs w:val="28"/>
+          <w:rtl/>
+          <w:lang w:bidi="fa-IR"/>
+        </w:rPr>
+        <w:t xml:space="preserve"> در ابتدا به حدود 0.</w:t>
+      </w:r>
+      <w:r>
+        <w:rPr>
+          <w:rFonts w:cs="B Nazanin" w:hint="cs"/>
+          <w:sz w:val="28"/>
+          <w:szCs w:val="28"/>
+          <w:rtl/>
+          <w:lang w:bidi="fa-IR"/>
+        </w:rPr>
+        <w:t>5</w:t>
+      </w:r>
+      <w:r>
+        <w:rPr>
+          <w:rFonts w:cs="B Nazanin"/>
+          <w:sz w:val="28"/>
+          <w:szCs w:val="28"/>
+          <w:rtl/>
+          <w:lang w:bidi="fa-IR"/>
+        </w:rPr>
+        <w:t xml:space="preserve"> پس از چند دوره کاهش یافته است که نشان‌دهنده یادگیری موفق مدل می‌باشد. خطای اعتبارسنجی نیز روند مشابهی داشته و به مقادیر نزدیک به خطای آموزش رسیده است. فاصله کم بین این دو منحنی (حدود 0.04) نشان می‌دهد که مدل دچار بیش‌برازش</w:t>
+      </w:r>
+      <w:r>
+        <w:rPr>
+          <w:rFonts w:cs="B Nazanin"/>
+          <w:sz w:val="28"/>
+          <w:szCs w:val="28"/>
+          <w:lang w:bidi="fa-IR"/>
+        </w:rPr>
+        <w:t xml:space="preserve"> (Overfitting) </w:t>
+      </w:r>
+      <w:r>
+        <w:rPr>
+          <w:rFonts w:cs="B Nazanin"/>
+          <w:sz w:val="28"/>
+          <w:szCs w:val="28"/>
+          <w:rtl/>
+          <w:lang w:bidi="fa-IR"/>
+        </w:rPr>
+        <w:t>نشده است</w:t>
+      </w:r>
+      <w:r>
+        <w:rPr>
+          <w:rFonts w:cs="B Nazanin"/>
+          <w:sz w:val="28"/>
+          <w:szCs w:val="28"/>
+          <w:lang w:bidi="fa-IR"/>
+        </w:rPr>
+        <w:t>.</w:t>
+      </w:r>
     </w:p>
     <w:p>
       <w:pPr>
         <w:jc w:val="both"/>
         <w:rPr>
           <w:rFonts w:cs="B Nazanin"/>
-          <w:sz w:val="28"/>
-          <w:szCs w:val="28"/>
-          <w:rtl/>
-          <w:lang w:bidi="fa-IR"/>
-        </w:rPr>
-      </w:pPr>
-      <w:r>
-        <w:rPr>
-          <w:rFonts w:cs="B Nazanin"/>
-          <w:sz w:val="28"/>
-          <w:szCs w:val="28"/>
-          <w:rtl/>
-          <w:lang w:bidi="fa-IR"/>
+          <w:sz w:val="32"/>
+          <w:szCs w:val="32"/>
+          <w:rtl/>
+          <w:lang w:bidi="fa-IR"/>
+        </w:rPr>
+      </w:pPr>
+      <w:r>
+        <w:rPr>
+          <w:rFonts w:cs="B Nazanin"/>
+          <w:sz w:val="28"/>
+          <w:szCs w:val="28"/>
+          <w:rtl/>
         </w:rPr>
         <w:t>نمودار</w:t>
       </w:r>
@@ -11884,74 +12251,152 @@
           <w:szCs w:val="28"/>
           <w:lang w:bidi="fa-IR"/>
         </w:rPr>
-        <w:t xml:space="preserve"> Loss </w:t>
-      </w:r>
-      <w:r>
-        <w:rPr>
-          <w:rFonts w:cs="B Nazanin"/>
-          <w:sz w:val="28"/>
-          <w:szCs w:val="28"/>
-          <w:rtl/>
-          <w:lang w:bidi="fa-IR"/>
-        </w:rPr>
-        <w:t>نشان می‌دهد که خطای آموزش</w:t>
-      </w:r>
-      <w:r>
-        <w:rPr>
-          <w:rFonts w:cs="B Nazanin"/>
-          <w:sz w:val="28"/>
-          <w:szCs w:val="28"/>
-          <w:lang w:bidi="fa-IR"/>
-        </w:rPr>
-        <w:t xml:space="preserve"> (Training Loss) </w:t>
-      </w:r>
-      <w:r>
-        <w:rPr>
-          <w:rFonts w:cs="B Nazanin"/>
-          <w:sz w:val="28"/>
-          <w:szCs w:val="28"/>
-          <w:rtl/>
-          <w:lang w:bidi="fa-IR"/>
-        </w:rPr>
-        <w:t>از مقدار 0.62 در ابتدای آموزش به حدود 0.34 پس از چند دوره کاهش یافته است که نشان‌دهنده یادگیری موفق مدل می‌باشد. خطای اعتبارسنجی</w:t>
-      </w:r>
-      <w:r>
-        <w:rPr>
-          <w:rFonts w:cs="B Nazanin"/>
-          <w:sz w:val="28"/>
-          <w:szCs w:val="28"/>
-          <w:lang w:bidi="fa-IR"/>
-        </w:rPr>
-        <w:t xml:space="preserve"> (Validation Loss) </w:t>
-      </w:r>
-      <w:r>
-        <w:rPr>
-          <w:rFonts w:cs="B Nazanin"/>
-          <w:sz w:val="28"/>
-          <w:szCs w:val="28"/>
-          <w:rtl/>
-          <w:lang w:bidi="fa-IR"/>
-        </w:rPr>
-        <w:t>نیز روند مشابهی داشته و به مقادیر نزدیک به خطای آموزش رسیده است. فاصله کم بین این دو منحنی نشان می‌دهد که مدل دچار بیش‌برازش</w:t>
-      </w:r>
-      <w:r>
-        <w:rPr>
-          <w:rFonts w:cs="B Nazanin"/>
-          <w:sz w:val="28"/>
-          <w:szCs w:val="28"/>
-          <w:lang w:bidi="fa-IR"/>
-        </w:rPr>
-        <w:t xml:space="preserve"> (Overfitting) </w:t>
-      </w:r>
-      <w:r>
-        <w:rPr>
-          <w:rFonts w:cs="B Nazanin"/>
-          <w:sz w:val="28"/>
-          <w:szCs w:val="28"/>
-          <w:rtl/>
-          <w:lang w:bidi="fa-IR"/>
-        </w:rPr>
-        <w:t>نشده است</w:t>
+        <w:t xml:space="preserve"> Validation Macro-F1 </w:t>
+      </w:r>
+      <w:r>
+        <w:rPr>
+          <w:rFonts w:cs="B Nazanin"/>
+          <w:sz w:val="28"/>
+          <w:szCs w:val="28"/>
+          <w:rtl/>
+        </w:rPr>
+        <w:t>نشان می‌دهد شبکه</w:t>
+      </w:r>
+      <w:r>
+        <w:rPr>
+          <w:rFonts w:cs="B Nazanin"/>
+          <w:sz w:val="28"/>
+          <w:szCs w:val="28"/>
+          <w:lang w:bidi="fa-IR"/>
+        </w:rPr>
+        <w:t xml:space="preserve"> RBF </w:t>
+      </w:r>
+      <w:r>
+        <w:rPr>
+          <w:rFonts w:cs="B Nazanin"/>
+          <w:sz w:val="28"/>
+          <w:szCs w:val="28"/>
+          <w:rtl/>
+        </w:rPr>
+        <w:t>در طول آموزش توانسته است عملکرد خود را بهبود دهد و مقدار</w:t>
+      </w:r>
+      <w:r>
+        <w:rPr>
+          <w:rFonts w:cs="B Nazanin"/>
+          <w:sz w:val="28"/>
+          <w:szCs w:val="28"/>
+          <w:lang w:bidi="fa-IR"/>
+        </w:rPr>
+        <w:t xml:space="preserve"> Macro-F1 </w:t>
+      </w:r>
+      <w:r>
+        <w:rPr>
+          <w:rFonts w:cs="B Nazanin"/>
+          <w:sz w:val="28"/>
+          <w:szCs w:val="28"/>
+          <w:rtl/>
+        </w:rPr>
+        <w:t xml:space="preserve">را از حدود 0.78 به حدود 0.88 برساند. اگرچه </w:t>
+      </w:r>
+      <w:r>
+        <w:rPr>
+          <w:rFonts w:cs="B Nazanin"/>
+          <w:sz w:val="28"/>
+          <w:szCs w:val="28"/>
+          <w:rtl/>
+        </w:rPr>
+        <w:lastRenderedPageBreak/>
+        <w:t>نوساناتی در طول آموزش مشاهده می‌شود، روند کلی نشان‌دهنده یادگیری موفق مدل است. افت‌های مقطعی</w:t>
+      </w:r>
+      <w:r>
+        <w:rPr>
+          <w:rFonts w:cs="B Nazanin"/>
+          <w:sz w:val="28"/>
+          <w:szCs w:val="28"/>
+          <w:lang w:bidi="fa-IR"/>
+        </w:rPr>
+        <w:t xml:space="preserve"> Validation F1 </w:t>
+      </w:r>
+      <w:r>
+        <w:rPr>
+          <w:rFonts w:cs="B Nazanin"/>
+          <w:sz w:val="28"/>
+          <w:szCs w:val="28"/>
+          <w:rtl/>
+        </w:rPr>
+        <w:t xml:space="preserve"> ناشی از حساسیت مدل به مقداردهی اولیه مراکز، نرخ یادگیری یا اندازه مجموعه اعتبارسنجی است. با این حال روند نزولی پایدار مشاهده نمی‌شود؛ بنابراین شواهدی از بیش‌برازش شدید وجود ندارد. بهترین عملکرد مدل در حدود</w:t>
+      </w:r>
+      <w:r>
+        <w:rPr>
+          <w:rFonts w:cs="B Nazanin"/>
+          <w:sz w:val="28"/>
+          <w:szCs w:val="28"/>
+          <w:lang w:bidi="fa-IR"/>
+        </w:rPr>
+        <w:t xml:space="preserve"> Epoch 14 </w:t>
+      </w:r>
+      <w:r>
+        <w:rPr>
+          <w:rFonts w:cs="B Nazanin"/>
+          <w:sz w:val="28"/>
+          <w:szCs w:val="28"/>
+          <w:rtl/>
+        </w:rPr>
+        <w:t>تا 24 با مقدار تقریبی</w:t>
+      </w:r>
+      <w:r>
+        <w:rPr>
+          <w:rFonts w:cs="B Nazanin"/>
+          <w:sz w:val="28"/>
+          <w:szCs w:val="28"/>
+          <w:lang w:bidi="fa-IR"/>
+        </w:rPr>
+        <w:t xml:space="preserve"> Macro-F1 </w:t>
+      </w:r>
+      <w:r>
+        <w:rPr>
+          <w:rFonts w:cs="B Nazanin"/>
+          <w:sz w:val="28"/>
+          <w:szCs w:val="28"/>
+          <w:rtl/>
+        </w:rPr>
+        <w:t>برابر 0.8</w:t>
+      </w:r>
+      <w:r>
+        <w:rPr>
+          <w:rFonts w:cs="B Nazanin" w:hint="cs"/>
+          <w:sz w:val="28"/>
+          <w:szCs w:val="28"/>
+          <w:rtl/>
+        </w:rPr>
+        <w:t>4</w:t>
+      </w:r>
+      <w:r>
+        <w:rPr>
+          <w:rFonts w:cs="B Nazanin"/>
+          <w:sz w:val="28"/>
+          <w:szCs w:val="28"/>
+          <w:rtl/>
+        </w:rPr>
+        <w:t xml:space="preserve"> حاصل شده است و استفاده از</w:t>
+      </w:r>
+      <w:r>
+        <w:rPr>
+          <w:rFonts w:cs="B Nazanin"/>
+          <w:sz w:val="28"/>
+          <w:szCs w:val="28"/>
+          <w:lang w:bidi="fa-IR"/>
+        </w:rPr>
+        <w:t xml:space="preserve"> Early Stopping </w:t>
+      </w:r>
+      <w:r>
+        <w:rPr>
+          <w:rFonts w:cs="B Nazanin"/>
+          <w:sz w:val="28"/>
+          <w:szCs w:val="28"/>
+          <w:rtl/>
+        </w:rPr>
+        <w:t>برای انتخاب بهترین مدل مناسب به نظر می‌رسد</w:t>
       </w:r>
       <w:r>
         <w:rPr>
@@ -11968,102 +12413,609 @@
         <w:jc w:val="both"/>
         <w:rPr>
           <w:rFonts w:cs="B Nazanin"/>
-          <w:sz w:val="28"/>
-          <w:szCs w:val="28"/>
-          <w:lang w:bidi="fa-IR"/>
-        </w:rPr>
-      </w:pPr>
-      <w:r>
-        <w:rPr>
-          <w:rFonts w:cs="B Nazanin"/>
-          <w:sz w:val="28"/>
-          <w:szCs w:val="28"/>
-          <w:rtl/>
-          <w:lang w:bidi="fa-IR"/>
-        </w:rPr>
-        <w:t>همان‌طور که در نمودار</w:t>
-      </w:r>
-      <w:r>
-        <w:rPr>
-          <w:rFonts w:cs="B Nazanin"/>
-          <w:sz w:val="28"/>
-          <w:szCs w:val="28"/>
-          <w:lang w:bidi="fa-IR"/>
-        </w:rPr>
-        <w:t xml:space="preserve"> F1 </w:t>
-      </w:r>
-      <w:r>
-        <w:rPr>
-          <w:rFonts w:cs="B Nazanin"/>
-          <w:sz w:val="28"/>
-          <w:szCs w:val="28"/>
-          <w:rtl/>
-          <w:lang w:bidi="fa-IR"/>
-        </w:rPr>
-        <w:t>مشاهده می‌شود، مقدار</w:t>
-      </w:r>
-      <w:r>
-        <w:rPr>
-          <w:rFonts w:cs="B Nazanin"/>
-          <w:sz w:val="28"/>
-          <w:szCs w:val="28"/>
-          <w:lang w:bidi="fa-IR"/>
-        </w:rPr>
-        <w:t xml:space="preserve"> F1 </w:t>
-      </w:r>
-      <w:r>
-        <w:rPr>
-          <w:rFonts w:cs="B Nazanin"/>
-          <w:sz w:val="28"/>
-          <w:szCs w:val="28"/>
-          <w:rtl/>
-          <w:lang w:bidi="fa-IR"/>
-        </w:rPr>
-        <w:t>روی داده اعتبارسنجی در طول آموزش دچار نوسانات جزئی شده است. این پدیده در الگوریتم‌های مبتنی بر</w:t>
-      </w:r>
-      <w:r>
-        <w:rPr>
-          <w:rFonts w:cs="B Nazanin"/>
-          <w:sz w:val="28"/>
-          <w:szCs w:val="28"/>
-          <w:lang w:bidi="fa-IR"/>
-        </w:rPr>
-        <w:t xml:space="preserve"> Gradient Descent </w:t>
-      </w:r>
-      <w:r>
-        <w:rPr>
-          <w:rFonts w:cs="B Nazanin"/>
-          <w:sz w:val="28"/>
-          <w:szCs w:val="28"/>
-          <w:rtl/>
-          <w:lang w:bidi="fa-IR"/>
-        </w:rPr>
-        <w:t>به خصوص هنگام استفاده از</w:t>
-      </w:r>
-      <w:r>
-        <w:rPr>
-          <w:rFonts w:cs="B Nazanin"/>
-          <w:sz w:val="28"/>
-          <w:szCs w:val="28"/>
-          <w:lang w:bidi="fa-IR"/>
-        </w:rPr>
-        <w:t xml:space="preserve"> Mini-Batch Training </w:t>
-      </w:r>
-      <w:r>
-        <w:rPr>
-          <w:rFonts w:cs="B Nazanin"/>
-          <w:sz w:val="28"/>
-          <w:szCs w:val="28"/>
-          <w:rtl/>
-          <w:lang w:bidi="fa-IR"/>
-        </w:rPr>
-        <w:t>طبیعی است. نویز موجود در گرادیان محاسبه شده روی دسته‌های کوچک داده می‌تواند باعث شود مدل گاهی مسیر خود را کمی منحرف کند</w:t>
-      </w:r>
-      <w:r>
-        <w:rPr>
-          <w:rFonts w:cs="B Nazanin"/>
-          <w:sz w:val="28"/>
-          <w:szCs w:val="28"/>
+          <w:sz w:val="32"/>
+          <w:szCs w:val="32"/>
+          <w:rtl/>
+          <w:lang w:bidi="fa-IR"/>
+        </w:rPr>
+      </w:pPr>
+      <w:r>
+        <w:rPr>
+          <w:noProof/>
+        </w:rPr>
+        <w:drawing>
+          <wp:inline distT="0" distB="0" distL="0" distR="0" wp14:anchorId="6C405C08" wp14:editId="4EF7AC46">
+            <wp:extent cx="5039360" cy="3462020"/>
+            <wp:effectExtent l="0" t="0" r="8890" b="5080"/>
+            <wp:docPr id="1351441756" name="Picture 1"/>
+            <wp:cNvGraphicFramePr>
+              <a:graphicFrameLocks xmlns:a="http://schemas.openxmlformats.org/drawingml/2006/main" noChangeAspect="1"/>
+            </wp:cNvGraphicFramePr>
+            <a:graphic xmlns:a="http://schemas.openxmlformats.org/drawingml/2006/main">
+              <a:graphicData uri="http://schemas.openxmlformats.org/drawingml/2006/picture">
+                <pic:pic xmlns:pic="http://schemas.openxmlformats.org/drawingml/2006/picture">
+                  <pic:nvPicPr>
+                    <pic:cNvPr id="1351441756" name=""/>
+                    <pic:cNvPicPr/>
+                  </pic:nvPicPr>
+                  <pic:blipFill>
+                    <a:blip r:embed="rId26"/>
+                    <a:stretch>
+                      <a:fillRect/>
+                    </a:stretch>
+                  </pic:blipFill>
+                  <pic:spPr>
+                    <a:xfrm>
+                      <a:off x="0" y="0"/>
+                      <a:ext cx="5039360" cy="3462020"/>
+                    </a:xfrm>
+                    <a:prstGeom prst="rect">
+                      <a:avLst/>
+                    </a:prstGeom>
+                  </pic:spPr>
+                </pic:pic>
+              </a:graphicData>
+            </a:graphic>
+          </wp:inline>
+        </w:drawing>
+      </w:r>
+    </w:p>
+    <w:p>
+      <w:pPr>
+        <w:jc w:val="both"/>
+        <w:rPr>
+          <w:rFonts w:cs="B Nazanin"/>
+          <w:sz w:val="32"/>
+          <w:szCs w:val="32"/>
+          <w:lang w:bidi="fa-IR"/>
+        </w:rPr>
+      </w:pPr>
+      <w:r>
+        <w:rPr>
+          <w:rFonts w:cs="B Nazanin"/>
+          <w:sz w:val="32"/>
+          <w:szCs w:val="32"/>
+          <w:rtl/>
+        </w:rPr>
+        <w:t>ماتریس درهم‌ریختگی نشان می‌دهد که شبکه</w:t>
+      </w:r>
+      <w:r>
+        <w:rPr>
+          <w:rFonts w:cs="B Nazanin"/>
+          <w:sz w:val="32"/>
+          <w:szCs w:val="32"/>
+          <w:lang w:bidi="fa-IR"/>
+        </w:rPr>
+        <w:t xml:space="preserve"> RBF </w:t>
+      </w:r>
+      <w:r>
+        <w:rPr>
+          <w:rFonts w:cs="B Nazanin"/>
+          <w:sz w:val="32"/>
+          <w:szCs w:val="32"/>
+          <w:rtl/>
+        </w:rPr>
+        <w:t>توانسته است سه وضعیت گلخانه را با دقت مناسبی تفکیک کند. بیشترین خطاها مربوط به کلاس</w:t>
+      </w:r>
+      <w:r>
+        <w:rPr>
+          <w:rFonts w:cs="B Nazanin"/>
+          <w:sz w:val="32"/>
+          <w:szCs w:val="32"/>
+          <w:lang w:bidi="fa-IR"/>
+        </w:rPr>
+        <w:t xml:space="preserve"> Acceptable </w:t>
+      </w:r>
+      <w:r>
+        <w:rPr>
+          <w:rFonts w:cs="B Nazanin"/>
+          <w:sz w:val="32"/>
+          <w:szCs w:val="32"/>
+          <w:rtl/>
+        </w:rPr>
+        <w:t>است که از نظر مفهومی بین دو کلاس</w:t>
+      </w:r>
+      <w:r>
+        <w:rPr>
+          <w:rFonts w:cs="B Nazanin"/>
+          <w:sz w:val="32"/>
+          <w:szCs w:val="32"/>
+          <w:lang w:bidi="fa-IR"/>
+        </w:rPr>
+        <w:t xml:space="preserve"> Good </w:t>
+      </w:r>
+      <w:r>
+        <w:rPr>
+          <w:rFonts w:cs="B Nazanin"/>
+          <w:sz w:val="32"/>
+          <w:szCs w:val="32"/>
+          <w:rtl/>
+        </w:rPr>
+        <w:t>و</w:t>
+      </w:r>
+      <w:r>
+        <w:rPr>
+          <w:rFonts w:cs="B Nazanin"/>
+          <w:sz w:val="32"/>
+          <w:szCs w:val="32"/>
+          <w:lang w:bidi="fa-IR"/>
+        </w:rPr>
+        <w:t xml:space="preserve"> Poor </w:t>
+      </w:r>
+      <w:r>
+        <w:rPr>
+          <w:rFonts w:cs="B Nazanin"/>
+          <w:sz w:val="32"/>
+          <w:szCs w:val="32"/>
+          <w:rtl/>
+        </w:rPr>
+        <w:t>قرار دارد. نکته مهم این است که مدل هیچ نمونه‌ای از کلاس</w:t>
+      </w:r>
+      <w:r>
+        <w:rPr>
+          <w:rFonts w:cs="B Nazanin"/>
+          <w:sz w:val="32"/>
+          <w:szCs w:val="32"/>
+          <w:lang w:bidi="fa-IR"/>
+        </w:rPr>
+        <w:t xml:space="preserve"> Good </w:t>
+      </w:r>
+      <w:r>
+        <w:rPr>
+          <w:rFonts w:cs="B Nazanin"/>
+          <w:sz w:val="32"/>
+          <w:szCs w:val="32"/>
+          <w:rtl/>
+        </w:rPr>
+        <w:t>را به</w:t>
+      </w:r>
+      <w:r>
+        <w:rPr>
+          <w:rFonts w:cs="B Nazanin"/>
+          <w:sz w:val="32"/>
+          <w:szCs w:val="32"/>
+          <w:lang w:bidi="fa-IR"/>
+        </w:rPr>
+        <w:t xml:space="preserve"> Poor </w:t>
+      </w:r>
+      <w:r>
+        <w:rPr>
+          <w:rFonts w:cs="B Nazanin"/>
+          <w:sz w:val="32"/>
+          <w:szCs w:val="32"/>
+          <w:rtl/>
+        </w:rPr>
+        <w:t>و هیچ نمونه‌ای از</w:t>
+      </w:r>
+      <w:r>
+        <w:rPr>
+          <w:rFonts w:cs="B Nazanin"/>
+          <w:sz w:val="32"/>
+          <w:szCs w:val="32"/>
+          <w:lang w:bidi="fa-IR"/>
+        </w:rPr>
+        <w:t xml:space="preserve"> Poor </w:t>
+      </w:r>
+      <w:r>
+        <w:rPr>
+          <w:rFonts w:cs="B Nazanin"/>
+          <w:sz w:val="32"/>
+          <w:szCs w:val="32"/>
+          <w:rtl/>
+        </w:rPr>
+        <w:t>را به</w:t>
+      </w:r>
+      <w:r>
+        <w:rPr>
+          <w:rFonts w:cs="B Nazanin"/>
+          <w:sz w:val="32"/>
+          <w:szCs w:val="32"/>
+          <w:lang w:bidi="fa-IR"/>
+        </w:rPr>
+        <w:t xml:space="preserve"> Good </w:t>
+      </w:r>
+      <w:r>
+        <w:rPr>
+          <w:rFonts w:cs="B Nazanin"/>
+          <w:sz w:val="32"/>
+          <w:szCs w:val="32"/>
+          <w:rtl/>
+        </w:rPr>
+        <w:t>نسبت نداده است. این موضوع نشان می‌دهد که شبکه</w:t>
+      </w:r>
+      <w:r>
+        <w:rPr>
+          <w:rFonts w:cs="B Nazanin"/>
+          <w:sz w:val="32"/>
+          <w:szCs w:val="32"/>
+          <w:lang w:bidi="fa-IR"/>
+        </w:rPr>
+        <w:t xml:space="preserve"> RBF </w:t>
+      </w:r>
+      <w:r>
+        <w:rPr>
+          <w:rFonts w:cs="B Nazanin"/>
+          <w:sz w:val="32"/>
+          <w:szCs w:val="32"/>
+          <w:rtl/>
+        </w:rPr>
+        <w:t>مرزهای اصلی بین وضعیت مطلوب و نامطلوب گلخانه را به خوبی یاد گرفته و خطاها عمدتاً در ناحیه مرزی کلاس</w:t>
+      </w:r>
+      <w:r>
+        <w:rPr>
+          <w:rFonts w:cs="B Nazanin"/>
+          <w:sz w:val="32"/>
+          <w:szCs w:val="32"/>
+          <w:lang w:bidi="fa-IR"/>
+        </w:rPr>
+        <w:t xml:space="preserve"> Acceptable </w:t>
+      </w:r>
+      <w:r>
+        <w:rPr>
+          <w:rFonts w:cs="B Nazanin"/>
+          <w:sz w:val="32"/>
+          <w:szCs w:val="32"/>
+          <w:rtl/>
+        </w:rPr>
+        <w:t>رخ داده‌اند. همچنین کلاس</w:t>
+      </w:r>
+      <w:r>
+        <w:rPr>
+          <w:rFonts w:cs="B Nazanin"/>
+          <w:sz w:val="32"/>
+          <w:szCs w:val="32"/>
+          <w:lang w:bidi="fa-IR"/>
+        </w:rPr>
+        <w:t xml:space="preserve"> Poor </w:t>
+      </w:r>
+      <w:r>
+        <w:rPr>
+          <w:rFonts w:cs="B Nazanin"/>
+          <w:sz w:val="32"/>
+          <w:szCs w:val="32"/>
+          <w:rtl/>
+        </w:rPr>
+        <w:t>با</w:t>
+      </w:r>
+      <w:r>
+        <w:rPr>
+          <w:rFonts w:cs="B Nazanin"/>
+          <w:sz w:val="32"/>
+          <w:szCs w:val="32"/>
+          <w:lang w:bidi="fa-IR"/>
+        </w:rPr>
+        <w:t xml:space="preserve"> Recall </w:t>
+      </w:r>
+      <w:r>
+        <w:rPr>
+          <w:rFonts w:cs="B Nazanin"/>
+          <w:sz w:val="32"/>
+          <w:szCs w:val="32"/>
+          <w:rtl/>
+        </w:rPr>
+        <w:lastRenderedPageBreak/>
+        <w:t>حدود 89</w:t>
+      </w:r>
+      <w:r>
+        <w:rPr>
+          <w:rFonts w:ascii="Times New Roman" w:hAnsi="Times New Roman" w:cs="Times New Roman" w:hint="cs"/>
+          <w:sz w:val="32"/>
+          <w:szCs w:val="32"/>
+          <w:rtl/>
+        </w:rPr>
+        <w:t>٪</w:t>
+      </w:r>
+      <w:r>
+        <w:rPr>
+          <w:rFonts w:cs="B Nazanin"/>
+          <w:sz w:val="32"/>
+          <w:szCs w:val="32"/>
+          <w:rtl/>
+        </w:rPr>
+        <w:t xml:space="preserve"> </w:t>
+      </w:r>
+      <w:r>
+        <w:rPr>
+          <w:rFonts w:cs="B Nazanin" w:hint="cs"/>
+          <w:sz w:val="32"/>
+          <w:szCs w:val="32"/>
+          <w:rtl/>
+        </w:rPr>
+        <w:t>بهترین</w:t>
+      </w:r>
+      <w:r>
+        <w:rPr>
+          <w:rFonts w:cs="B Nazanin"/>
+          <w:sz w:val="32"/>
+          <w:szCs w:val="32"/>
+          <w:rtl/>
+        </w:rPr>
+        <w:t xml:space="preserve"> </w:t>
+      </w:r>
+      <w:r>
+        <w:rPr>
+          <w:rFonts w:cs="B Nazanin" w:hint="cs"/>
+          <w:sz w:val="32"/>
+          <w:szCs w:val="32"/>
+          <w:rtl/>
+        </w:rPr>
+        <w:t>عملکرد</w:t>
+      </w:r>
+      <w:r>
+        <w:rPr>
+          <w:rFonts w:cs="B Nazanin"/>
+          <w:sz w:val="32"/>
+          <w:szCs w:val="32"/>
+          <w:rtl/>
+        </w:rPr>
+        <w:t xml:space="preserve"> </w:t>
+      </w:r>
+      <w:r>
+        <w:rPr>
+          <w:rFonts w:cs="B Nazanin" w:hint="cs"/>
+          <w:sz w:val="32"/>
+          <w:szCs w:val="32"/>
+          <w:rtl/>
+        </w:rPr>
+        <w:t>را</w:t>
+      </w:r>
+      <w:r>
+        <w:rPr>
+          <w:rFonts w:cs="B Nazanin"/>
+          <w:sz w:val="32"/>
+          <w:szCs w:val="32"/>
+          <w:rtl/>
+        </w:rPr>
+        <w:t xml:space="preserve"> </w:t>
+      </w:r>
+      <w:r>
+        <w:rPr>
+          <w:rFonts w:cs="B Nazanin" w:hint="cs"/>
+          <w:sz w:val="32"/>
+          <w:szCs w:val="32"/>
+          <w:rtl/>
+        </w:rPr>
+        <w:t>داشته</w:t>
+      </w:r>
+      <w:r>
+        <w:rPr>
+          <w:rFonts w:cs="B Nazanin"/>
+          <w:sz w:val="32"/>
+          <w:szCs w:val="32"/>
+          <w:rtl/>
+        </w:rPr>
+        <w:t xml:space="preserve"> </w:t>
+      </w:r>
+      <w:r>
+        <w:rPr>
+          <w:rFonts w:cs="B Nazanin" w:hint="cs"/>
+          <w:sz w:val="32"/>
+          <w:szCs w:val="32"/>
+          <w:rtl/>
+        </w:rPr>
+        <w:t>که</w:t>
+      </w:r>
+      <w:r>
+        <w:rPr>
+          <w:rFonts w:cs="B Nazanin"/>
+          <w:sz w:val="32"/>
+          <w:szCs w:val="32"/>
+          <w:rtl/>
+        </w:rPr>
+        <w:t xml:space="preserve"> </w:t>
+      </w:r>
+      <w:r>
+        <w:rPr>
+          <w:rFonts w:cs="B Nazanin" w:hint="cs"/>
+          <w:sz w:val="32"/>
+          <w:szCs w:val="32"/>
+          <w:rtl/>
+        </w:rPr>
+        <w:t>نشان</w:t>
+      </w:r>
+      <w:r>
+        <w:rPr>
+          <w:rFonts w:cs="B Nazanin"/>
+          <w:sz w:val="32"/>
+          <w:szCs w:val="32"/>
+          <w:rtl/>
+        </w:rPr>
+        <w:t xml:space="preserve"> </w:t>
+      </w:r>
+      <w:r>
+        <w:rPr>
+          <w:rFonts w:cs="B Nazanin" w:hint="cs"/>
+          <w:sz w:val="32"/>
+          <w:szCs w:val="32"/>
+          <w:rtl/>
+        </w:rPr>
+        <w:t>می‌دهد</w:t>
+      </w:r>
+      <w:r>
+        <w:rPr>
+          <w:rFonts w:cs="B Nazanin"/>
+          <w:sz w:val="32"/>
+          <w:szCs w:val="32"/>
+          <w:rtl/>
+        </w:rPr>
+        <w:t xml:space="preserve"> </w:t>
+      </w:r>
+      <w:r>
+        <w:rPr>
+          <w:rFonts w:cs="B Nazanin" w:hint="cs"/>
+          <w:sz w:val="32"/>
+          <w:szCs w:val="32"/>
+          <w:rtl/>
+        </w:rPr>
+        <w:t>مدل</w:t>
+      </w:r>
+      <w:r>
+        <w:rPr>
+          <w:rFonts w:cs="B Nazanin"/>
+          <w:sz w:val="32"/>
+          <w:szCs w:val="32"/>
+          <w:rtl/>
+        </w:rPr>
+        <w:t xml:space="preserve"> </w:t>
+      </w:r>
+      <w:r>
+        <w:rPr>
+          <w:rFonts w:cs="B Nazanin" w:hint="cs"/>
+          <w:sz w:val="32"/>
+          <w:szCs w:val="32"/>
+          <w:rtl/>
+        </w:rPr>
+        <w:t>در</w:t>
+      </w:r>
+      <w:r>
+        <w:rPr>
+          <w:rFonts w:cs="B Nazanin"/>
+          <w:sz w:val="32"/>
+          <w:szCs w:val="32"/>
+          <w:rtl/>
+        </w:rPr>
+        <w:t xml:space="preserve"> </w:t>
+      </w:r>
+      <w:r>
+        <w:rPr>
+          <w:rFonts w:cs="B Nazanin" w:hint="cs"/>
+          <w:sz w:val="32"/>
+          <w:szCs w:val="32"/>
+          <w:rtl/>
+        </w:rPr>
+        <w:t>تشخیص</w:t>
+      </w:r>
+      <w:r>
+        <w:rPr>
+          <w:rFonts w:cs="B Nazanin"/>
+          <w:sz w:val="32"/>
+          <w:szCs w:val="32"/>
+          <w:rtl/>
+        </w:rPr>
+        <w:t xml:space="preserve"> </w:t>
+      </w:r>
+      <w:r>
+        <w:rPr>
+          <w:rFonts w:cs="B Nazanin" w:hint="cs"/>
+          <w:sz w:val="32"/>
+          <w:szCs w:val="32"/>
+          <w:rtl/>
+        </w:rPr>
+        <w:t>شرایط</w:t>
+      </w:r>
+      <w:r>
+        <w:rPr>
+          <w:rFonts w:cs="B Nazanin"/>
+          <w:sz w:val="32"/>
+          <w:szCs w:val="32"/>
+          <w:rtl/>
+        </w:rPr>
+        <w:t xml:space="preserve"> </w:t>
+      </w:r>
+      <w:r>
+        <w:rPr>
+          <w:rFonts w:cs="B Nazanin" w:hint="cs"/>
+          <w:sz w:val="32"/>
+          <w:szCs w:val="32"/>
+          <w:rtl/>
+        </w:rPr>
+        <w:t>نامطلوب</w:t>
+      </w:r>
+      <w:r>
+        <w:rPr>
+          <w:rFonts w:cs="B Nazanin"/>
+          <w:sz w:val="32"/>
+          <w:szCs w:val="32"/>
+          <w:rtl/>
+        </w:rPr>
+        <w:t xml:space="preserve"> </w:t>
+      </w:r>
+      <w:r>
+        <w:rPr>
+          <w:rFonts w:cs="B Nazanin" w:hint="cs"/>
+          <w:sz w:val="32"/>
+          <w:szCs w:val="32"/>
+          <w:rtl/>
+        </w:rPr>
+        <w:t>گلخانه</w:t>
+      </w:r>
+      <w:r>
+        <w:rPr>
+          <w:rFonts w:cs="B Nazanin"/>
+          <w:sz w:val="32"/>
+          <w:szCs w:val="32"/>
+          <w:rtl/>
+        </w:rPr>
+        <w:t xml:space="preserve"> </w:t>
+      </w:r>
+      <w:r>
+        <w:rPr>
+          <w:rFonts w:cs="B Nazanin" w:hint="cs"/>
+          <w:sz w:val="32"/>
+          <w:szCs w:val="32"/>
+          <w:rtl/>
+        </w:rPr>
+        <w:t>بسیار</w:t>
+      </w:r>
+      <w:r>
+        <w:rPr>
+          <w:rFonts w:cs="B Nazanin"/>
+          <w:sz w:val="32"/>
+          <w:szCs w:val="32"/>
+          <w:rtl/>
+        </w:rPr>
+        <w:t xml:space="preserve"> </w:t>
+      </w:r>
+      <w:r>
+        <w:rPr>
+          <w:rFonts w:cs="B Nazanin" w:hint="cs"/>
+          <w:sz w:val="32"/>
+          <w:szCs w:val="32"/>
+          <w:rtl/>
+        </w:rPr>
+        <w:t>قابل</w:t>
+      </w:r>
+      <w:r>
+        <w:rPr>
+          <w:rFonts w:cs="B Nazanin"/>
+          <w:sz w:val="32"/>
+          <w:szCs w:val="32"/>
+          <w:rtl/>
+        </w:rPr>
+        <w:t xml:space="preserve"> </w:t>
+      </w:r>
+      <w:r>
+        <w:rPr>
+          <w:rFonts w:cs="B Nazanin" w:hint="cs"/>
+          <w:sz w:val="32"/>
+          <w:szCs w:val="32"/>
+          <w:rtl/>
+        </w:rPr>
+        <w:t>اعتماد</w:t>
+      </w:r>
+      <w:r>
+        <w:rPr>
+          <w:rFonts w:cs="B Nazanin"/>
+          <w:sz w:val="32"/>
+          <w:szCs w:val="32"/>
+          <w:rtl/>
+        </w:rPr>
+        <w:t xml:space="preserve"> </w:t>
+      </w:r>
+      <w:r>
+        <w:rPr>
+          <w:rFonts w:cs="B Nazanin" w:hint="cs"/>
+          <w:sz w:val="32"/>
+          <w:szCs w:val="32"/>
+          <w:rtl/>
+        </w:rPr>
+        <w:t>است</w:t>
+      </w:r>
+      <w:r>
+        <w:rPr>
+          <w:rFonts w:cs="B Nazanin"/>
+          <w:sz w:val="32"/>
+          <w:szCs w:val="32"/>
           <w:lang w:bidi="fa-IR"/>
         </w:rPr>
         <w:t>.</w:t>
@@ -12074,59 +13026,12 @@
         <w:jc w:val="both"/>
         <w:rPr>
           <w:rFonts w:cs="B Nazanin"/>
-          <w:sz w:val="28"/>
-          <w:szCs w:val="28"/>
-          <w:lang w:bidi="fa-IR"/>
-        </w:rPr>
-      </w:pPr>
-      <w:r>
-        <w:rPr>
-          <w:rFonts w:cs="B Nazanin"/>
-          <w:sz w:val="28"/>
-          <w:szCs w:val="28"/>
-          <w:rtl/>
-          <w:lang w:bidi="fa-IR"/>
-        </w:rPr>
-        <w:t>با این حال، این نوسانات موقتی بوده و روند کلی</w:t>
-      </w:r>
-      <w:r>
-        <w:rPr>
-          <w:rFonts w:cs="B Nazanin"/>
-          <w:sz w:val="28"/>
-          <w:szCs w:val="28"/>
-          <w:lang w:bidi="fa-IR"/>
-        </w:rPr>
-        <w:t xml:space="preserve"> F1 </w:t>
-      </w:r>
-      <w:r>
-        <w:rPr>
-          <w:rFonts w:cs="B Nazanin"/>
-          <w:sz w:val="28"/>
-          <w:szCs w:val="28"/>
-          <w:rtl/>
-          <w:lang w:bidi="fa-IR"/>
-        </w:rPr>
-        <w:t>صعودی یا پایدار است. همچنین هیچ کاهش شدید و طولانی‌مدتی مشاهده نمی‌شود که منجر به فعال شدن</w:t>
-      </w:r>
-      <w:r>
-        <w:rPr>
-          <w:rFonts w:cs="B Nazanin"/>
-          <w:sz w:val="28"/>
-          <w:szCs w:val="28"/>
-          <w:lang w:bidi="fa-IR"/>
-        </w:rPr>
-        <w:t xml:space="preserve"> Early Stopping </w:t>
-      </w:r>
-      <w:r>
-        <w:rPr>
-          <w:rFonts w:cs="B Nazanin"/>
-          <w:sz w:val="28"/>
-          <w:szCs w:val="28"/>
-          <w:rtl/>
-          <w:lang w:bidi="fa-IR"/>
-        </w:rPr>
-        <w:t>شود.</w:t>
-      </w:r>
+          <w:sz w:val="32"/>
+          <w:szCs w:val="32"/>
+          <w:rtl/>
+          <w:lang w:bidi="fa-IR"/>
+        </w:rPr>
+      </w:pPr>
     </w:p>
     <w:p>
       <w:pPr>
@@ -12147,13 +13052,12 @@
           <w:rtl/>
         </w:rPr>
       </w:pPr>
-      <w:bookmarkStart w:id="11" w:name="_Toc232373648"/>
+      <w:bookmarkStart w:id="10" w:name="_Toc232373648"/>
       <w:r>
         <w:rPr>
           <w:rFonts w:hint="cs"/>
           <w:rtl/>
         </w:rPr>
-        <w:lastRenderedPageBreak/>
         <w:t xml:space="preserve">3.3. </w:t>
       </w:r>
       <w:r>
@@ -12163,7 +13067,7 @@
         </w:rPr>
         <w:t>معیار های ارزیابی</w:t>
       </w:r>
-      <w:bookmarkEnd w:id="11"/>
+      <w:bookmarkEnd w:id="10"/>
     </w:p>
     <w:p>
       <w:pPr>
@@ -12236,7 +13140,7 @@
                     <pic:cNvPicPr/>
                   </pic:nvPicPr>
                   <pic:blipFill>
-                    <a:blip r:embed="rId26"/>
+                    <a:blip r:embed="rId27"/>
                     <a:stretch>
                       <a:fillRect/>
                     </a:stretch>
@@ -12312,6 +13216,7 @@
           <w:szCs w:val="28"/>
           <w:rtl/>
         </w:rPr>
+        <w:lastRenderedPageBreak/>
         <w:drawing>
           <wp:inline distT="0" distB="0" distL="0" distR="0" wp14:anchorId="044CFF9C" wp14:editId="18F6AF5C">
             <wp:extent cx="5731510" cy="3418840"/>
@@ -12328,7 +13233,7 @@
                     <pic:cNvPicPr/>
                   </pic:nvPicPr>
                   <pic:blipFill>
-                    <a:blip r:embed="rId27"/>
+                    <a:blip r:embed="rId28"/>
                     <a:stretch>
                       <a:fillRect/>
                     </a:stretch>
@@ -12401,7 +13306,7 @@
           <w:rFonts w:cs="Cambria"/>
         </w:rPr>
       </w:pPr>
-      <w:bookmarkStart w:id="12" w:name="_Toc232373649"/>
+      <w:bookmarkStart w:id="11" w:name="_Toc232373649"/>
       <w:r>
         <w:rPr>
           <w:rFonts w:hint="cs"/>
@@ -12429,7 +13334,7 @@
       <w:r>
         <w:t>RBF</w:t>
       </w:r>
-      <w:bookmarkEnd w:id="12"/>
+      <w:bookmarkEnd w:id="11"/>
     </w:p>
     <w:tbl>
       <w:tblPr>
@@ -12860,6 +13765,7 @@
           <w:szCs w:val="28"/>
           <w:rtl/>
         </w:rPr>
+        <w:lastRenderedPageBreak/>
         <w:t xml:space="preserve">به طور کلی </w:t>
       </w:r>
       <w:r>
@@ -13217,7 +14123,7 @@
           <w:lang w:bidi="fa-IR"/>
         </w:rPr>
       </w:pPr>
-      <w:bookmarkStart w:id="13" w:name="_Toc232373650"/>
+      <w:bookmarkStart w:id="12" w:name="_Toc232373650"/>
       <w:r>
         <w:rPr>
           <w:rStyle w:val="Heading1Char"/>
@@ -13226,13 +14132,13 @@
         </w:rPr>
         <w:t>4. سوالات</w:t>
       </w:r>
-      <w:bookmarkEnd w:id="13"/>
+      <w:bookmarkEnd w:id="12"/>
     </w:p>
     <w:p>
       <w:pPr>
         <w:jc w:val="both"/>
         <w:rPr>
-          <w:rFonts w:cs="B Nazanin" w:hint="cs"/>
+          <w:rFonts w:cs="B Nazanin"/>
           <w:b/>
           <w:bCs/>
           <w:sz w:val="28"/>
@@ -13251,7 +14157,6 @@
           <w:rtl/>
           <w:lang w:bidi="fa-IR"/>
         </w:rPr>
-        <w:lastRenderedPageBreak/>
         <w:t>1-</w:t>
       </w:r>
       <w:r>
@@ -13360,7 +14265,7 @@
       <w:pPr>
         <w:jc w:val="both"/>
         <w:rPr>
-          <w:rFonts w:cs="B Nazanin" w:hint="cs"/>
+          <w:rFonts w:cs="B Nazanin"/>
           <w:sz w:val="28"/>
           <w:szCs w:val="28"/>
           <w:rtl/>
@@ -13545,7 +14450,7 @@
       <w:pPr>
         <w:jc w:val="both"/>
         <w:rPr>
-          <w:rFonts w:cs="B Nazanin" w:hint="cs"/>
+          <w:rFonts w:cs="B Nazanin"/>
           <w:sz w:val="28"/>
           <w:szCs w:val="28"/>
           <w:rtl/>
@@ -13735,6 +14640,7 @@
           <w:rtl/>
           <w:lang w:bidi="fa-IR"/>
         </w:rPr>
+        <w:lastRenderedPageBreak/>
         <w:t>4-</w:t>
       </w:r>
       <w:r>
@@ -14184,17 +15090,7 @@
           <w:szCs w:val="28"/>
           <w:rtl/>
         </w:rPr>
-        <w:t xml:space="preserve">از طریق انجام چندین آزمایش با تنظیمات مختلف به </w:t>
-      </w:r>
-      <w:r>
-        <w:rPr>
-          <w:rFonts w:cs="B Nazanin"/>
-          <w:sz w:val="28"/>
-          <w:szCs w:val="28"/>
-          <w:rtl/>
-        </w:rPr>
-        <w:lastRenderedPageBreak/>
-        <w:t>دست آمده است. در این آزمایش‌ها ساختارهای متفاوتی از شبکه، توابع فعال‌سازی، نرخ یادگیری، مقدار</w:t>
+        <w:t>از طریق انجام چندین آزمایش با تنظیمات مختلف به دست آمده است. در این آزمایش‌ها ساختارهای متفاوتی از شبکه، توابع فعال‌سازی، نرخ یادگیری، مقدار</w:t>
       </w:r>
       <w:r>
         <w:rPr>
@@ -14275,7 +15171,7 @@
       <w:pPr>
         <w:jc w:val="both"/>
         <w:rPr>
-          <w:rFonts w:cs="B Nazanin" w:hint="cs"/>
+          <w:rFonts w:cs="B Nazanin"/>
           <w:b/>
           <w:bCs/>
           <w:sz w:val="28"/>
@@ -14540,7 +15436,7 @@
       <w:pPr>
         <w:jc w:val="both"/>
         <w:rPr>
-          <w:rFonts w:cs="B Nazanin" w:hint="cs"/>
+          <w:rFonts w:cs="B Nazanin"/>
           <w:sz w:val="28"/>
           <w:szCs w:val="28"/>
           <w:rtl/>
@@ -14557,6 +15453,7 @@
           <w:rtl/>
           <w:lang w:bidi="fa-IR"/>
         </w:rPr>
+        <w:lastRenderedPageBreak/>
         <w:t>7-</w:t>
       </w:r>
       <w:r>
@@ -14654,7 +15551,7 @@
       <w:pPr>
         <w:jc w:val="both"/>
         <w:rPr>
-          <w:rFonts w:cs="B Nazanin" w:hint="cs"/>
+          <w:rFonts w:cs="B Nazanin"/>
           <w:sz w:val="28"/>
           <w:szCs w:val="28"/>
           <w:rtl/>
@@ -15109,7 +16006,7 @@
       </w:pPr>
     </w:p>
     <w:sectPr>
-      <w:footerReference w:type="default" r:id="rId28"/>
+      <w:footerReference w:type="default" r:id="rId29"/>
       <w:pgSz w:w="11906" w:h="16838" w:code="9"/>
       <w:pgMar w:top="1701" w:right="1985" w:bottom="1701" w:left="1985" w:header="720" w:footer="720" w:gutter="0"/>
       <w:pgBorders w:offsetFrom="page">
@@ -16590,6 +17487,155 @@
     </w:lvl>
   </w:abstractNum>
   <w:abstractNum w:abstractNumId="11" w15:restartNumberingAfterBreak="0">
+    <w:nsid w:val="6CD15936"/>
+    <w:multiLevelType w:val="multilevel"/>
+    <w:tmpl w:val="58A40E56"/>
+    <w:lvl w:ilvl="0">
+      <w:start w:val="1"/>
+      <w:numFmt w:val="bullet"/>
+      <w:lvlText w:val=""/>
+      <w:lvlJc w:val="left"/>
+      <w:pPr>
+        <w:tabs>
+          <w:tab w:val="num" w:pos="720"/>
+        </w:tabs>
+        <w:ind w:left="720" w:hanging="360"/>
+      </w:pPr>
+      <w:rPr>
+        <w:rFonts w:ascii="Symbol" w:hAnsi="Symbol" w:hint="default"/>
+        <w:sz w:val="20"/>
+      </w:rPr>
+    </w:lvl>
+    <w:lvl w:ilvl="1" w:tentative="1">
+      <w:start w:val="1"/>
+      <w:numFmt w:val="bullet"/>
+      <w:lvlText w:val="o"/>
+      <w:lvlJc w:val="left"/>
+      <w:pPr>
+        <w:tabs>
+          <w:tab w:val="num" w:pos="1440"/>
+        </w:tabs>
+        <w:ind w:left="1440" w:hanging="360"/>
+      </w:pPr>
+      <w:rPr>
+        <w:rFonts w:ascii="Courier New" w:hAnsi="Courier New" w:hint="default"/>
+        <w:sz w:val="20"/>
+      </w:rPr>
+    </w:lvl>
+    <w:lvl w:ilvl="2" w:tentative="1">
+      <w:start w:val="1"/>
+      <w:numFmt w:val="bullet"/>
+      <w:lvlText w:val=""/>
+      <w:lvlJc w:val="left"/>
+      <w:pPr>
+        <w:tabs>
+          <w:tab w:val="num" w:pos="2160"/>
+        </w:tabs>
+        <w:ind w:left="2160" w:hanging="360"/>
+      </w:pPr>
+      <w:rPr>
+        <w:rFonts w:ascii="Wingdings" w:hAnsi="Wingdings" w:hint="default"/>
+        <w:sz w:val="20"/>
+      </w:rPr>
+    </w:lvl>
+    <w:lvl w:ilvl="3" w:tentative="1">
+      <w:start w:val="1"/>
+      <w:numFmt w:val="bullet"/>
+      <w:lvlText w:val=""/>
+      <w:lvlJc w:val="left"/>
+      <w:pPr>
+        <w:tabs>
+          <w:tab w:val="num" w:pos="2880"/>
+        </w:tabs>
+        <w:ind w:left="2880" w:hanging="360"/>
+      </w:pPr>
+      <w:rPr>
+        <w:rFonts w:ascii="Wingdings" w:hAnsi="Wingdings" w:hint="default"/>
+        <w:sz w:val="20"/>
+      </w:rPr>
+    </w:lvl>
+    <w:lvl w:ilvl="4" w:tentative="1">
+      <w:start w:val="1"/>
+      <w:numFmt w:val="bullet"/>
+      <w:lvlText w:val=""/>
+      <w:lvlJc w:val="left"/>
+      <w:pPr>
+        <w:tabs>
+          <w:tab w:val="num" w:pos="3600"/>
+        </w:tabs>
+        <w:ind w:left="3600" w:hanging="360"/>
+      </w:pPr>
+      <w:rPr>
+        <w:rFonts w:ascii="Wingdings" w:hAnsi="Wingdings" w:hint="default"/>
+        <w:sz w:val="20"/>
+      </w:rPr>
+    </w:lvl>
+    <w:lvl w:ilvl="5" w:tentative="1">
+      <w:start w:val="1"/>
+      <w:numFmt w:val="bullet"/>
+      <w:lvlText w:val=""/>
+      <w:lvlJc w:val="left"/>
+      <w:pPr>
+        <w:tabs>
+          <w:tab w:val="num" w:pos="4320"/>
+        </w:tabs>
+        <w:ind w:left="4320" w:hanging="360"/>
+      </w:pPr>
+      <w:rPr>
+        <w:rFonts w:ascii="Wingdings" w:hAnsi="Wingdings" w:hint="default"/>
+        <w:sz w:val="20"/>
+      </w:rPr>
+    </w:lvl>
+    <w:lvl w:ilvl="6" w:tentative="1">
+      <w:start w:val="1"/>
+      <w:numFmt w:val="bullet"/>
+      <w:lvlText w:val=""/>
+      <w:lvlJc w:val="left"/>
+      <w:pPr>
+        <w:tabs>
+          <w:tab w:val="num" w:pos="5040"/>
+        </w:tabs>
+        <w:ind w:left="5040" w:hanging="360"/>
+      </w:pPr>
+      <w:rPr>
+        <w:rFonts w:ascii="Wingdings" w:hAnsi="Wingdings" w:hint="default"/>
+        <w:sz w:val="20"/>
+      </w:rPr>
+    </w:lvl>
+    <w:lvl w:ilvl="7" w:tentative="1">
+      <w:start w:val="1"/>
+      <w:numFmt w:val="bullet"/>
+      <w:lvlText w:val=""/>
+      <w:lvlJc w:val="left"/>
+      <w:pPr>
+        <w:tabs>
+          <w:tab w:val="num" w:pos="5760"/>
+        </w:tabs>
+        <w:ind w:left="5760" w:hanging="360"/>
+      </w:pPr>
+      <w:rPr>
+        <w:rFonts w:ascii="Wingdings" w:hAnsi="Wingdings" w:hint="default"/>
+        <w:sz w:val="20"/>
+      </w:rPr>
+    </w:lvl>
+    <w:lvl w:ilvl="8" w:tentative="1">
+      <w:start w:val="1"/>
+      <w:numFmt w:val="bullet"/>
+      <w:lvlText w:val=""/>
+      <w:lvlJc w:val="left"/>
+      <w:pPr>
+        <w:tabs>
+          <w:tab w:val="num" w:pos="6480"/>
+        </w:tabs>
+        <w:ind w:left="6480" w:hanging="360"/>
+      </w:pPr>
+      <w:rPr>
+        <w:rFonts w:ascii="Wingdings" w:hAnsi="Wingdings" w:hint="default"/>
+        <w:sz w:val="20"/>
+      </w:rPr>
+    </w:lvl>
+  </w:abstractNum>
+  <w:abstractNum w:abstractNumId="12" w15:restartNumberingAfterBreak="0">
     <w:nsid w:val="78511EB2"/>
     <w:multiLevelType w:val="multilevel"/>
     <w:tmpl w:val="AED6D6E2"/>
@@ -16736,6 +17782,9 @@
     <w:abstractNumId w:val="3"/>
   </w:num>
   <w:num w:numId="12" w16cid:durableId="506336017">
+    <w:abstractNumId w:val="12"/>
+  </w:num>
+  <w:num w:numId="13" w16cid:durableId="638071797">
     <w:abstractNumId w:val="11"/>
   </w:num>
 </w:numbering>
@@ -17779,6 +18828,37 @@
       <w:rFonts w:ascii="Times New Roman" w:hAnsi="Times New Roman" w:cs="Times New Roman"/>
     </w:rPr>
   </w:style>
+  <w:style w:type="paragraph" w:styleId="HTMLPreformatted">
+    <w:name w:val="HTML Preformatted"/>
+    <w:basedOn w:val="Normal"/>
+    <w:link w:val="HTMLPreformattedChar"/>
+    <w:uiPriority w:val="99"/>
+    <w:semiHidden/>
+    <w:unhideWhenUsed/>
+    <w:rsid w:val="00A7043E"/>
+    <w:pPr>
+      <w:spacing w:after="0" w:line="240" w:lineRule="auto"/>
+    </w:pPr>
+    <w:rPr>
+      <w:rFonts w:ascii="Consolas" w:hAnsi="Consolas"/>
+      <w:sz w:val="20"/>
+      <w:szCs w:val="20"/>
+    </w:rPr>
+  </w:style>
+  <w:style w:type="character" w:customStyle="1" w:styleId="HTMLPreformattedChar">
+    <w:name w:val="HTML Preformatted Char"/>
+    <w:basedOn w:val="DefaultParagraphFont"/>
+    <w:link w:val="HTMLPreformatted"/>
+    <w:uiPriority w:val="99"/>
+    <w:semiHidden/>
+    <w:rsid w:val="00A7043E"/>
+    <w:rPr>
+      <w:rFonts w:ascii="Consolas" w:hAnsi="Consolas"/>
+      <w:sz w:val="20"/>
+      <w:szCs w:val="20"/>
+      <w:lang w:bidi="ar-SA"/>
+    </w:rPr>
+  </w:style>
 </w:styles>
 </file>
 

--- a/step1/report.docx
+++ b/step1/report.docx
@@ -310,7 +310,7 @@
       <w:pPr>
         <w:jc w:val="center"/>
         <w:rPr>
-          <w:rFonts w:cs="B Nazanin" w:hint="cs"/>
+          <w:rFonts w:cs="B Nazanin"/>
           <w:sz w:val="32"/>
           <w:szCs w:val="32"/>
           <w:rtl/>
@@ -425,7 +425,7 @@
             </w:rPr>
             <w:fldChar w:fldCharType="separate"/>
           </w:r>
-          <w:hyperlink w:anchor="_Toc232462498" w:history="1">
+          <w:hyperlink w:anchor="_Toc232463978" w:history="1">
             <w:r>
               <w:rPr>
                 <w:rStyle w:val="Hyperlink"/>
@@ -444,26 +444,11 @@
             </w:r>
             <w:r>
               <w:rPr>
-                <w:rStyle w:val="Hyperlink"/>
-                <w:noProof/>
-                <w:rtl/>
-              </w:rPr>
-              <w:fldChar w:fldCharType="begin"/>
-            </w:r>
-            <w:r>
-              <w:rPr>
                 <w:noProof/>
                 <w:webHidden/>
                 <w:rtl/>
               </w:rPr>
-              <w:instrText xml:space="preserve"> </w:instrText>
-            </w:r>
-            <w:r>
-              <w:rPr>
-                <w:noProof/>
-                <w:webHidden/>
-              </w:rPr>
-              <w:instrText>PAGEREF</w:instrText>
+              <w:fldChar w:fldCharType="begin"/>
             </w:r>
             <w:r>
               <w:rPr>
@@ -471,14 +456,14 @@
                 <w:webHidden/>
                 <w:rtl/>
               </w:rPr>
-              <w:instrText xml:space="preserve"> _</w:instrText>
+              <w:instrText xml:space="preserve"> </w:instrText>
             </w:r>
             <w:r>
               <w:rPr>
                 <w:noProof/>
                 <w:webHidden/>
               </w:rPr>
-              <w:instrText>Toc232462498 \h</w:instrText>
+              <w:instrText>PAGEREF</w:instrText>
             </w:r>
             <w:r>
               <w:rPr>
@@ -486,22 +471,14 @@
                 <w:webHidden/>
                 <w:rtl/>
               </w:rPr>
-              <w:instrText xml:space="preserve"> </w:instrText>
-            </w:r>
-            <w:r>
-              <w:rPr>
-                <w:rStyle w:val="Hyperlink"/>
+              <w:instrText xml:space="preserve"> _</w:instrText>
+            </w:r>
+            <w:r>
+              <w:rPr>
                 <w:noProof/>
-                <w:rtl/>
-              </w:rPr>
-            </w:r>
-            <w:r>
-              <w:rPr>
-                <w:rStyle w:val="Hyperlink"/>
-                <w:noProof/>
-                <w:rtl/>
-              </w:rPr>
-              <w:fldChar w:fldCharType="separate"/>
+                <w:webHidden/>
+              </w:rPr>
+              <w:instrText>Toc232463978 \h</w:instrText>
             </w:r>
             <w:r>
               <w:rPr>
@@ -509,12 +486,35 @@
                 <w:webHidden/>
                 <w:rtl/>
               </w:rPr>
+              <w:instrText xml:space="preserve"> </w:instrText>
+            </w:r>
+            <w:r>
+              <w:rPr>
+                <w:noProof/>
+                <w:webHidden/>
+                <w:rtl/>
+              </w:rPr>
+            </w:r>
+            <w:r>
+              <w:rPr>
+                <w:noProof/>
+                <w:webHidden/>
+                <w:rtl/>
+              </w:rPr>
+              <w:fldChar w:fldCharType="separate"/>
+            </w:r>
+            <w:r>
+              <w:rPr>
+                <w:noProof/>
+                <w:webHidden/>
+                <w:rtl/>
+              </w:rPr>
               <w:t>3</w:t>
             </w:r>
             <w:r>
               <w:rPr>
-                <w:rStyle w:val="Hyperlink"/>
                 <w:noProof/>
+                <w:webHidden/>
                 <w:rtl/>
               </w:rPr>
               <w:fldChar w:fldCharType="end"/>
@@ -534,7 +534,7 @@
               <w:lang w:bidi="fa-IR"/>
             </w:rPr>
           </w:pPr>
-          <w:hyperlink w:anchor="_Toc232462499" w:history="1">
+          <w:hyperlink w:anchor="_Toc232463979" w:history="1">
             <w:r>
               <w:rPr>
                 <w:rStyle w:val="Hyperlink"/>
@@ -553,26 +553,11 @@
             </w:r>
             <w:r>
               <w:rPr>
-                <w:rStyle w:val="Hyperlink"/>
-                <w:noProof/>
-                <w:rtl/>
-              </w:rPr>
-              <w:fldChar w:fldCharType="begin"/>
-            </w:r>
-            <w:r>
-              <w:rPr>
                 <w:noProof/>
                 <w:webHidden/>
                 <w:rtl/>
               </w:rPr>
-              <w:instrText xml:space="preserve"> </w:instrText>
-            </w:r>
-            <w:r>
-              <w:rPr>
-                <w:noProof/>
-                <w:webHidden/>
-              </w:rPr>
-              <w:instrText>PAGEREF</w:instrText>
+              <w:fldChar w:fldCharType="begin"/>
             </w:r>
             <w:r>
               <w:rPr>
@@ -580,14 +565,14 @@
                 <w:webHidden/>
                 <w:rtl/>
               </w:rPr>
-              <w:instrText xml:space="preserve"> _</w:instrText>
+              <w:instrText xml:space="preserve"> </w:instrText>
             </w:r>
             <w:r>
               <w:rPr>
                 <w:noProof/>
                 <w:webHidden/>
               </w:rPr>
-              <w:instrText>Toc232462499 \h</w:instrText>
+              <w:instrText>PAGEREF</w:instrText>
             </w:r>
             <w:r>
               <w:rPr>
@@ -595,22 +580,14 @@
                 <w:webHidden/>
                 <w:rtl/>
               </w:rPr>
-              <w:instrText xml:space="preserve"> </w:instrText>
-            </w:r>
-            <w:r>
-              <w:rPr>
-                <w:rStyle w:val="Hyperlink"/>
+              <w:instrText xml:space="preserve"> _</w:instrText>
+            </w:r>
+            <w:r>
+              <w:rPr>
                 <w:noProof/>
-                <w:rtl/>
-              </w:rPr>
-            </w:r>
-            <w:r>
-              <w:rPr>
-                <w:rStyle w:val="Hyperlink"/>
-                <w:noProof/>
-                <w:rtl/>
-              </w:rPr>
-              <w:fldChar w:fldCharType="separate"/>
+                <w:webHidden/>
+              </w:rPr>
+              <w:instrText>Toc232463979 \h</w:instrText>
             </w:r>
             <w:r>
               <w:rPr>
@@ -618,12 +595,35 @@
                 <w:webHidden/>
                 <w:rtl/>
               </w:rPr>
+              <w:instrText xml:space="preserve"> </w:instrText>
+            </w:r>
+            <w:r>
+              <w:rPr>
+                <w:noProof/>
+                <w:webHidden/>
+                <w:rtl/>
+              </w:rPr>
+            </w:r>
+            <w:r>
+              <w:rPr>
+                <w:noProof/>
+                <w:webHidden/>
+                <w:rtl/>
+              </w:rPr>
+              <w:fldChar w:fldCharType="separate"/>
+            </w:r>
+            <w:r>
+              <w:rPr>
+                <w:noProof/>
+                <w:webHidden/>
+                <w:rtl/>
+              </w:rPr>
               <w:t>3</w:t>
             </w:r>
             <w:r>
               <w:rPr>
-                <w:rStyle w:val="Hyperlink"/>
                 <w:noProof/>
+                <w:webHidden/>
                 <w:rtl/>
               </w:rPr>
               <w:fldChar w:fldCharType="end"/>
@@ -643,7 +643,7 @@
               <w:lang w:bidi="fa-IR"/>
             </w:rPr>
           </w:pPr>
-          <w:hyperlink w:anchor="_Toc232462500" w:history="1">
+          <w:hyperlink w:anchor="_Toc232463980" w:history="1">
             <w:r>
               <w:rPr>
                 <w:rStyle w:val="Hyperlink"/>
@@ -662,26 +662,11 @@
             </w:r>
             <w:r>
               <w:rPr>
-                <w:rStyle w:val="Hyperlink"/>
-                <w:noProof/>
-                <w:rtl/>
-              </w:rPr>
-              <w:fldChar w:fldCharType="begin"/>
-            </w:r>
-            <w:r>
-              <w:rPr>
                 <w:noProof/>
                 <w:webHidden/>
                 <w:rtl/>
               </w:rPr>
-              <w:instrText xml:space="preserve"> </w:instrText>
-            </w:r>
-            <w:r>
-              <w:rPr>
-                <w:noProof/>
-                <w:webHidden/>
-              </w:rPr>
-              <w:instrText>PAGEREF</w:instrText>
+              <w:fldChar w:fldCharType="begin"/>
             </w:r>
             <w:r>
               <w:rPr>
@@ -689,14 +674,14 @@
                 <w:webHidden/>
                 <w:rtl/>
               </w:rPr>
-              <w:instrText xml:space="preserve"> _</w:instrText>
+              <w:instrText xml:space="preserve"> </w:instrText>
             </w:r>
             <w:r>
               <w:rPr>
                 <w:noProof/>
                 <w:webHidden/>
               </w:rPr>
-              <w:instrText>Toc232462500 \h</w:instrText>
+              <w:instrText>PAGEREF</w:instrText>
             </w:r>
             <w:r>
               <w:rPr>
@@ -704,22 +689,14 @@
                 <w:webHidden/>
                 <w:rtl/>
               </w:rPr>
-              <w:instrText xml:space="preserve"> </w:instrText>
-            </w:r>
-            <w:r>
-              <w:rPr>
-                <w:rStyle w:val="Hyperlink"/>
+              <w:instrText xml:space="preserve"> _</w:instrText>
+            </w:r>
+            <w:r>
+              <w:rPr>
                 <w:noProof/>
-                <w:rtl/>
-              </w:rPr>
-            </w:r>
-            <w:r>
-              <w:rPr>
-                <w:rStyle w:val="Hyperlink"/>
-                <w:noProof/>
-                <w:rtl/>
-              </w:rPr>
-              <w:fldChar w:fldCharType="separate"/>
+                <w:webHidden/>
+              </w:rPr>
+              <w:instrText>Toc232463980 \h</w:instrText>
             </w:r>
             <w:r>
               <w:rPr>
@@ -727,12 +704,35 @@
                 <w:webHidden/>
                 <w:rtl/>
               </w:rPr>
+              <w:instrText xml:space="preserve"> </w:instrText>
+            </w:r>
+            <w:r>
+              <w:rPr>
+                <w:noProof/>
+                <w:webHidden/>
+                <w:rtl/>
+              </w:rPr>
+            </w:r>
+            <w:r>
+              <w:rPr>
+                <w:noProof/>
+                <w:webHidden/>
+                <w:rtl/>
+              </w:rPr>
+              <w:fldChar w:fldCharType="separate"/>
+            </w:r>
+            <w:r>
+              <w:rPr>
+                <w:noProof/>
+                <w:webHidden/>
+                <w:rtl/>
+              </w:rPr>
               <w:t>3</w:t>
             </w:r>
             <w:r>
               <w:rPr>
-                <w:rStyle w:val="Hyperlink"/>
                 <w:noProof/>
+                <w:webHidden/>
                 <w:rtl/>
               </w:rPr>
               <w:fldChar w:fldCharType="end"/>
@@ -752,7 +752,7 @@
               <w:lang w:bidi="fa-IR"/>
             </w:rPr>
           </w:pPr>
-          <w:hyperlink w:anchor="_Toc232462501" w:history="1">
+          <w:hyperlink w:anchor="_Toc232463981" w:history="1">
             <w:r>
               <w:rPr>
                 <w:rStyle w:val="Hyperlink"/>
@@ -778,26 +778,11 @@
             </w:r>
             <w:r>
               <w:rPr>
-                <w:rStyle w:val="Hyperlink"/>
-                <w:noProof/>
-                <w:rtl/>
-              </w:rPr>
-              <w:fldChar w:fldCharType="begin"/>
-            </w:r>
-            <w:r>
-              <w:rPr>
                 <w:noProof/>
                 <w:webHidden/>
                 <w:rtl/>
               </w:rPr>
-              <w:instrText xml:space="preserve"> </w:instrText>
-            </w:r>
-            <w:r>
-              <w:rPr>
-                <w:noProof/>
-                <w:webHidden/>
-              </w:rPr>
-              <w:instrText>PAGEREF</w:instrText>
+              <w:fldChar w:fldCharType="begin"/>
             </w:r>
             <w:r>
               <w:rPr>
@@ -805,14 +790,14 @@
                 <w:webHidden/>
                 <w:rtl/>
               </w:rPr>
-              <w:instrText xml:space="preserve"> _</w:instrText>
+              <w:instrText xml:space="preserve"> </w:instrText>
             </w:r>
             <w:r>
               <w:rPr>
                 <w:noProof/>
                 <w:webHidden/>
               </w:rPr>
-              <w:instrText>Toc232462501 \h</w:instrText>
+              <w:instrText>PAGEREF</w:instrText>
             </w:r>
             <w:r>
               <w:rPr>
@@ -820,22 +805,14 @@
                 <w:webHidden/>
                 <w:rtl/>
               </w:rPr>
-              <w:instrText xml:space="preserve"> </w:instrText>
-            </w:r>
-            <w:r>
-              <w:rPr>
-                <w:rStyle w:val="Hyperlink"/>
+              <w:instrText xml:space="preserve"> _</w:instrText>
+            </w:r>
+            <w:r>
+              <w:rPr>
                 <w:noProof/>
-                <w:rtl/>
-              </w:rPr>
-            </w:r>
-            <w:r>
-              <w:rPr>
-                <w:rStyle w:val="Hyperlink"/>
-                <w:noProof/>
-                <w:rtl/>
-              </w:rPr>
-              <w:fldChar w:fldCharType="separate"/>
+                <w:webHidden/>
+              </w:rPr>
+              <w:instrText>Toc232463981 \h</w:instrText>
             </w:r>
             <w:r>
               <w:rPr>
@@ -843,12 +820,35 @@
                 <w:webHidden/>
                 <w:rtl/>
               </w:rPr>
+              <w:instrText xml:space="preserve"> </w:instrText>
+            </w:r>
+            <w:r>
+              <w:rPr>
+                <w:noProof/>
+                <w:webHidden/>
+                <w:rtl/>
+              </w:rPr>
+            </w:r>
+            <w:r>
+              <w:rPr>
+                <w:noProof/>
+                <w:webHidden/>
+                <w:rtl/>
+              </w:rPr>
+              <w:fldChar w:fldCharType="separate"/>
+            </w:r>
+            <w:r>
+              <w:rPr>
+                <w:noProof/>
+                <w:webHidden/>
+                <w:rtl/>
+              </w:rPr>
               <w:t>4</w:t>
             </w:r>
             <w:r>
               <w:rPr>
-                <w:rStyle w:val="Hyperlink"/>
                 <w:noProof/>
+                <w:webHidden/>
                 <w:rtl/>
               </w:rPr>
               <w:fldChar w:fldCharType="end"/>
@@ -868,7 +868,7 @@
               <w:lang w:bidi="fa-IR"/>
             </w:rPr>
           </w:pPr>
-          <w:hyperlink w:anchor="_Toc232462502" w:history="1">
+          <w:hyperlink w:anchor="_Toc232463982" w:history="1">
             <w:r>
               <w:rPr>
                 <w:rStyle w:val="Hyperlink"/>
@@ -894,26 +894,11 @@
             </w:r>
             <w:r>
               <w:rPr>
-                <w:rStyle w:val="Hyperlink"/>
-                <w:noProof/>
-                <w:rtl/>
-              </w:rPr>
-              <w:fldChar w:fldCharType="begin"/>
-            </w:r>
-            <w:r>
-              <w:rPr>
                 <w:noProof/>
                 <w:webHidden/>
                 <w:rtl/>
               </w:rPr>
-              <w:instrText xml:space="preserve"> </w:instrText>
-            </w:r>
-            <w:r>
-              <w:rPr>
-                <w:noProof/>
-                <w:webHidden/>
-              </w:rPr>
-              <w:instrText>PAGEREF</w:instrText>
+              <w:fldChar w:fldCharType="begin"/>
             </w:r>
             <w:r>
               <w:rPr>
@@ -921,14 +906,14 @@
                 <w:webHidden/>
                 <w:rtl/>
               </w:rPr>
-              <w:instrText xml:space="preserve"> _</w:instrText>
+              <w:instrText xml:space="preserve"> </w:instrText>
             </w:r>
             <w:r>
               <w:rPr>
                 <w:noProof/>
                 <w:webHidden/>
               </w:rPr>
-              <w:instrText>Toc232462502 \h</w:instrText>
+              <w:instrText>PAGEREF</w:instrText>
             </w:r>
             <w:r>
               <w:rPr>
@@ -936,22 +921,14 @@
                 <w:webHidden/>
                 <w:rtl/>
               </w:rPr>
-              <w:instrText xml:space="preserve"> </w:instrText>
-            </w:r>
-            <w:r>
-              <w:rPr>
-                <w:rStyle w:val="Hyperlink"/>
+              <w:instrText xml:space="preserve"> _</w:instrText>
+            </w:r>
+            <w:r>
+              <w:rPr>
                 <w:noProof/>
-                <w:rtl/>
-              </w:rPr>
-            </w:r>
-            <w:r>
-              <w:rPr>
-                <w:rStyle w:val="Hyperlink"/>
-                <w:noProof/>
-                <w:rtl/>
-              </w:rPr>
-              <w:fldChar w:fldCharType="separate"/>
+                <w:webHidden/>
+              </w:rPr>
+              <w:instrText>Toc232463982 \h</w:instrText>
             </w:r>
             <w:r>
               <w:rPr>
@@ -959,12 +936,35 @@
                 <w:webHidden/>
                 <w:rtl/>
               </w:rPr>
+              <w:instrText xml:space="preserve"> </w:instrText>
+            </w:r>
+            <w:r>
+              <w:rPr>
+                <w:noProof/>
+                <w:webHidden/>
+                <w:rtl/>
+              </w:rPr>
+            </w:r>
+            <w:r>
+              <w:rPr>
+                <w:noProof/>
+                <w:webHidden/>
+                <w:rtl/>
+              </w:rPr>
+              <w:fldChar w:fldCharType="separate"/>
+            </w:r>
+            <w:r>
+              <w:rPr>
+                <w:noProof/>
+                <w:webHidden/>
+                <w:rtl/>
+              </w:rPr>
               <w:t>4</w:t>
             </w:r>
             <w:r>
               <w:rPr>
-                <w:rStyle w:val="Hyperlink"/>
                 <w:noProof/>
+                <w:webHidden/>
                 <w:rtl/>
               </w:rPr>
               <w:fldChar w:fldCharType="end"/>
@@ -984,7 +984,7 @@
               <w:lang w:bidi="fa-IR"/>
             </w:rPr>
           </w:pPr>
-          <w:hyperlink w:anchor="_Toc232462503" w:history="1">
+          <w:hyperlink w:anchor="_Toc232463983" w:history="1">
             <w:r>
               <w:rPr>
                 <w:rStyle w:val="Hyperlink"/>
@@ -1003,26 +1003,11 @@
             </w:r>
             <w:r>
               <w:rPr>
-                <w:rStyle w:val="Hyperlink"/>
-                <w:noProof/>
-                <w:rtl/>
-              </w:rPr>
-              <w:fldChar w:fldCharType="begin"/>
-            </w:r>
-            <w:r>
-              <w:rPr>
                 <w:noProof/>
                 <w:webHidden/>
                 <w:rtl/>
               </w:rPr>
-              <w:instrText xml:space="preserve"> </w:instrText>
-            </w:r>
-            <w:r>
-              <w:rPr>
-                <w:noProof/>
-                <w:webHidden/>
-              </w:rPr>
-              <w:instrText>PAGEREF</w:instrText>
+              <w:fldChar w:fldCharType="begin"/>
             </w:r>
             <w:r>
               <w:rPr>
@@ -1030,14 +1015,14 @@
                 <w:webHidden/>
                 <w:rtl/>
               </w:rPr>
-              <w:instrText xml:space="preserve"> _</w:instrText>
+              <w:instrText xml:space="preserve"> </w:instrText>
             </w:r>
             <w:r>
               <w:rPr>
                 <w:noProof/>
                 <w:webHidden/>
               </w:rPr>
-              <w:instrText>Toc232462503 \h</w:instrText>
+              <w:instrText>PAGEREF</w:instrText>
             </w:r>
             <w:r>
               <w:rPr>
@@ -1045,22 +1030,14 @@
                 <w:webHidden/>
                 <w:rtl/>
               </w:rPr>
-              <w:instrText xml:space="preserve"> </w:instrText>
-            </w:r>
-            <w:r>
-              <w:rPr>
-                <w:rStyle w:val="Hyperlink"/>
+              <w:instrText xml:space="preserve"> _</w:instrText>
+            </w:r>
+            <w:r>
+              <w:rPr>
                 <w:noProof/>
-                <w:rtl/>
-              </w:rPr>
-            </w:r>
-            <w:r>
-              <w:rPr>
-                <w:rStyle w:val="Hyperlink"/>
-                <w:noProof/>
-                <w:rtl/>
-              </w:rPr>
-              <w:fldChar w:fldCharType="separate"/>
+                <w:webHidden/>
+              </w:rPr>
+              <w:instrText>Toc232463983 \h</w:instrText>
             </w:r>
             <w:r>
               <w:rPr>
@@ -1068,12 +1045,35 @@
                 <w:webHidden/>
                 <w:rtl/>
               </w:rPr>
+              <w:instrText xml:space="preserve"> </w:instrText>
+            </w:r>
+            <w:r>
+              <w:rPr>
+                <w:noProof/>
+                <w:webHidden/>
+                <w:rtl/>
+              </w:rPr>
+            </w:r>
+            <w:r>
+              <w:rPr>
+                <w:noProof/>
+                <w:webHidden/>
+                <w:rtl/>
+              </w:rPr>
+              <w:fldChar w:fldCharType="separate"/>
+            </w:r>
+            <w:r>
+              <w:rPr>
+                <w:noProof/>
+                <w:webHidden/>
+                <w:rtl/>
+              </w:rPr>
               <w:t>6</w:t>
             </w:r>
             <w:r>
               <w:rPr>
-                <w:rStyle w:val="Hyperlink"/>
                 <w:noProof/>
+                <w:webHidden/>
                 <w:rtl/>
               </w:rPr>
               <w:fldChar w:fldCharType="end"/>
@@ -1093,7 +1093,7 @@
               <w:lang w:bidi="fa-IR"/>
             </w:rPr>
           </w:pPr>
-          <w:hyperlink w:anchor="_Toc232462504" w:history="1">
+          <w:hyperlink w:anchor="_Toc232463984" w:history="1">
             <w:r>
               <w:rPr>
                 <w:rStyle w:val="Hyperlink"/>
@@ -1119,26 +1119,11 @@
             </w:r>
             <w:r>
               <w:rPr>
-                <w:rStyle w:val="Hyperlink"/>
-                <w:noProof/>
-                <w:rtl/>
-              </w:rPr>
-              <w:fldChar w:fldCharType="begin"/>
-            </w:r>
-            <w:r>
-              <w:rPr>
                 <w:noProof/>
                 <w:webHidden/>
                 <w:rtl/>
               </w:rPr>
-              <w:instrText xml:space="preserve"> </w:instrText>
-            </w:r>
-            <w:r>
-              <w:rPr>
-                <w:noProof/>
-                <w:webHidden/>
-              </w:rPr>
-              <w:instrText>PAGEREF</w:instrText>
+              <w:fldChar w:fldCharType="begin"/>
             </w:r>
             <w:r>
               <w:rPr>
@@ -1146,14 +1131,14 @@
                 <w:webHidden/>
                 <w:rtl/>
               </w:rPr>
-              <w:instrText xml:space="preserve"> _</w:instrText>
+              <w:instrText xml:space="preserve"> </w:instrText>
             </w:r>
             <w:r>
               <w:rPr>
                 <w:noProof/>
                 <w:webHidden/>
               </w:rPr>
-              <w:instrText>Toc232462504 \h</w:instrText>
+              <w:instrText>PAGEREF</w:instrText>
             </w:r>
             <w:r>
               <w:rPr>
@@ -1161,22 +1146,14 @@
                 <w:webHidden/>
                 <w:rtl/>
               </w:rPr>
-              <w:instrText xml:space="preserve"> </w:instrText>
-            </w:r>
-            <w:r>
-              <w:rPr>
-                <w:rStyle w:val="Hyperlink"/>
+              <w:instrText xml:space="preserve"> _</w:instrText>
+            </w:r>
+            <w:r>
+              <w:rPr>
                 <w:noProof/>
-                <w:rtl/>
-              </w:rPr>
-            </w:r>
-            <w:r>
-              <w:rPr>
-                <w:rStyle w:val="Hyperlink"/>
-                <w:noProof/>
-                <w:rtl/>
-              </w:rPr>
-              <w:fldChar w:fldCharType="separate"/>
+                <w:webHidden/>
+              </w:rPr>
+              <w:instrText>Toc232463984 \h</w:instrText>
             </w:r>
             <w:r>
               <w:rPr>
@@ -1184,12 +1161,35 @@
                 <w:webHidden/>
                 <w:rtl/>
               </w:rPr>
+              <w:instrText xml:space="preserve"> </w:instrText>
+            </w:r>
+            <w:r>
+              <w:rPr>
+                <w:noProof/>
+                <w:webHidden/>
+                <w:rtl/>
+              </w:rPr>
+            </w:r>
+            <w:r>
+              <w:rPr>
+                <w:noProof/>
+                <w:webHidden/>
+                <w:rtl/>
+              </w:rPr>
+              <w:fldChar w:fldCharType="separate"/>
+            </w:r>
+            <w:r>
+              <w:rPr>
+                <w:noProof/>
+                <w:webHidden/>
+                <w:rtl/>
+              </w:rPr>
               <w:t>6</w:t>
             </w:r>
             <w:r>
               <w:rPr>
-                <w:rStyle w:val="Hyperlink"/>
                 <w:noProof/>
+                <w:webHidden/>
                 <w:rtl/>
               </w:rPr>
               <w:fldChar w:fldCharType="end"/>
@@ -1209,7 +1209,7 @@
               <w:lang w:bidi="fa-IR"/>
             </w:rPr>
           </w:pPr>
-          <w:hyperlink w:anchor="_Toc232462505" w:history="1">
+          <w:hyperlink w:anchor="_Toc232463985" w:history="1">
             <w:r>
               <w:rPr>
                 <w:rStyle w:val="Hyperlink"/>
@@ -1228,26 +1228,11 @@
             </w:r>
             <w:r>
               <w:rPr>
-                <w:rStyle w:val="Hyperlink"/>
-                <w:noProof/>
-                <w:rtl/>
-              </w:rPr>
-              <w:fldChar w:fldCharType="begin"/>
-            </w:r>
-            <w:r>
-              <w:rPr>
                 <w:noProof/>
                 <w:webHidden/>
                 <w:rtl/>
               </w:rPr>
-              <w:instrText xml:space="preserve"> </w:instrText>
-            </w:r>
-            <w:r>
-              <w:rPr>
-                <w:noProof/>
-                <w:webHidden/>
-              </w:rPr>
-              <w:instrText>PAGEREF</w:instrText>
+              <w:fldChar w:fldCharType="begin"/>
             </w:r>
             <w:r>
               <w:rPr>
@@ -1255,14 +1240,14 @@
                 <w:webHidden/>
                 <w:rtl/>
               </w:rPr>
-              <w:instrText xml:space="preserve"> _</w:instrText>
+              <w:instrText xml:space="preserve"> </w:instrText>
             </w:r>
             <w:r>
               <w:rPr>
                 <w:noProof/>
                 <w:webHidden/>
               </w:rPr>
-              <w:instrText>Toc232462505 \h</w:instrText>
+              <w:instrText>PAGEREF</w:instrText>
             </w:r>
             <w:r>
               <w:rPr>
@@ -1270,22 +1255,14 @@
                 <w:webHidden/>
                 <w:rtl/>
               </w:rPr>
-              <w:instrText xml:space="preserve"> </w:instrText>
-            </w:r>
-            <w:r>
-              <w:rPr>
-                <w:rStyle w:val="Hyperlink"/>
+              <w:instrText xml:space="preserve"> _</w:instrText>
+            </w:r>
+            <w:r>
+              <w:rPr>
                 <w:noProof/>
-                <w:rtl/>
-              </w:rPr>
-            </w:r>
-            <w:r>
-              <w:rPr>
-                <w:rStyle w:val="Hyperlink"/>
-                <w:noProof/>
-                <w:rtl/>
-              </w:rPr>
-              <w:fldChar w:fldCharType="separate"/>
+                <w:webHidden/>
+              </w:rPr>
+              <w:instrText>Toc232463985 \h</w:instrText>
             </w:r>
             <w:r>
               <w:rPr>
@@ -1293,12 +1270,35 @@
                 <w:webHidden/>
                 <w:rtl/>
               </w:rPr>
+              <w:instrText xml:space="preserve"> </w:instrText>
+            </w:r>
+            <w:r>
+              <w:rPr>
+                <w:noProof/>
+                <w:webHidden/>
+                <w:rtl/>
+              </w:rPr>
+            </w:r>
+            <w:r>
+              <w:rPr>
+                <w:noProof/>
+                <w:webHidden/>
+                <w:rtl/>
+              </w:rPr>
+              <w:fldChar w:fldCharType="separate"/>
+            </w:r>
+            <w:r>
+              <w:rPr>
+                <w:noProof/>
+                <w:webHidden/>
+                <w:rtl/>
+              </w:rPr>
               <w:t>9</w:t>
             </w:r>
             <w:r>
               <w:rPr>
-                <w:rStyle w:val="Hyperlink"/>
                 <w:noProof/>
+                <w:webHidden/>
                 <w:rtl/>
               </w:rPr>
               <w:fldChar w:fldCharType="end"/>
@@ -1318,7 +1318,7 @@
               <w:lang w:bidi="fa-IR"/>
             </w:rPr>
           </w:pPr>
-          <w:hyperlink w:anchor="_Toc232462506" w:history="1">
+          <w:hyperlink w:anchor="_Toc232463986" w:history="1">
             <w:r>
               <w:rPr>
                 <w:rStyle w:val="Hyperlink"/>
@@ -1344,26 +1344,11 @@
             </w:r>
             <w:r>
               <w:rPr>
-                <w:rStyle w:val="Hyperlink"/>
-                <w:noProof/>
-                <w:rtl/>
-              </w:rPr>
-              <w:fldChar w:fldCharType="begin"/>
-            </w:r>
-            <w:r>
-              <w:rPr>
                 <w:noProof/>
                 <w:webHidden/>
                 <w:rtl/>
               </w:rPr>
-              <w:instrText xml:space="preserve"> </w:instrText>
-            </w:r>
-            <w:r>
-              <w:rPr>
-                <w:noProof/>
-                <w:webHidden/>
-              </w:rPr>
-              <w:instrText>PAGEREF</w:instrText>
+              <w:fldChar w:fldCharType="begin"/>
             </w:r>
             <w:r>
               <w:rPr>
@@ -1371,14 +1356,14 @@
                 <w:webHidden/>
                 <w:rtl/>
               </w:rPr>
-              <w:instrText xml:space="preserve"> _</w:instrText>
+              <w:instrText xml:space="preserve"> </w:instrText>
             </w:r>
             <w:r>
               <w:rPr>
                 <w:noProof/>
                 <w:webHidden/>
               </w:rPr>
-              <w:instrText>Toc232462506 \h</w:instrText>
+              <w:instrText>PAGEREF</w:instrText>
             </w:r>
             <w:r>
               <w:rPr>
@@ -1386,22 +1371,14 @@
                 <w:webHidden/>
                 <w:rtl/>
               </w:rPr>
-              <w:instrText xml:space="preserve"> </w:instrText>
-            </w:r>
-            <w:r>
-              <w:rPr>
-                <w:rStyle w:val="Hyperlink"/>
+              <w:instrText xml:space="preserve"> _</w:instrText>
+            </w:r>
+            <w:r>
+              <w:rPr>
                 <w:noProof/>
-                <w:rtl/>
-              </w:rPr>
-            </w:r>
-            <w:r>
-              <w:rPr>
-                <w:rStyle w:val="Hyperlink"/>
-                <w:noProof/>
-                <w:rtl/>
-              </w:rPr>
-              <w:fldChar w:fldCharType="separate"/>
+                <w:webHidden/>
+              </w:rPr>
+              <w:instrText>Toc232463986 \h</w:instrText>
             </w:r>
             <w:r>
               <w:rPr>
@@ -1409,12 +1386,35 @@
                 <w:webHidden/>
                 <w:rtl/>
               </w:rPr>
+              <w:instrText xml:space="preserve"> </w:instrText>
+            </w:r>
+            <w:r>
+              <w:rPr>
+                <w:noProof/>
+                <w:webHidden/>
+                <w:rtl/>
+              </w:rPr>
+            </w:r>
+            <w:r>
+              <w:rPr>
+                <w:noProof/>
+                <w:webHidden/>
+                <w:rtl/>
+              </w:rPr>
+              <w:fldChar w:fldCharType="separate"/>
+            </w:r>
+            <w:r>
+              <w:rPr>
+                <w:noProof/>
+                <w:webHidden/>
+                <w:rtl/>
+              </w:rPr>
               <w:t>9</w:t>
             </w:r>
             <w:r>
               <w:rPr>
-                <w:rStyle w:val="Hyperlink"/>
                 <w:noProof/>
+                <w:webHidden/>
                 <w:rtl/>
               </w:rPr>
               <w:fldChar w:fldCharType="end"/>
@@ -1434,7 +1434,7 @@
               <w:lang w:bidi="fa-IR"/>
             </w:rPr>
           </w:pPr>
-          <w:hyperlink w:anchor="_Toc232462507" w:history="1">
+          <w:hyperlink w:anchor="_Toc232463987" w:history="1">
             <w:r>
               <w:rPr>
                 <w:rStyle w:val="Hyperlink"/>
@@ -1460,26 +1460,11 @@
             </w:r>
             <w:r>
               <w:rPr>
-                <w:rStyle w:val="Hyperlink"/>
-                <w:noProof/>
-                <w:rtl/>
-              </w:rPr>
-              <w:fldChar w:fldCharType="begin"/>
-            </w:r>
-            <w:r>
-              <w:rPr>
                 <w:noProof/>
                 <w:webHidden/>
                 <w:rtl/>
               </w:rPr>
-              <w:instrText xml:space="preserve"> </w:instrText>
-            </w:r>
-            <w:r>
-              <w:rPr>
-                <w:noProof/>
-                <w:webHidden/>
-              </w:rPr>
-              <w:instrText>PAGEREF</w:instrText>
+              <w:fldChar w:fldCharType="begin"/>
             </w:r>
             <w:r>
               <w:rPr>
@@ -1487,14 +1472,14 @@
                 <w:webHidden/>
                 <w:rtl/>
               </w:rPr>
-              <w:instrText xml:space="preserve"> _</w:instrText>
+              <w:instrText xml:space="preserve"> </w:instrText>
             </w:r>
             <w:r>
               <w:rPr>
                 <w:noProof/>
                 <w:webHidden/>
               </w:rPr>
-              <w:instrText>Toc232462507 \h</w:instrText>
+              <w:instrText>PAGEREF</w:instrText>
             </w:r>
             <w:r>
               <w:rPr>
@@ -1502,22 +1487,14 @@
                 <w:webHidden/>
                 <w:rtl/>
               </w:rPr>
-              <w:instrText xml:space="preserve"> </w:instrText>
-            </w:r>
-            <w:r>
-              <w:rPr>
-                <w:rStyle w:val="Hyperlink"/>
+              <w:instrText xml:space="preserve"> _</w:instrText>
+            </w:r>
+            <w:r>
+              <w:rPr>
                 <w:noProof/>
-                <w:rtl/>
-              </w:rPr>
-            </w:r>
-            <w:r>
-              <w:rPr>
-                <w:rStyle w:val="Hyperlink"/>
-                <w:noProof/>
-                <w:rtl/>
-              </w:rPr>
-              <w:fldChar w:fldCharType="separate"/>
+                <w:webHidden/>
+              </w:rPr>
+              <w:instrText>Toc232463987 \h</w:instrText>
             </w:r>
             <w:r>
               <w:rPr>
@@ -1525,12 +1502,35 @@
                 <w:webHidden/>
                 <w:rtl/>
               </w:rPr>
+              <w:instrText xml:space="preserve"> </w:instrText>
+            </w:r>
+            <w:r>
+              <w:rPr>
+                <w:noProof/>
+                <w:webHidden/>
+                <w:rtl/>
+              </w:rPr>
+            </w:r>
+            <w:r>
+              <w:rPr>
+                <w:noProof/>
+                <w:webHidden/>
+                <w:rtl/>
+              </w:rPr>
+              <w:fldChar w:fldCharType="separate"/>
+            </w:r>
+            <w:r>
+              <w:rPr>
+                <w:noProof/>
+                <w:webHidden/>
+                <w:rtl/>
+              </w:rPr>
               <w:t>11</w:t>
             </w:r>
             <w:r>
               <w:rPr>
-                <w:rStyle w:val="Hyperlink"/>
                 <w:noProof/>
+                <w:webHidden/>
                 <w:rtl/>
               </w:rPr>
               <w:fldChar w:fldCharType="end"/>
@@ -1550,7 +1550,7 @@
               <w:lang w:bidi="fa-IR"/>
             </w:rPr>
           </w:pPr>
-          <w:hyperlink w:anchor="_Toc232462508" w:history="1">
+          <w:hyperlink w:anchor="_Toc232463988" w:history="1">
             <w:r>
               <w:rPr>
                 <w:rStyle w:val="Hyperlink"/>
@@ -1569,26 +1569,11 @@
             </w:r>
             <w:r>
               <w:rPr>
-                <w:rStyle w:val="Hyperlink"/>
-                <w:noProof/>
-                <w:rtl/>
-              </w:rPr>
-              <w:fldChar w:fldCharType="begin"/>
-            </w:r>
-            <w:r>
-              <w:rPr>
                 <w:noProof/>
                 <w:webHidden/>
                 <w:rtl/>
               </w:rPr>
-              <w:instrText xml:space="preserve"> </w:instrText>
-            </w:r>
-            <w:r>
-              <w:rPr>
-                <w:noProof/>
-                <w:webHidden/>
-              </w:rPr>
-              <w:instrText>PAGEREF</w:instrText>
+              <w:fldChar w:fldCharType="begin"/>
             </w:r>
             <w:r>
               <w:rPr>
@@ -1596,14 +1581,14 @@
                 <w:webHidden/>
                 <w:rtl/>
               </w:rPr>
-              <w:instrText xml:space="preserve"> _</w:instrText>
+              <w:instrText xml:space="preserve"> </w:instrText>
             </w:r>
             <w:r>
               <w:rPr>
                 <w:noProof/>
                 <w:webHidden/>
               </w:rPr>
-              <w:instrText>Toc232462508 \h</w:instrText>
+              <w:instrText>PAGEREF</w:instrText>
             </w:r>
             <w:r>
               <w:rPr>
@@ -1611,22 +1596,14 @@
                 <w:webHidden/>
                 <w:rtl/>
               </w:rPr>
-              <w:instrText xml:space="preserve"> </w:instrText>
-            </w:r>
-            <w:r>
-              <w:rPr>
-                <w:rStyle w:val="Hyperlink"/>
+              <w:instrText xml:space="preserve"> _</w:instrText>
+            </w:r>
+            <w:r>
+              <w:rPr>
                 <w:noProof/>
-                <w:rtl/>
-              </w:rPr>
-            </w:r>
-            <w:r>
-              <w:rPr>
-                <w:rStyle w:val="Hyperlink"/>
-                <w:noProof/>
-                <w:rtl/>
-              </w:rPr>
-              <w:fldChar w:fldCharType="separate"/>
+                <w:webHidden/>
+              </w:rPr>
+              <w:instrText>Toc232463988 \h</w:instrText>
             </w:r>
             <w:r>
               <w:rPr>
@@ -1634,12 +1611,35 @@
                 <w:webHidden/>
                 <w:rtl/>
               </w:rPr>
+              <w:instrText xml:space="preserve"> </w:instrText>
+            </w:r>
+            <w:r>
+              <w:rPr>
+                <w:noProof/>
+                <w:webHidden/>
+                <w:rtl/>
+              </w:rPr>
+            </w:r>
+            <w:r>
+              <w:rPr>
+                <w:noProof/>
+                <w:webHidden/>
+                <w:rtl/>
+              </w:rPr>
+              <w:fldChar w:fldCharType="separate"/>
+            </w:r>
+            <w:r>
+              <w:rPr>
+                <w:noProof/>
+                <w:webHidden/>
+                <w:rtl/>
+              </w:rPr>
               <w:t>17</w:t>
             </w:r>
             <w:r>
               <w:rPr>
-                <w:rStyle w:val="Hyperlink"/>
                 <w:noProof/>
+                <w:webHidden/>
                 <w:rtl/>
               </w:rPr>
               <w:fldChar w:fldCharType="end"/>
@@ -1659,7 +1659,7 @@
               <w:lang w:bidi="fa-IR"/>
             </w:rPr>
           </w:pPr>
-          <w:hyperlink w:anchor="_Toc232462509" w:history="1">
+          <w:hyperlink w:anchor="_Toc232463989" w:history="1">
             <w:r>
               <w:rPr>
                 <w:rStyle w:val="Hyperlink"/>
@@ -1700,26 +1700,11 @@
             </w:r>
             <w:r>
               <w:rPr>
-                <w:rStyle w:val="Hyperlink"/>
-                <w:noProof/>
-                <w:rtl/>
-              </w:rPr>
-              <w:fldChar w:fldCharType="begin"/>
-            </w:r>
-            <w:r>
-              <w:rPr>
                 <w:noProof/>
                 <w:webHidden/>
                 <w:rtl/>
               </w:rPr>
-              <w:instrText xml:space="preserve"> </w:instrText>
-            </w:r>
-            <w:r>
-              <w:rPr>
-                <w:noProof/>
-                <w:webHidden/>
-              </w:rPr>
-              <w:instrText>PAGEREF</w:instrText>
+              <w:fldChar w:fldCharType="begin"/>
             </w:r>
             <w:r>
               <w:rPr>
@@ -1727,14 +1712,14 @@
                 <w:webHidden/>
                 <w:rtl/>
               </w:rPr>
-              <w:instrText xml:space="preserve"> _</w:instrText>
+              <w:instrText xml:space="preserve"> </w:instrText>
             </w:r>
             <w:r>
               <w:rPr>
                 <w:noProof/>
                 <w:webHidden/>
               </w:rPr>
-              <w:instrText>Toc232462509 \h</w:instrText>
+              <w:instrText>PAGEREF</w:instrText>
             </w:r>
             <w:r>
               <w:rPr>
@@ -1742,22 +1727,14 @@
                 <w:webHidden/>
                 <w:rtl/>
               </w:rPr>
-              <w:instrText xml:space="preserve"> </w:instrText>
-            </w:r>
-            <w:r>
-              <w:rPr>
-                <w:rStyle w:val="Hyperlink"/>
+              <w:instrText xml:space="preserve"> _</w:instrText>
+            </w:r>
+            <w:r>
+              <w:rPr>
                 <w:noProof/>
-                <w:rtl/>
-              </w:rPr>
-            </w:r>
-            <w:r>
-              <w:rPr>
-                <w:rStyle w:val="Hyperlink"/>
-                <w:noProof/>
-                <w:rtl/>
-              </w:rPr>
-              <w:fldChar w:fldCharType="separate"/>
+                <w:webHidden/>
+              </w:rPr>
+              <w:instrText>Toc232463989 \h</w:instrText>
             </w:r>
             <w:r>
               <w:rPr>
@@ -1765,12 +1742,35 @@
                 <w:webHidden/>
                 <w:rtl/>
               </w:rPr>
+              <w:instrText xml:space="preserve"> </w:instrText>
+            </w:r>
+            <w:r>
+              <w:rPr>
+                <w:noProof/>
+                <w:webHidden/>
+                <w:rtl/>
+              </w:rPr>
+            </w:r>
+            <w:r>
+              <w:rPr>
+                <w:noProof/>
+                <w:webHidden/>
+                <w:rtl/>
+              </w:rPr>
+              <w:fldChar w:fldCharType="separate"/>
+            </w:r>
+            <w:r>
+              <w:rPr>
+                <w:noProof/>
+                <w:webHidden/>
+                <w:rtl/>
+              </w:rPr>
               <w:t>18</w:t>
             </w:r>
             <w:r>
               <w:rPr>
-                <w:rStyle w:val="Hyperlink"/>
                 <w:noProof/>
+                <w:webHidden/>
                 <w:rtl/>
               </w:rPr>
               <w:fldChar w:fldCharType="end"/>
@@ -1790,7 +1790,7 @@
               <w:lang w:bidi="fa-IR"/>
             </w:rPr>
           </w:pPr>
-          <w:hyperlink w:anchor="_Toc232462510" w:history="1">
+          <w:hyperlink w:anchor="_Toc232463990" w:history="1">
             <w:r>
               <w:rPr>
                 <w:rStyle w:val="Hyperlink"/>
@@ -1809,26 +1809,11 @@
             </w:r>
             <w:r>
               <w:rPr>
-                <w:rStyle w:val="Hyperlink"/>
-                <w:noProof/>
-                <w:rtl/>
-              </w:rPr>
-              <w:fldChar w:fldCharType="begin"/>
-            </w:r>
-            <w:r>
-              <w:rPr>
                 <w:noProof/>
                 <w:webHidden/>
                 <w:rtl/>
               </w:rPr>
-              <w:instrText xml:space="preserve"> </w:instrText>
-            </w:r>
-            <w:r>
-              <w:rPr>
-                <w:noProof/>
-                <w:webHidden/>
-              </w:rPr>
-              <w:instrText>PAGEREF</w:instrText>
+              <w:fldChar w:fldCharType="begin"/>
             </w:r>
             <w:r>
               <w:rPr>
@@ -1836,14 +1821,14 @@
                 <w:webHidden/>
                 <w:rtl/>
               </w:rPr>
-              <w:instrText xml:space="preserve"> _</w:instrText>
+              <w:instrText xml:space="preserve"> </w:instrText>
             </w:r>
             <w:r>
               <w:rPr>
                 <w:noProof/>
                 <w:webHidden/>
               </w:rPr>
-              <w:instrText>Toc232462510 \h</w:instrText>
+              <w:instrText>PAGEREF</w:instrText>
             </w:r>
             <w:r>
               <w:rPr>
@@ -1851,22 +1836,14 @@
                 <w:webHidden/>
                 <w:rtl/>
               </w:rPr>
-              <w:instrText xml:space="preserve"> </w:instrText>
-            </w:r>
-            <w:r>
-              <w:rPr>
-                <w:rStyle w:val="Hyperlink"/>
+              <w:instrText xml:space="preserve"> _</w:instrText>
+            </w:r>
+            <w:r>
+              <w:rPr>
                 <w:noProof/>
-                <w:rtl/>
-              </w:rPr>
-            </w:r>
-            <w:r>
-              <w:rPr>
-                <w:rStyle w:val="Hyperlink"/>
-                <w:noProof/>
-                <w:rtl/>
-              </w:rPr>
-              <w:fldChar w:fldCharType="separate"/>
+                <w:webHidden/>
+              </w:rPr>
+              <w:instrText>Toc232463990 \h</w:instrText>
             </w:r>
             <w:r>
               <w:rPr>
@@ -1874,12 +1851,35 @@
                 <w:webHidden/>
                 <w:rtl/>
               </w:rPr>
+              <w:instrText xml:space="preserve"> </w:instrText>
+            </w:r>
+            <w:r>
+              <w:rPr>
+                <w:noProof/>
+                <w:webHidden/>
+                <w:rtl/>
+              </w:rPr>
+            </w:r>
+            <w:r>
+              <w:rPr>
+                <w:noProof/>
+                <w:webHidden/>
+                <w:rtl/>
+              </w:rPr>
+              <w:fldChar w:fldCharType="separate"/>
+            </w:r>
+            <w:r>
+              <w:rPr>
+                <w:noProof/>
+                <w:webHidden/>
+                <w:rtl/>
+              </w:rPr>
               <w:t>19</w:t>
             </w:r>
             <w:r>
               <w:rPr>
-                <w:rStyle w:val="Hyperlink"/>
                 <w:noProof/>
+                <w:webHidden/>
                 <w:rtl/>
               </w:rPr>
               <w:fldChar w:fldCharType="end"/>
@@ -1899,7 +1899,7 @@
               <w:lang w:bidi="fa-IR"/>
             </w:rPr>
           </w:pPr>
-          <w:hyperlink w:anchor="_Toc232462511" w:history="1">
+          <w:hyperlink w:anchor="_Toc232463991" w:history="1">
             <w:r>
               <w:rPr>
                 <w:rStyle w:val="Hyperlink"/>
@@ -1918,26 +1918,11 @@
             </w:r>
             <w:r>
               <w:rPr>
-                <w:rStyle w:val="Hyperlink"/>
-                <w:noProof/>
-                <w:rtl/>
-              </w:rPr>
-              <w:fldChar w:fldCharType="begin"/>
-            </w:r>
-            <w:r>
-              <w:rPr>
                 <w:noProof/>
                 <w:webHidden/>
                 <w:rtl/>
               </w:rPr>
-              <w:instrText xml:space="preserve"> </w:instrText>
-            </w:r>
-            <w:r>
-              <w:rPr>
-                <w:noProof/>
-                <w:webHidden/>
-              </w:rPr>
-              <w:instrText>PAGEREF</w:instrText>
+              <w:fldChar w:fldCharType="begin"/>
             </w:r>
             <w:r>
               <w:rPr>
@@ -1945,14 +1930,14 @@
                 <w:webHidden/>
                 <w:rtl/>
               </w:rPr>
-              <w:instrText xml:space="preserve"> _</w:instrText>
+              <w:instrText xml:space="preserve"> </w:instrText>
             </w:r>
             <w:r>
               <w:rPr>
                 <w:noProof/>
                 <w:webHidden/>
               </w:rPr>
-              <w:instrText>Toc232462511 \h</w:instrText>
+              <w:instrText>PAGEREF</w:instrText>
             </w:r>
             <w:r>
               <w:rPr>
@@ -1960,22 +1945,14 @@
                 <w:webHidden/>
                 <w:rtl/>
               </w:rPr>
-              <w:instrText xml:space="preserve"> </w:instrText>
-            </w:r>
-            <w:r>
-              <w:rPr>
-                <w:rStyle w:val="Hyperlink"/>
+              <w:instrText xml:space="preserve"> _</w:instrText>
+            </w:r>
+            <w:r>
+              <w:rPr>
                 <w:noProof/>
-                <w:rtl/>
-              </w:rPr>
-            </w:r>
-            <w:r>
-              <w:rPr>
-                <w:rStyle w:val="Hyperlink"/>
-                <w:noProof/>
-                <w:rtl/>
-              </w:rPr>
-              <w:fldChar w:fldCharType="separate"/>
+                <w:webHidden/>
+              </w:rPr>
+              <w:instrText>Toc232463991 \h</w:instrText>
             </w:r>
             <w:r>
               <w:rPr>
@@ -1983,12 +1960,35 @@
                 <w:webHidden/>
                 <w:rtl/>
               </w:rPr>
+              <w:instrText xml:space="preserve"> </w:instrText>
+            </w:r>
+            <w:r>
+              <w:rPr>
+                <w:noProof/>
+                <w:webHidden/>
+                <w:rtl/>
+              </w:rPr>
+            </w:r>
+            <w:r>
+              <w:rPr>
+                <w:noProof/>
+                <w:webHidden/>
+                <w:rtl/>
+              </w:rPr>
+              <w:fldChar w:fldCharType="separate"/>
+            </w:r>
+            <w:r>
+              <w:rPr>
+                <w:noProof/>
+                <w:webHidden/>
+                <w:rtl/>
+              </w:rPr>
               <w:t>22</w:t>
             </w:r>
             <w:r>
               <w:rPr>
-                <w:rStyle w:val="Hyperlink"/>
                 <w:noProof/>
+                <w:webHidden/>
                 <w:rtl/>
               </w:rPr>
               <w:fldChar w:fldCharType="end"/>
@@ -2008,14 +2008,14 @@
               <w:lang w:bidi="fa-IR"/>
             </w:rPr>
           </w:pPr>
-          <w:hyperlink w:anchor="_Toc232462512" w:history="1">
+          <w:hyperlink w:anchor="_Toc232463992" w:history="1">
             <w:r>
               <w:rPr>
                 <w:rStyle w:val="Hyperlink"/>
                 <w:noProof/>
                 <w:rtl/>
               </w:rPr>
-              <w:t xml:space="preserve">ژنتیک برای </w:t>
+              <w:t xml:space="preserve">5.1. ژنتیک برای </w:t>
             </w:r>
             <w:r>
               <w:rPr>
@@ -2034,11 +2034,104 @@
             </w:r>
             <w:r>
               <w:rPr>
+                <w:noProof/>
+                <w:webHidden/>
+                <w:rtl/>
+              </w:rPr>
+              <w:fldChar w:fldCharType="begin"/>
+            </w:r>
+            <w:r>
+              <w:rPr>
+                <w:noProof/>
+                <w:webHidden/>
+                <w:rtl/>
+              </w:rPr>
+              <w:instrText xml:space="preserve"> </w:instrText>
+            </w:r>
+            <w:r>
+              <w:rPr>
+                <w:noProof/>
+                <w:webHidden/>
+              </w:rPr>
+              <w:instrText>PAGEREF</w:instrText>
+            </w:r>
+            <w:r>
+              <w:rPr>
+                <w:noProof/>
+                <w:webHidden/>
+                <w:rtl/>
+              </w:rPr>
+              <w:instrText xml:space="preserve"> _</w:instrText>
+            </w:r>
+            <w:r>
+              <w:rPr>
+                <w:noProof/>
+                <w:webHidden/>
+              </w:rPr>
+              <w:instrText>Toc232463992 \h</w:instrText>
+            </w:r>
+            <w:r>
+              <w:rPr>
+                <w:noProof/>
+                <w:webHidden/>
+                <w:rtl/>
+              </w:rPr>
+              <w:instrText xml:space="preserve"> </w:instrText>
+            </w:r>
+            <w:r>
+              <w:rPr>
+                <w:noProof/>
+                <w:webHidden/>
+                <w:rtl/>
+              </w:rPr>
+            </w:r>
+            <w:r>
+              <w:rPr>
+                <w:noProof/>
+                <w:webHidden/>
+                <w:rtl/>
+              </w:rPr>
+              <w:fldChar w:fldCharType="separate"/>
+            </w:r>
+            <w:r>
+              <w:rPr>
+                <w:noProof/>
+                <w:webHidden/>
+                <w:rtl/>
+              </w:rPr>
+              <w:t>22</w:t>
+            </w:r>
+            <w:r>
+              <w:rPr>
+                <w:noProof/>
+                <w:webHidden/>
+                <w:rtl/>
+              </w:rPr>
+              <w:fldChar w:fldCharType="end"/>
+            </w:r>
+          </w:hyperlink>
+        </w:p>
+        <w:p>
+          <w:pPr>
+            <w:pStyle w:val="TOC2"/>
+            <w:tabs>
+              <w:tab w:val="right" w:leader="dot" w:pos="7926"/>
+            </w:tabs>
+            <w:rPr>
+              <w:rFonts w:eastAsiaTheme="minorEastAsia"/>
+              <w:noProof/>
+              <w:rtl/>
+              <w:lang w:bidi="fa-IR"/>
+            </w:rPr>
+          </w:pPr>
+          <w:hyperlink w:anchor="_Toc232463993" w:history="1">
+            <w:r>
+              <w:rPr>
                 <w:rStyle w:val="Hyperlink"/>
                 <w:noProof/>
                 <w:rtl/>
               </w:rPr>
-              <w:fldChar w:fldCharType="begin"/>
+              <w:t>خروجی ها و مقایسه با روش دستی</w:t>
             </w:r>
             <w:r>
               <w:rPr>
@@ -2046,14 +2139,7 @@
                 <w:webHidden/>
                 <w:rtl/>
               </w:rPr>
-              <w:instrText xml:space="preserve"> </w:instrText>
-            </w:r>
-            <w:r>
-              <w:rPr>
-                <w:noProof/>
-                <w:webHidden/>
-              </w:rPr>
-              <w:instrText>PAGEREF</w:instrText>
+              <w:tab/>
             </w:r>
             <w:r>
               <w:rPr>
@@ -2061,14 +2147,7 @@
                 <w:webHidden/>
                 <w:rtl/>
               </w:rPr>
-              <w:instrText xml:space="preserve"> _</w:instrText>
-            </w:r>
-            <w:r>
-              <w:rPr>
-                <w:noProof/>
-                <w:webHidden/>
-              </w:rPr>
-              <w:instrText>Toc232462512 \h</w:instrText>
+              <w:fldChar w:fldCharType="begin"/>
             </w:r>
             <w:r>
               <w:rPr>
@@ -2080,18 +2159,10 @@
             </w:r>
             <w:r>
               <w:rPr>
-                <w:rStyle w:val="Hyperlink"/>
                 <w:noProof/>
-                <w:rtl/>
-              </w:rPr>
-            </w:r>
-            <w:r>
-              <w:rPr>
-                <w:rStyle w:val="Hyperlink"/>
-                <w:noProof/>
-                <w:rtl/>
-              </w:rPr>
-              <w:fldChar w:fldCharType="separate"/>
+                <w:webHidden/>
+              </w:rPr>
+              <w:instrText>PAGEREF</w:instrText>
             </w:r>
             <w:r>
               <w:rPr>
@@ -2099,12 +2170,50 @@
                 <w:webHidden/>
                 <w:rtl/>
               </w:rPr>
+              <w:instrText xml:space="preserve"> _</w:instrText>
+            </w:r>
+            <w:r>
+              <w:rPr>
+                <w:noProof/>
+                <w:webHidden/>
+              </w:rPr>
+              <w:instrText>Toc232463993 \h</w:instrText>
+            </w:r>
+            <w:r>
+              <w:rPr>
+                <w:noProof/>
+                <w:webHidden/>
+                <w:rtl/>
+              </w:rPr>
+              <w:instrText xml:space="preserve"> </w:instrText>
+            </w:r>
+            <w:r>
+              <w:rPr>
+                <w:noProof/>
+                <w:webHidden/>
+                <w:rtl/>
+              </w:rPr>
+            </w:r>
+            <w:r>
+              <w:rPr>
+                <w:noProof/>
+                <w:webHidden/>
+                <w:rtl/>
+              </w:rPr>
+              <w:fldChar w:fldCharType="separate"/>
+            </w:r>
+            <w:r>
+              <w:rPr>
+                <w:noProof/>
+                <w:webHidden/>
+                <w:rtl/>
+              </w:rPr>
               <w:t>22</w:t>
             </w:r>
             <w:r>
               <w:rPr>
-                <w:rStyle w:val="Hyperlink"/>
                 <w:noProof/>
+                <w:webHidden/>
                 <w:rtl/>
               </w:rPr>
               <w:fldChar w:fldCharType="end"/>
@@ -2235,7 +2344,7 @@
           <w:lang w:bidi="fa-IR"/>
         </w:rPr>
       </w:pPr>
-      <w:bookmarkStart w:id="0" w:name="_Toc232462498"/>
+      <w:bookmarkStart w:id="0" w:name="_Toc232463978"/>
       <w:r>
         <w:rPr>
           <w:rStyle w:val="Heading1Char"/>
@@ -2382,7 +2491,7 @@
           <w:lang w:bidi="fa-IR"/>
         </w:rPr>
       </w:pPr>
-      <w:bookmarkStart w:id="1" w:name="_Toc232462499"/>
+      <w:bookmarkStart w:id="1" w:name="_Toc232463979"/>
       <w:r>
         <w:rPr>
           <w:rStyle w:val="Heading1Char"/>
@@ -2402,7 +2511,7 @@
           <w:lang w:bidi="fa-IR"/>
         </w:rPr>
       </w:pPr>
-      <w:bookmarkStart w:id="2" w:name="_Toc232462500"/>
+      <w:bookmarkStart w:id="2" w:name="_Toc232463980"/>
       <w:r>
         <w:rPr>
           <w:rStyle w:val="Heading2Char"/>
@@ -4302,7 +4411,7 @@
           <w:lang w:bidi="fa-IR"/>
         </w:rPr>
       </w:pPr>
-      <w:bookmarkStart w:id="3" w:name="_Toc232462501"/>
+      <w:bookmarkStart w:id="3" w:name="_Toc232463981"/>
       <w:r>
         <w:rPr>
           <w:rStyle w:val="Heading2Char"/>
@@ -4328,7 +4437,7 @@
           <w:lang w:bidi="fa-IR"/>
         </w:rPr>
       </w:pPr>
-      <w:bookmarkStart w:id="4" w:name="_Toc232462502"/>
+      <w:bookmarkStart w:id="4" w:name="_Toc232463982"/>
       <w:r>
         <w:rPr>
           <w:rStyle w:val="Heading3Char"/>
@@ -6848,7 +6957,7 @@
           <w:lang w:bidi="fa-IR"/>
         </w:rPr>
       </w:pPr>
-      <w:bookmarkStart w:id="5" w:name="_Toc232462503"/>
+      <w:bookmarkStart w:id="5" w:name="_Toc232463983"/>
       <w:r>
         <w:rPr>
           <w:rStyle w:val="Heading3Char"/>
@@ -6968,7 +7077,7 @@
           <w:lang w:bidi="fa-IR"/>
         </w:rPr>
       </w:pPr>
-      <w:bookmarkStart w:id="6" w:name="_Toc232462504"/>
+      <w:bookmarkStart w:id="6" w:name="_Toc232463984"/>
       <w:r>
         <w:rPr>
           <w:rStyle w:val="Heading2Char"/>
@@ -9053,7 +9162,7 @@
           <w:lang w:bidi="fa-IR"/>
         </w:rPr>
       </w:pPr>
-      <w:bookmarkStart w:id="7" w:name="_Toc232462505"/>
+      <w:bookmarkStart w:id="7" w:name="_Toc232463985"/>
       <w:r>
         <w:rPr>
           <w:rStyle w:val="Heading1Char"/>
@@ -9075,7 +9184,7 @@
           <w:lang w:bidi="fa-IR"/>
         </w:rPr>
       </w:pPr>
-      <w:bookmarkStart w:id="8" w:name="_Toc232462506"/>
+      <w:bookmarkStart w:id="8" w:name="_Toc232463986"/>
       <w:r>
         <w:rPr>
           <w:rStyle w:val="Heading2Char"/>
@@ -10406,7 +10515,7 @@
           <w:lang w:bidi="fa-IR"/>
         </w:rPr>
       </w:pPr>
-      <w:bookmarkStart w:id="9" w:name="_Toc232462507"/>
+      <w:bookmarkStart w:id="9" w:name="_Toc232463987"/>
       <w:r>
         <w:rPr>
           <w:rStyle w:val="Heading2Char"/>
@@ -13150,7 +13259,7 @@
           <w:rtl/>
         </w:rPr>
       </w:pPr>
-      <w:bookmarkStart w:id="10" w:name="_Toc232462508"/>
+      <w:bookmarkStart w:id="10" w:name="_Toc232463988"/>
       <w:r>
         <w:rPr>
           <w:rFonts w:hint="cs"/>
@@ -13404,7 +13513,7 @@
           <w:rFonts w:cs="Cambria"/>
         </w:rPr>
       </w:pPr>
-      <w:bookmarkStart w:id="11" w:name="_Toc232462509"/>
+      <w:bookmarkStart w:id="11" w:name="_Toc232463989"/>
       <w:r>
         <w:rPr>
           <w:rFonts w:hint="cs"/>
@@ -14221,7 +14330,7 @@
           <w:lang w:bidi="fa-IR"/>
         </w:rPr>
       </w:pPr>
-      <w:bookmarkStart w:id="12" w:name="_Toc232462510"/>
+      <w:bookmarkStart w:id="12" w:name="_Toc232463990"/>
       <w:r>
         <w:rPr>
           <w:rStyle w:val="Heading1Char"/>
@@ -16223,7 +16332,7 @@
           <w:rtl/>
         </w:rPr>
       </w:pPr>
-      <w:bookmarkStart w:id="13" w:name="_Toc232462511"/>
+      <w:bookmarkStart w:id="13" w:name="_Toc232463991"/>
       <w:r>
         <w:rPr>
           <w:rStyle w:val="Heading1Char"/>
@@ -16231,16 +16340,7 @@
           <w:rtl/>
         </w:rPr>
         <w:lastRenderedPageBreak/>
-        <w:t>5.</w:t>
-      </w:r>
-      <w:r>
-        <w:rPr>
-          <w:rStyle w:val="Heading1Char"/>
-          <w:b/>
-          <w:bCs/>
-          <w:rtl/>
-        </w:rPr>
-        <w:t xml:space="preserve"> </w:t>
+        <w:t xml:space="preserve">5. </w:t>
       </w:r>
       <w:r>
         <w:rPr>
@@ -16263,7 +16363,7 @@
           <w:rtl/>
         </w:rPr>
       </w:pPr>
-      <w:bookmarkStart w:id="14" w:name="_Toc232462512"/>
+      <w:bookmarkStart w:id="14" w:name="_Toc232463992"/>
       <w:r>
         <w:rPr>
           <w:rFonts w:hint="cs"/>
@@ -16271,7 +16371,25 @@
           <w:szCs w:val="28"/>
           <w:rtl/>
         </w:rPr>
-        <w:t xml:space="preserve">5.1. ژنتیک برای </w:t>
+        <w:t xml:space="preserve">5.1. </w:t>
+      </w:r>
+      <w:r>
+        <w:rPr>
+          <w:rFonts w:hint="cs"/>
+          <w:sz w:val="28"/>
+          <w:szCs w:val="28"/>
+          <w:rtl/>
+        </w:rPr>
+        <w:t xml:space="preserve">توضیح </w:t>
+      </w:r>
+      <w:r>
+        <w:rPr>
+          <w:rFonts w:hint="cs"/>
+          <w:sz w:val="28"/>
+          <w:szCs w:val="28"/>
+          <w:rtl/>
+        </w:rPr>
+        <w:t xml:space="preserve">ژنتیک برای </w:t>
       </w:r>
       <w:r>
         <w:rPr>
@@ -16348,16 +16466,7 @@
           <w:szCs w:val="28"/>
           <w:lang w:bidi="fa-IR"/>
         </w:rPr>
-        <w:t xml:space="preserve"> </w:t>
-      </w:r>
-      <w:r>
-        <w:rPr>
-          <w:rFonts w:cs="B Nazanin"/>
-          <w:sz w:val="28"/>
-          <w:szCs w:val="28"/>
-          <w:lang w:bidi="fa-IR"/>
-        </w:rPr>
-        <w:t xml:space="preserve">LR_OPTIONS </w:t>
+        <w:t xml:space="preserve"> LR_OPTIONS </w:t>
       </w:r>
       <w:r>
         <w:rPr>
@@ -16498,48 +16607,1043 @@
     </w:p>
     <w:p>
       <w:pPr>
-        <w:jc w:val="both"/>
+        <w:pStyle w:val="Heading2"/>
         <w:rPr>
           <w:rStyle w:val="Heading1Char"/>
           <w:b w:val="0"/>
           <w:bCs w:val="0"/>
-          <w:sz w:val="28"/>
-          <w:szCs w:val="28"/>
-          <w:rtl/>
-          <w:lang w:bidi="fa-IR"/>
-        </w:rPr>
-      </w:pPr>
+          <w:rtl/>
+        </w:rPr>
+      </w:pPr>
+      <w:bookmarkStart w:id="15" w:name="_Toc232463993"/>
       <w:r>
         <w:rPr>
           <w:rStyle w:val="Heading1Char"/>
           <w:rFonts w:hint="cs"/>
           <w:b w:val="0"/>
           <w:bCs w:val="0"/>
-          <w:sz w:val="28"/>
-          <w:szCs w:val="28"/>
-          <w:rtl/>
-          <w:lang w:bidi="fa-IR"/>
-        </w:rPr>
-        <w:t>خروجی ها و مقایسه با روش دستی که در مرحله قبل(بخش اجباری) پیاده سازی شد:</w:t>
-      </w:r>
-    </w:p>
-    <w:p>
-      <w:pPr>
-        <w:jc w:val="both"/>
+          <w:rtl/>
+        </w:rPr>
+        <w:t xml:space="preserve">5.2. </w:t>
+      </w:r>
+      <w:r>
         <w:rPr>
           <w:rStyle w:val="Heading1Char"/>
           <w:b w:val="0"/>
           <w:bCs w:val="0"/>
-          <w:sz w:val="28"/>
-          <w:szCs w:val="28"/>
-          <w:rtl/>
-          <w:lang w:bidi="fa-IR"/>
-        </w:rPr>
-      </w:pPr>
-      <w:r>
+          <w:rtl/>
+        </w:rPr>
+        <w:t>خروجی ها و مقایسه با روش دستی</w:t>
+      </w:r>
+      <w:bookmarkEnd w:id="15"/>
+    </w:p>
+    <w:p>
+      <w:pPr>
+        <w:rPr>
+          <w:rFonts w:cs="B Nazanin"/>
+          <w:rtl/>
+          <w:lang w:bidi="fa-IR"/>
+        </w:rPr>
+      </w:pPr>
+      <w:r>
+        <w:rPr>
+          <w:rFonts w:cs="B Nazanin" w:hint="cs"/>
+          <w:rtl/>
+          <w:lang w:bidi="fa-IR"/>
+        </w:rPr>
+        <w:t>خروجی ها با استفاده از الگوریتم ژنتیک به شکل زیر است</w:t>
+      </w:r>
+    </w:p>
+    <w:p>
+      <w:pPr>
+        <w:rPr>
+          <w:rtl/>
+          <w:lang w:bidi="fa-IR"/>
+        </w:rPr>
+      </w:pPr>
+      <w:r>
+        <w:rPr>
+          <w:rFonts w:cs="Arial"/>
+          <w:noProof/>
+          <w:rtl/>
+          <w:lang w:bidi="fa-IR"/>
+        </w:rPr>
+        <w:drawing>
+          <wp:inline distT="0" distB="0" distL="0" distR="0" wp14:anchorId="24B26D5D" wp14:editId="03BADDF0">
+            <wp:extent cx="5242560" cy="869950"/>
+            <wp:effectExtent l="0" t="0" r="0" b="6350"/>
+            <wp:docPr id="762393407" name="Picture 1"/>
+            <wp:cNvGraphicFramePr>
+              <a:graphicFrameLocks xmlns:a="http://schemas.openxmlformats.org/drawingml/2006/main" noChangeAspect="1"/>
+            </wp:cNvGraphicFramePr>
+            <a:graphic xmlns:a="http://schemas.openxmlformats.org/drawingml/2006/main">
+              <a:graphicData uri="http://schemas.openxmlformats.org/drawingml/2006/picture">
+                <pic:pic xmlns:pic="http://schemas.openxmlformats.org/drawingml/2006/picture">
+                  <pic:nvPicPr>
+                    <pic:cNvPr id="762393407" name=""/>
+                    <pic:cNvPicPr/>
+                  </pic:nvPicPr>
+                  <pic:blipFill>
+                    <a:blip r:embed="rId29"/>
+                    <a:stretch>
+                      <a:fillRect/>
+                    </a:stretch>
+                  </pic:blipFill>
+                  <pic:spPr>
+                    <a:xfrm>
+                      <a:off x="0" y="0"/>
+                      <a:ext cx="5242560" cy="869950"/>
+                    </a:xfrm>
+                    <a:prstGeom prst="rect">
+                      <a:avLst/>
+                    </a:prstGeom>
+                  </pic:spPr>
+                </pic:pic>
+              </a:graphicData>
+            </a:graphic>
+          </wp:inline>
+        </w:drawing>
+      </w:r>
+    </w:p>
+    <w:p>
+      <w:pPr>
+        <w:rPr>
+          <w:rtl/>
+          <w:lang w:bidi="fa-IR"/>
+        </w:rPr>
+      </w:pPr>
+      <w:r>
+        <w:rPr>
+          <w:rFonts w:cs="Arial"/>
+          <w:noProof/>
+          <w:rtl/>
+          <w:lang w:bidi="fa-IR"/>
+        </w:rPr>
+        <w:lastRenderedPageBreak/>
+        <w:drawing>
+          <wp:inline distT="0" distB="0" distL="0" distR="0" wp14:anchorId="093AF4CB" wp14:editId="6864F0FC">
+            <wp:extent cx="5039360" cy="2823845"/>
+            <wp:effectExtent l="0" t="0" r="8890" b="0"/>
+            <wp:docPr id="2086349201" name="Picture 1"/>
+            <wp:cNvGraphicFramePr>
+              <a:graphicFrameLocks xmlns:a="http://schemas.openxmlformats.org/drawingml/2006/main" noChangeAspect="1"/>
+            </wp:cNvGraphicFramePr>
+            <a:graphic xmlns:a="http://schemas.openxmlformats.org/drawingml/2006/main">
+              <a:graphicData uri="http://schemas.openxmlformats.org/drawingml/2006/picture">
+                <pic:pic xmlns:pic="http://schemas.openxmlformats.org/drawingml/2006/picture">
+                  <pic:nvPicPr>
+                    <pic:cNvPr id="2086349201" name=""/>
+                    <pic:cNvPicPr/>
+                  </pic:nvPicPr>
+                  <pic:blipFill>
+                    <a:blip r:embed="rId30"/>
+                    <a:stretch>
+                      <a:fillRect/>
+                    </a:stretch>
+                  </pic:blipFill>
+                  <pic:spPr>
+                    <a:xfrm>
+                      <a:off x="0" y="0"/>
+                      <a:ext cx="5039360" cy="2823845"/>
+                    </a:xfrm>
+                    <a:prstGeom prst="rect">
+                      <a:avLst/>
+                    </a:prstGeom>
+                  </pic:spPr>
+                </pic:pic>
+              </a:graphicData>
+            </a:graphic>
+          </wp:inline>
+        </w:drawing>
+      </w:r>
+    </w:p>
+    <w:p>
+      <w:pPr>
+        <w:rPr>
+          <w:rFonts w:cs="B Nazanin"/>
+          <w:sz w:val="28"/>
+          <w:szCs w:val="28"/>
+          <w:rtl/>
+          <w:lang w:bidi="fa-IR"/>
+        </w:rPr>
+      </w:pPr>
+      <w:r>
+        <w:rPr>
+          <w:rFonts w:cs="B Nazanin"/>
+          <w:sz w:val="28"/>
+          <w:szCs w:val="28"/>
+          <w:rtl/>
+        </w:rPr>
+        <w:t>خط آبی نشان می‌دهد که</w:t>
+      </w:r>
+      <w:r>
+        <w:rPr>
+          <w:rFonts w:cs="B Nazanin"/>
+          <w:sz w:val="28"/>
+          <w:szCs w:val="28"/>
+          <w:lang w:bidi="fa-IR"/>
+        </w:rPr>
+        <w:t xml:space="preserve"> GA </w:t>
+      </w:r>
+      <w:r>
+        <w:rPr>
+          <w:rFonts w:cs="B Nazanin"/>
+          <w:sz w:val="28"/>
+          <w:szCs w:val="28"/>
+          <w:rtl/>
+        </w:rPr>
+        <w:t>در نسل اول با ۰.۸۸ شروع کرده و در نسل ۱۰ موفق شده با یک جهش به ۰.۹۰۱۱ برسد و تا نسل ۱۵ آن را حفظ کرده است</w:t>
+      </w:r>
+      <w:r>
+        <w:rPr>
+          <w:rFonts w:cs="B Nazanin" w:hint="cs"/>
+          <w:sz w:val="28"/>
+          <w:szCs w:val="28"/>
+          <w:rtl/>
+          <w:lang w:bidi="fa-IR"/>
+        </w:rPr>
+        <w:t>.</w:t>
+      </w:r>
+    </w:p>
+    <w:p>
+      <w:pPr>
+        <w:rPr>
+          <w:rFonts w:cs="B Nazanin"/>
+          <w:sz w:val="28"/>
+          <w:szCs w:val="28"/>
+          <w:rtl/>
+          <w:lang w:bidi="fa-IR"/>
+        </w:rPr>
+      </w:pPr>
+      <w:r>
+        <w:rPr>
+          <w:rFonts w:cs="B Nazanin" w:hint="cs"/>
+          <w:sz w:val="28"/>
+          <w:szCs w:val="28"/>
+          <w:rtl/>
+          <w:lang w:bidi="fa-IR"/>
+        </w:rPr>
+        <w:t xml:space="preserve">کاهش ناگهانی میانگین در نسل 13 </w:t>
+      </w:r>
+      <w:r>
+        <w:rPr>
+          <w:rFonts w:cs="B Nazanin"/>
+          <w:sz w:val="28"/>
+          <w:szCs w:val="28"/>
+          <w:rtl/>
+        </w:rPr>
+        <w:t>نشان‌دهنده تاثیر جهش</w:t>
+      </w:r>
+      <w:r>
+        <w:rPr>
+          <w:rFonts w:cs="B Nazanin"/>
+          <w:sz w:val="28"/>
+          <w:szCs w:val="28"/>
+          <w:lang w:bidi="fa-IR"/>
+        </w:rPr>
+        <w:t xml:space="preserve"> </w:t>
+      </w:r>
+      <w:r>
+        <w:rPr>
+          <w:rFonts w:cs="B Nazanin"/>
+          <w:sz w:val="28"/>
+          <w:szCs w:val="28"/>
+          <w:rtl/>
+        </w:rPr>
+        <w:t xml:space="preserve">است. در این نسل، جهش‌های تصادفی باعث ایجاد کروموزوم‌های ضعیفی شده‌اند که میانگین را پایین آورده‌اند، اما به دلیل قانون </w:t>
+      </w:r>
+      <w:r>
+        <w:rPr>
+          <w:rFonts w:cs="B Nazanin"/>
+          <w:sz w:val="28"/>
+          <w:szCs w:val="28"/>
+          <w:lang w:bidi="fa-IR"/>
+        </w:rPr>
+        <w:t>Elitism</w:t>
+      </w:r>
+      <w:r>
+        <w:rPr>
+          <w:rFonts w:cs="B Nazanin"/>
+          <w:sz w:val="28"/>
+          <w:szCs w:val="28"/>
+          <w:rtl/>
+        </w:rPr>
+        <w:t>، بهترین فرد ما (خط آبی) آسیب ندیده است. این نوسانات نشان می‌دهند که الگوریتم هنوز در حال جستجو</w:t>
+      </w:r>
+      <w:r>
+        <w:rPr>
+          <w:rFonts w:cs="B Nazanin"/>
+          <w:sz w:val="28"/>
+          <w:szCs w:val="28"/>
+          <w:lang w:bidi="fa-IR"/>
+        </w:rPr>
+        <w:t xml:space="preserve"> (Exploration) </w:t>
+      </w:r>
+      <w:r>
+        <w:rPr>
+          <w:rFonts w:cs="B Nazanin"/>
+          <w:sz w:val="28"/>
+          <w:szCs w:val="28"/>
+          <w:rtl/>
+        </w:rPr>
+        <w:t>بوده و در تله یکسان‌شدن جمعیت نیفتاده است</w:t>
+      </w:r>
+      <w:r>
+        <w:rPr>
+          <w:rFonts w:cs="B Nazanin" w:hint="cs"/>
+          <w:sz w:val="28"/>
+          <w:szCs w:val="28"/>
+          <w:rtl/>
+          <w:lang w:bidi="fa-IR"/>
+        </w:rPr>
+        <w:t>.</w:t>
+      </w:r>
+    </w:p>
+    <w:p>
+      <w:pPr>
+        <w:rPr>
+          <w:rtl/>
+          <w:lang w:bidi="fa-IR"/>
+        </w:rPr>
+      </w:pPr>
+      <w:r>
+        <w:rPr>
+          <w:rFonts w:cs="Arial"/>
+          <w:noProof/>
+          <w:rtl/>
+          <w:lang w:bidi="fa-IR"/>
+        </w:rPr>
+        <w:drawing>
+          <wp:inline distT="0" distB="0" distL="0" distR="0" wp14:anchorId="190BDA6C" wp14:editId="561028F1">
+            <wp:extent cx="5039360" cy="2136140"/>
+            <wp:effectExtent l="0" t="0" r="8890" b="0"/>
+            <wp:docPr id="1961436595" name="Picture 1"/>
+            <wp:cNvGraphicFramePr>
+              <a:graphicFrameLocks xmlns:a="http://schemas.openxmlformats.org/drawingml/2006/main" noChangeAspect="1"/>
+            </wp:cNvGraphicFramePr>
+            <a:graphic xmlns:a="http://schemas.openxmlformats.org/drawingml/2006/main">
+              <a:graphicData uri="http://schemas.openxmlformats.org/drawingml/2006/picture">
+                <pic:pic xmlns:pic="http://schemas.openxmlformats.org/drawingml/2006/picture">
+                  <pic:nvPicPr>
+                    <pic:cNvPr id="1961436595" name=""/>
+                    <pic:cNvPicPr/>
+                  </pic:nvPicPr>
+                  <pic:blipFill>
+                    <a:blip r:embed="rId31"/>
+                    <a:stretch>
+                      <a:fillRect/>
+                    </a:stretch>
+                  </pic:blipFill>
+                  <pic:spPr>
+                    <a:xfrm>
+                      <a:off x="0" y="0"/>
+                      <a:ext cx="5039360" cy="2136140"/>
+                    </a:xfrm>
+                    <a:prstGeom prst="rect">
+                      <a:avLst/>
+                    </a:prstGeom>
+                  </pic:spPr>
+                </pic:pic>
+              </a:graphicData>
+            </a:graphic>
+          </wp:inline>
+        </w:drawing>
+      </w:r>
+    </w:p>
+    <w:p>
+      <w:pPr>
+        <w:rPr>
+          <w:rFonts w:cs="B Nazanin"/>
+          <w:rtl/>
+          <w:lang w:bidi="fa-IR"/>
+        </w:rPr>
+      </w:pPr>
+      <w:r>
+        <w:rPr>
+          <w:rFonts w:cs="B Nazanin" w:hint="cs"/>
+          <w:rtl/>
+          <w:lang w:bidi="fa-IR"/>
+        </w:rPr>
+        <w:t>در حالی که خروجی های بخش دستی به صورت زیر هستند</w:t>
+      </w:r>
+    </w:p>
+    <w:p>
+      <w:pPr>
+        <w:rPr>
+          <w:rFonts w:cs="B Nazanin"/>
+          <w:rtl/>
+          <w:lang w:bidi="fa-IR"/>
+        </w:rPr>
+      </w:pPr>
+      <w:r>
+        <w:rPr>
+          <w:rFonts w:cs="B Nazanin"/>
+          <w:rtl/>
+          <w:lang w:bidi="fa-IR"/>
+        </w:rPr>
+        <w:t xml:space="preserve">[13, 64, 32, 3] | </w:t>
+      </w:r>
+      <w:r>
+        <w:rPr>
+          <w:rFonts w:cs="B Nazanin"/>
+          <w:lang w:bidi="fa-IR"/>
+        </w:rPr>
+        <w:t>act=</w:t>
+      </w:r>
+      <w:proofErr w:type="spellStart"/>
+      <w:r>
+        <w:rPr>
+          <w:rFonts w:cs="B Nazanin"/>
+          <w:lang w:bidi="fa-IR"/>
+        </w:rPr>
+        <w:t>relu</w:t>
+      </w:r>
+      <w:proofErr w:type="spellEnd"/>
+      <w:r>
+        <w:rPr>
+          <w:rFonts w:cs="B Nazanin"/>
+          <w:lang w:bidi="fa-IR"/>
+        </w:rPr>
+        <w:t xml:space="preserve"> | </w:t>
+      </w:r>
+      <w:proofErr w:type="spellStart"/>
+      <w:r>
+        <w:rPr>
+          <w:rFonts w:cs="B Nazanin"/>
+          <w:lang w:bidi="fa-IR"/>
+        </w:rPr>
+        <w:t>lr</w:t>
+      </w:r>
+      <w:proofErr w:type="spellEnd"/>
+      <w:r>
+        <w:rPr>
+          <w:rFonts w:cs="B Nazanin"/>
+          <w:lang w:bidi="fa-IR"/>
+        </w:rPr>
+        <w:t xml:space="preserve">=0.01 | </w:t>
+      </w:r>
+      <w:proofErr w:type="spellStart"/>
+      <w:r>
+        <w:rPr>
+          <w:rFonts w:cs="B Nazanin"/>
+          <w:lang w:bidi="fa-IR"/>
+        </w:rPr>
+        <w:t>init</w:t>
+      </w:r>
+      <w:proofErr w:type="spellEnd"/>
+      <w:r>
+        <w:rPr>
+          <w:rFonts w:cs="B Nazanin"/>
+          <w:lang w:bidi="fa-IR"/>
+        </w:rPr>
+        <w:t xml:space="preserve">=random | l2=0.0 | batch=32 | </w:t>
+      </w:r>
+      <w:proofErr w:type="spellStart"/>
+      <w:r>
+        <w:rPr>
+          <w:rFonts w:cs="B Nazanin"/>
+          <w:lang w:bidi="fa-IR"/>
+        </w:rPr>
+        <w:t>early_stop</w:t>
+      </w:r>
+      <w:proofErr w:type="spellEnd"/>
+      <w:r>
+        <w:rPr>
+          <w:rFonts w:cs="B Nazanin"/>
+          <w:lang w:bidi="fa-IR"/>
+        </w:rPr>
+        <w:t>=10 =&gt; Val F1=0.8693</w:t>
+      </w:r>
+    </w:p>
+    <w:p>
+      <w:pPr>
+        <w:rPr>
+          <w:rtl/>
+          <w:lang w:bidi="fa-IR"/>
+        </w:rPr>
+      </w:pPr>
+      <w:r>
+        <w:rPr>
+          <w:rFonts w:cs="Arial"/>
+          <w:noProof/>
+          <w:rtl/>
+          <w:lang w:bidi="fa-IR"/>
+        </w:rPr>
+        <w:lastRenderedPageBreak/>
+        <w:drawing>
+          <wp:inline distT="0" distB="0" distL="0" distR="0" wp14:anchorId="4C556371" wp14:editId="55DDB6F8">
+            <wp:extent cx="5039360" cy="1616710"/>
+            <wp:effectExtent l="0" t="0" r="8890" b="2540"/>
+            <wp:docPr id="157061861" name="Picture 1"/>
+            <wp:cNvGraphicFramePr>
+              <a:graphicFrameLocks xmlns:a="http://schemas.openxmlformats.org/drawingml/2006/main" noChangeAspect="1"/>
+            </wp:cNvGraphicFramePr>
+            <a:graphic xmlns:a="http://schemas.openxmlformats.org/drawingml/2006/main">
+              <a:graphicData uri="http://schemas.openxmlformats.org/drawingml/2006/picture">
+                <pic:pic xmlns:pic="http://schemas.openxmlformats.org/drawingml/2006/picture">
+                  <pic:nvPicPr>
+                    <pic:cNvPr id="157061861" name=""/>
+                    <pic:cNvPicPr/>
+                  </pic:nvPicPr>
+                  <pic:blipFill>
+                    <a:blip r:embed="rId32"/>
+                    <a:stretch>
+                      <a:fillRect/>
+                    </a:stretch>
+                  </pic:blipFill>
+                  <pic:spPr>
+                    <a:xfrm>
+                      <a:off x="0" y="0"/>
+                      <a:ext cx="5039360" cy="1616710"/>
+                    </a:xfrm>
+                    <a:prstGeom prst="rect">
+                      <a:avLst/>
+                    </a:prstGeom>
+                  </pic:spPr>
+                </pic:pic>
+              </a:graphicData>
+            </a:graphic>
+          </wp:inline>
+        </w:drawing>
+      </w:r>
+    </w:p>
+    <w:p>
+      <w:pPr>
+        <w:rPr>
+          <w:rFonts w:cs="B Nazanin"/>
+          <w:sz w:val="28"/>
+          <w:szCs w:val="28"/>
+          <w:rtl/>
+          <w:lang w:bidi="fa-IR"/>
+        </w:rPr>
+      </w:pPr>
+    </w:p>
+    <w:p>
+      <w:pPr>
+        <w:rPr>
+          <w:rFonts w:cs="B Nazanin"/>
+          <w:sz w:val="28"/>
+          <w:szCs w:val="28"/>
+          <w:rtl/>
+          <w:lang w:bidi="fa-IR"/>
+        </w:rPr>
+      </w:pPr>
+    </w:p>
+    <w:p>
+      <w:pPr>
+        <w:rPr>
+          <w:rFonts w:cs="B Nazanin"/>
+          <w:sz w:val="28"/>
+          <w:szCs w:val="28"/>
+          <w:rtl/>
+          <w:lang w:bidi="fa-IR"/>
+        </w:rPr>
+      </w:pPr>
+      <w:r>
+        <w:rPr>
+          <w:rFonts w:cs="B Nazanin" w:hint="cs"/>
+          <w:sz w:val="28"/>
+          <w:szCs w:val="28"/>
+          <w:rtl/>
+          <w:lang w:bidi="fa-IR"/>
+        </w:rPr>
+        <w:t>مقایسه خروجی ها:</w:t>
+      </w:r>
+    </w:p>
+    <w:p>
+      <w:pPr>
+        <w:jc w:val="both"/>
+        <w:rPr>
+          <w:rFonts w:cs="B Nazanin"/>
+          <w:sz w:val="28"/>
+          <w:szCs w:val="28"/>
+          <w:rtl/>
+          <w:lang w:bidi="fa-IR"/>
+        </w:rPr>
+      </w:pPr>
+      <w:r>
+        <w:rPr>
+          <w:rFonts w:cs="B Nazanin"/>
+          <w:sz w:val="28"/>
+          <w:szCs w:val="28"/>
+          <w:rtl/>
+        </w:rPr>
+        <w:t>در مدل</w:t>
+      </w:r>
+      <w:r>
+        <w:rPr>
+          <w:rFonts w:cs="B Nazanin"/>
+          <w:sz w:val="28"/>
+          <w:szCs w:val="28"/>
+          <w:lang w:bidi="fa-IR"/>
+        </w:rPr>
+        <w:t xml:space="preserve"> GA</w:t>
+      </w:r>
+      <w:r>
+        <w:rPr>
+          <w:rFonts w:cs="B Nazanin"/>
+          <w:sz w:val="28"/>
+          <w:szCs w:val="28"/>
+          <w:rtl/>
+        </w:rPr>
+        <w:t>، فرآیند یادگیری بسیار سریع‌تر آغاز شده است. در نمودار</w:t>
+      </w:r>
+      <w:r>
+        <w:rPr>
+          <w:rFonts w:cs="B Nazanin"/>
+          <w:sz w:val="28"/>
+          <w:szCs w:val="28"/>
+          <w:lang w:bidi="fa-IR"/>
+        </w:rPr>
+        <w:t xml:space="preserve"> F1 </w:t>
+      </w:r>
+      <w:r>
+        <w:rPr>
+          <w:rFonts w:cs="B Nazanin"/>
+          <w:sz w:val="28"/>
+          <w:szCs w:val="28"/>
+          <w:rtl/>
+        </w:rPr>
+        <w:t xml:space="preserve">می‌بینیم که مدل بلافاصله بعد از اپوک ۵ به دقت بالای ۰.۸ رسیده است، در حالی که در مدل دستی تا اپوک ۱۰ مدل عملاً گیج بود. این نشان‌دهنده انتخاب ترکیب بهتری از </w:t>
+      </w:r>
+      <w:r>
+        <w:rPr>
+          <w:rFonts w:cs="B Nazanin"/>
+          <w:sz w:val="28"/>
+          <w:szCs w:val="28"/>
+          <w:lang w:bidi="fa-IR"/>
+        </w:rPr>
+        <w:t xml:space="preserve"> </w:t>
+      </w:r>
+      <w:r>
+        <w:rPr>
+          <w:rFonts w:cs="B Nazanin"/>
+          <w:sz w:val="28"/>
+          <w:szCs w:val="28"/>
+          <w:lang w:bidi="fa-IR"/>
+        </w:rPr>
+        <w:t xml:space="preserve">Learning Rate </w:t>
+      </w:r>
+      <w:r>
+        <w:rPr>
+          <w:rFonts w:cs="B Nazanin"/>
+          <w:sz w:val="28"/>
+          <w:szCs w:val="28"/>
+          <w:rtl/>
+        </w:rPr>
+        <w:t xml:space="preserve">و </w:t>
+      </w:r>
+      <w:r>
+        <w:rPr>
+          <w:rFonts w:cs="B Nazanin"/>
+          <w:sz w:val="28"/>
+          <w:szCs w:val="28"/>
+          <w:lang w:bidi="fa-IR"/>
+        </w:rPr>
+        <w:t xml:space="preserve">Weight Init </w:t>
+      </w:r>
+      <w:r>
+        <w:rPr>
+          <w:rFonts w:cs="B Nazanin"/>
+          <w:sz w:val="28"/>
+          <w:szCs w:val="28"/>
+          <w:rtl/>
+        </w:rPr>
+        <w:t>توسط</w:t>
+      </w:r>
+      <w:r>
+        <w:rPr>
+          <w:rFonts w:cs="B Nazanin"/>
+          <w:sz w:val="28"/>
+          <w:szCs w:val="28"/>
+          <w:lang w:bidi="fa-IR"/>
+        </w:rPr>
+        <w:t xml:space="preserve"> GA </w:t>
+      </w:r>
+      <w:r>
+        <w:rPr>
+          <w:rFonts w:cs="B Nazanin"/>
+          <w:sz w:val="28"/>
+          <w:szCs w:val="28"/>
+          <w:rtl/>
+        </w:rPr>
+        <w:t>است</w:t>
+      </w:r>
+      <w:r>
+        <w:rPr>
+          <w:rFonts w:cs="B Nazanin" w:hint="cs"/>
+          <w:sz w:val="28"/>
+          <w:szCs w:val="28"/>
+          <w:rtl/>
+          <w:lang w:bidi="fa-IR"/>
+        </w:rPr>
+        <w:t>.</w:t>
+      </w:r>
+    </w:p>
+    <w:p>
+      <w:pPr>
+        <w:jc w:val="both"/>
+        <w:rPr>
+          <w:rFonts w:cs="B Nazanin"/>
+          <w:sz w:val="28"/>
+          <w:szCs w:val="28"/>
+          <w:rtl/>
+          <w:lang w:bidi="fa-IR"/>
+        </w:rPr>
+      </w:pPr>
+      <w:r>
+        <w:rPr>
+          <w:rFonts w:cs="B Nazanin" w:hint="cs"/>
+          <w:sz w:val="28"/>
+          <w:szCs w:val="28"/>
+          <w:rtl/>
+        </w:rPr>
+        <w:t xml:space="preserve">در رابطه با پایداری نیز </w:t>
+      </w:r>
+      <w:r>
+        <w:rPr>
+          <w:rFonts w:cs="B Nazanin"/>
+          <w:sz w:val="28"/>
+          <w:szCs w:val="28"/>
+          <w:rtl/>
+        </w:rPr>
+        <w:t>فاصله بین خط آبی</w:t>
+      </w:r>
+      <w:r>
+        <w:rPr>
+          <w:rFonts w:cs="B Nazanin"/>
+          <w:sz w:val="28"/>
+          <w:szCs w:val="28"/>
+          <w:lang w:bidi="fa-IR"/>
+        </w:rPr>
+        <w:t xml:space="preserve"> (Train) </w:t>
+      </w:r>
+      <w:r>
+        <w:rPr>
+          <w:rFonts w:cs="B Nazanin"/>
+          <w:sz w:val="28"/>
+          <w:szCs w:val="28"/>
+          <w:rtl/>
+        </w:rPr>
+        <w:t>و نارنجی</w:t>
+      </w:r>
+      <w:r>
+        <w:rPr>
+          <w:rFonts w:cs="B Nazanin"/>
+          <w:sz w:val="28"/>
+          <w:szCs w:val="28"/>
+          <w:lang w:bidi="fa-IR"/>
+        </w:rPr>
+        <w:t xml:space="preserve"> (Validation) </w:t>
+      </w:r>
+      <w:r>
+        <w:rPr>
+          <w:rFonts w:cs="B Nazanin"/>
+          <w:sz w:val="28"/>
+          <w:szCs w:val="28"/>
+          <w:rtl/>
+        </w:rPr>
+        <w:t>در نمودار</w:t>
+      </w:r>
+      <w:r>
+        <w:rPr>
+          <w:rFonts w:cs="B Nazanin"/>
+          <w:sz w:val="28"/>
+          <w:szCs w:val="28"/>
+          <w:lang w:bidi="fa-IR"/>
+        </w:rPr>
+        <w:t xml:space="preserve"> Loss </w:t>
+      </w:r>
+      <w:r>
+        <w:rPr>
+          <w:rFonts w:cs="B Nazanin"/>
+          <w:sz w:val="28"/>
+          <w:szCs w:val="28"/>
+          <w:rtl/>
+        </w:rPr>
+        <w:t>مدل</w:t>
+      </w:r>
+      <w:r>
+        <w:rPr>
+          <w:rFonts w:cs="B Nazanin"/>
+          <w:sz w:val="28"/>
+          <w:szCs w:val="28"/>
+          <w:lang w:bidi="fa-IR"/>
+        </w:rPr>
+        <w:t xml:space="preserve"> GA </w:t>
+      </w:r>
+      <w:r>
+        <w:rPr>
+          <w:rFonts w:cs="B Nazanin"/>
+          <w:sz w:val="28"/>
+          <w:szCs w:val="28"/>
+          <w:rtl/>
+        </w:rPr>
+        <w:t>بسیار کمتر و پایدارتر است. در مدل دستی، در اواخر کار خط نارنجی شروع به نوسان صعودی کرده بود</w:t>
+      </w:r>
+      <w:r>
+        <w:rPr>
+          <w:rFonts w:cs="B Nazanin" w:hint="cs"/>
+          <w:sz w:val="28"/>
+          <w:szCs w:val="28"/>
+          <w:rtl/>
+          <w:lang w:bidi="fa-IR"/>
+        </w:rPr>
+        <w:t xml:space="preserve"> </w:t>
+      </w:r>
+      <w:r>
+        <w:rPr>
+          <w:rFonts w:cs="B Nazanin"/>
+          <w:sz w:val="28"/>
+          <w:szCs w:val="28"/>
+          <w:rtl/>
+        </w:rPr>
+        <w:t>نشانه</w:t>
+      </w:r>
+      <w:r>
+        <w:rPr>
+          <w:rFonts w:cs="B Nazanin"/>
+          <w:sz w:val="28"/>
+          <w:szCs w:val="28"/>
+          <w:lang w:bidi="fa-IR"/>
+        </w:rPr>
+        <w:t xml:space="preserve"> Overfitting</w:t>
+      </w:r>
+      <w:r>
+        <w:rPr>
+          <w:rFonts w:cs="B Nazanin" w:hint="cs"/>
+          <w:sz w:val="28"/>
+          <w:szCs w:val="28"/>
+          <w:rtl/>
+          <w:lang w:bidi="fa-IR"/>
+        </w:rPr>
+        <w:t>است</w:t>
+      </w:r>
+      <w:r>
+        <w:rPr>
+          <w:rFonts w:cs="B Nazanin"/>
+          <w:sz w:val="28"/>
+          <w:szCs w:val="28"/>
+          <w:rtl/>
+        </w:rPr>
+        <w:t xml:space="preserve">، اما در اینجا به </w:t>
+      </w:r>
+      <w:r>
+        <w:rPr>
+          <w:rFonts w:cs="B Nazanin" w:hint="cs"/>
+          <w:sz w:val="28"/>
+          <w:szCs w:val="28"/>
+          <w:rtl/>
+          <w:lang w:bidi="fa-IR"/>
+        </w:rPr>
+        <w:t>خاطر</w:t>
+      </w:r>
+      <w:r>
+        <w:rPr>
+          <w:rFonts w:cs="B Nazanin"/>
+          <w:sz w:val="28"/>
+          <w:szCs w:val="28"/>
+          <w:lang w:bidi="fa-IR"/>
+        </w:rPr>
+        <w:t xml:space="preserve"> L2 </w:t>
+      </w:r>
+      <w:r>
+        <w:rPr>
+          <w:rFonts w:cs="B Nazanin"/>
+          <w:sz w:val="28"/>
+          <w:szCs w:val="28"/>
+          <w:rtl/>
+        </w:rPr>
+        <w:t>انتخاب شده توسط</w:t>
+      </w:r>
+      <w:r>
+        <w:rPr>
+          <w:rFonts w:cs="B Nazanin"/>
+          <w:sz w:val="28"/>
+          <w:szCs w:val="28"/>
+          <w:lang w:bidi="fa-IR"/>
+        </w:rPr>
+        <w:t xml:space="preserve"> GA</w:t>
+      </w:r>
+      <w:r>
+        <w:rPr>
+          <w:rFonts w:cs="B Nazanin"/>
+          <w:sz w:val="28"/>
+          <w:szCs w:val="28"/>
+          <w:rtl/>
+        </w:rPr>
+        <w:t>، مدل منضبط‌تر رفتار می‌کند</w:t>
+      </w:r>
+      <w:r>
+        <w:rPr>
+          <w:rFonts w:cs="B Nazanin" w:hint="cs"/>
+          <w:sz w:val="28"/>
+          <w:szCs w:val="28"/>
+          <w:rtl/>
+          <w:lang w:bidi="fa-IR"/>
+        </w:rPr>
+        <w:t>.</w:t>
+      </w:r>
+    </w:p>
+    <w:p>
+      <w:pPr>
+        <w:jc w:val="both"/>
+        <w:rPr>
+          <w:rFonts w:cs="B Nazanin"/>
+          <w:sz w:val="28"/>
+          <w:szCs w:val="28"/>
+          <w:rtl/>
+        </w:rPr>
+      </w:pPr>
+      <w:r>
+        <w:rPr>
+          <w:rFonts w:cs="B Nazanin" w:hint="cs"/>
+          <w:sz w:val="28"/>
+          <w:szCs w:val="28"/>
+          <w:rtl/>
+          <w:lang w:bidi="fa-IR"/>
+        </w:rPr>
+        <w:t xml:space="preserve">مقایسه </w:t>
+      </w:r>
+      <w:r>
+        <w:rPr>
+          <w:rFonts w:cs="B Nazanin" w:hint="cs"/>
+          <w:sz w:val="28"/>
+          <w:szCs w:val="28"/>
+          <w:rtl/>
+          <w:lang w:bidi="fa-IR"/>
+        </w:rPr>
+        <w:t xml:space="preserve">حالت های انتخاب شده: </w:t>
+      </w:r>
+      <w:r>
+        <w:rPr>
+          <w:rFonts w:cs="B Nazanin"/>
+          <w:sz w:val="28"/>
+          <w:szCs w:val="28"/>
+          <w:rtl/>
+        </w:rPr>
+        <w:t>در طراحی دستی ساختار شبکه به صورت کاهشی (۶۴ سپس ۳۲ نورون) در نظر گرفته شده بود که یک الگوی متداول در طراحی شبکه‌های عصبی است و معمولاً برای فشرده‌سازی تدریجی ویژگی‌ها استفاده می‌شود. اما الگوریتم ژنتیک معماری متفاوتی را کشف کرد که از الگوی کلاسیک پیروی نمی‌کند و شامل یک لایه کوچک‌تر در ابتدا و یک لایه بزرگ‌تر در ادامه است. این نوع معماری می‌تواند ابتدا ویژگی‌های اولیه را استخراج کرده و سپس در لایه بزرگ‌تر ترکیبات پیچیده‌تری از آن‌ها ایجاد کند</w:t>
+      </w:r>
+      <w:r>
+        <w:rPr>
+          <w:rFonts w:cs="B Nazanin" w:hint="cs"/>
+          <w:sz w:val="28"/>
+          <w:szCs w:val="28"/>
+          <w:rtl/>
+        </w:rPr>
+        <w:t>.</w:t>
+      </w:r>
+    </w:p>
+    <w:p>
+      <w:pPr>
+        <w:jc w:val="both"/>
+        <w:rPr>
+          <w:rFonts w:cs="B Nazanin" w:hint="cs"/>
+          <w:sz w:val="28"/>
+          <w:szCs w:val="28"/>
+          <w:rtl/>
+          <w:lang w:bidi="fa-IR"/>
+        </w:rPr>
+      </w:pPr>
+      <w:r>
+        <w:rPr>
+          <w:rFonts w:cs="B Nazanin" w:hint="cs"/>
+          <w:sz w:val="28"/>
+          <w:szCs w:val="28"/>
+          <w:rtl/>
+        </w:rPr>
+        <w:t xml:space="preserve">علاوه بر این </w:t>
+      </w:r>
+      <w:r>
+        <w:rPr>
+          <w:rFonts w:cs="B Nazanin"/>
+          <w:sz w:val="28"/>
+          <w:szCs w:val="28"/>
+          <w:rtl/>
+        </w:rPr>
+        <w:t>الگوریتم ژنتیک توانسته مقدار مناسب‌تری برای نرخ یادگیری، اندازه</w:t>
+      </w:r>
+      <w:r>
+        <w:rPr>
+          <w:rFonts w:cs="B Nazanin"/>
+          <w:sz w:val="28"/>
+          <w:szCs w:val="28"/>
+          <w:lang w:bidi="fa-IR"/>
+        </w:rPr>
+        <w:t xml:space="preserve"> batch </w:t>
+      </w:r>
+      <w:r>
+        <w:rPr>
+          <w:rFonts w:cs="B Nazanin"/>
+          <w:sz w:val="28"/>
+          <w:szCs w:val="28"/>
+          <w:rtl/>
+        </w:rPr>
+        <w:t xml:space="preserve">و پارامترهای منظم‌سازی انتخاب کند که در مجموع باعث پایداری بیشتر آموزش و کاهش بیش‌برازش شده است. در حالی که در روش دستی برخی از این پارامترها ثابت فرض شده بودند، </w:t>
+      </w:r>
+      <w:r>
+        <w:rPr>
+          <w:rFonts w:cs="B Nazanin"/>
+          <w:sz w:val="28"/>
+          <w:szCs w:val="28"/>
+          <w:rtl/>
+        </w:rPr>
+        <w:lastRenderedPageBreak/>
+        <w:t xml:space="preserve">در </w:t>
+      </w:r>
+      <w:r>
+        <w:rPr>
+          <w:rFonts w:cs="B Nazanin" w:hint="cs"/>
+          <w:sz w:val="28"/>
+          <w:szCs w:val="28"/>
+          <w:rtl/>
+        </w:rPr>
+        <w:t>الگوریتک ژنتیک</w:t>
+      </w:r>
+      <w:r>
+        <w:rPr>
+          <w:rFonts w:cs="B Nazanin"/>
+          <w:sz w:val="28"/>
+          <w:szCs w:val="28"/>
+          <w:rtl/>
+        </w:rPr>
+        <w:t xml:space="preserve"> همه آن‌ها بخشی از فضای جستجو بودند و بنابراین امکان یافتن ترکیب‌های بهینه‌تر وجود داشت</w:t>
+      </w:r>
+      <w:r>
+        <w:rPr>
+          <w:rFonts w:cs="B Nazanin" w:hint="cs"/>
+          <w:sz w:val="28"/>
+          <w:szCs w:val="28"/>
+          <w:rtl/>
+        </w:rPr>
+        <w:t>.</w:t>
+      </w:r>
+    </w:p>
+    <w:p>
+      <w:pPr>
+        <w:jc w:val="both"/>
+        <w:rPr>
+          <w:rFonts w:cs="B Nazanin"/>
+          <w:rtl/>
+          <w:lang w:bidi="fa-IR"/>
+        </w:rPr>
+      </w:pPr>
+    </w:p>
+    <w:p>
+      <w:pPr>
+        <w:jc w:val="both"/>
+        <w:rPr>
+          <w:rFonts w:cs="B Nazanin"/>
+          <w:rtl/>
+          <w:lang w:bidi="fa-IR"/>
+        </w:rPr>
+      </w:pPr>
+    </w:p>
+    <w:p>
+      <w:pPr>
+        <w:jc w:val="both"/>
         <w:rPr>
           <w:rStyle w:val="Heading1Char"/>
-          <w:rFonts w:hint="cs"/>
           <w:b w:val="0"/>
           <w:bCs w:val="0"/>
           <w:sz w:val="28"/>
@@ -16547,15 +17651,13 @@
           <w:rtl/>
           <w:lang w:bidi="fa-IR"/>
         </w:rPr>
-        <w:t>خروجی روش دستی:</w:t>
-      </w:r>
+      </w:pPr>
     </w:p>
     <w:p>
       <w:pPr>
         <w:jc w:val="both"/>
         <w:rPr>
           <w:rStyle w:val="Heading1Char"/>
-          <w:rFonts w:hint="cs"/>
           <w:b w:val="0"/>
           <w:bCs w:val="0"/>
           <w:sz w:val="28"/>
@@ -16565,8 +17667,22 @@
         </w:rPr>
       </w:pPr>
     </w:p>
+    <w:p>
+      <w:pPr>
+        <w:jc w:val="both"/>
+        <w:rPr>
+          <w:rStyle w:val="Heading1Char"/>
+          <w:b w:val="0"/>
+          <w:bCs w:val="0"/>
+          <w:sz w:val="28"/>
+          <w:szCs w:val="28"/>
+          <w:rtl/>
+          <w:lang w:bidi="fa-IR"/>
+        </w:rPr>
+      </w:pPr>
+    </w:p>
     <w:sectPr>
-      <w:footerReference w:type="default" r:id="rId29"/>
+      <w:footerReference w:type="default" r:id="rId33"/>
       <w:pgSz w:w="11906" w:h="16838" w:code="9"/>
       <w:pgMar w:top="1701" w:right="1985" w:bottom="1701" w:left="1985" w:header="720" w:footer="720" w:gutter="0"/>
       <w:pgBorders w:offsetFrom="page">
@@ -19419,6 +20535,21 @@
       <w:lang w:bidi="ar-SA"/>
     </w:rPr>
   </w:style>
+  <w:style w:type="paragraph" w:styleId="NoSpacing">
+    <w:name w:val="No Spacing"/>
+    <w:uiPriority w:val="1"/>
+    <w:qFormat/>
+    <w:rsid w:val="00714EB9"/>
+    <w:pPr>
+      <w:bidi/>
+      <w:spacing w:after="0" w:line="240" w:lineRule="auto"/>
+    </w:pPr>
+    <w:rPr>
+      <w:sz w:val="24"/>
+      <w:szCs w:val="24"/>
+      <w:lang w:bidi="ar-SA"/>
+    </w:rPr>
+  </w:style>
 </w:styles>
 </file>
 

--- a/step1/report.docx
+++ b/step1/report.docx
@@ -16610,6 +16610,7 @@
         <w:pStyle w:val="Heading2"/>
         <w:rPr>
           <w:rStyle w:val="Heading1Char"/>
+          <w:rFonts w:hint="cs"/>
           <w:b w:val="0"/>
           <w:bCs w:val="0"/>
           <w:rtl/>
@@ -16636,6 +16637,24 @@
         <w:t>خروجی ها و مقایسه با روش دستی</w:t>
       </w:r>
       <w:bookmarkEnd w:id="15"/>
+      <w:r>
+        <w:rPr>
+          <w:rStyle w:val="Heading1Char"/>
+          <w:rFonts w:hint="cs"/>
+          <w:b w:val="0"/>
+          <w:bCs w:val="0"/>
+          <w:rtl/>
+        </w:rPr>
+        <w:t xml:space="preserve"> در ژنتیک برای </w:t>
+      </w:r>
+      <w:r>
+        <w:rPr>
+          <w:rStyle w:val="Heading1Char"/>
+          <w:b w:val="0"/>
+          <w:bCs w:val="0"/>
+        </w:rPr>
+        <w:t>MLP</w:t>
+      </w:r>
     </w:p>
     <w:p>
       <w:pPr>
@@ -17213,6 +17232,173 @@
           <w:szCs w:val="28"/>
           <w:lang w:bidi="fa-IR"/>
         </w:rPr>
+        <w:t xml:space="preserve"> Learning Rate </w:t>
+      </w:r>
+      <w:r>
+        <w:rPr>
+          <w:rFonts w:cs="B Nazanin"/>
+          <w:sz w:val="28"/>
+          <w:szCs w:val="28"/>
+          <w:rtl/>
+        </w:rPr>
+        <w:t xml:space="preserve">و </w:t>
+      </w:r>
+      <w:r>
+        <w:rPr>
+          <w:rFonts w:cs="B Nazanin"/>
+          <w:sz w:val="28"/>
+          <w:szCs w:val="28"/>
+          <w:lang w:bidi="fa-IR"/>
+        </w:rPr>
+        <w:t xml:space="preserve">Weight Init </w:t>
+      </w:r>
+      <w:r>
+        <w:rPr>
+          <w:rFonts w:cs="B Nazanin"/>
+          <w:sz w:val="28"/>
+          <w:szCs w:val="28"/>
+          <w:rtl/>
+        </w:rPr>
+        <w:t>توسط</w:t>
+      </w:r>
+      <w:r>
+        <w:rPr>
+          <w:rFonts w:cs="B Nazanin"/>
+          <w:sz w:val="28"/>
+          <w:szCs w:val="28"/>
+          <w:lang w:bidi="fa-IR"/>
+        </w:rPr>
+        <w:t xml:space="preserve"> GA </w:t>
+      </w:r>
+      <w:r>
+        <w:rPr>
+          <w:rFonts w:cs="B Nazanin"/>
+          <w:sz w:val="28"/>
+          <w:szCs w:val="28"/>
+          <w:rtl/>
+        </w:rPr>
+        <w:t>است</w:t>
+      </w:r>
+      <w:r>
+        <w:rPr>
+          <w:rFonts w:cs="B Nazanin" w:hint="cs"/>
+          <w:sz w:val="28"/>
+          <w:szCs w:val="28"/>
+          <w:rtl/>
+          <w:lang w:bidi="fa-IR"/>
+        </w:rPr>
+        <w:t>.</w:t>
+      </w:r>
+    </w:p>
+    <w:p>
+      <w:pPr>
+        <w:jc w:val="both"/>
+        <w:rPr>
+          <w:rFonts w:cs="B Nazanin"/>
+          <w:sz w:val="28"/>
+          <w:szCs w:val="28"/>
+          <w:rtl/>
+          <w:lang w:bidi="fa-IR"/>
+        </w:rPr>
+      </w:pPr>
+      <w:r>
+        <w:rPr>
+          <w:rFonts w:cs="B Nazanin" w:hint="cs"/>
+          <w:sz w:val="28"/>
+          <w:szCs w:val="28"/>
+          <w:rtl/>
+        </w:rPr>
+        <w:t xml:space="preserve">در رابطه با پایداری نیز </w:t>
+      </w:r>
+      <w:r>
+        <w:rPr>
+          <w:rFonts w:cs="B Nazanin"/>
+          <w:sz w:val="28"/>
+          <w:szCs w:val="28"/>
+          <w:rtl/>
+        </w:rPr>
+        <w:t>فاصله بین خط آبی</w:t>
+      </w:r>
+      <w:r>
+        <w:rPr>
+          <w:rFonts w:cs="B Nazanin"/>
+          <w:sz w:val="28"/>
+          <w:szCs w:val="28"/>
+          <w:lang w:bidi="fa-IR"/>
+        </w:rPr>
+        <w:t xml:space="preserve"> (Train) </w:t>
+      </w:r>
+      <w:r>
+        <w:rPr>
+          <w:rFonts w:cs="B Nazanin"/>
+          <w:sz w:val="28"/>
+          <w:szCs w:val="28"/>
+          <w:rtl/>
+        </w:rPr>
+        <w:t>و نارنجی</w:t>
+      </w:r>
+      <w:r>
+        <w:rPr>
+          <w:rFonts w:cs="B Nazanin"/>
+          <w:sz w:val="28"/>
+          <w:szCs w:val="28"/>
+          <w:lang w:bidi="fa-IR"/>
+        </w:rPr>
+        <w:t xml:space="preserve"> (Validation) </w:t>
+      </w:r>
+      <w:r>
+        <w:rPr>
+          <w:rFonts w:cs="B Nazanin"/>
+          <w:sz w:val="28"/>
+          <w:szCs w:val="28"/>
+          <w:rtl/>
+        </w:rPr>
+        <w:t>در نمودار</w:t>
+      </w:r>
+      <w:r>
+        <w:rPr>
+          <w:rFonts w:cs="B Nazanin"/>
+          <w:sz w:val="28"/>
+          <w:szCs w:val="28"/>
+          <w:lang w:bidi="fa-IR"/>
+        </w:rPr>
+        <w:t xml:space="preserve"> Loss </w:t>
+      </w:r>
+      <w:r>
+        <w:rPr>
+          <w:rFonts w:cs="B Nazanin"/>
+          <w:sz w:val="28"/>
+          <w:szCs w:val="28"/>
+          <w:rtl/>
+        </w:rPr>
+        <w:t>مدل</w:t>
+      </w:r>
+      <w:r>
+        <w:rPr>
+          <w:rFonts w:cs="B Nazanin"/>
+          <w:sz w:val="28"/>
+          <w:szCs w:val="28"/>
+          <w:lang w:bidi="fa-IR"/>
+        </w:rPr>
+        <w:t xml:space="preserve"> GA </w:t>
+      </w:r>
+      <w:r>
+        <w:rPr>
+          <w:rFonts w:cs="B Nazanin"/>
+          <w:sz w:val="28"/>
+          <w:szCs w:val="28"/>
+          <w:rtl/>
+        </w:rPr>
+        <w:t>بسیار کمتر و پایدارتر است. در مدل دستی، در اواخر کار خط نارنجی شروع به نوسان صعودی کرده بود</w:t>
+      </w:r>
+      <w:r>
+        <w:rPr>
+          <w:rFonts w:cs="B Nazanin" w:hint="cs"/>
+          <w:sz w:val="28"/>
+          <w:szCs w:val="28"/>
+          <w:rtl/>
+          <w:lang w:bidi="fa-IR"/>
+        </w:rPr>
         <w:t xml:space="preserve"> </w:t>
       </w:r>
       <w:r>
@@ -17220,57 +17406,86 @@
           <w:rFonts w:cs="B Nazanin"/>
           <w:sz w:val="28"/>
           <w:szCs w:val="28"/>
-          <w:lang w:bidi="fa-IR"/>
-        </w:rPr>
-        <w:t xml:space="preserve">Learning Rate </w:t>
-      </w:r>
-      <w:r>
-        <w:rPr>
-          <w:rFonts w:cs="B Nazanin"/>
-          <w:sz w:val="28"/>
-          <w:szCs w:val="28"/>
-          <w:rtl/>
-        </w:rPr>
-        <w:t xml:space="preserve">و </w:t>
-      </w:r>
-      <w:r>
-        <w:rPr>
-          <w:rFonts w:cs="B Nazanin"/>
-          <w:sz w:val="28"/>
-          <w:szCs w:val="28"/>
-          <w:lang w:bidi="fa-IR"/>
-        </w:rPr>
-        <w:t xml:space="preserve">Weight Init </w:t>
-      </w:r>
-      <w:r>
-        <w:rPr>
-          <w:rFonts w:cs="B Nazanin"/>
-          <w:sz w:val="28"/>
-          <w:szCs w:val="28"/>
-          <w:rtl/>
-        </w:rPr>
-        <w:t>توسط</w:t>
-      </w:r>
-      <w:r>
-        <w:rPr>
-          <w:rFonts w:cs="B Nazanin"/>
-          <w:sz w:val="28"/>
-          <w:szCs w:val="28"/>
-          <w:lang w:bidi="fa-IR"/>
-        </w:rPr>
-        <w:t xml:space="preserve"> GA </w:t>
-      </w:r>
-      <w:r>
-        <w:rPr>
-          <w:rFonts w:cs="B Nazanin"/>
-          <w:sz w:val="28"/>
-          <w:szCs w:val="28"/>
-          <w:rtl/>
+          <w:rtl/>
+        </w:rPr>
+        <w:t>نشانه</w:t>
+      </w:r>
+      <w:r>
+        <w:rPr>
+          <w:rFonts w:cs="B Nazanin"/>
+          <w:sz w:val="28"/>
+          <w:szCs w:val="28"/>
+          <w:lang w:bidi="fa-IR"/>
+        </w:rPr>
+        <w:t xml:space="preserve"> Overfitting</w:t>
+      </w:r>
+      <w:r>
+        <w:rPr>
+          <w:rFonts w:cs="B Nazanin" w:hint="cs"/>
+          <w:sz w:val="28"/>
+          <w:szCs w:val="28"/>
+          <w:rtl/>
+          <w:lang w:bidi="fa-IR"/>
         </w:rPr>
         <w:t>است</w:t>
       </w:r>
       <w:r>
         <w:rPr>
+          <w:rFonts w:cs="B Nazanin"/>
+          <w:sz w:val="28"/>
+          <w:szCs w:val="28"/>
+          <w:rtl/>
+        </w:rPr>
+        <w:t xml:space="preserve">، اما در اینجا به </w:t>
+      </w:r>
+      <w:r>
+        <w:rPr>
+          <w:rFonts w:cs="B Nazanin" w:hint="cs"/>
+          <w:sz w:val="28"/>
+          <w:szCs w:val="28"/>
+          <w:rtl/>
+          <w:lang w:bidi="fa-IR"/>
+        </w:rPr>
+        <w:t>خاطر</w:t>
+      </w:r>
+      <w:r>
+        <w:rPr>
+          <w:rFonts w:cs="B Nazanin"/>
+          <w:sz w:val="28"/>
+          <w:szCs w:val="28"/>
+          <w:lang w:bidi="fa-IR"/>
+        </w:rPr>
+        <w:t xml:space="preserve"> L2 </w:t>
+      </w:r>
+      <w:r>
+        <w:rPr>
+          <w:rFonts w:cs="B Nazanin"/>
+          <w:sz w:val="28"/>
+          <w:szCs w:val="28"/>
+          <w:rtl/>
+        </w:rPr>
+        <w:t>انتخاب شده توسط</w:t>
+      </w:r>
+      <w:r>
+        <w:rPr>
+          <w:rFonts w:cs="B Nazanin"/>
+          <w:sz w:val="28"/>
+          <w:szCs w:val="28"/>
+          <w:lang w:bidi="fa-IR"/>
+        </w:rPr>
+        <w:t xml:space="preserve"> GA</w:t>
+      </w:r>
+      <w:r>
+        <w:rPr>
+          <w:rFonts w:cs="B Nazanin"/>
+          <w:sz w:val="28"/>
+          <w:szCs w:val="28"/>
+          <w:rtl/>
+        </w:rPr>
+        <w:t>، مدل منضبط‌تر رفتار می‌کند</w:t>
+      </w:r>
+      <w:r>
+        <w:rPr>
           <w:rFonts w:cs="B Nazanin" w:hint="cs"/>
           <w:sz w:val="28"/>
           <w:szCs w:val="28"/>
@@ -17288,199 +17503,43 @@
           <w:sz w:val="28"/>
           <w:szCs w:val="28"/>
           <w:rtl/>
-          <w:lang w:bidi="fa-IR"/>
-        </w:rPr>
-      </w:pPr>
-      <w:r>
-        <w:rPr>
-          <w:rFonts w:cs="B Nazanin" w:hint="cs"/>
-          <w:sz w:val="28"/>
-          <w:szCs w:val="28"/>
-          <w:rtl/>
-        </w:rPr>
-        <w:t xml:space="preserve">در رابطه با پایداری نیز </w:t>
-      </w:r>
-      <w:r>
-        <w:rPr>
-          <w:rFonts w:cs="B Nazanin"/>
-          <w:sz w:val="28"/>
-          <w:szCs w:val="28"/>
-          <w:rtl/>
-        </w:rPr>
-        <w:t>فاصله بین خط آبی</w:t>
-      </w:r>
-      <w:r>
-        <w:rPr>
-          <w:rFonts w:cs="B Nazanin"/>
-          <w:sz w:val="28"/>
-          <w:szCs w:val="28"/>
-          <w:lang w:bidi="fa-IR"/>
-        </w:rPr>
-        <w:t xml:space="preserve"> (Train) </w:t>
-      </w:r>
-      <w:r>
-        <w:rPr>
-          <w:rFonts w:cs="B Nazanin"/>
-          <w:sz w:val="28"/>
-          <w:szCs w:val="28"/>
-          <w:rtl/>
-        </w:rPr>
-        <w:t>و نارنجی</w:t>
-      </w:r>
-      <w:r>
-        <w:rPr>
-          <w:rFonts w:cs="B Nazanin"/>
-          <w:sz w:val="28"/>
-          <w:szCs w:val="28"/>
-          <w:lang w:bidi="fa-IR"/>
-        </w:rPr>
-        <w:t xml:space="preserve"> (Validation) </w:t>
-      </w:r>
-      <w:r>
-        <w:rPr>
-          <w:rFonts w:cs="B Nazanin"/>
-          <w:sz w:val="28"/>
-          <w:szCs w:val="28"/>
-          <w:rtl/>
-        </w:rPr>
-        <w:t>در نمودار</w:t>
-      </w:r>
-      <w:r>
-        <w:rPr>
-          <w:rFonts w:cs="B Nazanin"/>
-          <w:sz w:val="28"/>
-          <w:szCs w:val="28"/>
-          <w:lang w:bidi="fa-IR"/>
-        </w:rPr>
-        <w:t xml:space="preserve"> Loss </w:t>
-      </w:r>
-      <w:r>
-        <w:rPr>
-          <w:rFonts w:cs="B Nazanin"/>
-          <w:sz w:val="28"/>
-          <w:szCs w:val="28"/>
-          <w:rtl/>
-        </w:rPr>
-        <w:t>مدل</w:t>
-      </w:r>
-      <w:r>
-        <w:rPr>
-          <w:rFonts w:cs="B Nazanin"/>
-          <w:sz w:val="28"/>
-          <w:szCs w:val="28"/>
-          <w:lang w:bidi="fa-IR"/>
-        </w:rPr>
-        <w:t xml:space="preserve"> GA </w:t>
-      </w:r>
-      <w:r>
-        <w:rPr>
-          <w:rFonts w:cs="B Nazanin"/>
-          <w:sz w:val="28"/>
-          <w:szCs w:val="28"/>
-          <w:rtl/>
-        </w:rPr>
-        <w:t>بسیار کمتر و پایدارتر است. در مدل دستی، در اواخر کار خط نارنجی شروع به نوسان صعودی کرده بود</w:t>
-      </w:r>
-      <w:r>
-        <w:rPr>
-          <w:rFonts w:cs="B Nazanin" w:hint="cs"/>
-          <w:sz w:val="28"/>
-          <w:szCs w:val="28"/>
-          <w:rtl/>
-          <w:lang w:bidi="fa-IR"/>
-        </w:rPr>
-        <w:t xml:space="preserve"> </w:t>
-      </w:r>
-      <w:r>
-        <w:rPr>
-          <w:rFonts w:cs="B Nazanin"/>
-          <w:sz w:val="28"/>
-          <w:szCs w:val="28"/>
-          <w:rtl/>
-        </w:rPr>
-        <w:t>نشانه</w:t>
-      </w:r>
-      <w:r>
-        <w:rPr>
-          <w:rFonts w:cs="B Nazanin"/>
-          <w:sz w:val="28"/>
-          <w:szCs w:val="28"/>
-          <w:lang w:bidi="fa-IR"/>
-        </w:rPr>
-        <w:t xml:space="preserve"> Overfitting</w:t>
-      </w:r>
-      <w:r>
-        <w:rPr>
-          <w:rFonts w:cs="B Nazanin" w:hint="cs"/>
-          <w:sz w:val="28"/>
-          <w:szCs w:val="28"/>
-          <w:rtl/>
-          <w:lang w:bidi="fa-IR"/>
-        </w:rPr>
-        <w:t>است</w:t>
-      </w:r>
-      <w:r>
-        <w:rPr>
-          <w:rFonts w:cs="B Nazanin"/>
-          <w:sz w:val="28"/>
-          <w:szCs w:val="28"/>
-          <w:rtl/>
-        </w:rPr>
-        <w:t xml:space="preserve">، اما در اینجا به </w:t>
-      </w:r>
-      <w:r>
-        <w:rPr>
-          <w:rFonts w:cs="B Nazanin" w:hint="cs"/>
-          <w:sz w:val="28"/>
-          <w:szCs w:val="28"/>
-          <w:rtl/>
-          <w:lang w:bidi="fa-IR"/>
-        </w:rPr>
-        <w:t>خاطر</w:t>
-      </w:r>
-      <w:r>
-        <w:rPr>
-          <w:rFonts w:cs="B Nazanin"/>
-          <w:sz w:val="28"/>
-          <w:szCs w:val="28"/>
-          <w:lang w:bidi="fa-IR"/>
-        </w:rPr>
-        <w:t xml:space="preserve"> L2 </w:t>
-      </w:r>
-      <w:r>
-        <w:rPr>
-          <w:rFonts w:cs="B Nazanin"/>
-          <w:sz w:val="28"/>
-          <w:szCs w:val="28"/>
-          <w:rtl/>
-        </w:rPr>
-        <w:t>انتخاب شده توسط</w:t>
-      </w:r>
-      <w:r>
-        <w:rPr>
-          <w:rFonts w:cs="B Nazanin"/>
-          <w:sz w:val="28"/>
-          <w:szCs w:val="28"/>
-          <w:lang w:bidi="fa-IR"/>
-        </w:rPr>
-        <w:t xml:space="preserve"> GA</w:t>
-      </w:r>
-      <w:r>
-        <w:rPr>
-          <w:rFonts w:cs="B Nazanin"/>
-          <w:sz w:val="28"/>
-          <w:szCs w:val="28"/>
-          <w:rtl/>
-        </w:rPr>
-        <w:t>، مدل منضبط‌تر رفتار می‌کند</w:t>
-      </w:r>
-      <w:r>
-        <w:rPr>
-          <w:rFonts w:cs="B Nazanin" w:hint="cs"/>
-          <w:sz w:val="28"/>
-          <w:szCs w:val="28"/>
-          <w:rtl/>
-          <w:lang w:bidi="fa-IR"/>
+        </w:rPr>
+      </w:pPr>
+      <w:r>
+        <w:rPr>
+          <w:rFonts w:cs="B Nazanin" w:hint="cs"/>
+          <w:sz w:val="28"/>
+          <w:szCs w:val="28"/>
+          <w:rtl/>
+          <w:lang w:bidi="fa-IR"/>
+        </w:rPr>
+        <w:t xml:space="preserve">مقایسه </w:t>
+      </w:r>
+      <w:r>
+        <w:rPr>
+          <w:rFonts w:cs="B Nazanin" w:hint="cs"/>
+          <w:sz w:val="28"/>
+          <w:szCs w:val="28"/>
+          <w:rtl/>
+          <w:lang w:bidi="fa-IR"/>
+        </w:rPr>
+        <w:t xml:space="preserve">حالت های انتخاب شده: </w:t>
+      </w:r>
+      <w:r>
+        <w:rPr>
+          <w:rFonts w:cs="B Nazanin"/>
+          <w:sz w:val="28"/>
+          <w:szCs w:val="28"/>
+          <w:rtl/>
+        </w:rPr>
+        <w:t>در طراحی دستی ساختار شبکه به صورت کاهشی (۶۴ سپس ۳۲ نورون) در نظر گرفته شده بود که یک الگوی متداول در طراحی شبکه‌های عصبی است و معمولاً برای فشرده‌سازی تدریجی ویژگی‌ها استفاده می‌شود. اما الگوریتم ژنتیک معماری متفاوتی را کشف کرد که از الگوی کلاسیک پیروی نمی‌کند و شامل یک لایه کوچک‌تر در ابتدا و یک لایه بزرگ‌تر در ادامه است. این نوع معماری می‌تواند ابتدا ویژگی‌های اولیه را استخراج کرده و سپس در لایه بزرگ‌تر ترکیبات پیچیده‌تری از آن‌ها ایجاد کند</w:t>
+      </w:r>
+      <w:r>
+        <w:rPr>
+          <w:rFonts w:cs="B Nazanin" w:hint="cs"/>
+          <w:sz w:val="28"/>
+          <w:szCs w:val="28"/>
+          <w:rtl/>
         </w:rPr>
         <w:t>.</w:t>
       </w:r>
@@ -17490,55 +17549,6 @@
         <w:jc w:val="both"/>
         <w:rPr>
           <w:rFonts w:cs="B Nazanin"/>
-          <w:sz w:val="28"/>
-          <w:szCs w:val="28"/>
-          <w:rtl/>
-        </w:rPr>
-      </w:pPr>
-      <w:r>
-        <w:rPr>
-          <w:rFonts w:cs="B Nazanin" w:hint="cs"/>
-          <w:sz w:val="28"/>
-          <w:szCs w:val="28"/>
-          <w:rtl/>
-          <w:lang w:bidi="fa-IR"/>
-        </w:rPr>
-        <w:t xml:space="preserve">مقایسه </w:t>
-      </w:r>
-      <w:r>
-        <w:rPr>
-          <w:rFonts w:cs="B Nazanin" w:hint="cs"/>
-          <w:sz w:val="28"/>
-          <w:szCs w:val="28"/>
-          <w:rtl/>
-          <w:lang w:bidi="fa-IR"/>
-        </w:rPr>
-        <w:t xml:space="preserve">حالت های انتخاب شده: </w:t>
-      </w:r>
-      <w:r>
-        <w:rPr>
-          <w:rFonts w:cs="B Nazanin"/>
-          <w:sz w:val="28"/>
-          <w:szCs w:val="28"/>
-          <w:rtl/>
-        </w:rPr>
-        <w:t>در طراحی دستی ساختار شبکه به صورت کاهشی (۶۴ سپس ۳۲ نورون) در نظر گرفته شده بود که یک الگوی متداول در طراحی شبکه‌های عصبی است و معمولاً برای فشرده‌سازی تدریجی ویژگی‌ها استفاده می‌شود. اما الگوریتم ژنتیک معماری متفاوتی را کشف کرد که از الگوی کلاسیک پیروی نمی‌کند و شامل یک لایه کوچک‌تر در ابتدا و یک لایه بزرگ‌تر در ادامه است. این نوع معماری می‌تواند ابتدا ویژگی‌های اولیه را استخراج کرده و سپس در لایه بزرگ‌تر ترکیبات پیچیده‌تری از آن‌ها ایجاد کند</w:t>
-      </w:r>
-      <w:r>
-        <w:rPr>
-          <w:rFonts w:cs="B Nazanin" w:hint="cs"/>
-          <w:sz w:val="28"/>
-          <w:szCs w:val="28"/>
-          <w:rtl/>
-        </w:rPr>
-        <w:t>.</w:t>
-      </w:r>
-    </w:p>
-    <w:p>
-      <w:pPr>
-        <w:jc w:val="both"/>
-        <w:rPr>
-          <w:rFonts w:cs="B Nazanin" w:hint="cs"/>
           <w:sz w:val="28"/>
           <w:szCs w:val="28"/>
           <w:rtl/>
@@ -17621,45 +17631,714 @@
     </w:p>
     <w:p>
       <w:pPr>
+        <w:pStyle w:val="Heading1"/>
+        <w:rPr>
+          <w:sz w:val="28"/>
+          <w:szCs w:val="28"/>
+          <w:rtl/>
+        </w:rPr>
+      </w:pPr>
+      <w:r>
+        <w:rPr>
+          <w:rFonts w:hint="cs"/>
+          <w:rtl/>
+        </w:rPr>
+        <w:t xml:space="preserve">5.3. ژنتیک برای </w:t>
+      </w:r>
+      <w:r>
+        <w:t>RBF</w:t>
+      </w:r>
+    </w:p>
+    <w:p>
+      <w:pPr>
         <w:jc w:val="both"/>
         <w:rPr>
           <w:rFonts w:cs="B Nazanin"/>
-          <w:rtl/>
-          <w:lang w:bidi="fa-IR"/>
-        </w:rPr>
-      </w:pPr>
+          <w:sz w:val="28"/>
+          <w:szCs w:val="28"/>
+          <w:rtl/>
+          <w:lang w:bidi="fa-IR"/>
+        </w:rPr>
+      </w:pPr>
+      <w:r>
+        <w:rPr>
+          <w:rFonts w:cs="B Nazanin" w:hint="cs"/>
+          <w:sz w:val="28"/>
+          <w:szCs w:val="28"/>
+          <w:rtl/>
+          <w:lang w:bidi="fa-IR"/>
+        </w:rPr>
+        <w:t xml:space="preserve">در این بخش </w:t>
+      </w:r>
+      <w:r>
+        <w:rPr>
+          <w:rFonts w:cs="B Nazanin" w:hint="cs"/>
+          <w:sz w:val="28"/>
+          <w:szCs w:val="28"/>
+          <w:rtl/>
+          <w:lang w:bidi="fa-IR"/>
+        </w:rPr>
+        <w:t xml:space="preserve">کروموزوم به این صورت تعریف شد </w:t>
+      </w:r>
     </w:p>
     <w:p>
       <w:pPr>
         <w:jc w:val="both"/>
         <w:rPr>
           <w:rFonts w:cs="B Nazanin"/>
-          <w:rtl/>
-          <w:lang w:bidi="fa-IR"/>
-        </w:rPr>
-      </w:pPr>
+          <w:sz w:val="28"/>
+          <w:szCs w:val="28"/>
+          <w:rtl/>
+          <w:lang w:bidi="fa-IR"/>
+        </w:rPr>
+      </w:pPr>
+      <w:r>
+        <w:rPr>
+          <w:rFonts w:cs="B Nazanin"/>
+          <w:sz w:val="28"/>
+          <w:szCs w:val="28"/>
+          <w:lang w:bidi="fa-IR"/>
+        </w:rPr>
+        <w:t xml:space="preserve"> [</w:t>
+      </w:r>
+      <w:proofErr w:type="spellStart"/>
+      <w:r>
+        <w:rPr>
+          <w:rFonts w:cs="B Nazanin"/>
+          <w:sz w:val="28"/>
+          <w:szCs w:val="28"/>
+          <w:lang w:bidi="fa-IR"/>
+        </w:rPr>
+        <w:t>num_centers</w:t>
+      </w:r>
+      <w:proofErr w:type="spellEnd"/>
+      <w:r>
+        <w:rPr>
+          <w:rFonts w:cs="B Nazanin"/>
+          <w:sz w:val="28"/>
+          <w:szCs w:val="28"/>
+          <w:lang w:bidi="fa-IR"/>
+        </w:rPr>
+        <w:t xml:space="preserve">, </w:t>
+      </w:r>
+      <w:proofErr w:type="spellStart"/>
+      <w:r>
+        <w:rPr>
+          <w:rFonts w:cs="B Nazanin"/>
+          <w:sz w:val="28"/>
+          <w:szCs w:val="28"/>
+          <w:lang w:bidi="fa-IR"/>
+        </w:rPr>
+        <w:t>init_method</w:t>
+      </w:r>
+      <w:proofErr w:type="spellEnd"/>
+      <w:r>
+        <w:rPr>
+          <w:rFonts w:cs="B Nazanin"/>
+          <w:sz w:val="28"/>
+          <w:szCs w:val="28"/>
+          <w:lang w:bidi="fa-IR"/>
+        </w:rPr>
+        <w:t xml:space="preserve">, </w:t>
+      </w:r>
+      <w:proofErr w:type="spellStart"/>
+      <w:r>
+        <w:rPr>
+          <w:rFonts w:cs="B Nazanin"/>
+          <w:sz w:val="28"/>
+          <w:szCs w:val="28"/>
+          <w:lang w:bidi="fa-IR"/>
+        </w:rPr>
+        <w:t>trainable_centers</w:t>
+      </w:r>
+      <w:proofErr w:type="spellEnd"/>
+      <w:r>
+        <w:rPr>
+          <w:rFonts w:cs="B Nazanin"/>
+          <w:sz w:val="28"/>
+          <w:szCs w:val="28"/>
+          <w:lang w:bidi="fa-IR"/>
+        </w:rPr>
+        <w:t xml:space="preserve">, </w:t>
+      </w:r>
+      <w:proofErr w:type="spellStart"/>
+      <w:r>
+        <w:rPr>
+          <w:rFonts w:cs="B Nazanin"/>
+          <w:sz w:val="28"/>
+          <w:szCs w:val="28"/>
+          <w:lang w:bidi="fa-IR"/>
+        </w:rPr>
+        <w:t>trainable_sigma</w:t>
+      </w:r>
+      <w:proofErr w:type="spellEnd"/>
+      <w:r>
+        <w:rPr>
+          <w:rFonts w:cs="B Nazanin"/>
+          <w:sz w:val="28"/>
+          <w:szCs w:val="28"/>
+          <w:lang w:bidi="fa-IR"/>
+        </w:rPr>
+        <w:t xml:space="preserve">, sigma, </w:t>
+      </w:r>
+      <w:proofErr w:type="spellStart"/>
+      <w:r>
+        <w:rPr>
+          <w:rFonts w:cs="B Nazanin"/>
+          <w:sz w:val="28"/>
+          <w:szCs w:val="28"/>
+          <w:lang w:bidi="fa-IR"/>
+        </w:rPr>
+        <w:t>learning_rate</w:t>
+      </w:r>
+      <w:proofErr w:type="spellEnd"/>
+      <w:r>
+        <w:rPr>
+          <w:rFonts w:cs="B Nazanin"/>
+          <w:sz w:val="28"/>
+          <w:szCs w:val="28"/>
+          <w:lang w:bidi="fa-IR"/>
+        </w:rPr>
+        <w:t xml:space="preserve">, </w:t>
+      </w:r>
+      <w:proofErr w:type="spellStart"/>
+      <w:r>
+        <w:rPr>
+          <w:rFonts w:cs="B Nazanin"/>
+          <w:sz w:val="28"/>
+          <w:szCs w:val="28"/>
+          <w:lang w:bidi="fa-IR"/>
+        </w:rPr>
+        <w:t>batch_size</w:t>
+      </w:r>
+      <w:proofErr w:type="spellEnd"/>
+      <w:r>
+        <w:rPr>
+          <w:rFonts w:cs="B Nazanin"/>
+          <w:sz w:val="28"/>
+          <w:szCs w:val="28"/>
+          <w:lang w:bidi="fa-IR"/>
+        </w:rPr>
+        <w:t>]</w:t>
+      </w:r>
     </w:p>
     <w:p>
       <w:pPr>
         <w:jc w:val="both"/>
         <w:rPr>
-          <w:rStyle w:val="Heading1Char"/>
-          <w:b w:val="0"/>
-          <w:bCs w:val="0"/>
-          <w:sz w:val="28"/>
-          <w:szCs w:val="28"/>
-          <w:rtl/>
-          <w:lang w:bidi="fa-IR"/>
-        </w:rPr>
-      </w:pPr>
+          <w:rFonts w:cs="B Nazanin"/>
+          <w:sz w:val="28"/>
+          <w:szCs w:val="28"/>
+          <w:rtl/>
+          <w:lang w:bidi="fa-IR"/>
+        </w:rPr>
+      </w:pPr>
+      <w:r>
+        <w:rPr>
+          <w:rFonts w:cs="B Nazanin" w:hint="cs"/>
+          <w:sz w:val="28"/>
+          <w:szCs w:val="28"/>
+          <w:rtl/>
+          <w:lang w:bidi="fa-IR"/>
+        </w:rPr>
+        <w:t>و مقادیری که هر کدام میتوانستند بگیرند به این صورت بود</w:t>
+      </w:r>
+    </w:p>
+    <w:p>
+      <w:pPr>
+        <w:jc w:val="right"/>
+        <w:rPr>
+          <w:rFonts w:cs="B Nazanin"/>
+          <w:sz w:val="28"/>
+          <w:szCs w:val="28"/>
+          <w:lang w:bidi="fa-IR"/>
+        </w:rPr>
+      </w:pPr>
+      <w:proofErr w:type="spellStart"/>
+      <w:r>
+        <w:rPr>
+          <w:rFonts w:cs="B Nazanin"/>
+          <w:sz w:val="28"/>
+          <w:szCs w:val="28"/>
+          <w:lang w:bidi="fa-IR"/>
+        </w:rPr>
+        <w:t>num_centers_space</w:t>
+      </w:r>
+      <w:proofErr w:type="spellEnd"/>
+      <w:r>
+        <w:rPr>
+          <w:rFonts w:cs="B Nazanin"/>
+          <w:sz w:val="28"/>
+          <w:szCs w:val="28"/>
+          <w:lang w:bidi="fa-IR"/>
+        </w:rPr>
+        <w:t xml:space="preserve"> = [25, 50, 75, 100, 150, 200, 300]</w:t>
+      </w:r>
+      <w:r>
+        <w:rPr>
+          <w:rFonts w:cs="B Nazanin"/>
+          <w:sz w:val="28"/>
+          <w:szCs w:val="28"/>
+          <w:lang w:bidi="fa-IR"/>
+        </w:rPr>
+        <w:br/>
+      </w:r>
+      <w:proofErr w:type="spellStart"/>
+      <w:r>
+        <w:rPr>
+          <w:rFonts w:cs="B Nazanin"/>
+          <w:sz w:val="28"/>
+          <w:szCs w:val="28"/>
+          <w:lang w:bidi="fa-IR"/>
+        </w:rPr>
+        <w:t>init_method_space</w:t>
+      </w:r>
+      <w:proofErr w:type="spellEnd"/>
+      <w:r>
+        <w:rPr>
+          <w:rFonts w:cs="B Nazanin"/>
+          <w:sz w:val="28"/>
+          <w:szCs w:val="28"/>
+          <w:lang w:bidi="fa-IR"/>
+        </w:rPr>
+        <w:t>=['</w:t>
+      </w:r>
+      <w:proofErr w:type="spellStart"/>
+      <w:r>
+        <w:rPr>
+          <w:rFonts w:cs="B Nazanin"/>
+          <w:sz w:val="28"/>
+          <w:szCs w:val="28"/>
+          <w:lang w:bidi="fa-IR"/>
+        </w:rPr>
+        <w:t>kmeans</w:t>
+      </w:r>
+      <w:proofErr w:type="spellEnd"/>
+      <w:r>
+        <w:rPr>
+          <w:rFonts w:cs="B Nazanin"/>
+          <w:sz w:val="28"/>
+          <w:szCs w:val="28"/>
+          <w:lang w:bidi="fa-IR"/>
+        </w:rPr>
+        <w:t>','random_from_data','</w:t>
+      </w:r>
+      <w:proofErr w:type="spellStart"/>
+      <w:r>
+        <w:rPr>
+          <w:rFonts w:cs="B Nazanin"/>
+          <w:sz w:val="28"/>
+          <w:szCs w:val="28"/>
+          <w:lang w:bidi="fa-IR"/>
+        </w:rPr>
+        <w:t>random_normal</w:t>
+      </w:r>
+      <w:proofErr w:type="spellEnd"/>
+      <w:r>
+        <w:rPr>
+          <w:rFonts w:cs="B Nazanin"/>
+          <w:sz w:val="28"/>
+          <w:szCs w:val="28"/>
+          <w:lang w:bidi="fa-IR"/>
+        </w:rPr>
+        <w:t>'</w:t>
+      </w:r>
+      <w:r>
+        <w:rPr>
+          <w:rFonts w:cs="B Nazanin"/>
+          <w:sz w:val="28"/>
+          <w:szCs w:val="28"/>
+          <w:lang w:bidi="fa-IR"/>
+        </w:rPr>
+        <w:br/>
+      </w:r>
+      <w:proofErr w:type="spellStart"/>
+      <w:r>
+        <w:rPr>
+          <w:rFonts w:cs="B Nazanin"/>
+          <w:sz w:val="28"/>
+          <w:szCs w:val="28"/>
+          <w:lang w:bidi="fa-IR"/>
+        </w:rPr>
+        <w:t>trainable_centers_space</w:t>
+      </w:r>
+      <w:proofErr w:type="spellEnd"/>
+      <w:r>
+        <w:rPr>
+          <w:rFonts w:cs="B Nazanin"/>
+          <w:sz w:val="28"/>
+          <w:szCs w:val="28"/>
+          <w:lang w:bidi="fa-IR"/>
+        </w:rPr>
+        <w:t xml:space="preserve"> = [True, False]</w:t>
+      </w:r>
+      <w:r>
+        <w:rPr>
+          <w:rFonts w:cs="B Nazanin"/>
+          <w:sz w:val="28"/>
+          <w:szCs w:val="28"/>
+          <w:lang w:bidi="fa-IR"/>
+        </w:rPr>
+        <w:br/>
+      </w:r>
+      <w:proofErr w:type="spellStart"/>
+      <w:r>
+        <w:rPr>
+          <w:rFonts w:cs="B Nazanin"/>
+          <w:sz w:val="28"/>
+          <w:szCs w:val="28"/>
+          <w:lang w:bidi="fa-IR"/>
+        </w:rPr>
+        <w:t>trainable_sigma_space</w:t>
+      </w:r>
+      <w:proofErr w:type="spellEnd"/>
+      <w:r>
+        <w:rPr>
+          <w:rFonts w:cs="B Nazanin"/>
+          <w:sz w:val="28"/>
+          <w:szCs w:val="28"/>
+          <w:lang w:bidi="fa-IR"/>
+        </w:rPr>
+        <w:t xml:space="preserve"> = [True, False]</w:t>
+      </w:r>
+      <w:r>
+        <w:rPr>
+          <w:rFonts w:cs="B Nazanin"/>
+          <w:sz w:val="28"/>
+          <w:szCs w:val="28"/>
+          <w:lang w:bidi="fa-IR"/>
+        </w:rPr>
+        <w:br/>
+      </w:r>
+      <w:proofErr w:type="spellStart"/>
+      <w:r>
+        <w:rPr>
+          <w:rFonts w:cs="B Nazanin"/>
+          <w:sz w:val="28"/>
+          <w:szCs w:val="28"/>
+          <w:lang w:bidi="fa-IR"/>
+        </w:rPr>
+        <w:t>sigma_space</w:t>
+      </w:r>
+      <w:proofErr w:type="spellEnd"/>
+      <w:r>
+        <w:rPr>
+          <w:rFonts w:cs="B Nazanin"/>
+          <w:sz w:val="28"/>
+          <w:szCs w:val="28"/>
+          <w:lang w:bidi="fa-IR"/>
+        </w:rPr>
+        <w:t xml:space="preserve"> = ['auto', 0.5, 1.0, 2.0]</w:t>
+      </w:r>
+      <w:r>
+        <w:rPr>
+          <w:rFonts w:cs="B Nazanin"/>
+          <w:sz w:val="28"/>
+          <w:szCs w:val="28"/>
+          <w:lang w:bidi="fa-IR"/>
+        </w:rPr>
+        <w:br/>
+      </w:r>
+      <w:proofErr w:type="spellStart"/>
+      <w:r>
+        <w:rPr>
+          <w:rFonts w:cs="B Nazanin"/>
+          <w:sz w:val="28"/>
+          <w:szCs w:val="28"/>
+          <w:lang w:bidi="fa-IR"/>
+        </w:rPr>
+        <w:t>lr_space</w:t>
+      </w:r>
+      <w:proofErr w:type="spellEnd"/>
+      <w:r>
+        <w:rPr>
+          <w:rFonts w:cs="B Nazanin"/>
+          <w:sz w:val="28"/>
+          <w:szCs w:val="28"/>
+          <w:lang w:bidi="fa-IR"/>
+        </w:rPr>
+        <w:t xml:space="preserve"> = [0.0005, 0.001, 0.005, 0.01]</w:t>
+      </w:r>
+      <w:r>
+        <w:rPr>
+          <w:rFonts w:cs="B Nazanin"/>
+          <w:sz w:val="28"/>
+          <w:szCs w:val="28"/>
+          <w:lang w:bidi="fa-IR"/>
+        </w:rPr>
+        <w:br/>
+      </w:r>
+      <w:proofErr w:type="spellStart"/>
+      <w:r>
+        <w:rPr>
+          <w:rFonts w:cs="B Nazanin"/>
+          <w:sz w:val="28"/>
+          <w:szCs w:val="28"/>
+          <w:lang w:bidi="fa-IR"/>
+        </w:rPr>
+        <w:t>batch_size_space</w:t>
+      </w:r>
+      <w:proofErr w:type="spellEnd"/>
+      <w:r>
+        <w:rPr>
+          <w:rFonts w:cs="B Nazanin"/>
+          <w:sz w:val="28"/>
+          <w:szCs w:val="28"/>
+          <w:lang w:bidi="fa-IR"/>
+        </w:rPr>
+        <w:t xml:space="preserve"> = [16, 32, 64]</w:t>
+      </w:r>
+    </w:p>
+    <w:p>
+      <w:pPr>
+        <w:rPr>
+          <w:rFonts w:cs="B Nazanin"/>
+          <w:sz w:val="28"/>
+          <w:szCs w:val="28"/>
+          <w:rtl/>
+          <w:lang w:bidi="fa-IR"/>
+        </w:rPr>
+      </w:pPr>
+      <w:r>
+        <w:rPr>
+          <w:rFonts w:cs="B Nazanin" w:hint="cs"/>
+          <w:sz w:val="28"/>
+          <w:szCs w:val="28"/>
+          <w:rtl/>
+          <w:lang w:bidi="fa-IR"/>
+        </w:rPr>
+        <w:t>و سپس الگوریتم ژنتیک مانند بخش قبل روی این دیتاها پیاده سازی شد.</w:t>
+      </w:r>
+    </w:p>
+    <w:p>
+      <w:pPr>
+        <w:rPr>
+          <w:rFonts w:cs="B Nazanin" w:hint="cs"/>
+          <w:sz w:val="28"/>
+          <w:szCs w:val="28"/>
+          <w:lang w:bidi="fa-IR"/>
+        </w:rPr>
+      </w:pPr>
+      <w:r>
+        <w:rPr>
+          <w:rFonts w:cs="B Nazanin" w:hint="cs"/>
+          <w:sz w:val="28"/>
+          <w:szCs w:val="28"/>
+          <w:rtl/>
+          <w:lang w:bidi="fa-IR"/>
+        </w:rPr>
+        <w:t xml:space="preserve">خروجی ها </w:t>
+      </w:r>
     </w:p>
     <w:p>
       <w:pPr>
         <w:jc w:val="both"/>
         <w:rPr>
-          <w:rStyle w:val="Heading1Char"/>
-          <w:b w:val="0"/>
-          <w:bCs w:val="0"/>
+          <w:rFonts w:cs="B Nazanin"/>
+          <w:sz w:val="28"/>
+          <w:szCs w:val="28"/>
+          <w:rtl/>
+          <w:lang w:bidi="fa-IR"/>
+        </w:rPr>
+      </w:pPr>
+    </w:p>
+    <w:p>
+      <w:pPr>
+        <w:jc w:val="both"/>
+        <w:rPr>
+          <w:rFonts w:cs="B Nazanin"/>
+          <w:sz w:val="28"/>
+          <w:szCs w:val="28"/>
+          <w:rtl/>
+          <w:lang w:bidi="fa-IR"/>
+        </w:rPr>
+      </w:pPr>
+    </w:p>
+    <w:p>
+      <w:pPr>
+        <w:jc w:val="both"/>
+        <w:rPr>
+          <w:rFonts w:cs="B Nazanin"/>
+          <w:sz w:val="28"/>
+          <w:szCs w:val="28"/>
+          <w:rtl/>
+          <w:lang w:bidi="fa-IR"/>
+        </w:rPr>
+      </w:pPr>
+    </w:p>
+    <w:p>
+      <w:pPr>
+        <w:jc w:val="both"/>
+        <w:rPr>
+          <w:rFonts w:cs="B Nazanin"/>
+          <w:sz w:val="28"/>
+          <w:szCs w:val="28"/>
+          <w:rtl/>
+          <w:lang w:bidi="fa-IR"/>
+        </w:rPr>
+      </w:pPr>
+    </w:p>
+    <w:p>
+      <w:pPr>
+        <w:jc w:val="both"/>
+        <w:rPr>
+          <w:rFonts w:cs="B Nazanin"/>
+          <w:sz w:val="28"/>
+          <w:szCs w:val="28"/>
+          <w:rtl/>
+          <w:lang w:bidi="fa-IR"/>
+        </w:rPr>
+      </w:pPr>
+    </w:p>
+    <w:p>
+      <w:pPr>
+        <w:jc w:val="both"/>
+        <w:rPr>
+          <w:rFonts w:cs="B Nazanin"/>
+          <w:sz w:val="28"/>
+          <w:szCs w:val="28"/>
+          <w:rtl/>
+          <w:lang w:bidi="fa-IR"/>
+        </w:rPr>
+      </w:pPr>
+    </w:p>
+    <w:p>
+      <w:pPr>
+        <w:jc w:val="both"/>
+        <w:rPr>
+          <w:rFonts w:cs="B Nazanin"/>
+          <w:sz w:val="28"/>
+          <w:szCs w:val="28"/>
+          <w:rtl/>
+          <w:lang w:bidi="fa-IR"/>
+        </w:rPr>
+      </w:pPr>
+    </w:p>
+    <w:p>
+      <w:pPr>
+        <w:jc w:val="both"/>
+        <w:rPr>
+          <w:rFonts w:cs="B Nazanin"/>
+          <w:sz w:val="28"/>
+          <w:szCs w:val="28"/>
+          <w:rtl/>
+          <w:lang w:bidi="fa-IR"/>
+        </w:rPr>
+      </w:pPr>
+    </w:p>
+    <w:p>
+      <w:pPr>
+        <w:jc w:val="both"/>
+        <w:rPr>
+          <w:rFonts w:cs="B Nazanin"/>
+          <w:sz w:val="28"/>
+          <w:szCs w:val="28"/>
+          <w:rtl/>
+          <w:lang w:bidi="fa-IR"/>
+        </w:rPr>
+      </w:pPr>
+    </w:p>
+    <w:p>
+      <w:pPr>
+        <w:jc w:val="both"/>
+        <w:rPr>
+          <w:rFonts w:cs="B Nazanin"/>
+          <w:sz w:val="28"/>
+          <w:szCs w:val="28"/>
+          <w:rtl/>
+          <w:lang w:bidi="fa-IR"/>
+        </w:rPr>
+      </w:pPr>
+    </w:p>
+    <w:p>
+      <w:pPr>
+        <w:jc w:val="both"/>
+        <w:rPr>
+          <w:rFonts w:cs="B Nazanin"/>
+          <w:sz w:val="28"/>
+          <w:szCs w:val="28"/>
+          <w:rtl/>
+          <w:lang w:bidi="fa-IR"/>
+        </w:rPr>
+      </w:pPr>
+    </w:p>
+    <w:p>
+      <w:pPr>
+        <w:jc w:val="both"/>
+        <w:rPr>
+          <w:rFonts w:cs="B Nazanin"/>
+          <w:sz w:val="28"/>
+          <w:szCs w:val="28"/>
+          <w:rtl/>
+          <w:lang w:bidi="fa-IR"/>
+        </w:rPr>
+      </w:pPr>
+    </w:p>
+    <w:p>
+      <w:pPr>
+        <w:jc w:val="both"/>
+        <w:rPr>
+          <w:rFonts w:cs="B Nazanin"/>
+          <w:sz w:val="28"/>
+          <w:szCs w:val="28"/>
+          <w:rtl/>
+          <w:lang w:bidi="fa-IR"/>
+        </w:rPr>
+      </w:pPr>
+    </w:p>
+    <w:p>
+      <w:pPr>
+        <w:jc w:val="both"/>
+        <w:rPr>
+          <w:rFonts w:cs="B Nazanin"/>
+          <w:sz w:val="28"/>
+          <w:szCs w:val="28"/>
+          <w:rtl/>
+          <w:lang w:bidi="fa-IR"/>
+        </w:rPr>
+      </w:pPr>
+    </w:p>
+    <w:p>
+      <w:pPr>
+        <w:jc w:val="both"/>
+        <w:rPr>
+          <w:rFonts w:cs="B Nazanin"/>
+          <w:sz w:val="28"/>
+          <w:szCs w:val="28"/>
+          <w:rtl/>
+          <w:lang w:bidi="fa-IR"/>
+        </w:rPr>
+      </w:pPr>
+    </w:p>
+    <w:p>
+      <w:pPr>
+        <w:jc w:val="both"/>
+        <w:rPr>
+          <w:rFonts w:cs="B Nazanin"/>
+          <w:sz w:val="28"/>
+          <w:szCs w:val="28"/>
+          <w:rtl/>
+          <w:lang w:bidi="fa-IR"/>
+        </w:rPr>
+      </w:pPr>
+    </w:p>
+    <w:p>
+      <w:pPr>
+        <w:jc w:val="both"/>
+        <w:rPr>
+          <w:rFonts w:cs="B Nazanin"/>
+          <w:sz w:val="28"/>
+          <w:szCs w:val="28"/>
+          <w:rtl/>
+          <w:lang w:bidi="fa-IR"/>
+        </w:rPr>
+      </w:pPr>
+    </w:p>
+    <w:p>
+      <w:pPr>
+        <w:jc w:val="both"/>
+        <w:rPr>
+          <w:rFonts w:cs="B Nazanin"/>
           <w:sz w:val="28"/>
           <w:szCs w:val="28"/>
           <w:rtl/>

--- a/step1/report.docx
+++ b/step1/report.docx
@@ -401,9 +401,10 @@
               <w:tab w:val="right" w:leader="dot" w:pos="7926"/>
             </w:tabs>
             <w:rPr>
-              <w:rFonts w:eastAsiaTheme="minorEastAsia" w:cs="B Nazanin"/>
+              <w:rFonts w:eastAsiaTheme="minorEastAsia"/>
               <w:noProof/>
               <w:rtl/>
+              <w:lang w:bidi="fa-IR"/>
             </w:rPr>
           </w:pPr>
           <w:r>
@@ -424,20 +425,17 @@
             </w:rPr>
             <w:fldChar w:fldCharType="separate"/>
           </w:r>
-          <w:hyperlink w:anchor="_Toc232509117" w:history="1">
+          <w:hyperlink w:anchor="_Toc232539092" w:history="1">
             <w:r>
               <w:rPr>
                 <w:rStyle w:val="Hyperlink"/>
-                <w:rFonts w:cs="B Nazanin"/>
                 <w:noProof/>
                 <w:rtl/>
-                <w:lang w:bidi="fa-IR"/>
               </w:rPr>
               <w:t>1. هدف کلی</w:t>
             </w:r>
             <w:r>
               <w:rPr>
-                <w:rFonts w:cs="B Nazanin"/>
                 <w:noProof/>
                 <w:webHidden/>
                 <w:rtl/>
@@ -446,16 +444,14 @@
             </w:r>
             <w:r>
               <w:rPr>
-                <w:rFonts w:cs="B Nazanin"/>
+                <w:rStyle w:val="Hyperlink"/>
                 <w:noProof/>
-                <w:webHidden/>
                 <w:rtl/>
               </w:rPr>
               <w:fldChar w:fldCharType="begin"/>
             </w:r>
             <w:r>
               <w:rPr>
-                <w:rFonts w:cs="B Nazanin"/>
                 <w:noProof/>
                 <w:webHidden/>
                 <w:rtl/>
@@ -464,7 +460,6 @@
             </w:r>
             <w:r>
               <w:rPr>
-                <w:rFonts w:cs="B Nazanin"/>
                 <w:noProof/>
                 <w:webHidden/>
               </w:rPr>
@@ -472,7 +467,6 @@
             </w:r>
             <w:r>
               <w:rPr>
-                <w:rFonts w:cs="B Nazanin"/>
                 <w:noProof/>
                 <w:webHidden/>
                 <w:rtl/>
@@ -481,15 +475,13 @@
             </w:r>
             <w:r>
               <w:rPr>
-                <w:rFonts w:cs="B Nazanin"/>
                 <w:noProof/>
                 <w:webHidden/>
               </w:rPr>
-              <w:instrText>Toc232509117 \h</w:instrText>
+              <w:instrText>Toc232539092 \h</w:instrText>
             </w:r>
             <w:r>
               <w:rPr>
-                <w:rFonts w:cs="B Nazanin"/>
                 <w:noProof/>
                 <w:webHidden/>
                 <w:rtl/>
@@ -498,24 +490,21 @@
             </w:r>
             <w:r>
               <w:rPr>
-                <w:rFonts w:cs="B Nazanin"/>
+                <w:rStyle w:val="Hyperlink"/>
                 <w:noProof/>
-                <w:webHidden/>
                 <w:rtl/>
               </w:rPr>
             </w:r>
             <w:r>
               <w:rPr>
-                <w:rFonts w:cs="B Nazanin"/>
+                <w:rStyle w:val="Hyperlink"/>
                 <w:noProof/>
-                <w:webHidden/>
                 <w:rtl/>
               </w:rPr>
               <w:fldChar w:fldCharType="separate"/>
             </w:r>
             <w:r>
               <w:rPr>
-                <w:rFonts w:cs="B Nazanin"/>
                 <w:noProof/>
                 <w:webHidden/>
                 <w:rtl/>
@@ -524,9 +513,8 @@
             </w:r>
             <w:r>
               <w:rPr>
-                <w:rFonts w:cs="B Nazanin"/>
+                <w:rStyle w:val="Hyperlink"/>
                 <w:noProof/>
-                <w:webHidden/>
                 <w:rtl/>
               </w:rPr>
               <w:fldChar w:fldCharType="end"/>
@@ -540,25 +528,23 @@
               <w:tab w:val="right" w:leader="dot" w:pos="7926"/>
             </w:tabs>
             <w:rPr>
-              <w:rFonts w:eastAsiaTheme="minorEastAsia" w:cs="B Nazanin"/>
+              <w:rFonts w:eastAsiaTheme="minorEastAsia"/>
               <w:noProof/>
               <w:rtl/>
+              <w:lang w:bidi="fa-IR"/>
             </w:rPr>
           </w:pPr>
-          <w:hyperlink w:anchor="_Toc232509118" w:history="1">
+          <w:hyperlink w:anchor="_Toc232539093" w:history="1">
             <w:r>
               <w:rPr>
                 <w:rStyle w:val="Hyperlink"/>
-                <w:rFonts w:cs="B Nazanin"/>
                 <w:noProof/>
                 <w:rtl/>
-                <w:lang w:bidi="fa-IR"/>
               </w:rPr>
               <w:t>2. اقدامات انجام شده در کد</w:t>
             </w:r>
             <w:r>
               <w:rPr>
-                <w:rFonts w:cs="B Nazanin"/>
                 <w:noProof/>
                 <w:webHidden/>
                 <w:rtl/>
@@ -567,16 +553,14 @@
             </w:r>
             <w:r>
               <w:rPr>
-                <w:rFonts w:cs="B Nazanin"/>
+                <w:rStyle w:val="Hyperlink"/>
                 <w:noProof/>
-                <w:webHidden/>
                 <w:rtl/>
               </w:rPr>
               <w:fldChar w:fldCharType="begin"/>
             </w:r>
             <w:r>
               <w:rPr>
-                <w:rFonts w:cs="B Nazanin"/>
                 <w:noProof/>
                 <w:webHidden/>
                 <w:rtl/>
@@ -585,7 +569,6 @@
             </w:r>
             <w:r>
               <w:rPr>
-                <w:rFonts w:cs="B Nazanin"/>
                 <w:noProof/>
                 <w:webHidden/>
               </w:rPr>
@@ -593,7 +576,6 @@
             </w:r>
             <w:r>
               <w:rPr>
-                <w:rFonts w:cs="B Nazanin"/>
                 <w:noProof/>
                 <w:webHidden/>
                 <w:rtl/>
@@ -602,15 +584,13 @@
             </w:r>
             <w:r>
               <w:rPr>
-                <w:rFonts w:cs="B Nazanin"/>
                 <w:noProof/>
                 <w:webHidden/>
               </w:rPr>
-              <w:instrText>Toc232509118 \h</w:instrText>
+              <w:instrText>Toc232539093 \h</w:instrText>
             </w:r>
             <w:r>
               <w:rPr>
-                <w:rFonts w:cs="B Nazanin"/>
                 <w:noProof/>
                 <w:webHidden/>
                 <w:rtl/>
@@ -619,24 +599,21 @@
             </w:r>
             <w:r>
               <w:rPr>
-                <w:rFonts w:cs="B Nazanin"/>
+                <w:rStyle w:val="Hyperlink"/>
                 <w:noProof/>
-                <w:webHidden/>
                 <w:rtl/>
               </w:rPr>
             </w:r>
             <w:r>
               <w:rPr>
-                <w:rFonts w:cs="B Nazanin"/>
+                <w:rStyle w:val="Hyperlink"/>
                 <w:noProof/>
-                <w:webHidden/>
                 <w:rtl/>
               </w:rPr>
               <w:fldChar w:fldCharType="separate"/>
             </w:r>
             <w:r>
               <w:rPr>
-                <w:rFonts w:cs="B Nazanin"/>
                 <w:noProof/>
                 <w:webHidden/>
                 <w:rtl/>
@@ -645,1664 +622,8 @@
             </w:r>
             <w:r>
               <w:rPr>
-                <w:rFonts w:cs="B Nazanin"/>
+                <w:rStyle w:val="Hyperlink"/>
                 <w:noProof/>
-                <w:webHidden/>
-                <w:rtl/>
-              </w:rPr>
-              <w:fldChar w:fldCharType="end"/>
-            </w:r>
-          </w:hyperlink>
-        </w:p>
-        <w:p>
-          <w:pPr>
-            <w:pStyle w:val="TOC2"/>
-            <w:tabs>
-              <w:tab w:val="right" w:leader="dot" w:pos="7926"/>
-            </w:tabs>
-            <w:rPr>
-              <w:rFonts w:eastAsiaTheme="minorEastAsia" w:cs="B Nazanin"/>
-              <w:noProof/>
-              <w:rtl/>
-            </w:rPr>
-          </w:pPr>
-          <w:hyperlink w:anchor="_Toc232509119" w:history="1">
-            <w:r>
-              <w:rPr>
-                <w:rStyle w:val="Hyperlink"/>
-                <w:rFonts w:cs="B Nazanin"/>
-                <w:noProof/>
-                <w:rtl/>
-                <w:lang w:bidi="fa-IR"/>
-              </w:rPr>
-              <w:t>1.2. پیش پردازش داده‌ها</w:t>
-            </w:r>
-            <w:r>
-              <w:rPr>
-                <w:rFonts w:cs="B Nazanin"/>
-                <w:noProof/>
-                <w:webHidden/>
-                <w:rtl/>
-              </w:rPr>
-              <w:tab/>
-            </w:r>
-            <w:r>
-              <w:rPr>
-                <w:rFonts w:cs="B Nazanin"/>
-                <w:noProof/>
-                <w:webHidden/>
-                <w:rtl/>
-              </w:rPr>
-              <w:fldChar w:fldCharType="begin"/>
-            </w:r>
-            <w:r>
-              <w:rPr>
-                <w:rFonts w:cs="B Nazanin"/>
-                <w:noProof/>
-                <w:webHidden/>
-                <w:rtl/>
-              </w:rPr>
-              <w:instrText xml:space="preserve"> </w:instrText>
-            </w:r>
-            <w:r>
-              <w:rPr>
-                <w:rFonts w:cs="B Nazanin"/>
-                <w:noProof/>
-                <w:webHidden/>
-              </w:rPr>
-              <w:instrText>PAGEREF</w:instrText>
-            </w:r>
-            <w:r>
-              <w:rPr>
-                <w:rFonts w:cs="B Nazanin"/>
-                <w:noProof/>
-                <w:webHidden/>
-                <w:rtl/>
-              </w:rPr>
-              <w:instrText xml:space="preserve"> _</w:instrText>
-            </w:r>
-            <w:r>
-              <w:rPr>
-                <w:rFonts w:cs="B Nazanin"/>
-                <w:noProof/>
-                <w:webHidden/>
-              </w:rPr>
-              <w:instrText>Toc232509119 \h</w:instrText>
-            </w:r>
-            <w:r>
-              <w:rPr>
-                <w:rFonts w:cs="B Nazanin"/>
-                <w:noProof/>
-                <w:webHidden/>
-                <w:rtl/>
-              </w:rPr>
-              <w:instrText xml:space="preserve"> </w:instrText>
-            </w:r>
-            <w:r>
-              <w:rPr>
-                <w:rFonts w:cs="B Nazanin"/>
-                <w:noProof/>
-                <w:webHidden/>
-                <w:rtl/>
-              </w:rPr>
-            </w:r>
-            <w:r>
-              <w:rPr>
-                <w:rFonts w:cs="B Nazanin"/>
-                <w:noProof/>
-                <w:webHidden/>
-                <w:rtl/>
-              </w:rPr>
-              <w:fldChar w:fldCharType="separate"/>
-            </w:r>
-            <w:r>
-              <w:rPr>
-                <w:rFonts w:cs="B Nazanin"/>
-                <w:noProof/>
-                <w:webHidden/>
-                <w:rtl/>
-              </w:rPr>
-              <w:t>3</w:t>
-            </w:r>
-            <w:r>
-              <w:rPr>
-                <w:rFonts w:cs="B Nazanin"/>
-                <w:noProof/>
-                <w:webHidden/>
-                <w:rtl/>
-              </w:rPr>
-              <w:fldChar w:fldCharType="end"/>
-            </w:r>
-          </w:hyperlink>
-        </w:p>
-        <w:p>
-          <w:pPr>
-            <w:pStyle w:val="TOC2"/>
-            <w:tabs>
-              <w:tab w:val="right" w:leader="dot" w:pos="7926"/>
-            </w:tabs>
-            <w:rPr>
-              <w:rFonts w:eastAsiaTheme="minorEastAsia" w:cs="B Nazanin"/>
-              <w:noProof/>
-              <w:rtl/>
-            </w:rPr>
-          </w:pPr>
-          <w:hyperlink w:anchor="_Toc232509120" w:history="1">
-            <w:r>
-              <w:rPr>
-                <w:rStyle w:val="Hyperlink"/>
-                <w:rFonts w:cs="B Nazanin"/>
-                <w:noProof/>
-                <w:rtl/>
-                <w:lang w:bidi="fa-IR"/>
-              </w:rPr>
-              <w:t xml:space="preserve">2.2. شبکه </w:t>
-            </w:r>
-            <w:r>
-              <w:rPr>
-                <w:rStyle w:val="Hyperlink"/>
-                <w:rFonts w:cs="B Nazanin"/>
-                <w:noProof/>
-                <w:lang w:bidi="fa-IR"/>
-              </w:rPr>
-              <w:t>MLP</w:t>
-            </w:r>
-            <w:r>
-              <w:rPr>
-                <w:rFonts w:cs="B Nazanin"/>
-                <w:noProof/>
-                <w:webHidden/>
-                <w:rtl/>
-              </w:rPr>
-              <w:tab/>
-            </w:r>
-            <w:r>
-              <w:rPr>
-                <w:rFonts w:cs="B Nazanin"/>
-                <w:noProof/>
-                <w:webHidden/>
-                <w:rtl/>
-              </w:rPr>
-              <w:fldChar w:fldCharType="begin"/>
-            </w:r>
-            <w:r>
-              <w:rPr>
-                <w:rFonts w:cs="B Nazanin"/>
-                <w:noProof/>
-                <w:webHidden/>
-                <w:rtl/>
-              </w:rPr>
-              <w:instrText xml:space="preserve"> </w:instrText>
-            </w:r>
-            <w:r>
-              <w:rPr>
-                <w:rFonts w:cs="B Nazanin"/>
-                <w:noProof/>
-                <w:webHidden/>
-              </w:rPr>
-              <w:instrText>PAGEREF</w:instrText>
-            </w:r>
-            <w:r>
-              <w:rPr>
-                <w:rFonts w:cs="B Nazanin"/>
-                <w:noProof/>
-                <w:webHidden/>
-                <w:rtl/>
-              </w:rPr>
-              <w:instrText xml:space="preserve"> _</w:instrText>
-            </w:r>
-            <w:r>
-              <w:rPr>
-                <w:rFonts w:cs="B Nazanin"/>
-                <w:noProof/>
-                <w:webHidden/>
-              </w:rPr>
-              <w:instrText>Toc232509120 \h</w:instrText>
-            </w:r>
-            <w:r>
-              <w:rPr>
-                <w:rFonts w:cs="B Nazanin"/>
-                <w:noProof/>
-                <w:webHidden/>
-                <w:rtl/>
-              </w:rPr>
-              <w:instrText xml:space="preserve"> </w:instrText>
-            </w:r>
-            <w:r>
-              <w:rPr>
-                <w:rFonts w:cs="B Nazanin"/>
-                <w:noProof/>
-                <w:webHidden/>
-                <w:rtl/>
-              </w:rPr>
-            </w:r>
-            <w:r>
-              <w:rPr>
-                <w:rFonts w:cs="B Nazanin"/>
-                <w:noProof/>
-                <w:webHidden/>
-                <w:rtl/>
-              </w:rPr>
-              <w:fldChar w:fldCharType="separate"/>
-            </w:r>
-            <w:r>
-              <w:rPr>
-                <w:rFonts w:cs="B Nazanin"/>
-                <w:noProof/>
-                <w:webHidden/>
-                <w:rtl/>
-              </w:rPr>
-              <w:t>4</w:t>
-            </w:r>
-            <w:r>
-              <w:rPr>
-                <w:rFonts w:cs="B Nazanin"/>
-                <w:noProof/>
-                <w:webHidden/>
-                <w:rtl/>
-              </w:rPr>
-              <w:fldChar w:fldCharType="end"/>
-            </w:r>
-          </w:hyperlink>
-        </w:p>
-        <w:p>
-          <w:pPr>
-            <w:pStyle w:val="TOC3"/>
-            <w:tabs>
-              <w:tab w:val="right" w:leader="dot" w:pos="7926"/>
-            </w:tabs>
-            <w:rPr>
-              <w:rFonts w:eastAsiaTheme="minorEastAsia" w:cs="B Nazanin"/>
-              <w:noProof/>
-              <w:rtl/>
-            </w:rPr>
-          </w:pPr>
-          <w:hyperlink w:anchor="_Toc232509121" w:history="1">
-            <w:r>
-              <w:rPr>
-                <w:rStyle w:val="Hyperlink"/>
-                <w:rFonts w:cs="B Nazanin"/>
-                <w:noProof/>
-                <w:rtl/>
-                <w:lang w:bidi="fa-IR"/>
-              </w:rPr>
-              <w:t xml:space="preserve">1.2.2. اجزای شبکه </w:t>
-            </w:r>
-            <w:r>
-              <w:rPr>
-                <w:rStyle w:val="Hyperlink"/>
-                <w:rFonts w:cs="B Nazanin"/>
-                <w:noProof/>
-                <w:lang w:bidi="fa-IR"/>
-              </w:rPr>
-              <w:t>MLP</w:t>
-            </w:r>
-            <w:r>
-              <w:rPr>
-                <w:rFonts w:cs="B Nazanin"/>
-                <w:noProof/>
-                <w:webHidden/>
-                <w:rtl/>
-              </w:rPr>
-              <w:tab/>
-            </w:r>
-            <w:r>
-              <w:rPr>
-                <w:rFonts w:cs="B Nazanin"/>
-                <w:noProof/>
-                <w:webHidden/>
-                <w:rtl/>
-              </w:rPr>
-              <w:fldChar w:fldCharType="begin"/>
-            </w:r>
-            <w:r>
-              <w:rPr>
-                <w:rFonts w:cs="B Nazanin"/>
-                <w:noProof/>
-                <w:webHidden/>
-                <w:rtl/>
-              </w:rPr>
-              <w:instrText xml:space="preserve"> </w:instrText>
-            </w:r>
-            <w:r>
-              <w:rPr>
-                <w:rFonts w:cs="B Nazanin"/>
-                <w:noProof/>
-                <w:webHidden/>
-              </w:rPr>
-              <w:instrText>PAGEREF</w:instrText>
-            </w:r>
-            <w:r>
-              <w:rPr>
-                <w:rFonts w:cs="B Nazanin"/>
-                <w:noProof/>
-                <w:webHidden/>
-                <w:rtl/>
-              </w:rPr>
-              <w:instrText xml:space="preserve"> _</w:instrText>
-            </w:r>
-            <w:r>
-              <w:rPr>
-                <w:rFonts w:cs="B Nazanin"/>
-                <w:noProof/>
-                <w:webHidden/>
-              </w:rPr>
-              <w:instrText>Toc232509121 \h</w:instrText>
-            </w:r>
-            <w:r>
-              <w:rPr>
-                <w:rFonts w:cs="B Nazanin"/>
-                <w:noProof/>
-                <w:webHidden/>
-                <w:rtl/>
-              </w:rPr>
-              <w:instrText xml:space="preserve"> </w:instrText>
-            </w:r>
-            <w:r>
-              <w:rPr>
-                <w:rFonts w:cs="B Nazanin"/>
-                <w:noProof/>
-                <w:webHidden/>
-                <w:rtl/>
-              </w:rPr>
-            </w:r>
-            <w:r>
-              <w:rPr>
-                <w:rFonts w:cs="B Nazanin"/>
-                <w:noProof/>
-                <w:webHidden/>
-                <w:rtl/>
-              </w:rPr>
-              <w:fldChar w:fldCharType="separate"/>
-            </w:r>
-            <w:r>
-              <w:rPr>
-                <w:rFonts w:cs="B Nazanin"/>
-                <w:noProof/>
-                <w:webHidden/>
-                <w:rtl/>
-              </w:rPr>
-              <w:t>4</w:t>
-            </w:r>
-            <w:r>
-              <w:rPr>
-                <w:rFonts w:cs="B Nazanin"/>
-                <w:noProof/>
-                <w:webHidden/>
-                <w:rtl/>
-              </w:rPr>
-              <w:fldChar w:fldCharType="end"/>
-            </w:r>
-          </w:hyperlink>
-        </w:p>
-        <w:p>
-          <w:pPr>
-            <w:pStyle w:val="TOC3"/>
-            <w:tabs>
-              <w:tab w:val="right" w:leader="dot" w:pos="7926"/>
-            </w:tabs>
-            <w:rPr>
-              <w:rFonts w:eastAsiaTheme="minorEastAsia" w:cs="B Nazanin"/>
-              <w:noProof/>
-              <w:rtl/>
-            </w:rPr>
-          </w:pPr>
-          <w:hyperlink w:anchor="_Toc232509122" w:history="1">
-            <w:r>
-              <w:rPr>
-                <w:rStyle w:val="Hyperlink"/>
-                <w:rFonts w:cs="B Nazanin"/>
-                <w:noProof/>
-                <w:rtl/>
-                <w:lang w:bidi="fa-IR"/>
-              </w:rPr>
-              <w:t>2.2.2. آزمایش‌های انجام شده</w:t>
-            </w:r>
-            <w:r>
-              <w:rPr>
-                <w:rFonts w:cs="B Nazanin"/>
-                <w:noProof/>
-                <w:webHidden/>
-                <w:rtl/>
-              </w:rPr>
-              <w:tab/>
-            </w:r>
-            <w:r>
-              <w:rPr>
-                <w:rFonts w:cs="B Nazanin"/>
-                <w:noProof/>
-                <w:webHidden/>
-                <w:rtl/>
-              </w:rPr>
-              <w:fldChar w:fldCharType="begin"/>
-            </w:r>
-            <w:r>
-              <w:rPr>
-                <w:rFonts w:cs="B Nazanin"/>
-                <w:noProof/>
-                <w:webHidden/>
-                <w:rtl/>
-              </w:rPr>
-              <w:instrText xml:space="preserve"> </w:instrText>
-            </w:r>
-            <w:r>
-              <w:rPr>
-                <w:rFonts w:cs="B Nazanin"/>
-                <w:noProof/>
-                <w:webHidden/>
-              </w:rPr>
-              <w:instrText>PAGEREF</w:instrText>
-            </w:r>
-            <w:r>
-              <w:rPr>
-                <w:rFonts w:cs="B Nazanin"/>
-                <w:noProof/>
-                <w:webHidden/>
-                <w:rtl/>
-              </w:rPr>
-              <w:instrText xml:space="preserve"> _</w:instrText>
-            </w:r>
-            <w:r>
-              <w:rPr>
-                <w:rFonts w:cs="B Nazanin"/>
-                <w:noProof/>
-                <w:webHidden/>
-              </w:rPr>
-              <w:instrText>Toc232509122 \h</w:instrText>
-            </w:r>
-            <w:r>
-              <w:rPr>
-                <w:rFonts w:cs="B Nazanin"/>
-                <w:noProof/>
-                <w:webHidden/>
-                <w:rtl/>
-              </w:rPr>
-              <w:instrText xml:space="preserve"> </w:instrText>
-            </w:r>
-            <w:r>
-              <w:rPr>
-                <w:rFonts w:cs="B Nazanin"/>
-                <w:noProof/>
-                <w:webHidden/>
-                <w:rtl/>
-              </w:rPr>
-            </w:r>
-            <w:r>
-              <w:rPr>
-                <w:rFonts w:cs="B Nazanin"/>
-                <w:noProof/>
-                <w:webHidden/>
-                <w:rtl/>
-              </w:rPr>
-              <w:fldChar w:fldCharType="separate"/>
-            </w:r>
-            <w:r>
-              <w:rPr>
-                <w:rFonts w:cs="B Nazanin"/>
-                <w:noProof/>
-                <w:webHidden/>
-                <w:rtl/>
-              </w:rPr>
-              <w:t>6</w:t>
-            </w:r>
-            <w:r>
-              <w:rPr>
-                <w:rFonts w:cs="B Nazanin"/>
-                <w:noProof/>
-                <w:webHidden/>
-                <w:rtl/>
-              </w:rPr>
-              <w:fldChar w:fldCharType="end"/>
-            </w:r>
-          </w:hyperlink>
-        </w:p>
-        <w:p>
-          <w:pPr>
-            <w:pStyle w:val="TOC2"/>
-            <w:tabs>
-              <w:tab w:val="right" w:leader="dot" w:pos="7926"/>
-            </w:tabs>
-            <w:rPr>
-              <w:rFonts w:eastAsiaTheme="minorEastAsia" w:cs="B Nazanin"/>
-              <w:noProof/>
-              <w:rtl/>
-            </w:rPr>
-          </w:pPr>
-          <w:hyperlink w:anchor="_Toc232509123" w:history="1">
-            <w:r>
-              <w:rPr>
-                <w:rStyle w:val="Hyperlink"/>
-                <w:rFonts w:cs="B Nazanin"/>
-                <w:noProof/>
-                <w:rtl/>
-                <w:lang w:bidi="fa-IR"/>
-              </w:rPr>
-              <w:t xml:space="preserve">3.2. شبکه </w:t>
-            </w:r>
-            <w:r>
-              <w:rPr>
-                <w:rStyle w:val="Hyperlink"/>
-                <w:rFonts w:cs="B Nazanin"/>
-                <w:noProof/>
-                <w:lang w:bidi="fa-IR"/>
-              </w:rPr>
-              <w:t>RBF</w:t>
-            </w:r>
-            <w:r>
-              <w:rPr>
-                <w:rFonts w:cs="B Nazanin"/>
-                <w:noProof/>
-                <w:webHidden/>
-                <w:rtl/>
-              </w:rPr>
-              <w:tab/>
-            </w:r>
-            <w:r>
-              <w:rPr>
-                <w:rFonts w:cs="B Nazanin"/>
-                <w:noProof/>
-                <w:webHidden/>
-                <w:rtl/>
-              </w:rPr>
-              <w:fldChar w:fldCharType="begin"/>
-            </w:r>
-            <w:r>
-              <w:rPr>
-                <w:rFonts w:cs="B Nazanin"/>
-                <w:noProof/>
-                <w:webHidden/>
-                <w:rtl/>
-              </w:rPr>
-              <w:instrText xml:space="preserve"> </w:instrText>
-            </w:r>
-            <w:r>
-              <w:rPr>
-                <w:rFonts w:cs="B Nazanin"/>
-                <w:noProof/>
-                <w:webHidden/>
-              </w:rPr>
-              <w:instrText>PAGEREF</w:instrText>
-            </w:r>
-            <w:r>
-              <w:rPr>
-                <w:rFonts w:cs="B Nazanin"/>
-                <w:noProof/>
-                <w:webHidden/>
-                <w:rtl/>
-              </w:rPr>
-              <w:instrText xml:space="preserve"> _</w:instrText>
-            </w:r>
-            <w:r>
-              <w:rPr>
-                <w:rFonts w:cs="B Nazanin"/>
-                <w:noProof/>
-                <w:webHidden/>
-              </w:rPr>
-              <w:instrText>Toc232509123 \h</w:instrText>
-            </w:r>
-            <w:r>
-              <w:rPr>
-                <w:rFonts w:cs="B Nazanin"/>
-                <w:noProof/>
-                <w:webHidden/>
-                <w:rtl/>
-              </w:rPr>
-              <w:instrText xml:space="preserve"> </w:instrText>
-            </w:r>
-            <w:r>
-              <w:rPr>
-                <w:rFonts w:cs="B Nazanin"/>
-                <w:noProof/>
-                <w:webHidden/>
-                <w:rtl/>
-              </w:rPr>
-            </w:r>
-            <w:r>
-              <w:rPr>
-                <w:rFonts w:cs="B Nazanin"/>
-                <w:noProof/>
-                <w:webHidden/>
-                <w:rtl/>
-              </w:rPr>
-              <w:fldChar w:fldCharType="separate"/>
-            </w:r>
-            <w:r>
-              <w:rPr>
-                <w:rFonts w:cs="B Nazanin"/>
-                <w:noProof/>
-                <w:webHidden/>
-                <w:rtl/>
-              </w:rPr>
-              <w:t>7</w:t>
-            </w:r>
-            <w:r>
-              <w:rPr>
-                <w:rFonts w:cs="B Nazanin"/>
-                <w:noProof/>
-                <w:webHidden/>
-                <w:rtl/>
-              </w:rPr>
-              <w:fldChar w:fldCharType="end"/>
-            </w:r>
-          </w:hyperlink>
-        </w:p>
-        <w:p>
-          <w:pPr>
-            <w:pStyle w:val="TOC1"/>
-            <w:tabs>
-              <w:tab w:val="right" w:leader="dot" w:pos="7926"/>
-            </w:tabs>
-            <w:rPr>
-              <w:rFonts w:eastAsiaTheme="minorEastAsia" w:cs="B Nazanin"/>
-              <w:noProof/>
-              <w:rtl/>
-            </w:rPr>
-          </w:pPr>
-          <w:hyperlink w:anchor="_Toc232509124" w:history="1">
-            <w:r>
-              <w:rPr>
-                <w:rStyle w:val="Hyperlink"/>
-                <w:rFonts w:cs="B Nazanin"/>
-                <w:noProof/>
-                <w:rtl/>
-                <w:lang w:bidi="fa-IR"/>
-              </w:rPr>
-              <w:t>3. خروجی و تحلیل</w:t>
-            </w:r>
-            <w:r>
-              <w:rPr>
-                <w:rFonts w:cs="B Nazanin"/>
-                <w:noProof/>
-                <w:webHidden/>
-                <w:rtl/>
-              </w:rPr>
-              <w:tab/>
-            </w:r>
-            <w:r>
-              <w:rPr>
-                <w:rFonts w:cs="B Nazanin"/>
-                <w:noProof/>
-                <w:webHidden/>
-                <w:rtl/>
-              </w:rPr>
-              <w:fldChar w:fldCharType="begin"/>
-            </w:r>
-            <w:r>
-              <w:rPr>
-                <w:rFonts w:cs="B Nazanin"/>
-                <w:noProof/>
-                <w:webHidden/>
-                <w:rtl/>
-              </w:rPr>
-              <w:instrText xml:space="preserve"> </w:instrText>
-            </w:r>
-            <w:r>
-              <w:rPr>
-                <w:rFonts w:cs="B Nazanin"/>
-                <w:noProof/>
-                <w:webHidden/>
-              </w:rPr>
-              <w:instrText>PAGEREF</w:instrText>
-            </w:r>
-            <w:r>
-              <w:rPr>
-                <w:rFonts w:cs="B Nazanin"/>
-                <w:noProof/>
-                <w:webHidden/>
-                <w:rtl/>
-              </w:rPr>
-              <w:instrText xml:space="preserve"> _</w:instrText>
-            </w:r>
-            <w:r>
-              <w:rPr>
-                <w:rFonts w:cs="B Nazanin"/>
-                <w:noProof/>
-                <w:webHidden/>
-              </w:rPr>
-              <w:instrText>Toc232509124 \h</w:instrText>
-            </w:r>
-            <w:r>
-              <w:rPr>
-                <w:rFonts w:cs="B Nazanin"/>
-                <w:noProof/>
-                <w:webHidden/>
-                <w:rtl/>
-              </w:rPr>
-              <w:instrText xml:space="preserve"> </w:instrText>
-            </w:r>
-            <w:r>
-              <w:rPr>
-                <w:rFonts w:cs="B Nazanin"/>
-                <w:noProof/>
-                <w:webHidden/>
-                <w:rtl/>
-              </w:rPr>
-            </w:r>
-            <w:r>
-              <w:rPr>
-                <w:rFonts w:cs="B Nazanin"/>
-                <w:noProof/>
-                <w:webHidden/>
-                <w:rtl/>
-              </w:rPr>
-              <w:fldChar w:fldCharType="separate"/>
-            </w:r>
-            <w:r>
-              <w:rPr>
-                <w:rFonts w:cs="B Nazanin"/>
-                <w:noProof/>
-                <w:webHidden/>
-                <w:rtl/>
-              </w:rPr>
-              <w:t>10</w:t>
-            </w:r>
-            <w:r>
-              <w:rPr>
-                <w:rFonts w:cs="B Nazanin"/>
-                <w:noProof/>
-                <w:webHidden/>
-                <w:rtl/>
-              </w:rPr>
-              <w:fldChar w:fldCharType="end"/>
-            </w:r>
-          </w:hyperlink>
-        </w:p>
-        <w:p>
-          <w:pPr>
-            <w:pStyle w:val="TOC2"/>
-            <w:tabs>
-              <w:tab w:val="right" w:leader="dot" w:pos="7926"/>
-            </w:tabs>
-            <w:rPr>
-              <w:rFonts w:eastAsiaTheme="minorEastAsia" w:cs="B Nazanin"/>
-              <w:noProof/>
-              <w:rtl/>
-            </w:rPr>
-          </w:pPr>
-          <w:hyperlink w:anchor="_Toc232509125" w:history="1">
-            <w:r>
-              <w:rPr>
-                <w:rStyle w:val="Hyperlink"/>
-                <w:rFonts w:cs="B Nazanin"/>
-                <w:noProof/>
-                <w:rtl/>
-                <w:lang w:bidi="fa-IR"/>
-              </w:rPr>
-              <w:t>1.3.</w:t>
-            </w:r>
-            <w:r>
-              <w:rPr>
-                <w:rStyle w:val="Hyperlink"/>
-                <w:rFonts w:cs="B Nazanin"/>
-                <w:noProof/>
-                <w:lang w:bidi="fa-IR"/>
-              </w:rPr>
-              <w:t xml:space="preserve"> MLP</w:t>
-            </w:r>
-            <w:r>
-              <w:rPr>
-                <w:rFonts w:cs="B Nazanin"/>
-                <w:noProof/>
-                <w:webHidden/>
-                <w:rtl/>
-              </w:rPr>
-              <w:tab/>
-            </w:r>
-            <w:r>
-              <w:rPr>
-                <w:rFonts w:cs="B Nazanin"/>
-                <w:noProof/>
-                <w:webHidden/>
-                <w:rtl/>
-              </w:rPr>
-              <w:fldChar w:fldCharType="begin"/>
-            </w:r>
-            <w:r>
-              <w:rPr>
-                <w:rFonts w:cs="B Nazanin"/>
-                <w:noProof/>
-                <w:webHidden/>
-                <w:rtl/>
-              </w:rPr>
-              <w:instrText xml:space="preserve"> </w:instrText>
-            </w:r>
-            <w:r>
-              <w:rPr>
-                <w:rFonts w:cs="B Nazanin"/>
-                <w:noProof/>
-                <w:webHidden/>
-              </w:rPr>
-              <w:instrText>PAGEREF</w:instrText>
-            </w:r>
-            <w:r>
-              <w:rPr>
-                <w:rFonts w:cs="B Nazanin"/>
-                <w:noProof/>
-                <w:webHidden/>
-                <w:rtl/>
-              </w:rPr>
-              <w:instrText xml:space="preserve"> _</w:instrText>
-            </w:r>
-            <w:r>
-              <w:rPr>
-                <w:rFonts w:cs="B Nazanin"/>
-                <w:noProof/>
-                <w:webHidden/>
-              </w:rPr>
-              <w:instrText>Toc232509125 \h</w:instrText>
-            </w:r>
-            <w:r>
-              <w:rPr>
-                <w:rFonts w:cs="B Nazanin"/>
-                <w:noProof/>
-                <w:webHidden/>
-                <w:rtl/>
-              </w:rPr>
-              <w:instrText xml:space="preserve"> </w:instrText>
-            </w:r>
-            <w:r>
-              <w:rPr>
-                <w:rFonts w:cs="B Nazanin"/>
-                <w:noProof/>
-                <w:webHidden/>
-                <w:rtl/>
-              </w:rPr>
-            </w:r>
-            <w:r>
-              <w:rPr>
-                <w:rFonts w:cs="B Nazanin"/>
-                <w:noProof/>
-                <w:webHidden/>
-                <w:rtl/>
-              </w:rPr>
-              <w:fldChar w:fldCharType="separate"/>
-            </w:r>
-            <w:r>
-              <w:rPr>
-                <w:rFonts w:cs="B Nazanin"/>
-                <w:noProof/>
-                <w:webHidden/>
-                <w:rtl/>
-              </w:rPr>
-              <w:t>10</w:t>
-            </w:r>
-            <w:r>
-              <w:rPr>
-                <w:rFonts w:cs="B Nazanin"/>
-                <w:noProof/>
-                <w:webHidden/>
-                <w:rtl/>
-              </w:rPr>
-              <w:fldChar w:fldCharType="end"/>
-            </w:r>
-          </w:hyperlink>
-        </w:p>
-        <w:p>
-          <w:pPr>
-            <w:pStyle w:val="TOC2"/>
-            <w:tabs>
-              <w:tab w:val="right" w:leader="dot" w:pos="7926"/>
-            </w:tabs>
-            <w:rPr>
-              <w:rFonts w:eastAsiaTheme="minorEastAsia" w:cs="B Nazanin"/>
-              <w:noProof/>
-              <w:rtl/>
-            </w:rPr>
-          </w:pPr>
-          <w:hyperlink w:anchor="_Toc232509126" w:history="1">
-            <w:r>
-              <w:rPr>
-                <w:rStyle w:val="Hyperlink"/>
-                <w:rFonts w:cs="B Nazanin"/>
-                <w:noProof/>
-                <w:rtl/>
-                <w:lang w:bidi="fa-IR"/>
-              </w:rPr>
-              <w:t>2.3.</w:t>
-            </w:r>
-            <w:r>
-              <w:rPr>
-                <w:rStyle w:val="Hyperlink"/>
-                <w:rFonts w:cs="B Nazanin"/>
-                <w:noProof/>
-                <w:lang w:bidi="fa-IR"/>
-              </w:rPr>
-              <w:t xml:space="preserve"> RBF</w:t>
-            </w:r>
-            <w:r>
-              <w:rPr>
-                <w:rFonts w:cs="B Nazanin"/>
-                <w:noProof/>
-                <w:webHidden/>
-                <w:rtl/>
-              </w:rPr>
-              <w:tab/>
-            </w:r>
-            <w:r>
-              <w:rPr>
-                <w:rFonts w:cs="B Nazanin"/>
-                <w:noProof/>
-                <w:webHidden/>
-                <w:rtl/>
-              </w:rPr>
-              <w:fldChar w:fldCharType="begin"/>
-            </w:r>
-            <w:r>
-              <w:rPr>
-                <w:rFonts w:cs="B Nazanin"/>
-                <w:noProof/>
-                <w:webHidden/>
-                <w:rtl/>
-              </w:rPr>
-              <w:instrText xml:space="preserve"> </w:instrText>
-            </w:r>
-            <w:r>
-              <w:rPr>
-                <w:rFonts w:cs="B Nazanin"/>
-                <w:noProof/>
-                <w:webHidden/>
-              </w:rPr>
-              <w:instrText>PAGEREF</w:instrText>
-            </w:r>
-            <w:r>
-              <w:rPr>
-                <w:rFonts w:cs="B Nazanin"/>
-                <w:noProof/>
-                <w:webHidden/>
-                <w:rtl/>
-              </w:rPr>
-              <w:instrText xml:space="preserve"> _</w:instrText>
-            </w:r>
-            <w:r>
-              <w:rPr>
-                <w:rFonts w:cs="B Nazanin"/>
-                <w:noProof/>
-                <w:webHidden/>
-              </w:rPr>
-              <w:instrText>Toc232509126 \h</w:instrText>
-            </w:r>
-            <w:r>
-              <w:rPr>
-                <w:rFonts w:cs="B Nazanin"/>
-                <w:noProof/>
-                <w:webHidden/>
-                <w:rtl/>
-              </w:rPr>
-              <w:instrText xml:space="preserve"> </w:instrText>
-            </w:r>
-            <w:r>
-              <w:rPr>
-                <w:rFonts w:cs="B Nazanin"/>
-                <w:noProof/>
-                <w:webHidden/>
-                <w:rtl/>
-              </w:rPr>
-            </w:r>
-            <w:r>
-              <w:rPr>
-                <w:rFonts w:cs="B Nazanin"/>
-                <w:noProof/>
-                <w:webHidden/>
-                <w:rtl/>
-              </w:rPr>
-              <w:fldChar w:fldCharType="separate"/>
-            </w:r>
-            <w:r>
-              <w:rPr>
-                <w:rFonts w:cs="B Nazanin"/>
-                <w:noProof/>
-                <w:webHidden/>
-                <w:rtl/>
-              </w:rPr>
-              <w:t>14</w:t>
-            </w:r>
-            <w:r>
-              <w:rPr>
-                <w:rFonts w:cs="B Nazanin"/>
-                <w:noProof/>
-                <w:webHidden/>
-                <w:rtl/>
-              </w:rPr>
-              <w:fldChar w:fldCharType="end"/>
-            </w:r>
-          </w:hyperlink>
-        </w:p>
-        <w:p>
-          <w:pPr>
-            <w:pStyle w:val="TOC2"/>
-            <w:tabs>
-              <w:tab w:val="right" w:leader="dot" w:pos="7926"/>
-            </w:tabs>
-            <w:rPr>
-              <w:rFonts w:eastAsiaTheme="minorEastAsia" w:cs="B Nazanin"/>
-              <w:noProof/>
-              <w:rtl/>
-            </w:rPr>
-          </w:pPr>
-          <w:hyperlink w:anchor="_Toc232509127" w:history="1">
-            <w:r>
-              <w:rPr>
-                <w:rStyle w:val="Hyperlink"/>
-                <w:rFonts w:cs="B Nazanin"/>
-                <w:noProof/>
-                <w:rtl/>
-                <w:lang w:bidi="fa-IR"/>
-              </w:rPr>
-              <w:t>3.3. معیار های ارزیابی</w:t>
-            </w:r>
-            <w:r>
-              <w:rPr>
-                <w:rFonts w:cs="B Nazanin"/>
-                <w:noProof/>
-                <w:webHidden/>
-                <w:rtl/>
-              </w:rPr>
-              <w:tab/>
-            </w:r>
-            <w:r>
-              <w:rPr>
-                <w:rFonts w:cs="B Nazanin"/>
-                <w:noProof/>
-                <w:webHidden/>
-                <w:rtl/>
-              </w:rPr>
-              <w:fldChar w:fldCharType="begin"/>
-            </w:r>
-            <w:r>
-              <w:rPr>
-                <w:rFonts w:cs="B Nazanin"/>
-                <w:noProof/>
-                <w:webHidden/>
-                <w:rtl/>
-              </w:rPr>
-              <w:instrText xml:space="preserve"> </w:instrText>
-            </w:r>
-            <w:r>
-              <w:rPr>
-                <w:rFonts w:cs="B Nazanin"/>
-                <w:noProof/>
-                <w:webHidden/>
-              </w:rPr>
-              <w:instrText>PAGEREF</w:instrText>
-            </w:r>
-            <w:r>
-              <w:rPr>
-                <w:rFonts w:cs="B Nazanin"/>
-                <w:noProof/>
-                <w:webHidden/>
-                <w:rtl/>
-              </w:rPr>
-              <w:instrText xml:space="preserve"> _</w:instrText>
-            </w:r>
-            <w:r>
-              <w:rPr>
-                <w:rFonts w:cs="B Nazanin"/>
-                <w:noProof/>
-                <w:webHidden/>
-              </w:rPr>
-              <w:instrText>Toc232509127 \h</w:instrText>
-            </w:r>
-            <w:r>
-              <w:rPr>
-                <w:rFonts w:cs="B Nazanin"/>
-                <w:noProof/>
-                <w:webHidden/>
-                <w:rtl/>
-              </w:rPr>
-              <w:instrText xml:space="preserve"> </w:instrText>
-            </w:r>
-            <w:r>
-              <w:rPr>
-                <w:rFonts w:cs="B Nazanin"/>
-                <w:noProof/>
-                <w:webHidden/>
-                <w:rtl/>
-              </w:rPr>
-            </w:r>
-            <w:r>
-              <w:rPr>
-                <w:rFonts w:cs="B Nazanin"/>
-                <w:noProof/>
-                <w:webHidden/>
-                <w:rtl/>
-              </w:rPr>
-              <w:fldChar w:fldCharType="separate"/>
-            </w:r>
-            <w:r>
-              <w:rPr>
-                <w:rFonts w:cs="B Nazanin"/>
-                <w:noProof/>
-                <w:webHidden/>
-                <w:rtl/>
-              </w:rPr>
-              <w:t>20</w:t>
-            </w:r>
-            <w:r>
-              <w:rPr>
-                <w:rFonts w:cs="B Nazanin"/>
-                <w:noProof/>
-                <w:webHidden/>
-                <w:rtl/>
-              </w:rPr>
-              <w:fldChar w:fldCharType="end"/>
-            </w:r>
-          </w:hyperlink>
-        </w:p>
-        <w:p>
-          <w:pPr>
-            <w:pStyle w:val="TOC2"/>
-            <w:tabs>
-              <w:tab w:val="right" w:leader="dot" w:pos="7926"/>
-            </w:tabs>
-            <w:rPr>
-              <w:rFonts w:eastAsiaTheme="minorEastAsia" w:cs="B Nazanin"/>
-              <w:noProof/>
-              <w:rtl/>
-            </w:rPr>
-          </w:pPr>
-          <w:hyperlink w:anchor="_Toc232509128" w:history="1">
-            <w:r>
-              <w:rPr>
-                <w:rStyle w:val="Hyperlink"/>
-                <w:rFonts w:cs="B Nazanin"/>
-                <w:noProof/>
-                <w:rtl/>
-                <w:lang w:bidi="fa-IR"/>
-              </w:rPr>
-              <w:t xml:space="preserve">3.4. مقایسه نهایی </w:t>
-            </w:r>
-            <w:r>
-              <w:rPr>
-                <w:rStyle w:val="Hyperlink"/>
-                <w:rFonts w:cs="B Nazanin"/>
-                <w:noProof/>
-                <w:lang w:bidi="fa-IR"/>
-              </w:rPr>
-              <w:t>MLP</w:t>
-            </w:r>
-            <w:r>
-              <w:rPr>
-                <w:rStyle w:val="Hyperlink"/>
-                <w:rFonts w:cs="B Nazanin"/>
-                <w:noProof/>
-                <w:rtl/>
-                <w:lang w:bidi="fa-IR"/>
-              </w:rPr>
-              <w:t xml:space="preserve"> و </w:t>
-            </w:r>
-            <w:r>
-              <w:rPr>
-                <w:rStyle w:val="Hyperlink"/>
-                <w:rFonts w:cs="B Nazanin"/>
-                <w:noProof/>
-                <w:lang w:bidi="fa-IR"/>
-              </w:rPr>
-              <w:t>RBF</w:t>
-            </w:r>
-            <w:r>
-              <w:rPr>
-                <w:rFonts w:cs="B Nazanin"/>
-                <w:noProof/>
-                <w:webHidden/>
-                <w:rtl/>
-              </w:rPr>
-              <w:tab/>
-            </w:r>
-            <w:r>
-              <w:rPr>
-                <w:rFonts w:cs="B Nazanin"/>
-                <w:noProof/>
-                <w:webHidden/>
-                <w:rtl/>
-              </w:rPr>
-              <w:fldChar w:fldCharType="begin"/>
-            </w:r>
-            <w:r>
-              <w:rPr>
-                <w:rFonts w:cs="B Nazanin"/>
-                <w:noProof/>
-                <w:webHidden/>
-                <w:rtl/>
-              </w:rPr>
-              <w:instrText xml:space="preserve"> </w:instrText>
-            </w:r>
-            <w:r>
-              <w:rPr>
-                <w:rFonts w:cs="B Nazanin"/>
-                <w:noProof/>
-                <w:webHidden/>
-              </w:rPr>
-              <w:instrText>PAGEREF</w:instrText>
-            </w:r>
-            <w:r>
-              <w:rPr>
-                <w:rFonts w:cs="B Nazanin"/>
-                <w:noProof/>
-                <w:webHidden/>
-                <w:rtl/>
-              </w:rPr>
-              <w:instrText xml:space="preserve"> _</w:instrText>
-            </w:r>
-            <w:r>
-              <w:rPr>
-                <w:rFonts w:cs="B Nazanin"/>
-                <w:noProof/>
-                <w:webHidden/>
-              </w:rPr>
-              <w:instrText>Toc232509128 \h</w:instrText>
-            </w:r>
-            <w:r>
-              <w:rPr>
-                <w:rFonts w:cs="B Nazanin"/>
-                <w:noProof/>
-                <w:webHidden/>
-                <w:rtl/>
-              </w:rPr>
-              <w:instrText xml:space="preserve"> </w:instrText>
-            </w:r>
-            <w:r>
-              <w:rPr>
-                <w:rFonts w:cs="B Nazanin"/>
-                <w:noProof/>
-                <w:webHidden/>
-                <w:rtl/>
-              </w:rPr>
-            </w:r>
-            <w:r>
-              <w:rPr>
-                <w:rFonts w:cs="B Nazanin"/>
-                <w:noProof/>
-                <w:webHidden/>
-                <w:rtl/>
-              </w:rPr>
-              <w:fldChar w:fldCharType="separate"/>
-            </w:r>
-            <w:r>
-              <w:rPr>
-                <w:rFonts w:cs="B Nazanin"/>
-                <w:noProof/>
-                <w:webHidden/>
-                <w:rtl/>
-              </w:rPr>
-              <w:t>21</w:t>
-            </w:r>
-            <w:r>
-              <w:rPr>
-                <w:rFonts w:cs="B Nazanin"/>
-                <w:noProof/>
-                <w:webHidden/>
-                <w:rtl/>
-              </w:rPr>
-              <w:fldChar w:fldCharType="end"/>
-            </w:r>
-          </w:hyperlink>
-        </w:p>
-        <w:p>
-          <w:pPr>
-            <w:pStyle w:val="TOC1"/>
-            <w:tabs>
-              <w:tab w:val="right" w:leader="dot" w:pos="7926"/>
-            </w:tabs>
-            <w:rPr>
-              <w:rFonts w:eastAsiaTheme="minorEastAsia" w:cs="B Nazanin"/>
-              <w:noProof/>
-              <w:rtl/>
-            </w:rPr>
-          </w:pPr>
-          <w:hyperlink w:anchor="_Toc232509129" w:history="1">
-            <w:r>
-              <w:rPr>
-                <w:rStyle w:val="Hyperlink"/>
-                <w:rFonts w:cs="B Nazanin"/>
-                <w:noProof/>
-                <w:rtl/>
-                <w:lang w:bidi="fa-IR"/>
-              </w:rPr>
-              <w:t>4. سوالات</w:t>
-            </w:r>
-            <w:r>
-              <w:rPr>
-                <w:rFonts w:cs="B Nazanin"/>
-                <w:noProof/>
-                <w:webHidden/>
-                <w:rtl/>
-              </w:rPr>
-              <w:tab/>
-            </w:r>
-            <w:r>
-              <w:rPr>
-                <w:rFonts w:cs="B Nazanin"/>
-                <w:noProof/>
-                <w:webHidden/>
-                <w:rtl/>
-              </w:rPr>
-              <w:fldChar w:fldCharType="begin"/>
-            </w:r>
-            <w:r>
-              <w:rPr>
-                <w:rFonts w:cs="B Nazanin"/>
-                <w:noProof/>
-                <w:webHidden/>
-                <w:rtl/>
-              </w:rPr>
-              <w:instrText xml:space="preserve"> </w:instrText>
-            </w:r>
-            <w:r>
-              <w:rPr>
-                <w:rFonts w:cs="B Nazanin"/>
-                <w:noProof/>
-                <w:webHidden/>
-              </w:rPr>
-              <w:instrText>PAGEREF</w:instrText>
-            </w:r>
-            <w:r>
-              <w:rPr>
-                <w:rFonts w:cs="B Nazanin"/>
-                <w:noProof/>
-                <w:webHidden/>
-                <w:rtl/>
-              </w:rPr>
-              <w:instrText xml:space="preserve"> _</w:instrText>
-            </w:r>
-            <w:r>
-              <w:rPr>
-                <w:rFonts w:cs="B Nazanin"/>
-                <w:noProof/>
-                <w:webHidden/>
-              </w:rPr>
-              <w:instrText>Toc232509129 \h</w:instrText>
-            </w:r>
-            <w:r>
-              <w:rPr>
-                <w:rFonts w:cs="B Nazanin"/>
-                <w:noProof/>
-                <w:webHidden/>
-                <w:rtl/>
-              </w:rPr>
-              <w:instrText xml:space="preserve"> </w:instrText>
-            </w:r>
-            <w:r>
-              <w:rPr>
-                <w:rFonts w:cs="B Nazanin"/>
-                <w:noProof/>
-                <w:webHidden/>
-                <w:rtl/>
-              </w:rPr>
-            </w:r>
-            <w:r>
-              <w:rPr>
-                <w:rFonts w:cs="B Nazanin"/>
-                <w:noProof/>
-                <w:webHidden/>
-                <w:rtl/>
-              </w:rPr>
-              <w:fldChar w:fldCharType="separate"/>
-            </w:r>
-            <w:r>
-              <w:rPr>
-                <w:rFonts w:cs="B Nazanin"/>
-                <w:noProof/>
-                <w:webHidden/>
-                <w:rtl/>
-              </w:rPr>
-              <w:t>22</w:t>
-            </w:r>
-            <w:r>
-              <w:rPr>
-                <w:rFonts w:cs="B Nazanin"/>
-                <w:noProof/>
-                <w:webHidden/>
-                <w:rtl/>
-              </w:rPr>
-              <w:fldChar w:fldCharType="end"/>
-            </w:r>
-          </w:hyperlink>
-        </w:p>
-        <w:p>
-          <w:pPr>
-            <w:pStyle w:val="TOC1"/>
-            <w:tabs>
-              <w:tab w:val="right" w:leader="dot" w:pos="7926"/>
-            </w:tabs>
-            <w:rPr>
-              <w:rFonts w:eastAsiaTheme="minorEastAsia" w:cs="B Nazanin"/>
-              <w:noProof/>
-              <w:rtl/>
-            </w:rPr>
-          </w:pPr>
-          <w:hyperlink w:anchor="_Toc232509130" w:history="1">
-            <w:r>
-              <w:rPr>
-                <w:rStyle w:val="Hyperlink"/>
-                <w:rFonts w:cs="B Nazanin"/>
-                <w:noProof/>
-                <w:rtl/>
-                <w:lang w:bidi="fa-IR"/>
-              </w:rPr>
-              <w:t>5. بخش امتیازی</w:t>
-            </w:r>
-            <w:r>
-              <w:rPr>
-                <w:rFonts w:cs="B Nazanin"/>
-                <w:noProof/>
-                <w:webHidden/>
-                <w:rtl/>
-              </w:rPr>
-              <w:tab/>
-            </w:r>
-            <w:r>
-              <w:rPr>
-                <w:rFonts w:cs="B Nazanin"/>
-                <w:noProof/>
-                <w:webHidden/>
-                <w:rtl/>
-              </w:rPr>
-              <w:fldChar w:fldCharType="begin"/>
-            </w:r>
-            <w:r>
-              <w:rPr>
-                <w:rFonts w:cs="B Nazanin"/>
-                <w:noProof/>
-                <w:webHidden/>
-                <w:rtl/>
-              </w:rPr>
-              <w:instrText xml:space="preserve"> </w:instrText>
-            </w:r>
-            <w:r>
-              <w:rPr>
-                <w:rFonts w:cs="B Nazanin"/>
-                <w:noProof/>
-                <w:webHidden/>
-              </w:rPr>
-              <w:instrText>PAGEREF</w:instrText>
-            </w:r>
-            <w:r>
-              <w:rPr>
-                <w:rFonts w:cs="B Nazanin"/>
-                <w:noProof/>
-                <w:webHidden/>
-                <w:rtl/>
-              </w:rPr>
-              <w:instrText xml:space="preserve"> _</w:instrText>
-            </w:r>
-            <w:r>
-              <w:rPr>
-                <w:rFonts w:cs="B Nazanin"/>
-                <w:noProof/>
-                <w:webHidden/>
-              </w:rPr>
-              <w:instrText>Toc232509130 \h</w:instrText>
-            </w:r>
-            <w:r>
-              <w:rPr>
-                <w:rFonts w:cs="B Nazanin"/>
-                <w:noProof/>
-                <w:webHidden/>
-                <w:rtl/>
-              </w:rPr>
-              <w:instrText xml:space="preserve"> </w:instrText>
-            </w:r>
-            <w:r>
-              <w:rPr>
-                <w:rFonts w:cs="B Nazanin"/>
-                <w:noProof/>
-                <w:webHidden/>
-                <w:rtl/>
-              </w:rPr>
-            </w:r>
-            <w:r>
-              <w:rPr>
-                <w:rFonts w:cs="B Nazanin"/>
-                <w:noProof/>
-                <w:webHidden/>
-                <w:rtl/>
-              </w:rPr>
-              <w:fldChar w:fldCharType="separate"/>
-            </w:r>
-            <w:r>
-              <w:rPr>
-                <w:rFonts w:cs="B Nazanin"/>
-                <w:noProof/>
-                <w:webHidden/>
-                <w:rtl/>
-              </w:rPr>
-              <w:t>24</w:t>
-            </w:r>
-            <w:r>
-              <w:rPr>
-                <w:rFonts w:cs="B Nazanin"/>
-                <w:noProof/>
-                <w:webHidden/>
-                <w:rtl/>
-              </w:rPr>
-              <w:fldChar w:fldCharType="end"/>
-            </w:r>
-          </w:hyperlink>
-        </w:p>
-        <w:p>
-          <w:pPr>
-            <w:pStyle w:val="TOC2"/>
-            <w:tabs>
-              <w:tab w:val="right" w:leader="dot" w:pos="7926"/>
-            </w:tabs>
-            <w:rPr>
-              <w:rFonts w:eastAsiaTheme="minorEastAsia" w:cs="B Nazanin"/>
-              <w:noProof/>
-              <w:rtl/>
-            </w:rPr>
-          </w:pPr>
-          <w:hyperlink w:anchor="_Toc232509131" w:history="1">
-            <w:r>
-              <w:rPr>
-                <w:rStyle w:val="Hyperlink"/>
-                <w:rFonts w:cs="B Nazanin"/>
-                <w:noProof/>
-                <w:rtl/>
-                <w:lang w:bidi="fa-IR"/>
-              </w:rPr>
-              <w:t xml:space="preserve">5.1. توضیح ژنتیک برای </w:t>
-            </w:r>
-            <w:r>
-              <w:rPr>
-                <w:rStyle w:val="Hyperlink"/>
-                <w:rFonts w:cs="B Nazanin"/>
-                <w:noProof/>
-                <w:lang w:bidi="fa-IR"/>
-              </w:rPr>
-              <w:t>MLP</w:t>
-            </w:r>
-            <w:r>
-              <w:rPr>
-                <w:rFonts w:cs="B Nazanin"/>
-                <w:noProof/>
-                <w:webHidden/>
-                <w:rtl/>
-              </w:rPr>
-              <w:tab/>
-            </w:r>
-            <w:r>
-              <w:rPr>
-                <w:rFonts w:cs="B Nazanin"/>
-                <w:noProof/>
-                <w:webHidden/>
-                <w:rtl/>
-              </w:rPr>
-              <w:fldChar w:fldCharType="begin"/>
-            </w:r>
-            <w:r>
-              <w:rPr>
-                <w:rFonts w:cs="B Nazanin"/>
-                <w:noProof/>
-                <w:webHidden/>
-                <w:rtl/>
-              </w:rPr>
-              <w:instrText xml:space="preserve"> </w:instrText>
-            </w:r>
-            <w:r>
-              <w:rPr>
-                <w:rFonts w:cs="B Nazanin"/>
-                <w:noProof/>
-                <w:webHidden/>
-              </w:rPr>
-              <w:instrText>PAGEREF</w:instrText>
-            </w:r>
-            <w:r>
-              <w:rPr>
-                <w:rFonts w:cs="B Nazanin"/>
-                <w:noProof/>
-                <w:webHidden/>
-                <w:rtl/>
-              </w:rPr>
-              <w:instrText xml:space="preserve"> _</w:instrText>
-            </w:r>
-            <w:r>
-              <w:rPr>
-                <w:rFonts w:cs="B Nazanin"/>
-                <w:noProof/>
-                <w:webHidden/>
-              </w:rPr>
-              <w:instrText>Toc232509131 \h</w:instrText>
-            </w:r>
-            <w:r>
-              <w:rPr>
-                <w:rFonts w:cs="B Nazanin"/>
-                <w:noProof/>
-                <w:webHidden/>
-                <w:rtl/>
-              </w:rPr>
-              <w:instrText xml:space="preserve"> </w:instrText>
-            </w:r>
-            <w:r>
-              <w:rPr>
-                <w:rFonts w:cs="B Nazanin"/>
-                <w:noProof/>
-                <w:webHidden/>
-                <w:rtl/>
-              </w:rPr>
-            </w:r>
-            <w:r>
-              <w:rPr>
-                <w:rFonts w:cs="B Nazanin"/>
-                <w:noProof/>
-                <w:webHidden/>
-                <w:rtl/>
-              </w:rPr>
-              <w:fldChar w:fldCharType="separate"/>
-            </w:r>
-            <w:r>
-              <w:rPr>
-                <w:rFonts w:cs="B Nazanin"/>
-                <w:noProof/>
-                <w:webHidden/>
-                <w:rtl/>
-              </w:rPr>
-              <w:t>25</w:t>
-            </w:r>
-            <w:r>
-              <w:rPr>
-                <w:rFonts w:cs="B Nazanin"/>
-                <w:noProof/>
-                <w:webHidden/>
                 <w:rtl/>
               </w:rPr>
               <w:fldChar w:fldCharType="end"/>
@@ -2319,22 +640,20 @@
               <w:rFonts w:eastAsiaTheme="minorEastAsia"/>
               <w:noProof/>
               <w:rtl/>
+              <w:lang w:bidi="fa-IR"/>
             </w:rPr>
           </w:pPr>
-          <w:hyperlink w:anchor="_Toc232509132" w:history="1">
+          <w:hyperlink w:anchor="_Toc232539094" w:history="1">
             <w:r>
               <w:rPr>
                 <w:rStyle w:val="Hyperlink"/>
-                <w:rFonts w:cs="B Nazanin"/>
                 <w:noProof/>
                 <w:rtl/>
-                <w:lang w:bidi="fa-IR"/>
               </w:rPr>
-              <w:t>5.2. خروجی ها و مقایسه با روش دستی</w:t>
+              <w:t>1.2. پیش پردازش داده‌ها</w:t>
             </w:r>
             <w:r>
               <w:rPr>
-                <w:rFonts w:cs="B Nazanin"/>
                 <w:noProof/>
                 <w:webHidden/>
                 <w:rtl/>
@@ -2343,16 +662,14 @@
             </w:r>
             <w:r>
               <w:rPr>
-                <w:rFonts w:cs="B Nazanin"/>
+                <w:rStyle w:val="Hyperlink"/>
                 <w:noProof/>
-                <w:webHidden/>
                 <w:rtl/>
               </w:rPr>
               <w:fldChar w:fldCharType="begin"/>
             </w:r>
             <w:r>
               <w:rPr>
-                <w:rFonts w:cs="B Nazanin"/>
                 <w:noProof/>
                 <w:webHidden/>
                 <w:rtl/>
@@ -2361,7 +678,6 @@
             </w:r>
             <w:r>
               <w:rPr>
-                <w:rFonts w:cs="B Nazanin"/>
                 <w:noProof/>
                 <w:webHidden/>
               </w:rPr>
@@ -2369,7 +685,6 @@
             </w:r>
             <w:r>
               <w:rPr>
-                <w:rFonts w:cs="B Nazanin"/>
                 <w:noProof/>
                 <w:webHidden/>
                 <w:rtl/>
@@ -2378,15 +693,13 @@
             </w:r>
             <w:r>
               <w:rPr>
-                <w:rFonts w:cs="B Nazanin"/>
                 <w:noProof/>
                 <w:webHidden/>
               </w:rPr>
-              <w:instrText>Toc232509132 \h</w:instrText>
+              <w:instrText>Toc232539094 \h</w:instrText>
             </w:r>
             <w:r>
               <w:rPr>
-                <w:rFonts w:cs="B Nazanin"/>
                 <w:noProof/>
                 <w:webHidden/>
                 <w:rtl/>
@@ -2395,24 +708,1277 @@
             </w:r>
             <w:r>
               <w:rPr>
-                <w:rFonts w:cs="B Nazanin"/>
+                <w:rStyle w:val="Hyperlink"/>
                 <w:noProof/>
-                <w:webHidden/>
                 <w:rtl/>
               </w:rPr>
             </w:r>
             <w:r>
               <w:rPr>
-                <w:rFonts w:cs="B Nazanin"/>
+                <w:rStyle w:val="Hyperlink"/>
                 <w:noProof/>
-                <w:webHidden/>
                 <w:rtl/>
               </w:rPr>
               <w:fldChar w:fldCharType="separate"/>
             </w:r>
             <w:r>
               <w:rPr>
-                <w:rFonts w:cs="B Nazanin"/>
+                <w:noProof/>
+                <w:webHidden/>
+                <w:rtl/>
+              </w:rPr>
+              <w:t>3</w:t>
+            </w:r>
+            <w:r>
+              <w:rPr>
+                <w:rStyle w:val="Hyperlink"/>
+                <w:noProof/>
+                <w:rtl/>
+              </w:rPr>
+              <w:fldChar w:fldCharType="end"/>
+            </w:r>
+          </w:hyperlink>
+        </w:p>
+        <w:p>
+          <w:pPr>
+            <w:pStyle w:val="TOC2"/>
+            <w:tabs>
+              <w:tab w:val="right" w:leader="dot" w:pos="7926"/>
+            </w:tabs>
+            <w:rPr>
+              <w:rFonts w:eastAsiaTheme="minorEastAsia"/>
+              <w:noProof/>
+              <w:rtl/>
+              <w:lang w:bidi="fa-IR"/>
+            </w:rPr>
+          </w:pPr>
+          <w:hyperlink w:anchor="_Toc232539095" w:history="1">
+            <w:r>
+              <w:rPr>
+                <w:rStyle w:val="Hyperlink"/>
+                <w:noProof/>
+                <w:rtl/>
+              </w:rPr>
+              <w:t xml:space="preserve">2.2. شبکه </w:t>
+            </w:r>
+            <w:r>
+              <w:rPr>
+                <w:rStyle w:val="Hyperlink"/>
+                <w:noProof/>
+              </w:rPr>
+              <w:t>MLP</w:t>
+            </w:r>
+            <w:r>
+              <w:rPr>
+                <w:noProof/>
+                <w:webHidden/>
+                <w:rtl/>
+              </w:rPr>
+              <w:tab/>
+            </w:r>
+            <w:r>
+              <w:rPr>
+                <w:rStyle w:val="Hyperlink"/>
+                <w:noProof/>
+                <w:rtl/>
+              </w:rPr>
+              <w:fldChar w:fldCharType="begin"/>
+            </w:r>
+            <w:r>
+              <w:rPr>
+                <w:noProof/>
+                <w:webHidden/>
+                <w:rtl/>
+              </w:rPr>
+              <w:instrText xml:space="preserve"> </w:instrText>
+            </w:r>
+            <w:r>
+              <w:rPr>
+                <w:noProof/>
+                <w:webHidden/>
+              </w:rPr>
+              <w:instrText>PAGEREF</w:instrText>
+            </w:r>
+            <w:r>
+              <w:rPr>
+                <w:noProof/>
+                <w:webHidden/>
+                <w:rtl/>
+              </w:rPr>
+              <w:instrText xml:space="preserve"> _</w:instrText>
+            </w:r>
+            <w:r>
+              <w:rPr>
+                <w:noProof/>
+                <w:webHidden/>
+              </w:rPr>
+              <w:instrText>Toc232539095 \h</w:instrText>
+            </w:r>
+            <w:r>
+              <w:rPr>
+                <w:noProof/>
+                <w:webHidden/>
+                <w:rtl/>
+              </w:rPr>
+              <w:instrText xml:space="preserve"> </w:instrText>
+            </w:r>
+            <w:r>
+              <w:rPr>
+                <w:rStyle w:val="Hyperlink"/>
+                <w:noProof/>
+                <w:rtl/>
+              </w:rPr>
+            </w:r>
+            <w:r>
+              <w:rPr>
+                <w:rStyle w:val="Hyperlink"/>
+                <w:noProof/>
+                <w:rtl/>
+              </w:rPr>
+              <w:fldChar w:fldCharType="separate"/>
+            </w:r>
+            <w:r>
+              <w:rPr>
+                <w:noProof/>
+                <w:webHidden/>
+                <w:rtl/>
+              </w:rPr>
+              <w:t>4</w:t>
+            </w:r>
+            <w:r>
+              <w:rPr>
+                <w:rStyle w:val="Hyperlink"/>
+                <w:noProof/>
+                <w:rtl/>
+              </w:rPr>
+              <w:fldChar w:fldCharType="end"/>
+            </w:r>
+          </w:hyperlink>
+        </w:p>
+        <w:p>
+          <w:pPr>
+            <w:pStyle w:val="TOC3"/>
+            <w:tabs>
+              <w:tab w:val="right" w:leader="dot" w:pos="7926"/>
+            </w:tabs>
+            <w:rPr>
+              <w:rFonts w:eastAsiaTheme="minorEastAsia"/>
+              <w:noProof/>
+              <w:rtl/>
+              <w:lang w:bidi="fa-IR"/>
+            </w:rPr>
+          </w:pPr>
+          <w:hyperlink w:anchor="_Toc232539096" w:history="1">
+            <w:r>
+              <w:rPr>
+                <w:rStyle w:val="Hyperlink"/>
+                <w:noProof/>
+                <w:rtl/>
+              </w:rPr>
+              <w:t xml:space="preserve">1.2.2. اجزای شبکه </w:t>
+            </w:r>
+            <w:r>
+              <w:rPr>
+                <w:rStyle w:val="Hyperlink"/>
+                <w:noProof/>
+              </w:rPr>
+              <w:t>MLP</w:t>
+            </w:r>
+            <w:r>
+              <w:rPr>
+                <w:noProof/>
+                <w:webHidden/>
+                <w:rtl/>
+              </w:rPr>
+              <w:tab/>
+            </w:r>
+            <w:r>
+              <w:rPr>
+                <w:rStyle w:val="Hyperlink"/>
+                <w:noProof/>
+                <w:rtl/>
+              </w:rPr>
+              <w:fldChar w:fldCharType="begin"/>
+            </w:r>
+            <w:r>
+              <w:rPr>
+                <w:noProof/>
+                <w:webHidden/>
+                <w:rtl/>
+              </w:rPr>
+              <w:instrText xml:space="preserve"> </w:instrText>
+            </w:r>
+            <w:r>
+              <w:rPr>
+                <w:noProof/>
+                <w:webHidden/>
+              </w:rPr>
+              <w:instrText>PAGEREF</w:instrText>
+            </w:r>
+            <w:r>
+              <w:rPr>
+                <w:noProof/>
+                <w:webHidden/>
+                <w:rtl/>
+              </w:rPr>
+              <w:instrText xml:space="preserve"> _</w:instrText>
+            </w:r>
+            <w:r>
+              <w:rPr>
+                <w:noProof/>
+                <w:webHidden/>
+              </w:rPr>
+              <w:instrText>Toc232539096 \h</w:instrText>
+            </w:r>
+            <w:r>
+              <w:rPr>
+                <w:noProof/>
+                <w:webHidden/>
+                <w:rtl/>
+              </w:rPr>
+              <w:instrText xml:space="preserve"> </w:instrText>
+            </w:r>
+            <w:r>
+              <w:rPr>
+                <w:rStyle w:val="Hyperlink"/>
+                <w:noProof/>
+                <w:rtl/>
+              </w:rPr>
+            </w:r>
+            <w:r>
+              <w:rPr>
+                <w:rStyle w:val="Hyperlink"/>
+                <w:noProof/>
+                <w:rtl/>
+              </w:rPr>
+              <w:fldChar w:fldCharType="separate"/>
+            </w:r>
+            <w:r>
+              <w:rPr>
+                <w:noProof/>
+                <w:webHidden/>
+                <w:rtl/>
+              </w:rPr>
+              <w:t>4</w:t>
+            </w:r>
+            <w:r>
+              <w:rPr>
+                <w:rStyle w:val="Hyperlink"/>
+                <w:noProof/>
+                <w:rtl/>
+              </w:rPr>
+              <w:fldChar w:fldCharType="end"/>
+            </w:r>
+          </w:hyperlink>
+        </w:p>
+        <w:p>
+          <w:pPr>
+            <w:pStyle w:val="TOC3"/>
+            <w:tabs>
+              <w:tab w:val="right" w:leader="dot" w:pos="7926"/>
+            </w:tabs>
+            <w:rPr>
+              <w:rFonts w:eastAsiaTheme="minorEastAsia"/>
+              <w:noProof/>
+              <w:rtl/>
+              <w:lang w:bidi="fa-IR"/>
+            </w:rPr>
+          </w:pPr>
+          <w:hyperlink w:anchor="_Toc232539097" w:history="1">
+            <w:r>
+              <w:rPr>
+                <w:rStyle w:val="Hyperlink"/>
+                <w:noProof/>
+                <w:rtl/>
+              </w:rPr>
+              <w:t>2.2.2. آزمایش‌های انجام شده</w:t>
+            </w:r>
+            <w:r>
+              <w:rPr>
+                <w:noProof/>
+                <w:webHidden/>
+                <w:rtl/>
+              </w:rPr>
+              <w:tab/>
+            </w:r>
+            <w:r>
+              <w:rPr>
+                <w:rStyle w:val="Hyperlink"/>
+                <w:noProof/>
+                <w:rtl/>
+              </w:rPr>
+              <w:fldChar w:fldCharType="begin"/>
+            </w:r>
+            <w:r>
+              <w:rPr>
+                <w:noProof/>
+                <w:webHidden/>
+                <w:rtl/>
+              </w:rPr>
+              <w:instrText xml:space="preserve"> </w:instrText>
+            </w:r>
+            <w:r>
+              <w:rPr>
+                <w:noProof/>
+                <w:webHidden/>
+              </w:rPr>
+              <w:instrText>PAGEREF</w:instrText>
+            </w:r>
+            <w:r>
+              <w:rPr>
+                <w:noProof/>
+                <w:webHidden/>
+                <w:rtl/>
+              </w:rPr>
+              <w:instrText xml:space="preserve"> _</w:instrText>
+            </w:r>
+            <w:r>
+              <w:rPr>
+                <w:noProof/>
+                <w:webHidden/>
+              </w:rPr>
+              <w:instrText>Toc232539097 \h</w:instrText>
+            </w:r>
+            <w:r>
+              <w:rPr>
+                <w:noProof/>
+                <w:webHidden/>
+                <w:rtl/>
+              </w:rPr>
+              <w:instrText xml:space="preserve"> </w:instrText>
+            </w:r>
+            <w:r>
+              <w:rPr>
+                <w:rStyle w:val="Hyperlink"/>
+                <w:noProof/>
+                <w:rtl/>
+              </w:rPr>
+            </w:r>
+            <w:r>
+              <w:rPr>
+                <w:rStyle w:val="Hyperlink"/>
+                <w:noProof/>
+                <w:rtl/>
+              </w:rPr>
+              <w:fldChar w:fldCharType="separate"/>
+            </w:r>
+            <w:r>
+              <w:rPr>
+                <w:noProof/>
+                <w:webHidden/>
+                <w:rtl/>
+              </w:rPr>
+              <w:t>6</w:t>
+            </w:r>
+            <w:r>
+              <w:rPr>
+                <w:rStyle w:val="Hyperlink"/>
+                <w:noProof/>
+                <w:rtl/>
+              </w:rPr>
+              <w:fldChar w:fldCharType="end"/>
+            </w:r>
+          </w:hyperlink>
+        </w:p>
+        <w:p>
+          <w:pPr>
+            <w:pStyle w:val="TOC2"/>
+            <w:tabs>
+              <w:tab w:val="right" w:leader="dot" w:pos="7926"/>
+            </w:tabs>
+            <w:rPr>
+              <w:rFonts w:eastAsiaTheme="minorEastAsia"/>
+              <w:noProof/>
+              <w:rtl/>
+              <w:lang w:bidi="fa-IR"/>
+            </w:rPr>
+          </w:pPr>
+          <w:hyperlink w:anchor="_Toc232539098" w:history="1">
+            <w:r>
+              <w:rPr>
+                <w:rStyle w:val="Hyperlink"/>
+                <w:noProof/>
+                <w:rtl/>
+              </w:rPr>
+              <w:t xml:space="preserve">3.2. شبکه </w:t>
+            </w:r>
+            <w:r>
+              <w:rPr>
+                <w:rStyle w:val="Hyperlink"/>
+                <w:noProof/>
+              </w:rPr>
+              <w:t>RBF</w:t>
+            </w:r>
+            <w:r>
+              <w:rPr>
+                <w:noProof/>
+                <w:webHidden/>
+                <w:rtl/>
+              </w:rPr>
+              <w:tab/>
+            </w:r>
+            <w:r>
+              <w:rPr>
+                <w:rStyle w:val="Hyperlink"/>
+                <w:noProof/>
+                <w:rtl/>
+              </w:rPr>
+              <w:fldChar w:fldCharType="begin"/>
+            </w:r>
+            <w:r>
+              <w:rPr>
+                <w:noProof/>
+                <w:webHidden/>
+                <w:rtl/>
+              </w:rPr>
+              <w:instrText xml:space="preserve"> </w:instrText>
+            </w:r>
+            <w:r>
+              <w:rPr>
+                <w:noProof/>
+                <w:webHidden/>
+              </w:rPr>
+              <w:instrText>PAGEREF</w:instrText>
+            </w:r>
+            <w:r>
+              <w:rPr>
+                <w:noProof/>
+                <w:webHidden/>
+                <w:rtl/>
+              </w:rPr>
+              <w:instrText xml:space="preserve"> _</w:instrText>
+            </w:r>
+            <w:r>
+              <w:rPr>
+                <w:noProof/>
+                <w:webHidden/>
+              </w:rPr>
+              <w:instrText>Toc232539098 \h</w:instrText>
+            </w:r>
+            <w:r>
+              <w:rPr>
+                <w:noProof/>
+                <w:webHidden/>
+                <w:rtl/>
+              </w:rPr>
+              <w:instrText xml:space="preserve"> </w:instrText>
+            </w:r>
+            <w:r>
+              <w:rPr>
+                <w:rStyle w:val="Hyperlink"/>
+                <w:noProof/>
+                <w:rtl/>
+              </w:rPr>
+            </w:r>
+            <w:r>
+              <w:rPr>
+                <w:rStyle w:val="Hyperlink"/>
+                <w:noProof/>
+                <w:rtl/>
+              </w:rPr>
+              <w:fldChar w:fldCharType="separate"/>
+            </w:r>
+            <w:r>
+              <w:rPr>
+                <w:noProof/>
+                <w:webHidden/>
+                <w:rtl/>
+              </w:rPr>
+              <w:t>7</w:t>
+            </w:r>
+            <w:r>
+              <w:rPr>
+                <w:rStyle w:val="Hyperlink"/>
+                <w:noProof/>
+                <w:rtl/>
+              </w:rPr>
+              <w:fldChar w:fldCharType="end"/>
+            </w:r>
+          </w:hyperlink>
+        </w:p>
+        <w:p>
+          <w:pPr>
+            <w:pStyle w:val="TOC1"/>
+            <w:tabs>
+              <w:tab w:val="right" w:leader="dot" w:pos="7926"/>
+            </w:tabs>
+            <w:rPr>
+              <w:rFonts w:eastAsiaTheme="minorEastAsia"/>
+              <w:noProof/>
+              <w:rtl/>
+              <w:lang w:bidi="fa-IR"/>
+            </w:rPr>
+          </w:pPr>
+          <w:hyperlink w:anchor="_Toc232539099" w:history="1">
+            <w:r>
+              <w:rPr>
+                <w:rStyle w:val="Hyperlink"/>
+                <w:noProof/>
+                <w:rtl/>
+              </w:rPr>
+              <w:t>3. خروجی و تحلیل</w:t>
+            </w:r>
+            <w:r>
+              <w:rPr>
+                <w:noProof/>
+                <w:webHidden/>
+                <w:rtl/>
+              </w:rPr>
+              <w:tab/>
+            </w:r>
+            <w:r>
+              <w:rPr>
+                <w:rStyle w:val="Hyperlink"/>
+                <w:noProof/>
+                <w:rtl/>
+              </w:rPr>
+              <w:fldChar w:fldCharType="begin"/>
+            </w:r>
+            <w:r>
+              <w:rPr>
+                <w:noProof/>
+                <w:webHidden/>
+                <w:rtl/>
+              </w:rPr>
+              <w:instrText xml:space="preserve"> </w:instrText>
+            </w:r>
+            <w:r>
+              <w:rPr>
+                <w:noProof/>
+                <w:webHidden/>
+              </w:rPr>
+              <w:instrText>PAGEREF</w:instrText>
+            </w:r>
+            <w:r>
+              <w:rPr>
+                <w:noProof/>
+                <w:webHidden/>
+                <w:rtl/>
+              </w:rPr>
+              <w:instrText xml:space="preserve"> _</w:instrText>
+            </w:r>
+            <w:r>
+              <w:rPr>
+                <w:noProof/>
+                <w:webHidden/>
+              </w:rPr>
+              <w:instrText>Toc232539099 \h</w:instrText>
+            </w:r>
+            <w:r>
+              <w:rPr>
+                <w:noProof/>
+                <w:webHidden/>
+                <w:rtl/>
+              </w:rPr>
+              <w:instrText xml:space="preserve"> </w:instrText>
+            </w:r>
+            <w:r>
+              <w:rPr>
+                <w:rStyle w:val="Hyperlink"/>
+                <w:noProof/>
+                <w:rtl/>
+              </w:rPr>
+            </w:r>
+            <w:r>
+              <w:rPr>
+                <w:rStyle w:val="Hyperlink"/>
+                <w:noProof/>
+                <w:rtl/>
+              </w:rPr>
+              <w:fldChar w:fldCharType="separate"/>
+            </w:r>
+            <w:r>
+              <w:rPr>
+                <w:noProof/>
+                <w:webHidden/>
+                <w:rtl/>
+              </w:rPr>
+              <w:t>10</w:t>
+            </w:r>
+            <w:r>
+              <w:rPr>
+                <w:rStyle w:val="Hyperlink"/>
+                <w:noProof/>
+                <w:rtl/>
+              </w:rPr>
+              <w:fldChar w:fldCharType="end"/>
+            </w:r>
+          </w:hyperlink>
+        </w:p>
+        <w:p>
+          <w:pPr>
+            <w:pStyle w:val="TOC2"/>
+            <w:tabs>
+              <w:tab w:val="right" w:leader="dot" w:pos="7926"/>
+            </w:tabs>
+            <w:rPr>
+              <w:rFonts w:eastAsiaTheme="minorEastAsia"/>
+              <w:noProof/>
+              <w:rtl/>
+              <w:lang w:bidi="fa-IR"/>
+            </w:rPr>
+          </w:pPr>
+          <w:hyperlink w:anchor="_Toc232539100" w:history="1">
+            <w:r>
+              <w:rPr>
+                <w:rStyle w:val="Hyperlink"/>
+                <w:noProof/>
+                <w:rtl/>
+              </w:rPr>
+              <w:t>1.3.</w:t>
+            </w:r>
+            <w:r>
+              <w:rPr>
+                <w:rStyle w:val="Hyperlink"/>
+                <w:noProof/>
+              </w:rPr>
+              <w:t xml:space="preserve"> MLP</w:t>
+            </w:r>
+            <w:r>
+              <w:rPr>
+                <w:noProof/>
+                <w:webHidden/>
+                <w:rtl/>
+              </w:rPr>
+              <w:tab/>
+            </w:r>
+            <w:r>
+              <w:rPr>
+                <w:rStyle w:val="Hyperlink"/>
+                <w:noProof/>
+                <w:rtl/>
+              </w:rPr>
+              <w:fldChar w:fldCharType="begin"/>
+            </w:r>
+            <w:r>
+              <w:rPr>
+                <w:noProof/>
+                <w:webHidden/>
+                <w:rtl/>
+              </w:rPr>
+              <w:instrText xml:space="preserve"> </w:instrText>
+            </w:r>
+            <w:r>
+              <w:rPr>
+                <w:noProof/>
+                <w:webHidden/>
+              </w:rPr>
+              <w:instrText>PAGEREF</w:instrText>
+            </w:r>
+            <w:r>
+              <w:rPr>
+                <w:noProof/>
+                <w:webHidden/>
+                <w:rtl/>
+              </w:rPr>
+              <w:instrText xml:space="preserve"> _</w:instrText>
+            </w:r>
+            <w:r>
+              <w:rPr>
+                <w:noProof/>
+                <w:webHidden/>
+              </w:rPr>
+              <w:instrText>Toc232539100 \h</w:instrText>
+            </w:r>
+            <w:r>
+              <w:rPr>
+                <w:noProof/>
+                <w:webHidden/>
+                <w:rtl/>
+              </w:rPr>
+              <w:instrText xml:space="preserve"> </w:instrText>
+            </w:r>
+            <w:r>
+              <w:rPr>
+                <w:rStyle w:val="Hyperlink"/>
+                <w:noProof/>
+                <w:rtl/>
+              </w:rPr>
+            </w:r>
+            <w:r>
+              <w:rPr>
+                <w:rStyle w:val="Hyperlink"/>
+                <w:noProof/>
+                <w:rtl/>
+              </w:rPr>
+              <w:fldChar w:fldCharType="separate"/>
+            </w:r>
+            <w:r>
+              <w:rPr>
+                <w:noProof/>
+                <w:webHidden/>
+                <w:rtl/>
+              </w:rPr>
+              <w:t>10</w:t>
+            </w:r>
+            <w:r>
+              <w:rPr>
+                <w:rStyle w:val="Hyperlink"/>
+                <w:noProof/>
+                <w:rtl/>
+              </w:rPr>
+              <w:fldChar w:fldCharType="end"/>
+            </w:r>
+          </w:hyperlink>
+        </w:p>
+        <w:p>
+          <w:pPr>
+            <w:pStyle w:val="TOC2"/>
+            <w:tabs>
+              <w:tab w:val="right" w:leader="dot" w:pos="7926"/>
+            </w:tabs>
+            <w:rPr>
+              <w:rFonts w:eastAsiaTheme="minorEastAsia"/>
+              <w:noProof/>
+              <w:rtl/>
+              <w:lang w:bidi="fa-IR"/>
+            </w:rPr>
+          </w:pPr>
+          <w:hyperlink w:anchor="_Toc232539101" w:history="1">
+            <w:r>
+              <w:rPr>
+                <w:rStyle w:val="Hyperlink"/>
+                <w:noProof/>
+                <w:rtl/>
+              </w:rPr>
+              <w:t>2.3.</w:t>
+            </w:r>
+            <w:r>
+              <w:rPr>
+                <w:rStyle w:val="Hyperlink"/>
+                <w:noProof/>
+              </w:rPr>
+              <w:t xml:space="preserve"> RBF</w:t>
+            </w:r>
+            <w:r>
+              <w:rPr>
+                <w:noProof/>
+                <w:webHidden/>
+                <w:rtl/>
+              </w:rPr>
+              <w:tab/>
+            </w:r>
+            <w:r>
+              <w:rPr>
+                <w:rStyle w:val="Hyperlink"/>
+                <w:noProof/>
+                <w:rtl/>
+              </w:rPr>
+              <w:fldChar w:fldCharType="begin"/>
+            </w:r>
+            <w:r>
+              <w:rPr>
+                <w:noProof/>
+                <w:webHidden/>
+                <w:rtl/>
+              </w:rPr>
+              <w:instrText xml:space="preserve"> </w:instrText>
+            </w:r>
+            <w:r>
+              <w:rPr>
+                <w:noProof/>
+                <w:webHidden/>
+              </w:rPr>
+              <w:instrText>PAGEREF</w:instrText>
+            </w:r>
+            <w:r>
+              <w:rPr>
+                <w:noProof/>
+                <w:webHidden/>
+                <w:rtl/>
+              </w:rPr>
+              <w:instrText xml:space="preserve"> _</w:instrText>
+            </w:r>
+            <w:r>
+              <w:rPr>
+                <w:noProof/>
+                <w:webHidden/>
+              </w:rPr>
+              <w:instrText>Toc232539101 \h</w:instrText>
+            </w:r>
+            <w:r>
+              <w:rPr>
+                <w:noProof/>
+                <w:webHidden/>
+                <w:rtl/>
+              </w:rPr>
+              <w:instrText xml:space="preserve"> </w:instrText>
+            </w:r>
+            <w:r>
+              <w:rPr>
+                <w:rStyle w:val="Hyperlink"/>
+                <w:noProof/>
+                <w:rtl/>
+              </w:rPr>
+            </w:r>
+            <w:r>
+              <w:rPr>
+                <w:rStyle w:val="Hyperlink"/>
+                <w:noProof/>
+                <w:rtl/>
+              </w:rPr>
+              <w:fldChar w:fldCharType="separate"/>
+            </w:r>
+            <w:r>
+              <w:rPr>
+                <w:noProof/>
+                <w:webHidden/>
+                <w:rtl/>
+              </w:rPr>
+              <w:t>14</w:t>
+            </w:r>
+            <w:r>
+              <w:rPr>
+                <w:rStyle w:val="Hyperlink"/>
+                <w:noProof/>
+                <w:rtl/>
+              </w:rPr>
+              <w:fldChar w:fldCharType="end"/>
+            </w:r>
+          </w:hyperlink>
+        </w:p>
+        <w:p>
+          <w:pPr>
+            <w:pStyle w:val="TOC2"/>
+            <w:tabs>
+              <w:tab w:val="right" w:leader="dot" w:pos="7926"/>
+            </w:tabs>
+            <w:rPr>
+              <w:rFonts w:eastAsiaTheme="minorEastAsia"/>
+              <w:noProof/>
+              <w:rtl/>
+              <w:lang w:bidi="fa-IR"/>
+            </w:rPr>
+          </w:pPr>
+          <w:hyperlink w:anchor="_Toc232539102" w:history="1">
+            <w:r>
+              <w:rPr>
+                <w:rStyle w:val="Hyperlink"/>
+                <w:noProof/>
+                <w:rtl/>
+              </w:rPr>
+              <w:t>3.3. معیار های ارزیابی</w:t>
+            </w:r>
+            <w:r>
+              <w:rPr>
+                <w:noProof/>
+                <w:webHidden/>
+                <w:rtl/>
+              </w:rPr>
+              <w:tab/>
+            </w:r>
+            <w:r>
+              <w:rPr>
+                <w:rStyle w:val="Hyperlink"/>
+                <w:noProof/>
+                <w:rtl/>
+              </w:rPr>
+              <w:fldChar w:fldCharType="begin"/>
+            </w:r>
+            <w:r>
+              <w:rPr>
+                <w:noProof/>
+                <w:webHidden/>
+                <w:rtl/>
+              </w:rPr>
+              <w:instrText xml:space="preserve"> </w:instrText>
+            </w:r>
+            <w:r>
+              <w:rPr>
+                <w:noProof/>
+                <w:webHidden/>
+              </w:rPr>
+              <w:instrText>PAGEREF</w:instrText>
+            </w:r>
+            <w:r>
+              <w:rPr>
+                <w:noProof/>
+                <w:webHidden/>
+                <w:rtl/>
+              </w:rPr>
+              <w:instrText xml:space="preserve"> _</w:instrText>
+            </w:r>
+            <w:r>
+              <w:rPr>
+                <w:noProof/>
+                <w:webHidden/>
+              </w:rPr>
+              <w:instrText>Toc232539102 \h</w:instrText>
+            </w:r>
+            <w:r>
+              <w:rPr>
+                <w:noProof/>
+                <w:webHidden/>
+                <w:rtl/>
+              </w:rPr>
+              <w:instrText xml:space="preserve"> </w:instrText>
+            </w:r>
+            <w:r>
+              <w:rPr>
+                <w:rStyle w:val="Hyperlink"/>
+                <w:noProof/>
+                <w:rtl/>
+              </w:rPr>
+            </w:r>
+            <w:r>
+              <w:rPr>
+                <w:rStyle w:val="Hyperlink"/>
+                <w:noProof/>
+                <w:rtl/>
+              </w:rPr>
+              <w:fldChar w:fldCharType="separate"/>
+            </w:r>
+            <w:r>
+              <w:rPr>
+                <w:noProof/>
+                <w:webHidden/>
+                <w:rtl/>
+              </w:rPr>
+              <w:t>20</w:t>
+            </w:r>
+            <w:r>
+              <w:rPr>
+                <w:rStyle w:val="Hyperlink"/>
+                <w:noProof/>
+                <w:rtl/>
+              </w:rPr>
+              <w:fldChar w:fldCharType="end"/>
+            </w:r>
+          </w:hyperlink>
+        </w:p>
+        <w:p>
+          <w:pPr>
+            <w:pStyle w:val="TOC2"/>
+            <w:tabs>
+              <w:tab w:val="right" w:leader="dot" w:pos="7926"/>
+            </w:tabs>
+            <w:rPr>
+              <w:rFonts w:eastAsiaTheme="minorEastAsia"/>
+              <w:noProof/>
+              <w:rtl/>
+              <w:lang w:bidi="fa-IR"/>
+            </w:rPr>
+          </w:pPr>
+          <w:hyperlink w:anchor="_Toc232539103" w:history="1">
+            <w:r>
+              <w:rPr>
+                <w:rStyle w:val="Hyperlink"/>
+                <w:noProof/>
+                <w:rtl/>
+              </w:rPr>
+              <w:t xml:space="preserve">3.4. مقایسه نهایی </w:t>
+            </w:r>
+            <w:r>
+              <w:rPr>
+                <w:rStyle w:val="Hyperlink"/>
+                <w:noProof/>
+              </w:rPr>
+              <w:t>MLP</w:t>
+            </w:r>
+            <w:r>
+              <w:rPr>
+                <w:rStyle w:val="Hyperlink"/>
+                <w:noProof/>
+                <w:rtl/>
+              </w:rPr>
+              <w:t xml:space="preserve"> و </w:t>
+            </w:r>
+            <w:r>
+              <w:rPr>
+                <w:rStyle w:val="Hyperlink"/>
+                <w:noProof/>
+              </w:rPr>
+              <w:t>RBF</w:t>
+            </w:r>
+            <w:r>
+              <w:rPr>
+                <w:noProof/>
+                <w:webHidden/>
+                <w:rtl/>
+              </w:rPr>
+              <w:tab/>
+            </w:r>
+            <w:r>
+              <w:rPr>
+                <w:rStyle w:val="Hyperlink"/>
+                <w:noProof/>
+                <w:rtl/>
+              </w:rPr>
+              <w:fldChar w:fldCharType="begin"/>
+            </w:r>
+            <w:r>
+              <w:rPr>
+                <w:noProof/>
+                <w:webHidden/>
+                <w:rtl/>
+              </w:rPr>
+              <w:instrText xml:space="preserve"> </w:instrText>
+            </w:r>
+            <w:r>
+              <w:rPr>
+                <w:noProof/>
+                <w:webHidden/>
+              </w:rPr>
+              <w:instrText>PAGEREF</w:instrText>
+            </w:r>
+            <w:r>
+              <w:rPr>
+                <w:noProof/>
+                <w:webHidden/>
+                <w:rtl/>
+              </w:rPr>
+              <w:instrText xml:space="preserve"> _</w:instrText>
+            </w:r>
+            <w:r>
+              <w:rPr>
+                <w:noProof/>
+                <w:webHidden/>
+              </w:rPr>
+              <w:instrText>Toc232539103 \h</w:instrText>
+            </w:r>
+            <w:r>
+              <w:rPr>
+                <w:noProof/>
+                <w:webHidden/>
+                <w:rtl/>
+              </w:rPr>
+              <w:instrText xml:space="preserve"> </w:instrText>
+            </w:r>
+            <w:r>
+              <w:rPr>
+                <w:rStyle w:val="Hyperlink"/>
+                <w:noProof/>
+                <w:rtl/>
+              </w:rPr>
+            </w:r>
+            <w:r>
+              <w:rPr>
+                <w:rStyle w:val="Hyperlink"/>
+                <w:noProof/>
+                <w:rtl/>
+              </w:rPr>
+              <w:fldChar w:fldCharType="separate"/>
+            </w:r>
+            <w:r>
+              <w:rPr>
+                <w:noProof/>
+                <w:webHidden/>
+                <w:rtl/>
+              </w:rPr>
+              <w:t>21</w:t>
+            </w:r>
+            <w:r>
+              <w:rPr>
+                <w:rStyle w:val="Hyperlink"/>
+                <w:noProof/>
+                <w:rtl/>
+              </w:rPr>
+              <w:fldChar w:fldCharType="end"/>
+            </w:r>
+          </w:hyperlink>
+        </w:p>
+        <w:p>
+          <w:pPr>
+            <w:pStyle w:val="TOC1"/>
+            <w:tabs>
+              <w:tab w:val="right" w:leader="dot" w:pos="7926"/>
+            </w:tabs>
+            <w:rPr>
+              <w:rFonts w:eastAsiaTheme="minorEastAsia"/>
+              <w:noProof/>
+              <w:rtl/>
+              <w:lang w:bidi="fa-IR"/>
+            </w:rPr>
+          </w:pPr>
+          <w:hyperlink w:anchor="_Toc232539104" w:history="1">
+            <w:r>
+              <w:rPr>
+                <w:rStyle w:val="Hyperlink"/>
+                <w:noProof/>
+                <w:rtl/>
+              </w:rPr>
+              <w:t>4. سوالات</w:t>
+            </w:r>
+            <w:r>
+              <w:rPr>
+                <w:noProof/>
+                <w:webHidden/>
+                <w:rtl/>
+              </w:rPr>
+              <w:tab/>
+            </w:r>
+            <w:r>
+              <w:rPr>
+                <w:rStyle w:val="Hyperlink"/>
+                <w:noProof/>
+                <w:rtl/>
+              </w:rPr>
+              <w:fldChar w:fldCharType="begin"/>
+            </w:r>
+            <w:r>
+              <w:rPr>
+                <w:noProof/>
+                <w:webHidden/>
+                <w:rtl/>
+              </w:rPr>
+              <w:instrText xml:space="preserve"> </w:instrText>
+            </w:r>
+            <w:r>
+              <w:rPr>
+                <w:noProof/>
+                <w:webHidden/>
+              </w:rPr>
+              <w:instrText>PAGEREF</w:instrText>
+            </w:r>
+            <w:r>
+              <w:rPr>
+                <w:noProof/>
+                <w:webHidden/>
+                <w:rtl/>
+              </w:rPr>
+              <w:instrText xml:space="preserve"> _</w:instrText>
+            </w:r>
+            <w:r>
+              <w:rPr>
+                <w:noProof/>
+                <w:webHidden/>
+              </w:rPr>
+              <w:instrText>Toc232539104 \h</w:instrText>
+            </w:r>
+            <w:r>
+              <w:rPr>
+                <w:noProof/>
+                <w:webHidden/>
+                <w:rtl/>
+              </w:rPr>
+              <w:instrText xml:space="preserve"> </w:instrText>
+            </w:r>
+            <w:r>
+              <w:rPr>
+                <w:rStyle w:val="Hyperlink"/>
+                <w:noProof/>
+                <w:rtl/>
+              </w:rPr>
+            </w:r>
+            <w:r>
+              <w:rPr>
+                <w:rStyle w:val="Hyperlink"/>
+                <w:noProof/>
+                <w:rtl/>
+              </w:rPr>
+              <w:fldChar w:fldCharType="separate"/>
+            </w:r>
+            <w:r>
+              <w:rPr>
+                <w:noProof/>
+                <w:webHidden/>
+                <w:rtl/>
+              </w:rPr>
+              <w:t>22</w:t>
+            </w:r>
+            <w:r>
+              <w:rPr>
+                <w:rStyle w:val="Hyperlink"/>
+                <w:noProof/>
+                <w:rtl/>
+              </w:rPr>
+              <w:fldChar w:fldCharType="end"/>
+            </w:r>
+          </w:hyperlink>
+        </w:p>
+        <w:p>
+          <w:pPr>
+            <w:pStyle w:val="TOC1"/>
+            <w:tabs>
+              <w:tab w:val="right" w:leader="dot" w:pos="7926"/>
+            </w:tabs>
+            <w:rPr>
+              <w:rFonts w:eastAsiaTheme="minorEastAsia"/>
+              <w:noProof/>
+              <w:rtl/>
+              <w:lang w:bidi="fa-IR"/>
+            </w:rPr>
+          </w:pPr>
+          <w:hyperlink w:anchor="_Toc232539105" w:history="1">
+            <w:r>
+              <w:rPr>
+                <w:rStyle w:val="Hyperlink"/>
+                <w:noProof/>
+                <w:rtl/>
+              </w:rPr>
+              <w:t>5. بخش امتیازی</w:t>
+            </w:r>
+            <w:r>
+              <w:rPr>
+                <w:noProof/>
+                <w:webHidden/>
+                <w:rtl/>
+              </w:rPr>
+              <w:tab/>
+            </w:r>
+            <w:r>
+              <w:rPr>
+                <w:rStyle w:val="Hyperlink"/>
+                <w:noProof/>
+                <w:rtl/>
+              </w:rPr>
+              <w:fldChar w:fldCharType="begin"/>
+            </w:r>
+            <w:r>
+              <w:rPr>
+                <w:noProof/>
+                <w:webHidden/>
+                <w:rtl/>
+              </w:rPr>
+              <w:instrText xml:space="preserve"> </w:instrText>
+            </w:r>
+            <w:r>
+              <w:rPr>
+                <w:noProof/>
+                <w:webHidden/>
+              </w:rPr>
+              <w:instrText>PAGEREF</w:instrText>
+            </w:r>
+            <w:r>
+              <w:rPr>
+                <w:noProof/>
+                <w:webHidden/>
+                <w:rtl/>
+              </w:rPr>
+              <w:instrText xml:space="preserve"> _</w:instrText>
+            </w:r>
+            <w:r>
+              <w:rPr>
+                <w:noProof/>
+                <w:webHidden/>
+              </w:rPr>
+              <w:instrText>Toc232539105 \h</w:instrText>
+            </w:r>
+            <w:r>
+              <w:rPr>
+                <w:noProof/>
+                <w:webHidden/>
+                <w:rtl/>
+              </w:rPr>
+              <w:instrText xml:space="preserve"> </w:instrText>
+            </w:r>
+            <w:r>
+              <w:rPr>
+                <w:rStyle w:val="Hyperlink"/>
+                <w:noProof/>
+                <w:rtl/>
+              </w:rPr>
+            </w:r>
+            <w:r>
+              <w:rPr>
+                <w:rStyle w:val="Hyperlink"/>
+                <w:noProof/>
+                <w:rtl/>
+              </w:rPr>
+              <w:fldChar w:fldCharType="separate"/>
+            </w:r>
+            <w:r>
+              <w:rPr>
                 <w:noProof/>
                 <w:webHidden/>
                 <w:rtl/>
@@ -2421,9 +1987,474 @@
             </w:r>
             <w:r>
               <w:rPr>
-                <w:rFonts w:cs="B Nazanin"/>
+                <w:rStyle w:val="Hyperlink"/>
+                <w:noProof/>
+                <w:rtl/>
+              </w:rPr>
+              <w:fldChar w:fldCharType="end"/>
+            </w:r>
+          </w:hyperlink>
+        </w:p>
+        <w:p>
+          <w:pPr>
+            <w:pStyle w:val="TOC2"/>
+            <w:tabs>
+              <w:tab w:val="right" w:leader="dot" w:pos="7926"/>
+            </w:tabs>
+            <w:rPr>
+              <w:rFonts w:eastAsiaTheme="minorEastAsia"/>
+              <w:noProof/>
+              <w:rtl/>
+              <w:lang w:bidi="fa-IR"/>
+            </w:rPr>
+          </w:pPr>
+          <w:hyperlink w:anchor="_Toc232539106" w:history="1">
+            <w:r>
+              <w:rPr>
+                <w:rStyle w:val="Hyperlink"/>
+                <w:noProof/>
+                <w:rtl/>
+              </w:rPr>
+              <w:t xml:space="preserve">5.1. توضیح ژنتیک برای </w:t>
+            </w:r>
+            <w:r>
+              <w:rPr>
+                <w:rStyle w:val="Hyperlink"/>
+                <w:noProof/>
+              </w:rPr>
+              <w:t>MLP</w:t>
+            </w:r>
+            <w:r>
+              <w:rPr>
                 <w:noProof/>
                 <w:webHidden/>
+                <w:rtl/>
+              </w:rPr>
+              <w:tab/>
+            </w:r>
+            <w:r>
+              <w:rPr>
+                <w:rStyle w:val="Hyperlink"/>
+                <w:noProof/>
+                <w:rtl/>
+              </w:rPr>
+              <w:fldChar w:fldCharType="begin"/>
+            </w:r>
+            <w:r>
+              <w:rPr>
+                <w:noProof/>
+                <w:webHidden/>
+                <w:rtl/>
+              </w:rPr>
+              <w:instrText xml:space="preserve"> </w:instrText>
+            </w:r>
+            <w:r>
+              <w:rPr>
+                <w:noProof/>
+                <w:webHidden/>
+              </w:rPr>
+              <w:instrText>PAGEREF</w:instrText>
+            </w:r>
+            <w:r>
+              <w:rPr>
+                <w:noProof/>
+                <w:webHidden/>
+                <w:rtl/>
+              </w:rPr>
+              <w:instrText xml:space="preserve"> _</w:instrText>
+            </w:r>
+            <w:r>
+              <w:rPr>
+                <w:noProof/>
+                <w:webHidden/>
+              </w:rPr>
+              <w:instrText>Toc232539106 \h</w:instrText>
+            </w:r>
+            <w:r>
+              <w:rPr>
+                <w:noProof/>
+                <w:webHidden/>
+                <w:rtl/>
+              </w:rPr>
+              <w:instrText xml:space="preserve"> </w:instrText>
+            </w:r>
+            <w:r>
+              <w:rPr>
+                <w:rStyle w:val="Hyperlink"/>
+                <w:noProof/>
+                <w:rtl/>
+              </w:rPr>
+            </w:r>
+            <w:r>
+              <w:rPr>
+                <w:rStyle w:val="Hyperlink"/>
+                <w:noProof/>
+                <w:rtl/>
+              </w:rPr>
+              <w:fldChar w:fldCharType="separate"/>
+            </w:r>
+            <w:r>
+              <w:rPr>
+                <w:noProof/>
+                <w:webHidden/>
+                <w:rtl/>
+              </w:rPr>
+              <w:t>25</w:t>
+            </w:r>
+            <w:r>
+              <w:rPr>
+                <w:rStyle w:val="Hyperlink"/>
+                <w:noProof/>
+                <w:rtl/>
+              </w:rPr>
+              <w:fldChar w:fldCharType="end"/>
+            </w:r>
+          </w:hyperlink>
+        </w:p>
+        <w:p>
+          <w:pPr>
+            <w:pStyle w:val="TOC2"/>
+            <w:tabs>
+              <w:tab w:val="right" w:leader="dot" w:pos="7926"/>
+            </w:tabs>
+            <w:rPr>
+              <w:rFonts w:eastAsiaTheme="minorEastAsia"/>
+              <w:noProof/>
+              <w:rtl/>
+              <w:lang w:bidi="fa-IR"/>
+            </w:rPr>
+          </w:pPr>
+          <w:hyperlink w:anchor="_Toc232539107" w:history="1">
+            <w:r>
+              <w:rPr>
+                <w:rStyle w:val="Hyperlink"/>
+                <w:noProof/>
+                <w:rtl/>
+              </w:rPr>
+              <w:t>5.2. خروجی ها و مقایسه با روش دستی</w:t>
+            </w:r>
+            <w:r>
+              <w:rPr>
+                <w:noProof/>
+                <w:webHidden/>
+                <w:rtl/>
+              </w:rPr>
+              <w:tab/>
+            </w:r>
+            <w:r>
+              <w:rPr>
+                <w:rStyle w:val="Hyperlink"/>
+                <w:noProof/>
+                <w:rtl/>
+              </w:rPr>
+              <w:fldChar w:fldCharType="begin"/>
+            </w:r>
+            <w:r>
+              <w:rPr>
+                <w:noProof/>
+                <w:webHidden/>
+                <w:rtl/>
+              </w:rPr>
+              <w:instrText xml:space="preserve"> </w:instrText>
+            </w:r>
+            <w:r>
+              <w:rPr>
+                <w:noProof/>
+                <w:webHidden/>
+              </w:rPr>
+              <w:instrText>PAGEREF</w:instrText>
+            </w:r>
+            <w:r>
+              <w:rPr>
+                <w:noProof/>
+                <w:webHidden/>
+                <w:rtl/>
+              </w:rPr>
+              <w:instrText xml:space="preserve"> _</w:instrText>
+            </w:r>
+            <w:r>
+              <w:rPr>
+                <w:noProof/>
+                <w:webHidden/>
+              </w:rPr>
+              <w:instrText>Toc232539107 \h</w:instrText>
+            </w:r>
+            <w:r>
+              <w:rPr>
+                <w:noProof/>
+                <w:webHidden/>
+                <w:rtl/>
+              </w:rPr>
+              <w:instrText xml:space="preserve"> </w:instrText>
+            </w:r>
+            <w:r>
+              <w:rPr>
+                <w:rStyle w:val="Hyperlink"/>
+                <w:noProof/>
+                <w:rtl/>
+              </w:rPr>
+            </w:r>
+            <w:r>
+              <w:rPr>
+                <w:rStyle w:val="Hyperlink"/>
+                <w:noProof/>
+                <w:rtl/>
+              </w:rPr>
+              <w:fldChar w:fldCharType="separate"/>
+            </w:r>
+            <w:r>
+              <w:rPr>
+                <w:noProof/>
+                <w:webHidden/>
+                <w:rtl/>
+              </w:rPr>
+              <w:t>25</w:t>
+            </w:r>
+            <w:r>
+              <w:rPr>
+                <w:rStyle w:val="Hyperlink"/>
+                <w:noProof/>
+                <w:rtl/>
+              </w:rPr>
+              <w:fldChar w:fldCharType="end"/>
+            </w:r>
+          </w:hyperlink>
+        </w:p>
+        <w:p>
+          <w:pPr>
+            <w:pStyle w:val="TOC2"/>
+            <w:tabs>
+              <w:tab w:val="right" w:leader="dot" w:pos="7926"/>
+            </w:tabs>
+            <w:rPr>
+              <w:rFonts w:eastAsiaTheme="minorEastAsia"/>
+              <w:noProof/>
+              <w:rtl/>
+              <w:lang w:bidi="fa-IR"/>
+            </w:rPr>
+          </w:pPr>
+          <w:hyperlink w:anchor="_Toc232539108" w:history="1">
+            <w:r>
+              <w:rPr>
+                <w:rStyle w:val="Hyperlink"/>
+                <w:noProof/>
+                <w:rtl/>
+              </w:rPr>
+              <w:t>5.3. ژنتیک</w:t>
+            </w:r>
+            <w:r>
+              <w:rPr>
+                <w:rStyle w:val="Hyperlink"/>
+                <w:noProof/>
+                <w:rtl/>
+              </w:rPr>
+              <w:t xml:space="preserve"> </w:t>
+            </w:r>
+            <w:r>
+              <w:rPr>
+                <w:rStyle w:val="Hyperlink"/>
+                <w:noProof/>
+                <w:rtl/>
+              </w:rPr>
+              <w:t xml:space="preserve">برای </w:t>
+            </w:r>
+            <w:r>
+              <w:rPr>
+                <w:rStyle w:val="Hyperlink"/>
+                <w:noProof/>
+              </w:rPr>
+              <w:t>RBF</w:t>
+            </w:r>
+            <w:r>
+              <w:rPr>
+                <w:noProof/>
+                <w:webHidden/>
+                <w:rtl/>
+              </w:rPr>
+              <w:tab/>
+            </w:r>
+            <w:r>
+              <w:rPr>
+                <w:rStyle w:val="Hyperlink"/>
+                <w:noProof/>
+                <w:rtl/>
+              </w:rPr>
+              <w:fldChar w:fldCharType="begin"/>
+            </w:r>
+            <w:r>
+              <w:rPr>
+                <w:noProof/>
+                <w:webHidden/>
+                <w:rtl/>
+              </w:rPr>
+              <w:instrText xml:space="preserve"> </w:instrText>
+            </w:r>
+            <w:r>
+              <w:rPr>
+                <w:noProof/>
+                <w:webHidden/>
+              </w:rPr>
+              <w:instrText>PAGEREF</w:instrText>
+            </w:r>
+            <w:r>
+              <w:rPr>
+                <w:noProof/>
+                <w:webHidden/>
+                <w:rtl/>
+              </w:rPr>
+              <w:instrText xml:space="preserve"> _</w:instrText>
+            </w:r>
+            <w:r>
+              <w:rPr>
+                <w:noProof/>
+                <w:webHidden/>
+              </w:rPr>
+              <w:instrText>Toc232539108 \h</w:instrText>
+            </w:r>
+            <w:r>
+              <w:rPr>
+                <w:noProof/>
+                <w:webHidden/>
+                <w:rtl/>
+              </w:rPr>
+              <w:instrText xml:space="preserve"> </w:instrText>
+            </w:r>
+            <w:r>
+              <w:rPr>
+                <w:rStyle w:val="Hyperlink"/>
+                <w:noProof/>
+                <w:rtl/>
+              </w:rPr>
+            </w:r>
+            <w:r>
+              <w:rPr>
+                <w:rStyle w:val="Hyperlink"/>
+                <w:noProof/>
+                <w:rtl/>
+              </w:rPr>
+              <w:fldChar w:fldCharType="separate"/>
+            </w:r>
+            <w:r>
+              <w:rPr>
+                <w:noProof/>
+                <w:webHidden/>
+                <w:rtl/>
+              </w:rPr>
+              <w:t>28</w:t>
+            </w:r>
+            <w:r>
+              <w:rPr>
+                <w:rStyle w:val="Hyperlink"/>
+                <w:noProof/>
+                <w:rtl/>
+              </w:rPr>
+              <w:fldChar w:fldCharType="end"/>
+            </w:r>
+          </w:hyperlink>
+        </w:p>
+        <w:p>
+          <w:pPr>
+            <w:pStyle w:val="TOC1"/>
+            <w:tabs>
+              <w:tab w:val="right" w:leader="dot" w:pos="7926"/>
+            </w:tabs>
+            <w:rPr>
+              <w:rFonts w:eastAsiaTheme="minorEastAsia"/>
+              <w:noProof/>
+              <w:rtl/>
+              <w:lang w:bidi="fa-IR"/>
+            </w:rPr>
+          </w:pPr>
+          <w:hyperlink w:anchor="_Toc232539110" w:history="1">
+            <w:r>
+              <w:rPr>
+                <w:rStyle w:val="Hyperlink"/>
+                <w:noProof/>
+                <w:rtl/>
+              </w:rPr>
+              <w:t>6. سوالات پایانی</w:t>
+            </w:r>
+            <w:r>
+              <w:rPr>
+                <w:noProof/>
+                <w:webHidden/>
+                <w:rtl/>
+              </w:rPr>
+              <w:tab/>
+            </w:r>
+            <w:r>
+              <w:rPr>
+                <w:rStyle w:val="Hyperlink"/>
+                <w:noProof/>
+                <w:rtl/>
+              </w:rPr>
+              <w:fldChar w:fldCharType="begin"/>
+            </w:r>
+            <w:r>
+              <w:rPr>
+                <w:noProof/>
+                <w:webHidden/>
+                <w:rtl/>
+              </w:rPr>
+              <w:instrText xml:space="preserve"> </w:instrText>
+            </w:r>
+            <w:r>
+              <w:rPr>
+                <w:noProof/>
+                <w:webHidden/>
+              </w:rPr>
+              <w:instrText>PAGEREF</w:instrText>
+            </w:r>
+            <w:r>
+              <w:rPr>
+                <w:noProof/>
+                <w:webHidden/>
+                <w:rtl/>
+              </w:rPr>
+              <w:instrText xml:space="preserve"> _</w:instrText>
+            </w:r>
+            <w:r>
+              <w:rPr>
+                <w:noProof/>
+                <w:webHidden/>
+              </w:rPr>
+              <w:instrText>Toc232539110 \h</w:instrText>
+            </w:r>
+            <w:r>
+              <w:rPr>
+                <w:noProof/>
+                <w:webHidden/>
+                <w:rtl/>
+              </w:rPr>
+              <w:instrText xml:space="preserve"> </w:instrText>
+            </w:r>
+            <w:r>
+              <w:rPr>
+                <w:rStyle w:val="Hyperlink"/>
+                <w:noProof/>
+                <w:rtl/>
+              </w:rPr>
+            </w:r>
+            <w:r>
+              <w:rPr>
+                <w:rStyle w:val="Hyperlink"/>
+                <w:noProof/>
+                <w:rtl/>
+              </w:rPr>
+              <w:fldChar w:fldCharType="separate"/>
+            </w:r>
+            <w:r>
+              <w:rPr>
+                <w:noProof/>
+                <w:webHidden/>
+                <w:rtl/>
+              </w:rPr>
+              <w:t>31</w:t>
+            </w:r>
+            <w:r>
+              <w:rPr>
+                <w:rStyle w:val="Hyperlink"/>
+                <w:noProof/>
                 <w:rtl/>
               </w:rPr>
               <w:fldChar w:fldCharType="end"/>
@@ -2524,7 +2555,7 @@
           <w:lang w:bidi="fa-IR"/>
         </w:rPr>
       </w:pPr>
-      <w:bookmarkStart w:id="0" w:name="_Toc232509117"/>
+      <w:bookmarkStart w:id="0" w:name="_Toc232539092"/>
       <w:r>
         <w:rPr>
           <w:rStyle w:val="Heading1Char"/>
@@ -2672,7 +2703,7 @@
           <w:lang w:bidi="fa-IR"/>
         </w:rPr>
       </w:pPr>
-      <w:bookmarkStart w:id="1" w:name="_Toc232509118"/>
+      <w:bookmarkStart w:id="1" w:name="_Toc232539093"/>
       <w:r>
         <w:rPr>
           <w:rStyle w:val="Heading1Char"/>
@@ -2692,7 +2723,7 @@
           <w:lang w:bidi="fa-IR"/>
         </w:rPr>
       </w:pPr>
-      <w:bookmarkStart w:id="2" w:name="_Toc232509119"/>
+      <w:bookmarkStart w:id="2" w:name="_Toc232539094"/>
       <w:r>
         <w:rPr>
           <w:rStyle w:val="Heading2Char"/>
@@ -4579,7 +4610,7 @@
           <w:lang w:bidi="fa-IR"/>
         </w:rPr>
       </w:pPr>
-      <w:bookmarkStart w:id="3" w:name="_Toc232509120"/>
+      <w:bookmarkStart w:id="3" w:name="_Toc232539095"/>
       <w:r>
         <w:rPr>
           <w:rStyle w:val="Heading2Char"/>
@@ -4605,7 +4636,7 @@
           <w:lang w:bidi="fa-IR"/>
         </w:rPr>
       </w:pPr>
-      <w:bookmarkStart w:id="4" w:name="_Toc232509121"/>
+      <w:bookmarkStart w:id="4" w:name="_Toc232539096"/>
       <w:r>
         <w:rPr>
           <w:rStyle w:val="Heading3Char"/>
@@ -8010,7 +8041,7 @@
           <w:lang w:bidi="fa-IR"/>
         </w:rPr>
       </w:pPr>
-      <w:bookmarkStart w:id="5" w:name="_Toc232509122"/>
+      <w:bookmarkStart w:id="5" w:name="_Toc232539097"/>
       <w:r>
         <w:rPr>
           <w:rStyle w:val="Heading3Char"/>
@@ -8141,7 +8172,7 @@
           <w:lang w:bidi="fa-IR"/>
         </w:rPr>
       </w:pPr>
-      <w:bookmarkStart w:id="6" w:name="_Toc232509123"/>
+      <w:bookmarkStart w:id="6" w:name="_Toc232539098"/>
       <w:r>
         <w:rPr>
           <w:rStyle w:val="Heading2Char"/>
@@ -10189,7 +10220,7 @@
           <w:lang w:bidi="fa-IR"/>
         </w:rPr>
       </w:pPr>
-      <w:bookmarkStart w:id="7" w:name="_Toc232509124"/>
+      <w:bookmarkStart w:id="7" w:name="_Toc232539099"/>
       <w:r>
         <w:rPr>
           <w:rStyle w:val="Heading1Char"/>
@@ -10210,7 +10241,7 @@
           <w:lang w:bidi="fa-IR"/>
         </w:rPr>
       </w:pPr>
-      <w:bookmarkStart w:id="8" w:name="_Toc232509125"/>
+      <w:bookmarkStart w:id="8" w:name="_Toc232539100"/>
       <w:r>
         <w:rPr>
           <w:rStyle w:val="Heading2Char"/>
@@ -16919,7 +16950,7 @@
           <w:lang w:bidi="fa-IR"/>
         </w:rPr>
       </w:pPr>
-      <w:bookmarkStart w:id="9" w:name="_Toc232509126"/>
+      <w:bookmarkStart w:id="9" w:name="_Toc232539101"/>
       <w:r>
         <w:rPr>
           <w:rStyle w:val="Heading2Char"/>
@@ -19663,7 +19694,7 @@
           <w:rtl/>
         </w:rPr>
       </w:pPr>
-      <w:bookmarkStart w:id="10" w:name="_Toc232509127"/>
+      <w:bookmarkStart w:id="10" w:name="_Toc232539102"/>
       <w:r>
         <w:rPr>
           <w:rFonts w:hint="cs"/>
@@ -19917,7 +19948,7 @@
           <w:rFonts w:cs="Cambria"/>
         </w:rPr>
       </w:pPr>
-      <w:bookmarkStart w:id="11" w:name="_Toc232509128"/>
+      <w:bookmarkStart w:id="11" w:name="_Toc232539103"/>
       <w:r>
         <w:rPr>
           <w:rFonts w:hint="cs"/>
@@ -20734,7 +20765,7 @@
           <w:lang w:bidi="fa-IR"/>
         </w:rPr>
       </w:pPr>
-      <w:bookmarkStart w:id="12" w:name="_Toc232509129"/>
+      <w:bookmarkStart w:id="12" w:name="_Toc232539104"/>
       <w:r>
         <w:rPr>
           <w:rStyle w:val="Heading1Char"/>
@@ -22736,7 +22767,7 @@
           <w:rtl/>
         </w:rPr>
       </w:pPr>
-      <w:bookmarkStart w:id="13" w:name="_Toc232509130"/>
+      <w:bookmarkStart w:id="13" w:name="_Toc232539105"/>
       <w:r>
         <w:rPr>
           <w:rStyle w:val="Heading1Char"/>
@@ -22767,7 +22798,7 @@
           <w:rtl/>
         </w:rPr>
       </w:pPr>
-      <w:bookmarkStart w:id="14" w:name="_Toc232509131"/>
+      <w:bookmarkStart w:id="14" w:name="_Toc232539106"/>
       <w:r>
         <w:rPr>
           <w:rFonts w:hint="cs"/>
@@ -23019,7 +23050,7 @@
           <w:rtl/>
         </w:rPr>
       </w:pPr>
-      <w:bookmarkStart w:id="15" w:name="_Toc232509132"/>
+      <w:bookmarkStart w:id="15" w:name="_Toc232539107"/>
       <w:r>
         <w:rPr>
           <w:rStyle w:val="Heading1Char"/>
@@ -24002,7 +24033,16 @@
           <w:szCs w:val="28"/>
           <w:rtl/>
         </w:rPr>
-        <w:t xml:space="preserve"> همه آن‌ها بخشی از فضای جستجو بودند و بنابراین امکان یافتن ترکیب‌های بهینه‌تر وجود داشت</w:t>
+        <w:t xml:space="preserve"> همه آن‌ها بخشی از فضای جستجو بودند و بنابراین امکان یافتن ترکیب‌های </w:t>
+      </w:r>
+      <w:r>
+        <w:rPr>
+          <w:rFonts w:cs="B Nazanin"/>
+          <w:sz w:val="28"/>
+          <w:szCs w:val="28"/>
+          <w:rtl/>
+        </w:rPr>
+        <w:t>بهینه‌تر وجود داشت</w:t>
       </w:r>
       <w:r>
         <w:rPr>
@@ -24016,16 +24056,14 @@
     </w:p>
     <w:p>
       <w:pPr>
-        <w:pStyle w:val="Heading1"/>
-        <w:rPr>
-          <w:sz w:val="28"/>
-          <w:szCs w:val="28"/>
-          <w:rtl/>
-        </w:rPr>
-      </w:pPr>
-      <w:r>
-        <w:rPr>
-          <w:rFonts w:hint="cs"/>
+        <w:pStyle w:val="Heading2"/>
+        <w:rPr>
+          <w:rtl/>
+        </w:rPr>
+      </w:pPr>
+      <w:bookmarkStart w:id="16" w:name="_Toc232539108"/>
+      <w:r>
+        <w:rPr>
           <w:rtl/>
         </w:rPr>
         <w:t xml:space="preserve">5.3. ژنتیک برای </w:t>
@@ -24033,6 +24071,7 @@
       <w:r>
         <w:t>RBF</w:t>
       </w:r>
+      <w:bookmarkEnd w:id="16"/>
     </w:p>
     <w:p>
       <w:pPr>
@@ -24053,17 +24092,7 @@
           <w:rtl/>
           <w:lang w:bidi="fa-IR"/>
         </w:rPr>
-        <w:t xml:space="preserve">در این بخش </w:t>
-      </w:r>
-      <w:r>
-        <w:rPr>
-          <w:rFonts w:cs="B Nazanin" w:hint="cs"/>
-          <w:sz w:val="28"/>
-          <w:szCs w:val="28"/>
-          <w:rtl/>
-          <w:lang w:bidi="fa-IR"/>
-        </w:rPr>
-        <w:t xml:space="preserve">کروموزوم به این صورت تعریف شد </w:t>
+        <w:t xml:space="preserve">در این بخش کروموزوم به این صورت تعریف شد </w:t>
       </w:r>
     </w:p>
     <w:p>
@@ -24534,28 +24563,70 @@
           <w:rtl/>
           <w:lang w:bidi="fa-IR"/>
         </w:rPr>
-        <w:t>خروجی های حالت جدید</w:t>
-      </w:r>
-    </w:p>
-    <w:p>
-      <w:pPr>
-        <w:rPr>
-          <w:rFonts w:cs="B Nazanin"/>
-          <w:sz w:val="28"/>
-          <w:szCs w:val="28"/>
-          <w:rtl/>
-          <w:lang w:bidi="fa-IR"/>
-        </w:rPr>
-      </w:pPr>
-      <w:r>
-        <w:rPr>
-          <w:noProof/>
+        <w:t>خروجی ها با پیدا کردن بهترین حالت با الگوریتم ژنتیک</w:t>
+      </w:r>
+    </w:p>
+    <w:p>
+      <w:pPr>
+        <w:jc w:val="right"/>
+        <w:rPr>
+          <w:rFonts w:cs="B Nazanin"/>
+          <w:sz w:val="28"/>
+          <w:szCs w:val="28"/>
+          <w:lang w:bidi="fa-IR"/>
+        </w:rPr>
+      </w:pPr>
+      <w:r>
+        <w:rPr>
+          <w:rFonts w:cs="B Nazanin"/>
+          <w:sz w:val="28"/>
+          <w:szCs w:val="28"/>
+          <w:lang w:bidi="fa-IR"/>
+        </w:rPr>
+        <w:t>Best Chromosome: [75, 'k-means', True, True, 0.5, 0.01, 64]</w:t>
+      </w:r>
+    </w:p>
+    <w:p>
+      <w:pPr>
+        <w:rPr>
+          <w:rFonts w:cs="B Nazanin"/>
+          <w:rtl/>
+          <w:lang w:bidi="fa-IR"/>
+        </w:rPr>
+      </w:pPr>
+      <w:r>
+        <w:rPr>
+          <w:rFonts w:cs="B Nazanin"/>
+          <w:sz w:val="28"/>
+          <w:szCs w:val="28"/>
+          <w:lang w:bidi="fa-IR"/>
+        </w:rPr>
+        <w:t>Best Validation Macro-F1: 0.9093</w:t>
+      </w:r>
+    </w:p>
+    <w:p>
+      <w:pPr>
+        <w:rPr>
+          <w:rFonts w:cs="B Nazanin"/>
+          <w:sz w:val="28"/>
+          <w:szCs w:val="28"/>
+          <w:rtl/>
+          <w:lang w:bidi="fa-IR"/>
+        </w:rPr>
+      </w:pPr>
+      <w:r>
+        <w:rPr>
+          <w:rFonts w:cs="B Nazanin"/>
+          <w:sz w:val="28"/>
+          <w:szCs w:val="28"/>
+          <w:rtl/>
+          <w:lang w:bidi="fa-IR"/>
         </w:rPr>
         <w:drawing>
-          <wp:inline distT="0" distB="0" distL="0" distR="0" wp14:anchorId="46BC83C5" wp14:editId="4917F1D6">
-            <wp:extent cx="5039360" cy="2700020"/>
-            <wp:effectExtent l="0" t="0" r="8890" b="5080"/>
-            <wp:docPr id="2039444669" name="Picture 1"/>
+          <wp:inline distT="0" distB="0" distL="0" distR="0" wp14:anchorId="75E6BABA" wp14:editId="3D442D7E">
+            <wp:extent cx="5039360" cy="1719580"/>
+            <wp:effectExtent l="0" t="0" r="8890" b="0"/>
+            <wp:docPr id="2004795267" name="Picture 1"/>
             <wp:cNvGraphicFramePr>
               <a:graphicFrameLocks xmlns:a="http://schemas.openxmlformats.org/drawingml/2006/main" noChangeAspect="1"/>
             </wp:cNvGraphicFramePr>
@@ -24563,7 +24634,7 @@
               <a:graphicData uri="http://schemas.openxmlformats.org/drawingml/2006/picture">
                 <pic:pic xmlns:pic="http://schemas.openxmlformats.org/drawingml/2006/picture">
                   <pic:nvPicPr>
-                    <pic:cNvPr id="2039444669" name=""/>
+                    <pic:cNvPr id="2004795267" name=""/>
                     <pic:cNvPicPr/>
                   </pic:nvPicPr>
                   <pic:blipFill>
@@ -24575,7 +24646,7 @@
                   <pic:spPr>
                     <a:xfrm>
                       <a:off x="0" y="0"/>
-                      <a:ext cx="5039360" cy="2700020"/>
+                      <a:ext cx="5039360" cy="1719580"/>
                     </a:xfrm>
                     <a:prstGeom prst="rect">
                       <a:avLst/>
@@ -24601,7 +24672,6 @@
       <w:r>
         <w:rPr>
           <w:rFonts w:cs="B Nazanin"/>
-          <w:noProof/>
           <w:sz w:val="28"/>
           <w:szCs w:val="28"/>
           <w:rtl/>
@@ -24609,10 +24679,10 @@
         </w:rPr>
         <w:lastRenderedPageBreak/>
         <w:drawing>
-          <wp:inline distT="0" distB="0" distL="0" distR="0" wp14:anchorId="36A56D58" wp14:editId="03609134">
-            <wp:extent cx="4972685" cy="3321050"/>
-            <wp:effectExtent l="0" t="0" r="0" b="0"/>
-            <wp:docPr id="322329129" name="Picture 1"/>
+          <wp:inline distT="0" distB="0" distL="0" distR="0" wp14:anchorId="5ECE1537" wp14:editId="6981A0AE">
+            <wp:extent cx="5039360" cy="2381250"/>
+            <wp:effectExtent l="0" t="0" r="8890" b="0"/>
+            <wp:docPr id="394905565" name="Picture 1"/>
             <wp:cNvGraphicFramePr>
               <a:graphicFrameLocks xmlns:a="http://schemas.openxmlformats.org/drawingml/2006/main" noChangeAspect="1"/>
             </wp:cNvGraphicFramePr>
@@ -24620,7 +24690,7 @@
               <a:graphicData uri="http://schemas.openxmlformats.org/drawingml/2006/picture">
                 <pic:pic xmlns:pic="http://schemas.openxmlformats.org/drawingml/2006/picture">
                   <pic:nvPicPr>
-                    <pic:cNvPr id="322329129" name=""/>
+                    <pic:cNvPr id="394905565" name=""/>
                     <pic:cNvPicPr/>
                   </pic:nvPicPr>
                   <pic:blipFill>
@@ -24632,7 +24702,7 @@
                   <pic:spPr>
                     <a:xfrm>
                       <a:off x="0" y="0"/>
-                      <a:ext cx="4972745" cy="3321090"/>
+                      <a:ext cx="5039360" cy="2381250"/>
                     </a:xfrm>
                     <a:prstGeom prst="rect">
                       <a:avLst/>
@@ -24651,18 +24721,53 @@
           <w:rFonts w:cs="B Nazanin"/>
           <w:sz w:val="28"/>
           <w:szCs w:val="28"/>
-          <w:lang w:bidi="fa-IR"/>
-        </w:rPr>
-      </w:pPr>
-      <w:r>
-        <w:rPr>
-          <w:rFonts w:cs="B Nazanin"/>
-          <w:sz w:val="28"/>
-          <w:szCs w:val="28"/>
-          <w:lang w:bidi="fa-IR"/>
-        </w:rPr>
-        <w:t>Best Chromosome: [300, '</w:t>
-      </w:r>
+          <w:rtl/>
+          <w:lang w:bidi="fa-IR"/>
+        </w:rPr>
+      </w:pPr>
+    </w:p>
+    <w:p>
+      <w:pPr>
+        <w:rPr>
+          <w:rFonts w:cs="B Nazanin"/>
+          <w:sz w:val="28"/>
+          <w:szCs w:val="28"/>
+          <w:rtl/>
+          <w:lang w:bidi="fa-IR"/>
+        </w:rPr>
+      </w:pPr>
+    </w:p>
+    <w:p>
+      <w:pPr>
+        <w:rPr>
+          <w:rFonts w:cs="B Nazanin"/>
+          <w:sz w:val="28"/>
+          <w:szCs w:val="28"/>
+          <w:rtl/>
+          <w:lang w:bidi="fa-IR"/>
+        </w:rPr>
+      </w:pPr>
+      <w:r>
+        <w:rPr>
+          <w:rFonts w:cs="B Nazanin" w:hint="cs"/>
+          <w:sz w:val="28"/>
+          <w:szCs w:val="28"/>
+          <w:rtl/>
+          <w:lang w:bidi="fa-IR"/>
+        </w:rPr>
+        <w:t xml:space="preserve">خروجی ها بدون استفاده از الگوریتم ژنتیک </w:t>
+      </w:r>
+    </w:p>
+    <w:p>
+      <w:pPr>
+        <w:jc w:val="right"/>
+        <w:rPr>
+          <w:rFonts w:cs="B Nazanin"/>
+          <w:sz w:val="28"/>
+          <w:szCs w:val="28"/>
+          <w:lang w:bidi="fa-IR"/>
+        </w:rPr>
+      </w:pPr>
       <w:proofErr w:type="spellStart"/>
       <w:r>
         <w:rPr>
@@ -24671,91 +24776,121 @@
           <w:szCs w:val="28"/>
           <w:lang w:bidi="fa-IR"/>
         </w:rPr>
+        <w:t>num_centers</w:t>
+      </w:r>
+      <w:proofErr w:type="spellEnd"/>
+      <w:r>
+        <w:rPr>
+          <w:rFonts w:cs="B Nazanin"/>
+          <w:sz w:val="28"/>
+          <w:szCs w:val="28"/>
+          <w:lang w:bidi="fa-IR"/>
+        </w:rPr>
+        <w:t>: 300</w:t>
+      </w:r>
+    </w:p>
+    <w:p>
+      <w:pPr>
+        <w:jc w:val="right"/>
+        <w:rPr>
+          <w:rFonts w:cs="B Nazanin"/>
+          <w:sz w:val="28"/>
+          <w:szCs w:val="28"/>
+          <w:lang w:bidi="fa-IR"/>
+        </w:rPr>
+      </w:pPr>
+      <w:r>
+        <w:rPr>
+          <w:rFonts w:cs="B Nazanin"/>
+          <w:sz w:val="28"/>
+          <w:szCs w:val="28"/>
+          <w:rtl/>
+          <w:lang w:bidi="fa-IR"/>
+        </w:rPr>
+        <w:t xml:space="preserve">  </w:t>
+      </w:r>
+      <w:proofErr w:type="spellStart"/>
+      <w:r>
+        <w:rPr>
+          <w:rFonts w:cs="B Nazanin"/>
+          <w:sz w:val="28"/>
+          <w:szCs w:val="28"/>
+          <w:lang w:bidi="fa-IR"/>
+        </w:rPr>
+        <w:t>init_key</w:t>
+      </w:r>
+      <w:proofErr w:type="spellEnd"/>
+      <w:r>
+        <w:rPr>
+          <w:rFonts w:cs="B Nazanin"/>
+          <w:sz w:val="28"/>
+          <w:szCs w:val="28"/>
+          <w:lang w:bidi="fa-IR"/>
+        </w:rPr>
+        <w:t xml:space="preserve">: </w:t>
+      </w:r>
+      <w:proofErr w:type="spellStart"/>
+      <w:r>
+        <w:rPr>
+          <w:rFonts w:cs="B Nazanin"/>
+          <w:sz w:val="28"/>
+          <w:szCs w:val="28"/>
+          <w:lang w:bidi="fa-IR"/>
+        </w:rPr>
         <w:t>random_from_data</w:t>
       </w:r>
       <w:proofErr w:type="spellEnd"/>
-      <w:r>
-        <w:rPr>
-          <w:rFonts w:cs="B Nazanin"/>
-          <w:sz w:val="28"/>
-          <w:szCs w:val="28"/>
-          <w:lang w:bidi="fa-IR"/>
-        </w:rPr>
-        <w:t>', True, True, 2.0, 0.01, 16]</w:t>
-      </w:r>
-    </w:p>
-    <w:p>
-      <w:pPr>
-        <w:rPr>
-          <w:rFonts w:cs="B Nazanin"/>
-          <w:sz w:val="28"/>
-          <w:szCs w:val="28"/>
-          <w:rtl/>
-          <w:lang w:bidi="fa-IR"/>
-        </w:rPr>
-      </w:pPr>
-      <w:r>
-        <w:rPr>
-          <w:rFonts w:cs="B Nazanin"/>
-          <w:sz w:val="28"/>
-          <w:szCs w:val="28"/>
-          <w:lang w:bidi="fa-IR"/>
-        </w:rPr>
-        <w:t>Best Validation Macro-F1: 0.9029</w:t>
-      </w:r>
-    </w:p>
-    <w:p>
-      <w:pPr>
-        <w:rPr>
-          <w:rFonts w:cs="B Nazanin"/>
-          <w:sz w:val="28"/>
-          <w:szCs w:val="28"/>
-          <w:rtl/>
-          <w:lang w:bidi="fa-IR"/>
-        </w:rPr>
-      </w:pPr>
-    </w:p>
-    <w:p>
-      <w:pPr>
-        <w:rPr>
-          <w:rFonts w:cs="B Nazanin"/>
-          <w:sz w:val="28"/>
-          <w:szCs w:val="28"/>
-          <w:rtl/>
-          <w:lang w:bidi="fa-IR"/>
-        </w:rPr>
-      </w:pPr>
-    </w:p>
-    <w:p>
-      <w:pPr>
-        <w:rPr>
-          <w:rFonts w:cs="B Nazanin"/>
-          <w:sz w:val="28"/>
-          <w:szCs w:val="28"/>
-          <w:rtl/>
-          <w:lang w:bidi="fa-IR"/>
-        </w:rPr>
-      </w:pPr>
-      <w:r>
-        <w:rPr>
-          <w:rFonts w:cs="B Nazanin" w:hint="cs"/>
-          <w:sz w:val="28"/>
-          <w:szCs w:val="28"/>
-          <w:rtl/>
-          <w:lang w:bidi="fa-IR"/>
-        </w:rPr>
-        <w:t xml:space="preserve">خروجی ها بدون استفاده از الگوریتم ژنتیک </w:t>
-      </w:r>
-    </w:p>
-    <w:p>
-      <w:pPr>
-        <w:rPr>
-          <w:rFonts w:cs="B Nazanin"/>
-          <w:sz w:val="28"/>
-          <w:szCs w:val="28"/>
-          <w:lang w:bidi="fa-IR"/>
-        </w:rPr>
-      </w:pPr>
+    </w:p>
+    <w:p>
+      <w:pPr>
+        <w:jc w:val="right"/>
+        <w:rPr>
+          <w:rFonts w:cs="B Nazanin"/>
+          <w:sz w:val="28"/>
+          <w:szCs w:val="28"/>
+          <w:lang w:bidi="fa-IR"/>
+        </w:rPr>
+      </w:pPr>
+      <w:r>
+        <w:rPr>
+          <w:rFonts w:cs="B Nazanin"/>
+          <w:sz w:val="28"/>
+          <w:szCs w:val="28"/>
+          <w:rtl/>
+          <w:lang w:bidi="fa-IR"/>
+        </w:rPr>
+        <w:t xml:space="preserve">  </w:t>
+      </w:r>
+      <w:r>
+        <w:rPr>
+          <w:rFonts w:cs="B Nazanin"/>
+          <w:sz w:val="28"/>
+          <w:szCs w:val="28"/>
+          <w:lang w:bidi="fa-IR"/>
+        </w:rPr>
+        <w:t>sigma: 1.8340762849856451</w:t>
+      </w:r>
+    </w:p>
+    <w:p>
+      <w:pPr>
+        <w:jc w:val="right"/>
+        <w:rPr>
+          <w:rFonts w:cs="B Nazanin"/>
+          <w:sz w:val="28"/>
+          <w:szCs w:val="28"/>
+          <w:lang w:bidi="fa-IR"/>
+        </w:rPr>
+      </w:pPr>
+      <w:r>
+        <w:rPr>
+          <w:rFonts w:cs="B Nazanin"/>
+          <w:sz w:val="28"/>
+          <w:szCs w:val="28"/>
+          <w:rtl/>
+          <w:lang w:bidi="fa-IR"/>
+        </w:rPr>
+        <w:t xml:space="preserve">  </w:t>
+      </w:r>
       <w:proofErr w:type="spellStart"/>
       <w:r>
         <w:rPr>
@@ -24764,7 +24899,7 @@
           <w:szCs w:val="28"/>
           <w:lang w:bidi="fa-IR"/>
         </w:rPr>
-        <w:t>num_centers</w:t>
+        <w:t>lr</w:t>
       </w:r>
       <w:proofErr w:type="spellEnd"/>
       <w:r>
@@ -24774,11 +24909,12 @@
           <w:szCs w:val="28"/>
           <w:lang w:bidi="fa-IR"/>
         </w:rPr>
-        <w:t>: 300</w:t>
-      </w:r>
-    </w:p>
-    <w:p>
-      <w:pPr>
+        <w:t>: 0.05</w:t>
+      </w:r>
+    </w:p>
+    <w:p>
+      <w:pPr>
+        <w:jc w:val="right"/>
         <w:rPr>
           <w:rFonts w:cs="B Nazanin"/>
           <w:sz w:val="28"/>
@@ -24804,7 +24940,7 @@
           <w:szCs w:val="28"/>
           <w:lang w:bidi="fa-IR"/>
         </w:rPr>
-        <w:t>init_key</w:t>
+        <w:t>batch_size</w:t>
       </w:r>
       <w:proofErr w:type="spellEnd"/>
       <w:r>
@@ -24814,7 +24950,28 @@
           <w:szCs w:val="28"/>
           <w:lang w:bidi="fa-IR"/>
         </w:rPr>
-        <w:t xml:space="preserve">: </w:t>
+        <w:t>: 16</w:t>
+      </w:r>
+    </w:p>
+    <w:p>
+      <w:pPr>
+        <w:jc w:val="right"/>
+        <w:rPr>
+          <w:rFonts w:cs="B Nazanin"/>
+          <w:sz w:val="28"/>
+          <w:szCs w:val="28"/>
+          <w:lang w:bidi="fa-IR"/>
+        </w:rPr>
+      </w:pPr>
+      <w:r>
+        <w:rPr>
+          <w:rFonts w:cs="B Nazanin"/>
+          <w:sz w:val="28"/>
+          <w:szCs w:val="28"/>
+          <w:rtl/>
+          <w:lang w:bidi="fa-IR"/>
+        </w:rPr>
+        <w:t xml:space="preserve">  </w:t>
       </w:r>
       <w:proofErr w:type="spellStart"/>
       <w:r>
@@ -24824,16 +24981,27 @@
           <w:szCs w:val="28"/>
           <w:lang w:bidi="fa-IR"/>
         </w:rPr>
-        <w:t>random_from_data</w:t>
+        <w:t>trainable_centers</w:t>
       </w:r>
       <w:proofErr w:type="spellEnd"/>
-    </w:p>
-    <w:p>
-      <w:pPr>
-        <w:rPr>
-          <w:rFonts w:cs="B Nazanin"/>
-          <w:sz w:val="28"/>
-          <w:szCs w:val="28"/>
+      <w:r>
+        <w:rPr>
+          <w:rFonts w:cs="B Nazanin"/>
+          <w:sz w:val="28"/>
+          <w:szCs w:val="28"/>
+          <w:lang w:bidi="fa-IR"/>
+        </w:rPr>
+        <w:t>: True</w:t>
+      </w:r>
+    </w:p>
+    <w:p>
+      <w:pPr>
+        <w:jc w:val="right"/>
+        <w:rPr>
+          <w:rFonts w:cs="B Nazanin"/>
+          <w:sz w:val="28"/>
+          <w:szCs w:val="28"/>
+          <w:rtl/>
           <w:lang w:bidi="fa-IR"/>
         </w:rPr>
       </w:pPr>
@@ -24847,35 +25015,6 @@
         </w:rPr>
         <w:t xml:space="preserve">  </w:t>
       </w:r>
-      <w:r>
-        <w:rPr>
-          <w:rFonts w:cs="B Nazanin"/>
-          <w:sz w:val="28"/>
-          <w:szCs w:val="28"/>
-          <w:lang w:bidi="fa-IR"/>
-        </w:rPr>
-        <w:t>sigma: 1.8340762849856451</w:t>
-      </w:r>
-    </w:p>
-    <w:p>
-      <w:pPr>
-        <w:rPr>
-          <w:rFonts w:cs="B Nazanin"/>
-          <w:sz w:val="28"/>
-          <w:szCs w:val="28"/>
-          <w:lang w:bidi="fa-IR"/>
-        </w:rPr>
-      </w:pPr>
-      <w:r>
-        <w:rPr>
-          <w:rFonts w:cs="B Nazanin"/>
-          <w:sz w:val="28"/>
-          <w:szCs w:val="28"/>
-          <w:rtl/>
-          <w:lang w:bidi="fa-IR"/>
-        </w:rPr>
-        <w:t xml:space="preserve">  </w:t>
-      </w:r>
       <w:proofErr w:type="spellStart"/>
       <w:r>
         <w:rPr>
@@ -24884,7 +25023,7 @@
           <w:szCs w:val="28"/>
           <w:lang w:bidi="fa-IR"/>
         </w:rPr>
-        <w:t>lr</w:t>
+        <w:t>trainable_sigma</w:t>
       </w:r>
       <w:proofErr w:type="spellEnd"/>
       <w:r>
@@ -24894,179 +25033,38 @@
           <w:szCs w:val="28"/>
           <w:lang w:bidi="fa-IR"/>
         </w:rPr>
-        <w:t>: 0.05</w:t>
-      </w:r>
-    </w:p>
-    <w:p>
-      <w:pPr>
-        <w:rPr>
-          <w:rFonts w:cs="B Nazanin"/>
-          <w:sz w:val="28"/>
-          <w:szCs w:val="28"/>
-          <w:lang w:bidi="fa-IR"/>
-        </w:rPr>
-      </w:pPr>
-      <w:r>
-        <w:rPr>
-          <w:rFonts w:cs="B Nazanin"/>
-          <w:sz w:val="28"/>
-          <w:szCs w:val="28"/>
-          <w:rtl/>
-          <w:lang w:bidi="fa-IR"/>
-        </w:rPr>
-        <w:t xml:space="preserve">  </w:t>
-      </w:r>
-      <w:proofErr w:type="spellStart"/>
-      <w:r>
-        <w:rPr>
-          <w:rFonts w:cs="B Nazanin"/>
-          <w:sz w:val="28"/>
-          <w:szCs w:val="28"/>
-          <w:lang w:bidi="fa-IR"/>
-        </w:rPr>
-        <w:t>batch_size</w:t>
-      </w:r>
-      <w:proofErr w:type="spellEnd"/>
-      <w:r>
-        <w:rPr>
-          <w:rFonts w:cs="B Nazanin"/>
-          <w:sz w:val="28"/>
-          <w:szCs w:val="28"/>
-          <w:lang w:bidi="fa-IR"/>
-        </w:rPr>
-        <w:t>: 16</w:t>
-      </w:r>
-    </w:p>
-    <w:p>
-      <w:pPr>
-        <w:rPr>
-          <w:rFonts w:cs="B Nazanin"/>
-          <w:sz w:val="28"/>
-          <w:szCs w:val="28"/>
-          <w:lang w:bidi="fa-IR"/>
-        </w:rPr>
-      </w:pPr>
-      <w:r>
-        <w:rPr>
-          <w:rFonts w:cs="B Nazanin"/>
-          <w:sz w:val="28"/>
-          <w:szCs w:val="28"/>
-          <w:rtl/>
-          <w:lang w:bidi="fa-IR"/>
-        </w:rPr>
-        <w:t xml:space="preserve">  </w:t>
-      </w:r>
-      <w:proofErr w:type="spellStart"/>
-      <w:r>
-        <w:rPr>
-          <w:rFonts w:cs="B Nazanin"/>
-          <w:sz w:val="28"/>
-          <w:szCs w:val="28"/>
-          <w:lang w:bidi="fa-IR"/>
-        </w:rPr>
-        <w:t>trainable_centers</w:t>
-      </w:r>
-      <w:proofErr w:type="spellEnd"/>
-      <w:r>
-        <w:rPr>
-          <w:rFonts w:cs="B Nazanin"/>
-          <w:sz w:val="28"/>
-          <w:szCs w:val="28"/>
-          <w:lang w:bidi="fa-IR"/>
-        </w:rPr>
         <w:t>: True</w:t>
       </w:r>
     </w:p>
     <w:p>
       <w:pPr>
-        <w:rPr>
-          <w:rFonts w:cs="B Nazanin"/>
-          <w:sz w:val="28"/>
-          <w:szCs w:val="28"/>
-          <w:rtl/>
-          <w:lang w:bidi="fa-IR"/>
-        </w:rPr>
-      </w:pPr>
-      <w:r>
-        <w:rPr>
-          <w:rFonts w:cs="B Nazanin"/>
-          <w:sz w:val="28"/>
-          <w:szCs w:val="28"/>
-          <w:rtl/>
-          <w:lang w:bidi="fa-IR"/>
-        </w:rPr>
-        <w:t xml:space="preserve">  </w:t>
-      </w:r>
-      <w:proofErr w:type="spellStart"/>
-      <w:r>
-        <w:rPr>
-          <w:rFonts w:cs="B Nazanin"/>
-          <w:sz w:val="28"/>
-          <w:szCs w:val="28"/>
-          <w:lang w:bidi="fa-IR"/>
-        </w:rPr>
-        <w:t>trainable_sigma</w:t>
-      </w:r>
-      <w:proofErr w:type="spellEnd"/>
-      <w:r>
-        <w:rPr>
-          <w:rFonts w:cs="B Nazanin"/>
-          <w:sz w:val="28"/>
-          <w:szCs w:val="28"/>
-          <w:lang w:bidi="fa-IR"/>
-        </w:rPr>
-        <w:t>: True</w:t>
-      </w:r>
-    </w:p>
-    <w:p>
-      <w:pPr>
-        <w:rPr>
-          <w:rFonts w:cs="B Nazanin"/>
-          <w:sz w:val="28"/>
-          <w:szCs w:val="28"/>
-          <w:rtl/>
-          <w:lang w:bidi="fa-IR"/>
-        </w:rPr>
-      </w:pPr>
-      <w:r>
-        <w:rPr>
-          <w:rFonts w:cs="B Nazanin"/>
-          <w:sz w:val="28"/>
-          <w:szCs w:val="28"/>
-          <w:rtl/>
-          <w:lang w:bidi="fa-IR"/>
-        </w:rPr>
-        <w:t xml:space="preserve">| </w:t>
-      </w:r>
-      <w:r>
-        <w:rPr>
-          <w:rFonts w:cs="B Nazanin"/>
-          <w:sz w:val="28"/>
-          <w:szCs w:val="28"/>
-          <w:lang w:bidi="fa-IR"/>
-        </w:rPr>
-        <w:t>Loss: 0.3620 | Val Loss: 0.3744 | Val F1: 0.8328</w:t>
-      </w:r>
-    </w:p>
-    <w:p>
-      <w:pPr>
-        <w:rPr>
-          <w:rFonts w:cs="B Nazanin"/>
-          <w:sz w:val="28"/>
-          <w:szCs w:val="28"/>
-          <w:rtl/>
-          <w:lang w:bidi="fa-IR"/>
-        </w:rPr>
-      </w:pPr>
-      <w:r>
-        <w:rPr>
-          <w:rFonts w:cs="B Nazanin"/>
-          <w:sz w:val="28"/>
-          <w:szCs w:val="28"/>
-          <w:rtl/>
-          <w:lang w:bidi="fa-IR"/>
-        </w:rPr>
-        <w:lastRenderedPageBreak/>
+        <w:jc w:val="right"/>
+        <w:rPr>
+          <w:rFonts w:cs="B Nazanin"/>
+          <w:sz w:val="28"/>
+          <w:szCs w:val="28"/>
+          <w:rtl/>
+          <w:lang w:bidi="fa-IR"/>
+        </w:rPr>
+      </w:pPr>
+      <w:r>
+        <w:rPr>
+          <w:rFonts w:cs="B Nazanin"/>
+          <w:sz w:val="28"/>
+          <w:szCs w:val="28"/>
+          <w:lang w:bidi="fa-IR"/>
+        </w:rPr>
+        <w:t>Macro-F1: 0.8150</w:t>
+      </w:r>
+      <w:r>
+        <w:rPr>
+          <w:rFonts w:cs="B Nazanin"/>
+          <w:noProof/>
+          <w:sz w:val="28"/>
+          <w:szCs w:val="28"/>
+          <w:rtl/>
+          <w:lang w:bidi="fa-IR"/>
+        </w:rPr>
         <w:drawing>
           <wp:inline distT="0" distB="0" distL="0" distR="0" wp14:anchorId="0B59E3AF" wp14:editId="10D31F65">
             <wp:extent cx="5039360" cy="1767840"/>
@@ -25108,6 +25106,173 @@
       <w:pPr>
         <w:jc w:val="both"/>
         <w:rPr>
+          <w:rFonts w:cs="B Nazanin"/>
+          <w:sz w:val="28"/>
+          <w:szCs w:val="28"/>
+          <w:rtl/>
+          <w:lang w:bidi="fa-IR"/>
+        </w:rPr>
+      </w:pPr>
+      <w:r>
+        <w:rPr>
+          <w:rFonts w:cs="B Nazanin" w:hint="cs"/>
+          <w:sz w:val="28"/>
+          <w:szCs w:val="28"/>
+          <w:rtl/>
+          <w:lang w:bidi="fa-IR"/>
+        </w:rPr>
+        <w:lastRenderedPageBreak/>
+        <w:t xml:space="preserve">در خروجی این دو روش تعداد مراکز از 300 به 75 رسیده همچنین روش مقدار دهی اولیه از حالت رندوم به حالت </w:t>
+      </w:r>
+      <w:proofErr w:type="spellStart"/>
+      <w:r>
+        <w:rPr>
+          <w:rFonts w:cs="B Nazanin"/>
+          <w:sz w:val="28"/>
+          <w:szCs w:val="28"/>
+          <w:lang w:bidi="fa-IR"/>
+        </w:rPr>
+        <w:t>kmeans</w:t>
+      </w:r>
+      <w:proofErr w:type="spellEnd"/>
+      <w:r>
+        <w:rPr>
+          <w:rFonts w:cs="B Nazanin" w:hint="cs"/>
+          <w:sz w:val="28"/>
+          <w:szCs w:val="28"/>
+          <w:rtl/>
+          <w:lang w:bidi="fa-IR"/>
+        </w:rPr>
+        <w:t xml:space="preserve"> تغییر کرده سیگما از 1.8 به 0.5 رسیده نرخ یادگیری از 0.05 به 0.01 رسیده و اندازه </w:t>
+      </w:r>
+      <w:r>
+        <w:rPr>
+          <w:rFonts w:cs="B Nazanin"/>
+          <w:sz w:val="28"/>
+          <w:szCs w:val="28"/>
+          <w:lang w:bidi="fa-IR"/>
+        </w:rPr>
+        <w:t>batch</w:t>
+      </w:r>
+      <w:r>
+        <w:rPr>
+          <w:rFonts w:cs="B Nazanin" w:hint="cs"/>
+          <w:sz w:val="28"/>
+          <w:szCs w:val="28"/>
+          <w:rtl/>
+          <w:lang w:bidi="fa-IR"/>
+        </w:rPr>
+        <w:t xml:space="preserve"> از 16 به 64 رسیده.</w:t>
+      </w:r>
+    </w:p>
+    <w:p>
+      <w:pPr>
+        <w:jc w:val="both"/>
+        <w:rPr>
+          <w:rFonts w:cs="B Nazanin"/>
+          <w:sz w:val="28"/>
+          <w:szCs w:val="28"/>
+          <w:rtl/>
+        </w:rPr>
+      </w:pPr>
+      <w:r>
+        <w:rPr>
+          <w:rFonts w:cs="B Nazanin" w:hint="cs"/>
+          <w:sz w:val="28"/>
+          <w:szCs w:val="28"/>
+          <w:rtl/>
+          <w:lang w:bidi="fa-IR"/>
+        </w:rPr>
+        <w:t xml:space="preserve">تحلیل تاثیر تعداد مراکز: </w:t>
+      </w:r>
+      <w:r>
+        <w:rPr>
+          <w:rFonts w:cs="B Nazanin" w:hint="cs"/>
+          <w:sz w:val="28"/>
+          <w:szCs w:val="28"/>
+          <w:rtl/>
+          <w:lang w:bidi="fa-IR"/>
+        </w:rPr>
+        <w:t xml:space="preserve">در حالت دستی بهترین حالت به صورت 300 مرکز و شعاع 1.8 بود که با توجه به میزان نویزی بودن خروجی نشان دهنده همپوشانی بیش از حد بود که باعث میشد  مدل نتواند به درستی مرز ها را تشخیص دهد </w:t>
+      </w:r>
+      <w:r>
+        <w:rPr>
+          <w:rFonts w:cs="B Nazanin"/>
+          <w:sz w:val="28"/>
+          <w:szCs w:val="28"/>
+          <w:rtl/>
+        </w:rPr>
+        <w:t>وقتی مدل سعی می‌کند وزن یک مرکز را اصلاح کند تا خطای یک داده را کم کند، به دلیل همپوشانی بالا، این تغییر وزن به طور ناخواسته بر پاسخ شبکه به صدها داده دیگر در نواحی دورتر هم اثر می‌گذارد. یعنی مدل هر جا را که درست می‌کند، جای دیگری را خراب می‌کند</w:t>
+      </w:r>
+      <w:r>
+        <w:rPr>
+          <w:rFonts w:cs="B Nazanin" w:hint="cs"/>
+          <w:sz w:val="28"/>
+          <w:szCs w:val="28"/>
+          <w:rtl/>
+          <w:lang w:bidi="fa-IR"/>
+        </w:rPr>
+        <w:t xml:space="preserve">. اما در خروجی بخش بعدی که با الگوریتم ژنتیک انتخاب شده است شعاع به 0.5 کاهش یافته و این مشکل را حل کرده است. و در رابطه با پوشش کامل داده نشدن فضا حتی اگر این اتفاق بیوفتد </w:t>
+      </w:r>
+      <w:r>
+        <w:rPr>
+          <w:rFonts w:cs="B Nazanin"/>
+          <w:sz w:val="28"/>
+          <w:szCs w:val="28"/>
+          <w:rtl/>
+        </w:rPr>
+        <w:t>چون این مراکز با روش</w:t>
+      </w:r>
+      <w:r>
+        <w:rPr>
+          <w:rFonts w:cs="B Nazanin"/>
+          <w:sz w:val="28"/>
+          <w:szCs w:val="28"/>
+          <w:lang w:bidi="fa-IR"/>
+        </w:rPr>
+        <w:t xml:space="preserve"> k-means </w:t>
+      </w:r>
+      <w:r>
+        <w:rPr>
+          <w:rFonts w:cs="B Nazanin"/>
+          <w:sz w:val="28"/>
+          <w:szCs w:val="28"/>
+          <w:rtl/>
+        </w:rPr>
+        <w:t>انتخاب شده‌اند، دقیقاً در نقاطی قرار گرفته‌اند که تراکم داده‌ها در آنجا بالاست. در واقع، فضای محیطی که داده‌ای در آن وجود ندارد، نیازی هم به پوشش توسط مراکز</w:t>
+      </w:r>
+      <w:r>
+        <w:rPr>
+          <w:rFonts w:cs="B Nazanin"/>
+          <w:sz w:val="28"/>
+          <w:szCs w:val="28"/>
+          <w:lang w:bidi="fa-IR"/>
+        </w:rPr>
+        <w:t xml:space="preserve"> RBF </w:t>
+      </w:r>
+      <w:r>
+        <w:rPr>
+          <w:rFonts w:cs="B Nazanin"/>
+          <w:sz w:val="28"/>
+          <w:szCs w:val="28"/>
+          <w:rtl/>
+        </w:rPr>
+        <w:t>ندارد</w:t>
+      </w:r>
+      <w:r>
+        <w:rPr>
+          <w:rFonts w:cs="B Nazanin" w:hint="cs"/>
+          <w:sz w:val="28"/>
+          <w:szCs w:val="28"/>
+          <w:rtl/>
+        </w:rPr>
+        <w:t>. هرچند این شعاع به اندازه ای هست که فضا را پوشش دهد بدون هم پوشانی جدی.</w:t>
+      </w:r>
+    </w:p>
+    <w:p>
+      <w:pPr>
+        <w:jc w:val="both"/>
+        <w:rPr>
           <w:rStyle w:val="Heading1Char"/>
           <w:b w:val="0"/>
           <w:bCs w:val="0"/>
@@ -25117,20 +25282,285 @@
           <w:lang w:bidi="fa-IR"/>
         </w:rPr>
       </w:pPr>
+      <w:r>
+        <w:rPr>
+          <w:rFonts w:cs="B Nazanin" w:hint="cs"/>
+          <w:sz w:val="28"/>
+          <w:szCs w:val="28"/>
+          <w:rtl/>
+        </w:rPr>
+        <w:t xml:space="preserve">همچنین زیاد بودن تعداد مراکز در روش اول میتوانست باعث </w:t>
+      </w:r>
+      <w:r>
+        <w:rPr>
+          <w:rFonts w:cs="B Nazanin"/>
+          <w:sz w:val="28"/>
+          <w:szCs w:val="28"/>
+        </w:rPr>
+        <w:t>overfitting</w:t>
+      </w:r>
+      <w:r>
+        <w:rPr>
+          <w:rFonts w:cs="B Nazanin" w:hint="cs"/>
+          <w:sz w:val="28"/>
+          <w:szCs w:val="28"/>
+          <w:rtl/>
+          <w:lang w:bidi="fa-IR"/>
+        </w:rPr>
+        <w:t xml:space="preserve"> شود</w:t>
+      </w:r>
+      <w:r>
+        <w:rPr>
+          <w:rFonts w:cs="B Nazanin" w:hint="cs"/>
+          <w:sz w:val="28"/>
+          <w:szCs w:val="28"/>
+          <w:rtl/>
+          <w:lang w:bidi="fa-IR"/>
+        </w:rPr>
+        <w:t>.</w:t>
+      </w:r>
+      <w:r>
+        <w:rPr>
+          <w:rFonts w:cs="B Nazanin" w:hint="cs"/>
+          <w:sz w:val="28"/>
+          <w:szCs w:val="28"/>
+          <w:rtl/>
+          <w:lang w:bidi="fa-IR"/>
+        </w:rPr>
+        <w:t xml:space="preserve"> </w:t>
+      </w:r>
+      <w:r>
+        <w:rPr>
+          <w:rFonts w:cs="B Nazanin"/>
+          <w:sz w:val="28"/>
+          <w:szCs w:val="28"/>
+          <w:rtl/>
+        </w:rPr>
+        <w:t>زمانی که تعداد مراکز بیش از حد نیاز باشد، شبکه به جای یادگیری الگوهای کلی، تمایل به حفظ کردن نویزهای موجود در داده‌ها پیدا می‌کند که این امر مستقیماً در نوسانات شدید نمودار اعتبار‌سنجی مشهود بود</w:t>
+      </w:r>
+      <w:r>
+        <w:rPr>
+          <w:rFonts w:cs="B Nazanin" w:hint="cs"/>
+          <w:sz w:val="28"/>
+          <w:szCs w:val="28"/>
+          <w:rtl/>
+        </w:rPr>
+        <w:t xml:space="preserve">. اما با کاهش تعداد مراکز به 75 </w:t>
+      </w:r>
+      <w:r>
+        <w:rPr>
+          <w:rFonts w:cs="B Nazanin"/>
+          <w:sz w:val="28"/>
+          <w:szCs w:val="28"/>
+          <w:rtl/>
+        </w:rPr>
+        <w:t>مدل مجبور شد با تعداد کمتری از توابع پایه شعاعی، مهم‌ترین ویژگی‌های داده را استخراج کند که این امر به خودی خود مانع از بروز پدیده بیش‌برازش گردید</w:t>
+      </w:r>
+      <w:r>
+        <w:rPr>
+          <w:rStyle w:val="Heading1Char"/>
+          <w:rFonts w:hint="cs"/>
+          <w:b w:val="0"/>
+          <w:bCs w:val="0"/>
+          <w:sz w:val="28"/>
+          <w:szCs w:val="28"/>
+          <w:rtl/>
+          <w:lang w:bidi="fa-IR"/>
+        </w:rPr>
+        <w:t>.</w:t>
+      </w:r>
     </w:p>
     <w:p>
       <w:pPr>
         <w:jc w:val="both"/>
+        <w:rPr>
+          <w:rFonts w:cs="B Nazanin"/>
+          <w:sz w:val="28"/>
+          <w:szCs w:val="28"/>
+          <w:rtl/>
+        </w:rPr>
+      </w:pPr>
+      <w:bookmarkStart w:id="17" w:name="_Toc232539065"/>
+      <w:bookmarkStart w:id="18" w:name="_Toc232539109"/>
+      <w:r>
+        <w:rPr>
+          <w:rStyle w:val="Heading1Char"/>
+          <w:rFonts w:hint="cs"/>
+          <w:b w:val="0"/>
+          <w:bCs w:val="0"/>
+          <w:sz w:val="28"/>
+          <w:szCs w:val="28"/>
+          <w:rtl/>
+          <w:lang w:bidi="fa-IR"/>
+        </w:rPr>
+        <w:t xml:space="preserve">تحلیل تاثیر روش انتخاب مراکز: در روش دستی به صورت رندم مراکز انتخاب میشدند در حالی که در روش ژنتیک مراکز با </w:t>
+      </w:r>
+      <w:proofErr w:type="spellStart"/>
+      <w:r>
         <w:rPr>
           <w:rStyle w:val="Heading1Char"/>
           <w:b w:val="0"/>
           <w:bCs w:val="0"/>
           <w:sz w:val="28"/>
           <w:szCs w:val="28"/>
-          <w:rtl/>
-          <w:lang w:bidi="fa-IR"/>
-        </w:rPr>
-      </w:pPr>
+          <w:lang w:bidi="fa-IR"/>
+        </w:rPr>
+        <w:t>kmeans</w:t>
+      </w:r>
+      <w:proofErr w:type="spellEnd"/>
+      <w:r>
+        <w:rPr>
+          <w:rStyle w:val="Heading1Char"/>
+          <w:rFonts w:hint="cs"/>
+          <w:b w:val="0"/>
+          <w:bCs w:val="0"/>
+          <w:sz w:val="28"/>
+          <w:szCs w:val="28"/>
+          <w:rtl/>
+          <w:lang w:bidi="fa-IR"/>
+        </w:rPr>
+        <w:t xml:space="preserve"> انتخاب میشوند.</w:t>
+      </w:r>
+      <w:bookmarkEnd w:id="17"/>
+      <w:bookmarkEnd w:id="18"/>
+      <w:r>
+        <w:rPr>
+          <w:rStyle w:val="Heading1Char"/>
+          <w:rFonts w:hint="cs"/>
+          <w:b w:val="0"/>
+          <w:bCs w:val="0"/>
+          <w:sz w:val="28"/>
+          <w:szCs w:val="28"/>
+          <w:rtl/>
+          <w:lang w:bidi="fa-IR"/>
+        </w:rPr>
+        <w:t xml:space="preserve"> </w:t>
+      </w:r>
+      <w:r>
+        <w:rPr>
+          <w:rFonts w:cs="B Nazanin"/>
+          <w:sz w:val="28"/>
+          <w:szCs w:val="28"/>
+          <w:lang w:bidi="fa-IR"/>
+        </w:rPr>
+        <w:t xml:space="preserve"> </w:t>
+      </w:r>
+      <w:r>
+        <w:rPr>
+          <w:rFonts w:cs="B Nazanin"/>
+          <w:sz w:val="28"/>
+          <w:szCs w:val="28"/>
+          <w:lang w:bidi="fa-IR"/>
+        </w:rPr>
+        <w:t>k-means</w:t>
+      </w:r>
+      <w:r>
+        <w:rPr>
+          <w:rFonts w:cs="B Nazanin"/>
+          <w:sz w:val="28"/>
+          <w:szCs w:val="28"/>
+          <w:rtl/>
+        </w:rPr>
+        <w:t>باعث می‌شود مراکز توابع</w:t>
+      </w:r>
+      <w:r>
+        <w:rPr>
+          <w:rFonts w:cs="B Nazanin"/>
+          <w:sz w:val="28"/>
+          <w:szCs w:val="28"/>
+          <w:lang w:bidi="fa-IR"/>
+        </w:rPr>
+        <w:t xml:space="preserve">RBF </w:t>
+      </w:r>
+      <w:r>
+        <w:rPr>
+          <w:rFonts w:cs="B Nazanin"/>
+          <w:sz w:val="28"/>
+          <w:szCs w:val="28"/>
+          <w:rtl/>
+        </w:rPr>
+        <w:t xml:space="preserve">دقیقاً در </w:t>
+      </w:r>
+      <w:r>
+        <w:rPr>
+          <w:rFonts w:cs="B Nazanin" w:hint="cs"/>
+          <w:sz w:val="28"/>
+          <w:szCs w:val="28"/>
+          <w:rtl/>
+        </w:rPr>
+        <w:t>مرکز</w:t>
+      </w:r>
+      <w:r>
+        <w:rPr>
+          <w:rFonts w:cs="B Nazanin"/>
+          <w:sz w:val="28"/>
+          <w:szCs w:val="28"/>
+          <w:rtl/>
+        </w:rPr>
+        <w:t xml:space="preserve"> خوشه‌های داده قرار بگیرند و از همان اپوک‌های ابتدایی، پاسخ‌های معناداری به ورودی‌ها بدهند</w:t>
+      </w:r>
+      <w:r>
+        <w:rPr>
+          <w:rStyle w:val="Heading1Char"/>
+          <w:rFonts w:hint="cs"/>
+          <w:b w:val="0"/>
+          <w:bCs w:val="0"/>
+          <w:sz w:val="28"/>
+          <w:szCs w:val="28"/>
+          <w:rtl/>
+          <w:lang w:bidi="fa-IR"/>
+        </w:rPr>
+        <w:t>.</w:t>
+      </w:r>
+      <w:r>
+        <w:rPr>
+          <w:rStyle w:val="Heading1Char"/>
+          <w:rFonts w:hint="cs"/>
+          <w:b w:val="0"/>
+          <w:bCs w:val="0"/>
+          <w:sz w:val="28"/>
+          <w:szCs w:val="28"/>
+          <w:rtl/>
+          <w:lang w:bidi="fa-IR"/>
+        </w:rPr>
+        <w:t xml:space="preserve"> </w:t>
+      </w:r>
+      <w:r>
+        <w:rPr>
+          <w:rFonts w:cs="B Nazanin"/>
+          <w:sz w:val="28"/>
+          <w:szCs w:val="28"/>
+          <w:rtl/>
+        </w:rPr>
+        <w:t>این موضوع باعث شد که نمودار</w:t>
+      </w:r>
+      <w:r>
+        <w:rPr>
+          <w:rFonts w:cs="B Nazanin"/>
+          <w:sz w:val="28"/>
+          <w:szCs w:val="28"/>
+          <w:lang w:bidi="fa-IR"/>
+        </w:rPr>
+        <w:t xml:space="preserve"> F1 </w:t>
+      </w:r>
+      <w:r>
+        <w:rPr>
+          <w:rFonts w:cs="B Nazanin"/>
+          <w:sz w:val="28"/>
+          <w:szCs w:val="28"/>
+          <w:rtl/>
+        </w:rPr>
+        <w:t>در مدل بهینه شده توسط ژنتیک، از همان ابتدا با قدرت بالایی صعود کرده و برخلاف مدل دستی که در جستجوی جهت درست دچار سردرگمی بود، مستقیماً به سمت ناحیه بهینه حرکت کند</w:t>
+      </w:r>
+      <w:r>
+        <w:rPr>
+          <w:rFonts w:cs="B Nazanin" w:hint="cs"/>
+          <w:sz w:val="28"/>
+          <w:szCs w:val="28"/>
+          <w:rtl/>
+        </w:rPr>
+        <w:t>.</w:t>
+      </w:r>
     </w:p>
     <w:p>
       <w:pPr>
@@ -25145,6 +25575,1271 @@
           <w:lang w:bidi="fa-IR"/>
         </w:rPr>
       </w:pPr>
+      <w:r>
+        <w:rPr>
+          <w:rFonts w:cs="B Nazanin" w:hint="cs"/>
+          <w:sz w:val="28"/>
+          <w:szCs w:val="28"/>
+          <w:rtl/>
+        </w:rPr>
+        <w:lastRenderedPageBreak/>
+        <w:t>تحلیل تاثیر نرخ یادگیری: ت</w:t>
+      </w:r>
+      <w:r>
+        <w:rPr>
+          <w:rFonts w:cs="B Nazanin"/>
+          <w:sz w:val="28"/>
+          <w:szCs w:val="28"/>
+          <w:rtl/>
+        </w:rPr>
+        <w:t xml:space="preserve">فاوت </w:t>
+      </w:r>
+      <w:r>
+        <w:rPr>
+          <w:rFonts w:cs="B Nazanin" w:hint="cs"/>
+          <w:sz w:val="28"/>
+          <w:szCs w:val="28"/>
+          <w:rtl/>
+        </w:rPr>
+        <w:t>بین</w:t>
+      </w:r>
+      <w:r>
+        <w:rPr>
+          <w:rFonts w:cs="B Nazanin"/>
+          <w:sz w:val="28"/>
+          <w:szCs w:val="28"/>
+          <w:rtl/>
+        </w:rPr>
+        <w:t xml:space="preserve"> مقدار ۰.۰۵ در طراحی دستی و ۰.۰۱ در مدل ژنتیک</w:t>
+      </w:r>
+      <w:r>
+        <w:rPr>
+          <w:rStyle w:val="Heading1Char"/>
+          <w:rFonts w:hint="cs"/>
+          <w:b w:val="0"/>
+          <w:bCs w:val="0"/>
+          <w:sz w:val="28"/>
+          <w:szCs w:val="28"/>
+          <w:rtl/>
+          <w:lang w:bidi="fa-IR"/>
+        </w:rPr>
+        <w:t xml:space="preserve"> باعث ثبات یا عدم ثبات خروجی ها میشود نرخ 0.05 باعث میشد که مدل از روی نقاط بهینه بپرد و آن را پیدا نکند و خروجی بسیار نویزی شود در حالی که 0.01 مقدار مناسبی بود و باعث شد که مدل به سمت نقاط بهینه حرکت کند و از روی آن پرش نکند.</w:t>
+      </w:r>
+    </w:p>
+    <w:p>
+      <w:pPr>
+        <w:jc w:val="both"/>
+        <w:rPr>
+          <w:rStyle w:val="Heading1Char"/>
+          <w:b w:val="0"/>
+          <w:bCs w:val="0"/>
+          <w:sz w:val="28"/>
+          <w:szCs w:val="28"/>
+          <w:rtl/>
+          <w:lang w:bidi="fa-IR"/>
+        </w:rPr>
+      </w:pPr>
+    </w:p>
+    <w:p>
+      <w:pPr>
+        <w:pStyle w:val="Heading1"/>
+        <w:rPr>
+          <w:rStyle w:val="Heading1Char"/>
+          <w:b/>
+          <w:bCs/>
+          <w:sz w:val="28"/>
+          <w:szCs w:val="28"/>
+          <w:rtl/>
+        </w:rPr>
+      </w:pPr>
+      <w:bookmarkStart w:id="19" w:name="_Toc232539110"/>
+      <w:r>
+        <w:rPr>
+          <w:rStyle w:val="Heading1Char"/>
+          <w:rFonts w:hint="cs"/>
+          <w:b/>
+          <w:bCs/>
+          <w:sz w:val="28"/>
+          <w:szCs w:val="28"/>
+          <w:rtl/>
+        </w:rPr>
+        <w:t>6. سوالات پایانی</w:t>
+      </w:r>
+      <w:bookmarkEnd w:id="19"/>
+    </w:p>
+    <w:p>
+      <w:pPr>
+        <w:jc w:val="both"/>
+        <w:rPr>
+          <w:rFonts w:cs="B Nazanin"/>
+          <w:b/>
+          <w:bCs/>
+          <w:sz w:val="28"/>
+          <w:szCs w:val="28"/>
+          <w:lang w:bidi="fa-IR"/>
+        </w:rPr>
+      </w:pPr>
+      <w:r>
+        <w:rPr>
+          <w:rFonts w:cs="B Nazanin"/>
+          <w:b/>
+          <w:bCs/>
+          <w:sz w:val="28"/>
+          <w:szCs w:val="28"/>
+          <w:rtl/>
+          <w:lang w:bidi="fa-IR"/>
+        </w:rPr>
+        <w:t>آیا مدل با تعداد پارامتر بیشتر لزوماً بهتر بوده است؟</w:t>
+      </w:r>
+    </w:p>
+    <w:p>
+      <w:pPr>
+        <w:jc w:val="both"/>
+        <w:rPr>
+          <w:rFonts w:cs="B Nazanin"/>
+          <w:sz w:val="28"/>
+          <w:szCs w:val="28"/>
+          <w:rtl/>
+          <w:lang w:bidi="fa-IR"/>
+        </w:rPr>
+      </w:pPr>
+      <w:r>
+        <w:rPr>
+          <w:rFonts w:cs="B Nazanin"/>
+          <w:sz w:val="28"/>
+          <w:szCs w:val="28"/>
+          <w:rtl/>
+          <w:lang w:bidi="fa-IR"/>
+        </w:rPr>
+        <w:t xml:space="preserve">خیر نتایج به وضوح نشان می‌دهد که لزوماً تعداد پارامتر بیشتر به معنای عملکرد بهتر نیست. مدل </w:t>
+      </w:r>
+      <w:r>
+        <w:rPr>
+          <w:rFonts w:cs="B Nazanin"/>
+          <w:sz w:val="28"/>
+          <w:szCs w:val="28"/>
+          <w:lang w:bidi="fa-IR"/>
+        </w:rPr>
+        <w:t>RBF</w:t>
+      </w:r>
+      <w:r>
+        <w:rPr>
+          <w:rFonts w:cs="B Nazanin"/>
+          <w:sz w:val="28"/>
+          <w:szCs w:val="28"/>
+          <w:rtl/>
+          <w:lang w:bidi="fa-IR"/>
+        </w:rPr>
+        <w:t xml:space="preserve"> با ۳۰۰ مرکز (که هر مرکز دارای ابعاد ورودی است و پارامترهای سیگما و وزن‌های خروجی را هم دارد) در مقایسه با </w:t>
+      </w:r>
+      <w:r>
+        <w:rPr>
+          <w:rFonts w:cs="B Nazanin"/>
+          <w:sz w:val="28"/>
+          <w:szCs w:val="28"/>
+          <w:lang w:bidi="fa-IR"/>
+        </w:rPr>
+        <w:t>MLP</w:t>
+      </w:r>
+      <w:r>
+        <w:rPr>
+          <w:rFonts w:cs="B Nazanin"/>
+          <w:sz w:val="28"/>
+          <w:szCs w:val="28"/>
+          <w:rtl/>
+          <w:lang w:bidi="fa-IR"/>
+        </w:rPr>
+        <w:t xml:space="preserve">، دقت کمتری روی داده‌های تست (۰.۸۱ در مقابل ۰.۸۴) ثبت کرده است. همچنین در خودِ مدل </w:t>
+      </w:r>
+      <w:r>
+        <w:rPr>
+          <w:rFonts w:cs="B Nazanin"/>
+          <w:sz w:val="28"/>
+          <w:szCs w:val="28"/>
+          <w:lang w:bidi="fa-IR"/>
+        </w:rPr>
+        <w:t>RBF</w:t>
+      </w:r>
+      <w:r>
+        <w:rPr>
+          <w:rFonts w:cs="B Nazanin"/>
+          <w:sz w:val="28"/>
+          <w:szCs w:val="28"/>
+          <w:rtl/>
+          <w:lang w:bidi="fa-IR"/>
+        </w:rPr>
+        <w:t xml:space="preserve">، دیدیم که افزایش مراکز در طراحی دستی نسبت به نتایج به دست آمده از </w:t>
+      </w:r>
+      <w:r>
+        <w:rPr>
+          <w:rFonts w:cs="B Nazanin"/>
+          <w:sz w:val="28"/>
+          <w:szCs w:val="28"/>
+          <w:lang w:bidi="fa-IR"/>
+        </w:rPr>
+        <w:t>GA</w:t>
+      </w:r>
+      <w:r>
+        <w:rPr>
+          <w:rFonts w:cs="B Nazanin"/>
+          <w:sz w:val="28"/>
+          <w:szCs w:val="28"/>
+          <w:rtl/>
+          <w:lang w:bidi="fa-IR"/>
+        </w:rPr>
+        <w:t xml:space="preserve"> (با ۷۵ مرکز)، عملکرد ضعیف‌تری داشت. پارامتر زیاد بدون تنظیم دقیق، تنها باعث نوسان و کاهش تعمیم‌پذیری می‌شود.</w:t>
+      </w:r>
+    </w:p>
+    <w:p>
+      <w:pPr>
+        <w:jc w:val="both"/>
+        <w:rPr>
+          <w:rFonts w:cs="B Nazanin"/>
+          <w:b/>
+          <w:bCs/>
+          <w:sz w:val="28"/>
+          <w:szCs w:val="28"/>
+          <w:lang w:bidi="fa-IR"/>
+        </w:rPr>
+      </w:pPr>
+      <w:r>
+        <w:rPr>
+          <w:rFonts w:cs="B Nazanin"/>
+          <w:b/>
+          <w:bCs/>
+          <w:sz w:val="28"/>
+          <w:szCs w:val="28"/>
+          <w:rtl/>
+          <w:lang w:bidi="fa-IR"/>
+        </w:rPr>
+        <w:t>آیا مدل روی کلاس‌های پر</w:t>
+      </w:r>
+      <w:r>
+        <w:rPr>
+          <w:rFonts w:cs="B Nazanin" w:hint="cs"/>
+          <w:b/>
+          <w:bCs/>
+          <w:sz w:val="28"/>
+          <w:szCs w:val="28"/>
+          <w:rtl/>
+          <w:lang w:bidi="fa-IR"/>
+        </w:rPr>
+        <w:t>ت</w:t>
+      </w:r>
+      <w:r>
+        <w:rPr>
+          <w:rFonts w:cs="B Nazanin"/>
+          <w:b/>
+          <w:bCs/>
+          <w:sz w:val="28"/>
+          <w:szCs w:val="28"/>
+          <w:rtl/>
+          <w:lang w:bidi="fa-IR"/>
+        </w:rPr>
+        <w:t>کرار بهتر عمل کرده است؟</w:t>
+      </w:r>
+    </w:p>
+    <w:p>
+      <w:pPr>
+        <w:jc w:val="both"/>
+        <w:rPr>
+          <w:rFonts w:cs="B Nazanin"/>
+          <w:sz w:val="28"/>
+          <w:szCs w:val="28"/>
+          <w:rtl/>
+          <w:lang w:bidi="fa-IR"/>
+        </w:rPr>
+      </w:pPr>
+      <w:r>
+        <w:rPr>
+          <w:rFonts w:cs="B Nazanin"/>
+          <w:sz w:val="28"/>
+          <w:szCs w:val="28"/>
+          <w:rtl/>
+          <w:lang w:bidi="fa-IR"/>
+        </w:rPr>
+        <w:t xml:space="preserve">بله کلاس </w:t>
+      </w:r>
+      <w:r>
+        <w:rPr>
+          <w:rFonts w:cs="B Nazanin"/>
+          <w:sz w:val="28"/>
+          <w:szCs w:val="28"/>
+          <w:lang w:bidi="fa-IR"/>
+        </w:rPr>
+        <w:t>Acceptable</w:t>
+      </w:r>
+      <w:r>
+        <w:rPr>
+          <w:rFonts w:cs="B Nazanin"/>
+          <w:sz w:val="28"/>
+          <w:szCs w:val="28"/>
+          <w:rtl/>
+          <w:lang w:bidi="fa-IR"/>
+        </w:rPr>
+        <w:t xml:space="preserve"> که با ۲۲۶ نمونه (</w:t>
+      </w:r>
+      <w:r>
+        <w:rPr>
+          <w:rFonts w:cs="B Nazanin"/>
+          <w:sz w:val="28"/>
+          <w:szCs w:val="28"/>
+          <w:lang w:bidi="fa-IR"/>
+        </w:rPr>
+        <w:t>Support</w:t>
+      </w:r>
+      <w:r>
+        <w:rPr>
+          <w:rFonts w:cs="B Nazanin"/>
+          <w:sz w:val="28"/>
+          <w:szCs w:val="28"/>
+          <w:rtl/>
+          <w:lang w:bidi="fa-IR"/>
+        </w:rPr>
+        <w:t>) پرتکرارترین کلاس است، در هر دو مدل بهترین عملکرد را از نظر تعداد تشخیص درست (</w:t>
+      </w:r>
+      <w:r>
+        <w:rPr>
+          <w:rFonts w:cs="B Nazanin"/>
+          <w:sz w:val="28"/>
+          <w:szCs w:val="28"/>
+          <w:lang w:bidi="fa-IR"/>
+        </w:rPr>
+        <w:t>Recall</w:t>
+      </w:r>
+      <w:r>
+        <w:rPr>
+          <w:rFonts w:cs="B Nazanin"/>
+          <w:sz w:val="28"/>
+          <w:szCs w:val="28"/>
+          <w:rtl/>
+          <w:lang w:bidi="fa-IR"/>
+        </w:rPr>
+        <w:t xml:space="preserve">) داشته است (۱۸۴ در </w:t>
+      </w:r>
+      <w:r>
+        <w:rPr>
+          <w:rFonts w:cs="B Nazanin"/>
+          <w:sz w:val="28"/>
+          <w:szCs w:val="28"/>
+          <w:lang w:bidi="fa-IR"/>
+        </w:rPr>
+        <w:t>RBF</w:t>
+      </w:r>
+      <w:r>
+        <w:rPr>
+          <w:rFonts w:cs="B Nazanin"/>
+          <w:sz w:val="28"/>
+          <w:szCs w:val="28"/>
+          <w:rtl/>
+          <w:lang w:bidi="fa-IR"/>
+        </w:rPr>
+        <w:t xml:space="preserve"> و ۲۰۵ در </w:t>
+      </w:r>
+      <w:r>
+        <w:rPr>
+          <w:rFonts w:cs="B Nazanin"/>
+          <w:sz w:val="28"/>
+          <w:szCs w:val="28"/>
+          <w:lang w:bidi="fa-IR"/>
+        </w:rPr>
+        <w:t>MLP</w:t>
+      </w:r>
+      <w:r>
+        <w:rPr>
+          <w:rFonts w:cs="B Nazanin"/>
+          <w:sz w:val="28"/>
+          <w:szCs w:val="28"/>
+          <w:rtl/>
+          <w:lang w:bidi="fa-IR"/>
+        </w:rPr>
+        <w:t>). دسترسی به داده‌های بیشتر برای این کلاس به مدل اجازه داده است که مرزهای تصمیم‌گیری دقیق‌تری برای آن ترسیم کند</w:t>
+      </w:r>
+      <w:r>
+        <w:rPr>
+          <w:rFonts w:cs="B Nazanin" w:hint="cs"/>
+          <w:sz w:val="28"/>
+          <w:szCs w:val="28"/>
+          <w:rtl/>
+          <w:lang w:bidi="fa-IR"/>
+        </w:rPr>
+        <w:t>.</w:t>
+      </w:r>
+    </w:p>
+    <w:p>
+      <w:pPr>
+        <w:jc w:val="both"/>
+        <w:rPr>
+          <w:rFonts w:cs="B Nazanin"/>
+          <w:b/>
+          <w:bCs/>
+          <w:sz w:val="28"/>
+          <w:szCs w:val="28"/>
+          <w:lang w:bidi="fa-IR"/>
+        </w:rPr>
+      </w:pPr>
+      <w:r>
+        <w:rPr>
+          <w:rFonts w:cs="B Nazanin"/>
+          <w:b/>
+          <w:bCs/>
+          <w:sz w:val="28"/>
+          <w:szCs w:val="28"/>
+          <w:rtl/>
+          <w:lang w:bidi="fa-IR"/>
+        </w:rPr>
+        <w:t xml:space="preserve">آیا کلاس </w:t>
+      </w:r>
+      <w:r>
+        <w:rPr>
+          <w:rFonts w:cs="B Nazanin"/>
+          <w:b/>
+          <w:bCs/>
+          <w:sz w:val="28"/>
+          <w:szCs w:val="28"/>
+          <w:lang w:bidi="fa-IR"/>
+        </w:rPr>
+        <w:t>Poor</w:t>
+      </w:r>
+      <w:r>
+        <w:rPr>
+          <w:rFonts w:cs="B Nazanin"/>
+          <w:b/>
+          <w:bCs/>
+          <w:sz w:val="28"/>
+          <w:szCs w:val="28"/>
+          <w:rtl/>
+          <w:lang w:bidi="fa-IR"/>
+        </w:rPr>
+        <w:t xml:space="preserve"> به دلیل کم بودن نمونه‌ها سخت‌تر تشخیص داده شده است؟</w:t>
+      </w:r>
+    </w:p>
+    <w:p>
+      <w:pPr>
+        <w:jc w:val="both"/>
+        <w:rPr>
+          <w:rFonts w:cs="B Nazanin"/>
+          <w:sz w:val="28"/>
+          <w:szCs w:val="28"/>
+          <w:rtl/>
+          <w:lang w:bidi="fa-IR"/>
+        </w:rPr>
+      </w:pPr>
+      <w:r>
+        <w:rPr>
+          <w:rFonts w:cs="B Nazanin"/>
+          <w:sz w:val="28"/>
+          <w:szCs w:val="28"/>
+          <w:rtl/>
+          <w:lang w:bidi="fa-IR"/>
+        </w:rPr>
+        <w:t xml:space="preserve">خیر، اتفاقاً برعکس. با وجود اینکه کلاس </w:t>
+      </w:r>
+      <w:r>
+        <w:rPr>
+          <w:rFonts w:cs="B Nazanin"/>
+          <w:sz w:val="28"/>
+          <w:szCs w:val="28"/>
+          <w:lang w:bidi="fa-IR"/>
+        </w:rPr>
+        <w:t>Poor</w:t>
+      </w:r>
+      <w:r>
+        <w:rPr>
+          <w:rFonts w:cs="B Nazanin"/>
+          <w:sz w:val="28"/>
+          <w:szCs w:val="28"/>
+          <w:rtl/>
+          <w:lang w:bidi="fa-IR"/>
+        </w:rPr>
+        <w:t xml:space="preserve"> کمترین تعداد نمونه (۱۱۲) را دارد، اما در هر دو مدل عملکرد بسیار خوبی (حتی بهتر از کلاس </w:t>
+      </w:r>
+      <w:r>
+        <w:rPr>
+          <w:rFonts w:cs="B Nazanin"/>
+          <w:sz w:val="28"/>
+          <w:szCs w:val="28"/>
+          <w:lang w:bidi="fa-IR"/>
+        </w:rPr>
+        <w:t>Good</w:t>
+      </w:r>
+      <w:r>
+        <w:rPr>
+          <w:rFonts w:cs="B Nazanin"/>
+          <w:sz w:val="28"/>
+          <w:szCs w:val="28"/>
+          <w:rtl/>
+          <w:lang w:bidi="fa-IR"/>
+        </w:rPr>
+        <w:t xml:space="preserve">) داشته است. در </w:t>
+      </w:r>
+      <w:r>
+        <w:rPr>
+          <w:rFonts w:cs="B Nazanin"/>
+          <w:sz w:val="28"/>
+          <w:szCs w:val="28"/>
+          <w:lang w:bidi="fa-IR"/>
+        </w:rPr>
+        <w:t>RBF</w:t>
+      </w:r>
+      <w:r>
+        <w:rPr>
+          <w:rFonts w:cs="B Nazanin"/>
+          <w:sz w:val="28"/>
+          <w:szCs w:val="28"/>
+          <w:rtl/>
+          <w:lang w:bidi="fa-IR"/>
+        </w:rPr>
+        <w:t xml:space="preserve"> بالاترین </w:t>
+      </w:r>
+      <w:r>
+        <w:rPr>
+          <w:rFonts w:cs="B Nazanin"/>
+          <w:sz w:val="28"/>
+          <w:szCs w:val="28"/>
+          <w:lang w:bidi="fa-IR"/>
+        </w:rPr>
+        <w:t>F1-score</w:t>
+      </w:r>
+      <w:r>
+        <w:rPr>
+          <w:rFonts w:cs="B Nazanin"/>
+          <w:sz w:val="28"/>
+          <w:szCs w:val="28"/>
+          <w:rtl/>
+          <w:lang w:bidi="fa-IR"/>
+        </w:rPr>
+        <w:t xml:space="preserve"> مربوط به کلاس </w:t>
+      </w:r>
+      <w:r>
+        <w:rPr>
+          <w:rFonts w:cs="B Nazanin"/>
+          <w:sz w:val="28"/>
+          <w:szCs w:val="28"/>
+          <w:lang w:bidi="fa-IR"/>
+        </w:rPr>
+        <w:t>Poor</w:t>
+      </w:r>
+      <w:r>
+        <w:rPr>
+          <w:rFonts w:cs="B Nazanin"/>
+          <w:sz w:val="28"/>
+          <w:szCs w:val="28"/>
+          <w:rtl/>
+          <w:lang w:bidi="fa-IR"/>
+        </w:rPr>
+        <w:t xml:space="preserve"> (۰.۸۴) است و در </w:t>
+      </w:r>
+      <w:r>
+        <w:rPr>
+          <w:rFonts w:cs="B Nazanin"/>
+          <w:sz w:val="28"/>
+          <w:szCs w:val="28"/>
+          <w:lang w:bidi="fa-IR"/>
+        </w:rPr>
+        <w:t>MLP</w:t>
+      </w:r>
+      <w:r>
+        <w:rPr>
+          <w:rFonts w:cs="B Nazanin"/>
+          <w:sz w:val="28"/>
+          <w:szCs w:val="28"/>
+          <w:rtl/>
+          <w:lang w:bidi="fa-IR"/>
+        </w:rPr>
+        <w:t xml:space="preserve"> نیز </w:t>
+      </w:r>
+      <w:r>
+        <w:rPr>
+          <w:rFonts w:cs="B Nazanin"/>
+          <w:sz w:val="28"/>
+          <w:szCs w:val="28"/>
+          <w:lang w:bidi="fa-IR"/>
+        </w:rPr>
+        <w:t>F1</w:t>
+      </w:r>
+      <w:r>
+        <w:rPr>
+          <w:rFonts w:cs="B Nazanin"/>
+          <w:sz w:val="28"/>
+          <w:szCs w:val="28"/>
+          <w:rtl/>
+          <w:lang w:bidi="fa-IR"/>
+        </w:rPr>
+        <w:t xml:space="preserve"> این کلاس (۰.۸۷) بسیار بالاست. این نشان می‌دهد که ویژگی‌های کلاس </w:t>
+      </w:r>
+      <w:r>
+        <w:rPr>
+          <w:rFonts w:cs="B Nazanin"/>
+          <w:sz w:val="28"/>
+          <w:szCs w:val="28"/>
+          <w:lang w:bidi="fa-IR"/>
+        </w:rPr>
+        <w:t>Poor</w:t>
+      </w:r>
+      <w:r>
+        <w:rPr>
+          <w:rFonts w:cs="B Nazanin"/>
+          <w:sz w:val="28"/>
+          <w:szCs w:val="28"/>
+          <w:rtl/>
+          <w:lang w:bidi="fa-IR"/>
+        </w:rPr>
+        <w:t xml:space="preserve"> احتمالا در فضای ویژگی بسیار متمایز و جدا از سایر کلاس‌ها هستند و مدل حتی با نمونه‌های کمتر، توانسته الگوهای آن را به راحتی یاد بگیرد</w:t>
+      </w:r>
+      <w:r>
+        <w:rPr>
+          <w:rFonts w:cs="B Nazanin" w:hint="cs"/>
+          <w:sz w:val="28"/>
+          <w:szCs w:val="28"/>
+          <w:rtl/>
+          <w:lang w:bidi="fa-IR"/>
+        </w:rPr>
+        <w:t>.</w:t>
+      </w:r>
+    </w:p>
+    <w:p>
+      <w:pPr>
+        <w:jc w:val="both"/>
+        <w:rPr>
+          <w:rFonts w:cs="B Nazanin"/>
+          <w:b/>
+          <w:bCs/>
+          <w:sz w:val="28"/>
+          <w:szCs w:val="28"/>
+          <w:lang w:bidi="fa-IR"/>
+        </w:rPr>
+      </w:pPr>
+      <w:r>
+        <w:rPr>
+          <w:rFonts w:cs="B Nazanin"/>
+          <w:b/>
+          <w:bCs/>
+          <w:sz w:val="28"/>
+          <w:szCs w:val="28"/>
+          <w:rtl/>
+          <w:lang w:bidi="fa-IR"/>
+        </w:rPr>
+        <w:lastRenderedPageBreak/>
+        <w:t xml:space="preserve">آیا </w:t>
+      </w:r>
+      <w:r>
+        <w:rPr>
+          <w:rFonts w:cs="B Nazanin"/>
+          <w:b/>
+          <w:bCs/>
+          <w:sz w:val="28"/>
+          <w:szCs w:val="28"/>
+          <w:lang w:bidi="fa-IR"/>
+        </w:rPr>
+        <w:t>RBF</w:t>
+      </w:r>
+      <w:r>
+        <w:rPr>
+          <w:rFonts w:cs="B Nazanin"/>
+          <w:b/>
+          <w:bCs/>
+          <w:sz w:val="28"/>
+          <w:szCs w:val="28"/>
+          <w:rtl/>
+          <w:lang w:bidi="fa-IR"/>
+        </w:rPr>
+        <w:t xml:space="preserve"> با تعداد نورون‌های بیشتر بهتر شده یا دچار بیش‌برازش شده است؟</w:t>
+      </w:r>
+    </w:p>
+    <w:p>
+      <w:pPr>
+        <w:jc w:val="both"/>
+        <w:rPr>
+          <w:rFonts w:cs="B Nazanin"/>
+          <w:sz w:val="28"/>
+          <w:szCs w:val="28"/>
+          <w:rtl/>
+          <w:lang w:bidi="fa-IR"/>
+        </w:rPr>
+      </w:pPr>
+      <w:r>
+        <w:rPr>
+          <w:rFonts w:cs="B Nazanin"/>
+          <w:sz w:val="28"/>
+          <w:szCs w:val="28"/>
+          <w:rtl/>
+          <w:lang w:bidi="fa-IR"/>
+        </w:rPr>
+        <w:t xml:space="preserve">مدل </w:t>
+      </w:r>
+      <w:r>
+        <w:rPr>
+          <w:rFonts w:cs="B Nazanin"/>
+          <w:sz w:val="28"/>
+          <w:szCs w:val="28"/>
+          <w:lang w:bidi="fa-IR"/>
+        </w:rPr>
+        <w:t>RBF</w:t>
+      </w:r>
+      <w:r>
+        <w:rPr>
+          <w:rFonts w:cs="B Nazanin"/>
+          <w:sz w:val="28"/>
+          <w:szCs w:val="28"/>
+          <w:rtl/>
+          <w:lang w:bidi="fa-IR"/>
+        </w:rPr>
+        <w:t xml:space="preserve"> با ۳۰۰ مرکز دچار بیش‌برازش (</w:t>
+      </w:r>
+      <w:r>
+        <w:rPr>
+          <w:rFonts w:cs="B Nazanin"/>
+          <w:sz w:val="28"/>
+          <w:szCs w:val="28"/>
+          <w:lang w:bidi="fa-IR"/>
+        </w:rPr>
+        <w:t>Overfitting</w:t>
+      </w:r>
+      <w:r>
+        <w:rPr>
+          <w:rFonts w:cs="B Nazanin"/>
+          <w:sz w:val="28"/>
+          <w:szCs w:val="28"/>
+          <w:rtl/>
+          <w:lang w:bidi="fa-IR"/>
+        </w:rPr>
+        <w:t xml:space="preserve">) و ناپایداری شده است. تفاوت بین بهترین </w:t>
+      </w:r>
+      <w:r>
+        <w:rPr>
+          <w:rFonts w:cs="B Nazanin"/>
+          <w:sz w:val="28"/>
+          <w:szCs w:val="28"/>
+          <w:lang w:bidi="fa-IR"/>
+        </w:rPr>
+        <w:t>F1</w:t>
+      </w:r>
+      <w:r>
+        <w:rPr>
+          <w:rFonts w:cs="B Nazanin"/>
+          <w:sz w:val="28"/>
+          <w:szCs w:val="28"/>
+          <w:rtl/>
+          <w:lang w:bidi="fa-IR"/>
+        </w:rPr>
+        <w:t xml:space="preserve"> اعتبار‌سنجی (۰.۸۷۶۸) و </w:t>
+      </w:r>
+      <w:r>
+        <w:rPr>
+          <w:rFonts w:cs="B Nazanin"/>
+          <w:sz w:val="28"/>
+          <w:szCs w:val="28"/>
+          <w:lang w:bidi="fa-IR"/>
+        </w:rPr>
+        <w:t>F1</w:t>
+      </w:r>
+      <w:r>
+        <w:rPr>
+          <w:rFonts w:cs="B Nazanin"/>
+          <w:sz w:val="28"/>
+          <w:szCs w:val="28"/>
+          <w:rtl/>
+          <w:lang w:bidi="fa-IR"/>
+        </w:rPr>
+        <w:t xml:space="preserve"> نهایی تست (۰.۸۱۵۰) نشان‌دهنده افت عملکرد روی داده‌های نادیده است. تعداد زیاد نورون‌ها باعث شده مدل به جای یادگیری الگوهای کلی، شروع به حفظ کردن نویزهای داده‌های آموزش کند که این امر در نوسانات نمودار </w:t>
+      </w:r>
+      <w:r>
+        <w:rPr>
+          <w:rFonts w:cs="B Nazanin"/>
+          <w:sz w:val="28"/>
+          <w:szCs w:val="28"/>
+          <w:lang w:bidi="fa-IR"/>
+        </w:rPr>
+        <w:t>Loss</w:t>
+      </w:r>
+      <w:r>
+        <w:rPr>
+          <w:rFonts w:cs="B Nazanin"/>
+          <w:sz w:val="28"/>
+          <w:szCs w:val="28"/>
+          <w:rtl/>
+          <w:lang w:bidi="fa-IR"/>
+        </w:rPr>
+        <w:t xml:space="preserve"> کاملاً مشهود بود.</w:t>
+      </w:r>
+    </w:p>
+    <w:p>
+      <w:pPr>
+        <w:jc w:val="both"/>
+        <w:rPr>
+          <w:rFonts w:cs="B Nazanin"/>
+          <w:b/>
+          <w:bCs/>
+          <w:sz w:val="28"/>
+          <w:szCs w:val="28"/>
+          <w:rtl/>
+          <w:lang w:bidi="fa-IR"/>
+        </w:rPr>
+      </w:pPr>
+      <w:r>
+        <w:rPr>
+          <w:rFonts w:cs="B Nazanin"/>
+          <w:b/>
+          <w:bCs/>
+          <w:sz w:val="28"/>
+          <w:szCs w:val="28"/>
+          <w:rtl/>
+          <w:lang w:bidi="fa-IR"/>
+        </w:rPr>
+        <w:t xml:space="preserve">آیا </w:t>
+      </w:r>
+      <w:r>
+        <w:rPr>
+          <w:rFonts w:cs="B Nazanin"/>
+          <w:b/>
+          <w:bCs/>
+          <w:sz w:val="28"/>
+          <w:szCs w:val="28"/>
+          <w:lang w:bidi="fa-IR"/>
+        </w:rPr>
+        <w:t>MLP</w:t>
+      </w:r>
+      <w:r>
+        <w:rPr>
+          <w:rFonts w:cs="B Nazanin"/>
+          <w:b/>
+          <w:bCs/>
+          <w:sz w:val="28"/>
+          <w:szCs w:val="28"/>
+          <w:rtl/>
+          <w:lang w:bidi="fa-IR"/>
+        </w:rPr>
+        <w:t xml:space="preserve"> نسبت به </w:t>
+      </w:r>
+      <w:r>
+        <w:rPr>
+          <w:rFonts w:cs="B Nazanin"/>
+          <w:b/>
+          <w:bCs/>
+          <w:sz w:val="28"/>
+          <w:szCs w:val="28"/>
+          <w:lang w:bidi="fa-IR"/>
+        </w:rPr>
+        <w:t>RBF</w:t>
+      </w:r>
+      <w:r>
+        <w:rPr>
+          <w:rFonts w:cs="B Nazanin"/>
+          <w:b/>
+          <w:bCs/>
+          <w:sz w:val="28"/>
+          <w:szCs w:val="28"/>
+          <w:rtl/>
+          <w:lang w:bidi="fa-IR"/>
+        </w:rPr>
+        <w:t xml:space="preserve"> زمان آموزش بیشتری داشته است؟</w:t>
+      </w:r>
+    </w:p>
+    <w:p>
+      <w:pPr>
+        <w:jc w:val="both"/>
+        <w:rPr>
+          <w:rFonts w:cs="B Nazanin"/>
+          <w:sz w:val="28"/>
+          <w:szCs w:val="28"/>
+          <w:rtl/>
+          <w:lang w:bidi="fa-IR"/>
+        </w:rPr>
+      </w:pPr>
+      <w:r>
+        <w:rPr>
+          <w:rFonts w:cs="B Nazanin"/>
+          <w:sz w:val="28"/>
+          <w:szCs w:val="28"/>
+          <w:rtl/>
+          <w:lang w:bidi="fa-IR"/>
+        </w:rPr>
+        <w:t xml:space="preserve">خیر زمان آموزش </w:t>
+      </w:r>
+      <w:r>
+        <w:rPr>
+          <w:rFonts w:cs="B Nazanin"/>
+          <w:sz w:val="28"/>
+          <w:szCs w:val="28"/>
+          <w:lang w:bidi="fa-IR"/>
+        </w:rPr>
+        <w:t>MLP</w:t>
+      </w:r>
+      <w:r>
+        <w:rPr>
+          <w:rFonts w:cs="B Nazanin"/>
+          <w:sz w:val="28"/>
+          <w:szCs w:val="28"/>
+          <w:rtl/>
+          <w:lang w:bidi="fa-IR"/>
+        </w:rPr>
+        <w:t xml:space="preserve"> حدود ۱۲۷۹ میلی‌ثانیه بوده، در حالی که زمان آموزش مدل نهایی </w:t>
+      </w:r>
+      <w:r>
+        <w:rPr>
+          <w:rFonts w:cs="B Nazanin"/>
+          <w:sz w:val="28"/>
+          <w:szCs w:val="28"/>
+          <w:lang w:bidi="fa-IR"/>
+        </w:rPr>
+        <w:t>RBF</w:t>
+      </w:r>
+      <w:r>
+        <w:rPr>
+          <w:rFonts w:cs="B Nazanin"/>
+          <w:sz w:val="28"/>
+          <w:szCs w:val="28"/>
+          <w:rtl/>
+          <w:lang w:bidi="fa-IR"/>
+        </w:rPr>
+        <w:t xml:space="preserve"> حدود ۸</w:t>
+      </w:r>
+      <w:r>
+        <w:rPr>
+          <w:rFonts w:cs="B Nazanin"/>
+          <w:b/>
+          <w:bCs/>
+          <w:sz w:val="28"/>
+          <w:szCs w:val="28"/>
+          <w:rtl/>
+          <w:lang w:bidi="fa-IR"/>
+        </w:rPr>
+        <w:t>.</w:t>
+      </w:r>
+      <w:r>
+        <w:rPr>
+          <w:rFonts w:cs="B Nazanin"/>
+          <w:sz w:val="28"/>
+          <w:szCs w:val="28"/>
+          <w:rtl/>
+          <w:lang w:bidi="fa-IR"/>
+        </w:rPr>
+        <w:t xml:space="preserve">۱۵ ثانیه ثبت شده است. بنابراین در این آزمایش خاص، </w:t>
+      </w:r>
+      <w:r>
+        <w:rPr>
+          <w:rFonts w:cs="B Nazanin"/>
+          <w:sz w:val="28"/>
+          <w:szCs w:val="28"/>
+          <w:lang w:bidi="fa-IR"/>
+        </w:rPr>
+        <w:t>RBF</w:t>
+      </w:r>
+      <w:r>
+        <w:rPr>
+          <w:rFonts w:cs="B Nazanin"/>
+          <w:sz w:val="28"/>
+          <w:szCs w:val="28"/>
+          <w:rtl/>
+          <w:lang w:bidi="fa-IR"/>
+        </w:rPr>
+        <w:t xml:space="preserve"> به دلیل تعداد بالای مراکز (۳۰۰ مرکز) و آموزش‌پذیر بودن همزمان مراکز و سیگماها، فرآیند محاسباتی سنگین‌تری داشته و زمان بیشتری برای آموزش صرف کرده است.</w:t>
+      </w:r>
+    </w:p>
+    <w:p>
+      <w:pPr>
+        <w:jc w:val="both"/>
+        <w:rPr>
+          <w:rFonts w:cs="B Nazanin"/>
+          <w:sz w:val="28"/>
+          <w:szCs w:val="28"/>
+          <w:rtl/>
+          <w:lang w:bidi="fa-IR"/>
+        </w:rPr>
+      </w:pPr>
+      <w:r>
+        <w:rPr>
+          <w:rFonts w:cs="B Nazanin" w:hint="cs"/>
+          <w:b/>
+          <w:bCs/>
+          <w:sz w:val="28"/>
+          <w:szCs w:val="28"/>
+          <w:rtl/>
+          <w:lang w:bidi="fa-IR"/>
+        </w:rPr>
+        <w:t xml:space="preserve">آیا استفاده از </w:t>
+      </w:r>
+      <w:r>
+        <w:rPr>
+          <w:rFonts w:cs="B Nazanin"/>
+          <w:b/>
+          <w:bCs/>
+          <w:sz w:val="28"/>
+          <w:szCs w:val="28"/>
+          <w:lang w:bidi="fa-IR"/>
+        </w:rPr>
+        <w:t>GA</w:t>
+      </w:r>
+      <w:r>
+        <w:rPr>
+          <w:rFonts w:cs="B Nazanin" w:hint="cs"/>
+          <w:b/>
+          <w:bCs/>
+          <w:sz w:val="28"/>
+          <w:szCs w:val="28"/>
+          <w:rtl/>
+          <w:lang w:bidi="fa-IR"/>
+        </w:rPr>
+        <w:t xml:space="preserve"> باعث بهبود عملکرد شد؟</w:t>
+      </w:r>
+    </w:p>
+    <w:p>
+      <w:pPr>
+        <w:jc w:val="both"/>
+        <w:rPr>
+          <w:rFonts w:cs="B Nazanin" w:hint="cs"/>
+          <w:sz w:val="28"/>
+          <w:szCs w:val="28"/>
+          <w:rtl/>
+          <w:lang w:bidi="fa-IR"/>
+        </w:rPr>
+      </w:pPr>
+      <w:r>
+        <w:rPr>
+          <w:rFonts w:cs="B Nazanin" w:hint="cs"/>
+          <w:sz w:val="28"/>
+          <w:szCs w:val="28"/>
+          <w:rtl/>
+          <w:lang w:bidi="fa-IR"/>
+        </w:rPr>
+        <w:t xml:space="preserve">بله همانطور که در توضیحات بخش امتیازی گفته شد در هر دو مدل </w:t>
+      </w:r>
+      <w:r>
+        <w:rPr>
+          <w:rFonts w:cs="B Nazanin"/>
+          <w:sz w:val="28"/>
+          <w:szCs w:val="28"/>
+          <w:lang w:bidi="fa-IR"/>
+        </w:rPr>
+        <w:t>MLP</w:t>
+      </w:r>
+      <w:r>
+        <w:rPr>
+          <w:rFonts w:cs="B Nazanin" w:hint="cs"/>
+          <w:sz w:val="28"/>
+          <w:szCs w:val="28"/>
+          <w:rtl/>
+          <w:lang w:bidi="fa-IR"/>
+        </w:rPr>
+        <w:t xml:space="preserve"> و </w:t>
+      </w:r>
+      <w:r>
+        <w:rPr>
+          <w:rFonts w:cs="B Nazanin"/>
+          <w:sz w:val="28"/>
+          <w:szCs w:val="28"/>
+          <w:lang w:bidi="fa-IR"/>
+        </w:rPr>
+        <w:t xml:space="preserve"> RBF</w:t>
+      </w:r>
+      <w:r>
+        <w:rPr>
+          <w:rFonts w:cs="B Nazanin" w:hint="cs"/>
+          <w:sz w:val="28"/>
+          <w:szCs w:val="28"/>
+          <w:rtl/>
+          <w:lang w:bidi="fa-IR"/>
+        </w:rPr>
+        <w:t xml:space="preserve"> میزان </w:t>
+      </w:r>
+      <w:r>
+        <w:rPr>
+          <w:rFonts w:cs="B Nazanin"/>
+          <w:sz w:val="28"/>
+          <w:szCs w:val="28"/>
+          <w:lang w:bidi="fa-IR"/>
+        </w:rPr>
+        <w:t>macro f1</w:t>
+      </w:r>
+      <w:r>
+        <w:rPr>
+          <w:rFonts w:cs="B Nazanin" w:hint="cs"/>
+          <w:sz w:val="28"/>
+          <w:szCs w:val="28"/>
+          <w:rtl/>
+          <w:lang w:bidi="fa-IR"/>
+        </w:rPr>
+        <w:t xml:space="preserve"> به طرز چشمگیری بعد از انتخاب با </w:t>
+      </w:r>
+      <w:r>
+        <w:rPr>
+          <w:rFonts w:cs="B Nazanin"/>
+          <w:sz w:val="28"/>
+          <w:szCs w:val="28"/>
+          <w:lang w:bidi="fa-IR"/>
+        </w:rPr>
+        <w:t>GA</w:t>
+      </w:r>
+      <w:r>
+        <w:rPr>
+          <w:rFonts w:cs="B Nazanin" w:hint="cs"/>
+          <w:sz w:val="28"/>
+          <w:szCs w:val="28"/>
+          <w:rtl/>
+          <w:lang w:bidi="fa-IR"/>
+        </w:rPr>
+        <w:t xml:space="preserve"> افزایش یافت.</w:t>
+      </w:r>
+      <w:r>
+        <w:rPr>
+          <w:rFonts w:cs="B Nazanin" w:hint="cs"/>
+          <w:sz w:val="28"/>
+          <w:szCs w:val="28"/>
+          <w:rtl/>
+          <w:lang w:bidi="fa-IR"/>
+        </w:rPr>
+        <w:t xml:space="preserve"> </w:t>
+      </w:r>
+    </w:p>
+    <w:p>
+      <w:pPr>
+        <w:jc w:val="both"/>
+        <w:rPr>
+          <w:rFonts w:cs="B Nazanin"/>
+          <w:sz w:val="28"/>
+          <w:szCs w:val="28"/>
+          <w:rtl/>
+          <w:lang w:bidi="fa-IR"/>
+        </w:rPr>
+      </w:pPr>
+    </w:p>
+    <w:p>
+      <w:pPr>
+        <w:jc w:val="both"/>
+        <w:rPr>
+          <w:rFonts w:cs="B Nazanin"/>
+          <w:sz w:val="28"/>
+          <w:szCs w:val="28"/>
+          <w:rtl/>
+          <w:lang w:bidi="fa-IR"/>
+        </w:rPr>
+      </w:pPr>
+    </w:p>
+    <w:p>
+      <w:pPr>
+        <w:jc w:val="both"/>
+        <w:rPr>
+          <w:rFonts w:cs="B Nazanin"/>
+          <w:sz w:val="28"/>
+          <w:szCs w:val="28"/>
+          <w:rtl/>
+          <w:lang w:bidi="fa-IR"/>
+        </w:rPr>
+      </w:pPr>
+    </w:p>
+    <w:p>
+      <w:pPr>
+        <w:jc w:val="both"/>
+        <w:rPr>
+          <w:rStyle w:val="Heading1Char"/>
+          <w:b w:val="0"/>
+          <w:bCs w:val="0"/>
+          <w:sz w:val="28"/>
+          <w:szCs w:val="28"/>
+          <w:rtl/>
+          <w:lang w:bidi="fa-IR"/>
+        </w:rPr>
+      </w:pPr>
+    </w:p>
+    <w:p>
+      <w:pPr>
+        <w:jc w:val="both"/>
+        <w:rPr>
+          <w:rStyle w:val="Heading1Char"/>
+          <w:b w:val="0"/>
+          <w:bCs w:val="0"/>
+          <w:sz w:val="28"/>
+          <w:szCs w:val="28"/>
+          <w:rtl/>
+          <w:lang w:bidi="fa-IR"/>
+        </w:rPr>
+      </w:pPr>
+    </w:p>
+    <w:p>
+      <w:pPr>
+        <w:jc w:val="both"/>
+        <w:rPr>
+          <w:rStyle w:val="Heading1Char"/>
+          <w:b w:val="0"/>
+          <w:bCs w:val="0"/>
+          <w:sz w:val="28"/>
+          <w:szCs w:val="28"/>
+          <w:rtl/>
+          <w:lang w:bidi="fa-IR"/>
+        </w:rPr>
+      </w:pPr>
+    </w:p>
+    <w:p>
+      <w:pPr>
+        <w:jc w:val="both"/>
+        <w:rPr>
+          <w:rStyle w:val="Heading1Char"/>
+          <w:b w:val="0"/>
+          <w:bCs w:val="0"/>
+          <w:sz w:val="28"/>
+          <w:szCs w:val="28"/>
+          <w:rtl/>
+          <w:lang w:bidi="fa-IR"/>
+        </w:rPr>
+      </w:pPr>
+    </w:p>
+    <w:p>
+      <w:pPr>
+        <w:jc w:val="both"/>
+        <w:rPr>
+          <w:rStyle w:val="Heading1Char"/>
+          <w:b w:val="0"/>
+          <w:bCs w:val="0"/>
+          <w:sz w:val="28"/>
+          <w:szCs w:val="28"/>
+          <w:rtl/>
+          <w:lang w:bidi="fa-IR"/>
+        </w:rPr>
+      </w:pPr>
+    </w:p>
+    <w:p>
+      <w:pPr>
+        <w:jc w:val="both"/>
+        <w:rPr>
+          <w:rStyle w:val="Heading1Char"/>
+          <w:b w:val="0"/>
+          <w:bCs w:val="0"/>
+          <w:sz w:val="28"/>
+          <w:szCs w:val="28"/>
+          <w:rtl/>
+          <w:lang w:bidi="fa-IR"/>
+        </w:rPr>
+      </w:pPr>
+    </w:p>
+    <w:p>
+      <w:pPr>
+        <w:jc w:val="both"/>
+        <w:rPr>
+          <w:rStyle w:val="Heading1Char"/>
+          <w:rFonts w:hint="cs"/>
+          <w:b w:val="0"/>
+          <w:bCs w:val="0"/>
+          <w:sz w:val="28"/>
+          <w:szCs w:val="28"/>
+          <w:rtl/>
+          <w:lang w:bidi="fa-IR"/>
+        </w:rPr>
+      </w:pPr>
+      <w:r>
+        <w:rPr>
+          <w:rStyle w:val="Heading1Char"/>
+          <w:rFonts w:hint="cs"/>
+          <w:b w:val="0"/>
+          <w:bCs w:val="0"/>
+          <w:sz w:val="28"/>
+          <w:szCs w:val="28"/>
+          <w:rtl/>
+          <w:lang w:bidi="fa-IR"/>
+        </w:rPr>
+        <w:lastRenderedPageBreak/>
+        <w:t xml:space="preserve"> </w:t>
+      </w:r>
     </w:p>
     <w:sectPr>
       <w:footerReference w:type="default" r:id="rId37"/>
@@ -27767,7 +29462,6 @@
   <w:style w:type="character" w:default="1" w:styleId="DefaultParagraphFont">
     <w:name w:val="Default Paragraph Font"/>
     <w:uiPriority w:val="1"/>
-    <w:semiHidden/>
     <w:unhideWhenUsed/>
   </w:style>
   <w:style w:type="table" w:default="1" w:styleId="TableNormal">
